--- a/Izvestaj/_report_NN_v2.docx
+++ b/Izvestaj/_report_NN_v2.docx
@@ -2970,7 +2970,7 @@
           <w:noProof/>
         </w:rPr>
         <w:drawing>
-          <wp:inline distT="0" distB="0" distL="0" distR="0" wp14:anchorId="238A0822" wp14:editId="0166D7CC">
+          <wp:inline distT="0" distB="0" distL="0" distR="0" wp14:anchorId="54F36778" wp14:editId="18D53F50">
             <wp:extent cx="3089910" cy="2388235"/>
             <wp:effectExtent l="0" t="0" r="0" b="0"/>
             <wp:docPr id="13" name="Picture 13"/>
@@ -3220,7 +3220,7 @@
           <w:noProof/>
         </w:rPr>
         <w:drawing>
-          <wp:inline distT="0" distB="0" distL="0" distR="0" wp14:anchorId="61715F9C" wp14:editId="556DCDD8">
+          <wp:inline distT="0" distB="0" distL="0" distR="0" wp14:anchorId="47EA95F0" wp14:editId="0D86E2AB">
             <wp:extent cx="3089910" cy="956945"/>
             <wp:effectExtent l="0" t="0" r="0" b="0"/>
             <wp:docPr id="1" name="Picture 1"/>
@@ -3422,7 +3422,7 @@
           <w:noProof/>
         </w:rPr>
         <w:drawing>
-          <wp:inline distT="0" distB="0" distL="0" distR="0" wp14:anchorId="707ECB88" wp14:editId="4B53081B">
+          <wp:inline distT="0" distB="0" distL="0" distR="0" wp14:anchorId="0AB282BB" wp14:editId="7D4DF3C8">
             <wp:extent cx="3089910" cy="2150745"/>
             <wp:effectExtent l="0" t="0" r="0" b="1905"/>
             <wp:docPr id="14" name="Picture 14"/>
@@ -3622,7 +3622,7 @@
           <w:noProof/>
         </w:rPr>
         <w:drawing>
-          <wp:inline distT="0" distB="0" distL="0" distR="0" wp14:anchorId="4B6ADCA2" wp14:editId="5D9F111C">
+          <wp:inline distT="0" distB="0" distL="0" distR="0" wp14:anchorId="328E342C" wp14:editId="147440D9">
             <wp:extent cx="3089910" cy="2386965"/>
             <wp:effectExtent l="0" t="0" r="0" b="0"/>
             <wp:docPr id="4" name="Picture 4"/>
@@ -3902,7 +3902,7 @@
           <w:noProof/>
         </w:rPr>
         <w:drawing>
-          <wp:inline distT="0" distB="0" distL="0" distR="0" wp14:anchorId="3A604C58" wp14:editId="1B5D9866">
+          <wp:inline distT="0" distB="0" distL="0" distR="0" wp14:anchorId="4AE87589" wp14:editId="52F1E528">
             <wp:extent cx="3089910" cy="1370330"/>
             <wp:effectExtent l="0" t="0" r="0" b="1270"/>
             <wp:docPr id="9" name="Picture 9"/>
@@ -4308,7 +4308,7 @@
           <w:noProof/>
         </w:rPr>
         <w:drawing>
-          <wp:inline distT="0" distB="0" distL="0" distR="0" wp14:anchorId="70AC3F05" wp14:editId="1AFA84FA">
+          <wp:inline distT="0" distB="0" distL="0" distR="0" wp14:anchorId="24F107F3" wp14:editId="4DCAB5A4">
             <wp:extent cx="3089910" cy="1285240"/>
             <wp:effectExtent l="0" t="0" r="0" b="0"/>
             <wp:docPr id="15" name="Picture 15"/>
@@ -4729,7 +4729,7 @@
           <w:noProof/>
         </w:rPr>
         <w:drawing>
-          <wp:inline distT="0" distB="0" distL="0" distR="0" wp14:anchorId="17CC1C80" wp14:editId="0C6E1E63">
+          <wp:inline distT="0" distB="0" distL="0" distR="0" wp14:anchorId="74A72F8A" wp14:editId="4CD7AE9A">
             <wp:extent cx="3089910" cy="1009650"/>
             <wp:effectExtent l="0" t="0" r="0" b="0"/>
             <wp:docPr id="16" name="Picture 16"/>
@@ -4817,7 +4817,7 @@
           <w:noProof/>
         </w:rPr>
         <w:drawing>
-          <wp:inline distT="0" distB="0" distL="0" distR="0" wp14:anchorId="7790852B" wp14:editId="7E51AE37">
+          <wp:inline distT="0" distB="0" distL="0" distR="0" wp14:anchorId="09523253" wp14:editId="31614E9A">
             <wp:extent cx="3089910" cy="1009015"/>
             <wp:effectExtent l="0" t="0" r="0" b="635"/>
             <wp:docPr id="17" name="Picture 17"/>
@@ -38441,7 +38441,7 @@
           <w:noProof/>
         </w:rPr>
         <w:drawing>
-          <wp:inline distT="0" distB="0" distL="0" distR="0" wp14:anchorId="1E956DE4" wp14:editId="65A58BAF">
+          <wp:inline distT="0" distB="0" distL="0" distR="0" wp14:anchorId="7D11497A" wp14:editId="1B3CBDDD">
             <wp:extent cx="3089910" cy="3321685"/>
             <wp:effectExtent l="0" t="0" r="0" b="0"/>
             <wp:docPr id="1755487639" name="Picture 1" descr="A graph of a train and light&#10;&#10;Description automatically generated with medium confidence"/>
@@ -38625,7 +38625,7 @@
         </w:rPr>
         <w:lastRenderedPageBreak/>
         <w:drawing>
-          <wp:inline distT="0" distB="0" distL="0" distR="0" wp14:anchorId="1AEC99D5" wp14:editId="01D65161">
+          <wp:inline distT="0" distB="0" distL="0" distR="0" wp14:anchorId="044C9A89" wp14:editId="09D125AE">
             <wp:extent cx="3089910" cy="3464560"/>
             <wp:effectExtent l="0" t="0" r="0" b="2540"/>
             <wp:docPr id="54034766" name="Picture 1"/>
@@ -44274,27 +44274,9 @@
     <w:p>
       <w:pPr>
         <w:pStyle w:val="BodyText"/>
-        <w:rPr>
-          <w:lang w:val="en-US"/>
-        </w:rPr>
       </w:pPr>
       <w:r>
-        <w:t>Nakon detaljnog razmatranja klasičnih regresionih modela na sezonski agregiranim podacima, u ovom poglavlju rad se proširuje primenom neuronskih mreža</w:t>
-      </w:r>
-      <w:r>
-        <w:rPr>
-          <w:lang w:val="en-US"/>
-        </w:rPr>
-        <w:t>.</w:t>
-      </w:r>
-      <w:r>
-        <w:t xml:space="preserve"> </w:t>
-      </w:r>
-      <w:r>
-        <w:t xml:space="preserve">Najznačajnija promena u odnosu na prethodni deo rada jeste promena ciljne promenljive: umesto sezonski agregiranih jardi po utakmici </w:t>
-      </w:r>
-      <w:r>
-        <w:t xml:space="preserve">(yards/G) sada se predviđaju ostvareni </w:t>
+        <w:t xml:space="preserve">Predmet ovog poglavlja je primena neuronskih mreža na predviđanje broja </w:t>
       </w:r>
       <w:r>
         <w:rPr>
@@ -44308,74 +44290,79 @@
         <w:rPr>
           <w:lang w:val="en-US"/>
         </w:rPr>
-        <w:t xml:space="preserve"> </w:t>
-      </w:r>
-      <w:r>
-        <w:t xml:space="preserve">jardi </w:t>
+        <w:t xml:space="preserve"> jardi</w:t>
+      </w:r>
+      <w:r>
+        <w:t xml:space="preserve"> na nivou pojedinačne utakmice. </w:t>
+      </w:r>
+      <w:r>
+        <w:t>U odnosu na prethodno poglavlje izmenjena je ciljna promenljiva. Umesto sezonski agregiranih jardi po utakmici</w:t>
+      </w:r>
+      <w:r>
+        <w:t xml:space="preserve">, modeluje se broj prijemnih jardi po pojedinačnoj utakmici. </w:t>
+      </w:r>
+      <w:r>
+        <w:rPr>
+          <w:lang w:val="en-US"/>
+        </w:rPr>
+        <w:t>Glavni razlog</w:t>
+      </w:r>
+      <w:r>
+        <w:t xml:space="preserve"> za promenu </w:t>
+      </w:r>
+      <w:r>
+        <w:rPr>
+          <w:lang w:val="en-US"/>
+        </w:rPr>
+        <w:t xml:space="preserve">je </w:t>
+      </w:r>
+      <w:r>
+        <w:t>obim podataka</w:t>
+      </w:r>
+      <w:r>
+        <w:rPr>
+          <w:lang w:val="en-US"/>
+        </w:rPr>
+        <w:t>,</w:t>
+      </w:r>
+      <w:r>
+        <w:t xml:space="preserve"> neuronske mreže stabilno generalizuju</w:t>
+      </w:r>
+      <w:r>
+        <w:rPr>
+          <w:lang w:val="en-US"/>
+        </w:rPr>
+        <w:t xml:space="preserve"> na velikim skupovima podataka</w:t>
+      </w:r>
+      <w:r>
+        <w:t>,</w:t>
+      </w:r>
+      <w:r>
+        <w:t xml:space="preserve"> sezonski skup za </w:t>
       </w:r>
       <w:r>
         <w:rPr>
           <w:i/>
           <w:iCs/>
         </w:rPr>
-        <w:t>Wide</w:t>
+        <w:t>WR</w:t>
+      </w:r>
+      <w:r>
+        <w:t xml:space="preserve"> poziciju sadrži 5.529 zapisa.</w:t>
+      </w:r>
+      <w:r>
+        <w:rPr>
+          <w:lang w:val="en-US"/>
+        </w:rPr>
+        <w:t xml:space="preserve"> Skup sa pojedinačnim utakmicama </w:t>
       </w:r>
       <w:r>
         <w:t xml:space="preserve"> </w:t>
       </w:r>
       <w:r>
-        <w:rPr>
-          <w:i/>
-          <w:iCs/>
-        </w:rPr>
-        <w:t>Receiver</w:t>
-      </w:r>
-      <w:r>
-        <w:t xml:space="preserve">-a po pojedinačnoj utakmici. Razlog za ovaj prelazak </w:t>
-      </w:r>
-      <w:r>
-        <w:t>je obim podataka</w:t>
-      </w:r>
-      <w:r>
-        <w:rPr>
-          <w:lang w:val="en-US"/>
-        </w:rPr>
-        <w:t>,</w:t>
-      </w:r>
-      <w:r>
-        <w:t xml:space="preserve"> neuronske mreže imaju veliki broj parametara i stabilno generalizuju tek na </w:t>
-      </w:r>
-      <w:r>
-        <w:rPr>
-          <w:lang w:val="en-US"/>
-        </w:rPr>
-        <w:t xml:space="preserve">velikim </w:t>
-      </w:r>
-      <w:r>
-        <w:t>skupovi</w:t>
-      </w:r>
-      <w:r>
-        <w:t>ma</w:t>
-      </w:r>
-      <w:r>
-        <w:t>. Sezonski skup za WR poziciju sadrži samo 5.529 zapisa, što je premalo i za umereno duboke arhitekture</w:t>
-      </w:r>
-      <w:r>
-        <w:rPr>
-          <w:lang w:val="en-US"/>
-        </w:rPr>
-        <w:t>,</w:t>
-      </w:r>
-      <w:r>
-        <w:t xml:space="preserve"> prelaskom na nivo utakmice raspolažemo sa 46.115 zapisa za 1.719 unikatnih igrača kroz 11 sezona (2015–2025), što je vi</w:t>
-      </w:r>
-      <w:r>
-        <w:t>še od osam puta veći skup</w:t>
-      </w:r>
-      <w:r>
-        <w:rPr>
-          <w:lang w:val="en-US"/>
-        </w:rPr>
+        <w:t>obuhvata 46.115 zapisa za 1.719 igrača kroz 11 sezona (2015–2025), čime je obezbeđen dovoljan obim</w:t>
+      </w:r>
+      <w:r>
         <w:t>.</w:t>
       </w:r>
     </w:p>
@@ -44387,10 +44374,10 @@
         </w:rPr>
       </w:pPr>
       <w:r>
-        <w:t>Da bi se dobilo direktno poređenje, na istom game-level skupu obučeni su i klasični modeli mašinskog učenja iz</w:t>
-      </w:r>
-      <w:r>
-        <w:t xml:space="preserve"> prethodnog dela rada (</w:t>
+        <w:t xml:space="preserve">Radi obezbeđivanja korektne uporedne osnove, na istom </w:t>
+      </w:r>
+      <w:r>
+        <w:t>skupu obučeni su i klasični regresioni modeli (</w:t>
       </w:r>
       <w:r>
         <w:rPr>
@@ -44420,54 +44407,52 @@
         <w:t>LightGBM</w:t>
       </w:r>
       <w:r>
-        <w:t>), uz identičan protokol evaluacije. Kao neuronske arhitekture testirani su MLP modeli različitog kapaciteta i jačine regularizacije kao osnovni (</w:t>
+        <w:t xml:space="preserve">) iz prethodnog poglavlja. Kao neuronske arhitekture testirani su </w:t>
       </w:r>
       <w:r>
         <w:rPr>
           <w:i/>
           <w:iCs/>
         </w:rPr>
-        <w:t>base</w:t>
-      </w:r>
-      <w:r>
-        <w:t xml:space="preserve">) </w:t>
+        <w:t>MLP</w:t>
+      </w:r>
+      <w:r>
+        <w:t xml:space="preserve"> modeli različitog kapaciteta, rekurentne mreže sa </w:t>
       </w:r>
       <w:r>
         <w:rPr>
           <w:i/>
           <w:iCs/>
         </w:rPr>
-        <w:t>feed-forward</w:t>
-      </w:r>
-      <w:r>
-        <w:t xml:space="preserve"> pristup, kao i dve klase </w:t>
-      </w:r>
-      <w:r>
-        <w:t>rekurentnih mreža</w:t>
-      </w:r>
-      <w:r>
-        <w:rPr>
-          <w:lang w:val="en-US"/>
-        </w:rPr>
-        <w:t>,</w:t>
-      </w:r>
-      <w:r>
-        <w:t xml:space="preserve"> GRU i LSTM</w:t>
-      </w:r>
-      <w:r>
-        <w:rPr>
-          <w:lang w:val="en-US"/>
-        </w:rPr>
-        <w:t xml:space="preserve">, </w:t>
-      </w:r>
-      <w:r>
-        <w:t>sa standardnim i proširenim varijantama. Konačno, testirani su ansambli koji kombinuju klasične i neuronske modele</w:t>
+        <w:t>GRU</w:t>
+      </w:r>
+      <w:r>
+        <w:t xml:space="preserve"> i </w:t>
+      </w:r>
+      <w:r>
+        <w:rPr>
+          <w:i/>
+          <w:iCs/>
+        </w:rPr>
+        <w:t>LSTM</w:t>
+      </w:r>
+      <w:r>
+        <w:t xml:space="preserve"> ćelijama</w:t>
       </w:r>
       <w:r>
         <w:rPr>
           <w:lang w:val="en-US"/>
         </w:rPr>
         <w:t>.</w:t>
+      </w:r>
+      <w:r>
+        <w:t xml:space="preserve"> </w:t>
+      </w:r>
+      <w:r>
+        <w:rPr>
+          <w:lang w:val="en-US"/>
+        </w:rPr>
+        <w:t xml:space="preserve"> Takodje testirani su ansambli koji kombinuju klasične i neuronske modele. Svi modeli su evaluirani pod istim protokolom.</w:t>
       </w:r>
     </w:p>
     <w:p>
@@ -44483,22 +44468,7 @@
         <w:pStyle w:val="BodyText"/>
       </w:pPr>
       <w:r>
-        <w:t>Metodološki okv</w:t>
-      </w:r>
-      <w:r>
-        <w:t>ir zasniva se na četiri stuba: striktna vremenska podela podataka radi izbegavanja curenja informacija iz budućnosti, bogato inženjerstvo obeležja koje kodira kratkoročnu i dugoročnu formu igrača, skup arhitektura neuronskih mreža prilagođenih tabularnim i</w:t>
-      </w:r>
-      <w:r>
-        <w:t xml:space="preserve"> sekvencijalnim podacima i sistematska optimizacija hiperparametara </w:t>
-      </w:r>
-      <w:r>
-        <w:t>realizovana kroz primenu Optuna biblioteke</w:t>
-      </w:r>
-      <w:r>
-        <w:t xml:space="preserve">. Svi modeli dele </w:t>
-      </w:r>
-      <w:r>
-        <w:t>isti protokol evaluacije kako bi rezultati bili neposredno uporedivi.</w:t>
+        <w:t xml:space="preserve">Metodološki okvir obuhvata četiri komponente: hronološku podelu podataka, inženjerstvo obeležja, izbor i implementaciju arhitektura, i optimizaciju hiperparametara. </w:t>
       </w:r>
     </w:p>
     <w:p>
@@ -44514,10 +44484,19 @@
         <w:pStyle w:val="BodyText"/>
       </w:pPr>
       <w:r>
-        <w:t>Korišćen je skup wr_all_weeks.csv koji sadrži 46.115 z</w:t>
-      </w:r>
-      <w:r>
-        <w:t>apisa na nivou igrač</w:t>
+        <w:t xml:space="preserve">Korišćen </w:t>
+      </w:r>
+      <w:r>
+        <w:t>skup</w:t>
+      </w:r>
+      <w:r>
+        <w:t xml:space="preserve"> </w:t>
+      </w:r>
+      <w:r>
+        <w:t>sadrži 46.115 zapisa na nivou igrač–utakmica za 1.719</w:t>
+      </w:r>
+      <w:r>
+        <w:t xml:space="preserve"> igrača iz sezona 2015</w:t>
       </w:r>
       <w:r>
         <w:rPr>
@@ -44526,43 +44505,13 @@
         <w:t>-</w:t>
       </w:r>
       <w:r>
-        <w:t xml:space="preserve">utakmica za 1.719 </w:t>
-      </w:r>
-      <w:r>
-        <w:rPr>
-          <w:i/>
-          <w:iCs/>
-        </w:rPr>
-        <w:t>Wide</w:t>
-      </w:r>
-      <w:r>
-        <w:t xml:space="preserve"> </w:t>
-      </w:r>
-      <w:r>
-        <w:rPr>
-          <w:i/>
-          <w:iCs/>
-        </w:rPr>
-        <w:t>Receiver</w:t>
-      </w:r>
-      <w:r>
-        <w:t xml:space="preserve">-a iz 11 sezona (2015–2025), sa 99 originalnih kolona. Ciljna promenljiva je </w:t>
-      </w:r>
-      <w:r>
-        <w:rPr>
-          <w:i/>
-          <w:iCs/>
-        </w:rPr>
-        <w:t>receiving_yards</w:t>
-      </w:r>
-      <w:r>
-        <w:t>, sa značajnom desnom asimetrijom (mean = 29,6; std = 31,8; max = 300) i sa oko 12% utakmica u kojima igrač ostv</w:t>
-      </w:r>
-      <w:r>
-        <w:t>ari nula jardi</w:t>
-      </w:r>
-      <w:r>
-        <w:t>. U odnosu na sezonski skup iz prethodnog dela rada (5.529 redova za WR, target yards/G), novi skup je više od osam puta veći i ima eksplicitnu temporalnu strukturu na nivou pojedinačnih utakmica.</w:t>
+        <w:t>2025, sa 99 originalnih kolona. Ciljna promenljiva je receiving_yards. Distr</w:t>
+      </w:r>
+      <w:r>
+        <w:t>ibucija je desno asimetrična</w:t>
+      </w:r>
+      <w:r>
+        <w:t>, sa približno 12% utakmica u kojima je ostvareno 0 jardi.</w:t>
       </w:r>
     </w:p>
     <w:p>
@@ -44570,35 +44519,50 @@
         <w:pStyle w:val="BodyText"/>
       </w:pPr>
       <w:r>
-        <w:t>P</w:t>
-      </w:r>
-      <w:r>
-        <w:t>odela je striktno hronološka, bez ikakvog mešanja: trening 2015–2021 (29.276 uzoraka), validacija 2022–2023 (8.921 uzorak) i test 2024–2025 (6.199 uzoraka). Test skup služi isključivo za konačnu evaluaciju, nikada za odabir arhitekture ili hiperparametara.</w:t>
-      </w:r>
-      <w:r>
-        <w:t xml:space="preserve"> Kao i u prethodnom delu rada, primenjen je </w:t>
+        <w:t>Podela skupa je striktno hronološka: trening obuhvata sezone 2015</w:t>
+      </w:r>
+      <w:r>
+        <w:rPr>
+          <w:lang w:val="en-US"/>
+        </w:rPr>
+        <w:t>-</w:t>
+      </w:r>
+      <w:r>
+        <w:t>2021 (29.276 uzoraka), validacija sezone 2022</w:t>
+      </w:r>
+      <w:r>
+        <w:rPr>
+          <w:lang w:val="en-US"/>
+        </w:rPr>
+        <w:t>-</w:t>
+      </w:r>
+      <w:r>
+        <w:t>2023 (8.921 uzorak),</w:t>
+      </w:r>
+      <w:r>
+        <w:t xml:space="preserve"> test sezone 2024</w:t>
+      </w:r>
+      <w:r>
+        <w:rPr>
+          <w:lang w:val="en-US"/>
+        </w:rPr>
+        <w:t>-</w:t>
+      </w:r>
+      <w:r>
+        <w:t>2025 (6.199 uzoraka). Test skup je korišćen isključivo za konačnu evaluaciju. Standardizacija je sprovedena StandardScaler transformacijom obučenom na trening skupu, dok su procedure imputacije nedostajućih vrednosti i kodiranja kategorič</w:t>
+      </w:r>
+      <w:r>
+        <w:t xml:space="preserve">kih kolona preuzete iz prethodnog poglavlja. Za ciljnu promenljivu primenjene su dve transformacije, √y i log(1+y), izabrane empirijski na osnovu validacionog </w:t>
       </w:r>
       <w:r>
         <w:rPr>
           <w:i/>
           <w:iCs/>
         </w:rPr>
-        <w:t>StandardScaler</w:t>
-      </w:r>
-      <w:r>
-        <w:t xml:space="preserve"> obučen isključivo na trening skupu, uz ranije opisane procedure imputacije nedostajućih vrednosti i kodiranja kategoričkih kolona. </w:t>
-      </w:r>
-      <w:r>
-        <w:rPr>
-          <w:highlight w:val="yellow"/>
-        </w:rPr>
-        <w:t>Za ciljnu promenljivu primenjene su dve transformacije: √y (najbol</w:t>
-      </w:r>
-      <w:r>
-        <w:rPr>
-          <w:highlight w:val="yellow"/>
-        </w:rPr>
-        <w:t>je radi sa MLP-om) i log(1+y) (stabilnije za rekurentne arhitekture), oba izbora izabrana su empirijski na osnovu validacionog MAE-a.</w:t>
+        <w:t>MAE</w:t>
+      </w:r>
+      <w:r>
+        <w:t>-a.</w:t>
       </w:r>
     </w:p>
     <w:p>
@@ -44606,16 +44570,10 @@
         <w:pStyle w:val="BodyText"/>
       </w:pPr>
       <w:r>
-        <w:rPr>
-          <w:highlight w:val="yellow"/>
-        </w:rPr>
-        <w:t>Zbog izražene asimetrije targeta, uvedena je težinska shema uzoraka po formuli w = 1 + 0,6·√(y / mean_y), što daje opseg t</w:t>
-      </w:r>
-      <w:r>
-        <w:rPr>
-          <w:highlight w:val="yellow"/>
-        </w:rPr>
-        <w:t>ežina [1,00; 2,87]. Ovakvo ponderisanje sprečava model da konzistentno potcenjuje igrače koji povremeno ostvare boom utakmice, jer im se u funkciji gubitka dodeljuje proporcionalno veći značaj.</w:t>
+        <w:t xml:space="preserve">Zbog asimetrije ciljne promenljive uvedena je težinska shema uzoraka oblika w = 1 + 0,6 · </w:t>
+      </w:r>
+      <w:r>
+        <w:t>√(y / mean_y), čime su veće vrednosti targeta dobile proporcionalno veći značaj u funkciji gubitka.</w:t>
       </w:r>
     </w:p>
     <w:p>
@@ -44631,10 +44589,52 @@
         <w:pStyle w:val="BodyText"/>
       </w:pPr>
       <w:r>
-        <w:t>Za razliku od staba</w:t>
-      </w:r>
-      <w:r>
-        <w:t>la odlučivanja, neuronske mreže ne mogu samostalno ekstrahovati vremenske obrasce iz tabularnih kolona. Eksplicitno su zato konstruisana obeležja koja kodiraju različite vremenske horizonte forme igrača. Inženjering je sproveden u četiri sloja.</w:t>
+        <w:t xml:space="preserve">Nad baznim statističkim obeležjima primenjena je temporalna transformacija: za svako obeležje formirani su </w:t>
+      </w:r>
+      <w:r>
+        <w:rPr>
+          <w:i/>
+          <w:iCs/>
+        </w:rPr>
+        <w:t>lag</w:t>
+      </w:r>
+      <w:r>
+        <w:rPr>
+          <w:lang w:val="en-US"/>
+        </w:rPr>
+        <w:t xml:space="preserve"> i</w:t>
+      </w:r>
+      <w:r>
+        <w:t xml:space="preserve"> </w:t>
+      </w:r>
+      <w:r>
+        <w:rPr>
+          <w:i/>
+          <w:iCs/>
+        </w:rPr>
+        <w:t>rolling</w:t>
+      </w:r>
+      <w:r>
+        <w:t xml:space="preserve"> proseci, pri čemu je korišćena </w:t>
+      </w:r>
+      <w:r>
+        <w:rPr>
+          <w:i/>
+          <w:iCs/>
+        </w:rPr>
+        <w:t>shift(1)</w:t>
+      </w:r>
+      <w:r>
+        <w:t xml:space="preserve"> operacija radi sprečavanja curenja informacija. Dodatno su dodata interakciona obeležja (npr. indikator početka sezone, broj nedelja od poslednje utakmice) i matchup obeležja</w:t>
+      </w:r>
+      <w:r>
+        <w:rPr>
+          <w:lang w:val="en-US"/>
+        </w:rPr>
+        <w:t>,</w:t>
+      </w:r>
+      <w:r>
+        <w:t xml:space="preserve"> proseci defanzivnih statistika protivnika izračunati isključivo iz prethodnih nedelja u sezoni.</w:t>
       </w:r>
     </w:p>
     <w:p>
@@ -44642,22 +44642,42 @@
         <w:pStyle w:val="BodyText"/>
       </w:pPr>
       <w:r>
-        <w:t>Bazne stati</w:t>
-      </w:r>
-      <w:r>
-        <w:t>stike: receiving_yards, targets, receptions, epa, target_share, air_yards_share i pregame informacije (spread, total, domaćin/gost, defanzivni rang protivnika). Temporalne transformacije: za svako bazno obeležje generisano je šest derivata — _lag1 (vrednos</w:t>
-      </w:r>
-      <w:r>
-        <w:t>t iz prethodne utakmice), _roll3 i _roll5 (rolling proseci poslednje 3 odnosno 5 utakmica), _career_avg (ekspandirajući karijerni prosek), _expanding_std (karijerna standardna devijacija kao mera volatilnosti) i _momentum (trend definisan kao roll5 − lag1)</w:t>
-      </w:r>
-      <w:r>
-        <w:t>. Sve transformacije koriste shift(1) kako tekuća utakmica ne bi ulazila u svoje sopstveno obeležje. Interakciona obeležja: target_share × pregame_total hvata sinergiju volumena i tempa, weeks_since_last_game kodira pauze i povrede, is_new_season je indika</w:t>
-      </w:r>
-      <w:r>
-        <w:t>tor prve utakmice nove sezone — važan za rekurentne mreže koje prelaze granice sezona. Matchup obeležja: defanzivna statistika protivnika izračunata kao ekspandirajući prosek iz prethodnih nedelja u sezoni; isključivo prošli podaci garantuju odsustvo curen</w:t>
-      </w:r>
-      <w:r>
-        <w:t>ja.</w:t>
+        <w:t>Ukupno je formirano 184 obeležja. Preliminarni eksperimenti pokazali su da pun skup uzrokuje pre</w:t>
+      </w:r>
+      <w:r>
+        <w:t>prilagođavanje neuronskih</w:t>
+      </w:r>
+      <w:r>
+        <w:rPr>
+          <w:lang w:val="en-US"/>
+        </w:rPr>
+        <w:t xml:space="preserve"> modela</w:t>
+      </w:r>
+      <w:r>
+        <w:t xml:space="preserve">, pa je sproveden korak selekcije kombinovanjem </w:t>
+      </w:r>
+      <w:r>
+        <w:rPr>
+          <w:i/>
+          <w:iCs/>
+        </w:rPr>
+        <w:t>XGBoost</w:t>
+      </w:r>
+      <w:r>
+        <w:t xml:space="preserve"> i </w:t>
+      </w:r>
+      <w:r>
+        <w:rPr>
+          <w:i/>
+          <w:iCs/>
+        </w:rPr>
+        <w:t>LightGBM</w:t>
+      </w:r>
+      <w:r>
+        <w:t xml:space="preserve"> oc</w:t>
+      </w:r>
+      <w:r>
+        <w:t>ena važnosti. Selektovano je 40 obeležja koja pokrivaju 51,8% kumulativne važnosti.</w:t>
       </w:r>
     </w:p>
     <w:p>
@@ -44665,29 +44685,1022 @@
         <w:pStyle w:val="BodyText"/>
       </w:pPr>
       <w:r>
-        <w:t xml:space="preserve">Ukupno je konstruisano 184 inženjerisana obeležja. Rani eksperimenti su pokazali da kompletan skup izaziva preprilagođavanje neuronskih modela zbog visoke korelisanosti rolling statistika, pa je sproveden korak selekcije obeležja kombinovanjem XGBoost </w:t>
-      </w:r>
-      <w:r>
-        <w:t xml:space="preserve">i LightGBM ocena važnosti. Top 40 obeležja (51,8% kumulativne važnosti) sačuvano je u datoteci selected_features_top40.json i </w:t>
-      </w:r>
-      <w:r>
-        <w:lastRenderedPageBreak/>
-        <w:t>korišćeno kao primarni ulaz svih kasnijih modela. Pet najznačajnijih obeležja su first_downs_roll5, target_share_std_lag1, targets</w:t>
-      </w:r>
-      <w:r>
-        <w:t>_roll5, air_yards_roll5 i pregame_total.</w:t>
+        <w:t>Z</w:t>
+      </w:r>
+      <w:r>
+        <w:t>a rekurentne modele formirane su sekvence po igraču. Svaka sekvenca predstavlja hronološki niz utakmica jednog igrača</w:t>
+      </w:r>
+      <w:r>
+        <w:rPr>
+          <w:lang w:val="en-US"/>
+        </w:rPr>
+        <w:t>,</w:t>
+      </w:r>
+      <w:r>
+        <w:t xml:space="preserve"> po vr</w:t>
+      </w:r>
+      <w:r>
+        <w:t>emenskom koraku čuva</w:t>
+      </w:r>
+      <w:r>
+        <w:rPr>
+          <w:lang w:val="en-US"/>
+        </w:rPr>
+        <w:t>ju</w:t>
+      </w:r>
+      <w:r>
+        <w:t xml:space="preserve"> se 33 sirova </w:t>
+      </w:r>
+      <w:r>
+        <w:rPr>
+          <w:i/>
+          <w:iCs/>
+        </w:rPr>
+        <w:t>game-level</w:t>
+      </w:r>
+      <w:r>
+        <w:t xml:space="preserve"> obeležja, dok 20 statičkih </w:t>
+      </w:r>
+      <w:r>
+        <w:rPr>
+          <w:i/>
+          <w:iCs/>
+        </w:rPr>
+        <w:t>pregame</w:t>
+      </w:r>
+      <w:r>
+        <w:t xml:space="preserve"> obeležja ulazi odvojeno kroz drugu granu modela. Kratke karijere nisu odbacivane</w:t>
+      </w:r>
+      <w:r>
+        <w:rPr>
+          <w:lang w:val="en-US"/>
+        </w:rPr>
+        <w:t>,</w:t>
+      </w:r>
+      <w:r>
+        <w:t xml:space="preserve"> umesto filtriranja primenjen je </w:t>
+      </w:r>
+      <w:r>
+        <w:rPr>
+          <w:i/>
+          <w:iCs/>
+        </w:rPr>
+        <w:t>padding</w:t>
+      </w:r>
+      <w:r>
+        <w:t xml:space="preserve"> sa nulama i </w:t>
+      </w:r>
+      <w:r>
+        <w:rPr>
+          <w:i/>
+          <w:iCs/>
+          <w:lang w:val="en-US"/>
+        </w:rPr>
+        <w:t>m</w:t>
+      </w:r>
+      <w:r>
+        <w:rPr>
+          <w:i/>
+          <w:iCs/>
+        </w:rPr>
+        <w:t>asking</w:t>
+      </w:r>
+      <w:r>
+        <w:t xml:space="preserve"> sloj koji ignoriše </w:t>
+      </w:r>
+      <w:r>
+        <w:rPr>
+          <w:i/>
+          <w:iCs/>
+        </w:rPr>
+        <w:t>padded</w:t>
+      </w:r>
+      <w:r>
+        <w:t xml:space="preserve"> korake. </w:t>
+      </w:r>
+      <w:r>
+        <w:t xml:space="preserve">Maksimalna dužina sekvence T </w:t>
+      </w:r>
+      <w:r>
+        <w:rPr>
+          <w:lang w:val="en-US"/>
+        </w:rPr>
+        <w:t>varirala</w:t>
+      </w:r>
+      <w:r>
+        <w:t xml:space="preserve"> je u opsegu 5 do 12 utakmica, a finalni izbor T = 12 pokriva medijan dužine karijere uz zadržavanje umerenog udela padded koraka.</w:t>
       </w:r>
     </w:p>
     <w:p>
+      <w:pPr>
+        <w:pStyle w:val="Heading3"/>
+      </w:pPr>
+      <w:r>
+        <w:t>Arhitekture modela</w:t>
+      </w:r>
+    </w:p>
+    <w:p>
+      <w:pPr>
+        <w:pStyle w:val="BodyText"/>
+      </w:pPr>
+      <w:r>
+        <w:t>Testirano je pet klasa arhitektura, navedenih po rastućoj kompleksno</w:t>
+      </w:r>
+      <w:r>
+        <w:t xml:space="preserve">sti: </w:t>
+      </w:r>
+      <w:r>
+        <w:rPr>
+          <w:i/>
+          <w:iCs/>
+        </w:rPr>
+        <w:t>feed-forward</w:t>
+      </w:r>
+      <w:r>
+        <w:t xml:space="preserve"> mreže, rekurentne mreže, arhitektura sa pažnjom i ugrađivanjem identiteta igrača, kvantilna regresija i ansambli.</w:t>
+      </w:r>
+    </w:p>
+    <w:p>
+      <w:pPr>
+        <w:pStyle w:val="Heading4"/>
+      </w:pPr>
+      <w:r>
+        <w:t>Feed-forward mreže (MLP)</w:t>
+      </w:r>
+    </w:p>
+    <w:p>
+      <w:pPr>
+        <w:pStyle w:val="BodyText"/>
+      </w:pPr>
+      <w:r>
+        <w:t>Osnovni MLP (Model B) prima 40 selektovanih obeležja i prosleđuje ih kroz pet potpuno povezanih slo</w:t>
+      </w:r>
+      <w:r>
+        <w:t>jeva dimenzija [448, 128, 320, 448, 256] sa ReLU aktivacijama, LayerNorm normalizacijom i Dropoutom 0,5. Izlazni sloj je jedan neuron sa linearnom aktivacijom. Težine su inicijalizovane HeNormal raspodelom. Modeli C, D i E uvode dodatne regularizacione meh</w:t>
+      </w:r>
+      <w:r>
+        <w:t>anizme: GaussianNoise sa σ ∈ [0,05; 0,25], Mixup augmentaciju primera sa α ∈ [0,1; 0,4] i kompaktniju arhitekturu (3–4 sloja).</w:t>
+      </w:r>
+    </w:p>
+    <w:p>
+      <w:pPr>
+        <w:pStyle w:val="Heading4"/>
+      </w:pPr>
+      <w:r>
+        <w:t>Rekurentne mreže (GRU i LSTM)</w:t>
+      </w:r>
+    </w:p>
+    <w:p>
+      <w:pPr>
+        <w:pStyle w:val="BodyText"/>
+      </w:pPr>
+      <w:r>
+        <w:t>Testirane su dve varijante rekurentnih ćelija: LSTM [22], sa tri kapije (input, forget, output) i o</w:t>
+      </w:r>
+      <w:r>
+        <w:t xml:space="preserve">dvojenim ćelijskim stanjem, i GRU [23], sa dve kapije (reset, update) i bez odvojenog ćelijskog stanja. Inicijalna konfiguracija (notebook </w:t>
+      </w:r>
+      <w:r>
+        <w:lastRenderedPageBreak/>
+        <w:t>WR_GRU_Baseline) koristi jedan GRU(32) sloj sa Dense(1) izlazom nad sliding window sekvencama dužine 5.</w:t>
+      </w:r>
+    </w:p>
+    <w:p>
+      <w:pPr>
+        <w:pStyle w:val="BodyText"/>
+      </w:pPr>
+      <w:r>
+        <w:t>Proširena var</w:t>
+      </w:r>
+      <w:r>
+        <w:t>ijanta, Improved RNN, uvodi dvoulaznu arhitekturu. Sekvencijalna grana prima T × 33 sirova obeležja, prolazi kroz Masking(0,0), zatim LSTM(128) sloj, LayerNorm i Dropout(0,30). Statička grana paralelno prima 20 pregame obeležja, prolazi kroz GaussianNoise(</w:t>
+      </w:r>
+      <w:r>
+        <w:t>0,20), Dense, LayerNorm i Dropout. Izlazi grana se konkatenizuju i prosleđuju završnom Dense sloju. Ekvivalentna konfiguracija testirana je sa GRU ćelijama.</w:t>
+      </w:r>
+    </w:p>
+    <w:p>
+      <w:pPr>
+        <w:pStyle w:val="Heading4"/>
+      </w:pPr>
+      <w:r>
+        <w:t>Pažnja i ugrađivanje identiteta igrača</w:t>
+      </w:r>
+    </w:p>
+    <w:p>
+      <w:pPr>
+        <w:pStyle w:val="BodyText"/>
+      </w:pPr>
+      <w:r>
+        <w:t>Najsloženija arhitektura ima tri ulazne grane. Sekvencijalna</w:t>
+      </w:r>
+      <w:r>
+        <w:t xml:space="preserve"> grana koristi Bidirectional LSTM ili GRU sa return_sequences = True; izlaz prolazi kroz prilagođeni AttentionPool sloj koji uči težine za sve vremenske korake softmax operacijom nad naučenim skorovima, uz maskiranje padded pozicija. Embedding grana mapira</w:t>
+      </w:r>
+      <w:r>
+        <w:t xml:space="preserve"> identifikator igrača kroz Embedding(1308, 8) sloj sa L2 regularizacijom 1e-4. Statička grana obuhvata 20 pregame obeležja. Izlazi sve tri grane se konkatenizuju i prolaze kroz završni Dense blok (96 → 1).</w:t>
+      </w:r>
+    </w:p>
+    <w:p>
+      <w:pPr>
+        <w:pStyle w:val="Heading4"/>
+      </w:pPr>
+      <w:r>
+        <w:t>Kvantilna regresija (MLP Quantile)</w:t>
+      </w:r>
+    </w:p>
+    <w:p>
+      <w:pPr>
+        <w:pStyle w:val="BodyText"/>
+      </w:pPr>
+      <w:r>
+        <w:t>Arhitektura zad</w:t>
+      </w:r>
+      <w:r>
+        <w:t xml:space="preserve">ržava MLP-B osnovu sa Dense(3) izlaznim slojem koji simultano predviđa kvantile q10, q50 i q90 ciljne promenljive. Funkcija gubitka je pinball loss L(y, ŷ, τ) = max(τ · (y − ŷ), (τ − 1) · (y − ŷ)). Tačkasta predikcija je medijan q50, koji je L1-optimalan. </w:t>
+      </w:r>
+      <w:r>
+        <w:t>Razmak q90 − q10 služi kao 80% interval poverenja.</w:t>
+      </w:r>
+    </w:p>
+    <w:p>
+      <w:pPr>
+        <w:pStyle w:val="Heading4"/>
+      </w:pPr>
+      <w:r>
+        <w:t>Strategije ansambliranja</w:t>
+      </w:r>
+    </w:p>
+    <w:p>
+      <w:pPr>
+        <w:pStyle w:val="BodyText"/>
+      </w:pPr>
+      <w:r>
+        <w:t xml:space="preserve">Pojedinačni modeli pokazuju visoku korelisanost reziduala (0,964–0,993), ali ostavljaju marginalan prostor za dobit kombinovanjem. Implementirane su četiri strategije: simple_mean </w:t>
+      </w:r>
+      <w:r>
+        <w:t>(aritmetička sredina predikcija), inverse_mae (težine obrnuto proporcionalne validacionom MAE-u), constrained_ls (nenegativni najmanji kvadrati uz uslov da je suma težina jednaka 1) i ridge_stack (Ridge meta-učnik nad predikcijama baznih modela). Testirana</w:t>
+      </w:r>
+      <w:r>
+        <w:t xml:space="preserve"> su dva sastava: Opcija 1 (MLP Hybrid, MLP Quantile, LightGBM, ElasticNet) i Opcija 2 (XGBoost, LightGBM, MLP Hybrid).</w:t>
+      </w:r>
+    </w:p>
+    <w:p>
+      <w:pPr>
+        <w:pStyle w:val="Heading3"/>
+      </w:pPr>
+      <w:r>
+        <w:t>Proces treniranja</w:t>
+      </w:r>
+    </w:p>
+    <w:p>
+      <w:pPr>
+        <w:pStyle w:val="BodyText"/>
+      </w:pPr>
+      <w:r>
+        <w:t>Kao optimizator korišćen je AdamW sa weight decay parametrom u opsegu [1e-4; 5e-3]. Funkcija gubitka je Huber, sa delta</w:t>
+      </w:r>
+      <w:r>
+        <w:t xml:space="preserve"> parametrom u opsegu [0,5; 2,0], koja kombinuje kvadratnu osetljivost </w:t>
+      </w:r>
+      <w:r>
+        <w:t>MSE-a oko nule sa linearnom robusnošću MAE-a u repu raspodele. Za kvantilnu regresiju primenjena je pinball loss, a za baseline GRU model klasičan MSE.</w:t>
+      </w:r>
+    </w:p>
+    <w:p>
+      <w:pPr>
+        <w:pStyle w:val="BodyText"/>
+      </w:pPr>
+      <w:r>
+        <w:t>Regularizacija obuhvata Dropout (0</w:t>
+      </w:r>
+      <w:r>
+        <w:t>,2–0,5), LayerNorm, GaussianNoise (σ = 0,05–0,25), Mixup augmentaciju (α ∈ [0,1; 0,4]), weight decay i L2 regularizaciju embedding sloja (1e-4). Veličina batch-a varira od 32 do 256. Tokom treninga aktivna su tri callback-a: ModelCheckpoint (kriterijum val</w:t>
+      </w:r>
+      <w:r>
+        <w:t>_loss), EarlyStopping (patience 12–30, restore_best_weights = True) i ReduceLROnPlateau (factor = 0,3; patience = 5–10; min_lr = 1e-5). Reproducibilnost je obezbeđena fiksiranjem seed-ova za python, numpy i tensorflow (seed = 42).</w:t>
+      </w:r>
+    </w:p>
+    <w:p>
+      <w:pPr>
+        <w:pStyle w:val="Heading3"/>
+      </w:pPr>
+      <w:r>
+        <w:t>Optimizacija hiperparamet</w:t>
+      </w:r>
+      <w:r>
+        <w:t>ara</w:t>
+      </w:r>
+    </w:p>
+    <w:p>
+      <w:pPr>
+        <w:pStyle w:val="BodyText"/>
+      </w:pPr>
+      <w:r>
+        <w:t xml:space="preserve">Hiperparametarski prostor neuronskih modela obuhvata dubinu mreže, broj jedinica po sloju, dropout, learning rate, </w:t>
+      </w:r>
+      <w:r>
+        <w:t>weight decay, batch size, delta za Huber loss, α za Mixup, σ za GaussianNoise, dužinu sekvence, broj rekurentnih slojeva, opcioni bidirek</w:t>
+      </w:r>
+      <w:r>
+        <w:t>tionalni izbor i izbor LayerNorm-a. Primenjena je Bayesova optimizacija kroz Optuna biblioteku sa TPE (Tree-structured Parzen Estimator) samplerom i MedianPruner-om za prekidanje neperspektivnih trial-ova nakon najmanje tri epohe. Korišćena konfiguracija j</w:t>
+      </w:r>
+      <w:r>
+        <w:t>e 100 trial-ova po modelu, sa objective funkcijom min(val MAE).</w:t>
+      </w:r>
+    </w:p>
+    <w:tbl>
+      <w:tblPr>
+        <w:tblStyle w:val="TableGrid"/>
+        <w:tblW w:w="0pt" w:type="auto"/>
+        <w:tblLook w:firstRow="1" w:lastRow="0" w:firstColumn="1" w:lastColumn="0" w:noHBand="0" w:noVBand="1"/>
+      </w:tblPr>
+      <w:tblGrid>
+        <w:gridCol w:w="1386"/>
+        <w:gridCol w:w="1994"/>
+        <w:gridCol w:w="1476"/>
+      </w:tblGrid>
+      <w:tr>
+        <w:tc>
+          <w:tcPr>
+            <w:tcW w:w="168.20pt" w:type="dxa"/>
+          </w:tcPr>
+          <w:p>
+            <w:r>
+              <w:rPr>
+                <w:b/>
+              </w:rPr>
+              <w:t>Klasa modela</w:t>
+            </w:r>
+          </w:p>
+        </w:tc>
+        <w:tc>
+          <w:tcPr>
+            <w:tcW w:w="168.20pt" w:type="dxa"/>
+          </w:tcPr>
+          <w:p>
+            <w:r>
+              <w:rPr>
+                <w:b/>
+              </w:rPr>
+              <w:t>Hiperparametar</w:t>
+            </w:r>
+          </w:p>
+        </w:tc>
+        <w:tc>
+          <w:tcPr>
+            <w:tcW w:w="168.20pt" w:type="dxa"/>
+          </w:tcPr>
+          <w:p>
+            <w:r>
+              <w:rPr>
+                <w:b/>
+              </w:rPr>
+              <w:t>Opseg / Skup vrednosti</w:t>
+            </w:r>
+          </w:p>
+        </w:tc>
+      </w:tr>
+      <w:tr>
+        <w:tc>
+          <w:tcPr>
+            <w:tcW w:w="168.20pt" w:type="dxa"/>
+          </w:tcPr>
+          <w:p>
+            <w:r>
+              <w:t>MLP</w:t>
+            </w:r>
+          </w:p>
+        </w:tc>
+        <w:tc>
+          <w:tcPr>
+            <w:tcW w:w="168.20pt" w:type="dxa"/>
+          </w:tcPr>
+          <w:p>
+            <w:r>
+              <w:t>broj slojeva</w:t>
+            </w:r>
+          </w:p>
+        </w:tc>
+        <w:tc>
+          <w:tcPr>
+            <w:tcW w:w="168.20pt" w:type="dxa"/>
+          </w:tcPr>
+          <w:p>
+            <w:r>
+              <w:t>{2, 3, 4, 5}</w:t>
+            </w:r>
+          </w:p>
+        </w:tc>
+      </w:tr>
+      <w:tr>
+        <w:tc>
+          <w:tcPr>
+            <w:tcW w:w="168.20pt" w:type="dxa"/>
+          </w:tcPr>
+          <w:p>
+            <w:r>
+              <w:t>MLP</w:t>
+            </w:r>
+          </w:p>
+        </w:tc>
+        <w:tc>
+          <w:tcPr>
+            <w:tcW w:w="168.20pt" w:type="dxa"/>
+          </w:tcPr>
+          <w:p>
+            <w:r>
+              <w:t>broj jedinica po sloju</w:t>
+            </w:r>
+          </w:p>
+        </w:tc>
+        <w:tc>
+          <w:tcPr>
+            <w:tcW w:w="168.20pt" w:type="dxa"/>
+          </w:tcPr>
+          <w:p>
+            <w:r>
+              <w:t>{64, 128, 192, 256, 320, 384, 448}</w:t>
+            </w:r>
+          </w:p>
+        </w:tc>
+      </w:tr>
+      <w:tr>
+        <w:tc>
+          <w:tcPr>
+            <w:tcW w:w="168.20pt" w:type="dxa"/>
+          </w:tcPr>
+          <w:p>
+            <w:r>
+              <w:t>MLP</w:t>
+            </w:r>
+          </w:p>
+        </w:tc>
+        <w:tc>
+          <w:tcPr>
+            <w:tcW w:w="168.20pt" w:type="dxa"/>
+          </w:tcPr>
+          <w:p>
+            <w:r>
+              <w:t>dropout</w:t>
+            </w:r>
+          </w:p>
+        </w:tc>
+        <w:tc>
+          <w:tcPr>
+            <w:tcW w:w="168.20pt" w:type="dxa"/>
+          </w:tcPr>
+          <w:p>
+            <w:r>
+              <w:t>[0,2; 0,5]</w:t>
+            </w:r>
+          </w:p>
+        </w:tc>
+      </w:tr>
+      <w:tr>
+        <w:tc>
+          <w:tcPr>
+            <w:tcW w:w="168.20pt" w:type="dxa"/>
+          </w:tcPr>
+          <w:p>
+            <w:r>
+              <w:t>MLP</w:t>
+            </w:r>
+          </w:p>
+        </w:tc>
+        <w:tc>
+          <w:tcPr>
+            <w:tcW w:w="168.20pt" w:type="dxa"/>
+          </w:tcPr>
+          <w:p>
+            <w:r>
+              <w:t>learning_rate</w:t>
+            </w:r>
+          </w:p>
+        </w:tc>
+        <w:tc>
+          <w:tcPr>
+            <w:tcW w:w="168.20pt" w:type="dxa"/>
+          </w:tcPr>
+          <w:p>
+            <w:r>
+              <w:t>[1e-4; 1e-2] (log)</w:t>
+            </w:r>
+          </w:p>
+        </w:tc>
+      </w:tr>
+      <w:tr>
+        <w:tc>
+          <w:tcPr>
+            <w:tcW w:w="168.20pt" w:type="dxa"/>
+          </w:tcPr>
+          <w:p>
+            <w:r>
+              <w:t>MLP</w:t>
+            </w:r>
+          </w:p>
+        </w:tc>
+        <w:tc>
+          <w:tcPr>
+            <w:tcW w:w="168.20pt" w:type="dxa"/>
+          </w:tcPr>
+          <w:p>
+            <w:r>
+              <w:t>weight_decay</w:t>
+            </w:r>
+          </w:p>
+        </w:tc>
+        <w:tc>
+          <w:tcPr>
+            <w:tcW w:w="168.20pt" w:type="dxa"/>
+          </w:tcPr>
+          <w:p>
+            <w:r>
+              <w:t>[1e-4; 5e-3] (log)</w:t>
+            </w:r>
+          </w:p>
+        </w:tc>
+      </w:tr>
+      <w:tr>
+        <w:tc>
+          <w:tcPr>
+            <w:tcW w:w="168.20pt" w:type="dxa"/>
+          </w:tcPr>
+          <w:p>
+            <w:r>
+              <w:t>MLP</w:t>
+            </w:r>
+          </w:p>
+        </w:tc>
+        <w:tc>
+          <w:tcPr>
+            <w:tcW w:w="168.20pt" w:type="dxa"/>
+          </w:tcPr>
+          <w:p>
+            <w:r>
+              <w:t>Huber delta</w:t>
+            </w:r>
+          </w:p>
+        </w:tc>
+        <w:tc>
+          <w:tcPr>
+            <w:tcW w:w="168.20pt" w:type="dxa"/>
+          </w:tcPr>
+          <w:p>
+            <w:r>
+              <w:t>[0,5; 2,0]</w:t>
+            </w:r>
+          </w:p>
+        </w:tc>
+      </w:tr>
+      <w:tr>
+        <w:tc>
+          <w:tcPr>
+            <w:tcW w:w="168.20pt" w:type="dxa"/>
+          </w:tcPr>
+          <w:p>
+            <w:r>
+              <w:t>MLP Hybrid</w:t>
+            </w:r>
+          </w:p>
+        </w:tc>
+        <w:tc>
+          <w:tcPr>
+            <w:tcW w:w="168.20pt" w:type="dxa"/>
+          </w:tcPr>
+          <w:p>
+            <w:r>
+              <w:t>GaussianNoise σ</w:t>
+            </w:r>
+          </w:p>
+        </w:tc>
+        <w:tc>
+          <w:tcPr>
+            <w:tcW w:w="168.20pt" w:type="dxa"/>
+          </w:tcPr>
+          <w:p>
+            <w:r>
+              <w:t>[0,05; 0,25]</w:t>
+            </w:r>
+          </w:p>
+        </w:tc>
+      </w:tr>
+      <w:tr>
+        <w:tc>
+          <w:tcPr>
+            <w:tcW w:w="168.20pt" w:type="dxa"/>
+          </w:tcPr>
+          <w:p>
+            <w:r>
+              <w:t>MLP Hybrid</w:t>
+            </w:r>
+          </w:p>
+        </w:tc>
+        <w:tc>
+          <w:tcPr>
+            <w:tcW w:w="168.20pt" w:type="dxa"/>
+          </w:tcPr>
+          <w:p>
+            <w:r>
+              <w:t>Mixup α</w:t>
+            </w:r>
+          </w:p>
+        </w:tc>
+        <w:tc>
+          <w:tcPr>
+            <w:tcW w:w="168.20pt" w:type="dxa"/>
+          </w:tcPr>
+          <w:p>
+            <w:r>
+              <w:t>[0,1; 0,4]</w:t>
+            </w:r>
+          </w:p>
+        </w:tc>
+      </w:tr>
+      <w:tr>
+        <w:tc>
+          <w:tcPr>
+            <w:tcW w:w="168.20pt" w:type="dxa"/>
+          </w:tcPr>
+          <w:p>
+            <w:r>
+              <w:t>RNN</w:t>
+            </w:r>
+          </w:p>
+        </w:tc>
+        <w:tc>
+          <w:tcPr>
+            <w:tcW w:w="168.20pt" w:type="dxa"/>
+          </w:tcPr>
+          <w:p>
+            <w:r>
+              <w:t>tip ćelije</w:t>
+            </w:r>
+          </w:p>
+        </w:tc>
+        <w:tc>
+          <w:tcPr>
+            <w:tcW w:w="168.20pt" w:type="dxa"/>
+          </w:tcPr>
+          <w:p>
+            <w:r>
+              <w:t>{LSTM, GRU}</w:t>
+            </w:r>
+          </w:p>
+        </w:tc>
+      </w:tr>
+      <w:tr>
+        <w:tc>
+          <w:tcPr>
+            <w:tcW w:w="168.20pt" w:type="dxa"/>
+          </w:tcPr>
+          <w:p>
+            <w:r>
+              <w:t>RNN</w:t>
+            </w:r>
+          </w:p>
+        </w:tc>
+        <w:tc>
+          <w:tcPr>
+            <w:tcW w:w="168.20pt" w:type="dxa"/>
+          </w:tcPr>
+          <w:p>
+            <w:r>
+              <w:t>dužina sekvence T</w:t>
+            </w:r>
+          </w:p>
+        </w:tc>
+        <w:tc>
+          <w:tcPr>
+            <w:tcW w:w="168.20pt" w:type="dxa"/>
+          </w:tcPr>
+          <w:p>
+            <w:r>
+              <w:t>{5, 6, 8, 10, 12}</w:t>
+            </w:r>
+          </w:p>
+        </w:tc>
+      </w:tr>
+      <w:tr>
+        <w:tc>
+          <w:tcPr>
+            <w:tcW w:w="168.20pt" w:type="dxa"/>
+          </w:tcPr>
+          <w:p>
+            <w:r>
+              <w:t>RNN</w:t>
+            </w:r>
+          </w:p>
+        </w:tc>
+        <w:tc>
+          <w:tcPr>
+            <w:tcW w:w="168.20pt" w:type="dxa"/>
+          </w:tcPr>
+          <w:p>
+            <w:r>
+              <w:t xml:space="preserve">broj </w:t>
+            </w:r>
+            <w:r>
+              <w:t>rekurentnih slojeva</w:t>
+            </w:r>
+          </w:p>
+        </w:tc>
+        <w:tc>
+          <w:tcPr>
+            <w:tcW w:w="168.20pt" w:type="dxa"/>
+          </w:tcPr>
+          <w:p>
+            <w:r>
+              <w:t>{1, 2}</w:t>
+            </w:r>
+          </w:p>
+        </w:tc>
+      </w:tr>
+      <w:tr>
+        <w:tc>
+          <w:tcPr>
+            <w:tcW w:w="168.20pt" w:type="dxa"/>
+          </w:tcPr>
+          <w:p>
+            <w:r>
+              <w:t>RNN</w:t>
+            </w:r>
+          </w:p>
+        </w:tc>
+        <w:tc>
+          <w:tcPr>
+            <w:tcW w:w="168.20pt" w:type="dxa"/>
+          </w:tcPr>
+          <w:p>
+            <w:r>
+              <w:t>broj jedinica</w:t>
+            </w:r>
+          </w:p>
+        </w:tc>
+        <w:tc>
+          <w:tcPr>
+            <w:tcW w:w="168.20pt" w:type="dxa"/>
+          </w:tcPr>
+          <w:p>
+            <w:r>
+              <w:t>{32, 64, 96, 128, 160, 192}</w:t>
+            </w:r>
+          </w:p>
+        </w:tc>
+      </w:tr>
+      <w:tr>
+        <w:tc>
+          <w:tcPr>
+            <w:tcW w:w="168.20pt" w:type="dxa"/>
+          </w:tcPr>
+          <w:p>
+            <w:r>
+              <w:t>RNN</w:t>
+            </w:r>
+          </w:p>
+        </w:tc>
+        <w:tc>
+          <w:tcPr>
+            <w:tcW w:w="168.20pt" w:type="dxa"/>
+          </w:tcPr>
+          <w:p>
+            <w:r>
+              <w:t>dropout / recurrent_dropout</w:t>
+            </w:r>
+          </w:p>
+        </w:tc>
+        <w:tc>
+          <w:tcPr>
+            <w:tcW w:w="168.20pt" w:type="dxa"/>
+          </w:tcPr>
+          <w:p>
+            <w:r>
+              <w:t>[0,1; 0,4]</w:t>
+            </w:r>
+          </w:p>
+        </w:tc>
+      </w:tr>
+      <w:tr>
+        <w:tc>
+          <w:tcPr>
+            <w:tcW w:w="168.20pt" w:type="dxa"/>
+          </w:tcPr>
+          <w:p>
+            <w:r>
+              <w:t>RNN</w:t>
+            </w:r>
+          </w:p>
+        </w:tc>
+        <w:tc>
+          <w:tcPr>
+            <w:tcW w:w="168.20pt" w:type="dxa"/>
+          </w:tcPr>
+          <w:p>
+            <w:r>
+              <w:t>ciljna transformacija</w:t>
+            </w:r>
+          </w:p>
+        </w:tc>
+        <w:tc>
+          <w:tcPr>
+            <w:tcW w:w="168.20pt" w:type="dxa"/>
+          </w:tcPr>
+          <w:p>
+            <w:r>
+              <w:t>{√y, log(1+y)}</w:t>
+            </w:r>
+          </w:p>
+        </w:tc>
+      </w:tr>
+      <w:tr>
+        <w:tc>
+          <w:tcPr>
+            <w:tcW w:w="168.20pt" w:type="dxa"/>
+          </w:tcPr>
+          <w:p>
+            <w:r>
+              <w:t>Quantile MLP</w:t>
+            </w:r>
+          </w:p>
+        </w:tc>
+        <w:tc>
+          <w:tcPr>
+            <w:tcW w:w="168.20pt" w:type="dxa"/>
+          </w:tcPr>
+          <w:p>
+            <w:r>
+              <w:t>kvantili (fiksno)</w:t>
+            </w:r>
+          </w:p>
+        </w:tc>
+        <w:tc>
+          <w:tcPr>
+            <w:tcW w:w="168.20pt" w:type="dxa"/>
+          </w:tcPr>
+          <w:p>
+            <w:r>
+              <w:t>{0,10, 0,50, 0,90}</w:t>
+            </w:r>
+          </w:p>
+        </w:tc>
+      </w:tr>
+      <w:tr>
+        <w:tc>
+          <w:tcPr>
+            <w:tcW w:w="168.20pt" w:type="dxa"/>
+          </w:tcPr>
+          <w:p>
+            <w:r>
+              <w:t>Sve klase</w:t>
+            </w:r>
+          </w:p>
+        </w:tc>
+        <w:tc>
+          <w:tcPr>
+            <w:tcW w:w="168.20pt" w:type="dxa"/>
+          </w:tcPr>
+          <w:p>
+            <w:r>
+              <w:t>batch size</w:t>
+            </w:r>
+          </w:p>
+        </w:tc>
+        <w:tc>
+          <w:tcPr>
+            <w:tcW w:w="168.20pt" w:type="dxa"/>
+          </w:tcPr>
+          <w:p>
+            <w:r>
+              <w:t>{32, 64, 128, 256}</w:t>
+            </w:r>
+          </w:p>
+        </w:tc>
+      </w:tr>
+      <w:tr>
+        <w:tc>
+          <w:tcPr>
+            <w:tcW w:w="168.20pt" w:type="dxa"/>
+          </w:tcPr>
+          <w:p>
+            <w:r>
+              <w:t>Sve klase</w:t>
+            </w:r>
+          </w:p>
+        </w:tc>
+        <w:tc>
+          <w:tcPr>
+            <w:tcW w:w="168.20pt" w:type="dxa"/>
+          </w:tcPr>
+          <w:p>
+            <w:r>
+              <w:t>broj epoha (max)</w:t>
+            </w:r>
+          </w:p>
+        </w:tc>
+        <w:tc>
+          <w:tcPr>
+            <w:tcW w:w="168.20pt" w:type="dxa"/>
+          </w:tcPr>
+          <w:p>
+            <w:r>
+              <w:t>{200, 300}</w:t>
+            </w:r>
+          </w:p>
+        </w:tc>
+      </w:tr>
+      <w:tr>
+        <w:tc>
+          <w:tcPr>
+            <w:tcW w:w="168.20pt" w:type="dxa"/>
+          </w:tcPr>
+          <w:p>
+            <w:r>
+              <w:t>Sve klase</w:t>
+            </w:r>
+          </w:p>
+        </w:tc>
+        <w:tc>
+          <w:tcPr>
+            <w:tcW w:w="168.20pt" w:type="dxa"/>
+          </w:tcPr>
+          <w:p>
+            <w:r>
+              <w:t>EarlyStopping patience</w:t>
+            </w:r>
+          </w:p>
+        </w:tc>
+        <w:tc>
+          <w:tcPr>
+            <w:tcW w:w="168.20pt" w:type="dxa"/>
+          </w:tcPr>
+          <w:p>
+            <w:r>
+              <w:t>{12, 20, 30}</w:t>
+            </w:r>
+          </w:p>
+        </w:tc>
+      </w:tr>
+    </w:tbl>
+    <w:p>
+      <w:pPr>
+        <w:pStyle w:val="Caption"/>
+      </w:pPr>
+      <w:r>
+        <w:t>Tabela 7. Prostor pretrage hiperparametara po klasi arhitektura.</w:t>
+      </w:r>
+    </w:p>
+    <w:p>
+      <w:pPr>
+        <w:pStyle w:val="Heading2"/>
+      </w:pPr>
+      <w:r>
+        <w:t>Rezultati i diskusija</w:t>
+      </w:r>
+    </w:p>
+    <w:p>
+      <w:pPr>
+        <w:pStyle w:val="BodyText"/>
+      </w:pPr>
+      <w:r>
+        <w:t xml:space="preserve">Razvoj je sproveden kroz devet sukcesivnih faza, podeljenih u 22 Jupyter </w:t>
+      </w:r>
+      <w:r>
+        <w:t>notebook-a. Svaka faza je motivisana nalazima prethodne. U nastavku se redom prikazuje hronologija razvoja, sumarni rezultati svih modela, poređenje sa klasičnim referentnim modelima i dijagnostička analiza preostale greške.</w:t>
+      </w:r>
+    </w:p>
+    <w:p>
+      <w:pPr>
+        <w:pStyle w:val="Heading3"/>
+      </w:pPr>
+      <w:r>
+        <w:t>Bazni RNN i pojava overfit-a</w:t>
+      </w:r>
+    </w:p>
+    <w:p>
+      <w:pPr>
+        <w:pStyle w:val="BodyText"/>
+      </w:pPr>
+      <w:r>
+        <w:t>Ka</w:t>
+      </w:r>
+      <w:r>
+        <w:t>o referentna donja granica obučen je minimalni GRU model: jedan GRU sloj sa 32 jedinice, sekvenca dužine 5 i 95 sirovih obeležja po koraku. Postignuta vrednost R² na test skupu iznosi 0,2590. Tok treninga pokazuje tipičan obrazac preprilagođavanja: trening</w:t>
+      </w:r>
+      <w:r>
+        <w:t xml:space="preserve"> loss brzo opada, dok validacioni rano stagnira i postupno raste.</w:t>
+      </w:r>
+    </w:p>
+    <w:p>
       <w:r>
         <w:rPr>
           <w:noProof/>
         </w:rPr>
+        <w:lastRenderedPageBreak/>
         <w:drawing>
-          <wp:inline distT="0" distB="0" distL="0" distR="0" wp14:anchorId="15FCB747" wp14:editId="1B0FEBC0">
-            <wp:extent cx="5220000" cy="2416078"/>
-            <wp:effectExtent l="0" t="0" r="0" b="0"/>
-            <wp:docPr id="1755487640" name="Picture 1755487640"/>
+          <wp:inline distT="0" distB="0" distL="0" distR="0" wp14:anchorId="40B996A6" wp14:editId="0A22356D">
+            <wp:extent cx="3021573" cy="1812944"/>
+            <wp:effectExtent l="0" t="0" r="7620" b="0"/>
+            <wp:docPr id="1755487642" name="Picture 1755487642"/>
             <wp:cNvGraphicFramePr>
               <a:graphicFrameLocks xmlns:a="http://purl.oclc.org/ooxml/drawingml/main" noChangeAspect="1"/>
             </wp:cNvGraphicFramePr>
@@ -44695,7 +45708,7 @@
               <a:graphicData uri="http://purl.oclc.org/ooxml/drawingml/picture">
                 <pic:pic xmlns:pic="http://purl.oclc.org/ooxml/drawingml/picture">
                   <pic:nvPicPr>
-                    <pic:cNvPr id="0" name="feature_importance_top40.png"/>
+                    <pic:cNvPr id="0" name="gru_training_history.png"/>
                     <pic:cNvPicPr/>
                   </pic:nvPicPr>
                   <pic:blipFill>
@@ -44707,7 +45720,7 @@
                   <pic:spPr>
                     <a:xfrm>
                       <a:off x="0" y="0"/>
-                      <a:ext cx="5220000" cy="2416078"/>
+                      <a:ext cx="3033189" cy="1819914"/>
                     </a:xfrm>
                     <a:prstGeom prst="rect">
                       <a:avLst/>
@@ -44725,19 +45738,51 @@
         <w:pStyle w:val="Caption"/>
       </w:pPr>
       <w:r>
-        <w:t>Slika 11. Top 40 obeležja po kombinovanoj XGBoost i LightGBM oceni važnosti.</w:t>
+        <w:t>Slika 13. Trening i validacioni loss baznog GRU modela kroz epohe.</w:t>
       </w:r>
     </w:p>
     <w:p>
+      <w:pPr>
+        <w:pStyle w:val="BodyText"/>
+      </w:pPr>
+      <w:r>
+        <w:t>Paralelno je u objedinjenom pipeline-u testiran skup arhitektura sa Optuna optimizacijom (100 trial-ova po modelu): Rando</w:t>
+      </w:r>
+      <w:r>
+        <w:t>mForest, XGBoost, LightGBM, MLP</w:t>
+      </w:r>
+      <w:r>
+        <w:t>,</w:t>
+      </w:r>
+      <w:r>
+        <w:t xml:space="preserve"> </w:t>
+      </w:r>
+      <w:r>
+        <w:t>T</w:t>
+      </w:r>
+      <w:r>
+        <w:t>C</w:t>
+      </w:r>
+      <w:r>
+        <w:t>N</w:t>
+      </w:r>
+      <w:r>
+        <w:t xml:space="preserve"> i multi-layer RNN. Tree modeli postižu R² u opsegu 0,33–0,335, MLP postiže R² = 0,316, dok rekurentne mreže ostaju ispod (TCN 0,245; multi-layer RNN 0,216). Razlika R² ≈ 0,12 između LightGBM-a i RNN-a ukazuje na struktu</w:t>
+      </w:r>
+      <w:r>
+        <w:t>rna ograničenja inicijalne RNN postavke i predstavljala je polaznu tačku za dalji razvoj.</w:t>
+      </w:r>
+    </w:p>
+    <w:p>
       <w:r>
         <w:rPr>
           <w:noProof/>
         </w:rPr>
         <w:drawing>
-          <wp:inline distT="0" distB="0" distL="0" distR="0" wp14:anchorId="4CD3DDC5" wp14:editId="76EFB12B">
-            <wp:extent cx="5220000" cy="2020998"/>
+          <wp:inline distT="0" distB="0" distL="0" distR="0" wp14:anchorId="51AC6B8B" wp14:editId="5EA68ED5">
+            <wp:extent cx="5220000" cy="3132000"/>
             <wp:effectExtent l="0" t="0" r="0" b="0"/>
-            <wp:docPr id="1755487641" name="Picture 1755487641"/>
+            <wp:docPr id="1755487643" name="Picture 1755487643"/>
             <wp:cNvGraphicFramePr>
               <a:graphicFrameLocks xmlns:a="http://purl.oclc.org/ooxml/drawingml/main" noChangeAspect="1"/>
             </wp:cNvGraphicFramePr>
@@ -44745,11 +45790,262 @@
               <a:graphicData uri="http://purl.oclc.org/ooxml/drawingml/picture">
                 <pic:pic xmlns:pic="http://purl.oclc.org/ooxml/drawingml/picture">
                   <pic:nvPicPr>
-                    <pic:cNvPr id="0" name="feature_selection_overfit_gap.png"/>
+                    <pic:cNvPr id="0" name="lstm_training_history.png"/>
                     <pic:cNvPicPr/>
                   </pic:nvPicPr>
                   <pic:blipFill>
                     <a:blip r:embed="rId20"/>
+                    <a:stretch>
+                      <a:fillRect/>
+                    </a:stretch>
+                  </pic:blipFill>
+                  <pic:spPr>
+                    <a:xfrm>
+                      <a:off x="0" y="0"/>
+                      <a:ext cx="5220000" cy="3132000"/>
+                    </a:xfrm>
+                    <a:prstGeom prst="rect">
+                      <a:avLst/>
+                    </a:prstGeom>
+                  </pic:spPr>
+                </pic:pic>
+              </a:graphicData>
+            </a:graphic>
+          </wp:inline>
+        </w:drawing>
+      </w:r>
+    </w:p>
+    <w:p>
+      <w:pPr>
+        <w:pStyle w:val="Caption"/>
+      </w:pPr>
+      <w:r>
+        <w:t>Slika 14. Trening i validacioni loss multi-layer LSTM modela iz druge faze, sa vidljivim overfit gap-om nakon 10 epoha.</w:t>
+      </w:r>
+    </w:p>
+    <w:p>
+      <w:pPr>
+        <w:pStyle w:val="Heading3"/>
+      </w:pPr>
+      <w:r>
+        <w:t>Smanjenje broja obeležja kao prvi korak prot</w:t>
+      </w:r>
+      <w:r>
+        <w:t>iv overfit-a</w:t>
+      </w:r>
+    </w:p>
+    <w:p>
+      <w:pPr>
+        <w:pStyle w:val="BodyText"/>
+      </w:pPr>
+      <w:r>
+        <w:t>Prvi sistematski korak za smanjenje preprilagođavanja jeste selekcija obeležja. Kombinovana XGBoost i LightGBM analiza važnosti pokazala je da od 184 inženjerisanih obeležja, 144 ne nose dodatnu informaciju za neuronske modele zbog visoke kore</w:t>
+      </w:r>
+      <w:r>
+        <w:t>lisanosti sa boljim varijantama (npr. roll3 i roll5 verzije iste statistike). Redukcija na 40 obeležja uvećava R² MLP-a za 0,021 i smanjuje overfit gap za 0,01–0,03 u zavisnosti od modela. Tree modeli ne dobijaju značajno na ovoj redukciji zbog ugrađenog m</w:t>
+      </w:r>
+      <w:r>
+        <w:t>ehanizma selekcije.</w:t>
+      </w:r>
+    </w:p>
+    <w:p>
+      <w:r>
+        <w:rPr>
+          <w:noProof/>
+        </w:rPr>
+        <w:drawing>
+          <wp:inline distT="0" distB="0" distL="0" distR="0" wp14:anchorId="36C26B54" wp14:editId="5B9C4936">
+            <wp:extent cx="5220000" cy="3991636"/>
+            <wp:effectExtent l="0" t="0" r="0" b="0"/>
+            <wp:docPr id="1755487644" name="Picture 1755487644"/>
+            <wp:cNvGraphicFramePr>
+              <a:graphicFrameLocks xmlns:a="http://purl.oclc.org/ooxml/drawingml/main" noChangeAspect="1"/>
+            </wp:cNvGraphicFramePr>
+            <a:graphic xmlns:a="http://purl.oclc.org/ooxml/drawingml/main">
+              <a:graphicData uri="http://purl.oclc.org/ooxml/drawingml/picture">
+                <pic:pic xmlns:pic="http://purl.oclc.org/ooxml/drawingml/picture">
+                  <pic:nvPicPr>
+                    <pic:cNvPr id="0" name="feature_selection_learning_curves.png"/>
+                    <pic:cNvPicPr/>
+                  </pic:nvPicPr>
+                  <pic:blipFill>
+                    <a:blip r:embed="rId21"/>
+                    <a:stretch>
+                      <a:fillRect/>
+                    </a:stretch>
+                  </pic:blipFill>
+                  <pic:spPr>
+                    <a:xfrm>
+                      <a:off x="0" y="0"/>
+                      <a:ext cx="5220000" cy="3991636"/>
+                    </a:xfrm>
+                    <a:prstGeom prst="rect">
+                      <a:avLst/>
+                    </a:prstGeom>
+                  </pic:spPr>
+                </pic:pic>
+              </a:graphicData>
+            </a:graphic>
+          </wp:inline>
+        </w:drawing>
+      </w:r>
+    </w:p>
+    <w:p>
+      <w:pPr>
+        <w:pStyle w:val="Caption"/>
+      </w:pPr>
+      <w:r>
+        <w:t>Slika 15. Trening i validacione krive MLP-a za pun (184) i redukovan (40) skup obeležja.</w:t>
+      </w:r>
+    </w:p>
+    <w:p>
+      <w:r>
+        <w:rPr>
+          <w:noProof/>
+        </w:rPr>
+        <w:drawing>
+          <wp:inline distT="0" distB="0" distL="0" distR="0" wp14:anchorId="15B17257" wp14:editId="537C1F4A">
+            <wp:extent cx="5220000" cy="1614217"/>
+            <wp:effectExtent l="0" t="0" r="0" b="0"/>
+            <wp:docPr id="1755487645" name="Picture 1755487645"/>
+            <wp:cNvGraphicFramePr>
+              <a:graphicFrameLocks xmlns:a="http://purl.oclc.org/ooxml/drawingml/main" noChangeAspect="1"/>
+            </wp:cNvGraphicFramePr>
+            <a:graphic xmlns:a="http://purl.oclc.org/ooxml/drawingml/main">
+              <a:graphicData uri="http://purl.oclc.org/ooxml/drawingml/picture">
+                <pic:pic xmlns:pic="http://purl.oclc.org/ooxml/drawingml/picture">
+                  <pic:nvPicPr>
+                    <pic:cNvPr id="0" name="feature_selection_comparison.png"/>
+                    <pic:cNvPicPr/>
+                  </pic:nvPicPr>
+                  <pic:blipFill>
+                    <a:blip r:embed="rId22"/>
+                    <a:stretch>
+                      <a:fillRect/>
+                    </a:stretch>
+                  </pic:blipFill>
+                  <pic:spPr>
+                    <a:xfrm>
+                      <a:off x="0" y="0"/>
+                      <a:ext cx="5220000" cy="1614217"/>
+                    </a:xfrm>
+                    <a:prstGeom prst="rect">
+                      <a:avLst/>
+                    </a:prstGeom>
+                  </pic:spPr>
+                </pic:pic>
+              </a:graphicData>
+            </a:graphic>
+          </wp:inline>
+        </w:drawing>
+      </w:r>
+    </w:p>
+    <w:p>
+      <w:pPr>
+        <w:pStyle w:val="Caption"/>
+      </w:pPr>
+      <w:r>
+        <w:t>Slika 16. Test metrike (MAE i R²) baznih modela za pun i redukovan skup obeležja.</w:t>
+      </w:r>
+    </w:p>
+    <w:p>
+      <w:pPr>
+        <w:pStyle w:val="Heading3"/>
+      </w:pPr>
+      <w:r>
+        <w:t>MLP varijante: trade-off kapaciteta i regularizacije</w:t>
+      </w:r>
+    </w:p>
+    <w:p>
+      <w:pPr>
+        <w:pStyle w:val="BodyText"/>
+      </w:pPr>
+      <w:r>
+        <w:t>Pet kont</w:t>
+      </w:r>
+      <w:r>
+        <w:t>rolisanih MLP varijanti (A–E) izoluje efekat broja obeležja i jačine regularizacije. Model A koristi 184 obeležja sa istom arhitekturom kao Model B (40 obeležja); razlika u R² (0,308 vs 0,329) potvrđuje pozitivan efekat selekcije. Model C primenjuje kompak</w:t>
+      </w:r>
+      <w:r>
+        <w:t>tniju arhitekturu (3 sloja [256, 128, 64]) sa GaussianNoise(0,2) i Mixup(α = 0,3); postiže najmanji overfit gap, uz blago niži R². Model D zadržava arhitekturu Modela B i dodaje GaussianNoise(0,15) i Mixup(0,2); rezultira najnižim MAE-om među kontrolnim ML</w:t>
+      </w:r>
+      <w:r>
+        <w:t>P varijantama (17,83). Model E (Optuna, 100 trial-ova) bira četiri sloja [320, 384, 192, 128] sa σ = 0,25 i α = 0,2; postiže najbolji balans MAE/R² (17,88; 0,3225).</w:t>
+      </w:r>
+    </w:p>
+    <w:p>
+      <w:r>
+        <w:rPr>
+          <w:noProof/>
+        </w:rPr>
+        <w:lastRenderedPageBreak/>
+        <w:drawing>
+          <wp:inline distT="0" distB="0" distL="0" distR="0" wp14:anchorId="5BC92FC0" wp14:editId="5039B8BC">
+            <wp:extent cx="5220000" cy="2685221"/>
+            <wp:effectExtent l="0" t="0" r="0" b="0"/>
+            <wp:docPr id="1755487646" name="Picture 1755487646"/>
+            <wp:cNvGraphicFramePr>
+              <a:graphicFrameLocks xmlns:a="http://purl.oclc.org/ooxml/drawingml/main" noChangeAspect="1"/>
+            </wp:cNvGraphicFramePr>
+            <a:graphic xmlns:a="http://purl.oclc.org/ooxml/drawingml/main">
+              <a:graphicData uri="http://purl.oclc.org/ooxml/drawingml/picture">
+                <pic:pic xmlns:pic="http://purl.oclc.org/ooxml/drawingml/picture">
+                  <pic:nvPicPr>
+                    <pic:cNvPr id="0" name="mlp_comparison_learning_curves.png"/>
+                    <pic:cNvPicPr/>
+                  </pic:nvPicPr>
+                  <pic:blipFill>
+                    <a:blip r:embed="rId23"/>
+                    <a:stretch>
+                      <a:fillRect/>
+                    </a:stretch>
+                  </pic:blipFill>
+                  <pic:spPr>
+                    <a:xfrm>
+                      <a:off x="0" y="0"/>
+                      <a:ext cx="5220000" cy="2685221"/>
+                    </a:xfrm>
+                    <a:prstGeom prst="rect">
+                      <a:avLst/>
+                    </a:prstGeom>
+                  </pic:spPr>
+                </pic:pic>
+              </a:graphicData>
+            </a:graphic>
+          </wp:inline>
+        </w:drawing>
+      </w:r>
+    </w:p>
+    <w:p>
+      <w:pPr>
+        <w:pStyle w:val="Caption"/>
+      </w:pPr>
+      <w:r>
+        <w:t>Slika 17. Trening i validacione krive za MLP modele A, B i C.</w:t>
+      </w:r>
+    </w:p>
+    <w:p>
+      <w:r>
+        <w:rPr>
+          <w:noProof/>
+        </w:rPr>
+        <w:drawing>
+          <wp:inline distT="0" distB="0" distL="0" distR="0" wp14:anchorId="5170D1EC" wp14:editId="70322B77">
+            <wp:extent cx="5220000" cy="2020998"/>
+            <wp:effectExtent l="0" t="0" r="0" b="0"/>
+            <wp:docPr id="1755487647" name="Picture 1755487647"/>
+            <wp:cNvGraphicFramePr>
+              <a:graphicFrameLocks xmlns:a="http://purl.oclc.org/ooxml/drawingml/main" noChangeAspect="1"/>
+            </wp:cNvGraphicFramePr>
+            <a:graphic xmlns:a="http://purl.oclc.org/ooxml/drawingml/main">
+              <a:graphicData uri="http://purl.oclc.org/ooxml/drawingml/picture">
+                <pic:pic xmlns:pic="http://purl.oclc.org/ooxml/drawingml/picture">
+                  <pic:nvPicPr>
+                    <pic:cNvPr id="0" name="mlp_comparison_overfit_gap.png"/>
+                    <pic:cNvPicPr/>
+                  </pic:nvPicPr>
+                  <pic:blipFill>
+                    <a:blip r:embed="rId24"/>
                     <a:stretch>
                       <a:fillRect/>
                     </a:stretch>
@@ -44775,950 +46071,22 @@
         <w:pStyle w:val="Caption"/>
       </w:pPr>
       <w:r>
-        <w:t xml:space="preserve">Slika 12. Razlika između trening i test R² za pun (184 obeležja) i redukovan (40 obeležja) skup. Vidljivo je smanjenje overfit </w:t>
-      </w:r>
-      <w:r>
-        <w:t>gap-a za neuronske modele nakon selekcije.</w:t>
+        <w:t>Slika 18. Overfit gap (ra</w:t>
+      </w:r>
+      <w:r>
+        <w:t>zlika trening i validacionog R²) po MLP varijantama.</w:t>
       </w:r>
     </w:p>
     <w:p>
-      <w:pPr>
-        <w:pStyle w:val="BodyText"/>
-      </w:pPr>
-      <w:r>
-        <w:t>Za rekurentne modele, pored tabularnih obeležja, formirane su i sekvence po igraču. Svaka sekvenca je hronološki niz utakmica jednog igrača; za svaki vremenski korak čuva se 33 sirova game-level obeležja (bez lag/</w:t>
-      </w:r>
-      <w:r>
-        <w:t>roll transformacija, jer RNN sam uči temporalne obrasce), dok 20 statičkih pregame obeležja (spread, total, domaćin/gost, defanzivni rang) ulaze odvojeno kroz drugu granu modela. Da kratke karijere ne bi bile odbacivane, koristi se padding neutralnom vredn</w:t>
-      </w:r>
-      <w:r>
-        <w:t>ošću 0,0 i Masking sloj koji ignoriše padded korake. Maksimalna dužina sekvence (T) varirana je između 5 i 12 utakmica; finalni izbor T = 12 pokrio je medijan dužine karijere bez eksplozije udela padded koraka.</w:t>
-      </w:r>
-    </w:p>
-    <w:p>
-      <w:pPr>
-        <w:pStyle w:val="Heading3"/>
-      </w:pPr>
-      <w:r>
-        <w:t>Arhitekture modela</w:t>
-      </w:r>
-    </w:p>
-    <w:p>
-      <w:pPr>
-        <w:pStyle w:val="BodyText"/>
-      </w:pPr>
-      <w:r>
-        <w:t>Testirano je nekoliko klas</w:t>
-      </w:r>
-      <w:r>
-        <w:t>a neuronskih arhitektura, redom od najjednostavnije do najkompleksnije. Svaka klasa odgovara konkretnoj hipotezi o tome šta ograničava performansu prethodnih modela: MLP kao tabularna referenca, GRU/LSTM zbog sekvencijalne prirode podataka, kvantilna regre</w:t>
-      </w:r>
-      <w:r>
-        <w:t>sija zbog asimetrije i autlajera, arhitektura sa pažnjom i ugrađivanjem identiteta igrača kao najsloženiji pokušaj, i ansambli kao finalni korak konsolidacije.</w:t>
-      </w:r>
-    </w:p>
-    <w:p>
-      <w:pPr>
-        <w:pStyle w:val="Heading4"/>
-      </w:pPr>
-      <w:r>
-        <w:t>Feed-forward mreže (MLP) kao bazni model</w:t>
-      </w:r>
-    </w:p>
-    <w:p>
-      <w:pPr>
-        <w:pStyle w:val="BodyText"/>
-      </w:pPr>
-      <w:r>
-        <w:t>Osnovni MLP (Model B u nastavku) prihvata 40 selektovan</w:t>
-      </w:r>
-      <w:r>
-        <w:t>ih obeležja kao ravan vektor i prosleđuje ih kroz pet potpuno povezanih slojeva dimenzija [448, 128, 320, 448, 256] sa ReLU aktivacijama, LayerNorm normalizacijom i Dropoutom 0,5 nakon svakog sloja. Izlazni sloj je jedan neuron sa linearnom aktivacijom koj</w:t>
-      </w:r>
-      <w:r>
-        <w:t>i predviđa √(receiving_yards). Bias inicijalizovan je nulama, a težine HeNormal raspodelom. Varijante Model C, D i E uvode dodatne regularizacione mehanizme: GaussianNoise na ulazu (σ ∈ [0,05; 0,25]) za stabilizaciju gradijenata, Mixup augmentaciju primera</w:t>
-      </w:r>
-      <w:r>
-        <w:t xml:space="preserve"> (α ∈ [0,1; 0,4]) i kompaktnije arhitekture (3–4 sloja) sa ciljem smanjenja preprilagođavanja bez gubitka kapaciteta.</w:t>
-      </w:r>
-    </w:p>
-    <w:p>
-      <w:pPr>
-        <w:pStyle w:val="Heading4"/>
-      </w:pPr>
-      <w:r>
-        <w:t>Rekurentne mreže (GRU i LSTM)</w:t>
-      </w:r>
-    </w:p>
-    <w:p>
-      <w:pPr>
-        <w:pStyle w:val="BodyText"/>
-      </w:pPr>
-      <w:r>
-        <w:t>Rekurentne mreže su ključna klasa modela za podatke sa sekvencijalnom strukturom. Testirane su dve varijante</w:t>
-      </w:r>
-      <w:r>
-        <w:t xml:space="preserve"> ćelija: LSTM (Long Short-Term Memory) [22], koja koristi tri kapije (input, forget, output) i odvojeno ćelijsko stanje, i GRU (Gated Recurrent Unit) [23], jednostavnija arhitektura sa dve kapije (reset i update) i bez odvojenog ćelijskog stanja. Inicijaln</w:t>
-      </w:r>
-      <w:r>
-        <w:t>a postavka (WR_GRU_Baseline) koristi jedan GRU(32) sloj sa Dense(1) izlazom nad sliding window sekvencama dužine 5 i 95 sirovih obeležja po koraku — namerno minimalna konfiguracija kao referentna donja granica.</w:t>
-      </w:r>
-    </w:p>
-    <w:p>
-      <w:pPr>
-        <w:pStyle w:val="BodyText"/>
-      </w:pPr>
-      <w:r>
-        <w:t>Ključni redizajn — Improved RNN — uveo je dvo</w:t>
-      </w:r>
-      <w:r>
-        <w:t>ulaznu (dual-input) arhitekturu: sekvencijalna grana prima T × 33 sirova game-level obeležja, prolazi kroz Masking(0,0), zatim jedan LSTM(128) sloj (unidirekcioni), pa LayerNorm i Dropout(0,30); statička grana paralelno prima 20 pregame obeležja, prolazi k</w:t>
-      </w:r>
-      <w:r>
-        <w:t>roz GaussianNoise(0,20), Dense, LayerNorm i Dropout. Dva izlaza se konkatenizuju i prolaze kroz završni Dense → izlazni neuron. Ovakva podela omogućava rekurentnoj grani da uči striktno temporalni signal, dok se pregame informacije (koje su konstantne toko</w:t>
-      </w:r>
-      <w:r>
-        <w:t>m utakmice) tretiraju kao statički kontekst. Identična konfiguracija testirana je i sa GRU ćelijama (LSTM vs GRU ablacija).</w:t>
-      </w:r>
-    </w:p>
-    <w:p>
-      <w:pPr>
-        <w:pStyle w:val="Heading4"/>
-      </w:pPr>
-      <w:r>
-        <w:t>Pažnja i ugrađivanje identiteta igrača</w:t>
-      </w:r>
-    </w:p>
-    <w:p>
-      <w:pPr>
-        <w:pStyle w:val="BodyText"/>
-      </w:pPr>
-      <w:r>
-        <w:t xml:space="preserve">Najsloženija testirana arhitektura ima tri ulazne grane: sekvencijalnu (T × 45 obeležja, gde </w:t>
-      </w:r>
-      <w:r>
-        <w:t>je 45 = 33 sirova + 6 lag1 + 6 roll3 inženjerisanih kanala), embedding granu (player_id → Embedding(1308, 8) sa L2 regularizacijom 1e-4) i statičku granu (20 pregame obeležja). Sekvencijalna grana koristi Bidirectional LSTM/GRU sa return_sequences=True; iz</w:t>
-      </w:r>
-      <w:r>
-        <w:t>laz prolazi kroz prilagođeni AttentionPool sloj koji uči težine za sve vremenske korake — umesto da koristi samo poslednje skriveno stanje, softmax preko naučenih skorova (uz maskiranje padded pozicija sa −∞) omogućava modelu da fokusira pažnju na najrelev</w:t>
-      </w:r>
-      <w:r>
-        <w:t>antnije utakmice u istoriji igrača. Sve tri grane spajaju se konkatenacijom i ulaze u završni Dense blok (96 → 1).</w:t>
-      </w:r>
-    </w:p>
-    <w:p>
-      <w:pPr>
-        <w:pStyle w:val="Heading4"/>
-      </w:pPr>
-      <w:r>
-        <w:t>Kvantilna regresija (MLP Quantile)</w:t>
-      </w:r>
-    </w:p>
-    <w:p>
-      <w:pPr>
-        <w:pStyle w:val="BodyText"/>
-      </w:pPr>
-      <w:r>
-        <w:t>Zbog asimetrije i autlajera u distribuciji jardi, testiran je i pristup kvantilne regresije. Arhitektura k</w:t>
-      </w:r>
-      <w:r>
-        <w:t>oristi istu MLP-B osnovu ([448, 128, 320, 448, 256]), ali sa Dense(3) izlazom koji simultano predviđa kvantile q10, q50 i q90 ciljne promenljive. Trening koristi pinball (quantile) loss L(y, ŷ, τ) = max(τ·(y−ŷ), (τ−1)·(y−ŷ)). Kao tačkasta predikcija korist</w:t>
-      </w:r>
-      <w:r>
-        <w:t xml:space="preserve">i se medijan q50, koji je po konstrukciji L1-optimalan i znatno robusniji na outliere od srednje vrednosti. Kao dodatna </w:t>
-      </w:r>
-      <w:r>
-        <w:lastRenderedPageBreak/>
-        <w:t>prednost, razmak q90 − q10 daje direktan interval poverenja od 80%, koji se može koristiti i za fantasy/kladioničarsku primenu.</w:t>
-      </w:r>
-    </w:p>
-    <w:p>
-      <w:pPr>
-        <w:pStyle w:val="Heading4"/>
-      </w:pPr>
-      <w:r>
-        <w:t>Strategi</w:t>
-      </w:r>
-      <w:r>
-        <w:t>je ansambliranja</w:t>
-      </w:r>
-    </w:p>
-    <w:p>
-      <w:pPr>
-        <w:pStyle w:val="BodyText"/>
-      </w:pPr>
-      <w:r>
-        <w:t xml:space="preserve">Pojedinačni modeli dostižu sličan kvalitet, ali njihove greške nisu savršeno korelisane (koeficijenti korelacije reziduala u opsegu 0,96–0,99), što ostavlja prostor za marginalni dobitak kroz ansamblovanje. Testirane su četiri strategije: </w:t>
-      </w:r>
-      <w:r>
-        <w:t>simple_mean (prosta aritmetička sredina predikcija), inverse_mae (težine obrnuto proporcionalne validacionom MAE-u), constrained_ls (nenegativni najmanji kvadrati sa ograničenjem da je suma težina = 1) i ridge_stack (Ridge meta-učnik obučen nad predikcijam</w:t>
-      </w:r>
-      <w:r>
-        <w:t>a baznih modela). Testirana su dva sastava: Opcija 1 = {MLP Hybrid, MLP Quantile, LightGBM, ElasticNet} i Opcija 2 = {XGBoost, LightGBM, MLP Hybrid}.</w:t>
-      </w:r>
-    </w:p>
-    <w:p>
-      <w:pPr>
-        <w:pStyle w:val="Heading3"/>
-      </w:pPr>
-      <w:r>
-        <w:t>Proces treniranja</w:t>
-      </w:r>
-    </w:p>
-    <w:p>
-      <w:pPr>
-        <w:pStyle w:val="BodyText"/>
-      </w:pPr>
-      <w:r>
-        <w:t>Optimizator je AdamW sa weight decay-em u opsegu [1e-4; 5e-3]; klasičan Adam se u praksi</w:t>
-      </w:r>
-      <w:r>
-        <w:t xml:space="preserve"> pokazao dramatično lošiji jer L2 dodatak primenjuje na momente umesto na same težine. Kao funkcija gubitka dominantno se koristi Huber loss sa delta parametrom biranim Optunom u opsegu [0,5; 2,0] — Huber spaja kvadratnu osetljivost MSE-a oko nule sa linea</w:t>
-      </w:r>
-      <w:r>
-        <w:t>rnom robusnošću MAE-a dalje od nule, što odgovara distribuciji jardi gde su outlieri legitimni boom uzorci. Za kvantilnu regresiju koristi se pinball loss, a za najranije baseline modele (GRU baseline) klasičan MSE.</w:t>
-      </w:r>
-    </w:p>
-    <w:p>
-      <w:pPr>
-        <w:pStyle w:val="BodyText"/>
-      </w:pPr>
-      <w:r>
-        <w:t xml:space="preserve">Regularizacioni paket uključuje Dropout </w:t>
-      </w:r>
-      <w:r>
-        <w:t>(0,2–0,5 u zavisnosti od sloja), LayerNorm (forsiran u svim modernim arhitekturama; ako se prepusti Optuni, ona u polovini slučajeva bira 'none' i dobije lošiji rezultat), GaussianNoise na ulazu (σ = 0,05–0,25), Mixup augmentaciju trening batcha (α ∈ [0,1;</w:t>
-      </w:r>
-      <w:r>
-        <w:t xml:space="preserve"> 0,4]), weight decay i L2 regularizaciju na embedding sloju (1e-4). Batch size variraju od 32 do 256 zavisno od arhitekture. Tri ugrađena Keras callback-a su konstantno aktivna: ModelCheckpoint (monitor = val_loss, save_best_only = True), EarlyStopping (pa</w:t>
-      </w:r>
-      <w:r>
-        <w:t>tience 12–30, restore_best_weights = True) i ReduceLROnPlateau (factor = 0,3; patience = 5–10; min_lr = 1e-5). Svi eksperimenti reproducibilni su zahvaljujući fiksiranim seed-ovima za python, numpy i tensorflow (seed = 42).</w:t>
-      </w:r>
-    </w:p>
-    <w:p>
-      <w:pPr>
-        <w:pStyle w:val="Heading3"/>
-      </w:pPr>
-      <w:r>
-        <w:t>Optimizacija hiperparametara pri</w:t>
-      </w:r>
-      <w:r>
-        <w:t>menom Optuna biblioteke</w:t>
-      </w:r>
-    </w:p>
-    <w:p>
-      <w:pPr>
-        <w:pStyle w:val="BodyText"/>
-      </w:pPr>
-      <w:r>
-        <w:t xml:space="preserve">Za razliku od klasičnih modela kod kojih je Grid Search bio dovoljan, neuronske mreže imaju znatno bogatiji prostor pretrage: dubina mreže, broj jedinica po sloju, dropout po sloju, learning rate, weight decay, batch size, delta za </w:t>
-      </w:r>
-      <w:r>
-        <w:t>Huber, α za Mixup, σ za GaussianNoise, dužina sekvence za RNN, broj rekurentnih slojeva, opcija bidirektionalnosti, izbor LayerNorm-a. Primenjena je Bayesova optimizacija kroz Optuna biblioteku sa TPE (Tree-structured Parzen Estimator) samplerom i MedianPr</w:t>
-      </w:r>
-      <w:r>
-        <w:t>uner-om koji agresivno prekida loše probe nakon minimum tri epohe. Standardna konfiguracija je 100 trials po modelu, sa objective funkcijom min(val MAE), čime se direktno optimizuje primarna metrika interesa. Keras Tuner korišćen je u ranim iteracijama, al</w:t>
-      </w:r>
-      <w:r>
-        <w:t>i je u kasnijim fazama u potpunosti zamenjen Optunom zbog fleksibilnijeg API-ja, podrške za early-stopping trials i mogućnosti definisanja proizvoljnih distribucija.</w:t>
-      </w:r>
-    </w:p>
-    <w:tbl>
-      <w:tblPr>
-        <w:tblStyle w:val="TableGrid"/>
-        <w:tblW w:w="0pt" w:type="auto"/>
-        <w:tblLook w:firstRow="1" w:lastRow="0" w:firstColumn="1" w:lastColumn="0" w:noHBand="0" w:noVBand="1"/>
-      </w:tblPr>
-      <w:tblGrid>
-        <w:gridCol w:w="1386"/>
-        <w:gridCol w:w="1994"/>
-        <w:gridCol w:w="1476"/>
-      </w:tblGrid>
-      <w:tr>
-        <w:tc>
-          <w:tcPr>
-            <w:tcW w:w="168.20pt" w:type="dxa"/>
-          </w:tcPr>
-          <w:p>
-            <w:r>
-              <w:rPr>
-                <w:b/>
-              </w:rPr>
-              <w:t>Klasa modela</w:t>
-            </w:r>
-          </w:p>
-        </w:tc>
-        <w:tc>
-          <w:tcPr>
-            <w:tcW w:w="168.20pt" w:type="dxa"/>
-          </w:tcPr>
-          <w:p>
-            <w:r>
-              <w:rPr>
-                <w:b/>
-              </w:rPr>
-              <w:t>Hiperparametar</w:t>
-            </w:r>
-          </w:p>
-        </w:tc>
-        <w:tc>
-          <w:tcPr>
-            <w:tcW w:w="168.20pt" w:type="dxa"/>
-          </w:tcPr>
-          <w:p>
-            <w:r>
-              <w:rPr>
-                <w:b/>
-              </w:rPr>
-              <w:t>Opseg / Skup vrednosti</w:t>
-            </w:r>
-          </w:p>
-        </w:tc>
-      </w:tr>
-      <w:tr>
-        <w:tc>
-          <w:tcPr>
-            <w:tcW w:w="168.20pt" w:type="dxa"/>
-          </w:tcPr>
-          <w:p>
-            <w:r>
-              <w:t>MLP</w:t>
-            </w:r>
-          </w:p>
-        </w:tc>
-        <w:tc>
-          <w:tcPr>
-            <w:tcW w:w="168.20pt" w:type="dxa"/>
-          </w:tcPr>
-          <w:p>
-            <w:r>
-              <w:t>broj slojeva</w:t>
-            </w:r>
-          </w:p>
-        </w:tc>
-        <w:tc>
-          <w:tcPr>
-            <w:tcW w:w="168.20pt" w:type="dxa"/>
-          </w:tcPr>
-          <w:p>
-            <w:r>
-              <w:t>{2, 3, 4, 5}</w:t>
-            </w:r>
-          </w:p>
-        </w:tc>
-      </w:tr>
-      <w:tr>
-        <w:tc>
-          <w:tcPr>
-            <w:tcW w:w="168.20pt" w:type="dxa"/>
-          </w:tcPr>
-          <w:p>
-            <w:r>
-              <w:t>MLP</w:t>
-            </w:r>
-          </w:p>
-        </w:tc>
-        <w:tc>
-          <w:tcPr>
-            <w:tcW w:w="168.20pt" w:type="dxa"/>
-          </w:tcPr>
-          <w:p>
-            <w:r>
-              <w:t>broj jedinica po sloju</w:t>
-            </w:r>
-          </w:p>
-        </w:tc>
-        <w:tc>
-          <w:tcPr>
-            <w:tcW w:w="168.20pt" w:type="dxa"/>
-          </w:tcPr>
-          <w:p>
-            <w:r>
-              <w:t>{64, 128, 192, 256, 320, 384, 448}</w:t>
-            </w:r>
-          </w:p>
-        </w:tc>
-      </w:tr>
-      <w:tr>
-        <w:tc>
-          <w:tcPr>
-            <w:tcW w:w="168.20pt" w:type="dxa"/>
-          </w:tcPr>
-          <w:p>
-            <w:r>
-              <w:t>MLP</w:t>
-            </w:r>
-          </w:p>
-        </w:tc>
-        <w:tc>
-          <w:tcPr>
-            <w:tcW w:w="168.20pt" w:type="dxa"/>
-          </w:tcPr>
-          <w:p>
-            <w:r>
-              <w:t>dropout</w:t>
-            </w:r>
-          </w:p>
-        </w:tc>
-        <w:tc>
-          <w:tcPr>
-            <w:tcW w:w="168.20pt" w:type="dxa"/>
-          </w:tcPr>
-          <w:p>
-            <w:r>
-              <w:t>[0,2; 0,5]</w:t>
-            </w:r>
-          </w:p>
-        </w:tc>
-      </w:tr>
-      <w:tr>
-        <w:tc>
-          <w:tcPr>
-            <w:tcW w:w="168.20pt" w:type="dxa"/>
-          </w:tcPr>
-          <w:p>
-            <w:r>
-              <w:t>MLP</w:t>
-            </w:r>
-          </w:p>
-        </w:tc>
-        <w:tc>
-          <w:tcPr>
-            <w:tcW w:w="168.20pt" w:type="dxa"/>
-          </w:tcPr>
-          <w:p>
-            <w:r>
-              <w:t>learning_rate</w:t>
-            </w:r>
-          </w:p>
-        </w:tc>
-        <w:tc>
-          <w:tcPr>
-            <w:tcW w:w="168.20pt" w:type="dxa"/>
-          </w:tcPr>
-          <w:p>
-            <w:r>
-              <w:t>[1e-4; 1e-2] (log)</w:t>
-            </w:r>
-          </w:p>
-        </w:tc>
-      </w:tr>
-      <w:tr>
-        <w:tc>
-          <w:tcPr>
-            <w:tcW w:w="168.20pt" w:type="dxa"/>
-          </w:tcPr>
-          <w:p>
-            <w:r>
-              <w:t>MLP</w:t>
-            </w:r>
-          </w:p>
-        </w:tc>
-        <w:tc>
-          <w:tcPr>
-            <w:tcW w:w="168.20pt" w:type="dxa"/>
-          </w:tcPr>
-          <w:p>
-            <w:r>
-              <w:t>weight_decay</w:t>
-            </w:r>
-          </w:p>
-        </w:tc>
-        <w:tc>
-          <w:tcPr>
-            <w:tcW w:w="168.20pt" w:type="dxa"/>
-          </w:tcPr>
-          <w:p>
-            <w:r>
-              <w:t>[1e-4; 5e-3] (log)</w:t>
-            </w:r>
-          </w:p>
-        </w:tc>
-      </w:tr>
-      <w:tr>
-        <w:tc>
-          <w:tcPr>
-            <w:tcW w:w="168.20pt" w:type="dxa"/>
-          </w:tcPr>
-          <w:p>
-            <w:r>
-              <w:t>MLP</w:t>
-            </w:r>
-          </w:p>
-        </w:tc>
-        <w:tc>
-          <w:tcPr>
-            <w:tcW w:w="168.20pt" w:type="dxa"/>
-          </w:tcPr>
-          <w:p>
-            <w:r>
-              <w:t>Huber delta</w:t>
-            </w:r>
-          </w:p>
-        </w:tc>
-        <w:tc>
-          <w:tcPr>
-            <w:tcW w:w="168.20pt" w:type="dxa"/>
-          </w:tcPr>
-          <w:p>
-            <w:r>
-              <w:t>[0,5; 2,0]</w:t>
-            </w:r>
-          </w:p>
-        </w:tc>
-      </w:tr>
-      <w:tr>
-        <w:tc>
-          <w:tcPr>
-            <w:tcW w:w="168.20pt" w:type="dxa"/>
-          </w:tcPr>
-          <w:p>
-            <w:r>
-              <w:t>MLP Hybrid</w:t>
-            </w:r>
-          </w:p>
-        </w:tc>
-        <w:tc>
-          <w:tcPr>
-            <w:tcW w:w="168.20pt" w:type="dxa"/>
-          </w:tcPr>
-          <w:p>
-            <w:r>
-              <w:t>GaussianNoise σ</w:t>
-            </w:r>
-          </w:p>
-        </w:tc>
-        <w:tc>
-          <w:tcPr>
-            <w:tcW w:w="168.20pt" w:type="dxa"/>
-          </w:tcPr>
-          <w:p>
-            <w:r>
-              <w:t>[0,05; 0,25]</w:t>
-            </w:r>
-          </w:p>
-        </w:tc>
-      </w:tr>
-      <w:tr>
-        <w:tc>
-          <w:tcPr>
-            <w:tcW w:w="168.20pt" w:type="dxa"/>
-          </w:tcPr>
-          <w:p>
-            <w:r>
-              <w:t>MLP Hybrid</w:t>
-            </w:r>
-          </w:p>
-        </w:tc>
-        <w:tc>
-          <w:tcPr>
-            <w:tcW w:w="168.20pt" w:type="dxa"/>
-          </w:tcPr>
-          <w:p>
-            <w:r>
-              <w:t>Mixup α</w:t>
-            </w:r>
-          </w:p>
-        </w:tc>
-        <w:tc>
-          <w:tcPr>
-            <w:tcW w:w="168.20pt" w:type="dxa"/>
-          </w:tcPr>
-          <w:p>
-            <w:r>
-              <w:t xml:space="preserve">[0,1; </w:t>
-            </w:r>
-            <w:r>
-              <w:t>0,4]</w:t>
-            </w:r>
-          </w:p>
-        </w:tc>
-      </w:tr>
-      <w:tr>
-        <w:tc>
-          <w:tcPr>
-            <w:tcW w:w="168.20pt" w:type="dxa"/>
-          </w:tcPr>
-          <w:p>
-            <w:r>
-              <w:t>RNN</w:t>
-            </w:r>
-          </w:p>
-        </w:tc>
-        <w:tc>
-          <w:tcPr>
-            <w:tcW w:w="168.20pt" w:type="dxa"/>
-          </w:tcPr>
-          <w:p>
-            <w:r>
-              <w:t>tip ćelije</w:t>
-            </w:r>
-          </w:p>
-        </w:tc>
-        <w:tc>
-          <w:tcPr>
-            <w:tcW w:w="168.20pt" w:type="dxa"/>
-          </w:tcPr>
-          <w:p>
-            <w:r>
-              <w:t>{LSTM, GRU}</w:t>
-            </w:r>
-          </w:p>
-        </w:tc>
-      </w:tr>
-      <w:tr>
-        <w:tc>
-          <w:tcPr>
-            <w:tcW w:w="168.20pt" w:type="dxa"/>
-          </w:tcPr>
-          <w:p>
-            <w:r>
-              <w:t>RNN</w:t>
-            </w:r>
-          </w:p>
-        </w:tc>
-        <w:tc>
-          <w:tcPr>
-            <w:tcW w:w="168.20pt" w:type="dxa"/>
-          </w:tcPr>
-          <w:p>
-            <w:r>
-              <w:t>dužina sekvence T</w:t>
-            </w:r>
-          </w:p>
-        </w:tc>
-        <w:tc>
-          <w:tcPr>
-            <w:tcW w:w="168.20pt" w:type="dxa"/>
-          </w:tcPr>
-          <w:p>
-            <w:r>
-              <w:t>{5, 6, 8, 10, 12}</w:t>
-            </w:r>
-          </w:p>
-        </w:tc>
-      </w:tr>
-      <w:tr>
-        <w:tc>
-          <w:tcPr>
-            <w:tcW w:w="168.20pt" w:type="dxa"/>
-          </w:tcPr>
-          <w:p>
-            <w:r>
-              <w:t>RNN</w:t>
-            </w:r>
-          </w:p>
-        </w:tc>
-        <w:tc>
-          <w:tcPr>
-            <w:tcW w:w="168.20pt" w:type="dxa"/>
-          </w:tcPr>
-          <w:p>
-            <w:r>
-              <w:t>broj rekurentnih slojeva</w:t>
-            </w:r>
-          </w:p>
-        </w:tc>
-        <w:tc>
-          <w:tcPr>
-            <w:tcW w:w="168.20pt" w:type="dxa"/>
-          </w:tcPr>
-          <w:p>
-            <w:r>
-              <w:t>{1, 2}</w:t>
-            </w:r>
-          </w:p>
-        </w:tc>
-      </w:tr>
-      <w:tr>
-        <w:tc>
-          <w:tcPr>
-            <w:tcW w:w="168.20pt" w:type="dxa"/>
-          </w:tcPr>
-          <w:p>
-            <w:r>
-              <w:t>RNN</w:t>
-            </w:r>
-          </w:p>
-        </w:tc>
-        <w:tc>
-          <w:tcPr>
-            <w:tcW w:w="168.20pt" w:type="dxa"/>
-          </w:tcPr>
-          <w:p>
-            <w:r>
-              <w:t>broj jedinica</w:t>
-            </w:r>
-          </w:p>
-        </w:tc>
-        <w:tc>
-          <w:tcPr>
-            <w:tcW w:w="168.20pt" w:type="dxa"/>
-          </w:tcPr>
-          <w:p>
-            <w:r>
-              <w:t>{32, 64, 96, 128, 160, 192}</w:t>
-            </w:r>
-          </w:p>
-        </w:tc>
-      </w:tr>
-      <w:tr>
-        <w:tc>
-          <w:tcPr>
-            <w:tcW w:w="168.20pt" w:type="dxa"/>
-          </w:tcPr>
-          <w:p>
-            <w:r>
-              <w:t>RNN</w:t>
-            </w:r>
-          </w:p>
-        </w:tc>
-        <w:tc>
-          <w:tcPr>
-            <w:tcW w:w="168.20pt" w:type="dxa"/>
-          </w:tcPr>
-          <w:p>
-            <w:r>
-              <w:t>dropout / recurrent_dropout</w:t>
-            </w:r>
-          </w:p>
-        </w:tc>
-        <w:tc>
-          <w:tcPr>
-            <w:tcW w:w="168.20pt" w:type="dxa"/>
-          </w:tcPr>
-          <w:p>
-            <w:r>
-              <w:t>[0,1; 0,4]</w:t>
-            </w:r>
-          </w:p>
-        </w:tc>
-      </w:tr>
-      <w:tr>
-        <w:tc>
-          <w:tcPr>
-            <w:tcW w:w="168.20pt" w:type="dxa"/>
-          </w:tcPr>
-          <w:p>
-            <w:r>
-              <w:t>RNN</w:t>
-            </w:r>
-          </w:p>
-        </w:tc>
-        <w:tc>
-          <w:tcPr>
-            <w:tcW w:w="168.20pt" w:type="dxa"/>
-          </w:tcPr>
-          <w:p>
-            <w:r>
-              <w:t>ciljna transformacija</w:t>
-            </w:r>
-          </w:p>
-        </w:tc>
-        <w:tc>
-          <w:tcPr>
-            <w:tcW w:w="168.20pt" w:type="dxa"/>
-          </w:tcPr>
-          <w:p>
-            <w:r>
-              <w:t>{√y, log(1+y)}</w:t>
-            </w:r>
-          </w:p>
-        </w:tc>
-      </w:tr>
-      <w:tr>
-        <w:tc>
-          <w:tcPr>
-            <w:tcW w:w="168.20pt" w:type="dxa"/>
-          </w:tcPr>
-          <w:p>
-            <w:r>
-              <w:t>Quantile MLP</w:t>
-            </w:r>
-          </w:p>
-        </w:tc>
-        <w:tc>
-          <w:tcPr>
-            <w:tcW w:w="168.20pt" w:type="dxa"/>
-          </w:tcPr>
-          <w:p>
-            <w:r>
-              <w:t>kvantili (fiksno)</w:t>
-            </w:r>
-          </w:p>
-        </w:tc>
-        <w:tc>
-          <w:tcPr>
-            <w:tcW w:w="168.20pt" w:type="dxa"/>
-          </w:tcPr>
-          <w:p>
-            <w:r>
-              <w:t>{0,10, 0,50, 0,90}</w:t>
-            </w:r>
-          </w:p>
-        </w:tc>
-      </w:tr>
-      <w:tr>
-        <w:tc>
-          <w:tcPr>
-            <w:tcW w:w="168.20pt" w:type="dxa"/>
-          </w:tcPr>
-          <w:p>
-            <w:r>
-              <w:t>Sve klase</w:t>
-            </w:r>
-          </w:p>
-        </w:tc>
-        <w:tc>
-          <w:tcPr>
-            <w:tcW w:w="168.20pt" w:type="dxa"/>
-          </w:tcPr>
-          <w:p>
-            <w:r>
-              <w:t>batch size</w:t>
-            </w:r>
-          </w:p>
-        </w:tc>
-        <w:tc>
-          <w:tcPr>
-            <w:tcW w:w="168.20pt" w:type="dxa"/>
-          </w:tcPr>
-          <w:p>
-            <w:r>
-              <w:t>{32, 64, 128, 256}</w:t>
-            </w:r>
-          </w:p>
-        </w:tc>
-      </w:tr>
-      <w:tr>
-        <w:tc>
-          <w:tcPr>
-            <w:tcW w:w="168.20pt" w:type="dxa"/>
-          </w:tcPr>
-          <w:p>
-            <w:r>
-              <w:t>Sve klase</w:t>
-            </w:r>
-          </w:p>
-        </w:tc>
-        <w:tc>
-          <w:tcPr>
-            <w:tcW w:w="168.20pt" w:type="dxa"/>
-          </w:tcPr>
-          <w:p>
-            <w:r>
-              <w:t>broj epoha (max)</w:t>
-            </w:r>
-          </w:p>
-        </w:tc>
-        <w:tc>
-          <w:tcPr>
-            <w:tcW w:w="168.20pt" w:type="dxa"/>
-          </w:tcPr>
-          <w:p>
-            <w:r>
-              <w:t>{200, 300}</w:t>
-            </w:r>
-          </w:p>
-        </w:tc>
-      </w:tr>
-      <w:tr>
-        <w:tc>
-          <w:tcPr>
-            <w:tcW w:w="168.20pt" w:type="dxa"/>
-          </w:tcPr>
-          <w:p>
-            <w:r>
-              <w:t>Sve klase</w:t>
-            </w:r>
-          </w:p>
-        </w:tc>
-        <w:tc>
-          <w:tcPr>
-            <w:tcW w:w="168.20pt" w:type="dxa"/>
-          </w:tcPr>
-          <w:p>
-            <w:r>
-              <w:t>EarlyStopping patience</w:t>
-            </w:r>
-          </w:p>
-        </w:tc>
-        <w:tc>
-          <w:tcPr>
-            <w:tcW w:w="168.20pt" w:type="dxa"/>
-          </w:tcPr>
-          <w:p>
-            <w:r>
-              <w:t>{12, 20, 30}</w:t>
-            </w:r>
-          </w:p>
-        </w:tc>
-      </w:tr>
-    </w:tbl>
-    <w:p>
-      <w:pPr>
-        <w:pStyle w:val="Caption"/>
-      </w:pPr>
-      <w:r>
-        <w:t>Tabela 7. Prostor pretrage hiperparametara po klasi arhitektura.</w:t>
-      </w:r>
-    </w:p>
-    <w:p>
-      <w:pPr>
-        <w:pStyle w:val="Heading2"/>
-      </w:pPr>
-      <w:r>
-        <w:t>Rezultati i diskusija</w:t>
-      </w:r>
-    </w:p>
-    <w:p>
-      <w:pPr>
-        <w:pStyle w:val="BodyText"/>
-      </w:pPr>
-      <w:r>
-        <w:t>Razvoj neuronskih modela tekao je iterativno, kroz devet uzastopnih faza podeljenih u ukupno 22 Jupyter notebook-a. Svaka naredna faza motivisana je konkretnim nalazom prethodne (najčešće utvrđenim overfit-om ili lošom generalizacijom</w:t>
-      </w:r>
-      <w:r>
-        <w:t>), što je omogućilo ciljano poboljšavanje slabih tačaka pre uvođenja kompleksnijih arhitektura. U nastavku je prikazana hronologija eksperimenata sa pratećim grafikonima loss funkcije, zatim sumarna tabela svih modela, pa direktno poređenje sa klasičnim re</w:t>
-      </w:r>
-      <w:r>
-        <w:t>ferentnim modelima i konačno dijagnostička analiza preostale greške.</w:t>
-      </w:r>
-    </w:p>
-    <w:p>
-      <w:pPr>
-        <w:pStyle w:val="Heading3"/>
-      </w:pPr>
-      <w:r>
-        <w:t>Bazni RNN i pojava overfit-a</w:t>
-      </w:r>
-    </w:p>
-    <w:p>
-      <w:pPr>
-        <w:pStyle w:val="BodyText"/>
-      </w:pPr>
-      <w:r>
-        <w:t>Najjednostavniji moguć RNN — jedan GRU sloj sa 32 jedinice, sekvenca dužine 5 i 95 sirovih obeležja — služi kao referentna donja granica iznad koje svaka nare</w:t>
-      </w:r>
-      <w:r>
-        <w:t>dna arhitektura mora da se dokaže. Postiže R² = 0,2590 na test skupu, što je daleko ispod kvaliteta klasičnih modela. Već u ovoj fazi vidi se osnovni problem: trening loss veoma brzo opada, dok validacioni loss rano stagnira i počinje da raste, što je klas</w:t>
-      </w:r>
-      <w:r>
-        <w:t>ičan obrazac preprilagođavanja.</w:t>
-      </w:r>
-    </w:p>
-    <w:p>
       <w:r>
         <w:rPr>
           <w:noProof/>
         </w:rPr>
-        <w:lastRenderedPageBreak/>
         <w:drawing>
-          <wp:inline distT="0" distB="0" distL="0" distR="0" wp14:anchorId="646CC052" wp14:editId="3B1AF3D0">
-            <wp:extent cx="5220000" cy="3132000"/>
+          <wp:inline distT="0" distB="0" distL="0" distR="0" wp14:anchorId="4FBA612D" wp14:editId="3C2ED962">
+            <wp:extent cx="5220000" cy="4031049"/>
             <wp:effectExtent l="0" t="0" r="0" b="0"/>
-            <wp:docPr id="1755487642" name="Picture 1755487642"/>
+            <wp:docPr id="1755487648" name="Picture 1755487648"/>
             <wp:cNvGraphicFramePr>
               <a:graphicFrameLocks xmlns:a="http://purl.oclc.org/ooxml/drawingml/main" noChangeAspect="1"/>
             </wp:cNvGraphicFramePr>
@@ -45726,281 +46094,7 @@
               <a:graphicData uri="http://purl.oclc.org/ooxml/drawingml/picture">
                 <pic:pic xmlns:pic="http://purl.oclc.org/ooxml/drawingml/picture">
                   <pic:nvPicPr>
-                    <pic:cNvPr id="0" name="gru_training_history.png"/>
-                    <pic:cNvPicPr/>
-                  </pic:nvPicPr>
-                  <pic:blipFill>
-                    <a:blip r:embed="rId21"/>
-                    <a:stretch>
-                      <a:fillRect/>
-                    </a:stretch>
-                  </pic:blipFill>
-                  <pic:spPr>
-                    <a:xfrm>
-                      <a:off x="0" y="0"/>
-                      <a:ext cx="5220000" cy="3132000"/>
-                    </a:xfrm>
-                    <a:prstGeom prst="rect">
-                      <a:avLst/>
-                    </a:prstGeom>
-                  </pic:spPr>
-                </pic:pic>
-              </a:graphicData>
-            </a:graphic>
-          </wp:inline>
-        </w:drawing>
-      </w:r>
-    </w:p>
-    <w:p>
-      <w:pPr>
-        <w:pStyle w:val="Caption"/>
-      </w:pPr>
-      <w:r>
-        <w:t>Slika 13. Trening i validacioni loss baznog GRU modela kroz epohe.</w:t>
-      </w:r>
-    </w:p>
-    <w:p>
-      <w:pPr>
-        <w:pStyle w:val="BodyText"/>
-      </w:pPr>
-      <w:r>
-        <w:t>Paralelno je u objedinjenom pipeline-u sa Optunom (100 trials po modelu) testiran čitav set arhitektura — RandomForest, XGBoost, LightGBM, MLP, TCN i multi</w:t>
-      </w:r>
-      <w:r>
-        <w:t>-layer RNN. Tree modeli postižu R² ≈ 0,33–0,335, MLP R² ≈ 0,316, dok rekurentne mreže ostaju daleko ispod (TCN 0,245; LSTM/GRU 0,216). Razlika R² ≈ 0,12 između LightGBM-a i RNN-a je signal da je arhitektura RNN-a u ovoj postavci fundamentalno pogrešno dime</w:t>
-      </w:r>
-      <w:r>
-        <w:t>nzionisana. Ovaj rezultat je pokretač svih daljih iteracija.</w:t>
-      </w:r>
-    </w:p>
-    <w:p>
-      <w:r>
-        <w:rPr>
-          <w:noProof/>
-        </w:rPr>
-        <w:drawing>
-          <wp:inline distT="0" distB="0" distL="0" distR="0" wp14:anchorId="14084D3B" wp14:editId="1D877BAB">
-            <wp:extent cx="5220000" cy="3132000"/>
-            <wp:effectExtent l="0" t="0" r="0" b="0"/>
-            <wp:docPr id="1755487643" name="Picture 1755487643"/>
-            <wp:cNvGraphicFramePr>
-              <a:graphicFrameLocks xmlns:a="http://purl.oclc.org/ooxml/drawingml/main" noChangeAspect="1"/>
-            </wp:cNvGraphicFramePr>
-            <a:graphic xmlns:a="http://purl.oclc.org/ooxml/drawingml/main">
-              <a:graphicData uri="http://purl.oclc.org/ooxml/drawingml/picture">
-                <pic:pic xmlns:pic="http://purl.oclc.org/ooxml/drawingml/picture">
-                  <pic:nvPicPr>
-                    <pic:cNvPr id="0" name="lstm_training_history.png"/>
-                    <pic:cNvPicPr/>
-                  </pic:nvPicPr>
-                  <pic:blipFill>
-                    <a:blip r:embed="rId22"/>
-                    <a:stretch>
-                      <a:fillRect/>
-                    </a:stretch>
-                  </pic:blipFill>
-                  <pic:spPr>
-                    <a:xfrm>
-                      <a:off x="0" y="0"/>
-                      <a:ext cx="5220000" cy="3132000"/>
-                    </a:xfrm>
-                    <a:prstGeom prst="rect">
-                      <a:avLst/>
-                    </a:prstGeom>
-                  </pic:spPr>
-                </pic:pic>
-              </a:graphicData>
-            </a:graphic>
-          </wp:inline>
-        </w:drawing>
-      </w:r>
-    </w:p>
-    <w:p>
-      <w:pPr>
-        <w:pStyle w:val="Caption"/>
-      </w:pPr>
-      <w:r>
-        <w:t>Slika 14. Trening i validacioni loss multi-layer LSTM modela iz Faze 2 — vidljiv jasan overfit gap već posle 10 epoha.</w:t>
-      </w:r>
-    </w:p>
-    <w:p>
-      <w:pPr>
-        <w:pStyle w:val="Heading3"/>
-      </w:pPr>
-      <w:r>
-        <w:t>Smanjenje broja obeležja kao prvi alat protiv overfit-a</w:t>
-      </w:r>
-    </w:p>
-    <w:p>
-      <w:pPr>
-        <w:pStyle w:val="BodyText"/>
-      </w:pPr>
-      <w:r>
-        <w:t>Prvi sistematski k</w:t>
-      </w:r>
-      <w:r>
-        <w:t xml:space="preserve">orak za smanjenje preprilagođavanja jeste agresivna selekcija obeležja. Kombinovana XGBoost + LightGBM analiza važnosti pokazala je da od 184 </w:t>
-      </w:r>
-      <w:r>
-        <w:t>inženjerisanih obeležja, 144 efektivno predstavljaju šum za neuronske modele — visoko su korelisana sa boljim vari</w:t>
-      </w:r>
-      <w:r>
-        <w:t>jantama (npr. roll3 i roll5 verzije iste statistike) ili imaju vrlo malu marginalnu informacionu vrednost. Redukcija na top 40 obeležja poboljšava R² MLP-a za +0,021 i istovremeno smanjuje overfit gap (razlika trening i validacionog R²) za 0,01–0,03 zavisn</w:t>
-      </w:r>
-      <w:r>
-        <w:t>o od modela. Klasični tree modeli ne dobijaju značajno na ovoj redukciji, što je konzistentno sa njihovim ugrađenim mehanizmom selekcije.</w:t>
-      </w:r>
-    </w:p>
-    <w:p>
-      <w:r>
-        <w:rPr>
-          <w:noProof/>
-        </w:rPr>
-        <w:drawing>
-          <wp:inline distT="0" distB="0" distL="0" distR="0" wp14:anchorId="71A0218A" wp14:editId="2733A3D8">
-            <wp:extent cx="5220000" cy="3991636"/>
-            <wp:effectExtent l="0" t="0" r="0" b="0"/>
-            <wp:docPr id="1755487644" name="Picture 1755487644"/>
-            <wp:cNvGraphicFramePr>
-              <a:graphicFrameLocks xmlns:a="http://purl.oclc.org/ooxml/drawingml/main" noChangeAspect="1"/>
-            </wp:cNvGraphicFramePr>
-            <a:graphic xmlns:a="http://purl.oclc.org/ooxml/drawingml/main">
-              <a:graphicData uri="http://purl.oclc.org/ooxml/drawingml/picture">
-                <pic:pic xmlns:pic="http://purl.oclc.org/ooxml/drawingml/picture">
-                  <pic:nvPicPr>
-                    <pic:cNvPr id="0" name="feature_selection_learning_curves.png"/>
-                    <pic:cNvPicPr/>
-                  </pic:nvPicPr>
-                  <pic:blipFill>
-                    <a:blip r:embed="rId23"/>
-                    <a:stretch>
-                      <a:fillRect/>
-                    </a:stretch>
-                  </pic:blipFill>
-                  <pic:spPr>
-                    <a:xfrm>
-                      <a:off x="0" y="0"/>
-                      <a:ext cx="5220000" cy="3991636"/>
-                    </a:xfrm>
-                    <a:prstGeom prst="rect">
-                      <a:avLst/>
-                    </a:prstGeom>
-                  </pic:spPr>
-                </pic:pic>
-              </a:graphicData>
-            </a:graphic>
-          </wp:inline>
-        </w:drawing>
-      </w:r>
-    </w:p>
-    <w:p>
-      <w:pPr>
-        <w:pStyle w:val="Caption"/>
-      </w:pPr>
-      <w:r>
-        <w:t>Slika 15. Trening i validacione krive MLP-a za pun (184) i redukovan (40) skup obeležja — vidljivo je sporije diverg</w:t>
-      </w:r>
-      <w:r>
-        <w:t>iranje krivih u redukovanoj varijanti.</w:t>
-      </w:r>
-    </w:p>
-    <w:p>
-      <w:r>
-        <w:rPr>
-          <w:noProof/>
-        </w:rPr>
-        <w:drawing>
-          <wp:inline distT="0" distB="0" distL="0" distR="0" wp14:anchorId="032160ED" wp14:editId="32901434">
-            <wp:extent cx="5220000" cy="1614217"/>
-            <wp:effectExtent l="0" t="0" r="0" b="0"/>
-            <wp:docPr id="1755487645" name="Picture 1755487645"/>
-            <wp:cNvGraphicFramePr>
-              <a:graphicFrameLocks xmlns:a="http://purl.oclc.org/ooxml/drawingml/main" noChangeAspect="1"/>
-            </wp:cNvGraphicFramePr>
-            <a:graphic xmlns:a="http://purl.oclc.org/ooxml/drawingml/main">
-              <a:graphicData uri="http://purl.oclc.org/ooxml/drawingml/picture">
-                <pic:pic xmlns:pic="http://purl.oclc.org/ooxml/drawingml/picture">
-                  <pic:nvPicPr>
-                    <pic:cNvPr id="0" name="feature_selection_comparison.png"/>
-                    <pic:cNvPicPr/>
-                  </pic:nvPicPr>
-                  <pic:blipFill>
-                    <a:blip r:embed="rId24"/>
-                    <a:stretch>
-                      <a:fillRect/>
-                    </a:stretch>
-                  </pic:blipFill>
-                  <pic:spPr>
-                    <a:xfrm>
-                      <a:off x="0" y="0"/>
-                      <a:ext cx="5220000" cy="1614217"/>
-                    </a:xfrm>
-                    <a:prstGeom prst="rect">
-                      <a:avLst/>
-                    </a:prstGeom>
-                  </pic:spPr>
-                </pic:pic>
-              </a:graphicData>
-            </a:graphic>
-          </wp:inline>
-        </w:drawing>
-      </w:r>
-    </w:p>
-    <w:p>
-      <w:pPr>
-        <w:pStyle w:val="Caption"/>
-      </w:pPr>
-      <w:r>
-        <w:t>Slika 16. Poređenje test metrika (MAE i R²) baznih modela za pun i redukovan skup obeležja.</w:t>
-      </w:r>
-    </w:p>
-    <w:p>
-      <w:pPr>
-        <w:pStyle w:val="Heading3"/>
-      </w:pPr>
-      <w:r>
-        <w:t>MLP varijante: trade-off kapaciteta i regularizacije</w:t>
-      </w:r>
-    </w:p>
-    <w:p>
-      <w:pPr>
-        <w:pStyle w:val="BodyText"/>
-      </w:pPr>
-      <w:r>
-        <w:t xml:space="preserve">Pet kontrolisanih MLP varijanti (A–E) izoluje efekat broja obeležja i </w:t>
-      </w:r>
-      <w:r>
-        <w:t>jačine regularizacije. Model A koristi sva 184 obeležja sa istom arhitekturom kao Model B (40 obeležja); razlika u R² (0,308 vs 0,329) potvrđuje pozitivan uticaj selekcije. Model C uvodi kompaktniju arhitekturu (3 sloja [256,128,64]) sa GaussianNoise(0,2),</w:t>
-      </w:r>
-      <w:r>
-        <w:t xml:space="preserve"> Mixup(α=0,3) i softer sample weights — postiže najmanji overfit gap, ali po cenu </w:t>
-      </w:r>
-      <w:r>
-        <w:lastRenderedPageBreak/>
-        <w:t>malo nižeg R²-a. Model D (Fixed Hybrid) zadržava punu arhitekturu Modela B i dodaje GaussianNoise(0,15) i Mixup(0,2); rezultat je najniži MAE (17,83) među svim kontrolnim MLP</w:t>
-      </w:r>
-      <w:r>
-        <w:t>-ovima. Model E (Optuna Hybrid, 100 trials) bira 4 sloja [320,384,192,128] sa noise=0,25 i mixup=0,2, dajući najbolji balans MAE/R² (17,88; 0,3225).</w:t>
-      </w:r>
-    </w:p>
-    <w:p>
-      <w:r>
-        <w:rPr>
-          <w:noProof/>
-        </w:rPr>
-        <w:drawing>
-          <wp:inline distT="0" distB="0" distL="0" distR="0" wp14:anchorId="5C63D9E5" wp14:editId="7DAB1036">
-            <wp:extent cx="5220000" cy="2685221"/>
-            <wp:effectExtent l="0" t="0" r="0" b="0"/>
-            <wp:docPr id="1755487646" name="Picture 1755487646"/>
-            <wp:cNvGraphicFramePr>
-              <a:graphicFrameLocks xmlns:a="http://purl.oclc.org/ooxml/drawingml/main" noChangeAspect="1"/>
-            </wp:cNvGraphicFramePr>
-            <a:graphic xmlns:a="http://purl.oclc.org/ooxml/drawingml/main">
-              <a:graphicData uri="http://purl.oclc.org/ooxml/drawingml/picture">
-                <pic:pic xmlns:pic="http://purl.oclc.org/ooxml/drawingml/picture">
-                  <pic:nvPicPr>
-                    <pic:cNvPr id="0" name="mlp_comparison_learning_curves.png"/>
+                    <pic:cNvPr id="0" name="mlp_hybrid_learning_curves.png"/>
                     <pic:cNvPicPr/>
                   </pic:nvPicPr>
                   <pic:blipFill>
@@ -46012,7 +46106,7 @@
                   <pic:spPr>
                     <a:xfrm>
                       <a:off x="0" y="0"/>
-                      <a:ext cx="5220000" cy="2685221"/>
+                      <a:ext cx="5220000" cy="4031049"/>
                     </a:xfrm>
                     <a:prstGeom prst="rect">
                       <a:avLst/>
@@ -46030,19 +46124,56 @@
         <w:pStyle w:val="Caption"/>
       </w:pPr>
       <w:r>
-        <w:t>Slika 17. Trening i validacione krive za MLP modele A, B i C.</w:t>
+        <w:t>Slika 19. Trening i validacione krive Hybrid varijanti (Model D i E).</w:t>
       </w:r>
     </w:p>
     <w:p>
+      <w:pPr>
+        <w:pStyle w:val="BodyText"/>
+      </w:pPr>
+      <w:r>
+        <w:t xml:space="preserve">Kontrolisana serija pokazuje sistematski trade-off: veći kapacitet bez regularizacije daje viši R² uz viši MAE; pojačana </w:t>
+      </w:r>
+      <w:r>
+        <w:t>regularizacija (noise + mixup + manja arhitektura) daje niži MAE uz blago niži R². Ovaj trade-off ostaje konzistentan u kasnijim fazama i utiče na izbor strategije ansambliranja.</w:t>
+      </w:r>
+    </w:p>
+    <w:p>
+      <w:pPr>
+        <w:pStyle w:val="Heading3"/>
+      </w:pPr>
+      <w:r>
+        <w:t>Redizajn rekurentnih mreža (Improved RNN)</w:t>
+      </w:r>
+    </w:p>
+    <w:p>
+      <w:pPr>
+        <w:pStyle w:val="BodyText"/>
+      </w:pPr>
+      <w:r>
+        <w:t>Inicijalni rezultati rekurentnih mr</w:t>
+      </w:r>
+      <w:r>
+        <w:t>eža motivisali su redizajn arhitekture. Promene su sledeće: (1) sekvencijalna grana prima 33 sirova game-level obeležja umesto 184 lag i roll inženjerisanih; (2) 20 pregame obeležja ulazi odvojeno kroz statičku Dense granu, čime mreža ne mora da održava ko</w:t>
+      </w:r>
+      <w:r>
+        <w:t>nstantne vrednosti unutar skrivenog stanja; (3) kratke karijere se ne odbacuju, već se primenjuje padding sa Masking slojem; (4) arhitektura je ograničena na maksimum dva LSTM sloja sa najviše 192 jedinice; (5) LayerNorm je obavezan i nije prepušten Optuni</w:t>
+      </w:r>
+      <w:r>
+        <w:t>; (6) GaussianNoise je primenjen samo na statičku granu, jer šum nad padded pozicijama u sekvenci narušava detekciju maske.</w:t>
+      </w:r>
+    </w:p>
+    <w:p>
       <w:r>
         <w:rPr>
           <w:noProof/>
         </w:rPr>
+        <w:lastRenderedPageBreak/>
         <w:drawing>
-          <wp:inline distT="0" distB="0" distL="0" distR="0" wp14:anchorId="2699E8A5" wp14:editId="797ED3AF">
+          <wp:inline distT="0" distB="0" distL="0" distR="0" wp14:anchorId="6C565CDD" wp14:editId="48358970">
             <wp:extent cx="5220000" cy="2020998"/>
             <wp:effectExtent l="0" t="0" r="0" b="0"/>
-            <wp:docPr id="1755487647" name="Picture 1755487647"/>
+            <wp:docPr id="1755487649" name="Picture 1755487649"/>
             <wp:cNvGraphicFramePr>
               <a:graphicFrameLocks xmlns:a="http://purl.oclc.org/ooxml/drawingml/main" noChangeAspect="1"/>
             </wp:cNvGraphicFramePr>
@@ -46050,7 +46181,7 @@
               <a:graphicData uri="http://purl.oclc.org/ooxml/drawingml/picture">
                 <pic:pic xmlns:pic="http://purl.oclc.org/ooxml/drawingml/picture">
                   <pic:nvPicPr>
-                    <pic:cNvPr id="0" name="mlp_comparison_overfit_gap.png"/>
+                    <pic:cNvPr id="0" name="rnn_improved_learning_curves.png"/>
                     <pic:cNvPicPr/>
                   </pic:nvPicPr>
                   <pic:blipFill>
@@ -46080,10 +46211,7 @@
         <w:pStyle w:val="Caption"/>
       </w:pPr>
       <w:r>
-        <w:t xml:space="preserve">Slika 18. Overfit gap (razlika trening i </w:t>
-      </w:r>
-      <w:r>
-        <w:t>val R²) po MLP varijantama. Vidljivo je smanjenje gap-a od Modela A ka Modelu C.</w:t>
+        <w:t>Slika 20. Trening i validacione krive Improved RNN modela.</w:t>
       </w:r>
     </w:p>
     <w:p>
@@ -46092,150 +46220,7 @@
           <w:noProof/>
         </w:rPr>
         <w:drawing>
-          <wp:inline distT="0" distB="0" distL="0" distR="0" wp14:anchorId="118BE74C" wp14:editId="3F3518DD">
-            <wp:extent cx="5220000" cy="4031049"/>
-            <wp:effectExtent l="0" t="0" r="0" b="0"/>
-            <wp:docPr id="1755487648" name="Picture 1755487648"/>
-            <wp:cNvGraphicFramePr>
-              <a:graphicFrameLocks xmlns:a="http://purl.oclc.org/ooxml/drawingml/main" noChangeAspect="1"/>
-            </wp:cNvGraphicFramePr>
-            <a:graphic xmlns:a="http://purl.oclc.org/ooxml/drawingml/main">
-              <a:graphicData uri="http://purl.oclc.org/ooxml/drawingml/picture">
-                <pic:pic xmlns:pic="http://purl.oclc.org/ooxml/drawingml/picture">
-                  <pic:nvPicPr>
-                    <pic:cNvPr id="0" name="mlp_hybrid_learning_curves.png"/>
-                    <pic:cNvPicPr/>
-                  </pic:nvPicPr>
-                  <pic:blipFill>
-                    <a:blip r:embed="rId27"/>
-                    <a:stretch>
-                      <a:fillRect/>
-                    </a:stretch>
-                  </pic:blipFill>
-                  <pic:spPr>
-                    <a:xfrm>
-                      <a:off x="0" y="0"/>
-                      <a:ext cx="5220000" cy="4031049"/>
-                    </a:xfrm>
-                    <a:prstGeom prst="rect">
-                      <a:avLst/>
-                    </a:prstGeom>
-                  </pic:spPr>
-                </pic:pic>
-              </a:graphicData>
-            </a:graphic>
-          </wp:inline>
-        </w:drawing>
-      </w:r>
-    </w:p>
-    <w:p>
-      <w:pPr>
-        <w:pStyle w:val="Caption"/>
-      </w:pPr>
-      <w:r>
-        <w:t>Slika 19. Trening i validacione krive Hybrid varijanti (Model D i E) sa GaussianNoise i Mixup-om — krive su znatno bliže nego kod Modela A.</w:t>
-      </w:r>
-    </w:p>
-    <w:p>
-      <w:pPr>
-        <w:pStyle w:val="BodyText"/>
-      </w:pPr>
-      <w:r>
-        <w:t xml:space="preserve">Generalni nalaz iz ove </w:t>
-      </w:r>
-      <w:r>
-        <w:t>serije: veći kapacitet bez regularizacije daje viši R² ali lošiji MAE; jača regularizacija (noise + mixup + manja arhitektura) daje niži MAE ali blago niži R². Ovaj trade-off ostaje konstanta u svim daljim fazama i kasnije se reflektuje i na izbor strategi</w:t>
-      </w:r>
-      <w:r>
-        <w:t>je ansamblovanja.</w:t>
-      </w:r>
-    </w:p>
-    <w:p>
-      <w:pPr>
-        <w:pStyle w:val="Heading3"/>
-      </w:pPr>
-      <w:r>
-        <w:t>Redizajn rekurentnih mreža (Improved RNN)</w:t>
-      </w:r>
-    </w:p>
-    <w:p>
-      <w:pPr>
-        <w:pStyle w:val="BodyText"/>
-      </w:pPr>
-      <w:r>
-        <w:t>Loš rezultat ranih RNN modela motivisao je radikalan redizajn arhitekture, koji je doveo do prvog rekurentnog modela koji se može meriti sa tree modelima. Promenjeno je šest stvari istovremeno. Pr</w:t>
-      </w:r>
-      <w:r>
-        <w:t>vo, sekvencijalna grana sada prima 33 sirova game-level obeležja po koraku umesto 184 lag/roll inženjerisanih, jer RNN sam uči temporalne obrasce iz raw signala. Drugo, 20 pregame obeležja ulazi odvojeno kroz statičku Dense granu, što znači da mreža ne mor</w:t>
-      </w:r>
-      <w:r>
-        <w:t>a svako konstantno obeležje da pamti unutar skrivenog stanja. Treće, kratke karijere se više ne odbacuju (ranije je seq_len ≥ T filter izbacivao 7–17 hiljada uzoraka); umesto toga koristi se padding nulama i Masking sloj. Četvrto, arhitektura je namerno sm</w:t>
-      </w:r>
-      <w:r>
-        <w:t xml:space="preserve">anjena — najviše dva LSTM sloja sa najviše 192 jedinice — jer Optuna na velikom search space-u tipično bira preveliki model koji overfit-uje. Peto, LayerNorm je forsiran (ne prepušten Optuni); šesto, GaussianNoise je premešten isključivo na statičku granu </w:t>
-      </w:r>
-      <w:r>
-        <w:t>(jer šum nad padded pozicijama u sekvenciji razbija detekciju maske).</w:t>
-      </w:r>
-    </w:p>
-    <w:p>
-      <w:r>
-        <w:rPr>
-          <w:noProof/>
-        </w:rPr>
-        <w:lastRenderedPageBreak/>
-        <w:drawing>
-          <wp:inline distT="0" distB="0" distL="0" distR="0" wp14:anchorId="7307B059" wp14:editId="09052CEA">
-            <wp:extent cx="5220000" cy="2020998"/>
-            <wp:effectExtent l="0" t="0" r="0" b="0"/>
-            <wp:docPr id="1755487649" name="Picture 1755487649"/>
-            <wp:cNvGraphicFramePr>
-              <a:graphicFrameLocks xmlns:a="http://purl.oclc.org/ooxml/drawingml/main" noChangeAspect="1"/>
-            </wp:cNvGraphicFramePr>
-            <a:graphic xmlns:a="http://purl.oclc.org/ooxml/drawingml/main">
-              <a:graphicData uri="http://purl.oclc.org/ooxml/drawingml/picture">
-                <pic:pic xmlns:pic="http://purl.oclc.org/ooxml/drawingml/picture">
-                  <pic:nvPicPr>
-                    <pic:cNvPr id="0" name="rnn_improved_learning_curves.png"/>
-                    <pic:cNvPicPr/>
-                  </pic:nvPicPr>
-                  <pic:blipFill>
-                    <a:blip r:embed="rId28"/>
-                    <a:stretch>
-                      <a:fillRect/>
-                    </a:stretch>
-                  </pic:blipFill>
-                  <pic:spPr>
-                    <a:xfrm>
-                      <a:off x="0" y="0"/>
-                      <a:ext cx="5220000" cy="2020998"/>
-                    </a:xfrm>
-                    <a:prstGeom prst="rect">
-                      <a:avLst/>
-                    </a:prstGeom>
-                  </pic:spPr>
-                </pic:pic>
-              </a:graphicData>
-            </a:graphic>
-          </wp:inline>
-        </w:drawing>
-      </w:r>
-    </w:p>
-    <w:p>
-      <w:pPr>
-        <w:pStyle w:val="Caption"/>
-      </w:pPr>
-      <w:r>
-        <w:t>Slika 20. Trening i validacione krive Improved RNN modela — pad val loss-a ide gotovo paralelno sa trening loss-om i nastavlja da opada do epohe 35–40.</w:t>
-      </w:r>
-    </w:p>
-    <w:p>
-      <w:r>
-        <w:rPr>
-          <w:noProof/>
-        </w:rPr>
-        <w:drawing>
-          <wp:inline distT="0" distB="0" distL="0" distR="0" wp14:anchorId="2698B3BF" wp14:editId="4B347CB4">
+          <wp:inline distT="0" distB="0" distL="0" distR="0" wp14:anchorId="48E670F8" wp14:editId="4B88A76B">
             <wp:extent cx="5220000" cy="1941553"/>
             <wp:effectExtent l="0" t="0" r="0" b="0"/>
             <wp:docPr id="1755487650" name="Picture 1755487650"/>
@@ -46250,7 +46235,7 @@
                     <pic:cNvPicPr/>
                   </pic:nvPicPr>
                   <pic:blipFill>
-                    <a:blip r:embed="rId29"/>
+                    <a:blip r:embed="rId27"/>
                     <a:stretch>
                       <a:fillRect/>
                     </a:stretch>
@@ -46276,10 +46261,10 @@
         <w:pStyle w:val="Caption"/>
       </w:pPr>
       <w:r>
-        <w:t>Slika 21. Test metrike Improve</w:t>
-      </w:r>
-      <w:r>
-        <w:t>d RNN-a u poređenju sa baznim GRU/LSTM modelima i sa Optuna-tuniranim multi-layer RNN-om iz Faze 2.</w:t>
+        <w:t xml:space="preserve">Slika 21. Test metrike Improved RNN-a u poređenju sa baznim GRU/LSTM </w:t>
+      </w:r>
+      <w:r>
+        <w:t>modelima i Optuna-tuniranim multi-layer RNN-om.</w:t>
       </w:r>
     </w:p>
     <w:p>
@@ -46287,33 +46272,19 @@
         <w:pStyle w:val="BodyText"/>
       </w:pPr>
       <w:r>
-        <w:t>Rezultat je dramatičan: MAE = 18,03; RMSE = 25,11; R² = 0,3354 — Improved RNN postaje prvi neuronski model koji blago nadmašuje LightGBM (R² = 0,3346). U od</w:t>
-      </w:r>
-      <w:r>
-        <w:t>nosu na inicijalni multi-layer RNN, R² je porastao za 0,1197, MAE pao za 1,70 jardi. Zaključak: za ovaj problem, jednostavnija arhitektura sa sačuvanim podacima i pravilnom maskom dramatično nadmašuje veliki Optuna-biran model koji baca kratke karijere i k</w:t>
-      </w:r>
-      <w:r>
-        <w:t>oristi šum na sekvenciji.</w:t>
+        <w:t>Postignute metrike: MAE = 18,03; RMSE = 25,11; R² = 0,3354. Improved RNN je prvi neuronski model koji blago nadmašuje LightGBM (R² = 0,3346) na ovom zadatku. U odnosu na inicijalni multi-layer RNN, R² je pora</w:t>
+      </w:r>
+      <w:r>
+        <w:t>stao za 0,1197, a MAE smanjen za 1,70 jardi. Direktna LSTM vs GRU ablacija pokazuje minimalnu razliku (R² u opsegu 0,3326–0,3354), iz čega sledi da je odlučujući faktor topologija arhitekture, a ne tip rekurentne ćelije.</w:t>
       </w:r>
     </w:p>
     <w:p>
-      <w:pPr>
-        <w:pStyle w:val="BodyText"/>
-      </w:pPr>
-      <w:r>
-        <w:t xml:space="preserve">Direktna LSTM vs GRU ablacija (isti hiperparametri, izmenjena samo ćelija) pokazuje da je razlika minimalna: LSTM postiže R² = 0,3354, GRU @ LSTM-HP 0,3344, GRU Optuna-best 0,3326. Razlika u R² je manja od 0,003, što znači da tip </w:t>
-      </w:r>
-      <w:r>
-        <w:t>rekurentne ćelije nije ključan — ključna je sama topologija (dual-input + padding/masking + forsiran LayerNorm).</w:t>
-      </w:r>
-    </w:p>
-    <w:p>
       <w:r>
         <w:rPr>
           <w:noProof/>
         </w:rPr>
         <w:drawing>
-          <wp:inline distT="0" distB="0" distL="0" distR="0" wp14:anchorId="37A0E8D2" wp14:editId="33109B8E">
+          <wp:inline distT="0" distB="0" distL="0" distR="0" wp14:anchorId="548B9F18" wp14:editId="0B6332CA">
             <wp:extent cx="5220000" cy="1426826"/>
             <wp:effectExtent l="0" t="0" r="0" b="0"/>
             <wp:docPr id="1755487651" name="Picture 1755487651"/>
@@ -46328,7 +46299,7 @@
                     <pic:cNvPicPr/>
                   </pic:nvPicPr>
                   <pic:blipFill>
-                    <a:blip r:embed="rId30"/>
+                    <a:blip r:embed="rId28"/>
                     <a:stretch>
                       <a:fillRect/>
                     </a:stretch>
@@ -46354,7 +46325,10 @@
         <w:pStyle w:val="Caption"/>
       </w:pPr>
       <w:r>
-        <w:t>Slika 22. LSTM vs GRU ablacija — razlika u test metrikama je u granicama merne neizvesnosti.</w:t>
+        <w:t xml:space="preserve">Slika 22. LSTM vs GRU ablacija — </w:t>
+      </w:r>
+      <w:r>
+        <w:t>razlika u test metrikama je u granicama merne neizvesnosti.</w:t>
       </w:r>
     </w:p>
     <w:p>
@@ -46362,10 +46336,7 @@
         <w:pStyle w:val="Heading3"/>
       </w:pPr>
       <w:r>
-        <w:t>Pažnja i ugrađivanje identiteta igrača: limit pr</w:t>
-      </w:r>
-      <w:r>
-        <w:t>istupa</w:t>
+        <w:t>Pažnja i ugrađivanje identiteta igrača</w:t>
       </w:r>
     </w:p>
     <w:p>
@@ -46373,10 +46344,10 @@
         <w:pStyle w:val="BodyText"/>
       </w:pPr>
       <w:r>
-        <w:t>Sledeća iteracija pokušala je da proširi Improved RNN dodavanjem dva napredna mehanizma — pažnje (AttentionPool) preko cele istorije i ugrađivanja identiteta igrača (Embedding(1308, 8)). Hipoteza je bila da self-attention može da pondera različite u</w:t>
-      </w:r>
-      <w:r>
-        <w:t>takmice u istoriji, a embedding da nauči latentne kvalitete pojedinih igrača (npr. vrhunski WR vs prosečan WR). Testirana je grid {LSTM, GRU} × {√y, log(1+y)} = 4 modela.</w:t>
+        <w:t>Naredna iteracija kombinuje Improved RNN sa AttentionPool slojem i Embedding granom. Pretpostavka je da self-attention može da ponderiše različite utakmice u</w:t>
+      </w:r>
+      <w:r>
+        <w:t xml:space="preserve"> istoriji, a embedding da kodira latentne kvalitete pojedinih igrača. Testirana je grid {LSTM, GRU} × {√y, log(1+y)}.</w:t>
       </w:r>
     </w:p>
     <w:p>
@@ -46385,7 +46356,7 @@
           <w:noProof/>
         </w:rPr>
         <w:drawing>
-          <wp:inline distT="0" distB="0" distL="0" distR="0" wp14:anchorId="1F2C5335" wp14:editId="0280C9B6">
+          <wp:inline distT="0" distB="0" distL="0" distR="0" wp14:anchorId="77A02567" wp14:editId="55C7DF32">
             <wp:extent cx="5220000" cy="3242794"/>
             <wp:effectExtent l="0" t="0" r="0" b="0"/>
             <wp:docPr id="1755487652" name="Picture 1755487652"/>
@@ -46400,7 +46371,7 @@
                     <pic:cNvPicPr/>
                   </pic:nvPicPr>
                   <pic:blipFill>
-                    <a:blip r:embed="rId31"/>
+                    <a:blip r:embed="rId29"/>
                     <a:stretch>
                       <a:fillRect/>
                     </a:stretch>
@@ -46426,10 +46397,7 @@
         <w:pStyle w:val="Caption"/>
       </w:pPr>
       <w:r>
-        <w:t>Slika 23. Trening i validacione krive Attention + Embedding modela. Svi modeli rano</w:t>
-      </w:r>
-      <w:r>
-        <w:t xml:space="preserve"> staju (epoha 3–4), što ukazuje na overfit ili preagresivnu regularizaciju.</w:t>
+        <w:t>Slika 23. Trening i validacione krive Attention + Embedding modela.</w:t>
       </w:r>
     </w:p>
     <w:p>
@@ -46437,13 +46405,22 @@
         <w:pStyle w:val="BodyText"/>
       </w:pPr>
       <w:r>
-        <w:t>Rezultati su ispod Improved RNN-a (najbolji GRU_sqrt R² = 0,3236). Diagnostika (WR_RNN_Attention_PlayerEmbed_v2 sa relaxiranom regularizacijom — dropout 0,25 → 0,15, noise 0,05 → 0</w:t>
-      </w:r>
-      <w:r>
-        <w:t xml:space="preserve">, weight decay 5e-4 → 1e-4, patience 25 → 50) blago popravlja stvar (GRU_log1p_v2 R² = 0,3262), ali svi modeli i dalje staju rano. Uzrok je dvostruk: 49,9% test uzoraka ima player_id koji se ne pojavljuje u trening skupu (Out-of-Vocabulary problem), pa je </w:t>
-      </w:r>
-      <w:r>
-        <w:t>embedding sloj efektivno beskoristan na test skupu; takođe, vrlo mali broj utakmica po igraču (medijan ≈ 14) ne pruža dovoljno signala da self-attention nauči smislene temporalne težine.</w:t>
+        <w:t>Postignute metrike su ispod Improved RNN-a (najbolji GRU_sqrt R² = 0</w:t>
+      </w:r>
+      <w:r>
+        <w:t>,3236). Dijagnostička varijanta sa rela</w:t>
+      </w:r>
+      <w:r>
+        <w:rPr>
+          <w:lang w:val="en-US"/>
+        </w:rPr>
+        <w:t>ks</w:t>
+      </w:r>
+      <w:r>
+        <w:t xml:space="preserve">iranom regularizacijom (dropout 0,25 → 0,15, noise 0,05 → 0, weight decay 5e-4 → 1e-4, patience 25 → 50) blago popravlja rezultat (GRU_log1p_v2 R² = 0,3262), ali svi modeli i dalje rano staju. Uzrok je dvojak: 49,9% </w:t>
+      </w:r>
+      <w:r>
+        <w:t>test uzoraka ima player_id koji se ne pojavljuje u trening skupu, te embedding sloj ostaje neefikasan na test skupu; takođe, mali broj utakmica po igraču (medijan ≈ 14) ne pruža dovoljno signala za učenje smislenih attention težina.</w:t>
       </w:r>
     </w:p>
     <w:p>
@@ -46451,9 +46428,8 @@
         <w:rPr>
           <w:noProof/>
         </w:rPr>
-        <w:lastRenderedPageBreak/>
         <w:drawing>
-          <wp:inline distT="0" distB="0" distL="0" distR="0" wp14:anchorId="21C6FA19" wp14:editId="697566A6">
+          <wp:inline distT="0" distB="0" distL="0" distR="0" wp14:anchorId="6FCA67E3" wp14:editId="430070CB">
             <wp:extent cx="5220000" cy="3242794"/>
             <wp:effectExtent l="0" t="0" r="0" b="0"/>
             <wp:docPr id="1755487653" name="Picture 1755487653"/>
@@ -46468,7 +46444,7 @@
                     <pic:cNvPicPr/>
                   </pic:nvPicPr>
                   <pic:blipFill>
-                    <a:blip r:embed="rId32"/>
+                    <a:blip r:embed="rId30"/>
                     <a:stretch>
                       <a:fillRect/>
                     </a:stretch>
@@ -46494,10 +46470,10 @@
         <w:pStyle w:val="Caption"/>
       </w:pPr>
       <w:r>
-        <w:t xml:space="preserve">Slika 24. Krive nakon relaxirane regularizacije u </w:t>
-      </w:r>
-      <w:r>
-        <w:t>Attention + Embedding v2 — dijagnostika potvrđuje da je arhitektura, ne regularizacija, glavno ograničenje.</w:t>
+        <w:t xml:space="preserve">Slika 24. Krive </w:t>
+      </w:r>
+      <w:r>
+        <w:t>nakon relaxirane regularizacije u Attention + Embedding v2.</w:t>
       </w:r>
     </w:p>
     <w:p>
@@ -46505,10 +46481,14 @@
         <w:pStyle w:val="BodyText"/>
       </w:pPr>
       <w:r>
-        <w:t>Zaključak ove faze: za naš dataset, jednostavniji Improved RNN ostaje bolji izbor; pažnja i embedding ne donose očekivano poboljšanje, jer ograničen</w:t>
-      </w:r>
-      <w:r>
-        <w:t>je nije u kapacitetu modela već u količini i strukturi raspoloživih podataka.</w:t>
+        <w:t xml:space="preserve">Iz navedenog sledi da Improved RNN ostaje najbolji rekurentni model za posmatrani skup. Pažnja i ugrađivanje </w:t>
+      </w:r>
+      <w:r>
+        <w:lastRenderedPageBreak/>
+        <w:t>identiteta ne donose poboljšanje, jer ograničenje nije u kapacitetu modela, već u količ</w:t>
+      </w:r>
+      <w:r>
+        <w:t>ini i strukturi raspoloživih podataka.</w:t>
       </w:r>
     </w:p>
     <w:p>
@@ -46516,7 +46496,7 @@
         <w:pStyle w:val="Heading3"/>
       </w:pPr>
       <w:r>
-        <w:t>Kvantilna regresija — najniži MAE među pojedinačnim modelima</w:t>
+        <w:t>Kvantilna regresija</w:t>
       </w:r>
     </w:p>
     <w:p>
@@ -46524,13 +46504,7 @@
         <w:pStyle w:val="BodyText"/>
       </w:pPr>
       <w:r>
-        <w:t>Pristup kvantilne regresije pokazao se kao najuspešnija pojedinačna tehnika za primarnu metriku (MAE). Ista MLP-B osn</w:t>
-      </w:r>
-      <w:r>
-        <w:t>ova obučava se sa pinball loss-om za kvantile q10, q50 i q90. Tačkasta predikcija je medijan q50, koji je po konstrukciji L1-optimalan i znatno robusniji od srednje vrednosti. Pored predikcije, model proizvodi i koristan dodatak: q90 − q10 raspon kao 80% i</w:t>
-      </w:r>
-      <w:r>
-        <w:t>nterval poverenja.</w:t>
+        <w:t>Kvantilna regresija primenjena je sa istom MLP-B osnovom i pinball loss funkcijom. Tačkasta predikcija je medijan q50, dok q90 − q10 razmak služi kao 80% interval poverenja.</w:t>
       </w:r>
     </w:p>
     <w:p>
@@ -46539,9 +46513,9 @@
           <w:noProof/>
         </w:rPr>
         <w:drawing>
-          <wp:inline distT="0" distB="0" distL="0" distR="0" wp14:anchorId="57EFEFC8" wp14:editId="2ACEA0B4">
-            <wp:extent cx="5220000" cy="1832633"/>
-            <wp:effectExtent l="0" t="0" r="0" b="0"/>
+          <wp:inline distT="0" distB="0" distL="0" distR="0" wp14:anchorId="02F3E302" wp14:editId="0A83509B">
+            <wp:extent cx="3176637" cy="1115251"/>
+            <wp:effectExtent l="0" t="0" r="5080" b="8890"/>
             <wp:docPr id="1755487654" name="Picture 1755487654"/>
             <wp:cNvGraphicFramePr>
               <a:graphicFrameLocks xmlns:a="http://purl.oclc.org/ooxml/drawingml/main" noChangeAspect="1"/>
@@ -46554,7 +46528,7 @@
                     <pic:cNvPicPr/>
                   </pic:nvPicPr>
                   <pic:blipFill>
-                    <a:blip r:embed="rId33"/>
+                    <a:blip r:embed="rId31"/>
                     <a:stretch>
                       <a:fillRect/>
                     </a:stretch>
@@ -46562,7 +46536,7 @@
                   <pic:spPr>
                     <a:xfrm>
                       <a:off x="0" y="0"/>
-                      <a:ext cx="5220000" cy="1832633"/>
+                      <a:ext cx="3202778" cy="1124429"/>
                     </a:xfrm>
                     <a:prstGeom prst="rect">
                       <a:avLst/>
@@ -46580,7 +46554,10 @@
         <w:pStyle w:val="Caption"/>
       </w:pPr>
       <w:r>
-        <w:t>Slika 25. Trening i validacione krive MLP Quantile modela — sva tri kvantila konvergiraju stabilno, bez vidljivog overfit-a.</w:t>
+        <w:t>Slika 25. Trening i v</w:t>
+      </w:r>
+      <w:r>
+        <w:t>alidacione krive MLP Quantile modela.</w:t>
       </w:r>
     </w:p>
     <w:p>
@@ -46589,9 +46566,9 @@
           <w:noProof/>
         </w:rPr>
         <w:drawing>
-          <wp:inline distT="0" distB="0" distL="0" distR="0" wp14:anchorId="53F7D316" wp14:editId="6569C796">
-            <wp:extent cx="5220000" cy="2206727"/>
-            <wp:effectExtent l="0" t="0" r="0" b="0"/>
+          <wp:inline distT="0" distB="0" distL="0" distR="0" wp14:anchorId="186388C5" wp14:editId="376B63E0">
+            <wp:extent cx="3188249" cy="1347815"/>
+            <wp:effectExtent l="0" t="0" r="0" b="5080"/>
             <wp:docPr id="1755487655" name="Picture 1755487655"/>
             <wp:cNvGraphicFramePr>
               <a:graphicFrameLocks xmlns:a="http://purl.oclc.org/ooxml/drawingml/main" noChangeAspect="1"/>
@@ -46604,7 +46581,7 @@
                     <pic:cNvPicPr/>
                   </pic:nvPicPr>
                   <pic:blipFill>
-                    <a:blip r:embed="rId34"/>
+                    <a:blip r:embed="rId32"/>
                     <a:stretch>
                       <a:fillRect/>
                     </a:stretch>
@@ -46612,7 +46589,7 @@
                   <pic:spPr>
                     <a:xfrm>
                       <a:off x="0" y="0"/>
-                      <a:ext cx="5220000" cy="2206727"/>
+                      <a:ext cx="3213566" cy="1358518"/>
                     </a:xfrm>
                     <a:prstGeom prst="rect">
                       <a:avLst/>
@@ -46630,10 +46607,7 @@
         <w:pStyle w:val="Caption"/>
       </w:pPr>
       <w:r>
-        <w:t xml:space="preserve">Slika 26. Predikcije medijane (q50) i pojas q10–q90 na test skupu — pokrivenost je 78,8% (cilj 80%), širina </w:t>
-      </w:r>
-      <w:r>
-        <w:t>pojasa 59,7 jardi.</w:t>
+        <w:t>Slika 26. Predikcije medijana (q50) i pojas q10–q90 na test skupu.</w:t>
       </w:r>
     </w:p>
     <w:p>
@@ -46641,10 +46615,10 @@
         <w:pStyle w:val="BodyText"/>
       </w:pPr>
       <w:r>
-        <w:t>Rezultati: MAE q50 = 17,76; RMSE = 25,60; R² = 0,3093; pokrivenost q10–q90 = 78,8% (cilj 80%); prosečna širina pojasa 59,7 jardi. MLP Quantile je najbolji pojedinačan model po MAE metrici i predstavlja primer kako pažljivo izabrana funkc</w:t>
-      </w:r>
-      <w:r>
-        <w:t>ija gubitka može dati bolji rezultat od arhitekturnih komplikacija.</w:t>
+        <w:t>Postignute metrike: MAE q50 = 17,76; RMSE = 25,60; R² = 0,3093; pokrivenost q10–q90 = 78,8% (cilj 80%); prosečna širina pojasa 59,7 jardi. MLP Quanti</w:t>
+      </w:r>
+      <w:r>
+        <w:t>le je najbolji pojedinačni model po MAE metrici i ilustruje da izbor funkcije gubitka može imati uporediv ili veći efekat od dodatnih arhitekturnih modifikacija.</w:t>
       </w:r>
     </w:p>
     <w:p>
@@ -46660,10 +46634,10 @@
         <w:pStyle w:val="BodyText"/>
       </w:pPr>
       <w:r>
-        <w:t xml:space="preserve">Pet baznih modela (XGBoost, LightGBM, ElasticNet, MLP Hybrid, MLP Quantile) kombinovano je u četiri ansambl strategije. Pre kombinovanja, izračunata je </w:t>
-      </w:r>
-      <w:r>
-        <w:t>matrica korelacije njihovih reziduala — vrednosti u opsegu 0,964–0,993 fundamentalno ograničavaju potencijalnu dobit jer modeli prave slične greške.</w:t>
+        <w:t>Pet baznih modela (XGBoost, LightGBM, ElasticNet, MLP Hybrid, MLP Qua</w:t>
+      </w:r>
+      <w:r>
+        <w:t>ntile) kombinovano je primenom četiri ansambl strategije. Matrica korelacije reziduala pokazuje vrednosti u opsegu 0,964–0,993, čime je maksimalna dobit od ansambla strukturno ograničena.</w:t>
       </w:r>
     </w:p>
     <w:p>
@@ -46672,7 +46646,7 @@
           <w:noProof/>
         </w:rPr>
         <w:drawing>
-          <wp:inline distT="0" distB="0" distL="0" distR="0" wp14:anchorId="261AA21B" wp14:editId="66C9ACC3">
+          <wp:inline distT="0" distB="0" distL="0" distR="0" wp14:anchorId="56B0FCF2" wp14:editId="5EE4A482">
             <wp:extent cx="5220000" cy="4419262"/>
             <wp:effectExtent l="0" t="0" r="0" b="0"/>
             <wp:docPr id="1755487656" name="Picture 1755487656"/>
@@ -46687,7 +46661,7 @@
                     <pic:cNvPicPr/>
                   </pic:nvPicPr>
                   <pic:blipFill>
-                    <a:blip r:embed="rId35"/>
+                    <a:blip r:embed="rId33"/>
                     <a:stretch>
                       <a:fillRect/>
                     </a:stretch>
@@ -46713,11 +46687,7 @@
         <w:pStyle w:val="Caption"/>
       </w:pPr>
       <w:r>
-        <w:lastRenderedPageBreak/>
-        <w:t>Slika 27. Matrica korelacije reziduala pet baznih modela. Visoka međusobna korelacija ograničava maksimal</w:t>
-      </w:r>
-      <w:r>
-        <w:t>nu dobit ansambla.</w:t>
+        <w:t>Slika 27. Matrica korelacije reziduala pet baznih modela.</w:t>
       </w:r>
     </w:p>
     <w:p>
@@ -46725,10 +46695,10 @@
         <w:pStyle w:val="BodyText"/>
       </w:pPr>
       <w:r>
-        <w:t>Ipak, dobitak postoji. Najbolja strategija po MAE-u je constrained_ls (nenegativni najmanji kvadrati sa sumom težina = 1) sa sastavom Opcija 1, koja dodeljuje 70,4% težine MLP Quantile-u i 19,2% LightGBM-u. Rezultat: MAE = 17,708 — najni</w:t>
-      </w:r>
-      <w:r>
-        <w:t>ži ostvaren u celokupnom istraživanju. Najbolji R² = 0,3384 ostaje stari ansambl (XGB + LGB + MLP) na 184 obeležja iz Faze 2, što je još jedan dokaz trade-off-a između MAE i R² (constrained_ls žrtvuje deo R² u korist ekstremno niskog MAE).</w:t>
+        <w:t>Najnižu vrednost MAE postiže constrained_ls strategija sa sastavom Opcija 1, koja dodeljuje 70,4% težine MLP Quantile-u i 19,2% LightGBM-u. Postignut MAE iznosi 17,708. Najviši R² (0,3384) zadržava ansambl XGB + LGB + MLP iz druge faze na 184 obeležja, što</w:t>
+      </w:r>
+      <w:r>
+        <w:t xml:space="preserve"> ponovo ilustruje trade-off između MAE i R².</w:t>
       </w:r>
     </w:p>
     <w:p>
@@ -46737,7 +46707,7 @@
           <w:noProof/>
         </w:rPr>
         <w:drawing>
-          <wp:inline distT="0" distB="0" distL="0" distR="0" wp14:anchorId="61F5B591" wp14:editId="2A4357C4">
+          <wp:inline distT="0" distB="0" distL="0" distR="0" wp14:anchorId="0487EBD8" wp14:editId="6D6F5E0F">
             <wp:extent cx="5220000" cy="2506101"/>
             <wp:effectExtent l="0" t="0" r="0" b="0"/>
             <wp:docPr id="1755487657" name="Picture 1755487657"/>
@@ -46752,7 +46722,7 @@
                     <pic:cNvPicPr/>
                   </pic:nvPicPr>
                   <pic:blipFill>
-                    <a:blip r:embed="rId36"/>
+                    <a:blip r:embed="rId34"/>
                     <a:stretch>
                       <a:fillRect/>
                     </a:stretch>
@@ -46778,10 +46748,7 @@
         <w:pStyle w:val="Caption"/>
       </w:pPr>
       <w:r>
-        <w:t>Slika 28. Pore</w:t>
-      </w:r>
-      <w:r>
-        <w:t>đenje četiri ansambl strategije sa najboljim pojedinačnim modelima — simple_mean i constrained_ls dele najbolju ukupnu poziciju.</w:t>
+        <w:t>Slika 28. Poređenje četiri ansambl strategije sa najboljim pojedinačnim modelima.</w:t>
       </w:r>
     </w:p>
     <w:p>
@@ -46797,10 +46764,10 @@
         <w:pStyle w:val="BodyText"/>
       </w:pPr>
       <w:r>
-        <w:t>Tabela u nastavku sumarizuje ključne neuronske i ansambl modele na test skupu (2024–2025, 6.199 u</w:t>
-      </w:r>
-      <w:r>
-        <w:t>zoraka) sortirano po MAE — primarnoj metrici optimizacije.</w:t>
+        <w:t>Tabela 8 prikazuje rezultate ključnih modela na test skupu (sezone 2024–2025, 6.199 uzoraka), sor</w:t>
+      </w:r>
+      <w:r>
+        <w:t>tirane po MAE-u kao primarnoj metrici optimizacije.</w:t>
       </w:r>
     </w:p>
     <w:tbl>
@@ -46826,6 +46793,7 @@
               <w:rPr>
                 <w:b/>
               </w:rPr>
+              <w:lastRenderedPageBreak/>
               <w:t>Model</w:t>
             </w:r>
           </w:p>
@@ -47046,7 +47014,10 @@
           </w:tcPr>
           <w:p>
             <w:r>
-              <w:t>MLP Hybrid (Model D)</w:t>
+              <w:t xml:space="preserve">MLP </w:t>
+            </w:r>
+            <w:r>
+              <w:t>Hybrid (Model D)</w:t>
             </w:r>
           </w:p>
         </w:tc>
@@ -47842,10 +47813,10 @@
         <w:pStyle w:val="BodyText"/>
       </w:pPr>
       <w:r>
-        <w:t>Najbolji rezultati po metrikama: najniži MAE = 17,708 ostvaruje ansambl Opt1 / constrained_ls; najviši R² = 0,3384 stari ansambl XGB+LGB+MLP iz Faze 2; najbolji pojedinačni MAE 17,75 MLP Quantile q50; najbolji rekurentn</w:t>
-      </w:r>
-      <w:r>
-        <w:t>i model R² = 0,3354 LSTM Improved. Devet od deset najboljih modela koristi tačno 40 selektovanih obeležja, što potvrđuje ključni uticaj selekcije obeležja na generalizaciju neuronskih mreža.</w:t>
+        <w:t>Najnižu vrednost MAE (17,708) postiže ansambl Opt1 / constrained_ls. Najvišu vrednost R² (0,3384) postiže ansambl XGB + LGB + MLP iz druge faze. Najbolji pojedinačni model po MAE metrici je MLP Quantile q50 (17,75). Naj</w:t>
+      </w:r>
+      <w:r>
+        <w:t>bolji rekurentni model je LSTM Improved (R² = 0,3354). Devet od deset najboljih modela koristi 40 selektovanih obeležja, što potvrđuje uticaj selekcije obeležja na generalizaciju neuronskih mreža.</w:t>
       </w:r>
     </w:p>
     <w:p>
@@ -47861,13 +47832,13 @@
         <w:pStyle w:val="BodyText"/>
       </w:pPr>
       <w:r>
-        <w:t>Direktno numeričko po</w:t>
-      </w:r>
-      <w:r>
-        <w:t xml:space="preserve">ređenje sa modelima iz prethodnog dela rada nije moguće jer prethodni rezultati (RandomForest R² ≈ 0,325 za WR poziciju u single-output postavci) se odnose na sezonski target yards/G, čija je varijansa drastično manja od game-level varijanse. Zato su isti </w:t>
-      </w:r>
-      <w:r>
-        <w:t>klasični modeli (RandomForest, XGBoost, LightGBM, ElasticNet) ponovo obučeni na game-level zadatku pod identičnim protokolom kao i neuronske mreže, što omogućava korektno poređenje.</w:t>
+        <w:t>Direktno numeri</w:t>
+      </w:r>
+      <w:r>
+        <w:t>čko poređenje sa modelima iz prethodnog poglavlja nije moguće zbog različite ciljne promenljive — prethodni rezultati (RandomForest R² ≈ 0,325 za WR poziciju u single-output postavci) odnose se na sezonski yards/G target. Da bi se obezbedila uporednost, kl</w:t>
+      </w:r>
+      <w:r>
+        <w:t>asični modeli su ponovo obučeni na game-level zadatku pod identičnim protokolom.</w:t>
       </w:r>
     </w:p>
     <w:tbl>
@@ -48111,7 +48082,10 @@
           </w:tcPr>
           <w:p>
             <w:r>
-              <w:t>MLP Quantile q50</w:t>
+              <w:t xml:space="preserve">MLP </w:t>
+            </w:r>
+            <w:r>
+              <w:t>Quantile q50</w:t>
             </w:r>
           </w:p>
         </w:tc>
@@ -48237,10 +48211,7 @@
           </w:tcPr>
           <w:p>
             <w:r>
-              <w:t xml:space="preserve">Ensemble Opt1 / </w:t>
-            </w:r>
-            <w:r>
-              <w:t>constrained_ls</w:t>
+              <w:t>Ensemble Opt1 / constrained_ls</w:t>
             </w:r>
           </w:p>
         </w:tc>
@@ -48323,7 +48294,10 @@
         <w:pStyle w:val="Caption"/>
       </w:pPr>
       <w:r>
-        <w:t>Tabela 9. Poređenje neuronskih i klasičnih modela na istom game-level zadatku.</w:t>
+        <w:t xml:space="preserve">Tabela 9. Poređenje </w:t>
+      </w:r>
+      <w:r>
+        <w:t>neuronskih i klasičnih modela na istom game-level zadatku.</w:t>
       </w:r>
     </w:p>
     <w:p>
@@ -48331,20 +48305,13 @@
         <w:pStyle w:val="BodyText"/>
       </w:pPr>
       <w:r>
-        <w:t>Tri zaključka. Prvo, pojedinačne neuronske mreže (MLP Quantile, MLP Hybrid, LSTM Impro</w:t>
-      </w:r>
-      <w:r>
-        <w:t>ved) u najboljem slučaju dostižu ili blago nadmašuju najbolje klasične modele po MAE-u, ali razlika je marginalna. Drugo, tree modeli postižu viši R² od najboljeg pojedinačnog neuronskog modela, što sugeriše da su nelinearnosti koje hvata stablo dobro razd</w:t>
-      </w:r>
-      <w:r>
-        <w:t xml:space="preserve">vojene od onih koje hvata duboka mreža. Treće, ansambli koji kombinuju obe klase modela donose konzistentno </w:t>
-      </w:r>
-      <w:r>
-        <w:lastRenderedPageBreak/>
-        <w:t>najbolje rezultate, što potvrđuje hipotezu o različitim tipovima grešaka. Iz metodološkog ugla, na ovom konkretnom problemu neuronske mreže ne donos</w:t>
-      </w:r>
-      <w:r>
-        <w:t>e kvantno preimućstvo nad tree modelima, jer tabularni podaci sa visokim šumom u targetu nemaju bogatu strukturu kao slika ili tekst.</w:t>
+        <w:t>Iz uporedne tabele moguće je izvesti tri zaključka. Pojedinačne neuronske mreže (MLP Quantile, MLP Hybrid, LSTM Improved) marginalno nadmašuju najbolje klasične modele po MAE metrici. Tree modeli p</w:t>
+      </w:r>
+      <w:r>
+        <w:t>ostižu viši R² od najboljeg pojedinačnog neuronskog modela, što ukazuje na različitu strukturu nelinearnosti koje hvataju. Ansambli koji kombinuju obe klase modela donose konzistentno najbolje rezultate, što potvrđuje različitu prirodu njihovih grešaka. Iz</w:t>
+      </w:r>
+      <w:r>
+        <w:t xml:space="preserve"> metodološke perspektive, na ovom problemu neuronske mreže ne donose značajnu prednost u odnosu na tree modele, jer tabularni podaci sa visokim šumom u targetu ne sadrže bogatu strukturu kao podaci o slikama ili tekstu.</w:t>
       </w:r>
     </w:p>
     <w:p>
@@ -48353,7 +48320,7 @@
           <w:noProof/>
         </w:rPr>
         <w:drawing>
-          <wp:inline distT="0" distB="0" distL="0" distR="0" wp14:anchorId="748AB6BE" wp14:editId="08918E3D">
+          <wp:inline distT="0" distB="0" distL="0" distR="0" wp14:anchorId="6478662D" wp14:editId="79F4A895">
             <wp:extent cx="5220000" cy="3878841"/>
             <wp:effectExtent l="0" t="0" r="0" b="0"/>
             <wp:docPr id="1755487658" name="Picture 1755487658"/>
@@ -48368,7 +48335,7 @@
                     <pic:cNvPicPr/>
                   </pic:nvPicPr>
                   <pic:blipFill>
-                    <a:blip r:embed="rId37"/>
+                    <a:blip r:embed="rId35"/>
                     <a:stretch>
                       <a:fillRect/>
                     </a:stretch>
@@ -48394,7 +48361,10 @@
         <w:pStyle w:val="Caption"/>
       </w:pPr>
       <w:r>
-        <w:t>Slika 29. Poređenje MAE i R² po klasama modela na game-level zadatku.</w:t>
+        <w:t>Slika 29. Poređenje MAE i R² po kl</w:t>
+      </w:r>
+      <w:r>
+        <w:t>asama modela na game-level zadatku.</w:t>
       </w:r>
     </w:p>
     <w:p>
@@ -48410,10 +48380,7 @@
         <w:pStyle w:val="BodyText"/>
       </w:pPr>
       <w:r>
-        <w:t>Da bi se utv</w:t>
-      </w:r>
-      <w:r>
-        <w:t>rdilo gde tačno modeli greše, predikcije su analizirane u četiri opsega stvarnog broja jardi (0–30, 30–60, 60–100, 100+). Tabela poredi najbolji pojedinačni model (MLP Quantile) i najbolji ansambl (Opt1 / constrained_ls).</w:t>
+        <w:t>Predikcije najboljeg pojedinačnog modela (MLP Quantile) i najboljeg ansambla (Opt1 / constrained_ls) analizirane su u četiri opsega stvarnog broja jardi.</w:t>
       </w:r>
     </w:p>
     <w:tbl>
@@ -48439,6 +48406,7 @@
               <w:rPr>
                 <w:b/>
               </w:rPr>
+              <w:lastRenderedPageBreak/>
               <w:t>Opseg (yards)</w:t>
             </w:r>
           </w:p>
@@ -48465,7 +48433,13 @@
               <w:rPr>
                 <w:b/>
               </w:rPr>
-              <w:t>MAE — MLP Quantile</w:t>
+              <w:t>MAE — MLP Qu</w:t>
+            </w:r>
+            <w:r>
+              <w:rPr>
+                <w:b/>
+              </w:rPr>
+              <w:t>antile</w:t>
             </w:r>
           </w:p>
         </w:tc>
@@ -48713,7 +48687,10 @@
         <w:pStyle w:val="Caption"/>
       </w:pPr>
       <w:r>
-        <w:t>Tabela 10. MAE po opsezima stvarnog broja jardi. Pozitivno Δ znači da je ansambl bolji.</w:t>
+        <w:t xml:space="preserve">Tabela 10. MAE po opsezima stvarnog broja jardi. Pozitivno Δ označava manju grešku </w:t>
+      </w:r>
+      <w:r>
+        <w:t>ansambla.</w:t>
       </w:r>
     </w:p>
     <w:p>
@@ -48721,16 +48698,13 @@
         <w:pStyle w:val="BodyText"/>
       </w:pPr>
       <w:r>
-        <w:t xml:space="preserve">Greške su </w:t>
-      </w:r>
-      <w:r>
-        <w:t>izrazito heterogene. Za niske ishode (0–30 jardi, 61,9% test skupa) MLP Quantile je bolji od ansambla jer njegov medijan efikasno pokriva dominantni mod distribucije. Za srednje i visoke ishode (&gt;30 jardi) ansambl preuzima prednost, sa rastućom dobit (+0,5</w:t>
-      </w:r>
-      <w:r>
-        <w:t>1, +0,90, +1,21), što znači da kombinovanje modela donosi najveću vrednost upravo za boom utakmice. Apsolutna greška na intervalu 100+ jardi je više puta veća od greške na niskim ishodima, što reflektuje i teorijski plafon (single-game šum) i mali broj uzo</w:t>
-      </w:r>
-      <w:r>
-        <w:t>raka u tom opsegu (239 od 6.199).</w:t>
+        <w:t>Distribucija greške je heterogena. Za niske ishode (0–30 jardi, 61,9% test skupa) MLP Quantile postiže nižu MAE vrednost od ansambla, jer medijan efikasno pokriva dominantni mod distribucije. Za srednje i visoke ishode (&gt;30 jardi) ansambl daje ni</w:t>
+      </w:r>
+      <w:r>
+        <w:t>žu MAE vrednost, sa rastućom razlikom (+0,51, +0,90, +1,21), iz čega sledi da kombinovanje modela donosi najveću dobit za boom utakmice. Apsolutna greška na intervalu 100+ jardi značajno je veća od greške na niskim ishodima, što reflektuje teorijski plafon</w:t>
+      </w:r>
+      <w:r>
+        <w:t xml:space="preserve"> i mali broj uzoraka u tom opsegu (239 od 6.199).</w:t>
       </w:r>
     </w:p>
     <w:p>
@@ -48746,13 +48720,10 @@
         <w:pStyle w:val="BodyText"/>
       </w:pPr>
       <w:r>
-        <w:t xml:space="preserve">Centralno pitanje istraživanja je da li R² ≈ 0,33 predstavlja plafon naših modela ili plafon samog problema. Postojanje takvog plafona testirano je serijom ceiling eksperimenata u kojima </w:t>
-      </w:r>
-      <w:r>
-        <w:t>je originalni single-game target zamenjen centered rolling mean targetom sa prozorima 2, 3, 5 i 7 utakmica. Hipoteza je jednostavna — ako modeli na izglađenom targetu postižu drastično bolji R², znači da postoji značajan single-game šum koji se ne može pre</w:t>
-      </w:r>
-      <w:r>
-        <w:t>dvideti i da originalni rezultati dostižu plafon problema, ne plafon modela.</w:t>
+        <w:t>Centralno pitanje istraživanja jeste da li R² ≈ 0,33 predstavlja plafon razvijenih modela ili plafon zadatka. U cilju ispitivanja sproveden je ceiling eksperiment u kome j</w:t>
+      </w:r>
+      <w:r>
+        <w:t>e originalni single-game target zamenjen centered rolling mean targetom sa prozorima od 2, 3, 5 i 7 utakmica. Pretpostavka je da značajno bolji R² na izglađenom targetu ukazuje na prisustvo neuklonjivog single-game šuma.</w:t>
       </w:r>
     </w:p>
     <w:tbl>
@@ -49101,7 +49072,10 @@
         <w:pStyle w:val="Caption"/>
       </w:pPr>
       <w:r>
-        <w:t>Tabela 11. Ceiling analiza: performanse LSTM Improved na centered rolling mean targetu različitog prozora (W=2, 3, 5, 7) prema izglađenom i prema sirovom targetu.</w:t>
+        <w:t xml:space="preserve">Tabela 11. Ceiling analiza: </w:t>
+      </w:r>
+      <w:r>
+        <w:t>performanse LSTM Improved na centered rolling mean targetu prozora 2, 3, 5 i 7 utakmica.</w:t>
       </w:r>
     </w:p>
     <w:p>
@@ -49110,7 +49084,7 @@
           <w:noProof/>
         </w:rPr>
         <w:drawing>
-          <wp:inline distT="0" distB="0" distL="0" distR="0" wp14:anchorId="530A6D56" wp14:editId="52115867">
+          <wp:inline distT="0" distB="0" distL="0" distR="0" wp14:anchorId="39F44CF9" wp14:editId="6C39B536">
             <wp:extent cx="5220000" cy="1957500"/>
             <wp:effectExtent l="0" t="0" r="0" b="0"/>
             <wp:docPr id="1755487659" name="Picture 1755487659"/>
@@ -49125,7 +49099,7 @@
                     <pic:cNvPicPr/>
                   </pic:nvPicPr>
                   <pic:blipFill>
-                    <a:blip r:embed="rId38"/>
+                    <a:blip r:embed="rId36"/>
                     <a:stretch>
                       <a:fillRect/>
                     </a:stretch>
@@ -49151,10 +49125,7 @@
         <w:pStyle w:val="Caption"/>
       </w:pPr>
       <w:r>
-        <w:t xml:space="preserve">Slika 30. R² po veličini </w:t>
-      </w:r>
-      <w:r>
-        <w:t>smoothing prozora — vidljiv monoton porast od 0,33 (sirov) do 0,76 (7-game).</w:t>
+        <w:t>Slika 30. R² po veličini smoothing prozora.</w:t>
       </w:r>
     </w:p>
     <w:p>
@@ -49163,7 +49134,7 @@
           <w:noProof/>
         </w:rPr>
         <w:drawing>
-          <wp:inline distT="0" distB="0" distL="0" distR="0" wp14:anchorId="7E79514A" wp14:editId="0F3076FA">
+          <wp:inline distT="0" distB="0" distL="0" distR="0" wp14:anchorId="7CE9C0C4" wp14:editId="2E950BA0">
             <wp:extent cx="5220000" cy="1957500"/>
             <wp:effectExtent l="0" t="0" r="0" b="0"/>
             <wp:docPr id="1755487660" name="Picture 1755487660"/>
@@ -49178,7 +49149,7 @@
                     <pic:cNvPicPr/>
                   </pic:nvPicPr>
                   <pic:blipFill>
-                    <a:blip r:embed="rId39"/>
+                    <a:blip r:embed="rId37"/>
                     <a:stretch>
                       <a:fillRect/>
                     </a:stretch>
@@ -49204,7 +49175,7 @@
         <w:pStyle w:val="Caption"/>
       </w:pPr>
       <w:r>
-        <w:t>Slika 31. MAE po veličini smoothing prozora — pad sa 18 jardi na 7,7 jardi pri 7-game prozoru.</w:t>
+        <w:t>Slika 31. MAE po veličini smoothing prozora.</w:t>
       </w:r>
     </w:p>
     <w:p>
@@ -49212,20 +49183,16 @@
         <w:pStyle w:val="BodyText"/>
       </w:pPr>
       <w:r>
-        <w:t>Zaključak ceiling analize je nedvosmislen. Kada se single-game šum ukloni usrednja</w:t>
-      </w:r>
-      <w:r>
-        <w:t>vanjem, isti modeli postižu R² do 0,76 i MAE od svega 7,7 jardi na 7-game prozoru. Evaluacija sa glatkim predikcijama prema sirovom (negladenom) targetu ostaje praktično ista kao i originalni rezultati (R² 0,29–0,34, MAE 18,5–19,4) — što znači da modeli ek</w:t>
-      </w:r>
-      <w:r>
-        <w:t xml:space="preserve">strahuju gotovo sav signal koji uopšte postoji za single-game predikciju. Dalje poboljšanje zahteva kvalitativno nove informacije (real-time </w:t>
-      </w:r>
-      <w:r>
-        <w:lastRenderedPageBreak/>
-        <w:t xml:space="preserve">injury status, snap count projekcije, inside matchup data), a ne arhitekturna doterivanja. Dodatna verifikacija sa </w:t>
-      </w:r>
-      <w:r>
-        <w:t>per-split smoothing-om (notebook WR_5_game_Ceiling_Smoothed_NoLeakage) potvrdila je da nema skrivenog cross-split curenja informacija — razlika u rezultatima manja je od 0,01 R².</w:t>
+        <w:t xml:space="preserve">Pri uklanjanju single-game šuma usrednjavanjem, isti modeli postižu R² do </w:t>
+      </w:r>
+      <w:r>
+        <w:t>0,7626 i MAE od 7,73 jarda na 7-game prozoru. Evaluacija sa glatkim predikcijama prema sirovom targetu ostaje praktično ista kao originalni rezultati (R² 0,29–0,34, MAE 18,5–19,4), iz čega sledi da modeli ekstrahuju gotovo sav signal koji postoji za single</w:t>
+      </w:r>
+      <w:r>
+        <w:t>-game predikciju. Dalje poboljšanje zahtevalo bi kvalitativno nove informacije (real-time injury status, snap count projekcije, podatke o odbrambenim formacijama), a ne arhitekturne modifikacije. Dodatna verifikacija sa per-split smoothing-om potvrđuje ods</w:t>
+      </w:r>
+      <w:r>
+        <w:t>ustvo cross-split curenja informacija (razlika u R² &lt; 0,01).</w:t>
       </w:r>
     </w:p>
     <w:p>
@@ -49233,7 +49200,7 @@
         <w:pStyle w:val="Heading3"/>
       </w:pPr>
       <w:r>
-        <w:t>Ablacija obeležja: opadajući povraćaji</w:t>
+        <w:t>Ablacija obeležja</w:t>
       </w:r>
     </w:p>
     <w:p>
@@ -49241,10 +49208,7 @@
         <w:pStyle w:val="BodyText"/>
       </w:pPr>
       <w:r>
-        <w:t xml:space="preserve">Dodatna dijagnostička analiza </w:t>
-      </w:r>
-      <w:r>
-        <w:t>sproverena je kroz treniranje finalnih modela samo sa najvažnijih 5 i 10 obeležja, kako bi se kvantifikovalo koliki deo signala potiče iz nekoliko najinformativnijih kolona.</w:t>
+        <w:t>Finalni modeli ponovo su obučeni samo sa najvažnijih 5 i 10 obeležja radi kvantifikacije udela signala koji potiče od najinformativnijih kolona.</w:t>
       </w:r>
     </w:p>
     <w:tbl>
@@ -49281,7 +49245,13 @@
               <w:rPr>
                 <w:b/>
               </w:rPr>
-              <w:t>MLP Quantile MAE</w:t>
+              <w:t xml:space="preserve">MLP </w:t>
+            </w:r>
+            <w:r>
+              <w:rPr>
+                <w:b/>
+              </w:rPr>
+              <w:t>Quantile MAE</w:t>
             </w:r>
           </w:p>
         </w:tc>
@@ -49409,10 +49379,13 @@
         <w:pStyle w:val="BodyText"/>
       </w:pPr>
       <w:r>
-        <w:t xml:space="preserve">Samo top-5 obeležja nosi veliku većinu signala — MAE se pogoršava za svega 0,12 jarda u odnosu na top-40, a prelaz sa top-10 na top-40 donosi dodatnih samo 0,03 </w:t>
-      </w:r>
-      <w:r>
-        <w:t>jarda. Ovo jasno demonstrira opadajuće povraćaje i dodatno potvrđuje da je odabir obeležja pomoću ansambla tree modela metodološki ispravan i da je top-40 skup pragmatičan kompromis između informativnosti i kompaktnosti.</w:t>
+        <w:t xml:space="preserve">Top-5 obeležja nosi većinu ukupnog signala — MAE se pogoršava za 0,12 jarda u odnosu na top-40 skup. </w:t>
+      </w:r>
+      <w:r>
+        <w:t xml:space="preserve">Prelaz sa top-10 na top-40 donosi dodatnih 0,03 jarda, čime se potvrđuje obrazac opadajućih povraćaja. Nalaz potvrđuje metodološku ispravnost selekcije obeležja pomoću ansambla tree modela i pragmatičnost top-40 skupa kao kompromisa između informativnosti </w:t>
+      </w:r>
+      <w:r>
+        <w:t>i kompaktnosti modela.</w:t>
       </w:r>
     </w:p>
     <w:p>
@@ -49428,19 +49401,16 @@
         <w:pStyle w:val="BodyText"/>
       </w:pPr>
       <w:r>
-        <w:t>Primena dubokog učenja na</w:t>
-      </w:r>
-      <w:r>
-        <w:t xml:space="preserve"> game-level predviđanje prijemnih jardi NFL Wide Receiver-a donela je nekoliko ključnih nalaza. Prelazak sa sezonskih na game-level podatke obezbedio je više od osam puta veći skup (5.529 → 46.115 uzoraka), čime je opravdana primena neuronskih arhitektura.</w:t>
-      </w:r>
-      <w:r>
-        <w:t xml:space="preserve"> Bazni RNN modeli su odmah pokazali jasan overfit, koji je sistematski tretiran u tri koraka — selekcijom 40 najznačajnijih obeležja umesto 184, smanjenjem arhitekture (maks. 2 rekurentna sloja sa najviše 192 jedinice) i pažljivim regularizacionim paketom </w:t>
-      </w:r>
-      <w:r>
-        <w:t>(LayerNorm, Dropout, weight decay, GaussianNoise samo na statičkoj grani, Mixup samo bez padding-a). Najveću pojedinačnu razliku napravio je redizajn RNN-a u dual-input arhitekturu (sirov sekvencijalni signal + odvojen statički kontekst, sa padding + maski</w:t>
-      </w:r>
-      <w:r>
-        <w:t>ng-om), koji je R² rekurentnih mreža podigao sa 0,2157 na 0,3354 — dovoljno da se izjednače sa najboljim tree modelima.</w:t>
+        <w:t>U ovom poglavlju razmotrena je primena neuronskih mreža na predviđanje broja prijemnih jardi NFL Wide Receiver igrača na nivou pojedinačne utakmice. Prelaskom sa sezonskog na game-level zadatak obezbeđen je više od osam put</w:t>
+      </w:r>
+      <w:r>
+        <w:t>a veći skup podataka (5.529 → 46.115 uzoraka), čime su stvoreni preduslovi za primenu neuronskih arhitektura. Inicijalni RNN modeli pokazali su izražen overfit, koji je sistematski tretiran u tri koraka: selekcijom 40 najznačajnijih obeležja, ograničavanje</w:t>
+      </w:r>
+      <w:r>
+        <w:t>m arhitekture na maksimum dva rekurentna sloja sa najviše 192 jedinice, i pažljivim izborom regularizacionih tehnika. Najveći pojedinačni doprinos dao je redizajn rekurentne arhitekture u dvoulaznu formu (sirova sekvenca + odvojeni statički kontekst, sa pa</w:t>
+      </w:r>
+      <w:r>
+        <w:t>dding-om i Masking slojem), čime je R² rekurentnih mreža povećan sa 0,2157 na 0,3354.</w:t>
       </w:r>
     </w:p>
     <w:p>
@@ -49448,16 +49418,14 @@
         <w:pStyle w:val="BodyText"/>
       </w:pPr>
       <w:r>
-        <w:t xml:space="preserve">Kompleksnije arhitekture sa pažnjom i ugrađivanjem identiteta igrača nisu donele dodatno poboljšanje, jer ograničenje nije u kapacitetu </w:t>
-      </w:r>
-      <w:r>
-        <w:t>modela već u količini podataka po igraču (medijan ≈ 14 utakmica) i u 49,9% Out-of-Vocabulary stope na test skupu. Kvantilna regresija (MLP Quantile) izdvojila se kao najuspešnija pojedinačna tehnika — dala je najniži MAE (17,75) i besplatne intervale pover</w:t>
-      </w:r>
-      <w:r>
-        <w:t>enja sa 78,8% pokrivenošću, što je primenljivo i za fantasy i za kladioničarski kontekst. Strategije ansambliranja (constrained_ls i simple_mean) dodatno su smanjile MAE do 17,708 — apsolutni rekord — iako visoka korelisanost reziduala (0,96–0,99) između b</w:t>
-      </w:r>
-      <w:r>
-        <w:t>aznih modela ograničava maksimalnu dobit ansambla.</w:t>
+        <w:lastRenderedPageBreak/>
+        <w:t>Kompleksnije arhitekture sa pažnjom i ugrađivanjem identiteta igrača nisu rezultirale dodatnim poboljšanjem, jer ograničenje nije u kapacitetu modela, već u količini poda</w:t>
+      </w:r>
+      <w:r>
+        <w:t>taka po igraču (medijan ≈ 14 utakmica) i u 49,9% Out-of-Vocabulary stope na test skupu. Kvantilna regresija (MLP Quantile) postigla je najnižu MAE vrednost (17,75) među pojedinačnim modelima i obezbedila intervale poverenja sa 78,8% pokrivenošću. Strategij</w:t>
+      </w:r>
+      <w:r>
+        <w:t>e ansambliranja (constrained_ls i simple_mean) dodatno smanjuju MAE do 17,708, iako visoka korelisanost reziduala (0,964–0,993) između baznih modela ograničava maksimalnu dobit ansambla.</w:t>
       </w:r>
     </w:p>
     <w:p>
@@ -49465,16 +49433,13 @@
         <w:pStyle w:val="BodyText"/>
       </w:pPr>
       <w:r>
-        <w:t xml:space="preserve">Sistematska analiza otkrila je jasan trade-off između MAE i R²: modeli sa većim kapacitetom i manjom regularizacijom imaju viši R² (Model B, stari ansambl), dok jače regularizovani ili </w:t>
-      </w:r>
-      <w:r>
-        <w:t xml:space="preserve">L1-optimalni modeli (MLP Quantile, constrained_ls ansambl) postižu niži MAE. Preporuka za praksu zavisi od primene: za rangiranje igrača prioritet je R² </w:t>
-      </w:r>
-      <w:r>
-        <w:t xml:space="preserve">(simple_mean ansambl ili stari XGB + LGB + MLP), dok je za tačnu numeričku procenu jarda prioritet MAE </w:t>
-      </w:r>
-      <w:r>
-        <w:t>(constrained_ls ansambl ili MLP Quantile samostalno).</w:t>
+        <w:t xml:space="preserve">U analizi rezultata uočen je sistematski trade-off između MAE i R² </w:t>
+      </w:r>
+      <w:r>
+        <w:t>metrika: modeli sa većim kapacitetom i manjom regularizacijom postižu viši R², dok jače regularizovani ili L1-optimalni modeli postižu niži MAE. Izbor strategije zavisi od konkretne primene: za rangiranje igrača prioritet je R² (simple_mean ansambl ili XGB</w:t>
+      </w:r>
+      <w:r>
+        <w:t xml:space="preserve"> + LGB + MLP), dok je za tačnu numeričku procenu jarda prioritet MAE (constrained_ls ansambl ili samostalni MLP Quantile).</w:t>
       </w:r>
     </w:p>
     <w:p>
@@ -49482,16 +49447,13 @@
         <w:pStyle w:val="BodyText"/>
       </w:pPr>
       <w:r>
-        <w:t>Najvažniji opšti nalaz dolazi iz ceiling analize. Kada se single-game šum ukloni usrednjavanjem (centered rolling mean prozori 2, 3, 5 i 7 utakmica), isti modeli postižu R² do 0,76 i MAE od 7,7 jardi, d</w:t>
-      </w:r>
-      <w:r>
-        <w:t>ok evaluacija prema sirovom targetu ostaje na 18–19 jardi. Drugim rečima, R² u opsegu 0,33–0,37 nije plafon naših modela, već fundamentalna granica single-game predikcije sa raspoloživim obeležjima. Modeli ekstrahuju gotovo sav dostupan signal, a preostali</w:t>
-      </w:r>
-      <w:r>
-        <w:t xml:space="preserve"> ireducibilni šum (standardna devijacija single-game greške ≈ 17–23 jardi) potiče iz inherentne varijabilnosti NFL utakmica — povreda u toku utakmice, dinamičkog game script-a, taktičkih izmena protivničke odbrane — koje se ne mogu predvideti čak ni iz paž</w:t>
-      </w:r>
-      <w:r>
-        <w:t>ljivo inženjerisanih pregame obeležja. Ovo je istovremeno i najveće dostignuće rada (jasna kvantifikacija plafona) i najveće ograničenje (taj plafon je nizak).</w:t>
+        <w:t>Najznačajniji nalaz proizilazi iz ceiling analize. Pri uklanjanju single-game šuma usrednjavanjem (centered rolling mean prozori 2, 3</w:t>
+      </w:r>
+      <w:r>
+        <w:t>, 5 i 7 utakmica), isti modeli postižu R² do 0,7626 i MAE od 7,73 jarda, dok evaluacija prema sirovom targetu ostaje na 18–19 jarda. R² u opsegu 0,33–0,37 ne predstavlja plafon razvijenih modela, već fundamentalnu granicu single-game predikcije sa raspolož</w:t>
+      </w:r>
+      <w:r>
+        <w:t>ivim obeležjima. Razvijeni modeli ekstrahuju gotovo sav dostupan signal, a preostali ireducibilni šum (standardna devijacija ≈ 17–23 jarda) potiče iz inherentne varijabilnosti NFL utakmica koja se ne može predvideti iz pregame obeležja.</w:t>
       </w:r>
     </w:p>
     <w:p>
@@ -49499,16 +49461,16 @@
         <w:pStyle w:val="BodyText"/>
       </w:pPr>
       <w:r>
-        <w:t>Metodološki, ovo proširenje pokazuje koliko je važna disciplina koja kombinuje inženjerstvo obel</w:t>
-      </w:r>
-      <w:r>
-        <w:t>ežja, selekciju obeležja, redizajn arhitekture vođen dijagnostikom (a ne slepim dodavanjem kompleksnosti), sistematsku Bayesovu optimizaciju hiperparametara i dijagnostičku proveru granica problema. Ovaj niz koraka, primenjen uz striktnu vremensku podelu i</w:t>
-      </w:r>
-      <w:r>
-        <w:t xml:space="preserve"> fiksirane seed-ove, predstavlja prenosiv šablon za druge sportske analitičke probleme sa visokim nivoom šuma. Konačno, kombinacija klasičnih i neuronskih modela u okviru ansambla Opt1 / constrained_ls daje najmanju srednju apsolutnu grešku od 17,71 jardi </w:t>
-      </w:r>
-      <w:r>
-        <w:t>po utakmici na 6.199 testnih uzoraka, što predstavlja kvantitativni optimum ostvariv u okviru opisane metodologije.</w:t>
+        <w:t>Metodološki, predst</w:t>
+      </w:r>
+      <w:r>
+        <w:t>avljeno proširenje ilustruje važnost disciplinovane kombinacije inženjerstva obeležja, selekcije obeležja, redizajna arhitekture vođenog dijagnostikom, sistematske Bayesove optimizacije hiperparametara i dijagnostičke provere granica zadatka. Primenjena pr</w:t>
+      </w:r>
+      <w:r>
+        <w:t>ocedura, uz striktnu vremensku podelu i fiksirane seed-ove, predstavlja prenosiv šablon za druge sportske analitičke probleme sa visokim nivoom šuma. Najniža postignuta srednja apsolutna greška od 17,71 jarda po utakmici, ostvarena ansamblom Opt1 / constra</w:t>
+      </w:r>
+      <w:r>
+        <w:t>ined_ls na 6.199 testnih uzoraka, predstavlja kvantitativni optimum u okviru opisane metodologije.</w:t>
       </w:r>
     </w:p>
     <w:p>
@@ -49614,7 +49576,7 @@
       <w:r>
         <w:t xml:space="preserve">Available: </w:t>
       </w:r>
-      <w:hyperlink r:id="rId40" w:history="1">
+      <w:hyperlink r:id="rId38" w:history="1">
         <w:r>
           <w:rPr>
             <w:rStyle w:val="Hyperlink"/>
@@ -49638,7 +49600,7 @@
       <w:r>
         <w:t xml:space="preserve">SeleniumHQ, Selenium WebDriver. [Online]. Available: </w:t>
       </w:r>
-      <w:hyperlink r:id="rId41" w:tgtFrame="_blank" w:tooltip="https://www.selenium.dev/" w:history="1">
+      <w:hyperlink r:id="rId39" w:tgtFrame="_blank" w:tooltip="https://www.selenium.dev/" w:history="1">
         <w:r>
           <w:rPr>
             <w:rStyle w:val="Hyperlink"/>
@@ -49659,7 +49621,7 @@
       <w:r>
         <w:t xml:space="preserve">SebastianAndreu, 24679_NFL_WR_Dataset_2025. [Online]. Available: </w:t>
       </w:r>
-      <w:hyperlink r:id="rId42" w:tgtFrame="_blank" w:tooltip="https://huggingface.co/datasets/SebastianAndreu/24679_NFL_WR_Dataset_2025" w:history="1">
+      <w:hyperlink r:id="rId40" w:tgtFrame="_blank" w:tooltip="https://huggingface.co/datasets/SebastianAndreu/24679_NFL_WR_Dataset_2025" w:history="1">
         <w:r>
           <w:rPr>
             <w:rStyle w:val="Hyperlink"/>
@@ -49720,7 +49682,7 @@
       <w:r>
         <w:t xml:space="preserve">F. Pedregosa et al., Scikit-learn: Machine Learning in Python. [Online]. Available: </w:t>
       </w:r>
-      <w:hyperlink r:id="rId43" w:tgtFrame="_blank" w:tooltip="https://scikit-learn.org/stable/" w:history="1">
+      <w:hyperlink r:id="rId41" w:tgtFrame="_blank" w:tooltip="https://scikit-learn.org/stable/" w:history="1">
         <w:r>
           <w:rPr>
             <w:rStyle w:val="Hyperlink"/>
@@ -49761,7 +49723,6 @@
       </w:pPr>
       <w:bookmarkStart w:id="48" w:name="_Ref225810202"/>
       <w:r>
-        <w:lastRenderedPageBreak/>
         <w:t>Tibshirani, R., 1996. Regression shrinkage and selection via the lasso. Journal of the Royal Statistical Society Series B: Statistical Methodology, 58(1), pp.267-288.</w:t>
       </w:r>
       <w:bookmarkEnd w:id="48"/>
@@ -50137,7 +50098,7 @@
   <w:abstractNum w:abstractNumId="2" w15:restartNumberingAfterBreak="0">
     <w:nsid w:val="FFFFFF7D"/>
     <w:multiLevelType w:val="singleLevel"/>
-    <w:tmpl w:val="DDF20F52"/>
+    <w:tmpl w:val="4B067790"/>
     <w:lvl w:ilvl="0">
       <w:start w:val="1"/>
       <w:numFmt w:val="decimal"/>
@@ -50154,7 +50115,7 @@
   <w:abstractNum w:abstractNumId="3" w15:restartNumberingAfterBreak="0">
     <w:nsid w:val="FFFFFF7E"/>
     <w:multiLevelType w:val="singleLevel"/>
-    <w:tmpl w:val="A6AC9378"/>
+    <w:tmpl w:val="3B9C1C12"/>
     <w:lvl w:ilvl="0">
       <w:start w:val="1"/>
       <w:numFmt w:val="decimal"/>
@@ -50210,7 +50171,7 @@
   <w:abstractNum w:abstractNumId="6" w15:restartNumberingAfterBreak="0">
     <w:nsid w:val="FFFFFF81"/>
     <w:multiLevelType w:val="singleLevel"/>
-    <w:tmpl w:val="DC82F23A"/>
+    <w:tmpl w:val="C71AC104"/>
     <w:lvl w:ilvl="0">
       <w:start w:val="1"/>
       <w:numFmt w:val="bullet"/>
@@ -50230,7 +50191,7 @@
   <w:abstractNum w:abstractNumId="7" w15:restartNumberingAfterBreak="0">
     <w:nsid w:val="FFFFFF82"/>
     <w:multiLevelType w:val="singleLevel"/>
-    <w:tmpl w:val="C4A0C3E0"/>
+    <w:tmpl w:val="C964B206"/>
     <w:lvl w:ilvl="0">
       <w:start w:val="1"/>
       <w:numFmt w:val="bullet"/>
@@ -50250,7 +50211,7 @@
   <w:abstractNum w:abstractNumId="8" w15:restartNumberingAfterBreak="0">
     <w:nsid w:val="FFFFFF83"/>
     <w:multiLevelType w:val="singleLevel"/>
-    <w:tmpl w:val="518609CA"/>
+    <w:tmpl w:val="3AE4C562"/>
     <w:lvl w:ilvl="0">
       <w:start w:val="1"/>
       <w:numFmt w:val="bullet"/>
@@ -50270,7 +50231,7 @@
   <w:abstractNum w:abstractNumId="9" w15:restartNumberingAfterBreak="0">
     <w:nsid w:val="FFFFFF88"/>
     <w:multiLevelType w:val="singleLevel"/>
-    <w:tmpl w:val="2B547A7E"/>
+    <w:tmpl w:val="3B84933C"/>
     <w:lvl w:ilvl="0">
       <w:start w:val="1"/>
       <w:numFmt w:val="decimal"/>
@@ -50287,7 +50248,7 @@
   <w:abstractNum w:abstractNumId="10" w15:restartNumberingAfterBreak="0">
     <w:nsid w:val="FFFFFF89"/>
     <w:multiLevelType w:val="singleLevel"/>
-    <w:tmpl w:val="97B8E810"/>
+    <w:tmpl w:val="3CDACA38"/>
     <w:lvl w:ilvl="0">
       <w:start w:val="1"/>
       <w:numFmt w:val="bullet"/>

--- a/Izvestaj/_report_NN_v2.docx
+++ b/Izvestaj/_report_NN_v2.docx
@@ -44293,13 +44293,7 @@
         <w:t xml:space="preserve"> jardi</w:t>
       </w:r>
       <w:r>
-        <w:t xml:space="preserve"> na nivou pojedinačne utakmice. </w:t>
-      </w:r>
-      <w:r>
-        <w:t>U odnosu na prethodno poglavlje izmenjena je ciljna promenljiva. Umesto sezonski agregiranih jardi po utakmici</w:t>
-      </w:r>
-      <w:r>
-        <w:t xml:space="preserve">, modeluje se broj prijemnih jardi po pojedinačnoj utakmici. </w:t>
+        <w:t xml:space="preserve"> na nivou pojedinačne utakmice. U odnosu na prethodno poglavlje izmenjena je ciljna promenljiva. Umesto sezonski agregiranih jardi po utakmici, modeluje se broj prijemnih jardi po pojedinačnoj utakmici. </w:t>
       </w:r>
       <w:r>
         <w:rPr>
@@ -44335,10 +44329,7 @@
         <w:t xml:space="preserve"> na velikim skupovima podataka</w:t>
       </w:r>
       <w:r>
-        <w:t>,</w:t>
-      </w:r>
-      <w:r>
-        <w:t xml:space="preserve"> sezonski skup za </w:t>
+        <w:t xml:space="preserve">, sezonski skup za </w:t>
       </w:r>
       <w:r>
         <w:rPr>
@@ -44357,13 +44348,7 @@
         <w:t xml:space="preserve"> Skup sa pojedinačnim utakmicama </w:t>
       </w:r>
       <w:r>
-        <w:t xml:space="preserve"> </w:t>
-      </w:r>
-      <w:r>
-        <w:t>obuhvata 46.115 zapisa za 1.719 igrača kroz 11 sezona (2015–2025), čime je obezbeđen dovoljan obim</w:t>
-      </w:r>
-      <w:r>
-        <w:t>.</w:t>
+        <w:t xml:space="preserve"> obuhvata 46.115 zapisa za 1.719 igrača kroz 11 sezona (2015–2025), čime je obezbeđen dovoljan obim.</w:t>
       </w:r>
     </w:p>
     <w:p>
@@ -44374,10 +44359,7 @@
         </w:rPr>
       </w:pPr>
       <w:r>
-        <w:t xml:space="preserve">Radi obezbeđivanja korektne uporedne osnove, na istom </w:t>
-      </w:r>
-      <w:r>
-        <w:t>skupu obučeni su i klasični regresioni modeli (</w:t>
+        <w:t>Radi obezbeđivanja korektne uporedne osnove, na istom skupu obučeni su i klasični regresioni modeli (</w:t>
       </w:r>
       <w:r>
         <w:rPr>
@@ -44407,14 +44389,42 @@
         <w:t>LightGBM</w:t>
       </w:r>
       <w:r>
-        <w:t xml:space="preserve">) iz prethodnog poglavlja. Kao neuronske arhitekture testirani su </w:t>
+        <w:t>) iz prethodnog poglavlja. Kao neuronske arhitekture testirani su</w:t>
+      </w:r>
+      <w:r>
+        <w:rPr>
+          <w:lang w:val="en-US"/>
+        </w:rPr>
+        <w:t xml:space="preserve"> </w:t>
       </w:r>
       <w:r>
         <w:rPr>
           <w:i/>
           <w:iCs/>
+          <w:lang w:val="en-US"/>
+        </w:rPr>
+        <w:t>multilayer percepton</w:t>
+      </w:r>
+      <w:r>
+        <w:rPr>
+          <w:lang w:val="en-US"/>
+        </w:rPr>
+        <w:t xml:space="preserve"> (</w:t>
+      </w:r>
+      <w:r>
+        <w:rPr>
+          <w:i/>
+          <w:iCs/>
         </w:rPr>
         <w:t>MLP</w:t>
+      </w:r>
+      <w:r>
+        <w:rPr>
+          <w:i/>
+          <w:iCs/>
+          <w:lang w:val="en-US"/>
+        </w:rPr>
+        <w:t>)</w:t>
       </w:r>
       <w:r>
         <w:t xml:space="preserve"> modeli različitog kapaciteta, rekurentne mreže sa </w:t>
@@ -44484,34 +44494,41 @@
         <w:pStyle w:val="BodyText"/>
       </w:pPr>
       <w:r>
-        <w:t xml:space="preserve">Korišćen </w:t>
-      </w:r>
-      <w:r>
-        <w:t>skup</w:t>
-      </w:r>
-      <w:r>
+        <w:t>Korišćen skup sadrži 46.115 zapisa na nivou igrač–utakmica za 1.719 igrača iz sezona 2015</w:t>
+      </w:r>
+      <w:r>
+        <w:rPr>
+          <w:lang w:val="en-US"/>
+        </w:rPr>
+        <w:t>-</w:t>
+      </w:r>
+      <w:r>
+        <w:t xml:space="preserve">2025, sa 99 originalnih kolona. Ciljna promenljiva je </w:t>
+      </w:r>
+      <w:r>
+        <w:rPr>
+          <w:i/>
+          <w:iCs/>
+        </w:rPr>
+        <w:t>receiving</w:t>
+      </w:r>
+      <w:r>
+        <w:rPr>
+          <w:i/>
+          <w:iCs/>
+          <w:lang w:val="en-US"/>
+        </w:rPr>
         <w:t xml:space="preserve"> </w:t>
       </w:r>
       <w:r>
-        <w:t>sadrži 46.115 zapisa na nivou igrač–utakmica za 1.719</w:t>
-      </w:r>
-      <w:r>
-        <w:t xml:space="preserve"> igrača iz sezona 2015</w:t>
-      </w:r>
-      <w:r>
-        <w:rPr>
-          <w:lang w:val="en-US"/>
-        </w:rPr>
-        <w:t>-</w:t>
-      </w:r>
-      <w:r>
-        <w:t>2025, sa 99 originalnih kolona. Ciljna promenljiva je receiving_yards. Distr</w:t>
-      </w:r>
-      <w:r>
-        <w:t>ibucija je desno asimetrična</w:t>
-      </w:r>
-      <w:r>
-        <w:t>, sa približno 12% utakmica u kojima je ostvareno 0 jardi.</w:t>
+        <w:rPr>
+          <w:i/>
+          <w:iCs/>
+        </w:rPr>
+        <w:t>yards</w:t>
+      </w:r>
+      <w:r>
+        <w:t>. Distribucija je desno asimetrična, sa približno 12% utakmica u kojima je ostvareno 0 jardi.</w:t>
       </w:r>
     </w:p>
     <w:p>
@@ -44537,10 +44554,7 @@
         <w:t>-</w:t>
       </w:r>
       <w:r>
-        <w:t>2023 (8.921 uzorak),</w:t>
-      </w:r>
-      <w:r>
-        <w:t xml:space="preserve"> test sezone 2024</w:t>
+        <w:t>2023 (8.921 uzorak), test sezone 2024</w:t>
       </w:r>
       <w:r>
         <w:rPr>
@@ -44549,10 +44563,7 @@
         <w:t>-</w:t>
       </w:r>
       <w:r>
-        <w:t>2025 (6.199 uzoraka). Test skup je korišćen isključivo za konačnu evaluaciju. Standardizacija je sprovedena StandardScaler transformacijom obučenom na trening skupu, dok su procedure imputacije nedostajućih vrednosti i kodiranja kategorič</w:t>
-      </w:r>
-      <w:r>
-        <w:t xml:space="preserve">kih kolona preuzete iz prethodnog poglavlja. Za ciljnu promenljivu primenjene su dve transformacije, √y i log(1+y), izabrane empirijski na osnovu validacionog </w:t>
+        <w:t xml:space="preserve">2025 (6.199 uzoraka). Test skup je korišćen isključivo za konačnu evaluaciju. Standardizacija je sprovedena StandardScaler transformacijom obučenom na trening skupu, dok su procedure imputacije nedostajućih vrednosti i kodiranja kategoričkih kolona preuzete iz prethodnog poglavlja. Za ciljnu promenljivu primenjene su dve transformacije, √y i log(1+y), izabrane empirijski na osnovu validacionog </w:t>
       </w:r>
       <w:r>
         <w:rPr>
@@ -44570,10 +44581,7 @@
         <w:pStyle w:val="BodyText"/>
       </w:pPr>
       <w:r>
-        <w:t xml:space="preserve">Zbog asimetrije ciljne promenljive uvedena je težinska shema uzoraka oblika w = 1 + 0,6 · </w:t>
-      </w:r>
-      <w:r>
-        <w:t>√(y / mean_y), čime su veće vrednosti targeta dobile proporcionalno veći značaj u funkciji gubitka.</w:t>
+        <w:t>Zbog asimetrije ciljne promenljive uvedena je težinska shema uzoraka oblika w = 1 + 0,6 · √(y / mean_y), čime su veće vrednosti targeta dobile proporcionalno veći značaj u funkciji gubitka.</w:t>
       </w:r>
     </w:p>
     <w:p>
@@ -44642,10 +44650,7 @@
         <w:pStyle w:val="BodyText"/>
       </w:pPr>
       <w:r>
-        <w:t>Ukupno je formirano 184 obeležja. Preliminarni eksperimenti pokazali su da pun skup uzrokuje pre</w:t>
-      </w:r>
-      <w:r>
-        <w:t>prilagođavanje neuronskih</w:t>
+        <w:t>Ukupno je formirano 184 obeležja. Preliminarni eksperimenti pokazali su da pun skup uzrokuje preprilagođavanje neuronskih</w:t>
       </w:r>
       <w:r>
         <w:rPr>
@@ -44674,10 +44679,7 @@
         <w:t>LightGBM</w:t>
       </w:r>
       <w:r>
-        <w:t xml:space="preserve"> oc</w:t>
-      </w:r>
-      <w:r>
-        <w:t>ena važnosti. Selektovano je 40 obeležja koja pokrivaju 51,8% kumulativne važnosti.</w:t>
+        <w:t xml:space="preserve"> ocena važnosti. Selektovano je 40 obeležja koja pokrivaju 51,8% kumulativne važnosti.</w:t>
       </w:r>
     </w:p>
     <w:p>
@@ -44685,10 +44687,7 @@
         <w:pStyle w:val="BodyText"/>
       </w:pPr>
       <w:r>
-        <w:t>Z</w:t>
-      </w:r>
-      <w:r>
-        <w:t>a rekurentne modele formirane su sekvence po igraču. Svaka sekvenca predstavlja hronološki niz utakmica jednog igrača</w:t>
+        <w:t>Za rekurentne modele formirane su sekvence po igraču. Svaka sekvenca predstavlja hronološki niz utakmica jednog igrača</w:t>
       </w:r>
       <w:r>
         <w:rPr>
@@ -44697,10 +44696,7 @@
         <w:t>,</w:t>
       </w:r>
       <w:r>
-        <w:t xml:space="preserve"> po vr</w:t>
-      </w:r>
-      <w:r>
-        <w:t>emenskom koraku čuva</w:t>
+        <w:t xml:space="preserve"> po vremenskom koraku čuva</w:t>
       </w:r>
       <w:r>
         <w:rPr>
@@ -44776,10 +44772,7 @@
         <w:t>padded</w:t>
       </w:r>
       <w:r>
-        <w:t xml:space="preserve"> korake. </w:t>
-      </w:r>
-      <w:r>
-        <w:t xml:space="preserve">Maksimalna dužina sekvence T </w:t>
+        <w:t xml:space="preserve"> korake. Maksimalna dužina sekvence T </w:t>
       </w:r>
       <w:r>
         <w:rPr>
@@ -44804,20 +44797,47 @@
         <w:pStyle w:val="BodyText"/>
       </w:pPr>
       <w:r>
-        <w:t>Testirano je pet klasa arhitektura, navedenih po rastućoj kompleksno</w:t>
-      </w:r>
-      <w:r>
-        <w:t xml:space="preserve">sti: </w:t>
+        <w:t>Testirano je pet klasa arhitektura</w:t>
+      </w:r>
+      <w:r>
+        <w:rPr>
+          <w:lang w:val="en-US"/>
+        </w:rPr>
+        <w:t xml:space="preserve">: </w:t>
       </w:r>
       <w:r>
         <w:rPr>
           <w:i/>
           <w:iCs/>
-        </w:rPr>
-        <w:t>feed-forward</w:t>
-      </w:r>
-      <w:r>
-        <w:t xml:space="preserve"> mreže, rekurentne mreže, arhitektura sa pažnjom i ugrađivanjem identiteta igrača, kvantilna regresija i ansambli.</w:t>
+          <w:lang w:val="en-US"/>
+        </w:rPr>
+        <w:t>MLP</w:t>
+      </w:r>
+      <w:r>
+        <w:t>, rekurentne mreže, arhitektura sa pažnjom</w:t>
+      </w:r>
+      <w:r>
+        <w:rPr>
+          <w:lang w:val="en-US"/>
+        </w:rPr>
+        <w:t xml:space="preserve"> (</w:t>
+      </w:r>
+      <w:r>
+        <w:rPr>
+          <w:i/>
+          <w:iCs/>
+          <w:lang w:val="en-US"/>
+        </w:rPr>
+        <w:t>attention</w:t>
+      </w:r>
+      <w:r>
+        <w:rPr>
+          <w:lang w:val="en-US"/>
+        </w:rPr>
+        <w:t>)</w:t>
+      </w:r>
+      <w:r>
+        <w:t xml:space="preserve"> i ugrađivanjem identiteta igrača, kvantilna regresija i ansambli.</w:t>
       </w:r>
     </w:p>
     <w:p>
@@ -44825,7 +44845,7 @@
         <w:pStyle w:val="Heading4"/>
       </w:pPr>
       <w:r>
-        <w:t>Feed-forward mreže (MLP)</w:t>
+        <w:t>Mulilayer percepton</w:t>
       </w:r>
     </w:p>
     <w:p>
@@ -44833,13 +44853,94 @@
         <w:pStyle w:val="BodyText"/>
       </w:pPr>
       <w:r>
-        <w:t>Osnovni MLP (Model B) prima 40 selektovanih obeležja i prosleđuje ih kroz pet potpuno povezanih slo</w:t>
-      </w:r>
-      <w:r>
-        <w:t>jeva dimenzija [448, 128, 320, 448, 256] sa ReLU aktivacijama, LayerNorm normalizacijom i Dropoutom 0,5. Izlazni sloj je jedan neuron sa linearnom aktivacijom. Težine su inicijalizovane HeNormal raspodelom. Modeli C, D i E uvode dodatne regularizacione meh</w:t>
-      </w:r>
-      <w:r>
-        <w:t>anizme: GaussianNoise sa σ ∈ [0,05; 0,25], Mixup augmentaciju primera sa α ∈ [0,1; 0,4] i kompaktniju arhitekturu (3–4 sloja).</w:t>
+        <w:t>Osnovni MLP</w:t>
+      </w:r>
+      <w:r>
+        <w:rPr>
+          <w:lang w:val="en-US"/>
+        </w:rPr>
+        <w:t xml:space="preserve">, čija je arhitektura dobijena Optuna optimizacijom, </w:t>
+      </w:r>
+      <w:r>
+        <w:t xml:space="preserve">prima 40 selektovanih obeležja i prosleđuje ih kroz pet potpuno povezanih slojeva dimenzija [448, 128, 320, 448, 256] sa </w:t>
+      </w:r>
+      <w:r>
+        <w:rPr>
+          <w:i/>
+          <w:iCs/>
+        </w:rPr>
+        <w:t>ReLU</w:t>
+      </w:r>
+      <w:r>
+        <w:t xml:space="preserve"> aktivacijama, </w:t>
+      </w:r>
+      <w:r>
+        <w:rPr>
+          <w:i/>
+          <w:iCs/>
+        </w:rPr>
+        <w:t>LayerNorm</w:t>
+      </w:r>
+      <w:r>
+        <w:t xml:space="preserve"> normalizacijom i </w:t>
+      </w:r>
+      <w:r>
+        <w:rPr>
+          <w:i/>
+          <w:iCs/>
+          <w:lang w:val="en-US"/>
+        </w:rPr>
+        <w:t>d</w:t>
+      </w:r>
+      <w:r>
+        <w:rPr>
+          <w:i/>
+          <w:iCs/>
+        </w:rPr>
+        <w:t>ropout</w:t>
+      </w:r>
+      <w:r>
+        <w:rPr>
+          <w:lang w:val="en-US"/>
+        </w:rPr>
+        <w:t>-</w:t>
+      </w:r>
+      <w:r>
+        <w:t xml:space="preserve">om 0,5. Izlazni sloj je jedan neuron sa linearnom aktivacijom. Modeli C, D i E uvode dodatne regularizacione mehanizme: </w:t>
+      </w:r>
+      <w:r>
+        <w:rPr>
+          <w:i/>
+          <w:iCs/>
+        </w:rPr>
+        <w:t>GaussianNoise</w:t>
+      </w:r>
+      <w:r>
+        <w:t xml:space="preserve"> sa σ ∈ [0,05; 0,25], </w:t>
+      </w:r>
+      <w:r>
+        <w:rPr>
+          <w:i/>
+          <w:iCs/>
+          <w:lang w:val="en-US"/>
+        </w:rPr>
+        <w:t>m</w:t>
+      </w:r>
+      <w:r>
+        <w:rPr>
+          <w:i/>
+          <w:iCs/>
+        </w:rPr>
+        <w:t>ixup</w:t>
+      </w:r>
+      <w:r>
+        <w:t xml:space="preserve"> augmentaciju primera sa α ∈ [0,1; 0,4] i kompaktniju arhitekturu </w:t>
+      </w:r>
+      <w:r>
+        <w:t>[320, 384, 192, 128]</w:t>
+      </w:r>
+      <w:r>
+        <w:t>.</w:t>
       </w:r>
     </w:p>
     <w:p>
@@ -44855,14 +44956,46 @@
         <w:pStyle w:val="BodyText"/>
       </w:pPr>
       <w:r>
-        <w:t>Testirane su dve varijante rekurentnih ćelija: LSTM [22], sa tri kapije (input, forget, output) i o</w:t>
-      </w:r>
-      <w:r>
-        <w:t xml:space="preserve">dvojenim ćelijskim stanjem, i GRU [23], sa dve kapije (reset, update) i bez odvojenog ćelijskog stanja. Inicijalna konfiguracija (notebook </w:t>
-      </w:r>
-      <w:r>
-        <w:lastRenderedPageBreak/>
-        <w:t>WR_GRU_Baseline) koristi jedan GRU(32) sloj sa Dense(1) izlazom nad sliding window sekvencama dužine 5.</w:t>
+        <w:t xml:space="preserve">Kao bazni sekvencijalni modeli testirane su dve varijante rekurentnih ćelija, </w:t>
+      </w:r>
+      <w:r>
+        <w:rPr>
+          <w:i/>
+          <w:iCs/>
+        </w:rPr>
+        <w:t>LSTM</w:t>
+      </w:r>
+      <w:r>
+        <w:t xml:space="preserve"> [22] i </w:t>
+      </w:r>
+      <w:r>
+        <w:rPr>
+          <w:i/>
+          <w:iCs/>
+        </w:rPr>
+        <w:t>GRU</w:t>
+      </w:r>
+      <w:r>
+        <w:t xml:space="preserve"> [23], primenjene nad </w:t>
+      </w:r>
+      <w:r>
+        <w:rPr>
+          <w:i/>
+          <w:iCs/>
+        </w:rPr>
+        <w:t>sliding window</w:t>
+      </w:r>
+      <w:r>
+        <w:t xml:space="preserve"> sekvencama prethodnih mečeva. Inicijalna arhitektura dobijena je Optuna optimizacijom, kojom</w:t>
+      </w:r>
+      <w:r>
+        <w:rPr>
+          <w:lang w:val="en-US"/>
+        </w:rPr>
+        <w:t xml:space="preserve"> </w:t>
+      </w:r>
+      <w:r>
+        <w:t>je definisana polazna referentna konfiguracija.</w:t>
       </w:r>
     </w:p>
     <w:p>
@@ -44870,13 +45003,165 @@
         <w:pStyle w:val="BodyText"/>
       </w:pPr>
       <w:r>
-        <w:t>Proširena var</w:t>
-      </w:r>
-      <w:r>
-        <w:t>ijanta, Improved RNN, uvodi dvoulaznu arhitekturu. Sekvencijalna grana prima T × 33 sirova obeležja, prolazi kroz Masking(0,0), zatim LSTM(128) sloj, LayerNorm i Dropout(0,30). Statička grana paralelno prima 20 pregame obeležja, prolazi kroz GaussianNoise(</w:t>
-      </w:r>
-      <w:r>
-        <w:t>0,20), Dense, LayerNorm i Dropout. Izlazi grana se konkatenizuju i prosleđuju završnom Dense sloju. Ekvivalentna konfiguracija testirana je sa GRU ćelijama.</w:t>
+        <w:lastRenderedPageBreak/>
+        <w:t>Na osnovu</w:t>
+      </w:r>
+      <w:r>
+        <w:rPr>
+          <w:lang w:val="en-US"/>
+        </w:rPr>
+        <w:t xml:space="preserve"> </w:t>
+      </w:r>
+      <w:r>
+        <w:t xml:space="preserve">polaznog modela razvijena je proširena dvoulazna arhitektura (Improved RNN), motivisana činjenicom da predikcija učinka </w:t>
+      </w:r>
+      <w:r>
+        <w:rPr>
+          <w:i/>
+          <w:iCs/>
+        </w:rPr>
+        <w:t>wide receiver</w:t>
+      </w:r>
+      <w:r>
+        <w:t xml:space="preserve">-a ne zavisi isključivo od sekvence prethodnih nastupa, već i od statičkih pregame obeležja dostupnih pre početka meča. Sekvencijalna grana prima istorijat prethodnih mečeva </w:t>
+      </w:r>
+      <w:r>
+        <w:rPr>
+          <w:lang w:val="en-US"/>
+        </w:rPr>
+        <w:t>sa</w:t>
+      </w:r>
+      <w:r>
+        <w:t xml:space="preserve"> 33 obeležja, obrađuje ga preko </w:t>
+      </w:r>
+      <w:r>
+        <w:rPr>
+          <w:i/>
+          <w:iCs/>
+        </w:rPr>
+        <w:t>Masking</w:t>
+      </w:r>
+      <w:r>
+        <w:t xml:space="preserve"> sloja koji ignoriše </w:t>
+      </w:r>
+      <w:r>
+        <w:rPr>
+          <w:i/>
+          <w:iCs/>
+        </w:rPr>
+        <w:t>padding</w:t>
+      </w:r>
+      <w:r>
+        <w:t xml:space="preserve"> vrednosti, zatim rekurentnog sloja (</w:t>
+      </w:r>
+      <w:r>
+        <w:rPr>
+          <w:i/>
+          <w:iCs/>
+        </w:rPr>
+        <w:t>LSTM</w:t>
+      </w:r>
+      <w:r>
+        <w:t xml:space="preserve"> odnosno </w:t>
+      </w:r>
+      <w:r>
+        <w:rPr>
+          <w:i/>
+          <w:iCs/>
+        </w:rPr>
+        <w:t>GRU</w:t>
+      </w:r>
+      <w:r>
+        <w:t xml:space="preserve"> varijante), praćenog </w:t>
+      </w:r>
+      <w:r>
+        <w:rPr>
+          <w:i/>
+          <w:iCs/>
+        </w:rPr>
+        <w:t>LayerNorm</w:t>
+      </w:r>
+      <w:r>
+        <w:t xml:space="preserve"> slojem i </w:t>
+      </w:r>
+      <w:r>
+        <w:rPr>
+          <w:i/>
+          <w:iCs/>
+        </w:rPr>
+        <w:t>Dropout</w:t>
+      </w:r>
+      <w:r>
+        <w:t xml:space="preserve"> regularizacijom. Paralelno, </w:t>
+      </w:r>
+      <w:r>
+        <w:t xml:space="preserve">statička grana prima 20 </w:t>
+      </w:r>
+      <w:r>
+        <w:rPr>
+          <w:i/>
+          <w:iCs/>
+        </w:rPr>
+        <w:t>pregame</w:t>
+      </w:r>
+      <w:r>
+        <w:t xml:space="preserve"> obeležja koja prolaze kroz </w:t>
+      </w:r>
+      <w:r>
+        <w:rPr>
+          <w:i/>
+          <w:iCs/>
+        </w:rPr>
+        <w:t>GaussianNoise</w:t>
+      </w:r>
+      <w:r>
+        <w:rPr>
+          <w:lang w:val="en-US"/>
+        </w:rPr>
+        <w:t xml:space="preserve"> sloj</w:t>
+      </w:r>
+      <w:r>
+        <w:t xml:space="preserve"> radi povećanja robusnosti, a potom propuštaju kroz </w:t>
+      </w:r>
+      <w:r>
+        <w:rPr>
+          <w:i/>
+          <w:iCs/>
+        </w:rPr>
+        <w:t>Dense</w:t>
+      </w:r>
+      <w:r>
+        <w:t xml:space="preserve"> sloj, </w:t>
+      </w:r>
+      <w:r>
+        <w:rPr>
+          <w:i/>
+          <w:iCs/>
+        </w:rPr>
+        <w:t>LayerNorm</w:t>
+      </w:r>
+      <w:r>
+        <w:t xml:space="preserve"> i </w:t>
+      </w:r>
+      <w:r>
+        <w:rPr>
+          <w:i/>
+          <w:iCs/>
+        </w:rPr>
+        <w:t>Dropout</w:t>
+      </w:r>
+      <w:r>
+        <w:t xml:space="preserve">. Izlazi obe grane se konkateniraju i prosleđuju završnom </w:t>
+      </w:r>
+      <w:r>
+        <w:rPr>
+          <w:i/>
+          <w:iCs/>
+        </w:rPr>
+        <w:t>Dense</w:t>
+      </w:r>
+      <w:r>
+        <w:t xml:space="preserve"> sloju koji proizvodi tačkastu predikciju. Na ovaj način model istovremeno iskorišćava vremensku dinamiku forme igrača i kontekstualne informacije specifične za predstojeći meč.</w:t>
       </w:r>
     </w:p>
     <w:p>
@@ -44892,13 +45177,77 @@
         <w:pStyle w:val="BodyText"/>
       </w:pPr>
       <w:r>
-        <w:t>Najsloženija arhitektura ima tri ulazne grane. Sekvencijalna</w:t>
-      </w:r>
-      <w:r>
-        <w:t xml:space="preserve"> grana koristi Bidirectional LSTM ili GRU sa return_sequences = True; izlaz prolazi kroz prilagođeni AttentionPool sloj koji uči težine za sve vremenske korake softmax operacijom nad naučenim skorovima, uz maskiranje padded pozicija. Embedding grana mapira</w:t>
-      </w:r>
-      <w:r>
-        <w:t xml:space="preserve"> identifikator igrača kroz Embedding(1308, 8) sloj sa L2 regularizacijom 1e-4. Statička grana obuhvata 20 pregame obeležja. Izlazi sve tri grane se konkatenizuju i prolaze kroz završni Dense blok (96 → 1).</w:t>
+        <w:t xml:space="preserve">Najsloženija arhitektura ima tri ulazne grane. Sekvencijalna grana koristi </w:t>
+      </w:r>
+      <w:r>
+        <w:rPr>
+          <w:i/>
+          <w:iCs/>
+        </w:rPr>
+        <w:t>Bidirectional</w:t>
+      </w:r>
+      <w:r>
+        <w:t xml:space="preserve"> </w:t>
+      </w:r>
+      <w:r>
+        <w:rPr>
+          <w:i/>
+          <w:iCs/>
+        </w:rPr>
+        <w:t>LSTM</w:t>
+      </w:r>
+      <w:r>
+        <w:t xml:space="preserve"> ili </w:t>
+      </w:r>
+      <w:r>
+        <w:rPr>
+          <w:i/>
+          <w:iCs/>
+        </w:rPr>
+        <w:t>GRU</w:t>
+      </w:r>
+      <w:r>
+        <w:t xml:space="preserve">. Izlaz prolazi kroz prilagođeni </w:t>
+      </w:r>
+      <w:r>
+        <w:rPr>
+          <w:i/>
+          <w:iCs/>
+        </w:rPr>
+        <w:t>AttentionPool</w:t>
+      </w:r>
+      <w:r>
+        <w:t xml:space="preserve"> sloj koji uči težine za sve vremenske korake, uz maskiranje padded pozicija. </w:t>
+      </w:r>
+      <w:r>
+        <w:rPr>
+          <w:i/>
+          <w:iCs/>
+        </w:rPr>
+        <w:t>Embedding</w:t>
+      </w:r>
+      <w:r>
+        <w:t xml:space="preserve"> grana mapira identifikator igrača kroz </w:t>
+      </w:r>
+      <w:r>
+        <w:rPr>
+          <w:i/>
+          <w:iCs/>
+        </w:rPr>
+        <w:t>Embedding</w:t>
+      </w:r>
+      <w:r>
+        <w:t xml:space="preserve"> sloj sa L2 regularizacijom 1e-4. Statička grana obuhvata 20 pregame obeležja. Izlazi sve tri grane se konkatenizuju i prolaze kroz završni </w:t>
+      </w:r>
+      <w:r>
+        <w:rPr>
+          <w:i/>
+          <w:iCs/>
+        </w:rPr>
+        <w:t>Dense</w:t>
+      </w:r>
+      <w:r>
+        <w:t xml:space="preserve"> blok.</w:t>
       </w:r>
     </w:p>
     <w:p>
@@ -44914,13 +45263,64 @@
         <w:pStyle w:val="BodyText"/>
       </w:pPr>
       <w:r>
-        <w:t>Arhitektura zad</w:t>
-      </w:r>
-      <w:r>
-        <w:t xml:space="preserve">ržava MLP-B osnovu sa Dense(3) izlaznim slojem koji simultano predviđa kvantile q10, q50 i q90 ciljne promenljive. Funkcija gubitka je pinball loss L(y, ŷ, τ) = max(τ · (y − ŷ), (τ − 1) · (y − ŷ)). Tačkasta predikcija je medijan q50, koji je L1-optimalan. </w:t>
-      </w:r>
-      <w:r>
-        <w:t>Razmak q90 − q10 služi kao 80% interval poverenja.</w:t>
+        <w:t xml:space="preserve">Ovaj model zadržava arhitekturu </w:t>
+      </w:r>
+      <w:r>
+        <w:rPr>
+          <w:i/>
+          <w:iCs/>
+        </w:rPr>
+        <w:t>MLP-B</w:t>
+      </w:r>
+      <w:r>
+        <w:t xml:space="preserve"> osnove, ali završni sloj je proširen na tri izlazna neurona koji istovremeno predviđaju tri kvantila ciljne promenljive: donji (q10), medijanu (q50) i gornji (q90). </w:t>
+      </w:r>
+      <w:r>
+        <w:rPr>
+          <w:lang w:val="en-US"/>
+        </w:rPr>
+        <w:t>T</w:t>
+      </w:r>
+      <w:r>
+        <w:t xml:space="preserve">rening se vodi </w:t>
+      </w:r>
+      <w:r>
+        <w:rPr>
+          <w:i/>
+          <w:iCs/>
+        </w:rPr>
+        <w:t>pinball</w:t>
+      </w:r>
+      <w:r>
+        <w:t xml:space="preserve"> funkcijom gubitka, asimetričnom funkcijom koja različito kažnjava potcenjivanja i precenjivanja u zavisnosti od ciljanog kvantila i na taj način usmerava svaki izlaz da aproksimira odgovarajući nivo uslovne distribucije. Kao tačkasta predikcija koristi se medijana q50, koja je robusnija na ekstremne vrednosti od srednje</w:t>
+      </w:r>
+      <w:r>
+        <w:rPr>
+          <w:lang w:val="en-US"/>
+        </w:rPr>
+        <w:t xml:space="preserve"> vrednosti</w:t>
+      </w:r>
+      <w:r>
+        <w:t>. Razlika između gornjeg i donjeg kvantila (q90</w:t>
+      </w:r>
+      <w:r>
+        <w:rPr>
+          <w:lang w:val="en-US"/>
+        </w:rPr>
+        <w:t>-</w:t>
+      </w:r>
+      <w:r>
+        <w:t xml:space="preserve">q10) direktno definiše 80% interval poverenja, čime model pored same predikcije pruža i kvantifikaciju neizvesnosti, što je posebno značajno u kontekstu predviđanja učinka </w:t>
+      </w:r>
+      <w:r>
+        <w:rPr>
+          <w:i/>
+          <w:iCs/>
+        </w:rPr>
+        <w:t>wide receiver</w:t>
+      </w:r>
+      <w:r>
+        <w:t>-a gde je varijabilnost ishoda iz meča u meč izražena.</w:t>
       </w:r>
     </w:p>
     <w:p>
@@ -44936,13 +45336,57 @@
         <w:pStyle w:val="BodyText"/>
       </w:pPr>
       <w:r>
-        <w:t xml:space="preserve">Pojedinačni modeli pokazuju visoku korelisanost reziduala (0,964–0,993), ali ostavljaju marginalan prostor za dobit kombinovanjem. Implementirane su četiri strategije: simple_mean </w:t>
-      </w:r>
-      <w:r>
-        <w:t>(aritmetička sredina predikcija), inverse_mae (težine obrnuto proporcionalne validacionom MAE-u), constrained_ls (nenegativni najmanji kvadrati uz uslov da je suma težina jednaka 1) i ridge_stack (Ridge meta-učnik nad predikcijama baznih modela). Testirana</w:t>
-      </w:r>
-      <w:r>
-        <w:t xml:space="preserve"> su dva sastava: Opcija 1 (MLP Hybrid, MLP Quantile, LightGBM, ElasticNet) i Opcija 2 (XGBoost, LightGBM, MLP Hybrid).</w:t>
+        <w:t xml:space="preserve">Ideja ansambliranja jeste da se kombinovanjem predikcija više modela dobije stabilnija i tačnija procena, pod pretpostavkom da različiti modeli prave različite greške koje se međusobno poništavaju. Fokus je stavljen na kombinaciju </w:t>
+      </w:r>
+      <w:r>
+        <w:rPr>
+          <w:i/>
+          <w:iCs/>
+        </w:rPr>
+        <w:t>XGBoost</w:t>
+      </w:r>
+      <w:r>
+        <w:t xml:space="preserve">, </w:t>
+      </w:r>
+      <w:r>
+        <w:rPr>
+          <w:i/>
+          <w:iCs/>
+        </w:rPr>
+        <w:t>LightGBM</w:t>
+      </w:r>
+      <w:r>
+        <w:t xml:space="preserve"> i </w:t>
+      </w:r>
+      <w:r>
+        <w:rPr>
+          <w:i/>
+          <w:iCs/>
+        </w:rPr>
+        <w:t>MLP Hybrid</w:t>
+      </w:r>
+      <w:r>
+        <w:t xml:space="preserve"> modela, čime se objedinjuju dve komplementarne klase: </w:t>
+      </w:r>
+      <w:r>
+        <w:rPr>
+          <w:i/>
+          <w:iCs/>
+        </w:rPr>
+        <w:t>gradient boosting</w:t>
+      </w:r>
+      <w:r>
+        <w:t xml:space="preserve"> stabla koja uspešno hvataju nelinearne interakcije između obeležja i neuronska mreža koja modeluje kontinualne obrasce u podacima. Nad ovim baznim modelima primenjene su četiri strategije agregacije: prosta aritmetička sredina, težinsko usrednjavanje na osnovu validacione greške, ograničena linearna kombinacija sa nenegativnim težinama čiji je zbir jednak jedinici i </w:t>
+      </w:r>
+      <w:r>
+        <w:rPr>
+          <w:i/>
+          <w:iCs/>
+        </w:rPr>
+        <w:t>Ridge</w:t>
+      </w:r>
+      <w:r>
+        <w:t xml:space="preserve"> meta-model treniran nad predikcijama baznih modela.</w:t>
       </w:r>
     </w:p>
     <w:p>
@@ -44956,15 +45400,78 @@
     <w:p>
       <w:pPr>
         <w:pStyle w:val="BodyText"/>
+        <w:rPr>
+          <w:lang w:val="en-US"/>
+        </w:rPr>
       </w:pPr>
       <w:r>
-        <w:t>Kao optimizator korišćen je AdamW sa weight decay parametrom u opsegu [1e-4; 5e-3]. Funkcija gubitka je Huber, sa delta</w:t>
-      </w:r>
-      <w:r>
-        <w:t xml:space="preserve"> parametrom u opsegu [0,5; 2,0], koja kombinuje kvadratnu osetljivost </w:t>
-      </w:r>
-      <w:r>
-        <w:t>MSE-a oko nule sa linearnom robusnošću MAE-a u repu raspodele. Za kvantilnu regresiju primenjena je pinball loss, a za baseline GRU model klasičan MSE.</w:t>
+        <w:t xml:space="preserve">Kao optimizator korišćen je </w:t>
+      </w:r>
+      <w:r>
+        <w:rPr>
+          <w:i/>
+          <w:iCs/>
+        </w:rPr>
+        <w:t>AdamW</w:t>
+      </w:r>
+      <w:r>
+        <w:t xml:space="preserve"> sa </w:t>
+      </w:r>
+      <w:r>
+        <w:rPr>
+          <w:i/>
+          <w:iCs/>
+        </w:rPr>
+        <w:t>weight decay</w:t>
+      </w:r>
+      <w:r>
+        <w:t xml:space="preserve"> parametrom u opsegu [1e-4; 5e-3]. Funkcija gubitka je </w:t>
+      </w:r>
+      <w:r>
+        <w:rPr>
+          <w:i/>
+          <w:iCs/>
+        </w:rPr>
+        <w:t>Huber</w:t>
+      </w:r>
+      <w:r>
+        <w:t xml:space="preserve">, sa delta parametrom u opsegu [0,5; 2,0], koja kombinuje kvadratnu osetljivost </w:t>
+      </w:r>
+      <w:r>
+        <w:rPr>
+          <w:i/>
+          <w:iCs/>
+        </w:rPr>
+        <w:t>MSE</w:t>
+      </w:r>
+      <w:r>
+        <w:t xml:space="preserve">-a oko nule sa linearnom </w:t>
+      </w:r>
+      <w:r>
+        <w:t xml:space="preserve">robusnošću </w:t>
+      </w:r>
+      <w:r>
+        <w:rPr>
+          <w:i/>
+          <w:iCs/>
+        </w:rPr>
+        <w:t>MAE</w:t>
+      </w:r>
+      <w:r>
+        <w:t xml:space="preserve">-a u repu raspodele. Za kvantilnu regresiju primenjena je </w:t>
+      </w:r>
+      <w:r>
+        <w:rPr>
+          <w:i/>
+          <w:iCs/>
+        </w:rPr>
+        <w:t>pinball loss</w:t>
+      </w:r>
+      <w:r>
+        <w:rPr>
+          <w:lang w:val="en-US"/>
+        </w:rPr>
+        <w:t>.</w:t>
       </w:r>
     </w:p>
     <w:p>
@@ -44972,13 +45479,271 @@
         <w:pStyle w:val="BodyText"/>
       </w:pPr>
       <w:r>
-        <w:t>Regularizacija obuhvata Dropout (0</w:t>
-      </w:r>
-      <w:r>
-        <w:t>,2–0,5), LayerNorm, GaussianNoise (σ = 0,05–0,25), Mixup augmentaciju (α ∈ [0,1; 0,4]), weight decay i L2 regularizaciju embedding sloja (1e-4). Veličina batch-a varira od 32 do 256. Tokom treninga aktivna su tri callback-a: ModelCheckpoint (kriterijum val</w:t>
-      </w:r>
-      <w:r>
-        <w:t>_loss), EarlyStopping (patience 12–30, restore_best_weights = True) i ReduceLROnPlateau (factor = 0,3; patience = 5–10; min_lr = 1e-5). Reproducibilnost je obezbeđena fiksiranjem seed-ova za python, numpy i tensorflow (seed = 42).</w:t>
+        <w:t xml:space="preserve">Regularizacija obuhvata </w:t>
+      </w:r>
+      <w:r>
+        <w:rPr>
+          <w:i/>
+          <w:iCs/>
+        </w:rPr>
+        <w:t>Dropout</w:t>
+      </w:r>
+      <w:r>
+        <w:t xml:space="preserve"> (0,2</w:t>
+      </w:r>
+      <w:r>
+        <w:rPr>
+          <w:lang w:val="en-US"/>
+        </w:rPr>
+        <w:t>-</w:t>
+      </w:r>
+      <w:r>
+        <w:t xml:space="preserve">0,5), </w:t>
+      </w:r>
+      <w:r>
+        <w:rPr>
+          <w:i/>
+          <w:iCs/>
+        </w:rPr>
+        <w:t>LayerNorm</w:t>
+      </w:r>
+      <w:r>
+        <w:t xml:space="preserve">, </w:t>
+      </w:r>
+      <w:r>
+        <w:rPr>
+          <w:i/>
+          <w:iCs/>
+        </w:rPr>
+        <w:t>GaussianNoise</w:t>
+      </w:r>
+      <w:r>
+        <w:t xml:space="preserve"> (σ = 0,05</w:t>
+      </w:r>
+      <w:r>
+        <w:rPr>
+          <w:lang w:val="en-US"/>
+        </w:rPr>
+        <w:t>-</w:t>
+      </w:r>
+      <w:r>
+        <w:t xml:space="preserve">0,25), </w:t>
+      </w:r>
+      <w:r>
+        <w:rPr>
+          <w:i/>
+          <w:iCs/>
+        </w:rPr>
+        <w:t>Mixup</w:t>
+      </w:r>
+      <w:r>
+        <w:t xml:space="preserve"> augmentaciju (α ∈ [0,1; 0,4]), </w:t>
+      </w:r>
+      <w:r>
+        <w:rPr>
+          <w:i/>
+          <w:iCs/>
+        </w:rPr>
+        <w:t>weight decay</w:t>
+      </w:r>
+      <w:r>
+        <w:t xml:space="preserve"> i L2 regularizaciju </w:t>
+      </w:r>
+      <w:r>
+        <w:rPr>
+          <w:i/>
+          <w:iCs/>
+        </w:rPr>
+        <w:t>embedding</w:t>
+      </w:r>
+      <w:r>
+        <w:t xml:space="preserve"> sloja (1e-4). Veličina </w:t>
+      </w:r>
+      <w:r>
+        <w:rPr>
+          <w:i/>
+          <w:iCs/>
+        </w:rPr>
+        <w:t>batch</w:t>
+      </w:r>
+      <w:r>
+        <w:t xml:space="preserve">-a varira od 32 do 256. Tokom treninga aktivna su tri </w:t>
+      </w:r>
+      <w:r>
+        <w:rPr>
+          <w:i/>
+          <w:iCs/>
+        </w:rPr>
+        <w:t>callback</w:t>
+      </w:r>
+      <w:r>
+        <w:t xml:space="preserve">-a: </w:t>
+      </w:r>
+      <w:r>
+        <w:rPr>
+          <w:i/>
+          <w:iCs/>
+        </w:rPr>
+        <w:t>ModelCheckpoint</w:t>
+      </w:r>
+      <w:r>
+        <w:t xml:space="preserve"> (kriterijum </w:t>
+      </w:r>
+      <w:r>
+        <w:rPr>
+          <w:i/>
+          <w:iCs/>
+        </w:rPr>
+        <w:t>val_loss</w:t>
+      </w:r>
+      <w:r>
+        <w:t xml:space="preserve">), </w:t>
+      </w:r>
+      <w:r>
+        <w:rPr>
+          <w:i/>
+          <w:iCs/>
+        </w:rPr>
+        <w:t>EarlyStopping</w:t>
+      </w:r>
+      <w:r>
+        <w:t xml:space="preserve"> (</w:t>
+      </w:r>
+      <w:r>
+        <w:rPr>
+          <w:i/>
+          <w:iCs/>
+        </w:rPr>
+        <w:t>patience</w:t>
+      </w:r>
+      <w:r>
+        <w:t xml:space="preserve"> 12</w:t>
+      </w:r>
+      <w:r>
+        <w:rPr>
+          <w:lang w:val="en-US"/>
+        </w:rPr>
+        <w:t>-</w:t>
+      </w:r>
+      <w:r>
+        <w:t xml:space="preserve">30, </w:t>
+      </w:r>
+      <w:r>
+        <w:rPr>
+          <w:i/>
+          <w:iCs/>
+        </w:rPr>
+        <w:t>restore_best_weights</w:t>
+      </w:r>
+      <w:r>
+        <w:t xml:space="preserve"> = True) i </w:t>
+      </w:r>
+      <w:r>
+        <w:rPr>
+          <w:i/>
+          <w:iCs/>
+        </w:rPr>
+        <w:t>ReduceLROnPlateau</w:t>
+      </w:r>
+      <w:r>
+        <w:t xml:space="preserve"> (factor = 0,3; </w:t>
+      </w:r>
+      <w:r>
+        <w:rPr>
+          <w:i/>
+          <w:iCs/>
+        </w:rPr>
+        <w:t>patience</w:t>
+      </w:r>
+      <w:r>
+        <w:t xml:space="preserve"> = 5</w:t>
+      </w:r>
+      <w:r>
+        <w:rPr>
+          <w:lang w:val="en-US"/>
+        </w:rPr>
+        <w:t>-</w:t>
+      </w:r>
+      <w:r>
+        <w:t xml:space="preserve">10; </w:t>
+      </w:r>
+      <w:r>
+        <w:rPr>
+          <w:i/>
+          <w:iCs/>
+        </w:rPr>
+        <w:t>min_lr</w:t>
+      </w:r>
+      <w:r>
+        <w:t xml:space="preserve"> = 1e-5). Repro</w:t>
+      </w:r>
+      <w:r>
+        <w:rPr>
+          <w:lang w:val="en-US"/>
+        </w:rPr>
+        <w:t>dukovanje eksperimenata</w:t>
+      </w:r>
+      <w:r>
+        <w:t xml:space="preserve"> je obezbeđen</w:t>
+      </w:r>
+      <w:r>
+        <w:rPr>
+          <w:lang w:val="en-US"/>
+        </w:rPr>
+        <w:t>o</w:t>
+      </w:r>
+      <w:r>
+        <w:t xml:space="preserve"> fiksiranjem </w:t>
+      </w:r>
+      <w:r>
+        <w:rPr>
+          <w:i/>
+          <w:iCs/>
+        </w:rPr>
+        <w:t>seed</w:t>
+      </w:r>
+      <w:r>
+        <w:t xml:space="preserve">-ova za </w:t>
+      </w:r>
+      <w:r>
+        <w:rPr>
+          <w:i/>
+          <w:iCs/>
+        </w:rPr>
+        <w:t>python</w:t>
+      </w:r>
+      <w:r>
+        <w:t xml:space="preserve">, </w:t>
+      </w:r>
+      <w:r>
+        <w:rPr>
+          <w:i/>
+          <w:iCs/>
+        </w:rPr>
+        <w:t>numpy</w:t>
+      </w:r>
+      <w:r>
+        <w:t xml:space="preserve"> i </w:t>
+      </w:r>
+      <w:r>
+        <w:rPr>
+          <w:i/>
+          <w:iCs/>
+        </w:rPr>
+        <w:t>tensorflow</w:t>
+      </w:r>
+      <w:r>
+        <w:t xml:space="preserve"> (</w:t>
+      </w:r>
+      <w:r>
+        <w:rPr>
+          <w:i/>
+          <w:iCs/>
+        </w:rPr>
+        <w:t>seed</w:t>
+      </w:r>
+      <w:r>
+        <w:t xml:space="preserve"> = 42).</w:t>
       </w:r>
     </w:p>
     <w:p>
@@ -44986,10 +45751,7 @@
         <w:pStyle w:val="Heading3"/>
       </w:pPr>
       <w:r>
-        <w:t>Optimizacija hiperparamet</w:t>
-      </w:r>
-      <w:r>
-        <w:t>ara</w:t>
+        <w:t>Optimizacija hiperparametara</w:t>
       </w:r>
     </w:p>
     <w:p>
@@ -44997,22 +45759,13 @@
         <w:pStyle w:val="BodyText"/>
       </w:pPr>
       <w:r>
-        <w:t xml:space="preserve">Hiperparametarski prostor neuronskih modela obuhvata dubinu mreže, broj jedinica po sloju, dropout, learning rate, </w:t>
-      </w:r>
-      <w:r>
-        <w:t>weight decay, batch size, delta za Huber loss, α za Mixup, σ za GaussianNoise, dužinu sekvence, broj rekurentnih slojeva, opcioni bidirek</w:t>
-      </w:r>
-      <w:r>
-        <w:t>tionalni izbor i izbor LayerNorm-a. Primenjena je Bayesova optimizacija kroz Optuna biblioteku sa TPE (Tree-structured Parzen Estimator) samplerom i MedianPruner-om za prekidanje neperspektivnih trial-ova nakon najmanje tri epohe. Korišćena konfiguracija j</w:t>
-      </w:r>
-      <w:r>
-        <w:t>e 100 trial-ova po modelu, sa objective funkcijom min(val MAE).</w:t>
+        <w:t>Hiperparametarski prostor neuronskih modela obuhvata dubinu mreže, broj jedinica po sloju, dropout, learning rate, weight decay, batch size, delta za Huber loss, α za Mixup, σ za GaussianNoise, dužinu sekvence, broj rekurentnih slojeva, opcioni bidirektionalni izbor i izbor LayerNorm-a. Primenjena je Bayesova optimizacija kroz Optuna biblioteku sa TPE (Tree-structured Parzen Estimator) samplerom i MedianPruner-om za prekidanje neperspektivnih trial-ova nakon najmanje tri epohe. Korišćena konfiguracija je 100 trial-ova po modelu, sa objective funkcijom min(val MAE).</w:t>
       </w:r>
     </w:p>
     <w:tbl>
       <w:tblPr>
         <w:tblStyle w:val="TableGrid"/>
-        <w:tblW w:w="0pt" w:type="auto"/>
+        <w:tblW w:w="0pt" w:type="dxa"/>
         <w:tblLook w:firstRow="1" w:lastRow="0" w:firstColumn="1" w:lastColumn="0" w:noHBand="0" w:noVBand="1"/>
       </w:tblPr>
       <w:tblGrid>
@@ -45398,10 +46151,7 @@
           </w:tcPr>
           <w:p>
             <w:r>
-              <w:t xml:space="preserve">broj </w:t>
-            </w:r>
-            <w:r>
-              <w:t>rekurentnih slojeva</w:t>
+              <w:t>broj rekurentnih slojeva</w:t>
             </w:r>
           </w:p>
         </w:tc>
@@ -45662,10 +46412,11 @@
         <w:pStyle w:val="BodyText"/>
       </w:pPr>
       <w:r>
-        <w:t xml:space="preserve">Razvoj je sproveden kroz devet sukcesivnih faza, podeljenih u 22 Jupyter </w:t>
-      </w:r>
-      <w:r>
-        <w:t>notebook-a. Svaka faza je motivisana nalazima prethodne. U nastavku se redom prikazuje hronologija razvoja, sumarni rezultati svih modela, poređenje sa klasičnim referentnim modelima i dijagnostička analiza preostale greške.</w:t>
+        <w:t xml:space="preserve">Razvoj je sproveden kroz devet sukcesivnih faza, podeljenih u 22 Jupyter notebook-a. Svaka faza je motivisana nalazima prethodne. U nastavku se redom prikazuje hronologija razvoja, sumarni rezultati svih modela, poređenje </w:t>
+      </w:r>
+      <w:r>
+        <w:lastRenderedPageBreak/>
+        <w:t>sa klasičnim referentnim modelima i dijagnostička analiza preostale greške.</w:t>
       </w:r>
     </w:p>
     <w:p>
@@ -45681,13 +46432,7 @@
         <w:pStyle w:val="BodyText"/>
       </w:pPr>
       <w:r>
-        <w:t>Ka</w:t>
-      </w:r>
-      <w:r>
-        <w:t>o referentna donja granica obučen je minimalni GRU model: jedan GRU sloj sa 32 jedinice, sekvenca dužine 5 i 95 sirovih obeležja po koraku. Postignuta vrednost R² na test skupu iznosi 0,2590. Tok treninga pokazuje tipičan obrazac preprilagođavanja: trening</w:t>
-      </w:r>
-      <w:r>
-        <w:t xml:space="preserve"> loss brzo opada, dok validacioni rano stagnira i postupno raste.</w:t>
+        <w:t>Kao referentna donja granica obučen je minimalni GRU model: jedan GRU sloj sa 32 jedinice, sekvenca dužine 5 i 95 sirovih obeležja po koraku. Postignuta vrednost R² na test skupu iznosi 0,2590. Tok treninga pokazuje tipičan obrazac preprilagođavanja: trening loss brzo opada, dok validacioni rano stagnira i postupno raste.</w:t>
       </w:r>
     </w:p>
     <w:p>
@@ -45695,7 +46440,6 @@
         <w:rPr>
           <w:noProof/>
         </w:rPr>
-        <w:lastRenderedPageBreak/>
         <w:drawing>
           <wp:inline distT="0" distB="0" distL="0" distR="0" wp14:anchorId="40B996A6" wp14:editId="0A22356D">
             <wp:extent cx="3021573" cy="1812944"/>
@@ -45746,31 +46490,7 @@
         <w:pStyle w:val="BodyText"/>
       </w:pPr>
       <w:r>
-        <w:t>Paralelno je u objedinjenom pipeline-u testiran skup arhitektura sa Optuna optimizacijom (100 trial-ova po modelu): Rando</w:t>
-      </w:r>
-      <w:r>
-        <w:t>mForest, XGBoost, LightGBM, MLP</w:t>
-      </w:r>
-      <w:r>
-        <w:t>,</w:t>
-      </w:r>
-      <w:r>
-        <w:t xml:space="preserve"> </w:t>
-      </w:r>
-      <w:r>
-        <w:t>T</w:t>
-      </w:r>
-      <w:r>
-        <w:t>C</w:t>
-      </w:r>
-      <w:r>
-        <w:t>N</w:t>
-      </w:r>
-      <w:r>
-        <w:t xml:space="preserve"> i multi-layer RNN. Tree modeli postižu R² u opsegu 0,33–0,335, MLP postiže R² = 0,316, dok rekurentne mreže ostaju ispod (TCN 0,245; multi-layer RNN 0,216). Razlika R² ≈ 0,12 između LightGBM-a i RNN-a ukazuje na struktu</w:t>
-      </w:r>
-      <w:r>
-        <w:t>rna ograničenja inicijalne RNN postavke i predstavljala je polaznu tačku za dalji razvoj.</w:t>
+        <w:t>Paralelno je u objedinjenom pipeline-u testiran skup arhitektura sa Optuna optimizacijom (100 trial-ova po modelu): RandomForest, XGBoost, LightGBM, MLP, TCN i multi-layer RNN. Tree modeli postižu R² u opsegu 0,33–0,335, MLP postiže R² = 0,316, dok rekurentne mreže ostaju ispod (TCN 0,245; multi-layer RNN 0,216). Razlika R² ≈ 0,12 između LightGBM-a i RNN-a ukazuje na strukturna ograničenja inicijalne RNN postavke i predstavljala je polaznu tačku za dalji razvoj.</w:t>
       </w:r>
     </w:p>
     <w:p>
@@ -45828,10 +46548,7 @@
         <w:pStyle w:val="Heading3"/>
       </w:pPr>
       <w:r>
-        <w:t>Smanjenje broja obeležja kao prvi korak prot</w:t>
-      </w:r>
-      <w:r>
-        <w:t>iv overfit-a</w:t>
+        <w:t>Smanjenje broja obeležja kao prvi korak protiv overfit-a</w:t>
       </w:r>
     </w:p>
     <w:p>
@@ -45839,13 +46556,10 @@
         <w:pStyle w:val="BodyText"/>
       </w:pPr>
       <w:r>
-        <w:t>Prvi sistematski korak za smanjenje preprilagođavanja jeste selekcija obeležja. Kombinovana XGBoost i LightGBM analiza važnosti pokazala je da od 184 inženjerisanih obeležja, 144 ne nose dodatnu informaciju za neuronske modele zbog visoke kore</w:t>
-      </w:r>
-      <w:r>
-        <w:t>lisanosti sa boljim varijantama (npr. roll3 i roll5 verzije iste statistike). Redukcija na 40 obeležja uvećava R² MLP-a za 0,021 i smanjuje overfit gap za 0,01–0,03 u zavisnosti od modela. Tree modeli ne dobijaju značajno na ovoj redukciji zbog ugrađenog m</w:t>
-      </w:r>
-      <w:r>
-        <w:t>ehanizma selekcije.</w:t>
+        <w:t xml:space="preserve">Prvi sistematski korak za smanjenje preprilagođavanja jeste selekcija obeležja. Kombinovana XGBoost i LightGBM </w:t>
+      </w:r>
+      <w:r>
+        <w:t>analiza važnosti pokazala je da od 184 inženjerisanih obeležja, 144 ne nose dodatnu informaciju za neuronske modele zbog visoke korelisanosti sa boljim varijantama (npr. roll3 i roll5 verzije iste statistike). Redukcija na 40 obeležja uvećava R² MLP-a za 0,021 i smanjuje overfit gap za 0,01–0,03 u zavisnosti od modela. Tree modeli ne dobijaju značajno na ovoj redukciji zbog ugrađenog mehanizma selekcije.</w:t>
       </w:r>
     </w:p>
     <w:p>
@@ -45961,16 +46675,11 @@
         <w:pStyle w:val="BodyText"/>
       </w:pPr>
       <w:r>
-        <w:t>Pet kont</w:t>
-      </w:r>
-      <w:r>
-        <w:t>rolisanih MLP varijanti (A–E) izoluje efekat broja obeležja i jačine regularizacije. Model A koristi 184 obeležja sa istom arhitekturom kao Model B (40 obeležja); razlika u R² (0,308 vs 0,329) potvrđuje pozitivan efekat selekcije. Model C primenjuje kompak</w:t>
-      </w:r>
-      <w:r>
-        <w:t>tniju arhitekturu (3 sloja [256, 128, 64]) sa GaussianNoise(0,2) i Mixup(α = 0,3); postiže najmanji overfit gap, uz blago niži R². Model D zadržava arhitekturu Modela B i dodaje GaussianNoise(0,15) i Mixup(0,2); rezultira najnižim MAE-om među kontrolnim ML</w:t>
-      </w:r>
-      <w:r>
-        <w:t>P varijantama (17,83). Model E (Optuna, 100 trial-ova) bira četiri sloja [320, 384, 192, 128] sa σ = 0,25 i α = 0,2; postiže najbolji balans MAE/R² (17,88; 0,3225).</w:t>
+        <w:t xml:space="preserve">Pet kontrolisanih MLP varijanti (A–E) izoluje efekat broja obeležja i jačine regularizacije. Model A koristi 184 obeležja sa istom arhitekturom kao Model B (40 obeležja); razlika u R² (0,308 vs 0,329) potvrđuje pozitivan efekat selekcije. Model C primenjuje kompaktniju arhitekturu (3 sloja [256, 128, 64]) sa GaussianNoise(0,2) i Mixup(α = 0,3); postiže najmanji overfit gap, uz blago niži R². Model D zadržava arhitekturu Modela B i dodaje GaussianNoise(0,15) i Mixup(0,2); rezultira najnižim MAE-om među kontrolnim MLP varijantama (17,83). Model E (Optuna, 100 trial-ova) bira </w:t>
+      </w:r>
+      <w:r>
+        <w:lastRenderedPageBreak/>
+        <w:t>četiri sloja [320, 384, 192, 128] sa σ = 0,25 i α = 0,2; postiže najbolji balans MAE/R² (17,88; 0,3225).</w:t>
       </w:r>
     </w:p>
     <w:p>
@@ -45978,7 +46687,6 @@
         <w:rPr>
           <w:noProof/>
         </w:rPr>
-        <w:lastRenderedPageBreak/>
         <w:drawing>
           <wp:inline distT="0" distB="0" distL="0" distR="0" wp14:anchorId="5BC92FC0" wp14:editId="5039B8BC">
             <wp:extent cx="5220000" cy="2685221"/>
@@ -46071,10 +46779,7 @@
         <w:pStyle w:val="Caption"/>
       </w:pPr>
       <w:r>
-        <w:t>Slika 18. Overfit gap (ra</w:t>
-      </w:r>
-      <w:r>
-        <w:t>zlika trening i validacionog R²) po MLP varijantama.</w:t>
+        <w:t>Slika 18. Overfit gap (razlika trening i validacionog R²) po MLP varijantama.</w:t>
       </w:r>
     </w:p>
     <w:p>
@@ -46132,10 +46837,7 @@
         <w:pStyle w:val="BodyText"/>
       </w:pPr>
       <w:r>
-        <w:t xml:space="preserve">Kontrolisana serija pokazuje sistematski trade-off: veći kapacitet bez regularizacije daje viši R² uz viši MAE; pojačana </w:t>
-      </w:r>
-      <w:r>
-        <w:t>regularizacija (noise + mixup + manja arhitektura) daje niži MAE uz blago niži R². Ovaj trade-off ostaje konzistentan u kasnijim fazama i utiče na izbor strategije ansambliranja.</w:t>
+        <w:t>Kontrolisana serija pokazuje sistematski trade-off: veći kapacitet bez regularizacije daje viši R² uz viši MAE; pojačana regularizacija (noise + mixup + manja arhitektura) daje niži MAE uz blago niži R². Ovaj trade-off ostaje konzistentan u kasnijim fazama i utiče na izbor strategije ansambliranja.</w:t>
       </w:r>
     </w:p>
     <w:p>
@@ -46151,16 +46853,7 @@
         <w:pStyle w:val="BodyText"/>
       </w:pPr>
       <w:r>
-        <w:t>Inicijalni rezultati rekurentnih mr</w:t>
-      </w:r>
-      <w:r>
-        <w:t>eža motivisali su redizajn arhitekture. Promene su sledeće: (1) sekvencijalna grana prima 33 sirova game-level obeležja umesto 184 lag i roll inženjerisanih; (2) 20 pregame obeležja ulazi odvojeno kroz statičku Dense granu, čime mreža ne mora da održava ko</w:t>
-      </w:r>
-      <w:r>
-        <w:t>nstantne vrednosti unutar skrivenog stanja; (3) kratke karijere se ne odbacuju, već se primenjuje padding sa Masking slojem; (4) arhitektura je ograničena na maksimum dva LSTM sloja sa najviše 192 jedinice; (5) LayerNorm je obavezan i nije prepušten Optuni</w:t>
-      </w:r>
-      <w:r>
-        <w:t>; (6) GaussianNoise je primenjen samo na statičku granu, jer šum nad padded pozicijama u sekvenci narušava detekciju maske.</w:t>
+        <w:t>Inicijalni rezultati rekurentnih mreža motivisali su redizajn arhitekture. Promene su sledeće: (1) sekvencijalna grana prima 33 sirova game-level obeležja umesto 184 lag i roll inženjerisanih; (2) 20 pregame obeležja ulazi odvojeno kroz statičku Dense granu, čime mreža ne mora da održava konstantne vrednosti unutar skrivenog stanja; (3) kratke karijere se ne odbacuju, već se primenjuje padding sa Masking slojem; (4) arhitektura je ograničena na maksimum dva LSTM sloja sa najviše 192 jedinice; (5) LayerNorm je obavezan i nije prepušten Optuni; (6) GaussianNoise je primenjen samo na statičku granu, jer šum nad padded pozicijama u sekvenci narušava detekciju maske.</w:t>
       </w:r>
     </w:p>
     <w:p>
@@ -46261,10 +46954,7 @@
         <w:pStyle w:val="Caption"/>
       </w:pPr>
       <w:r>
-        <w:t xml:space="preserve">Slika 21. Test metrike Improved RNN-a u poređenju sa baznim GRU/LSTM </w:t>
-      </w:r>
-      <w:r>
-        <w:t>modelima i Optuna-tuniranim multi-layer RNN-om.</w:t>
+        <w:t>Slika 21. Test metrike Improved RNN-a u poređenju sa baznim GRU/LSTM modelima i Optuna-tuniranim multi-layer RNN-om.</w:t>
       </w:r>
     </w:p>
     <w:p>
@@ -46272,10 +46962,7 @@
         <w:pStyle w:val="BodyText"/>
       </w:pPr>
       <w:r>
-        <w:t>Postignute metrike: MAE = 18,03; RMSE = 25,11; R² = 0,3354. Improved RNN je prvi neuronski model koji blago nadmašuje LightGBM (R² = 0,3346) na ovom zadatku. U odnosu na inicijalni multi-layer RNN, R² je pora</w:t>
-      </w:r>
-      <w:r>
-        <w:t>stao za 0,1197, a MAE smanjen za 1,70 jardi. Direktna LSTM vs GRU ablacija pokazuje minimalnu razliku (R² u opsegu 0,3326–0,3354), iz čega sledi da je odlučujući faktor topologija arhitekture, a ne tip rekurentne ćelije.</w:t>
+        <w:t>Postignute metrike: MAE = 18,03; RMSE = 25,11; R² = 0,3354. Improved RNN je prvi neuronski model koji blago nadmašuje LightGBM (R² = 0,3346) na ovom zadatku. U odnosu na inicijalni multi-layer RNN, R² je porastao za 0,1197, a MAE smanjen za 1,70 jardi. Direktna LSTM vs GRU ablacija pokazuje minimalnu razliku (R² u opsegu 0,3326–0,3354), iz čega sledi da je odlučujući faktor topologija arhitekture, a ne tip rekurentne ćelije.</w:t>
       </w:r>
     </w:p>
     <w:p>
@@ -46325,10 +47012,13 @@
         <w:pStyle w:val="Caption"/>
       </w:pPr>
       <w:r>
-        <w:t xml:space="preserve">Slika 22. LSTM vs GRU ablacija — </w:t>
-      </w:r>
-      <w:r>
-        <w:t>razlika u test metrikama je u granicama merne neizvesnosti.</w:t>
+        <w:t xml:space="preserve">Slika 22. LSTM vs GRU ablacija </w:t>
+      </w:r>
+      <w:r>
+        <w:t>-</w:t>
+      </w:r>
+      <w:r>
+        <w:t xml:space="preserve"> razlika u test metrikama je u granicama merne neizvesnosti.</w:t>
       </w:r>
     </w:p>
     <w:p>
@@ -46344,10 +47034,7 @@
         <w:pStyle w:val="BodyText"/>
       </w:pPr>
       <w:r>
-        <w:t>Naredna iteracija kombinuje Improved RNN sa AttentionPool slojem i Embedding granom. Pretpostavka je da self-attention može da ponderiše različite utakmice u</w:t>
-      </w:r>
-      <w:r>
-        <w:t xml:space="preserve"> istoriji, a embedding da kodira latentne kvalitete pojedinih igrača. Testirana je grid {LSTM, GRU} × {√y, log(1+y)}.</w:t>
+        <w:t>Naredna iteracija kombinuje Improved RNN sa AttentionPool slojem i Embedding granom. Pretpostavka je da self-attention može da ponderiše različite utakmice u istoriji, a embedding da kodira latentne kvalitete pojedinih igrača. Testirana je grid {LSTM, GRU} × {√y, log(1+y)}.</w:t>
       </w:r>
     </w:p>
     <w:p>
@@ -46405,10 +47092,7 @@
         <w:pStyle w:val="BodyText"/>
       </w:pPr>
       <w:r>
-        <w:t>Postignute metrike su ispod Improved RNN-a (najbolji GRU_sqrt R² = 0</w:t>
-      </w:r>
-      <w:r>
-        <w:t>,3236). Dijagnostička varijanta sa rela</w:t>
+        <w:t>Postignute metrike su ispod Improved RNN-a (najbolji GRU_sqrt R² = 0,3236). Dijagnostička varijanta sa rela</w:t>
       </w:r>
       <w:r>
         <w:rPr>
@@ -46417,10 +47101,7 @@
         <w:t>ks</w:t>
       </w:r>
       <w:r>
-        <w:t xml:space="preserve">iranom regularizacijom (dropout 0,25 → 0,15, noise 0,05 → 0, weight decay 5e-4 → 1e-4, patience 25 → 50) blago popravlja rezultat (GRU_log1p_v2 R² = 0,3262), ali svi modeli i dalje rano staju. Uzrok je dvojak: 49,9% </w:t>
-      </w:r>
-      <w:r>
-        <w:t>test uzoraka ima player_id koji se ne pojavljuje u trening skupu, te embedding sloj ostaje neefikasan na test skupu; takođe, mali broj utakmica po igraču (medijan ≈ 14) ne pruža dovoljno signala za učenje smislenih attention težina.</w:t>
+        <w:t>iranom regularizacijom (dropout 0,25 → 0,15, noise 0,05 → 0, weight decay 5e-4 → 1e-4, patience 25 → 50) blago popravlja rezultat (GRU_log1p_v2 R² = 0,3262), ali svi modeli i dalje rano staju. Uzrok je dvojak: 49,9% test uzoraka ima player_id koji se ne pojavljuje u trening skupu, te embedding sloj ostaje neefikasan na test skupu; takođe, mali broj utakmica po igraču (medijan ≈ 14) ne pruža dovoljno signala za učenje smislenih attention težina.</w:t>
       </w:r>
     </w:p>
     <w:p>
@@ -46470,10 +47151,7 @@
         <w:pStyle w:val="Caption"/>
       </w:pPr>
       <w:r>
-        <w:t xml:space="preserve">Slika 24. Krive </w:t>
-      </w:r>
-      <w:r>
-        <w:t>nakon relaxirane regularizacije u Attention + Embedding v2.</w:t>
+        <w:t>Slika 24. Krive nakon relaxirane regularizacije u Attention + Embedding v2.</w:t>
       </w:r>
     </w:p>
     <w:p>
@@ -46485,10 +47163,7 @@
       </w:r>
       <w:r>
         <w:lastRenderedPageBreak/>
-        <w:t>identiteta ne donose poboljšanje, jer ograničenje nije u kapacitetu modela, već u količ</w:t>
-      </w:r>
-      <w:r>
-        <w:t>ini i strukturi raspoloživih podataka.</w:t>
+        <w:t>identiteta ne donose poboljšanje, jer ograničenje nije u kapacitetu modela, već u količini i strukturi raspoloživih podataka.</w:t>
       </w:r>
     </w:p>
     <w:p>
@@ -46554,10 +47229,7 @@
         <w:pStyle w:val="Caption"/>
       </w:pPr>
       <w:r>
-        <w:t>Slika 25. Trening i v</w:t>
-      </w:r>
-      <w:r>
-        <w:t>alidacione krive MLP Quantile modela.</w:t>
+        <w:t>Slika 25. Trening i validacione krive MLP Quantile modela.</w:t>
       </w:r>
     </w:p>
     <w:p>
@@ -46615,10 +47287,7 @@
         <w:pStyle w:val="BodyText"/>
       </w:pPr>
       <w:r>
-        <w:t>Postignute metrike: MAE q50 = 17,76; RMSE = 25,60; R² = 0,3093; pokrivenost q10–q90 = 78,8% (cilj 80%); prosečna širina pojasa 59,7 jardi. MLP Quanti</w:t>
-      </w:r>
-      <w:r>
-        <w:t>le je najbolji pojedinačni model po MAE metrici i ilustruje da izbor funkcije gubitka može imati uporediv ili veći efekat od dodatnih arhitekturnih modifikacija.</w:t>
+        <w:t>Postignute metrike: MAE q50 = 17,76; RMSE = 25,60; R² = 0,3093; pokrivenost q10–q90 = 78,8% (cilj 80%); prosečna širina pojasa 59,7 jardi. MLP Quantile je najbolji pojedinačni model po MAE metrici i ilustruje da izbor funkcije gubitka može imati uporediv ili veći efekat od dodatnih arhitekturnih modifikacija.</w:t>
       </w:r>
     </w:p>
     <w:p>
@@ -46634,10 +47303,7 @@
         <w:pStyle w:val="BodyText"/>
       </w:pPr>
       <w:r>
-        <w:t>Pet baznih modela (XGBoost, LightGBM, ElasticNet, MLP Hybrid, MLP Qua</w:t>
-      </w:r>
-      <w:r>
-        <w:t>ntile) kombinovano je primenom četiri ansambl strategije. Matrica korelacije reziduala pokazuje vrednosti u opsegu 0,964–0,993, čime je maksimalna dobit od ansambla strukturno ograničena.</w:t>
+        <w:t>Pet baznih modela (XGBoost, LightGBM, ElasticNet, MLP Hybrid, MLP Quantile) kombinovano je primenom četiri ansambl strategije. Matrica korelacije reziduala pokazuje vrednosti u opsegu 0,964–0,993, čime je maksimalna dobit od ansambla strukturno ograničena.</w:t>
       </w:r>
     </w:p>
     <w:p>
@@ -46695,10 +47361,7 @@
         <w:pStyle w:val="BodyText"/>
       </w:pPr>
       <w:r>
-        <w:t>Najnižu vrednost MAE postiže constrained_ls strategija sa sastavom Opcija 1, koja dodeljuje 70,4% težine MLP Quantile-u i 19,2% LightGBM-u. Postignut MAE iznosi 17,708. Najviši R² (0,3384) zadržava ansambl XGB + LGB + MLP iz druge faze na 184 obeležja, što</w:t>
-      </w:r>
-      <w:r>
-        <w:t xml:space="preserve"> ponovo ilustruje trade-off između MAE i R².</w:t>
+        <w:t>Najnižu vrednost MAE postiže constrained_ls strategija sa sastavom Opcija 1, koja dodeljuje 70,4% težine MLP Quantile-u i 19,2% LightGBM-u. Postignut MAE iznosi 17,708. Najviši R² (0,3384) zadržava ansambl XGB + LGB + MLP iz druge faze na 184 obeležja, što ponovo ilustruje trade-off između MAE i R².</w:t>
       </w:r>
     </w:p>
     <w:p>
@@ -46764,16 +47427,13 @@
         <w:pStyle w:val="BodyText"/>
       </w:pPr>
       <w:r>
-        <w:t>Tabela 8 prikazuje rezultate ključnih modela na test skupu (sezone 2024–2025, 6.199 uzoraka), sor</w:t>
-      </w:r>
-      <w:r>
-        <w:t>tirane po MAE-u kao primarnoj metrici optimizacije.</w:t>
+        <w:t>Tabela 8 prikazuje rezultate ključnih modela na test skupu (sezone 2024–2025, 6.199 uzoraka), sortirane po MAE-u kao primarnoj metrici optimizacije.</w:t>
       </w:r>
     </w:p>
     <w:tbl>
       <w:tblPr>
         <w:tblStyle w:val="TableGrid"/>
-        <w:tblW w:w="0pt" w:type="auto"/>
+        <w:tblW w:w="0pt" w:type="dxa"/>
         <w:tblLook w:firstRow="1" w:lastRow="0" w:firstColumn="1" w:lastColumn="0" w:noHBand="0" w:noVBand="1"/>
       </w:tblPr>
       <w:tblGrid>
@@ -47014,10 +47674,7 @@
           </w:tcPr>
           <w:p>
             <w:r>
-              <w:t xml:space="preserve">MLP </w:t>
-            </w:r>
-            <w:r>
-              <w:t>Hybrid (Model D)</w:t>
+              <w:t>MLP Hybrid (Model D)</w:t>
             </w:r>
           </w:p>
         </w:tc>
@@ -47277,10 +47934,7 @@
           </w:tcPr>
           <w:p>
             <w:r>
-              <w:t xml:space="preserve">Stari </w:t>
-            </w:r>
-            <w:r>
-              <w:t>ansambl (XGB+LGB+MLP)</w:t>
+              <w:t>Stari ansambl (XGB+LGB+MLP)</w:t>
             </w:r>
           </w:p>
         </w:tc>
@@ -47592,10 +48246,7 @@
           </w:tcPr>
           <w:p>
             <w:r>
-              <w:t xml:space="preserve">GRU </w:t>
-            </w:r>
-            <w:r>
-              <w:t>log1p + Attention v2</w:t>
+              <w:t>GRU log1p + Attention v2</w:t>
             </w:r>
           </w:p>
         </w:tc>
@@ -47802,10 +48453,7 @@
         <w:pStyle w:val="Caption"/>
       </w:pPr>
       <w:r>
-        <w:t xml:space="preserve">Tabela 8. Rezultati neuronskih modela i ansambla na test skupu </w:t>
-      </w:r>
-      <w:r>
-        <w:t>(receiving_yards, originalna skala).</w:t>
+        <w:t>Tabela 8. Rezultati neuronskih modela i ansambla na test skupu (receiving_yards, originalna skala).</w:t>
       </w:r>
     </w:p>
     <w:p>
@@ -47813,10 +48461,7 @@
         <w:pStyle w:val="BodyText"/>
       </w:pPr>
       <w:r>
-        <w:t>Najnižu vrednost MAE (17,708) postiže ansambl Opt1 / constrained_ls. Najvišu vrednost R² (0,3384) postiže ansambl XGB + LGB + MLP iz druge faze. Najbolji pojedinačni model po MAE metrici je MLP Quantile q50 (17,75). Naj</w:t>
-      </w:r>
-      <w:r>
-        <w:t>bolji rekurentni model je LSTM Improved (R² = 0,3354). Devet od deset najboljih modela koristi 40 selektovanih obeležja, što potvrđuje uticaj selekcije obeležja na generalizaciju neuronskih mreža.</w:t>
+        <w:t>Najnižu vrednost MAE (17,708) postiže ansambl Opt1 / constrained_ls. Najvišu vrednost R² (0,3384) postiže ansambl XGB + LGB + MLP iz druge faze. Najbolji pojedinačni model po MAE metrici je MLP Quantile q50 (17,75). Najbolji rekurentni model je LSTM Improved (R² = 0,3354). Devet od deset najboljih modela koristi 40 selektovanih obeležja, što potvrđuje uticaj selekcije obeležja na generalizaciju neuronskih mreža.</w:t>
       </w:r>
     </w:p>
     <w:p>
@@ -47832,19 +48477,13 @@
         <w:pStyle w:val="BodyText"/>
       </w:pPr>
       <w:r>
-        <w:t>Direktno numeri</w:t>
-      </w:r>
-      <w:r>
-        <w:t>čko poređenje sa modelima iz prethodnog poglavlja nije moguće zbog različite ciljne promenljive — prethodni rezultati (RandomForest R² ≈ 0,325 za WR poziciju u single-output postavci) odnose se na sezonski yards/G target. Da bi se obezbedila uporednost, kl</w:t>
-      </w:r>
-      <w:r>
-        <w:t>asični modeli su ponovo obučeni na game-level zadatku pod identičnim protokolom.</w:t>
+        <w:t>Direktno numeričko poređenje sa modelima iz prethodnog poglavlja nije moguće zbog različite ciljne promenljive — prethodni rezultati (RandomForest R² ≈ 0,325 za WR poziciju u single-output postavci) odnose se na sezonski yards/G target. Da bi se obezbedila uporednost, klasični modeli su ponovo obučeni na game-level zadatku pod identičnim protokolom.</w:t>
       </w:r>
     </w:p>
     <w:tbl>
       <w:tblPr>
         <w:tblStyle w:val="TableGrid"/>
-        <w:tblW w:w="0pt" w:type="auto"/>
+        <w:tblW w:w="0pt" w:type="dxa"/>
         <w:tblLook w:firstRow="1" w:lastRow="0" w:firstColumn="1" w:lastColumn="0" w:noHBand="0" w:noVBand="1"/>
       </w:tblPr>
       <w:tblGrid>
@@ -48082,10 +48721,7 @@
           </w:tcPr>
           <w:p>
             <w:r>
-              <w:t xml:space="preserve">MLP </w:t>
-            </w:r>
-            <w:r>
-              <w:t>Quantile q50</w:t>
+              <w:t>MLP Quantile q50</w:t>
             </w:r>
           </w:p>
         </w:tc>
@@ -48294,10 +48930,7 @@
         <w:pStyle w:val="Caption"/>
       </w:pPr>
       <w:r>
-        <w:t xml:space="preserve">Tabela 9. Poređenje </w:t>
-      </w:r>
-      <w:r>
-        <w:t>neuronskih i klasičnih modela na istom game-level zadatku.</w:t>
+        <w:t>Tabela 9. Poređenje neuronskih i klasičnih modela na istom game-level zadatku.</w:t>
       </w:r>
     </w:p>
     <w:p>
@@ -48305,13 +48938,7 @@
         <w:pStyle w:val="BodyText"/>
       </w:pPr>
       <w:r>
-        <w:t>Iz uporedne tabele moguće je izvesti tri zaključka. Pojedinačne neuronske mreže (MLP Quantile, MLP Hybrid, LSTM Improved) marginalno nadmašuju najbolje klasične modele po MAE metrici. Tree modeli p</w:t>
-      </w:r>
-      <w:r>
-        <w:t>ostižu viši R² od najboljeg pojedinačnog neuronskog modela, što ukazuje na različitu strukturu nelinearnosti koje hvataju. Ansambli koji kombinuju obe klase modela donose konzistentno najbolje rezultate, što potvrđuje različitu prirodu njihovih grešaka. Iz</w:t>
-      </w:r>
-      <w:r>
-        <w:t xml:space="preserve"> metodološke perspektive, na ovom problemu neuronske mreže ne donose značajnu prednost u odnosu na tree modele, jer tabularni podaci sa visokim šumom u targetu ne sadrže bogatu strukturu kao podaci o slikama ili tekstu.</w:t>
+        <w:t>Iz uporedne tabele moguće je izvesti tri zaključka. Pojedinačne neuronske mreže (MLP Quantile, MLP Hybrid, LSTM Improved) marginalno nadmašuju najbolje klasične modele po MAE metrici. Tree modeli postižu viši R² od najboljeg pojedinačnog neuronskog modela, što ukazuje na različitu strukturu nelinearnosti koje hvataju. Ansambli koji kombinuju obe klase modela donose konzistentno najbolje rezultate, što potvrđuje različitu prirodu njihovih grešaka. Iz metodološke perspektive, na ovom problemu neuronske mreže ne donose značajnu prednost u odnosu na tree modele, jer tabularni podaci sa visokim šumom u targetu ne sadrže bogatu strukturu kao podaci o slikama ili tekstu.</w:t>
       </w:r>
     </w:p>
     <w:p>
@@ -48361,10 +48988,7 @@
         <w:pStyle w:val="Caption"/>
       </w:pPr>
       <w:r>
-        <w:t>Slika 29. Poređenje MAE i R² po kl</w:t>
-      </w:r>
-      <w:r>
-        <w:t>asama modela na game-level zadatku.</w:t>
+        <w:t>Slika 29. Poređenje MAE i R² po klasama modela na game-level zadatku.</w:t>
       </w:r>
     </w:p>
     <w:p>
@@ -48386,7 +49010,7 @@
     <w:tbl>
       <w:tblPr>
         <w:tblStyle w:val="TableGrid"/>
-        <w:tblW w:w="0pt" w:type="auto"/>
+        <w:tblW w:w="0pt" w:type="dxa"/>
         <w:tblLook w:firstRow="1" w:lastRow="0" w:firstColumn="1" w:lastColumn="0" w:noHBand="0" w:noVBand="1"/>
       </w:tblPr>
       <w:tblGrid>
@@ -48433,13 +49057,7 @@
               <w:rPr>
                 <w:b/>
               </w:rPr>
-              <w:t>MAE — MLP Qu</w:t>
-            </w:r>
-            <w:r>
-              <w:rPr>
-                <w:b/>
-              </w:rPr>
-              <w:t>antile</w:t>
+              <w:t>MAE — MLP Quantile</w:t>
             </w:r>
           </w:p>
         </w:tc>
@@ -48517,10 +49135,7 @@
           </w:tcPr>
           <w:p>
             <w:r>
-              <w:t>−</w:t>
-            </w:r>
-            <w:r>
-              <w:t>0,33</w:t>
+              <w:t>−0,33</w:t>
             </w:r>
           </w:p>
         </w:tc>
@@ -48687,10 +49302,7 @@
         <w:pStyle w:val="Caption"/>
       </w:pPr>
       <w:r>
-        <w:t xml:space="preserve">Tabela 10. MAE po opsezima stvarnog broja jardi. Pozitivno Δ označava manju grešku </w:t>
-      </w:r>
-      <w:r>
-        <w:t>ansambla.</w:t>
+        <w:t>Tabela 10. MAE po opsezima stvarnog broja jardi. Pozitivno Δ označava manju grešku ansambla.</w:t>
       </w:r>
     </w:p>
     <w:p>
@@ -48698,13 +49310,7 @@
         <w:pStyle w:val="BodyText"/>
       </w:pPr>
       <w:r>
-        <w:t>Distribucija greške je heterogena. Za niske ishode (0–30 jardi, 61,9% test skupa) MLP Quantile postiže nižu MAE vrednost od ansambla, jer medijan efikasno pokriva dominantni mod distribucije. Za srednje i visoke ishode (&gt;30 jardi) ansambl daje ni</w:t>
-      </w:r>
-      <w:r>
-        <w:t>žu MAE vrednost, sa rastućom razlikom (+0,51, +0,90, +1,21), iz čega sledi da kombinovanje modela donosi najveću dobit za boom utakmice. Apsolutna greška na intervalu 100+ jardi značajno je veća od greške na niskim ishodima, što reflektuje teorijski plafon</w:t>
-      </w:r>
-      <w:r>
-        <w:t xml:space="preserve"> i mali broj uzoraka u tom opsegu (239 od 6.199).</w:t>
+        <w:t>Distribucija greške je heterogena. Za niske ishode (0–30 jardi, 61,9% test skupa) MLP Quantile postiže nižu MAE vrednost od ansambla, jer medijan efikasno pokriva dominantni mod distribucije. Za srednje i visoke ishode (&gt;30 jardi) ansambl daje nižu MAE vrednost, sa rastućom razlikom (+0,51, +0,90, +1,21), iz čega sledi da kombinovanje modela donosi najveću dobit za boom utakmice. Apsolutna greška na intervalu 100+ jardi značajno je veća od greške na niskim ishodima, što reflektuje teorijski plafon i mali broj uzoraka u tom opsegu (239 od 6.199).</w:t>
       </w:r>
     </w:p>
     <w:p>
@@ -48720,16 +49326,13 @@
         <w:pStyle w:val="BodyText"/>
       </w:pPr>
       <w:r>
-        <w:t>Centralno pitanje istraživanja jeste da li R² ≈ 0,33 predstavlja plafon razvijenih modela ili plafon zadatka. U cilju ispitivanja sproveden je ceiling eksperiment u kome j</w:t>
-      </w:r>
-      <w:r>
-        <w:t>e originalni single-game target zamenjen centered rolling mean targetom sa prozorima od 2, 3, 5 i 7 utakmica. Pretpostavka je da značajno bolji R² na izglađenom targetu ukazuje na prisustvo neuklonjivog single-game šuma.</w:t>
+        <w:t>Centralno pitanje istraživanja jeste da li R² ≈ 0,33 predstavlja plafon razvijenih modela ili plafon zadatka. U cilju ispitivanja sproveden je ceiling eksperiment u kome je originalni single-game target zamenjen centered rolling mean targetom sa prozorima od 2, 3, 5 i 7 utakmica. Pretpostavka je da značajno bolji R² na izglađenom targetu ukazuje na prisustvo neuklonjivog single-game šuma.</w:t>
       </w:r>
     </w:p>
     <w:tbl>
       <w:tblPr>
         <w:tblStyle w:val="TableGrid"/>
-        <w:tblW w:w="0pt" w:type="auto"/>
+        <w:tblW w:w="0pt" w:type="dxa"/>
         <w:tblLook w:firstRow="1" w:lastRow="0" w:firstColumn="1" w:lastColumn="0" w:noHBand="0" w:noVBand="1"/>
       </w:tblPr>
       <w:tblGrid>
@@ -49072,10 +49675,7 @@
         <w:pStyle w:val="Caption"/>
       </w:pPr>
       <w:r>
-        <w:t xml:space="preserve">Tabela 11. Ceiling analiza: </w:t>
-      </w:r>
-      <w:r>
-        <w:t>performanse LSTM Improved na centered rolling mean targetu prozora 2, 3, 5 i 7 utakmica.</w:t>
+        <w:t>Tabela 11. Ceiling analiza: performanse LSTM Improved na centered rolling mean targetu prozora 2, 3, 5 i 7 utakmica.</w:t>
       </w:r>
     </w:p>
     <w:p>
@@ -49183,16 +49783,7 @@
         <w:pStyle w:val="BodyText"/>
       </w:pPr>
       <w:r>
-        <w:t xml:space="preserve">Pri uklanjanju single-game šuma usrednjavanjem, isti modeli postižu R² do </w:t>
-      </w:r>
-      <w:r>
-        <w:t>0,7626 i MAE od 7,73 jarda na 7-game prozoru. Evaluacija sa glatkim predikcijama prema sirovom targetu ostaje praktično ista kao originalni rezultati (R² 0,29–0,34, MAE 18,5–19,4), iz čega sledi da modeli ekstrahuju gotovo sav signal koji postoji za single</w:t>
-      </w:r>
-      <w:r>
-        <w:t>-game predikciju. Dalje poboljšanje zahtevalo bi kvalitativno nove informacije (real-time injury status, snap count projekcije, podatke o odbrambenim formacijama), a ne arhitekturne modifikacije. Dodatna verifikacija sa per-split smoothing-om potvrđuje ods</w:t>
-      </w:r>
-      <w:r>
-        <w:t>ustvo cross-split curenja informacija (razlika u R² &lt; 0,01).</w:t>
+        <w:t>Pri uklanjanju single-game šuma usrednjavanjem, isti modeli postižu R² do 0,7626 i MAE od 7,73 jarda na 7-game prozoru. Evaluacija sa glatkim predikcijama prema sirovom targetu ostaje praktično ista kao originalni rezultati (R² 0,29–0,34, MAE 18,5–19,4), iz čega sledi da modeli ekstrahuju gotovo sav signal koji postoji za single-game predikciju. Dalje poboljšanje zahtevalo bi kvalitativno nove informacije (real-time injury status, snap count projekcije, podatke o odbrambenim formacijama), a ne arhitekturne modifikacije. Dodatna verifikacija sa per-split smoothing-om potvrđuje odsustvo cross-split curenja informacija (razlika u R² &lt; 0,01).</w:t>
       </w:r>
     </w:p>
     <w:p>
@@ -49214,7 +49805,7 @@
     <w:tbl>
       <w:tblPr>
         <w:tblStyle w:val="TableGrid"/>
-        <w:tblW w:w="0pt" w:type="auto"/>
+        <w:tblW w:w="0pt" w:type="dxa"/>
         <w:tblLook w:firstRow="1" w:lastRow="0" w:firstColumn="1" w:lastColumn="0" w:noHBand="0" w:noVBand="1"/>
       </w:tblPr>
       <w:tblGrid>
@@ -49245,13 +49836,7 @@
               <w:rPr>
                 <w:b/>
               </w:rPr>
-              <w:t xml:space="preserve">MLP </w:t>
-            </w:r>
-            <w:r>
-              <w:rPr>
-                <w:b/>
-              </w:rPr>
-              <w:t>Quantile MAE</w:t>
+              <w:t>MLP Quantile MAE</w:t>
             </w:r>
           </w:p>
         </w:tc>
@@ -49379,13 +49964,7 @@
         <w:pStyle w:val="BodyText"/>
       </w:pPr>
       <w:r>
-        <w:t xml:space="preserve">Top-5 obeležja nosi većinu ukupnog signala — MAE se pogoršava za 0,12 jarda u odnosu na top-40 skup. </w:t>
-      </w:r>
-      <w:r>
-        <w:t xml:space="preserve">Prelaz sa top-10 na top-40 donosi dodatnih 0,03 jarda, čime se potvrđuje obrazac opadajućih povraćaja. Nalaz potvrđuje metodološku ispravnost selekcije obeležja pomoću ansambla tree modela i pragmatičnost top-40 skupa kao kompromisa između informativnosti </w:t>
-      </w:r>
-      <w:r>
-        <w:t>i kompaktnosti modela.</w:t>
+        <w:t>Top-5 obeležja nosi većinu ukupnog signala — MAE se pogoršava za 0,12 jarda u odnosu na top-40 skup. Prelaz sa top-10 na top-40 donosi dodatnih 0,03 jarda, čime se potvrđuje obrazac opadajućih povraćaja. Nalaz potvrđuje metodološku ispravnost selekcije obeležja pomoću ansambla tree modela i pragmatičnost top-40 skupa kao kompromisa između informativnosti i kompaktnosti modela.</w:t>
       </w:r>
     </w:p>
     <w:p>
@@ -49401,16 +49980,7 @@
         <w:pStyle w:val="BodyText"/>
       </w:pPr>
       <w:r>
-        <w:t>U ovom poglavlju razmotrena je primena neuronskih mreža na predviđanje broja prijemnih jardi NFL Wide Receiver igrača na nivou pojedinačne utakmice. Prelaskom sa sezonskog na game-level zadatak obezbeđen je više od osam put</w:t>
-      </w:r>
-      <w:r>
-        <w:t>a veći skup podataka (5.529 → 46.115 uzoraka), čime su stvoreni preduslovi za primenu neuronskih arhitektura. Inicijalni RNN modeli pokazali su izražen overfit, koji je sistematski tretiran u tri koraka: selekcijom 40 najznačajnijih obeležja, ograničavanje</w:t>
-      </w:r>
-      <w:r>
-        <w:t>m arhitekture na maksimum dva rekurentna sloja sa najviše 192 jedinice, i pažljivim izborom regularizacionih tehnika. Najveći pojedinačni doprinos dao je redizajn rekurentne arhitekture u dvoulaznu formu (sirova sekvenca + odvojeni statički kontekst, sa pa</w:t>
-      </w:r>
-      <w:r>
-        <w:t>dding-om i Masking slojem), čime je R² rekurentnih mreža povećan sa 0,2157 na 0,3354.</w:t>
+        <w:t>U ovom poglavlju razmotrena je primena neuronskih mreža na predviđanje broja prijemnih jardi NFL Wide Receiver igrača na nivou pojedinačne utakmice. Prelaskom sa sezonskog na game-level zadatak obezbeđen je više od osam puta veći skup podataka (5.529 → 46.115 uzoraka), čime su stvoreni preduslovi za primenu neuronskih arhitektura. Inicijalni RNN modeli pokazali su izražen overfit, koji je sistematski tretiran u tri koraka: selekcijom 40 najznačajnijih obeležja, ograničavanjem arhitekture na maksimum dva rekurentna sloja sa najviše 192 jedinice, i pažljivim izborom regularizacionih tehnika. Najveći pojedinačni doprinos dao je redizajn rekurentne arhitekture u dvoulaznu formu (sirova sekvenca + odvojeni statički kontekst, sa padding-om i Masking slojem), čime je R² rekurentnih mreža povećan sa 0,2157 na 0,3354.</w:t>
       </w:r>
     </w:p>
     <w:p>
@@ -49419,13 +49989,7 @@
       </w:pPr>
       <w:r>
         <w:lastRenderedPageBreak/>
-        <w:t>Kompleksnije arhitekture sa pažnjom i ugrađivanjem identiteta igrača nisu rezultirale dodatnim poboljšanjem, jer ograničenje nije u kapacitetu modela, već u količini poda</w:t>
-      </w:r>
-      <w:r>
-        <w:t>taka po igraču (medijan ≈ 14 utakmica) i u 49,9% Out-of-Vocabulary stope na test skupu. Kvantilna regresija (MLP Quantile) postigla je najnižu MAE vrednost (17,75) među pojedinačnim modelima i obezbedila intervale poverenja sa 78,8% pokrivenošću. Strategij</w:t>
-      </w:r>
-      <w:r>
-        <w:t>e ansambliranja (constrained_ls i simple_mean) dodatno smanjuju MAE do 17,708, iako visoka korelisanost reziduala (0,964–0,993) između baznih modela ograničava maksimalnu dobit ansambla.</w:t>
+        <w:t>Kompleksnije arhitekture sa pažnjom i ugrađivanjem identiteta igrača nisu rezultirale dodatnim poboljšanjem, jer ograničenje nije u kapacitetu modela, već u količini podataka po igraču (medijan ≈ 14 utakmica) i u 49,9% Out-of-Vocabulary stope na test skupu. Kvantilna regresija (MLP Quantile) postigla je najnižu MAE vrednost (17,75) među pojedinačnim modelima i obezbedila intervale poverenja sa 78,8% pokrivenošću. Strategije ansambliranja (constrained_ls i simple_mean) dodatno smanjuju MAE do 17,708, iako visoka korelisanost reziduala (0,964–0,993) između baznih modela ograničava maksimalnu dobit ansambla.</w:t>
       </w:r>
     </w:p>
     <w:p>
@@ -49433,13 +49997,7 @@
         <w:pStyle w:val="BodyText"/>
       </w:pPr>
       <w:r>
-        <w:t xml:space="preserve">U analizi rezultata uočen je sistematski trade-off između MAE i R² </w:t>
-      </w:r>
-      <w:r>
-        <w:t>metrika: modeli sa većim kapacitetom i manjom regularizacijom postižu viši R², dok jače regularizovani ili L1-optimalni modeli postižu niži MAE. Izbor strategije zavisi od konkretne primene: za rangiranje igrača prioritet je R² (simple_mean ansambl ili XGB</w:t>
-      </w:r>
-      <w:r>
-        <w:t xml:space="preserve"> + LGB + MLP), dok je za tačnu numeričku procenu jarda prioritet MAE (constrained_ls ansambl ili samostalni MLP Quantile).</w:t>
+        <w:t>U analizi rezultata uočen je sistematski trade-off između MAE i R² metrika: modeli sa većim kapacitetom i manjom regularizacijom postižu viši R², dok jače regularizovani ili L1-optimalni modeli postižu niži MAE. Izbor strategije zavisi od konkretne primene: za rangiranje igrača prioritet je R² (simple_mean ansambl ili XGB + LGB + MLP), dok je za tačnu numeričku procenu jarda prioritet MAE (constrained_ls ansambl ili samostalni MLP Quantile).</w:t>
       </w:r>
     </w:p>
     <w:p>
@@ -49447,13 +50005,7 @@
         <w:pStyle w:val="BodyText"/>
       </w:pPr>
       <w:r>
-        <w:t>Najznačajniji nalaz proizilazi iz ceiling analize. Pri uklanjanju single-game šuma usrednjavanjem (centered rolling mean prozori 2, 3</w:t>
-      </w:r>
-      <w:r>
-        <w:t>, 5 i 7 utakmica), isti modeli postižu R² do 0,7626 i MAE od 7,73 jarda, dok evaluacija prema sirovom targetu ostaje na 18–19 jarda. R² u opsegu 0,33–0,37 ne predstavlja plafon razvijenih modela, već fundamentalnu granicu single-game predikcije sa raspolož</w:t>
-      </w:r>
-      <w:r>
-        <w:t>ivim obeležjima. Razvijeni modeli ekstrahuju gotovo sav dostupan signal, a preostali ireducibilni šum (standardna devijacija ≈ 17–23 jarda) potiče iz inherentne varijabilnosti NFL utakmica koja se ne može predvideti iz pregame obeležja.</w:t>
+        <w:t>Najznačajniji nalaz proizilazi iz ceiling analize. Pri uklanjanju single-game šuma usrednjavanjem (centered rolling mean prozori 2, 3, 5 i 7 utakmica), isti modeli postižu R² do 0,7626 i MAE od 7,73 jarda, dok evaluacija prema sirovom targetu ostaje na 18–19 jarda. R² u opsegu 0,33–0,37 ne predstavlja plafon razvijenih modela, već fundamentalnu granicu single-game predikcije sa raspoloživim obeležjima. Razvijeni modeli ekstrahuju gotovo sav dostupan signal, a preostali ireducibilni šum (standardna devijacija ≈ 17–23 jarda) potiče iz inherentne varijabilnosti NFL utakmica koja se ne može predvideti iz pregame obeležja.</w:t>
       </w:r>
     </w:p>
     <w:p>
@@ -49461,16 +50013,7 @@
         <w:pStyle w:val="BodyText"/>
       </w:pPr>
       <w:r>
-        <w:t>Metodološki, predst</w:t>
-      </w:r>
-      <w:r>
-        <w:t>avljeno proširenje ilustruje važnost disciplinovane kombinacije inženjerstva obeležja, selekcije obeležja, redizajna arhitekture vođenog dijagnostikom, sistematske Bayesove optimizacije hiperparametara i dijagnostičke provere granica zadatka. Primenjena pr</w:t>
-      </w:r>
-      <w:r>
-        <w:t>ocedura, uz striktnu vremensku podelu i fiksirane seed-ove, predstavlja prenosiv šablon za druge sportske analitičke probleme sa visokim nivoom šuma. Najniža postignuta srednja apsolutna greška od 17,71 jarda po utakmici, ostvarena ansamblom Opt1 / constra</w:t>
-      </w:r>
-      <w:r>
-        <w:t>ined_ls na 6.199 testnih uzoraka, predstavlja kvantitativni optimum u okviru opisane metodologije.</w:t>
+        <w:t>Metodološki, predstavljeno proširenje ilustruje važnost disciplinovane kombinacije inženjerstva obeležja, selekcije obeležja, redizajna arhitekture vođenog dijagnostikom, sistematske Bayesove optimizacije hiperparametara i dijagnostičke provere granica zadatka. Primenjena procedura, uz striktnu vremensku podelu i fiksirane seed-ove, predstavlja prenosiv šablon za druge sportske analitičke probleme sa visokim nivoom šuma. Najniža postignuta srednja apsolutna greška od 17,71 jarda po utakmici, ostvarena ansamblom Opt1 / constrained_ls na 6.199 testnih uzoraka, predstavlja kvantitativni optimum u okviru opisane metodologije.</w:t>
       </w:r>
     </w:p>
     <w:p>

--- a/Izvestaj/_report_NN_v2.docx
+++ b/Izvestaj/_report_NN_v2.docx
@@ -2877,27 +2877,14 @@
       <w:r>
         <w:t xml:space="preserve">Tabela </w:t>
       </w:r>
-      <w:r>
-        <w:fldChar w:fldCharType="begin"/>
-      </w:r>
-      <w:r>
-        <w:instrText xml:space="preserve"> SEQ Tabela \* ARABIC </w:instrText>
-      </w:r>
-      <w:r>
-        <w:fldChar w:fldCharType="separate"/>
-      </w:r>
-      <w:r>
-        <w:rPr>
-          <w:noProof/>
-        </w:rPr>
-        <w:t>1</w:t>
-      </w:r>
-      <w:r>
-        <w:rPr>
-          <w:noProof/>
-        </w:rPr>
-        <w:fldChar w:fldCharType="end"/>
-      </w:r>
+      <w:fldSimple w:instr=" SEQ Tabela \* ARABIC ">
+        <w:r>
+          <w:rPr>
+            <w:noProof/>
+          </w:rPr>
+          <w:t>1</w:t>
+        </w:r>
+      </w:fldSimple>
       <w:bookmarkEnd w:id="1"/>
       <w:r>
         <w:t xml:space="preserve"> Obim data seta</w:t>
@@ -2970,7 +2957,7 @@
           <w:noProof/>
         </w:rPr>
         <w:drawing>
-          <wp:inline distT="0" distB="0" distL="0" distR="0" wp14:anchorId="54F36778" wp14:editId="18D53F50">
+          <wp:inline distT="0" distB="0" distL="0" distR="0" wp14:anchorId="7D580F3D" wp14:editId="364D8634">
             <wp:extent cx="3089910" cy="2388235"/>
             <wp:effectExtent l="0" t="0" r="0" b="0"/>
             <wp:docPr id="13" name="Picture 13"/>
@@ -3014,27 +3001,14 @@
       <w:r>
         <w:t xml:space="preserve">Slika </w:t>
       </w:r>
-      <w:r>
-        <w:fldChar w:fldCharType="begin"/>
-      </w:r>
-      <w:r>
-        <w:instrText xml:space="preserve"> SEQ Slika \* ARABIC </w:instrText>
-      </w:r>
-      <w:r>
-        <w:fldChar w:fldCharType="separate"/>
-      </w:r>
-      <w:r>
-        <w:rPr>
-          <w:noProof/>
-        </w:rPr>
-        <w:t>1</w:t>
-      </w:r>
-      <w:r>
-        <w:rPr>
-          <w:noProof/>
-        </w:rPr>
-        <w:fldChar w:fldCharType="end"/>
-      </w:r>
+      <w:fldSimple w:instr=" SEQ Slika \* ARABIC ">
+        <w:r>
+          <w:rPr>
+            <w:noProof/>
+          </w:rPr>
+          <w:t>1</w:t>
+        </w:r>
+      </w:fldSimple>
       <w:bookmarkEnd w:id="2"/>
       <w:r>
         <w:rPr>
@@ -3220,7 +3194,7 @@
           <w:noProof/>
         </w:rPr>
         <w:drawing>
-          <wp:inline distT="0" distB="0" distL="0" distR="0" wp14:anchorId="47EA95F0" wp14:editId="0D86E2AB">
+          <wp:inline distT="0" distB="0" distL="0" distR="0" wp14:anchorId="57225A39" wp14:editId="5BEC14AC">
             <wp:extent cx="3089910" cy="956945"/>
             <wp:effectExtent l="0" t="0" r="0" b="0"/>
             <wp:docPr id="1" name="Picture 1"/>
@@ -3264,27 +3238,14 @@
       <w:r>
         <w:t xml:space="preserve">Slika </w:t>
       </w:r>
-      <w:r>
-        <w:fldChar w:fldCharType="begin"/>
-      </w:r>
-      <w:r>
-        <w:instrText xml:space="preserve"> SEQ Slika \* ARABIC </w:instrText>
-      </w:r>
-      <w:r>
-        <w:fldChar w:fldCharType="separate"/>
-      </w:r>
-      <w:r>
-        <w:rPr>
-          <w:noProof/>
-        </w:rPr>
-        <w:t>2</w:t>
-      </w:r>
-      <w:r>
-        <w:rPr>
-          <w:noProof/>
-        </w:rPr>
-        <w:fldChar w:fldCharType="end"/>
-      </w:r>
+      <w:fldSimple w:instr=" SEQ Slika \* ARABIC ">
+        <w:r>
+          <w:rPr>
+            <w:noProof/>
+          </w:rPr>
+          <w:t>2</w:t>
+        </w:r>
+      </w:fldSimple>
       <w:bookmarkEnd w:id="3"/>
       <w:r>
         <w:t xml:space="preserve"> </w:t>
@@ -3422,7 +3383,7 @@
           <w:noProof/>
         </w:rPr>
         <w:drawing>
-          <wp:inline distT="0" distB="0" distL="0" distR="0" wp14:anchorId="0AB282BB" wp14:editId="7D4DF3C8">
+          <wp:inline distT="0" distB="0" distL="0" distR="0" wp14:anchorId="0AE1EDC5" wp14:editId="186B4588">
             <wp:extent cx="3089910" cy="2150745"/>
             <wp:effectExtent l="0" t="0" r="0" b="1905"/>
             <wp:docPr id="14" name="Picture 14"/>
@@ -3466,27 +3427,14 @@
       <w:r>
         <w:t xml:space="preserve">Slika </w:t>
       </w:r>
-      <w:r>
-        <w:fldChar w:fldCharType="begin"/>
-      </w:r>
-      <w:r>
-        <w:instrText xml:space="preserve"> SEQ Slika \* ARABIC </w:instrText>
-      </w:r>
-      <w:r>
-        <w:fldChar w:fldCharType="separate"/>
-      </w:r>
-      <w:r>
-        <w:rPr>
-          <w:noProof/>
-        </w:rPr>
-        <w:t>3</w:t>
-      </w:r>
-      <w:r>
-        <w:rPr>
-          <w:noProof/>
-        </w:rPr>
-        <w:fldChar w:fldCharType="end"/>
-      </w:r>
+      <w:fldSimple w:instr=" SEQ Slika \* ARABIC ">
+        <w:r>
+          <w:rPr>
+            <w:noProof/>
+          </w:rPr>
+          <w:t>3</w:t>
+        </w:r>
+      </w:fldSimple>
       <w:bookmarkEnd w:id="4"/>
       <w:r>
         <w:t xml:space="preserve"> </w:t>
@@ -3622,7 +3570,7 @@
           <w:noProof/>
         </w:rPr>
         <w:drawing>
-          <wp:inline distT="0" distB="0" distL="0" distR="0" wp14:anchorId="328E342C" wp14:editId="147440D9">
+          <wp:inline distT="0" distB="0" distL="0" distR="0" wp14:anchorId="66573743" wp14:editId="3AF002C5">
             <wp:extent cx="3089910" cy="2386965"/>
             <wp:effectExtent l="0" t="0" r="0" b="0"/>
             <wp:docPr id="4" name="Picture 4"/>
@@ -3666,27 +3614,14 @@
       <w:r>
         <w:t xml:space="preserve">Slika </w:t>
       </w:r>
-      <w:r>
-        <w:fldChar w:fldCharType="begin"/>
-      </w:r>
-      <w:r>
-        <w:instrText xml:space="preserve"> SEQ Slika \* ARABIC </w:instrText>
-      </w:r>
-      <w:r>
-        <w:fldChar w:fldCharType="separate"/>
-      </w:r>
-      <w:r>
-        <w:rPr>
-          <w:noProof/>
-        </w:rPr>
-        <w:t>4</w:t>
-      </w:r>
-      <w:r>
-        <w:rPr>
-          <w:noProof/>
-        </w:rPr>
-        <w:fldChar w:fldCharType="end"/>
-      </w:r>
+      <w:fldSimple w:instr=" SEQ Slika \* ARABIC ">
+        <w:r>
+          <w:rPr>
+            <w:noProof/>
+          </w:rPr>
+          <w:t>4</w:t>
+        </w:r>
+      </w:fldSimple>
       <w:bookmarkEnd w:id="5"/>
       <w:r>
         <w:t xml:space="preserve"> </w:t>
@@ -3902,7 +3837,7 @@
           <w:noProof/>
         </w:rPr>
         <w:drawing>
-          <wp:inline distT="0" distB="0" distL="0" distR="0" wp14:anchorId="4AE87589" wp14:editId="52F1E528">
+          <wp:inline distT="0" distB="0" distL="0" distR="0" wp14:anchorId="24A71BF4" wp14:editId="39E8380F">
             <wp:extent cx="3089910" cy="1370330"/>
             <wp:effectExtent l="0" t="0" r="0" b="1270"/>
             <wp:docPr id="9" name="Picture 9"/>
@@ -3946,27 +3881,14 @@
       <w:r>
         <w:t xml:space="preserve">Slika </w:t>
       </w:r>
-      <w:r>
-        <w:fldChar w:fldCharType="begin"/>
-      </w:r>
-      <w:r>
-        <w:instrText xml:space="preserve"> SEQ Slika \* ARABIC </w:instrText>
-      </w:r>
-      <w:r>
-        <w:fldChar w:fldCharType="separate"/>
-      </w:r>
-      <w:r>
-        <w:rPr>
-          <w:noProof/>
-        </w:rPr>
-        <w:t>5</w:t>
-      </w:r>
-      <w:r>
-        <w:rPr>
-          <w:noProof/>
-        </w:rPr>
-        <w:fldChar w:fldCharType="end"/>
-      </w:r>
+      <w:fldSimple w:instr=" SEQ Slika \* ARABIC ">
+        <w:r>
+          <w:rPr>
+            <w:noProof/>
+          </w:rPr>
+          <w:t>5</w:t>
+        </w:r>
+      </w:fldSimple>
       <w:bookmarkEnd w:id="6"/>
       <w:r>
         <w:t xml:space="preserve"> </w:t>
@@ -4308,7 +4230,7 @@
           <w:noProof/>
         </w:rPr>
         <w:drawing>
-          <wp:inline distT="0" distB="0" distL="0" distR="0" wp14:anchorId="24F107F3" wp14:editId="4DCAB5A4">
+          <wp:inline distT="0" distB="0" distL="0" distR="0" wp14:anchorId="1CBB57D1" wp14:editId="5A24A186">
             <wp:extent cx="3089910" cy="1285240"/>
             <wp:effectExtent l="0" t="0" r="0" b="0"/>
             <wp:docPr id="15" name="Picture 15"/>
@@ -4352,27 +4274,14 @@
       <w:r>
         <w:t xml:space="preserve">Slika </w:t>
       </w:r>
-      <w:r>
-        <w:fldChar w:fldCharType="begin"/>
-      </w:r>
-      <w:r>
-        <w:instrText xml:space="preserve"> SEQ Slika \* ARABIC </w:instrText>
-      </w:r>
-      <w:r>
-        <w:fldChar w:fldCharType="separate"/>
-      </w:r>
-      <w:r>
-        <w:rPr>
-          <w:noProof/>
-        </w:rPr>
-        <w:t>6</w:t>
-      </w:r>
-      <w:r>
-        <w:rPr>
-          <w:noProof/>
-        </w:rPr>
-        <w:fldChar w:fldCharType="end"/>
-      </w:r>
+      <w:fldSimple w:instr=" SEQ Slika \* ARABIC ">
+        <w:r>
+          <w:rPr>
+            <w:noProof/>
+          </w:rPr>
+          <w:t>6</w:t>
+        </w:r>
+      </w:fldSimple>
       <w:bookmarkEnd w:id="7"/>
       <w:r>
         <w:t xml:space="preserve"> </w:t>
@@ -4729,7 +4638,7 @@
           <w:noProof/>
         </w:rPr>
         <w:drawing>
-          <wp:inline distT="0" distB="0" distL="0" distR="0" wp14:anchorId="74A72F8A" wp14:editId="4CD7AE9A">
+          <wp:inline distT="0" distB="0" distL="0" distR="0" wp14:anchorId="4A557F26" wp14:editId="4CFBBD1B">
             <wp:extent cx="3089910" cy="1009650"/>
             <wp:effectExtent l="0" t="0" r="0" b="0"/>
             <wp:docPr id="16" name="Picture 16"/>
@@ -4773,27 +4682,14 @@
       <w:r>
         <w:t xml:space="preserve">Slika </w:t>
       </w:r>
-      <w:r>
-        <w:fldChar w:fldCharType="begin"/>
-      </w:r>
-      <w:r>
-        <w:instrText xml:space="preserve"> SEQ Slika \* ARABIC </w:instrText>
-      </w:r>
-      <w:r>
-        <w:fldChar w:fldCharType="separate"/>
-      </w:r>
-      <w:r>
-        <w:rPr>
-          <w:noProof/>
-        </w:rPr>
-        <w:t>7</w:t>
-      </w:r>
-      <w:r>
-        <w:rPr>
-          <w:noProof/>
-        </w:rPr>
-        <w:fldChar w:fldCharType="end"/>
-      </w:r>
+      <w:fldSimple w:instr=" SEQ Slika \* ARABIC ">
+        <w:r>
+          <w:rPr>
+            <w:noProof/>
+          </w:rPr>
+          <w:t>7</w:t>
+        </w:r>
+      </w:fldSimple>
       <w:bookmarkEnd w:id="8"/>
       <w:r>
         <w:t xml:space="preserve"> </w:t>
@@ -4817,7 +4713,7 @@
           <w:noProof/>
         </w:rPr>
         <w:drawing>
-          <wp:inline distT="0" distB="0" distL="0" distR="0" wp14:anchorId="09523253" wp14:editId="31614E9A">
+          <wp:inline distT="0" distB="0" distL="0" distR="0" wp14:anchorId="709288A7" wp14:editId="40915253">
             <wp:extent cx="3089910" cy="1009015"/>
             <wp:effectExtent l="0" t="0" r="0" b="635"/>
             <wp:docPr id="17" name="Picture 17"/>
@@ -4861,27 +4757,14 @@
       <w:r>
         <w:t xml:space="preserve">Slika </w:t>
       </w:r>
-      <w:r>
-        <w:fldChar w:fldCharType="begin"/>
-      </w:r>
-      <w:r>
-        <w:instrText xml:space="preserve"> SEQ Slika \* ARABIC </w:instrText>
-      </w:r>
-      <w:r>
-        <w:fldChar w:fldCharType="separate"/>
-      </w:r>
-      <w:r>
-        <w:rPr>
-          <w:noProof/>
-        </w:rPr>
-        <w:t>8</w:t>
-      </w:r>
-      <w:r>
-        <w:rPr>
-          <w:noProof/>
-        </w:rPr>
-        <w:fldChar w:fldCharType="end"/>
-      </w:r>
+      <w:fldSimple w:instr=" SEQ Slika \* ARABIC ">
+        <w:r>
+          <w:rPr>
+            <w:noProof/>
+          </w:rPr>
+          <w:t>8</w:t>
+        </w:r>
+      </w:fldSimple>
       <w:bookmarkEnd w:id="9"/>
       <w:r>
         <w:t xml:space="preserve"> </w:t>
@@ -6346,27 +6229,14 @@
       <w:r>
         <w:t xml:space="preserve">Tabela </w:t>
       </w:r>
-      <w:r>
-        <w:fldChar w:fldCharType="begin"/>
-      </w:r>
-      <w:r>
-        <w:instrText xml:space="preserve"> SEQ Tabela \* ARABIC </w:instrText>
-      </w:r>
-      <w:r>
-        <w:fldChar w:fldCharType="separate"/>
-      </w:r>
-      <w:r>
-        <w:rPr>
-          <w:noProof/>
-        </w:rPr>
-        <w:t>2</w:t>
-      </w:r>
-      <w:r>
-        <w:rPr>
-          <w:noProof/>
-        </w:rPr>
-        <w:fldChar w:fldCharType="end"/>
-      </w:r>
+      <w:fldSimple w:instr=" SEQ Tabela \* ARABIC ">
+        <w:r>
+          <w:rPr>
+            <w:noProof/>
+          </w:rPr>
+          <w:t>2</w:t>
+        </w:r>
+      </w:fldSimple>
       <w:bookmarkEnd w:id="10"/>
       <w:r>
         <w:t xml:space="preserve"> GirdSearch QB</w:t>
@@ -7043,27 +6913,14 @@
       <w:r>
         <w:t xml:space="preserve">Tabela </w:t>
       </w:r>
-      <w:r>
-        <w:fldChar w:fldCharType="begin"/>
-      </w:r>
-      <w:r>
-        <w:instrText xml:space="preserve"> SEQ Tabela \* ARABIC </w:instrText>
-      </w:r>
-      <w:r>
-        <w:fldChar w:fldCharType="separate"/>
-      </w:r>
-      <w:r>
-        <w:rPr>
-          <w:noProof/>
-        </w:rPr>
-        <w:t>3</w:t>
-      </w:r>
-      <w:r>
-        <w:rPr>
-          <w:noProof/>
-        </w:rPr>
-        <w:fldChar w:fldCharType="end"/>
-      </w:r>
+      <w:fldSimple w:instr=" SEQ Tabela \* ARABIC ">
+        <w:r>
+          <w:rPr>
+            <w:noProof/>
+          </w:rPr>
+          <w:t>3</w:t>
+        </w:r>
+      </w:fldSimple>
       <w:bookmarkEnd w:id="11"/>
       <w:r>
         <w:t xml:space="preserve"> </w:t>
@@ -7742,27 +7599,14 @@
       <w:r>
         <w:t xml:space="preserve">Tabela </w:t>
       </w:r>
-      <w:r>
-        <w:fldChar w:fldCharType="begin"/>
-      </w:r>
-      <w:r>
-        <w:instrText xml:space="preserve"> SEQ Tabela \* ARABIC </w:instrText>
-      </w:r>
-      <w:r>
-        <w:fldChar w:fldCharType="separate"/>
-      </w:r>
-      <w:r>
-        <w:rPr>
-          <w:noProof/>
-        </w:rPr>
-        <w:t>4</w:t>
-      </w:r>
-      <w:r>
-        <w:rPr>
-          <w:noProof/>
-        </w:rPr>
-        <w:fldChar w:fldCharType="end"/>
-      </w:r>
+      <w:fldSimple w:instr=" SEQ Tabela \* ARABIC ">
+        <w:r>
+          <w:rPr>
+            <w:noProof/>
+          </w:rPr>
+          <w:t>4</w:t>
+        </w:r>
+      </w:fldSimple>
       <w:bookmarkEnd w:id="12"/>
       <w:r>
         <w:t xml:space="preserve"> </w:t>
@@ -8441,27 +8285,14 @@
       <w:r>
         <w:t xml:space="preserve">Tabela </w:t>
       </w:r>
-      <w:r>
-        <w:fldChar w:fldCharType="begin"/>
-      </w:r>
-      <w:r>
-        <w:instrText xml:space="preserve"> SEQ Tabela \* ARABIC </w:instrText>
-      </w:r>
-      <w:r>
-        <w:fldChar w:fldCharType="separate"/>
-      </w:r>
-      <w:r>
-        <w:rPr>
-          <w:noProof/>
-        </w:rPr>
-        <w:t>5</w:t>
-      </w:r>
-      <w:r>
-        <w:rPr>
-          <w:noProof/>
-        </w:rPr>
-        <w:fldChar w:fldCharType="end"/>
-      </w:r>
+      <w:fldSimple w:instr=" SEQ Tabela \* ARABIC ">
+        <w:r>
+          <w:rPr>
+            <w:noProof/>
+          </w:rPr>
+          <w:t>5</w:t>
+        </w:r>
+      </w:fldSimple>
       <w:bookmarkEnd w:id="13"/>
       <w:r>
         <w:t xml:space="preserve"> </w:t>
@@ -9290,27 +9121,14 @@
       <w:r>
         <w:t xml:space="preserve">Tabela </w:t>
       </w:r>
-      <w:r>
-        <w:fldChar w:fldCharType="begin"/>
-      </w:r>
-      <w:r>
-        <w:instrText xml:space="preserve"> SEQ Tabela \* ARABIC </w:instrText>
-      </w:r>
-      <w:r>
-        <w:fldChar w:fldCharType="separate"/>
-      </w:r>
-      <w:r>
-        <w:rPr>
-          <w:noProof/>
-        </w:rPr>
-        <w:t>6</w:t>
-      </w:r>
-      <w:r>
-        <w:rPr>
-          <w:noProof/>
-        </w:rPr>
-        <w:fldChar w:fldCharType="end"/>
-      </w:r>
+      <w:fldSimple w:instr=" SEQ Tabela \* ARABIC ">
+        <w:r>
+          <w:rPr>
+            <w:noProof/>
+          </w:rPr>
+          <w:t>6</w:t>
+        </w:r>
+      </w:fldSimple>
       <w:bookmarkEnd w:id="14"/>
       <w:r>
         <w:t xml:space="preserve"> </w:t>
@@ -9919,27 +9737,14 @@
       <w:r>
         <w:t xml:space="preserve">Tabela </w:t>
       </w:r>
-      <w:r>
-        <w:fldChar w:fldCharType="begin"/>
-      </w:r>
-      <w:r>
-        <w:instrText xml:space="preserve"> SEQ Tabela \* ARABIC </w:instrText>
-      </w:r>
-      <w:r>
-        <w:fldChar w:fldCharType="separate"/>
-      </w:r>
-      <w:r>
-        <w:rPr>
-          <w:noProof/>
-        </w:rPr>
-        <w:t>7</w:t>
-      </w:r>
-      <w:r>
-        <w:rPr>
-          <w:noProof/>
-        </w:rPr>
-        <w:fldChar w:fldCharType="end"/>
-      </w:r>
+      <w:fldSimple w:instr=" SEQ Tabela \* ARABIC ">
+        <w:r>
+          <w:rPr>
+            <w:noProof/>
+          </w:rPr>
+          <w:t>7</w:t>
+        </w:r>
+      </w:fldSimple>
       <w:bookmarkEnd w:id="15"/>
       <w:r>
         <w:t xml:space="preserve"> </w:t>
@@ -10548,27 +10353,14 @@
       <w:r>
         <w:t xml:space="preserve">Tabela </w:t>
       </w:r>
-      <w:r>
-        <w:fldChar w:fldCharType="begin"/>
-      </w:r>
-      <w:r>
-        <w:instrText xml:space="preserve"> SEQ Tabela \* ARABIC </w:instrText>
-      </w:r>
-      <w:r>
-        <w:fldChar w:fldCharType="separate"/>
-      </w:r>
-      <w:r>
-        <w:rPr>
-          <w:noProof/>
-        </w:rPr>
-        <w:t>8</w:t>
-      </w:r>
-      <w:r>
-        <w:rPr>
-          <w:noProof/>
-        </w:rPr>
-        <w:fldChar w:fldCharType="end"/>
-      </w:r>
+      <w:fldSimple w:instr=" SEQ Tabela \* ARABIC ">
+        <w:r>
+          <w:rPr>
+            <w:noProof/>
+          </w:rPr>
+          <w:t>8</w:t>
+        </w:r>
+      </w:fldSimple>
       <w:bookmarkEnd w:id="16"/>
       <w:r>
         <w:t xml:space="preserve"> </w:t>
@@ -11177,27 +10969,14 @@
       <w:r>
         <w:t xml:space="preserve">Tabela </w:t>
       </w:r>
-      <w:r>
-        <w:fldChar w:fldCharType="begin"/>
-      </w:r>
-      <w:r>
-        <w:instrText xml:space="preserve"> SEQ Tabela \* ARABIC </w:instrText>
-      </w:r>
-      <w:r>
-        <w:fldChar w:fldCharType="separate"/>
-      </w:r>
-      <w:r>
-        <w:rPr>
-          <w:noProof/>
-        </w:rPr>
-        <w:t>9</w:t>
-      </w:r>
-      <w:r>
-        <w:rPr>
-          <w:noProof/>
-        </w:rPr>
-        <w:fldChar w:fldCharType="end"/>
-      </w:r>
+      <w:fldSimple w:instr=" SEQ Tabela \* ARABIC ">
+        <w:r>
+          <w:rPr>
+            <w:noProof/>
+          </w:rPr>
+          <w:t>9</w:t>
+        </w:r>
+      </w:fldSimple>
       <w:bookmarkEnd w:id="17"/>
       <w:r>
         <w:t xml:space="preserve"> </w:t>
@@ -14410,27 +14189,14 @@
       <w:r>
         <w:t xml:space="preserve">Tabela </w:t>
       </w:r>
-      <w:r>
-        <w:fldChar w:fldCharType="begin"/>
-      </w:r>
-      <w:r>
-        <w:instrText xml:space="preserve"> SEQ Tabela \* ARABIC </w:instrText>
-      </w:r>
-      <w:r>
-        <w:fldChar w:fldCharType="separate"/>
-      </w:r>
-      <w:r>
-        <w:rPr>
-          <w:noProof/>
-        </w:rPr>
-        <w:t>10</w:t>
-      </w:r>
-      <w:r>
-        <w:rPr>
-          <w:noProof/>
-        </w:rPr>
-        <w:fldChar w:fldCharType="end"/>
-      </w:r>
+      <w:fldSimple w:instr=" SEQ Tabela \* ARABIC ">
+        <w:r>
+          <w:rPr>
+            <w:noProof/>
+          </w:rPr>
+          <w:t>10</w:t>
+        </w:r>
+      </w:fldSimple>
       <w:bookmarkEnd w:id="18"/>
       <w:r>
         <w:t xml:space="preserve"> QB rezultati modela za različite optimizacione strategije</w:t>
@@ -17437,27 +17203,14 @@
       <w:r>
         <w:t xml:space="preserve">Tabela </w:t>
       </w:r>
-      <w:r>
-        <w:fldChar w:fldCharType="begin"/>
-      </w:r>
-      <w:r>
-        <w:instrText xml:space="preserve"> SEQ Tabela \* ARABIC </w:instrText>
-      </w:r>
-      <w:r>
-        <w:fldChar w:fldCharType="separate"/>
-      </w:r>
-      <w:r>
-        <w:rPr>
-          <w:noProof/>
-        </w:rPr>
-        <w:t>11</w:t>
-      </w:r>
-      <w:r>
-        <w:rPr>
-          <w:noProof/>
-        </w:rPr>
-        <w:fldChar w:fldCharType="end"/>
-      </w:r>
+      <w:fldSimple w:instr=" SEQ Tabela \* ARABIC ">
+        <w:r>
+          <w:rPr>
+            <w:noProof/>
+          </w:rPr>
+          <w:t>11</w:t>
+        </w:r>
+      </w:fldSimple>
       <w:bookmarkEnd w:id="19"/>
       <w:r>
         <w:t xml:space="preserve"> RB </w:t>
@@ -20546,27 +20299,14 @@
       <w:r>
         <w:t xml:space="preserve">Tabela </w:t>
       </w:r>
-      <w:r>
-        <w:fldChar w:fldCharType="begin"/>
-      </w:r>
-      <w:r>
-        <w:instrText xml:space="preserve"> SEQ Tabela \* ARABIC </w:instrText>
-      </w:r>
-      <w:r>
-        <w:fldChar w:fldCharType="separate"/>
-      </w:r>
-      <w:r>
-        <w:rPr>
-          <w:noProof/>
-        </w:rPr>
-        <w:t>12</w:t>
-      </w:r>
-      <w:r>
-        <w:rPr>
-          <w:noProof/>
-        </w:rPr>
-        <w:fldChar w:fldCharType="end"/>
-      </w:r>
+      <w:fldSimple w:instr=" SEQ Tabela \* ARABIC ">
+        <w:r>
+          <w:rPr>
+            <w:noProof/>
+          </w:rPr>
+          <w:t>12</w:t>
+        </w:r>
+      </w:fldSimple>
       <w:bookmarkEnd w:id="20"/>
       <w:r>
         <w:t xml:space="preserve"> TE </w:t>
@@ -23575,27 +23315,14 @@
       <w:r>
         <w:t xml:space="preserve">Tabela </w:t>
       </w:r>
-      <w:r>
-        <w:fldChar w:fldCharType="begin"/>
-      </w:r>
-      <w:r>
-        <w:instrText xml:space="preserve"> SEQ Tabela \* ARABIC </w:instrText>
-      </w:r>
-      <w:r>
-        <w:fldChar w:fldCharType="separate"/>
-      </w:r>
-      <w:r>
-        <w:rPr>
-          <w:noProof/>
-        </w:rPr>
-        <w:t>13</w:t>
-      </w:r>
-      <w:r>
-        <w:rPr>
-          <w:noProof/>
-        </w:rPr>
-        <w:fldChar w:fldCharType="end"/>
-      </w:r>
+      <w:fldSimple w:instr=" SEQ Tabela \* ARABIC ">
+        <w:r>
+          <w:rPr>
+            <w:noProof/>
+          </w:rPr>
+          <w:t>13</w:t>
+        </w:r>
+      </w:fldSimple>
       <w:bookmarkEnd w:id="21"/>
       <w:r>
         <w:t xml:space="preserve"> WR </w:t>
@@ -25663,27 +25390,14 @@
       <w:r>
         <w:t xml:space="preserve">Tabela </w:t>
       </w:r>
-      <w:r>
-        <w:fldChar w:fldCharType="begin"/>
-      </w:r>
-      <w:r>
-        <w:instrText xml:space="preserve"> SEQ Tabela \* ARABIC </w:instrText>
-      </w:r>
-      <w:r>
-        <w:fldChar w:fldCharType="separate"/>
-      </w:r>
-      <w:r>
-        <w:rPr>
-          <w:noProof/>
-        </w:rPr>
-        <w:t>14</w:t>
-      </w:r>
-      <w:r>
-        <w:rPr>
-          <w:noProof/>
-        </w:rPr>
-        <w:fldChar w:fldCharType="end"/>
-      </w:r>
+      <w:fldSimple w:instr=" SEQ Tabela \* ARABIC ">
+        <w:r>
+          <w:rPr>
+            <w:noProof/>
+          </w:rPr>
+          <w:t>14</w:t>
+        </w:r>
+      </w:fldSimple>
       <w:bookmarkEnd w:id="23"/>
       <w:r>
         <w:t xml:space="preserve"> QB RMSE rezultati za walk forward validaciju</w:t>
@@ -27327,27 +27041,14 @@
       <w:r>
         <w:t xml:space="preserve">Tabela </w:t>
       </w:r>
-      <w:r>
-        <w:fldChar w:fldCharType="begin"/>
-      </w:r>
-      <w:r>
-        <w:instrText xml:space="preserve"> SEQ Tabela \* ARABIC </w:instrText>
-      </w:r>
-      <w:r>
-        <w:fldChar w:fldCharType="separate"/>
-      </w:r>
-      <w:r>
-        <w:rPr>
-          <w:noProof/>
-        </w:rPr>
-        <w:t>15</w:t>
-      </w:r>
-      <w:r>
-        <w:rPr>
-          <w:noProof/>
-        </w:rPr>
-        <w:fldChar w:fldCharType="end"/>
-      </w:r>
+      <w:fldSimple w:instr=" SEQ Tabela \* ARABIC ">
+        <w:r>
+          <w:rPr>
+            <w:noProof/>
+          </w:rPr>
+          <w:t>15</w:t>
+        </w:r>
+      </w:fldSimple>
       <w:bookmarkEnd w:id="24"/>
       <w:r>
         <w:t xml:space="preserve"> </w:t>
@@ -29266,27 +28967,14 @@
       <w:r>
         <w:t xml:space="preserve">Tabela </w:t>
       </w:r>
-      <w:r>
-        <w:fldChar w:fldCharType="begin"/>
-      </w:r>
-      <w:r>
-        <w:instrText xml:space="preserve"> SEQ Tabela \* ARABIC </w:instrText>
-      </w:r>
-      <w:r>
-        <w:fldChar w:fldCharType="separate"/>
-      </w:r>
-      <w:r>
-        <w:rPr>
-          <w:noProof/>
-        </w:rPr>
-        <w:t>16</w:t>
-      </w:r>
-      <w:r>
-        <w:rPr>
-          <w:noProof/>
-        </w:rPr>
-        <w:fldChar w:fldCharType="end"/>
-      </w:r>
+      <w:fldSimple w:instr=" SEQ Tabela \* ARABIC ">
+        <w:r>
+          <w:rPr>
+            <w:noProof/>
+          </w:rPr>
+          <w:t>16</w:t>
+        </w:r>
+      </w:fldSimple>
       <w:bookmarkEnd w:id="25"/>
       <w:r>
         <w:t xml:space="preserve"> RB</w:t>
@@ -30933,27 +30621,14 @@
       <w:r>
         <w:t xml:space="preserve">Tabela </w:t>
       </w:r>
-      <w:r>
-        <w:fldChar w:fldCharType="begin"/>
-      </w:r>
-      <w:r>
-        <w:instrText xml:space="preserve"> SEQ Tabela \* ARABIC </w:instrText>
-      </w:r>
-      <w:r>
-        <w:fldChar w:fldCharType="separate"/>
-      </w:r>
-      <w:r>
-        <w:rPr>
-          <w:noProof/>
-        </w:rPr>
-        <w:t>17</w:t>
-      </w:r>
-      <w:r>
-        <w:rPr>
-          <w:noProof/>
-        </w:rPr>
-        <w:fldChar w:fldCharType="end"/>
-      </w:r>
+      <w:fldSimple w:instr=" SEQ Tabela \* ARABIC ">
+        <w:r>
+          <w:rPr>
+            <w:noProof/>
+          </w:rPr>
+          <w:t>17</w:t>
+        </w:r>
+      </w:fldSimple>
       <w:bookmarkEnd w:id="26"/>
       <w:r>
         <w:t xml:space="preserve"> RB </w:t>
@@ -32867,27 +32542,14 @@
       <w:r>
         <w:t xml:space="preserve">Tabela </w:t>
       </w:r>
-      <w:r>
-        <w:fldChar w:fldCharType="begin"/>
-      </w:r>
-      <w:r>
-        <w:instrText xml:space="preserve"> SEQ Tabela \* ARABIC </w:instrText>
-      </w:r>
-      <w:r>
-        <w:fldChar w:fldCharType="separate"/>
-      </w:r>
-      <w:r>
-        <w:rPr>
-          <w:noProof/>
-        </w:rPr>
-        <w:t>18</w:t>
-      </w:r>
-      <w:r>
-        <w:rPr>
-          <w:noProof/>
-        </w:rPr>
-        <w:fldChar w:fldCharType="end"/>
-      </w:r>
+      <w:fldSimple w:instr=" SEQ Tabela \* ARABIC ">
+        <w:r>
+          <w:rPr>
+            <w:noProof/>
+          </w:rPr>
+          <w:t>18</w:t>
+        </w:r>
+      </w:fldSimple>
       <w:bookmarkEnd w:id="27"/>
       <w:r>
         <w:t xml:space="preserve"> TE </w:t>
@@ -34534,27 +34196,14 @@
       <w:r>
         <w:t xml:space="preserve">Tabela </w:t>
       </w:r>
-      <w:r>
-        <w:fldChar w:fldCharType="begin"/>
-      </w:r>
-      <w:r>
-        <w:instrText xml:space="preserve"> SEQ Tabela \* ARABIC </w:instrText>
-      </w:r>
-      <w:r>
-        <w:fldChar w:fldCharType="separate"/>
-      </w:r>
-      <w:r>
-        <w:rPr>
-          <w:noProof/>
-        </w:rPr>
-        <w:t>19</w:t>
-      </w:r>
-      <w:r>
-        <w:rPr>
-          <w:noProof/>
-        </w:rPr>
-        <w:fldChar w:fldCharType="end"/>
-      </w:r>
+      <w:fldSimple w:instr=" SEQ Tabela \* ARABIC ">
+        <w:r>
+          <w:rPr>
+            <w:noProof/>
+          </w:rPr>
+          <w:t>19</w:t>
+        </w:r>
+      </w:fldSimple>
       <w:bookmarkEnd w:id="28"/>
       <w:r>
         <w:t xml:space="preserve"> TE </w:t>
@@ -36446,27 +36095,14 @@
       <w:r>
         <w:t xml:space="preserve">Tabela </w:t>
       </w:r>
-      <w:r>
-        <w:fldChar w:fldCharType="begin"/>
-      </w:r>
-      <w:r>
-        <w:instrText xml:space="preserve"> SEQ Tabela \* ARABIC </w:instrText>
-      </w:r>
-      <w:r>
-        <w:fldChar w:fldCharType="separate"/>
-      </w:r>
-      <w:r>
-        <w:rPr>
-          <w:noProof/>
-        </w:rPr>
-        <w:t>20</w:t>
-      </w:r>
-      <w:r>
-        <w:rPr>
-          <w:noProof/>
-        </w:rPr>
-        <w:fldChar w:fldCharType="end"/>
-      </w:r>
+      <w:fldSimple w:instr=" SEQ Tabela \* ARABIC ">
+        <w:r>
+          <w:rPr>
+            <w:noProof/>
+          </w:rPr>
+          <w:t>20</w:t>
+        </w:r>
+      </w:fldSimple>
       <w:bookmarkEnd w:id="29"/>
       <w:r>
         <w:t xml:space="preserve"> WR </w:t>
@@ -38113,27 +37749,14 @@
       <w:r>
         <w:t xml:space="preserve">Tabela </w:t>
       </w:r>
-      <w:r>
-        <w:fldChar w:fldCharType="begin"/>
-      </w:r>
-      <w:r>
-        <w:instrText xml:space="preserve"> SEQ Tabela \* ARABIC </w:instrText>
-      </w:r>
-      <w:r>
-        <w:fldChar w:fldCharType="separate"/>
-      </w:r>
-      <w:r>
-        <w:rPr>
-          <w:noProof/>
-        </w:rPr>
-        <w:t>21</w:t>
-      </w:r>
-      <w:r>
-        <w:rPr>
-          <w:noProof/>
-        </w:rPr>
-        <w:fldChar w:fldCharType="end"/>
-      </w:r>
+      <w:fldSimple w:instr=" SEQ Tabela \* ARABIC ">
+        <w:r>
+          <w:rPr>
+            <w:noProof/>
+          </w:rPr>
+          <w:t>21</w:t>
+        </w:r>
+      </w:fldSimple>
       <w:bookmarkEnd w:id="30"/>
       <w:r>
         <w:t xml:space="preserve"> WR </w:t>
@@ -38441,7 +38064,7 @@
           <w:noProof/>
         </w:rPr>
         <w:drawing>
-          <wp:inline distT="0" distB="0" distL="0" distR="0" wp14:anchorId="7D11497A" wp14:editId="1B3CBDDD">
+          <wp:inline distT="0" distB="0" distL="0" distR="0" wp14:anchorId="2210041C" wp14:editId="5B7A645C">
             <wp:extent cx="3089910" cy="3321685"/>
             <wp:effectExtent l="0" t="0" r="0" b="0"/>
             <wp:docPr id="1755487639" name="Picture 1" descr="A graph of a train and light&#10;&#10;Description automatically generated with medium confidence"/>
@@ -38485,27 +38108,14 @@
       <w:r>
         <w:t xml:space="preserve">Slika </w:t>
       </w:r>
-      <w:r>
-        <w:fldChar w:fldCharType="begin"/>
-      </w:r>
-      <w:r>
-        <w:instrText xml:space="preserve"> SEQ Slika \* ARABIC </w:instrText>
-      </w:r>
-      <w:r>
-        <w:fldChar w:fldCharType="separate"/>
-      </w:r>
-      <w:r>
-        <w:rPr>
-          <w:noProof/>
-        </w:rPr>
-        <w:t>9</w:t>
-      </w:r>
-      <w:r>
-        <w:rPr>
-          <w:noProof/>
-        </w:rPr>
-        <w:fldChar w:fldCharType="end"/>
-      </w:r>
+      <w:fldSimple w:instr=" SEQ Slika \* ARABIC ">
+        <w:r>
+          <w:rPr>
+            <w:noProof/>
+          </w:rPr>
+          <w:t>9</w:t>
+        </w:r>
+      </w:fldSimple>
       <w:bookmarkEnd w:id="31"/>
       <w:r>
         <w:t xml:space="preserve"> Vrednost loss funkcije kroz etape</w:t>
@@ -38625,7 +38235,7 @@
         </w:rPr>
         <w:lastRenderedPageBreak/>
         <w:drawing>
-          <wp:inline distT="0" distB="0" distL="0" distR="0" wp14:anchorId="044C9A89" wp14:editId="09D125AE">
+          <wp:inline distT="0" distB="0" distL="0" distR="0" wp14:anchorId="0169147D" wp14:editId="3743A493">
             <wp:extent cx="3089910" cy="3464560"/>
             <wp:effectExtent l="0" t="0" r="0" b="2540"/>
             <wp:docPr id="54034766" name="Picture 1"/>
@@ -38670,27 +38280,14 @@
       <w:r>
         <w:t xml:space="preserve">Slika </w:t>
       </w:r>
-      <w:r>
-        <w:fldChar w:fldCharType="begin"/>
-      </w:r>
-      <w:r>
-        <w:instrText xml:space="preserve"> SEQ Slika \* ARABIC </w:instrText>
-      </w:r>
-      <w:r>
-        <w:fldChar w:fldCharType="separate"/>
-      </w:r>
-      <w:r>
-        <w:rPr>
-          <w:noProof/>
-        </w:rPr>
-        <w:t>10</w:t>
-      </w:r>
-      <w:r>
-        <w:rPr>
-          <w:noProof/>
-        </w:rPr>
-        <w:fldChar w:fldCharType="end"/>
-      </w:r>
+      <w:fldSimple w:instr=" SEQ Slika \* ARABIC ">
+        <w:r>
+          <w:rPr>
+            <w:noProof/>
+          </w:rPr>
+          <w:t>10</w:t>
+        </w:r>
+      </w:fldSimple>
       <w:bookmarkEnd w:id="32"/>
       <w:r>
         <w:t xml:space="preserve"> Vrednost loss funkcije kroz etape nakon dupliranja broja epoha</w:t>
@@ -42335,27 +41932,14 @@
       <w:r>
         <w:t xml:space="preserve">Tabela </w:t>
       </w:r>
-      <w:r>
-        <w:fldChar w:fldCharType="begin"/>
-      </w:r>
-      <w:r>
-        <w:instrText xml:space="preserve"> SEQ Tabela \* ARABIC </w:instrText>
-      </w:r>
-      <w:r>
-        <w:fldChar w:fldCharType="separate"/>
-      </w:r>
-      <w:r>
-        <w:rPr>
-          <w:noProof/>
-        </w:rPr>
-        <w:t>22</w:t>
-      </w:r>
-      <w:r>
-        <w:rPr>
-          <w:noProof/>
-        </w:rPr>
-        <w:fldChar w:fldCharType="end"/>
-      </w:r>
+      <w:fldSimple w:instr=" SEQ Tabela \* ARABIC ">
+        <w:r>
+          <w:rPr>
+            <w:noProof/>
+          </w:rPr>
+          <w:t>22</w:t>
+        </w:r>
+      </w:fldSimple>
       <w:bookmarkEnd w:id="34"/>
       <w:r>
         <w:t xml:space="preserve"> Multi output rezultati za sve pozicije</w:t>
@@ -45765,18 +45349,18 @@
     <w:tbl>
       <w:tblPr>
         <w:tblStyle w:val="TableGrid"/>
-        <w:tblW w:w="0pt" w:type="dxa"/>
+        <w:tblW w:w="242.80pt" w:type="dxa"/>
         <w:tblLook w:firstRow="1" w:lastRow="0" w:firstColumn="1" w:lastColumn="0" w:noHBand="0" w:noVBand="1"/>
       </w:tblPr>
       <w:tblGrid>
-        <w:gridCol w:w="1386"/>
-        <w:gridCol w:w="1994"/>
-        <w:gridCol w:w="1476"/>
+        <w:gridCol w:w="1502"/>
+        <w:gridCol w:w="1945"/>
+        <w:gridCol w:w="1409"/>
       </w:tblGrid>
       <w:tr>
         <w:tc>
           <w:tcPr>
-            <w:tcW w:w="168.20pt" w:type="dxa"/>
+            <w:tcW w:w="75.10pt" w:type="dxa"/>
           </w:tcPr>
           <w:p>
             <w:r>
@@ -45789,7 +45373,7 @@
         </w:tc>
         <w:tc>
           <w:tcPr>
-            <w:tcW w:w="168.20pt" w:type="dxa"/>
+            <w:tcW w:w="97.25pt" w:type="dxa"/>
           </w:tcPr>
           <w:p>
             <w:r>
@@ -45802,7 +45386,7 @@
         </w:tc>
         <w:tc>
           <w:tcPr>
-            <w:tcW w:w="168.20pt" w:type="dxa"/>
+            <w:tcW w:w="70.45pt" w:type="dxa"/>
           </w:tcPr>
           <w:p>
             <w:r>
@@ -45817,17 +45401,17 @@
       <w:tr>
         <w:tc>
           <w:tcPr>
-            <w:tcW w:w="168.20pt" w:type="dxa"/>
-          </w:tcPr>
-          <w:p>
-            <w:r>
-              <w:t>MLP</w:t>
-            </w:r>
-          </w:p>
-        </w:tc>
-        <w:tc>
-          <w:tcPr>
-            <w:tcW w:w="168.20pt" w:type="dxa"/>
+            <w:tcW w:w="75.10pt" w:type="dxa"/>
+          </w:tcPr>
+          <w:p>
+            <w:r>
+              <w:t xml:space="preserve">MLP </w:t>
+            </w:r>
+          </w:p>
+        </w:tc>
+        <w:tc>
+          <w:tcPr>
+            <w:tcW w:w="97.25pt" w:type="dxa"/>
           </w:tcPr>
           <w:p>
             <w:r>
@@ -45837,11 +45421,17 @@
         </w:tc>
         <w:tc>
           <w:tcPr>
-            <w:tcW w:w="168.20pt" w:type="dxa"/>
-          </w:tcPr>
-          <w:p>
-            <w:r>
-              <w:t>{2, 3, 4, 5}</w:t>
+            <w:tcW w:w="70.45pt" w:type="dxa"/>
+          </w:tcPr>
+          <w:p>
+            <w:r>
+              <w:t>{</w:t>
+            </w:r>
+            <w:r>
+              <w:t xml:space="preserve">2, </w:t>
+            </w:r>
+            <w:r>
+              <w:t>3, 4, 5}</w:t>
             </w:r>
           </w:p>
         </w:tc>
@@ -45849,7 +45439,7 @@
       <w:tr>
         <w:tc>
           <w:tcPr>
-            <w:tcW w:w="168.20pt" w:type="dxa"/>
+            <w:tcW w:w="75.10pt" w:type="dxa"/>
           </w:tcPr>
           <w:p>
             <w:r>
@@ -45859,7 +45449,7 @@
         </w:tc>
         <w:tc>
           <w:tcPr>
-            <w:tcW w:w="168.20pt" w:type="dxa"/>
+            <w:tcW w:w="97.25pt" w:type="dxa"/>
           </w:tcPr>
           <w:p>
             <w:r>
@@ -45869,11 +45459,11 @@
         </w:tc>
         <w:tc>
           <w:tcPr>
-            <w:tcW w:w="168.20pt" w:type="dxa"/>
-          </w:tcPr>
-          <w:p>
-            <w:r>
-              <w:t>{64, 128, 192, 256, 320, 384, 448}</w:t>
+            <w:tcW w:w="70.45pt" w:type="dxa"/>
+          </w:tcPr>
+          <w:p>
+            <w:r>
+              <w:t>[64; 448] (step 64)</w:t>
             </w:r>
           </w:p>
         </w:tc>
@@ -45881,7 +45471,7 @@
       <w:tr>
         <w:tc>
           <w:tcPr>
-            <w:tcW w:w="168.20pt" w:type="dxa"/>
+            <w:tcW w:w="75.10pt" w:type="dxa"/>
           </w:tcPr>
           <w:p>
             <w:r>
@@ -45891,7 +45481,7 @@
         </w:tc>
         <w:tc>
           <w:tcPr>
-            <w:tcW w:w="168.20pt" w:type="dxa"/>
+            <w:tcW w:w="97.25pt" w:type="dxa"/>
           </w:tcPr>
           <w:p>
             <w:r>
@@ -45901,7 +45491,7 @@
         </w:tc>
         <w:tc>
           <w:tcPr>
-            <w:tcW w:w="168.20pt" w:type="dxa"/>
+            <w:tcW w:w="70.45pt" w:type="dxa"/>
           </w:tcPr>
           <w:p>
             <w:r>
@@ -45913,7 +45503,7 @@
       <w:tr>
         <w:tc>
           <w:tcPr>
-            <w:tcW w:w="168.20pt" w:type="dxa"/>
+            <w:tcW w:w="75.10pt" w:type="dxa"/>
           </w:tcPr>
           <w:p>
             <w:r>
@@ -45923,7 +45513,7 @@
         </w:tc>
         <w:tc>
           <w:tcPr>
-            <w:tcW w:w="168.20pt" w:type="dxa"/>
+            <w:tcW w:w="97.25pt" w:type="dxa"/>
           </w:tcPr>
           <w:p>
             <w:r>
@@ -45933,11 +45523,11 @@
         </w:tc>
         <w:tc>
           <w:tcPr>
-            <w:tcW w:w="168.20pt" w:type="dxa"/>
-          </w:tcPr>
-          <w:p>
-            <w:r>
-              <w:t>[1e-4; 1e-2] (log)</w:t>
+            <w:tcW w:w="70.45pt" w:type="dxa"/>
+          </w:tcPr>
+          <w:p>
+            <w:r>
+              <w:t>[5e-5; 5e-3] (log)</w:t>
             </w:r>
           </w:p>
         </w:tc>
@@ -45945,7 +45535,7 @@
       <w:tr>
         <w:tc>
           <w:tcPr>
-            <w:tcW w:w="168.20pt" w:type="dxa"/>
+            <w:tcW w:w="75.10pt" w:type="dxa"/>
           </w:tcPr>
           <w:p>
             <w:r>
@@ -45955,7 +45545,7 @@
         </w:tc>
         <w:tc>
           <w:tcPr>
-            <w:tcW w:w="168.20pt" w:type="dxa"/>
+            <w:tcW w:w="97.25pt" w:type="dxa"/>
           </w:tcPr>
           <w:p>
             <w:r>
@@ -45965,11 +45555,11 @@
         </w:tc>
         <w:tc>
           <w:tcPr>
-            <w:tcW w:w="168.20pt" w:type="dxa"/>
-          </w:tcPr>
-          <w:p>
-            <w:r>
-              <w:t>[1e-4; 5e-3] (log)</w:t>
+            <w:tcW w:w="70.45pt" w:type="dxa"/>
+          </w:tcPr>
+          <w:p>
+            <w:r>
+              <w:t>[1e-5; 5e-3] (log)</w:t>
             </w:r>
           </w:p>
         </w:tc>
@@ -45977,7 +45567,7 @@
       <w:tr>
         <w:tc>
           <w:tcPr>
-            <w:tcW w:w="168.20pt" w:type="dxa"/>
+            <w:tcW w:w="75.10pt" w:type="dxa"/>
           </w:tcPr>
           <w:p>
             <w:r>
@@ -45987,7 +45577,7 @@
         </w:tc>
         <w:tc>
           <w:tcPr>
-            <w:tcW w:w="168.20pt" w:type="dxa"/>
+            <w:tcW w:w="97.25pt" w:type="dxa"/>
           </w:tcPr>
           <w:p>
             <w:r>
@@ -45997,11 +45587,11 @@
         </w:tc>
         <w:tc>
           <w:tcPr>
-            <w:tcW w:w="168.20pt" w:type="dxa"/>
-          </w:tcPr>
-          <w:p>
-            <w:r>
-              <w:t>[0,5; 2,0]</w:t>
+            <w:tcW w:w="70.45pt" w:type="dxa"/>
+          </w:tcPr>
+          <w:p>
+            <w:r>
+              <w:t>[0,5; 3,0] (step 0,5)</w:t>
             </w:r>
           </w:p>
         </w:tc>
@@ -46009,17 +45599,17 @@
       <w:tr>
         <w:tc>
           <w:tcPr>
-            <w:tcW w:w="168.20pt" w:type="dxa"/>
-          </w:tcPr>
-          <w:p>
-            <w:r>
-              <w:t>MLP Hybrid</w:t>
-            </w:r>
-          </w:p>
-        </w:tc>
-        <w:tc>
-          <w:tcPr>
-            <w:tcW w:w="168.20pt" w:type="dxa"/>
+            <w:tcW w:w="75.10pt" w:type="dxa"/>
+          </w:tcPr>
+          <w:p>
+            <w:r>
+              <w:t>MLP</w:t>
+            </w:r>
+          </w:p>
+        </w:tc>
+        <w:tc>
+          <w:tcPr>
+            <w:tcW w:w="97.25pt" w:type="dxa"/>
           </w:tcPr>
           <w:p>
             <w:r>
@@ -46029,11 +45619,11 @@
         </w:tc>
         <w:tc>
           <w:tcPr>
-            <w:tcW w:w="168.20pt" w:type="dxa"/>
-          </w:tcPr>
-          <w:p>
-            <w:r>
-              <w:t>[0,05; 0,25]</w:t>
+            <w:tcW w:w="70.45pt" w:type="dxa"/>
+          </w:tcPr>
+          <w:p>
+            <w:r>
+              <w:t>[0,05; 0,30]</w:t>
             </w:r>
           </w:p>
         </w:tc>
@@ -46041,17 +45631,17 @@
       <w:tr>
         <w:tc>
           <w:tcPr>
-            <w:tcW w:w="168.20pt" w:type="dxa"/>
-          </w:tcPr>
-          <w:p>
-            <w:r>
-              <w:t>MLP Hybrid</w:t>
-            </w:r>
-          </w:p>
-        </w:tc>
-        <w:tc>
-          <w:tcPr>
-            <w:tcW w:w="168.20pt" w:type="dxa"/>
+            <w:tcW w:w="75.10pt" w:type="dxa"/>
+          </w:tcPr>
+          <w:p>
+            <w:r>
+              <w:t xml:space="preserve">MLP </w:t>
+            </w:r>
+          </w:p>
+        </w:tc>
+        <w:tc>
+          <w:tcPr>
+            <w:tcW w:w="97.25pt" w:type="dxa"/>
           </w:tcPr>
           <w:p>
             <w:r>
@@ -46061,7 +45651,7 @@
         </w:tc>
         <w:tc>
           <w:tcPr>
-            <w:tcW w:w="168.20pt" w:type="dxa"/>
+            <w:tcW w:w="70.45pt" w:type="dxa"/>
           </w:tcPr>
           <w:p>
             <w:r>
@@ -46073,31 +45663,31 @@
       <w:tr>
         <w:tc>
           <w:tcPr>
-            <w:tcW w:w="168.20pt" w:type="dxa"/>
-          </w:tcPr>
-          <w:p>
-            <w:r>
-              <w:t>RNN</w:t>
-            </w:r>
-          </w:p>
-        </w:tc>
-        <w:tc>
-          <w:tcPr>
-            <w:tcW w:w="168.20pt" w:type="dxa"/>
-          </w:tcPr>
-          <w:p>
-            <w:r>
-              <w:t>tip ćelije</w:t>
-            </w:r>
-          </w:p>
-        </w:tc>
-        <w:tc>
-          <w:tcPr>
-            <w:tcW w:w="168.20pt" w:type="dxa"/>
-          </w:tcPr>
-          <w:p>
-            <w:r>
-              <w:t>{LSTM, GRU}</w:t>
+            <w:tcW w:w="75.10pt" w:type="dxa"/>
+          </w:tcPr>
+          <w:p>
+            <w:r>
+              <w:t>MLP</w:t>
+            </w:r>
+          </w:p>
+        </w:tc>
+        <w:tc>
+          <w:tcPr>
+            <w:tcW w:w="97.25pt" w:type="dxa"/>
+          </w:tcPr>
+          <w:p>
+            <w:r>
+              <w:t>kvantili (fiksno)</w:t>
+            </w:r>
+          </w:p>
+        </w:tc>
+        <w:tc>
+          <w:tcPr>
+            <w:tcW w:w="70.45pt" w:type="dxa"/>
+          </w:tcPr>
+          <w:p>
+            <w:r>
+              <w:t>{0,10, 0,50, 0,90}</w:t>
             </w:r>
           </w:p>
         </w:tc>
@@ -46105,7 +45695,7 @@
       <w:tr>
         <w:tc>
           <w:tcPr>
-            <w:tcW w:w="168.20pt" w:type="dxa"/>
+            <w:tcW w:w="75.10pt" w:type="dxa"/>
           </w:tcPr>
           <w:p>
             <w:r>
@@ -46115,21 +45705,21 @@
         </w:tc>
         <w:tc>
           <w:tcPr>
-            <w:tcW w:w="168.20pt" w:type="dxa"/>
-          </w:tcPr>
-          <w:p>
-            <w:r>
-              <w:t>dužina sekvence T</w:t>
-            </w:r>
-          </w:p>
-        </w:tc>
-        <w:tc>
-          <w:tcPr>
-            <w:tcW w:w="168.20pt" w:type="dxa"/>
-          </w:tcPr>
-          <w:p>
-            <w:r>
-              <w:t>{5, 6, 8, 10, 12}</w:t>
+            <w:tcW w:w="97.25pt" w:type="dxa"/>
+          </w:tcPr>
+          <w:p>
+            <w:r>
+              <w:t>tip ćelije</w:t>
+            </w:r>
+          </w:p>
+        </w:tc>
+        <w:tc>
+          <w:tcPr>
+            <w:tcW w:w="70.45pt" w:type="dxa"/>
+          </w:tcPr>
+          <w:p>
+            <w:r>
+              <w:t>{LSTM, GRU}</w:t>
             </w:r>
           </w:p>
         </w:tc>
@@ -46137,7 +45727,7 @@
       <w:tr>
         <w:tc>
           <w:tcPr>
-            <w:tcW w:w="168.20pt" w:type="dxa"/>
+            <w:tcW w:w="75.10pt" w:type="dxa"/>
           </w:tcPr>
           <w:p>
             <w:r>
@@ -46147,21 +45737,21 @@
         </w:tc>
         <w:tc>
           <w:tcPr>
-            <w:tcW w:w="168.20pt" w:type="dxa"/>
-          </w:tcPr>
-          <w:p>
-            <w:r>
-              <w:t>broj rekurentnih slojeva</w:t>
-            </w:r>
-          </w:p>
-        </w:tc>
-        <w:tc>
-          <w:tcPr>
-            <w:tcW w:w="168.20pt" w:type="dxa"/>
-          </w:tcPr>
-          <w:p>
-            <w:r>
-              <w:t>{1, 2}</w:t>
+            <w:tcW w:w="97.25pt" w:type="dxa"/>
+          </w:tcPr>
+          <w:p>
+            <w:r>
+              <w:t>bidirectional</w:t>
+            </w:r>
+          </w:p>
+        </w:tc>
+        <w:tc>
+          <w:tcPr>
+            <w:tcW w:w="70.45pt" w:type="dxa"/>
+          </w:tcPr>
+          <w:p>
+            <w:r>
+              <w:t>{True, False}</w:t>
             </w:r>
           </w:p>
         </w:tc>
@@ -46169,7 +45759,7 @@
       <w:tr>
         <w:tc>
           <w:tcPr>
-            <w:tcW w:w="168.20pt" w:type="dxa"/>
+            <w:tcW w:w="75.10pt" w:type="dxa"/>
           </w:tcPr>
           <w:p>
             <w:r>
@@ -46179,21 +45769,21 @@
         </w:tc>
         <w:tc>
           <w:tcPr>
-            <w:tcW w:w="168.20pt" w:type="dxa"/>
-          </w:tcPr>
-          <w:p>
-            <w:r>
-              <w:t>broj jedinica</w:t>
-            </w:r>
-          </w:p>
-        </w:tc>
-        <w:tc>
-          <w:tcPr>
-            <w:tcW w:w="168.20pt" w:type="dxa"/>
-          </w:tcPr>
-          <w:p>
-            <w:r>
-              <w:t>{32, 64, 96, 128, 160, 192}</w:t>
+            <w:tcW w:w="97.25pt" w:type="dxa"/>
+          </w:tcPr>
+          <w:p>
+            <w:r>
+              <w:t>dužina sekvence T</w:t>
+            </w:r>
+          </w:p>
+        </w:tc>
+        <w:tc>
+          <w:tcPr>
+            <w:tcW w:w="70.45pt" w:type="dxa"/>
+          </w:tcPr>
+          <w:p>
+            <w:r>
+              <w:t>{4, 6, 8, 12}</w:t>
             </w:r>
           </w:p>
         </w:tc>
@@ -46201,7 +45791,7 @@
       <w:tr>
         <w:tc>
           <w:tcPr>
-            <w:tcW w:w="168.20pt" w:type="dxa"/>
+            <w:tcW w:w="75.10pt" w:type="dxa"/>
           </w:tcPr>
           <w:p>
             <w:r>
@@ -46211,21 +45801,21 @@
         </w:tc>
         <w:tc>
           <w:tcPr>
-            <w:tcW w:w="168.20pt" w:type="dxa"/>
-          </w:tcPr>
-          <w:p>
-            <w:r>
-              <w:t>dropout / recurrent_dropout</w:t>
-            </w:r>
-          </w:p>
-        </w:tc>
-        <w:tc>
-          <w:tcPr>
-            <w:tcW w:w="168.20pt" w:type="dxa"/>
-          </w:tcPr>
-          <w:p>
-            <w:r>
-              <w:t>[0,1; 0,4]</w:t>
+            <w:tcW w:w="97.25pt" w:type="dxa"/>
+          </w:tcPr>
+          <w:p>
+            <w:r>
+              <w:t>broj rekurentnih slojeva</w:t>
+            </w:r>
+          </w:p>
+        </w:tc>
+        <w:tc>
+          <w:tcPr>
+            <w:tcW w:w="70.45pt" w:type="dxa"/>
+          </w:tcPr>
+          <w:p>
+            <w:r>
+              <w:t>{1, 2}</w:t>
             </w:r>
           </w:p>
         </w:tc>
@@ -46233,7 +45823,7 @@
       <w:tr>
         <w:tc>
           <w:tcPr>
-            <w:tcW w:w="168.20pt" w:type="dxa"/>
+            <w:tcW w:w="75.10pt" w:type="dxa"/>
           </w:tcPr>
           <w:p>
             <w:r>
@@ -46243,21 +45833,21 @@
         </w:tc>
         <w:tc>
           <w:tcPr>
-            <w:tcW w:w="168.20pt" w:type="dxa"/>
-          </w:tcPr>
-          <w:p>
-            <w:r>
-              <w:t>ciljna transformacija</w:t>
-            </w:r>
-          </w:p>
-        </w:tc>
-        <w:tc>
-          <w:tcPr>
-            <w:tcW w:w="168.20pt" w:type="dxa"/>
-          </w:tcPr>
-          <w:p>
-            <w:r>
-              <w:t>{√y, log(1+y)}</w:t>
+            <w:tcW w:w="97.25pt" w:type="dxa"/>
+          </w:tcPr>
+          <w:p>
+            <w:r>
+              <w:t>broj jedinica</w:t>
+            </w:r>
+          </w:p>
+        </w:tc>
+        <w:tc>
+          <w:tcPr>
+            <w:tcW w:w="70.45pt" w:type="dxa"/>
+          </w:tcPr>
+          <w:p>
+            <w:r>
+              <w:t>{64, 96, 128, 192, 256}</w:t>
             </w:r>
           </w:p>
         </w:tc>
@@ -46265,31 +45855,31 @@
       <w:tr>
         <w:tc>
           <w:tcPr>
-            <w:tcW w:w="168.20pt" w:type="dxa"/>
-          </w:tcPr>
-          <w:p>
-            <w:r>
-              <w:t>Quantile MLP</w:t>
-            </w:r>
-          </w:p>
-        </w:tc>
-        <w:tc>
-          <w:tcPr>
-            <w:tcW w:w="168.20pt" w:type="dxa"/>
-          </w:tcPr>
-          <w:p>
-            <w:r>
-              <w:t>kvantili (fiksno)</w:t>
-            </w:r>
-          </w:p>
-        </w:tc>
-        <w:tc>
-          <w:tcPr>
-            <w:tcW w:w="168.20pt" w:type="dxa"/>
-          </w:tcPr>
-          <w:p>
-            <w:r>
-              <w:t>{0,10, 0,50, 0,90}</w:t>
+            <w:tcW w:w="75.10pt" w:type="dxa"/>
+          </w:tcPr>
+          <w:p>
+            <w:r>
+              <w:t>RNN</w:t>
+            </w:r>
+          </w:p>
+        </w:tc>
+        <w:tc>
+          <w:tcPr>
+            <w:tcW w:w="97.25pt" w:type="dxa"/>
+          </w:tcPr>
+          <w:p>
+            <w:r>
+              <w:t>dropout</w:t>
+            </w:r>
+          </w:p>
+        </w:tc>
+        <w:tc>
+          <w:tcPr>
+            <w:tcW w:w="70.45pt" w:type="dxa"/>
+          </w:tcPr>
+          <w:p>
+            <w:r>
+              <w:t>[0,2; 0,4]</w:t>
             </w:r>
           </w:p>
         </w:tc>
@@ -46297,31 +45887,31 @@
       <w:tr>
         <w:tc>
           <w:tcPr>
-            <w:tcW w:w="168.20pt" w:type="dxa"/>
-          </w:tcPr>
-          <w:p>
-            <w:r>
-              <w:t>Sve klase</w:t>
-            </w:r>
-          </w:p>
-        </w:tc>
-        <w:tc>
-          <w:tcPr>
-            <w:tcW w:w="168.20pt" w:type="dxa"/>
-          </w:tcPr>
-          <w:p>
-            <w:r>
-              <w:t>batch size</w:t>
-            </w:r>
-          </w:p>
-        </w:tc>
-        <w:tc>
-          <w:tcPr>
-            <w:tcW w:w="168.20pt" w:type="dxa"/>
-          </w:tcPr>
-          <w:p>
-            <w:r>
-              <w:t>{32, 64, 128, 256}</w:t>
+            <w:tcW w:w="75.10pt" w:type="dxa"/>
+          </w:tcPr>
+          <w:p>
+            <w:r>
+              <w:t>RNN</w:t>
+            </w:r>
+          </w:p>
+        </w:tc>
+        <w:tc>
+          <w:tcPr>
+            <w:tcW w:w="97.25pt" w:type="dxa"/>
+          </w:tcPr>
+          <w:p>
+            <w:r>
+              <w:t>recurrent_dropout</w:t>
+            </w:r>
+          </w:p>
+        </w:tc>
+        <w:tc>
+          <w:tcPr>
+            <w:tcW w:w="70.45pt" w:type="dxa"/>
+          </w:tcPr>
+          <w:p>
+            <w:r>
+              <w:t>[0,1; 0,3]</w:t>
             </w:r>
           </w:p>
         </w:tc>
@@ -46329,31 +45919,31 @@
       <w:tr>
         <w:tc>
           <w:tcPr>
-            <w:tcW w:w="168.20pt" w:type="dxa"/>
-          </w:tcPr>
-          <w:p>
-            <w:r>
-              <w:t>Sve klase</w:t>
-            </w:r>
-          </w:p>
-        </w:tc>
-        <w:tc>
-          <w:tcPr>
-            <w:tcW w:w="168.20pt" w:type="dxa"/>
-          </w:tcPr>
-          <w:p>
-            <w:r>
-              <w:t>broj epoha (max)</w:t>
-            </w:r>
-          </w:p>
-        </w:tc>
-        <w:tc>
-          <w:tcPr>
-            <w:tcW w:w="168.20pt" w:type="dxa"/>
-          </w:tcPr>
-          <w:p>
-            <w:r>
-              <w:t>{200, 300}</w:t>
+            <w:tcW w:w="75.10pt" w:type="dxa"/>
+          </w:tcPr>
+          <w:p>
+            <w:r>
+              <w:t>RNN</w:t>
+            </w:r>
+          </w:p>
+        </w:tc>
+        <w:tc>
+          <w:tcPr>
+            <w:tcW w:w="97.25pt" w:type="dxa"/>
+          </w:tcPr>
+          <w:p>
+            <w:r>
+              <w:t>learning_rate</w:t>
+            </w:r>
+          </w:p>
+        </w:tc>
+        <w:tc>
+          <w:tcPr>
+            <w:tcW w:w="70.45pt" w:type="dxa"/>
+          </w:tcPr>
+          <w:p>
+            <w:r>
+              <w:t>[5e-5; 3e-3] (log)</w:t>
             </w:r>
           </w:p>
         </w:tc>
@@ -46361,7 +45951,103 @@
       <w:tr>
         <w:tc>
           <w:tcPr>
-            <w:tcW w:w="168.20pt" w:type="dxa"/>
+            <w:tcW w:w="75.10pt" w:type="dxa"/>
+          </w:tcPr>
+          <w:p>
+            <w:r>
+              <w:t>RNN</w:t>
+            </w:r>
+          </w:p>
+        </w:tc>
+        <w:tc>
+          <w:tcPr>
+            <w:tcW w:w="97.25pt" w:type="dxa"/>
+          </w:tcPr>
+          <w:p>
+            <w:r>
+              <w:t>weight_decay</w:t>
+            </w:r>
+          </w:p>
+        </w:tc>
+        <w:tc>
+          <w:tcPr>
+            <w:tcW w:w="70.45pt" w:type="dxa"/>
+          </w:tcPr>
+          <w:p>
+            <w:r>
+              <w:t>[1e-4; 5e-3] (log)</w:t>
+            </w:r>
+          </w:p>
+        </w:tc>
+      </w:tr>
+      <w:tr>
+        <w:tc>
+          <w:tcPr>
+            <w:tcW w:w="75.10pt" w:type="dxa"/>
+          </w:tcPr>
+          <w:p>
+            <w:r>
+              <w:t>RNN</w:t>
+            </w:r>
+          </w:p>
+        </w:tc>
+        <w:tc>
+          <w:tcPr>
+            <w:tcW w:w="97.25pt" w:type="dxa"/>
+          </w:tcPr>
+          <w:p>
+            <w:r>
+              <w:t>sample weight strength</w:t>
+            </w:r>
+          </w:p>
+        </w:tc>
+        <w:tc>
+          <w:tcPr>
+            <w:tcW w:w="70.45pt" w:type="dxa"/>
+          </w:tcPr>
+          <w:p>
+            <w:r>
+              <w:t>[0,5; 1,0]</w:t>
+            </w:r>
+          </w:p>
+        </w:tc>
+      </w:tr>
+      <w:tr>
+        <w:tc>
+          <w:tcPr>
+            <w:tcW w:w="75.10pt" w:type="dxa"/>
+          </w:tcPr>
+          <w:p>
+            <w:r>
+              <w:t>RNN</w:t>
+            </w:r>
+          </w:p>
+        </w:tc>
+        <w:tc>
+          <w:tcPr>
+            <w:tcW w:w="97.25pt" w:type="dxa"/>
+          </w:tcPr>
+          <w:p>
+            <w:r>
+              <w:t>ciljna transformacija</w:t>
+            </w:r>
+          </w:p>
+        </w:tc>
+        <w:tc>
+          <w:tcPr>
+            <w:tcW w:w="70.45pt" w:type="dxa"/>
+          </w:tcPr>
+          <w:p>
+            <w:r>
+              <w:t>√y</w:t>
+            </w:r>
+          </w:p>
+        </w:tc>
+      </w:tr>
+      <w:tr>
+        <w:tc>
+          <w:tcPr>
+            <w:tcW w:w="75.10pt" w:type="dxa"/>
           </w:tcPr>
           <w:p>
             <w:r>
@@ -46371,7 +46057,78 @@
         </w:tc>
         <w:tc>
           <w:tcPr>
-            <w:tcW w:w="168.20pt" w:type="dxa"/>
+            <w:tcW w:w="97.25pt" w:type="dxa"/>
+          </w:tcPr>
+          <w:p>
+            <w:r>
+              <w:t>batch size</w:t>
+            </w:r>
+          </w:p>
+        </w:tc>
+        <w:tc>
+          <w:tcPr>
+            <w:tcW w:w="70.45pt" w:type="dxa"/>
+          </w:tcPr>
+          <w:p>
+            <w:r>
+              <w:t>{32, 64, 128}</w:t>
+            </w:r>
+          </w:p>
+        </w:tc>
+      </w:tr>
+      <w:tr>
+        <w:tc>
+          <w:tcPr>
+            <w:tcW w:w="75.10pt" w:type="dxa"/>
+          </w:tcPr>
+          <w:p>
+            <w:r>
+              <w:t>Sve klase</w:t>
+            </w:r>
+          </w:p>
+        </w:tc>
+        <w:tc>
+          <w:tcPr>
+            <w:tcW w:w="97.25pt" w:type="dxa"/>
+          </w:tcPr>
+          <w:p>
+            <w:r>
+              <w:t xml:space="preserve">broj epoha </w:t>
+            </w:r>
+          </w:p>
+        </w:tc>
+        <w:tc>
+          <w:tcPr>
+            <w:tcW w:w="70.45pt" w:type="dxa"/>
+          </w:tcPr>
+          <w:p>
+            <w:r>
+              <w:t>{1</w:t>
+            </w:r>
+            <w:r>
+              <w:t>5</w:t>
+            </w:r>
+            <w:r>
+              <w:t>0, 200, 500}</w:t>
+            </w:r>
+          </w:p>
+        </w:tc>
+      </w:tr>
+      <w:tr>
+        <w:tc>
+          <w:tcPr>
+            <w:tcW w:w="75.10pt" w:type="dxa"/>
+          </w:tcPr>
+          <w:p>
+            <w:r>
+              <w:lastRenderedPageBreak/>
+              <w:t>Sve klase</w:t>
+            </w:r>
+          </w:p>
+        </w:tc>
+        <w:tc>
+          <w:tcPr>
+            <w:tcW w:w="97.25pt" w:type="dxa"/>
           </w:tcPr>
           <w:p>
             <w:r>
@@ -46381,11 +46138,11 @@
         </w:tc>
         <w:tc>
           <w:tcPr>
-            <w:tcW w:w="168.20pt" w:type="dxa"/>
-          </w:tcPr>
-          <w:p>
-            <w:r>
-              <w:t>{12, 20, 30}</w:t>
+            <w:tcW w:w="70.45pt" w:type="dxa"/>
+          </w:tcPr>
+          <w:p>
+            <w:r>
+              <w:t>{12, 15, 25, 30}</w:t>
             </w:r>
           </w:p>
         </w:tc>
@@ -46410,13 +46167,47 @@
     <w:p>
       <w:pPr>
         <w:pStyle w:val="BodyText"/>
+        <w:rPr>
+          <w:lang w:val="en-US"/>
+        </w:rPr>
       </w:pPr>
       <w:r>
-        <w:t xml:space="preserve">Razvoj je sproveden kroz devet sukcesivnih faza, podeljenih u 22 Jupyter notebook-a. Svaka faza je motivisana nalazima prethodne. U nastavku se redom prikazuje hronologija razvoja, sumarni rezultati svih modela, poređenje </w:t>
-      </w:r>
-      <w:r>
-        <w:lastRenderedPageBreak/>
-        <w:t>sa klasičnim referentnim modelima i dijagnostička analiza preostale greške.</w:t>
+        <w:t>Razvoj je sproveden kroz devet sukcesivnih faza, podeljenih u 2</w:t>
+      </w:r>
+      <w:r>
+        <w:rPr>
+          <w:lang w:val="en-US"/>
+        </w:rPr>
+        <w:t>5</w:t>
+      </w:r>
+      <w:r>
+        <w:t xml:space="preserve"> </w:t>
+      </w:r>
+      <w:r>
+        <w:rPr>
+          <w:i/>
+          <w:iCs/>
+        </w:rPr>
+        <w:t>Jupyter</w:t>
+      </w:r>
+      <w:r>
+        <w:t xml:space="preserve"> </w:t>
+      </w:r>
+      <w:r>
+        <w:rPr>
+          <w:i/>
+          <w:iCs/>
+        </w:rPr>
+        <w:t>notebook</w:t>
+      </w:r>
+      <w:r>
+        <w:t>-a. Svaka faza je motivisana nalazima prethodne. U nastavku se redom prikazuje hronologija razvoja, sumarni rezultati svih modela, poređenje sa klasičnim referentnim modelima</w:t>
+      </w:r>
+      <w:r>
+        <w:rPr>
+          <w:lang w:val="en-US"/>
+        </w:rPr>
+        <w:t>.</w:t>
       </w:r>
     </w:p>
     <w:p>
@@ -46441,7 +46232,7 @@
           <w:noProof/>
         </w:rPr>
         <w:drawing>
-          <wp:inline distT="0" distB="0" distL="0" distR="0" wp14:anchorId="40B996A6" wp14:editId="0A22356D">
+          <wp:inline distT="0" distB="0" distL="0" distR="0" wp14:anchorId="390D78D7" wp14:editId="54E1A273">
             <wp:extent cx="3021573" cy="1812944"/>
             <wp:effectExtent l="0" t="0" r="7620" b="0"/>
             <wp:docPr id="1755487642" name="Picture 1755487642"/>
@@ -46499,7 +46290,7 @@
           <w:noProof/>
         </w:rPr>
         <w:drawing>
-          <wp:inline distT="0" distB="0" distL="0" distR="0" wp14:anchorId="51AC6B8B" wp14:editId="5EA68ED5">
+          <wp:inline distT="0" distB="0" distL="0" distR="0" wp14:anchorId="6F220784" wp14:editId="078748D2">
             <wp:extent cx="5220000" cy="3132000"/>
             <wp:effectExtent l="0" t="0" r="0" b="0"/>
             <wp:docPr id="1755487643" name="Picture 1755487643"/>
@@ -46556,10 +46347,7 @@
         <w:pStyle w:val="BodyText"/>
       </w:pPr>
       <w:r>
-        <w:t xml:space="preserve">Prvi sistematski korak za smanjenje preprilagođavanja jeste selekcija obeležja. Kombinovana XGBoost i LightGBM </w:t>
-      </w:r>
-      <w:r>
-        <w:t>analiza važnosti pokazala je da od 184 inženjerisanih obeležja, 144 ne nose dodatnu informaciju za neuronske modele zbog visoke korelisanosti sa boljim varijantama (npr. roll3 i roll5 verzije iste statistike). Redukcija na 40 obeležja uvećava R² MLP-a za 0,021 i smanjuje overfit gap za 0,01–0,03 u zavisnosti od modela. Tree modeli ne dobijaju značajno na ovoj redukciji zbog ugrađenog mehanizma selekcije.</w:t>
+        <w:t>Prvi sistematski korak za smanjenje preprilagođavanja jeste selekcija obeležja. Kombinovana XGBoost i LightGBM analiza važnosti pokazala je da od 184 inženjerisanih obeležja, 144 ne nose dodatnu informaciju za neuronske modele zbog visoke korelisanosti sa boljim varijantama (npr. roll3 i roll5 verzije iste statistike). Redukcija na 40 obeležja uvećava R² MLP-a za 0,021 i smanjuje overfit gap za 0,01–0,03 u zavisnosti od modela. Tree modeli ne dobijaju značajno na ovoj redukciji zbog ugrađenog mehanizma selekcije.</w:t>
       </w:r>
     </w:p>
     <w:p>
@@ -46567,8 +46355,9 @@
         <w:rPr>
           <w:noProof/>
         </w:rPr>
+        <w:lastRenderedPageBreak/>
         <w:drawing>
-          <wp:inline distT="0" distB="0" distL="0" distR="0" wp14:anchorId="36C26B54" wp14:editId="5B9C4936">
+          <wp:inline distT="0" distB="0" distL="0" distR="0" wp14:anchorId="6C01491F" wp14:editId="085F2A3E">
             <wp:extent cx="5220000" cy="3991636"/>
             <wp:effectExtent l="0" t="0" r="0" b="0"/>
             <wp:docPr id="1755487644" name="Picture 1755487644"/>
@@ -46618,7 +46407,7 @@
           <w:noProof/>
         </w:rPr>
         <w:drawing>
-          <wp:inline distT="0" distB="0" distL="0" distR="0" wp14:anchorId="15B17257" wp14:editId="537C1F4A">
+          <wp:inline distT="0" distB="0" distL="0" distR="0" wp14:anchorId="45E4494A" wp14:editId="61DC81A2">
             <wp:extent cx="5220000" cy="1614217"/>
             <wp:effectExtent l="0" t="0" r="0" b="0"/>
             <wp:docPr id="1755487645" name="Picture 1755487645"/>
@@ -46667,7 +46456,7 @@
         <w:pStyle w:val="Heading3"/>
       </w:pPr>
       <w:r>
-        <w:t>MLP varijante: trade-off kapaciteta i regularizacije</w:t>
+        <w:t>MLP varijante</w:t>
       </w:r>
     </w:p>
     <w:p>
@@ -46675,11 +46464,203 @@
         <w:pStyle w:val="BodyText"/>
       </w:pPr>
       <w:r>
-        <w:t xml:space="preserve">Pet kontrolisanih MLP varijanti (A–E) izoluje efekat broja obeležja i jačine regularizacije. Model A koristi 184 obeležja sa istom arhitekturom kao Model B (40 obeležja); razlika u R² (0,308 vs 0,329) potvrđuje pozitivan efekat selekcije. Model C primenjuje kompaktniju arhitekturu (3 sloja [256, 128, 64]) sa GaussianNoise(0,2) i Mixup(α = 0,3); postiže najmanji overfit gap, uz blago niži R². Model D zadržava arhitekturu Modela B i dodaje GaussianNoise(0,15) i Mixup(0,2); rezultira najnižim MAE-om među kontrolnim MLP varijantama (17,83). Model E (Optuna, 100 trial-ova) bira </w:t>
-      </w:r>
-      <w:r>
-        <w:lastRenderedPageBreak/>
-        <w:t>četiri sloja [320, 384, 192, 128] sa σ = 0,25 i α = 0,2; postiže najbolji balans MAE/R² (17,88; 0,3225).</w:t>
+        <w:t xml:space="preserve">Pet kontrolisanih </w:t>
+      </w:r>
+      <w:r>
+        <w:rPr>
+          <w:i/>
+          <w:iCs/>
+        </w:rPr>
+        <w:t>MLP</w:t>
+      </w:r>
+      <w:r>
+        <w:t xml:space="preserve"> varijanti (A</w:t>
+      </w:r>
+      <w:r>
+        <w:rPr>
+          <w:lang w:val="en-US"/>
+        </w:rPr>
+        <w:t>-</w:t>
+      </w:r>
+      <w:r>
+        <w:t>E) izoluje efekat broja obeležja i jačine regularizacije. Model A</w:t>
+      </w:r>
+      <w:r>
+        <w:rPr>
+          <w:lang w:val="en-US"/>
+        </w:rPr>
+        <w:t xml:space="preserve">, dobijen </w:t>
+      </w:r>
+      <w:r>
+        <w:rPr>
+          <w:i/>
+          <w:iCs/>
+          <w:lang w:val="en-US"/>
+        </w:rPr>
+        <w:t>Optuna</w:t>
+      </w:r>
+      <w:r>
+        <w:rPr>
+          <w:lang w:val="en-US"/>
+        </w:rPr>
+        <w:t xml:space="preserve"> optimizacijom,</w:t>
+      </w:r>
+      <w:r>
+        <w:t xml:space="preserve"> koristi 184 obeležja sa istom arhitekturom kao Model B (40 obeležja)</w:t>
+      </w:r>
+      <w:r>
+        <w:rPr>
+          <w:lang w:val="en-US"/>
+        </w:rPr>
+        <w:t>.</w:t>
+      </w:r>
+      <w:r>
+        <w:t xml:space="preserve"> </w:t>
+      </w:r>
+      <w:r>
+        <w:rPr>
+          <w:lang w:val="en-US"/>
+        </w:rPr>
+        <w:t>R</w:t>
+      </w:r>
+      <w:r>
+        <w:t>azlika u R² (0,308 vs 0,329) potvrđuje pozitivan efekat selekcije</w:t>
+      </w:r>
+      <w:r>
+        <w:rPr>
+          <w:lang w:val="en-US"/>
+        </w:rPr>
+        <w:t xml:space="preserve"> obeležja</w:t>
+      </w:r>
+      <w:r>
+        <w:t xml:space="preserve">. Model C primenjuje kompaktniju arhitekturu (3 sloja [256, 128, 64]) sa </w:t>
+      </w:r>
+      <w:r>
+        <w:rPr>
+          <w:i/>
+          <w:iCs/>
+        </w:rPr>
+        <w:t>GaussianNoise</w:t>
+      </w:r>
+      <w:r>
+        <w:t xml:space="preserve">(0,2) i </w:t>
+      </w:r>
+      <w:r>
+        <w:rPr>
+          <w:i/>
+          <w:iCs/>
+        </w:rPr>
+        <w:t>Mixup</w:t>
+      </w:r>
+      <w:r>
+        <w:t xml:space="preserve">(α = 0,3); postiže najmanji </w:t>
+      </w:r>
+      <w:r>
+        <w:rPr>
+          <w:i/>
+          <w:iCs/>
+        </w:rPr>
+        <w:t>overfit gap</w:t>
+      </w:r>
+      <w:r>
+        <w:t xml:space="preserve">, uz blago niži R². Model D zadržava arhitekturu Modela B i dodaje </w:t>
+      </w:r>
+      <w:r>
+        <w:rPr>
+          <w:i/>
+          <w:iCs/>
+        </w:rPr>
+        <w:t>GaussianNoise</w:t>
+      </w:r>
+      <w:r>
+        <w:t xml:space="preserve">(0,15) i </w:t>
+      </w:r>
+      <w:r>
+        <w:rPr>
+          <w:i/>
+          <w:iCs/>
+        </w:rPr>
+        <w:t>Mixup</w:t>
+      </w:r>
+      <w:r>
+        <w:t>(0,2)</w:t>
+      </w:r>
+      <w:r>
+        <w:rPr>
+          <w:lang w:val="en-US"/>
+        </w:rPr>
+        <w:t>, on</w:t>
+      </w:r>
+      <w:r>
+        <w:t xml:space="preserve"> rezult</w:t>
+      </w:r>
+      <w:r>
+        <w:rPr>
+          <w:lang w:val="en-US"/>
+        </w:rPr>
+        <w:t>uje</w:t>
+      </w:r>
+      <w:r>
+        <w:t xml:space="preserve"> najnižim </w:t>
+      </w:r>
+      <w:r>
+        <w:rPr>
+          <w:i/>
+          <w:iCs/>
+        </w:rPr>
+        <w:t>MAE</w:t>
+      </w:r>
+      <w:r>
+        <w:t xml:space="preserve">-om među kontrolnim </w:t>
+      </w:r>
+      <w:r>
+        <w:rPr>
+          <w:i/>
+          <w:iCs/>
+        </w:rPr>
+        <w:t>MLP</w:t>
+      </w:r>
+      <w:r>
+        <w:t xml:space="preserve"> varijantama (17,83). Model E (</w:t>
+      </w:r>
+      <w:r>
+        <w:rPr>
+          <w:i/>
+          <w:iCs/>
+        </w:rPr>
+        <w:t>Optuna</w:t>
+      </w:r>
+      <w:r>
+        <w:t xml:space="preserve">, 100 </w:t>
+      </w:r>
+      <w:r>
+        <w:rPr>
+          <w:i/>
+          <w:iCs/>
+        </w:rPr>
+        <w:t>trial</w:t>
+      </w:r>
+      <w:r>
+        <w:t>-ova) bira četiri sloja [320, 384, 192, 128] sa σ = 0,25 i α = 0,2</w:t>
+      </w:r>
+      <w:r>
+        <w:rPr>
+          <w:lang w:val="en-US"/>
+        </w:rPr>
+        <w:t>,</w:t>
+      </w:r>
+      <w:r>
+        <w:t xml:space="preserve"> postiže najbolji balans </w:t>
+      </w:r>
+      <w:r>
+        <w:rPr>
+          <w:i/>
+          <w:iCs/>
+        </w:rPr>
+        <w:t>MAE/R²</w:t>
+      </w:r>
+      <w:r>
+        <w:t xml:space="preserve"> (17,88; 0,3225).</w:t>
       </w:r>
     </w:p>
     <w:p>
@@ -46688,7 +46669,7 @@
           <w:noProof/>
         </w:rPr>
         <w:drawing>
-          <wp:inline distT="0" distB="0" distL="0" distR="0" wp14:anchorId="5BC92FC0" wp14:editId="5039B8BC">
+          <wp:inline distT="0" distB="0" distL="0" distR="0" wp14:anchorId="63661750" wp14:editId="5E9954BE">
             <wp:extent cx="5220000" cy="2685221"/>
             <wp:effectExtent l="0" t="0" r="0" b="0"/>
             <wp:docPr id="1755487646" name="Picture 1755487646"/>
@@ -46738,7 +46719,7 @@
           <w:noProof/>
         </w:rPr>
         <w:drawing>
-          <wp:inline distT="0" distB="0" distL="0" distR="0" wp14:anchorId="5170D1EC" wp14:editId="70322B77">
+          <wp:inline distT="0" distB="0" distL="0" distR="0" wp14:anchorId="3B54E074" wp14:editId="42339D67">
             <wp:extent cx="5220000" cy="2020998"/>
             <wp:effectExtent l="0" t="0" r="0" b="0"/>
             <wp:docPr id="1755487647" name="Picture 1755487647"/>
@@ -46787,8 +46768,9 @@
         <w:rPr>
           <w:noProof/>
         </w:rPr>
+        <w:lastRenderedPageBreak/>
         <w:drawing>
-          <wp:inline distT="0" distB="0" distL="0" distR="0" wp14:anchorId="4FBA612D" wp14:editId="3C2ED962">
+          <wp:inline distT="0" distB="0" distL="0" distR="0" wp14:anchorId="512A5B66" wp14:editId="61012FDE">
             <wp:extent cx="5220000" cy="4031049"/>
             <wp:effectExtent l="0" t="0" r="0" b="0"/>
             <wp:docPr id="1755487648" name="Picture 1755487648"/>
@@ -46857,112 +46839,14 @@
       </w:r>
     </w:p>
     <w:p>
-      <w:r>
-        <w:rPr>
-          <w:noProof/>
-        </w:rPr>
-        <w:lastRenderedPageBreak/>
-        <w:drawing>
-          <wp:inline distT="0" distB="0" distL="0" distR="0" wp14:anchorId="6C565CDD" wp14:editId="48358970">
-            <wp:extent cx="5220000" cy="2020998"/>
-            <wp:effectExtent l="0" t="0" r="0" b="0"/>
-            <wp:docPr id="1755487649" name="Picture 1755487649"/>
-            <wp:cNvGraphicFramePr>
-              <a:graphicFrameLocks xmlns:a="http://purl.oclc.org/ooxml/drawingml/main" noChangeAspect="1"/>
-            </wp:cNvGraphicFramePr>
-            <a:graphic xmlns:a="http://purl.oclc.org/ooxml/drawingml/main">
-              <a:graphicData uri="http://purl.oclc.org/ooxml/drawingml/picture">
-                <pic:pic xmlns:pic="http://purl.oclc.org/ooxml/drawingml/picture">
-                  <pic:nvPicPr>
-                    <pic:cNvPr id="0" name="rnn_improved_learning_curves.png"/>
-                    <pic:cNvPicPr/>
-                  </pic:nvPicPr>
-                  <pic:blipFill>
-                    <a:blip r:embed="rId26"/>
-                    <a:stretch>
-                      <a:fillRect/>
-                    </a:stretch>
-                  </pic:blipFill>
-                  <pic:spPr>
-                    <a:xfrm>
-                      <a:off x="0" y="0"/>
-                      <a:ext cx="5220000" cy="2020998"/>
-                    </a:xfrm>
-                    <a:prstGeom prst="rect">
-                      <a:avLst/>
-                    </a:prstGeom>
-                  </pic:spPr>
-                </pic:pic>
-              </a:graphicData>
-            </a:graphic>
-          </wp:inline>
-        </w:drawing>
-      </w:r>
-    </w:p>
-    <w:p>
-      <w:pPr>
-        <w:pStyle w:val="Caption"/>
-      </w:pPr>
-      <w:r>
-        <w:t>Slika 20. Trening i validacione krive Improved RNN modela.</w:t>
-      </w:r>
-    </w:p>
-    <w:p>
-      <w:r>
-        <w:rPr>
-          <w:noProof/>
-        </w:rPr>
-        <w:drawing>
-          <wp:inline distT="0" distB="0" distL="0" distR="0" wp14:anchorId="48E670F8" wp14:editId="4B88A76B">
-            <wp:extent cx="5220000" cy="1941553"/>
-            <wp:effectExtent l="0" t="0" r="0" b="0"/>
-            <wp:docPr id="1755487650" name="Picture 1755487650"/>
-            <wp:cNvGraphicFramePr>
-              <a:graphicFrameLocks xmlns:a="http://purl.oclc.org/ooxml/drawingml/main" noChangeAspect="1"/>
-            </wp:cNvGraphicFramePr>
-            <a:graphic xmlns:a="http://purl.oclc.org/ooxml/drawingml/main">
-              <a:graphicData uri="http://purl.oclc.org/ooxml/drawingml/picture">
-                <pic:pic xmlns:pic="http://purl.oclc.org/ooxml/drawingml/picture">
-                  <pic:nvPicPr>
-                    <pic:cNvPr id="0" name="rnn_improved_full_comparison.png"/>
-                    <pic:cNvPicPr/>
-                  </pic:nvPicPr>
-                  <pic:blipFill>
-                    <a:blip r:embed="rId27"/>
-                    <a:stretch>
-                      <a:fillRect/>
-                    </a:stretch>
-                  </pic:blipFill>
-                  <pic:spPr>
-                    <a:xfrm>
-                      <a:off x="0" y="0"/>
-                      <a:ext cx="5220000" cy="1941553"/>
-                    </a:xfrm>
-                    <a:prstGeom prst="rect">
-                      <a:avLst/>
-                    </a:prstGeom>
-                  </pic:spPr>
-                </pic:pic>
-              </a:graphicData>
-            </a:graphic>
-          </wp:inline>
-        </w:drawing>
-      </w:r>
-    </w:p>
-    <w:p>
-      <w:pPr>
-        <w:pStyle w:val="Caption"/>
-      </w:pPr>
-      <w:r>
-        <w:t>Slika 21. Test metrike Improved RNN-a u poređenju sa baznim GRU/LSTM modelima i Optuna-tuniranim multi-layer RNN-om.</w:t>
-      </w:r>
-    </w:p>
-    <w:p>
       <w:pPr>
         <w:pStyle w:val="BodyText"/>
       </w:pPr>
       <w:r>
-        <w:t>Postignute metrike: MAE = 18,03; RMSE = 25,11; R² = 0,3354. Improved RNN je prvi neuronski model koji blago nadmašuje LightGBM (R² = 0,3346) na ovom zadatku. U odnosu na inicijalni multi-layer RNN, R² je porastao za 0,1197, a MAE smanjen za 1,70 jardi. Direktna LSTM vs GRU ablacija pokazuje minimalnu razliku (R² u opsegu 0,3326–0,3354), iz čega sledi da je odlučujući faktor topologija arhitekture, a ne tip rekurentne ćelije.</w:t>
+        <w:t>Postignute metrike: MAE = 18,03; RMSE = 25,11; R² = 0,3354. Rekurentne mreže, koje su u prethodnim fazama bile ubedljivo najslabiji pristup, nakon ovih izmena postaju konkurentne svim ostalim modelima i u tom trenutku razvoja ostvaruju i najveći R² među svim testiranim modelima, neznatno iznad LightGBM-a (R² = 0,3346). U odnosu na inicijalni multi-layer RNN, R² je porastao za 0,1197, a MAE smanjen za 1,70 jardi. Direktna LSTM vs GRU ablacija pokazuje minimalnu razliku (R² u opsegu 0,3326–0,3354), iz čega sledi da je odlučujući faktor topologija arhitekture, a ne tip rekurentne ćelije.</w:t>
+      </w:r>
+      <w:r>
+        <w:t>.</w:t>
       </w:r>
     </w:p>
     <w:p>
@@ -46971,7 +46855,7 @@
           <w:noProof/>
         </w:rPr>
         <w:drawing>
-          <wp:inline distT="0" distB="0" distL="0" distR="0" wp14:anchorId="548B9F18" wp14:editId="0B6332CA">
+          <wp:inline distT="0" distB="0" distL="0" distR="0" wp14:anchorId="77FB2367" wp14:editId="788A1D53">
             <wp:extent cx="5220000" cy="1426826"/>
             <wp:effectExtent l="0" t="0" r="0" b="0"/>
             <wp:docPr id="1755487651" name="Picture 1755487651"/>
@@ -46986,7 +46870,7 @@
                     <pic:cNvPicPr/>
                   </pic:nvPicPr>
                   <pic:blipFill>
-                    <a:blip r:embed="rId28"/>
+                    <a:blip r:embed="rId26"/>
                     <a:stretch>
                       <a:fillRect/>
                     </a:stretch>
@@ -47043,7 +46927,7 @@
           <w:noProof/>
         </w:rPr>
         <w:drawing>
-          <wp:inline distT="0" distB="0" distL="0" distR="0" wp14:anchorId="77A02567" wp14:editId="55C7DF32">
+          <wp:inline distT="0" distB="0" distL="0" distR="0" wp14:anchorId="6594038B" wp14:editId="7A58D837">
             <wp:extent cx="5220000" cy="3242794"/>
             <wp:effectExtent l="0" t="0" r="0" b="0"/>
             <wp:docPr id="1755487652" name="Picture 1755487652"/>
@@ -47058,7 +46942,7 @@
                     <pic:cNvPicPr/>
                   </pic:nvPicPr>
                   <pic:blipFill>
-                    <a:blip r:embed="rId29"/>
+                    <a:blip r:embed="rId27"/>
                     <a:stretch>
                       <a:fillRect/>
                     </a:stretch>
@@ -47109,8 +46993,9 @@
         <w:rPr>
           <w:noProof/>
         </w:rPr>
+        <w:lastRenderedPageBreak/>
         <w:drawing>
-          <wp:inline distT="0" distB="0" distL="0" distR="0" wp14:anchorId="6FCA67E3" wp14:editId="430070CB">
+          <wp:inline distT="0" distB="0" distL="0" distR="0" wp14:anchorId="3D6BA553" wp14:editId="65B237FE">
             <wp:extent cx="5220000" cy="3242794"/>
             <wp:effectExtent l="0" t="0" r="0" b="0"/>
             <wp:docPr id="1755487653" name="Picture 1755487653"/>
@@ -47125,7 +47010,7 @@
                     <pic:cNvPicPr/>
                   </pic:nvPicPr>
                   <pic:blipFill>
-                    <a:blip r:embed="rId30"/>
+                    <a:blip r:embed="rId28"/>
                     <a:stretch>
                       <a:fillRect/>
                     </a:stretch>
@@ -47159,11 +47044,7 @@
         <w:pStyle w:val="BodyText"/>
       </w:pPr>
       <w:r>
-        <w:t xml:space="preserve">Iz navedenog sledi da Improved RNN ostaje najbolji rekurentni model za posmatrani skup. Pažnja i ugrađivanje </w:t>
-      </w:r>
-      <w:r>
-        <w:lastRenderedPageBreak/>
-        <w:t>identiteta ne donose poboljšanje, jer ograničenje nije u kapacitetu modela, već u količini i strukturi raspoloživih podataka.</w:t>
+        <w:t>Iz navedenog sledi da Improved RNN ostaje najbolji rekurentni model za posmatrani skup. Pažnja i ugrađivanje identiteta ne donose poboljšanje, jer ograničenje nije u kapacitetu modela, već u količini i strukturi raspoloživih podataka.</w:t>
       </w:r>
     </w:p>
     <w:p>
@@ -47188,7 +47069,7 @@
           <w:noProof/>
         </w:rPr>
         <w:drawing>
-          <wp:inline distT="0" distB="0" distL="0" distR="0" wp14:anchorId="02F3E302" wp14:editId="0A83509B">
+          <wp:inline distT="0" distB="0" distL="0" distR="0" wp14:anchorId="011AF91F" wp14:editId="02D3D8AE">
             <wp:extent cx="3176637" cy="1115251"/>
             <wp:effectExtent l="0" t="0" r="5080" b="8890"/>
             <wp:docPr id="1755487654" name="Picture 1755487654"/>
@@ -47203,7 +47084,7 @@
                     <pic:cNvPicPr/>
                   </pic:nvPicPr>
                   <pic:blipFill>
-                    <a:blip r:embed="rId31"/>
+                    <a:blip r:embed="rId29"/>
                     <a:stretch>
                       <a:fillRect/>
                     </a:stretch>
@@ -47238,7 +47119,7 @@
           <w:noProof/>
         </w:rPr>
         <w:drawing>
-          <wp:inline distT="0" distB="0" distL="0" distR="0" wp14:anchorId="186388C5" wp14:editId="376B63E0">
+          <wp:inline distT="0" distB="0" distL="0" distR="0" wp14:anchorId="142C4A74" wp14:editId="02310ECF">
             <wp:extent cx="3188249" cy="1347815"/>
             <wp:effectExtent l="0" t="0" r="0" b="5080"/>
             <wp:docPr id="1755487655" name="Picture 1755487655"/>
@@ -47253,7 +47134,7 @@
                     <pic:cNvPicPr/>
                   </pic:nvPicPr>
                   <pic:blipFill>
-                    <a:blip r:embed="rId32"/>
+                    <a:blip r:embed="rId30"/>
                     <a:stretch>
                       <a:fillRect/>
                     </a:stretch>
@@ -47312,7 +47193,7 @@
           <w:noProof/>
         </w:rPr>
         <w:drawing>
-          <wp:inline distT="0" distB="0" distL="0" distR="0" wp14:anchorId="56B0FCF2" wp14:editId="5EE4A482">
+          <wp:inline distT="0" distB="0" distL="0" distR="0" wp14:anchorId="2F11CB0B" wp14:editId="58A72ACB">
             <wp:extent cx="5220000" cy="4419262"/>
             <wp:effectExtent l="0" t="0" r="0" b="0"/>
             <wp:docPr id="1755487656" name="Picture 1755487656"/>
@@ -47327,7 +47208,7 @@
                     <pic:cNvPicPr/>
                   </pic:nvPicPr>
                   <pic:blipFill>
-                    <a:blip r:embed="rId33"/>
+                    <a:blip r:embed="rId31"/>
                     <a:stretch>
                       <a:fillRect/>
                     </a:stretch>
@@ -47370,7 +47251,7 @@
           <w:noProof/>
         </w:rPr>
         <w:drawing>
-          <wp:inline distT="0" distB="0" distL="0" distR="0" wp14:anchorId="0487EBD8" wp14:editId="6D6F5E0F">
+          <wp:inline distT="0" distB="0" distL="0" distR="0" wp14:anchorId="20219304" wp14:editId="4311B368">
             <wp:extent cx="5220000" cy="2506101"/>
             <wp:effectExtent l="0" t="0" r="0" b="0"/>
             <wp:docPr id="1755487657" name="Picture 1755487657"/>
@@ -47385,7 +47266,7 @@
                     <pic:cNvPicPr/>
                   </pic:nvPicPr>
                   <pic:blipFill>
-                    <a:blip r:embed="rId34"/>
+                    <a:blip r:embed="rId32"/>
                     <a:stretch>
                       <a:fillRect/>
                     </a:stretch>
@@ -47411,6 +47292,7 @@
         <w:pStyle w:val="Caption"/>
       </w:pPr>
       <w:r>
+        <w:lastRenderedPageBreak/>
         <w:t>Slika 28. Poređenje četiri ansambl strategije sa najboljim pojedinačnim modelima.</w:t>
       </w:r>
     </w:p>
@@ -47453,7 +47335,6 @@
               <w:rPr>
                 <w:b/>
               </w:rPr>
-              <w:lastRenderedPageBreak/>
               <w:t>Model</w:t>
             </w:r>
           </w:p>
@@ -48477,7 +48358,10 @@
         <w:pStyle w:val="BodyText"/>
       </w:pPr>
       <w:r>
-        <w:t>Direktno numeričko poređenje sa modelima iz prethodnog poglavlja nije moguće zbog različite ciljne promenljive — prethodni rezultati (RandomForest R² ≈ 0,325 za WR poziciju u single-output postavci) odnose se na sezonski yards/G target. Da bi se obezbedila uporednost, klasični modeli su ponovo obučeni na game-level zadatku pod identičnim protokolom.</w:t>
+        <w:t xml:space="preserve">Direktno numeričko poređenje sa modelima iz prethodnog poglavlja nije moguće zbog različite ciljne promenljive — </w:t>
+      </w:r>
+      <w:r>
+        <w:t>prethodni rezultati (RandomForest R² ≈ 0,325 za WR poziciju u single-output postavci) odnose se na sezonski yards/G target. Da bi se obezbedila uporednost, klasični modeli su ponovo obučeni na game-level zadatku pod identičnim protokolom.</w:t>
       </w:r>
     </w:p>
     <w:tbl>
@@ -48947,7 +48831,7 @@
           <w:noProof/>
         </w:rPr>
         <w:drawing>
-          <wp:inline distT="0" distB="0" distL="0" distR="0" wp14:anchorId="6478662D" wp14:editId="79F4A895">
+          <wp:inline distT="0" distB="0" distL="0" distR="0" wp14:anchorId="191C640A" wp14:editId="7136A381">
             <wp:extent cx="5220000" cy="3878841"/>
             <wp:effectExtent l="0" t="0" r="0" b="0"/>
             <wp:docPr id="1755487658" name="Picture 1755487658"/>
@@ -48962,7 +48846,7 @@
                     <pic:cNvPicPr/>
                   </pic:nvPicPr>
                   <pic:blipFill>
-                    <a:blip r:embed="rId35"/>
+                    <a:blip r:embed="rId33"/>
                     <a:stretch>
                       <a:fillRect/>
                     </a:stretch>
@@ -48988,6 +48872,7 @@
         <w:pStyle w:val="Caption"/>
       </w:pPr>
       <w:r>
+        <w:lastRenderedPageBreak/>
         <w:t>Slika 29. Poređenje MAE i R² po klasama modela na game-level zadatku.</w:t>
       </w:r>
     </w:p>
@@ -49030,7 +48915,6 @@
               <w:rPr>
                 <w:b/>
               </w:rPr>
-              <w:lastRenderedPageBreak/>
               <w:t>Opseg (yards)</w:t>
             </w:r>
           </w:p>
@@ -49684,7 +49568,7 @@
           <w:noProof/>
         </w:rPr>
         <w:drawing>
-          <wp:inline distT="0" distB="0" distL="0" distR="0" wp14:anchorId="39F44CF9" wp14:editId="6C39B536">
+          <wp:inline distT="0" distB="0" distL="0" distR="0" wp14:anchorId="582B7DD4" wp14:editId="1787127F">
             <wp:extent cx="5220000" cy="1957500"/>
             <wp:effectExtent l="0" t="0" r="0" b="0"/>
             <wp:docPr id="1755487659" name="Picture 1755487659"/>
@@ -49699,7 +49583,7 @@
                     <pic:cNvPicPr/>
                   </pic:nvPicPr>
                   <pic:blipFill>
-                    <a:blip r:embed="rId36"/>
+                    <a:blip r:embed="rId34"/>
                     <a:stretch>
                       <a:fillRect/>
                     </a:stretch>
@@ -49734,7 +49618,7 @@
           <w:noProof/>
         </w:rPr>
         <w:drawing>
-          <wp:inline distT="0" distB="0" distL="0" distR="0" wp14:anchorId="7CE9C0C4" wp14:editId="2E950BA0">
+          <wp:inline distT="0" distB="0" distL="0" distR="0" wp14:anchorId="33DD5BDE" wp14:editId="4E1A234C">
             <wp:extent cx="5220000" cy="1957500"/>
             <wp:effectExtent l="0" t="0" r="0" b="0"/>
             <wp:docPr id="1755487660" name="Picture 1755487660"/>
@@ -49749,7 +49633,7 @@
                     <pic:cNvPicPr/>
                   </pic:nvPicPr>
                   <pic:blipFill>
-                    <a:blip r:embed="rId37"/>
+                    <a:blip r:embed="rId35"/>
                     <a:stretch>
                       <a:fillRect/>
                     </a:stretch>
@@ -50119,7 +50003,7 @@
       <w:r>
         <w:t xml:space="preserve">Available: </w:t>
       </w:r>
-      <w:hyperlink r:id="rId38" w:history="1">
+      <w:hyperlink r:id="rId36" w:history="1">
         <w:r>
           <w:rPr>
             <w:rStyle w:val="Hyperlink"/>
@@ -50143,7 +50027,7 @@
       <w:r>
         <w:t xml:space="preserve">SeleniumHQ, Selenium WebDriver. [Online]. Available: </w:t>
       </w:r>
-      <w:hyperlink r:id="rId39" w:tgtFrame="_blank" w:tooltip="https://www.selenium.dev/" w:history="1">
+      <w:hyperlink r:id="rId37" w:tgtFrame="_blank" w:tooltip="https://www.selenium.dev/" w:history="1">
         <w:r>
           <w:rPr>
             <w:rStyle w:val="Hyperlink"/>
@@ -50164,7 +50048,7 @@
       <w:r>
         <w:t xml:space="preserve">SebastianAndreu, 24679_NFL_WR_Dataset_2025. [Online]. Available: </w:t>
       </w:r>
-      <w:hyperlink r:id="rId40" w:tgtFrame="_blank" w:tooltip="https://huggingface.co/datasets/SebastianAndreu/24679_NFL_WR_Dataset_2025" w:history="1">
+      <w:hyperlink r:id="rId38" w:tgtFrame="_blank" w:tooltip="https://huggingface.co/datasets/SebastianAndreu/24679_NFL_WR_Dataset_2025" w:history="1">
         <w:r>
           <w:rPr>
             <w:rStyle w:val="Hyperlink"/>
@@ -50225,7 +50109,7 @@
       <w:r>
         <w:t xml:space="preserve">F. Pedregosa et al., Scikit-learn: Machine Learning in Python. [Online]. Available: </w:t>
       </w:r>
-      <w:hyperlink r:id="rId41" w:tgtFrame="_blank" w:tooltip="https://scikit-learn.org/stable/" w:history="1">
+      <w:hyperlink r:id="rId39" w:tgtFrame="_blank" w:tooltip="https://scikit-learn.org/stable/" w:history="1">
         <w:r>
           <w:rPr>
             <w:rStyle w:val="Hyperlink"/>

--- a/Izvestaj/_report_NN_v2.docx
+++ b/Izvestaj/_report_NN_v2.docx
@@ -46215,7 +46215,13 @@
         <w:pStyle w:val="Heading3"/>
       </w:pPr>
       <w:r>
-        <w:t>Bazni RNN i pojava overfit-a</w:t>
+        <w:t xml:space="preserve">Bazni </w:t>
+      </w:r>
+      <w:r>
+        <w:t>modeli</w:t>
+      </w:r>
+      <w:r>
+        <w:t xml:space="preserve"> i pojava overfit-a</w:t>
       </w:r>
     </w:p>
     <w:p>
@@ -46223,7 +46229,192 @@
         <w:pStyle w:val="BodyText"/>
       </w:pPr>
       <w:r>
-        <w:t>Kao referentna donja granica obučen je minimalni GRU model: jedan GRU sloj sa 32 jedinice, sekvenca dužine 5 i 95 sirovih obeležja po koraku. Postignuta vrednost R² na test skupu iznosi 0,2590. Tok treninga pokazuje tipičan obrazac preprilagođavanja: trening loss brzo opada, dok validacioni rano stagnira i postupno raste.</w:t>
+        <w:t xml:space="preserve">U inicijalnoj fazi razvoja, u objedinjenom </w:t>
+      </w:r>
+      <w:r>
+        <w:rPr>
+          <w:i/>
+          <w:iCs/>
+        </w:rPr>
+        <w:t>pipeline</w:t>
+      </w:r>
+      <w:r>
+        <w:t xml:space="preserve">-u testiran je širi skup arhitektura sa </w:t>
+      </w:r>
+      <w:r>
+        <w:rPr>
+          <w:i/>
+          <w:iCs/>
+        </w:rPr>
+        <w:t>Optuna</w:t>
+      </w:r>
+      <w:r>
+        <w:t xml:space="preserve"> optimizacijom, čime je omogućeno sistematsko poređenje različitih klasa modela pod istim uslovima. Rezultati su pokazali izraženu hijerarhiju: gradient boosting modeli (</w:t>
+      </w:r>
+      <w:r>
+        <w:rPr>
+          <w:i/>
+          <w:iCs/>
+        </w:rPr>
+        <w:t>XGBoost</w:t>
+      </w:r>
+      <w:r>
+        <w:t xml:space="preserve">, </w:t>
+      </w:r>
+      <w:r>
+        <w:rPr>
+          <w:i/>
+          <w:iCs/>
+        </w:rPr>
+        <w:t>LightGBM</w:t>
+      </w:r>
+      <w:r>
+        <w:t xml:space="preserve">) i </w:t>
+      </w:r>
+      <w:r>
+        <w:rPr>
+          <w:i/>
+          <w:iCs/>
+        </w:rPr>
+        <w:t>RandomForest</w:t>
+      </w:r>
+      <w:r>
+        <w:t xml:space="preserve"> dostižu R² u opsegu 0,33</w:t>
+      </w:r>
+      <w:r>
+        <w:rPr>
+          <w:lang w:val="en-US"/>
+        </w:rPr>
+        <w:t>-</w:t>
+      </w:r>
+      <w:r>
+        <w:t xml:space="preserve">0,335, čime se profilišu kao najsnažniji </w:t>
+      </w:r>
+      <w:r>
+        <w:rPr>
+          <w:i/>
+          <w:iCs/>
+        </w:rPr>
+        <w:t>baseline</w:t>
+      </w:r>
+      <w:r>
+        <w:t xml:space="preserve"> pristupi, dok </w:t>
+      </w:r>
+      <w:r>
+        <w:rPr>
+          <w:i/>
+          <w:iCs/>
+        </w:rPr>
+        <w:t>MLP</w:t>
+      </w:r>
+      <w:r>
+        <w:t xml:space="preserve"> ostvaruje R² = 0,316, a </w:t>
+      </w:r>
+      <w:r>
+        <w:rPr>
+          <w:i/>
+          <w:iCs/>
+        </w:rPr>
+        <w:t>multi-layer RNN</w:t>
+      </w:r>
+      <w:r>
+        <w:t xml:space="preserve"> znatno zaostaje sa R² = 0,216.</w:t>
+      </w:r>
+    </w:p>
+    <w:p>
+      <w:pPr>
+        <w:pStyle w:val="BodyText"/>
+      </w:pPr>
+      <w:r>
+        <w:t xml:space="preserve">Pored samih metrika, tok treninga neuronskih modela ukazao je na ozbiljan problem preprilagođavanja. I </w:t>
+      </w:r>
+      <w:r>
+        <w:rPr>
+          <w:i/>
+          <w:iCs/>
+        </w:rPr>
+        <w:t>MLP</w:t>
+      </w:r>
+      <w:r>
+        <w:t xml:space="preserve"> i </w:t>
+      </w:r>
+      <w:r>
+        <w:rPr>
+          <w:i/>
+          <w:iCs/>
+        </w:rPr>
+        <w:t>RNN</w:t>
+      </w:r>
+      <w:r>
+        <w:t xml:space="preserve"> pokazuju tipičan obrazac </w:t>
+      </w:r>
+      <w:r>
+        <w:rPr>
+          <w:i/>
+          <w:iCs/>
+        </w:rPr>
+        <w:t>overfit</w:t>
+      </w:r>
+      <w:r>
+        <w:t xml:space="preserve">-a: trening greška brzo i stabilno opada, dok validaciona greška rano stagnira i potom počinje da raste, što signalizira da modeli memorišu trening skup umesto da generalizuju. Razlika od približno 0,12 u R² između najboljeg </w:t>
+      </w:r>
+      <w:r>
+        <w:rPr>
+          <w:i/>
+          <w:iCs/>
+        </w:rPr>
+        <w:t>tree</w:t>
+      </w:r>
+      <w:r>
+        <w:t xml:space="preserve"> modela (</w:t>
+      </w:r>
+      <w:r>
+        <w:rPr>
+          <w:i/>
+          <w:iCs/>
+        </w:rPr>
+        <w:t>LightGBM</w:t>
+      </w:r>
+      <w:r>
+        <w:t xml:space="preserve">) i </w:t>
+      </w:r>
+      <w:r>
+        <w:rPr>
+          <w:i/>
+          <w:iCs/>
+        </w:rPr>
+        <w:t>RNN</w:t>
+      </w:r>
+      <w:r>
+        <w:t xml:space="preserve">-a otkriva strukturna ograničenja inicijalne </w:t>
+      </w:r>
+      <w:r>
+        <w:rPr>
+          <w:i/>
+          <w:iCs/>
+        </w:rPr>
+        <w:t>RNN</w:t>
+      </w:r>
+      <w:r>
+        <w:t xml:space="preserve"> postavke</w:t>
+      </w:r>
+      <w:r>
+        <w:rPr>
+          <w:lang w:val="en-US"/>
+        </w:rPr>
+        <w:t xml:space="preserve">: </w:t>
+      </w:r>
+      <w:r>
+        <w:t>previše obeležja po koraku, odsustvo regularizacije prilagođene sekvencijalnim podacima i nepostojanje razdvajanja statičkih od dinamičkih ulaza</w:t>
+      </w:r>
+      <w:r>
+        <w:rPr>
+          <w:lang w:val="en-US"/>
+        </w:rPr>
+        <w:t>. U</w:t>
+      </w:r>
+      <w:r>
+        <w:t>pravo je ova razlika predstavljala motivaciju i polaznu tačku za dalji razvoj, prvenstveno za redizajn rekurentne arhitekture i uvođenje hibridnih MLP varijanti sa pojačanom regularizacijom.</w:t>
       </w:r>
     </w:p>
     <w:p>
@@ -46277,14 +46468,6 @@
       </w:r>
     </w:p>
     <w:p>
-      <w:pPr>
-        <w:pStyle w:val="BodyText"/>
-      </w:pPr>
-      <w:r>
-        <w:t>Paralelno je u objedinjenom pipeline-u testiran skup arhitektura sa Optuna optimizacijom (100 trial-ova po modelu): RandomForest, XGBoost, LightGBM, MLP, TCN i multi-layer RNN. Tree modeli postižu R² u opsegu 0,33–0,335, MLP postiže R² = 0,316, dok rekurentne mreže ostaju ispod (TCN 0,245; multi-layer RNN 0,216). Razlika R² ≈ 0,12 između LightGBM-a i RNN-a ukazuje na strukturna ograničenja inicijalne RNN postavke i predstavljala je polaznu tačku za dalji razvoj.</w:t>
-      </w:r>
-    </w:p>
-    <w:p>
       <w:r>
         <w:rPr>
           <w:noProof/>
@@ -46347,7 +46530,86 @@
         <w:pStyle w:val="BodyText"/>
       </w:pPr>
       <w:r>
-        <w:t>Prvi sistematski korak za smanjenje preprilagođavanja jeste selekcija obeležja. Kombinovana XGBoost i LightGBM analiza važnosti pokazala je da od 184 inženjerisanih obeležja, 144 ne nose dodatnu informaciju za neuronske modele zbog visoke korelisanosti sa boljim varijantama (npr. roll3 i roll5 verzije iste statistike). Redukcija na 40 obeležja uvećava R² MLP-a za 0,021 i smanjuje overfit gap za 0,01–0,03 u zavisnosti od modela. Tree modeli ne dobijaju značajno na ovoj redukciji zbog ugrađenog mehanizma selekcije.</w:t>
+        <w:t xml:space="preserve">Prvi sistematski korak za smanjenje preprilagođavanja jeste selekcija obeležja. Kombinovana </w:t>
+      </w:r>
+      <w:r>
+        <w:rPr>
+          <w:i/>
+          <w:iCs/>
+        </w:rPr>
+        <w:t>XGBoost</w:t>
+      </w:r>
+      <w:r>
+        <w:t xml:space="preserve"> i </w:t>
+      </w:r>
+      <w:r>
+        <w:rPr>
+          <w:i/>
+          <w:iCs/>
+        </w:rPr>
+        <w:t>LightGBM</w:t>
+      </w:r>
+      <w:r>
+        <w:t xml:space="preserve"> analiza važnosti pokazala je da od 184 inženjerisanih obeležja, 144 ne nose dodatnu informaciju za neuronske modele zbog visoke korelisanosti sa boljim varijantama (npr. </w:t>
+      </w:r>
+      <w:r>
+        <w:rPr>
+          <w:i/>
+          <w:iCs/>
+        </w:rPr>
+        <w:t>roll3</w:t>
+      </w:r>
+      <w:r>
+        <w:t xml:space="preserve"> i </w:t>
+      </w:r>
+      <w:r>
+        <w:rPr>
+          <w:i/>
+          <w:iCs/>
+        </w:rPr>
+        <w:t>roll5</w:t>
+      </w:r>
+      <w:r>
+        <w:t xml:space="preserve"> verzije iste statistike). Redukcija na 40 obeležja uvećava R² </w:t>
+      </w:r>
+      <w:r>
+        <w:rPr>
+          <w:i/>
+          <w:iCs/>
+        </w:rPr>
+        <w:t>MLP</w:t>
+      </w:r>
+      <w:r>
+        <w:t xml:space="preserve">-a za 0,021 i smanjuje </w:t>
+      </w:r>
+      <w:r>
+        <w:rPr>
+          <w:i/>
+          <w:iCs/>
+        </w:rPr>
+        <w:t>overfit</w:t>
+      </w:r>
+      <w:r>
+        <w:t xml:space="preserve"> gap za 0,01</w:t>
+      </w:r>
+      <w:r>
+        <w:rPr>
+          <w:lang w:val="en-US"/>
+        </w:rPr>
+        <w:t>-</w:t>
+      </w:r>
+      <w:r>
+        <w:t xml:space="preserve">0,03 u zavisnosti od modela. </w:t>
+      </w:r>
+      <w:r>
+        <w:rPr>
+          <w:i/>
+          <w:iCs/>
+        </w:rPr>
+        <w:t>Tree</w:t>
+      </w:r>
+      <w:r>
+        <w:t xml:space="preserve"> modeli ne dobijaju značajno na ovoj redukciji zbog ugrađenog mehanizma selekcije.</w:t>
       </w:r>
     </w:p>
     <w:p>
@@ -46845,9 +47107,6 @@
       <w:r>
         <w:t>Postignute metrike: MAE = 18,03; RMSE = 25,11; R² = 0,3354. Rekurentne mreže, koje su u prethodnim fazama bile ubedljivo najslabiji pristup, nakon ovih izmena postaju konkurentne svim ostalim modelima i u tom trenutku razvoja ostvaruju i najveći R² među svim testiranim modelima, neznatno iznad LightGBM-a (R² = 0,3346). U odnosu na inicijalni multi-layer RNN, R² je porastao za 0,1197, a MAE smanjen za 1,70 jardi. Direktna LSTM vs GRU ablacija pokazuje minimalnu razliku (R² u opsegu 0,3326–0,3354), iz čega sledi da je odlučujući faktor topologija arhitekture, a ne tip rekurentne ćelije.</w:t>
       </w:r>
-      <w:r>
-        <w:t>.</w:t>
-      </w:r>
     </w:p>
     <w:p>
       <w:r>
@@ -46918,7 +47177,117 @@
         <w:pStyle w:val="BodyText"/>
       </w:pPr>
       <w:r>
-        <w:t>Naredna iteracija kombinuje Improved RNN sa AttentionPool slojem i Embedding granom. Pretpostavka je da self-attention može da ponderiše različite utakmice u istoriji, a embedding da kodira latentne kvalitete pojedinih igrača. Testirana je grid {LSTM, GRU} × {√y, log(1+y)}.</w:t>
+        <w:t xml:space="preserve">Naredna iteracija nadograđuje </w:t>
+      </w:r>
+      <w:r>
+        <w:rPr>
+          <w:i/>
+          <w:iCs/>
+        </w:rPr>
+        <w:t>Improved RNN</w:t>
+      </w:r>
+      <w:r>
+        <w:t xml:space="preserve"> dvema komponentama: </w:t>
+      </w:r>
+      <w:r>
+        <w:rPr>
+          <w:i/>
+          <w:iCs/>
+        </w:rPr>
+        <w:t>AttentionPool</w:t>
+      </w:r>
+      <w:r>
+        <w:t xml:space="preserve"> slojem i </w:t>
+      </w:r>
+      <w:r>
+        <w:rPr>
+          <w:i/>
+          <w:iCs/>
+        </w:rPr>
+        <w:t>Embedding</w:t>
+      </w:r>
+      <w:r>
+        <w:t xml:space="preserve"> granom namenjenoj identitetu igrača. </w:t>
+      </w:r>
+      <w:r>
+        <w:rPr>
+          <w:i/>
+          <w:iCs/>
+        </w:rPr>
+        <w:t>Embedding</w:t>
+      </w:r>
+      <w:r>
+        <w:t xml:space="preserve"> grana je uvedena sa idejom da modeluje latentne, vremenski stabilne kvalitete pojedinih igrača (talenat, ulogu u timu, stilske karakteristike) koje sirova </w:t>
+      </w:r>
+      <w:r>
+        <w:rPr>
+          <w:i/>
+          <w:iCs/>
+        </w:rPr>
+        <w:t>game-level</w:t>
+      </w:r>
+      <w:r>
+        <w:t xml:space="preserve"> obeležja ne zahvataju u potpunosti, a koje bi mogle nositi prediktivni signal nezavisan od forme u prethodnim mečevima. Radi provere odnosa između tipa rekurentne ćelije i ciljne transformacije, testirana je kombinatorika {LSTM, GRU} </w:t>
+      </w:r>
+      <w:r>
+        <w:rPr>
+          <w:lang w:val="en-US"/>
+        </w:rPr>
+        <w:t>*</w:t>
+      </w:r>
+      <w:r>
+        <w:t xml:space="preserve"> {</w:t>
+      </w:r>
+      <w:r>
+        <w:rPr>
+          <w:rFonts w:hint="eastAsia"/>
+        </w:rPr>
+        <w:t>√</w:t>
+      </w:r>
+      <w:r>
+        <w:t>y, log(1+y)}, a dodatno je razmatrana i dijagnostička varijanta sa relaksiranom regularizacijom. Rezultati su ispod Improved RNN-a (najbolji GRU_sqrt R² = 0,3236; relaksirana varijanta GRU_log1p_v2 R² = 0,3262), pri čemu svi modeli i dalje rano staju.</w:t>
+      </w:r>
+    </w:p>
+    <w:p>
+      <w:pPr>
+        <w:pStyle w:val="BodyText"/>
+      </w:pPr>
+      <w:r>
+        <w:t xml:space="preserve">Uzrok je dvojak: 49,9% test uzoraka ima </w:t>
+      </w:r>
+      <w:r>
+        <w:rPr>
+          <w:i/>
+          <w:iCs/>
+        </w:rPr>
+        <w:t>player</w:t>
+      </w:r>
+      <w:r>
+        <w:rPr>
+          <w:i/>
+          <w:iCs/>
+          <w:lang w:val="en-US"/>
+        </w:rPr>
+        <w:t xml:space="preserve"> </w:t>
+      </w:r>
+      <w:r>
+        <w:rPr>
+          <w:i/>
+          <w:iCs/>
+        </w:rPr>
+        <w:t>id</w:t>
+      </w:r>
+      <w:r>
+        <w:t xml:space="preserve"> koji se ne pojavljuje u trening skupu, te embedding sloj ostaje neefikasan na test skupu; takođe, mali broj utakmica po igraču (medijan </w:t>
+      </w:r>
+      <w:r>
+        <w:rPr>
+          <w:rFonts w:hint="eastAsia"/>
+        </w:rPr>
+        <w:t>≈</w:t>
+      </w:r>
+      <w:r>
+        <w:t xml:space="preserve"> 14) ne pruža dovoljno signala za učenje smislenih attention težina. Iz navedenog sledi da Improved RNN ostaje najbolji rekurentni model za posmatrani skup. Pažnja i ugrađivanje identiteta ne donose poboljšanje, jer ograničenje nije u kapacitetu modela, već u količini i strukturi raspoloživih podataka.</w:t>
       </w:r>
     </w:p>
     <w:p>
@@ -46969,23 +47338,6 @@
       </w:pPr>
       <w:r>
         <w:t>Slika 23. Trening i validacione krive Attention + Embedding modela.</w:t>
-      </w:r>
-    </w:p>
-    <w:p>
-      <w:pPr>
-        <w:pStyle w:val="BodyText"/>
-      </w:pPr>
-      <w:r>
-        <w:t>Postignute metrike su ispod Improved RNN-a (najbolji GRU_sqrt R² = 0,3236). Dijagnostička varijanta sa rela</w:t>
-      </w:r>
-      <w:r>
-        <w:rPr>
-          <w:lang w:val="en-US"/>
-        </w:rPr>
-        <w:t>ks</w:t>
-      </w:r>
-      <w:r>
-        <w:t>iranom regularizacijom (dropout 0,25 → 0,15, noise 0,05 → 0, weight decay 5e-4 → 1e-4, patience 25 → 50) blago popravlja rezultat (GRU_log1p_v2 R² = 0,3262), ali svi modeli i dalje rano staju. Uzrok je dvojak: 49,9% test uzoraka ima player_id koji se ne pojavljuje u trening skupu, te embedding sloj ostaje neefikasan na test skupu; takođe, mali broj utakmica po igraču (medijan ≈ 14) ne pruža dovoljno signala za učenje smislenih attention težina.</w:t>
       </w:r>
     </w:p>
     <w:p>
@@ -47041,14 +47393,6 @@
     </w:p>
     <w:p>
       <w:pPr>
-        <w:pStyle w:val="BodyText"/>
-      </w:pPr>
-      <w:r>
-        <w:t>Iz navedenog sledi da Improved RNN ostaje najbolji rekurentni model za posmatrani skup. Pažnja i ugrađivanje identiteta ne donose poboljšanje, jer ograničenje nije u kapacitetu modela, već u količini i strukturi raspoloživih podataka.</w:t>
-      </w:r>
-    </w:p>
-    <w:p>
-      <w:pPr>
         <w:pStyle w:val="Heading3"/>
       </w:pPr>
       <w:r>
@@ -47058,9 +47402,153 @@
     <w:p>
       <w:pPr>
         <w:pStyle w:val="BodyText"/>
+        <w:rPr>
+          <w:lang w:val="en-US"/>
+        </w:rPr>
       </w:pPr>
       <w:r>
-        <w:t>Kvantilna regresija primenjena je sa istom MLP-B osnovom i pinball loss funkcijom. Tačkasta predikcija je medijan q50, dok q90 − q10 razmak služi kao 80% interval poverenja.</w:t>
+        <w:rPr>
+          <w:lang w:val="en-US"/>
+        </w:rPr>
+        <w:t xml:space="preserve">Kvantilna regresija primenjena je nad istom </w:t>
+      </w:r>
+      <w:r>
+        <w:rPr>
+          <w:i/>
+          <w:iCs/>
+          <w:lang w:val="en-US"/>
+        </w:rPr>
+        <w:t>MLP</w:t>
+      </w:r>
+      <w:r>
+        <w:rPr>
+          <w:lang w:val="en-US"/>
+        </w:rPr>
+        <w:t xml:space="preserve">-B osnovom, uz </w:t>
+      </w:r>
+      <w:r>
+        <w:rPr>
+          <w:i/>
+          <w:iCs/>
+          <w:lang w:val="en-US"/>
+        </w:rPr>
+        <w:t>pinball loss</w:t>
+      </w:r>
+      <w:r>
+        <w:rPr>
+          <w:lang w:val="en-US"/>
+        </w:rPr>
+        <w:t xml:space="preserve"> kao funkciju gubitka koja model usmerava da istovremeno procenjuje više tačaka uslovne distribucije ciljne promenljive. Kao tačkasta predikcija koristi se medijan (q50), dok razmak između gornjeg i donjeg kvantila (q90</w:t>
+      </w:r>
+      <w:r>
+        <w:rPr>
+          <w:lang w:val="en-US"/>
+        </w:rPr>
+        <w:t>-</w:t>
+      </w:r>
+      <w:r>
+        <w:rPr>
+          <w:lang w:val="en-US"/>
+        </w:rPr>
+        <w:t>q10) služi kao 80% interval</w:t>
+      </w:r>
+      <w:r>
+        <w:rPr>
+          <w:lang w:val="en-US"/>
+        </w:rPr>
+        <w:t>a</w:t>
+      </w:r>
+      <w:r>
+        <w:rPr>
+          <w:lang w:val="en-US"/>
+        </w:rPr>
+        <w:t xml:space="preserve"> poverenja, čime model pored same predikcije pruža i kvantifikaciju neizvesnosti.</w:t>
+      </w:r>
+    </w:p>
+    <w:p>
+      <w:pPr>
+        <w:pStyle w:val="BodyText"/>
+        <w:rPr>
+          <w:lang w:val="en-US"/>
+        </w:rPr>
+      </w:pPr>
+      <w:r>
+        <w:rPr>
+          <w:lang w:val="en-US"/>
+        </w:rPr>
+        <w:t xml:space="preserve">Postignute metrike su: </w:t>
+      </w:r>
+      <w:r>
+        <w:rPr>
+          <w:i/>
+          <w:iCs/>
+          <w:lang w:val="en-US"/>
+        </w:rPr>
+        <w:t>MAE</w:t>
+      </w:r>
+      <w:r>
+        <w:rPr>
+          <w:lang w:val="en-US"/>
+        </w:rPr>
+        <w:t xml:space="preserve"> q50 = 17,76; </w:t>
+      </w:r>
+      <w:r>
+        <w:rPr>
+          <w:i/>
+          <w:iCs/>
+          <w:lang w:val="en-US"/>
+        </w:rPr>
+        <w:t>RMSE</w:t>
+      </w:r>
+      <w:r>
+        <w:rPr>
+          <w:lang w:val="en-US"/>
+        </w:rPr>
+        <w:t xml:space="preserve"> = 25,60; R² = 0,3093; pokrivenost pojasa q10</w:t>
+      </w:r>
+      <w:r>
+        <w:rPr>
+          <w:lang w:val="en-US"/>
+        </w:rPr>
+        <w:t>-</w:t>
+      </w:r>
+      <w:r>
+        <w:rPr>
+          <w:lang w:val="en-US"/>
+        </w:rPr>
+        <w:t xml:space="preserve">q90 iznosi 78,8% (uz ciljanu vrednost od 80%), a prosečna širina pojasa 59,7 jardi. </w:t>
+      </w:r>
+      <w:r>
+        <w:rPr>
+          <w:i/>
+          <w:iCs/>
+          <w:lang w:val="en-US"/>
+        </w:rPr>
+        <w:t>MLP Quantile</w:t>
+      </w:r>
+      <w:r>
+        <w:rPr>
+          <w:lang w:val="en-US"/>
+        </w:rPr>
+        <w:t xml:space="preserve"> je time najbolji pojedinačni model po MAE metrici i jasno ilustruje da izbor funkcije gubitka može imati </w:t>
+      </w:r>
+      <w:r>
+        <w:rPr>
+          <w:lang w:val="en-US"/>
+        </w:rPr>
+        <w:t>značajan</w:t>
+      </w:r>
+      <w:r>
+        <w:rPr>
+          <w:lang w:val="en-US"/>
+        </w:rPr>
+        <w:t xml:space="preserve"> efekat na kvalitet predikcije</w:t>
+      </w:r>
+      <w:r>
+        <w:rPr>
+          <w:lang w:val="en-US"/>
+        </w:rPr>
+        <w:t>.</w:t>
       </w:r>
     </w:p>
     <w:p>
@@ -47161,14 +47649,6 @@
       </w:pPr>
       <w:r>
         <w:t>Slika 26. Predikcije medijana (q50) i pojas q10–q90 na test skupu.</w:t>
-      </w:r>
-    </w:p>
-    <w:p>
-      <w:pPr>
-        <w:pStyle w:val="BodyText"/>
-      </w:pPr>
-      <w:r>
-        <w:t>Postignute metrike: MAE q50 = 17,76; RMSE = 25,60; R² = 0,3093; pokrivenost q10–q90 = 78,8% (cilj 80%); prosečna širina pojasa 59,7 jardi. MLP Quantile je najbolji pojedinačni model po MAE metrici i ilustruje da izbor funkcije gubitka može imati uporediv ili veći efekat od dodatnih arhitekturnih modifikacija.</w:t>
       </w:r>
     </w:p>
     <w:p>

--- a/Izvestaj/_report_NN_v2.docx
+++ b/Izvestaj/_report_NN_v2.docx
@@ -2877,14 +2877,27 @@
       <w:r>
         <w:t xml:space="preserve">Tabela </w:t>
       </w:r>
-      <w:fldSimple w:instr=" SEQ Tabela \* ARABIC ">
-        <w:r>
-          <w:rPr>
-            <w:noProof/>
-          </w:rPr>
-          <w:t>1</w:t>
-        </w:r>
-      </w:fldSimple>
+      <w:r>
+        <w:fldChar w:fldCharType="begin"/>
+      </w:r>
+      <w:r>
+        <w:instrText xml:space="preserve"> SEQ Tabela \* ARABIC </w:instrText>
+      </w:r>
+      <w:r>
+        <w:fldChar w:fldCharType="separate"/>
+      </w:r>
+      <w:r>
+        <w:rPr>
+          <w:noProof/>
+        </w:rPr>
+        <w:t>1</w:t>
+      </w:r>
+      <w:r>
+        <w:rPr>
+          <w:noProof/>
+        </w:rPr>
+        <w:fldChar w:fldCharType="end"/>
+      </w:r>
       <w:bookmarkEnd w:id="1"/>
       <w:r>
         <w:t xml:space="preserve"> Obim data seta</w:t>
@@ -3001,14 +3014,27 @@
       <w:r>
         <w:t xml:space="preserve">Slika </w:t>
       </w:r>
-      <w:fldSimple w:instr=" SEQ Slika \* ARABIC ">
-        <w:r>
-          <w:rPr>
-            <w:noProof/>
-          </w:rPr>
-          <w:t>1</w:t>
-        </w:r>
-      </w:fldSimple>
+      <w:r>
+        <w:fldChar w:fldCharType="begin"/>
+      </w:r>
+      <w:r>
+        <w:instrText xml:space="preserve"> SEQ Slika \* ARABIC </w:instrText>
+      </w:r>
+      <w:r>
+        <w:fldChar w:fldCharType="separate"/>
+      </w:r>
+      <w:r>
+        <w:rPr>
+          <w:noProof/>
+        </w:rPr>
+        <w:t>1</w:t>
+      </w:r>
+      <w:r>
+        <w:rPr>
+          <w:noProof/>
+        </w:rPr>
+        <w:fldChar w:fldCharType="end"/>
+      </w:r>
       <w:bookmarkEnd w:id="2"/>
       <w:r>
         <w:rPr>
@@ -3238,14 +3264,27 @@
       <w:r>
         <w:t xml:space="preserve">Slika </w:t>
       </w:r>
-      <w:fldSimple w:instr=" SEQ Slika \* ARABIC ">
-        <w:r>
-          <w:rPr>
-            <w:noProof/>
-          </w:rPr>
-          <w:t>2</w:t>
-        </w:r>
-      </w:fldSimple>
+      <w:r>
+        <w:fldChar w:fldCharType="begin"/>
+      </w:r>
+      <w:r>
+        <w:instrText xml:space="preserve"> SEQ Slika \* ARABIC </w:instrText>
+      </w:r>
+      <w:r>
+        <w:fldChar w:fldCharType="separate"/>
+      </w:r>
+      <w:r>
+        <w:rPr>
+          <w:noProof/>
+        </w:rPr>
+        <w:t>2</w:t>
+      </w:r>
+      <w:r>
+        <w:rPr>
+          <w:noProof/>
+        </w:rPr>
+        <w:fldChar w:fldCharType="end"/>
+      </w:r>
       <w:bookmarkEnd w:id="3"/>
       <w:r>
         <w:t xml:space="preserve"> </w:t>
@@ -3427,14 +3466,27 @@
       <w:r>
         <w:t xml:space="preserve">Slika </w:t>
       </w:r>
-      <w:fldSimple w:instr=" SEQ Slika \* ARABIC ">
-        <w:r>
-          <w:rPr>
-            <w:noProof/>
-          </w:rPr>
-          <w:t>3</w:t>
-        </w:r>
-      </w:fldSimple>
+      <w:r>
+        <w:fldChar w:fldCharType="begin"/>
+      </w:r>
+      <w:r>
+        <w:instrText xml:space="preserve"> SEQ Slika \* ARABIC </w:instrText>
+      </w:r>
+      <w:r>
+        <w:fldChar w:fldCharType="separate"/>
+      </w:r>
+      <w:r>
+        <w:rPr>
+          <w:noProof/>
+        </w:rPr>
+        <w:t>3</w:t>
+      </w:r>
+      <w:r>
+        <w:rPr>
+          <w:noProof/>
+        </w:rPr>
+        <w:fldChar w:fldCharType="end"/>
+      </w:r>
       <w:bookmarkEnd w:id="4"/>
       <w:r>
         <w:t xml:space="preserve"> </w:t>
@@ -3614,14 +3666,27 @@
       <w:r>
         <w:t xml:space="preserve">Slika </w:t>
       </w:r>
-      <w:fldSimple w:instr=" SEQ Slika \* ARABIC ">
-        <w:r>
-          <w:rPr>
-            <w:noProof/>
-          </w:rPr>
-          <w:t>4</w:t>
-        </w:r>
-      </w:fldSimple>
+      <w:r>
+        <w:fldChar w:fldCharType="begin"/>
+      </w:r>
+      <w:r>
+        <w:instrText xml:space="preserve"> SEQ Slika \* ARABIC </w:instrText>
+      </w:r>
+      <w:r>
+        <w:fldChar w:fldCharType="separate"/>
+      </w:r>
+      <w:r>
+        <w:rPr>
+          <w:noProof/>
+        </w:rPr>
+        <w:t>4</w:t>
+      </w:r>
+      <w:r>
+        <w:rPr>
+          <w:noProof/>
+        </w:rPr>
+        <w:fldChar w:fldCharType="end"/>
+      </w:r>
       <w:bookmarkEnd w:id="5"/>
       <w:r>
         <w:t xml:space="preserve"> </w:t>
@@ -3881,14 +3946,27 @@
       <w:r>
         <w:t xml:space="preserve">Slika </w:t>
       </w:r>
-      <w:fldSimple w:instr=" SEQ Slika \* ARABIC ">
-        <w:r>
-          <w:rPr>
-            <w:noProof/>
-          </w:rPr>
-          <w:t>5</w:t>
-        </w:r>
-      </w:fldSimple>
+      <w:r>
+        <w:fldChar w:fldCharType="begin"/>
+      </w:r>
+      <w:r>
+        <w:instrText xml:space="preserve"> SEQ Slika \* ARABIC </w:instrText>
+      </w:r>
+      <w:r>
+        <w:fldChar w:fldCharType="separate"/>
+      </w:r>
+      <w:r>
+        <w:rPr>
+          <w:noProof/>
+        </w:rPr>
+        <w:t>5</w:t>
+      </w:r>
+      <w:r>
+        <w:rPr>
+          <w:noProof/>
+        </w:rPr>
+        <w:fldChar w:fldCharType="end"/>
+      </w:r>
       <w:bookmarkEnd w:id="6"/>
       <w:r>
         <w:t xml:space="preserve"> </w:t>
@@ -4274,14 +4352,27 @@
       <w:r>
         <w:t xml:space="preserve">Slika </w:t>
       </w:r>
-      <w:fldSimple w:instr=" SEQ Slika \* ARABIC ">
-        <w:r>
-          <w:rPr>
-            <w:noProof/>
-          </w:rPr>
-          <w:t>6</w:t>
-        </w:r>
-      </w:fldSimple>
+      <w:r>
+        <w:fldChar w:fldCharType="begin"/>
+      </w:r>
+      <w:r>
+        <w:instrText xml:space="preserve"> SEQ Slika \* ARABIC </w:instrText>
+      </w:r>
+      <w:r>
+        <w:fldChar w:fldCharType="separate"/>
+      </w:r>
+      <w:r>
+        <w:rPr>
+          <w:noProof/>
+        </w:rPr>
+        <w:t>6</w:t>
+      </w:r>
+      <w:r>
+        <w:rPr>
+          <w:noProof/>
+        </w:rPr>
+        <w:fldChar w:fldCharType="end"/>
+      </w:r>
       <w:bookmarkEnd w:id="7"/>
       <w:r>
         <w:t xml:space="preserve"> </w:t>
@@ -4682,14 +4773,27 @@
       <w:r>
         <w:t xml:space="preserve">Slika </w:t>
       </w:r>
-      <w:fldSimple w:instr=" SEQ Slika \* ARABIC ">
-        <w:r>
-          <w:rPr>
-            <w:noProof/>
-          </w:rPr>
-          <w:t>7</w:t>
-        </w:r>
-      </w:fldSimple>
+      <w:r>
+        <w:fldChar w:fldCharType="begin"/>
+      </w:r>
+      <w:r>
+        <w:instrText xml:space="preserve"> SEQ Slika \* ARABIC </w:instrText>
+      </w:r>
+      <w:r>
+        <w:fldChar w:fldCharType="separate"/>
+      </w:r>
+      <w:r>
+        <w:rPr>
+          <w:noProof/>
+        </w:rPr>
+        <w:t>7</w:t>
+      </w:r>
+      <w:r>
+        <w:rPr>
+          <w:noProof/>
+        </w:rPr>
+        <w:fldChar w:fldCharType="end"/>
+      </w:r>
       <w:bookmarkEnd w:id="8"/>
       <w:r>
         <w:t xml:space="preserve"> </w:t>
@@ -4757,14 +4861,27 @@
       <w:r>
         <w:t xml:space="preserve">Slika </w:t>
       </w:r>
-      <w:fldSimple w:instr=" SEQ Slika \* ARABIC ">
-        <w:r>
-          <w:rPr>
-            <w:noProof/>
-          </w:rPr>
-          <w:t>8</w:t>
-        </w:r>
-      </w:fldSimple>
+      <w:r>
+        <w:fldChar w:fldCharType="begin"/>
+      </w:r>
+      <w:r>
+        <w:instrText xml:space="preserve"> SEQ Slika \* ARABIC </w:instrText>
+      </w:r>
+      <w:r>
+        <w:fldChar w:fldCharType="separate"/>
+      </w:r>
+      <w:r>
+        <w:rPr>
+          <w:noProof/>
+        </w:rPr>
+        <w:t>8</w:t>
+      </w:r>
+      <w:r>
+        <w:rPr>
+          <w:noProof/>
+        </w:rPr>
+        <w:fldChar w:fldCharType="end"/>
+      </w:r>
       <w:bookmarkEnd w:id="9"/>
       <w:r>
         <w:t xml:space="preserve"> </w:t>
@@ -6229,14 +6346,27 @@
       <w:r>
         <w:t xml:space="preserve">Tabela </w:t>
       </w:r>
-      <w:fldSimple w:instr=" SEQ Tabela \* ARABIC ">
-        <w:r>
-          <w:rPr>
-            <w:noProof/>
-          </w:rPr>
-          <w:t>2</w:t>
-        </w:r>
-      </w:fldSimple>
+      <w:r>
+        <w:fldChar w:fldCharType="begin"/>
+      </w:r>
+      <w:r>
+        <w:instrText xml:space="preserve"> SEQ Tabela \* ARABIC </w:instrText>
+      </w:r>
+      <w:r>
+        <w:fldChar w:fldCharType="separate"/>
+      </w:r>
+      <w:r>
+        <w:rPr>
+          <w:noProof/>
+        </w:rPr>
+        <w:t>2</w:t>
+      </w:r>
+      <w:r>
+        <w:rPr>
+          <w:noProof/>
+        </w:rPr>
+        <w:fldChar w:fldCharType="end"/>
+      </w:r>
       <w:bookmarkEnd w:id="10"/>
       <w:r>
         <w:t xml:space="preserve"> GirdSearch QB</w:t>
@@ -6913,14 +7043,27 @@
       <w:r>
         <w:t xml:space="preserve">Tabela </w:t>
       </w:r>
-      <w:fldSimple w:instr=" SEQ Tabela \* ARABIC ">
-        <w:r>
-          <w:rPr>
-            <w:noProof/>
-          </w:rPr>
-          <w:t>3</w:t>
-        </w:r>
-      </w:fldSimple>
+      <w:r>
+        <w:fldChar w:fldCharType="begin"/>
+      </w:r>
+      <w:r>
+        <w:instrText xml:space="preserve"> SEQ Tabela \* ARABIC </w:instrText>
+      </w:r>
+      <w:r>
+        <w:fldChar w:fldCharType="separate"/>
+      </w:r>
+      <w:r>
+        <w:rPr>
+          <w:noProof/>
+        </w:rPr>
+        <w:t>3</w:t>
+      </w:r>
+      <w:r>
+        <w:rPr>
+          <w:noProof/>
+        </w:rPr>
+        <w:fldChar w:fldCharType="end"/>
+      </w:r>
       <w:bookmarkEnd w:id="11"/>
       <w:r>
         <w:t xml:space="preserve"> </w:t>
@@ -7599,14 +7742,27 @@
       <w:r>
         <w:t xml:space="preserve">Tabela </w:t>
       </w:r>
-      <w:fldSimple w:instr=" SEQ Tabela \* ARABIC ">
-        <w:r>
-          <w:rPr>
-            <w:noProof/>
-          </w:rPr>
-          <w:t>4</w:t>
-        </w:r>
-      </w:fldSimple>
+      <w:r>
+        <w:fldChar w:fldCharType="begin"/>
+      </w:r>
+      <w:r>
+        <w:instrText xml:space="preserve"> SEQ Tabela \* ARABIC </w:instrText>
+      </w:r>
+      <w:r>
+        <w:fldChar w:fldCharType="separate"/>
+      </w:r>
+      <w:r>
+        <w:rPr>
+          <w:noProof/>
+        </w:rPr>
+        <w:t>4</w:t>
+      </w:r>
+      <w:r>
+        <w:rPr>
+          <w:noProof/>
+        </w:rPr>
+        <w:fldChar w:fldCharType="end"/>
+      </w:r>
       <w:bookmarkEnd w:id="12"/>
       <w:r>
         <w:t xml:space="preserve"> </w:t>
@@ -8285,14 +8441,27 @@
       <w:r>
         <w:t xml:space="preserve">Tabela </w:t>
       </w:r>
-      <w:fldSimple w:instr=" SEQ Tabela \* ARABIC ">
-        <w:r>
-          <w:rPr>
-            <w:noProof/>
-          </w:rPr>
-          <w:t>5</w:t>
-        </w:r>
-      </w:fldSimple>
+      <w:r>
+        <w:fldChar w:fldCharType="begin"/>
+      </w:r>
+      <w:r>
+        <w:instrText xml:space="preserve"> SEQ Tabela \* ARABIC </w:instrText>
+      </w:r>
+      <w:r>
+        <w:fldChar w:fldCharType="separate"/>
+      </w:r>
+      <w:r>
+        <w:rPr>
+          <w:noProof/>
+        </w:rPr>
+        <w:t>5</w:t>
+      </w:r>
+      <w:r>
+        <w:rPr>
+          <w:noProof/>
+        </w:rPr>
+        <w:fldChar w:fldCharType="end"/>
+      </w:r>
       <w:bookmarkEnd w:id="13"/>
       <w:r>
         <w:t xml:space="preserve"> </w:t>
@@ -9121,14 +9290,27 @@
       <w:r>
         <w:t xml:space="preserve">Tabela </w:t>
       </w:r>
-      <w:fldSimple w:instr=" SEQ Tabela \* ARABIC ">
-        <w:r>
-          <w:rPr>
-            <w:noProof/>
-          </w:rPr>
-          <w:t>6</w:t>
-        </w:r>
-      </w:fldSimple>
+      <w:r>
+        <w:fldChar w:fldCharType="begin"/>
+      </w:r>
+      <w:r>
+        <w:instrText xml:space="preserve"> SEQ Tabela \* ARABIC </w:instrText>
+      </w:r>
+      <w:r>
+        <w:fldChar w:fldCharType="separate"/>
+      </w:r>
+      <w:r>
+        <w:rPr>
+          <w:noProof/>
+        </w:rPr>
+        <w:t>6</w:t>
+      </w:r>
+      <w:r>
+        <w:rPr>
+          <w:noProof/>
+        </w:rPr>
+        <w:fldChar w:fldCharType="end"/>
+      </w:r>
       <w:bookmarkEnd w:id="14"/>
       <w:r>
         <w:t xml:space="preserve"> </w:t>
@@ -9737,14 +9919,27 @@
       <w:r>
         <w:t xml:space="preserve">Tabela </w:t>
       </w:r>
-      <w:fldSimple w:instr=" SEQ Tabela \* ARABIC ">
-        <w:r>
-          <w:rPr>
-            <w:noProof/>
-          </w:rPr>
-          <w:t>7</w:t>
-        </w:r>
-      </w:fldSimple>
+      <w:r>
+        <w:fldChar w:fldCharType="begin"/>
+      </w:r>
+      <w:r>
+        <w:instrText xml:space="preserve"> SEQ Tabela \* ARABIC </w:instrText>
+      </w:r>
+      <w:r>
+        <w:fldChar w:fldCharType="separate"/>
+      </w:r>
+      <w:r>
+        <w:rPr>
+          <w:noProof/>
+        </w:rPr>
+        <w:t>7</w:t>
+      </w:r>
+      <w:r>
+        <w:rPr>
+          <w:noProof/>
+        </w:rPr>
+        <w:fldChar w:fldCharType="end"/>
+      </w:r>
       <w:bookmarkEnd w:id="15"/>
       <w:r>
         <w:t xml:space="preserve"> </w:t>
@@ -10353,14 +10548,27 @@
       <w:r>
         <w:t xml:space="preserve">Tabela </w:t>
       </w:r>
-      <w:fldSimple w:instr=" SEQ Tabela \* ARABIC ">
-        <w:r>
-          <w:rPr>
-            <w:noProof/>
-          </w:rPr>
-          <w:t>8</w:t>
-        </w:r>
-      </w:fldSimple>
+      <w:r>
+        <w:fldChar w:fldCharType="begin"/>
+      </w:r>
+      <w:r>
+        <w:instrText xml:space="preserve"> SEQ Tabela \* ARABIC </w:instrText>
+      </w:r>
+      <w:r>
+        <w:fldChar w:fldCharType="separate"/>
+      </w:r>
+      <w:r>
+        <w:rPr>
+          <w:noProof/>
+        </w:rPr>
+        <w:t>8</w:t>
+      </w:r>
+      <w:r>
+        <w:rPr>
+          <w:noProof/>
+        </w:rPr>
+        <w:fldChar w:fldCharType="end"/>
+      </w:r>
       <w:bookmarkEnd w:id="16"/>
       <w:r>
         <w:t xml:space="preserve"> </w:t>
@@ -10969,14 +11177,27 @@
       <w:r>
         <w:t xml:space="preserve">Tabela </w:t>
       </w:r>
-      <w:fldSimple w:instr=" SEQ Tabela \* ARABIC ">
-        <w:r>
-          <w:rPr>
-            <w:noProof/>
-          </w:rPr>
-          <w:t>9</w:t>
-        </w:r>
-      </w:fldSimple>
+      <w:r>
+        <w:fldChar w:fldCharType="begin"/>
+      </w:r>
+      <w:r>
+        <w:instrText xml:space="preserve"> SEQ Tabela \* ARABIC </w:instrText>
+      </w:r>
+      <w:r>
+        <w:fldChar w:fldCharType="separate"/>
+      </w:r>
+      <w:r>
+        <w:rPr>
+          <w:noProof/>
+        </w:rPr>
+        <w:t>9</w:t>
+      </w:r>
+      <w:r>
+        <w:rPr>
+          <w:noProof/>
+        </w:rPr>
+        <w:fldChar w:fldCharType="end"/>
+      </w:r>
       <w:bookmarkEnd w:id="17"/>
       <w:r>
         <w:t xml:space="preserve"> </w:t>
@@ -14189,14 +14410,27 @@
       <w:r>
         <w:t xml:space="preserve">Tabela </w:t>
       </w:r>
-      <w:fldSimple w:instr=" SEQ Tabela \* ARABIC ">
-        <w:r>
-          <w:rPr>
-            <w:noProof/>
-          </w:rPr>
-          <w:t>10</w:t>
-        </w:r>
-      </w:fldSimple>
+      <w:r>
+        <w:fldChar w:fldCharType="begin"/>
+      </w:r>
+      <w:r>
+        <w:instrText xml:space="preserve"> SEQ Tabela \* ARABIC </w:instrText>
+      </w:r>
+      <w:r>
+        <w:fldChar w:fldCharType="separate"/>
+      </w:r>
+      <w:r>
+        <w:rPr>
+          <w:noProof/>
+        </w:rPr>
+        <w:t>10</w:t>
+      </w:r>
+      <w:r>
+        <w:rPr>
+          <w:noProof/>
+        </w:rPr>
+        <w:fldChar w:fldCharType="end"/>
+      </w:r>
       <w:bookmarkEnd w:id="18"/>
       <w:r>
         <w:t xml:space="preserve"> QB rezultati modela za različite optimizacione strategije</w:t>
@@ -17203,14 +17437,27 @@
       <w:r>
         <w:t xml:space="preserve">Tabela </w:t>
       </w:r>
-      <w:fldSimple w:instr=" SEQ Tabela \* ARABIC ">
-        <w:r>
-          <w:rPr>
-            <w:noProof/>
-          </w:rPr>
-          <w:t>11</w:t>
-        </w:r>
-      </w:fldSimple>
+      <w:r>
+        <w:fldChar w:fldCharType="begin"/>
+      </w:r>
+      <w:r>
+        <w:instrText xml:space="preserve"> SEQ Tabela \* ARABIC </w:instrText>
+      </w:r>
+      <w:r>
+        <w:fldChar w:fldCharType="separate"/>
+      </w:r>
+      <w:r>
+        <w:rPr>
+          <w:noProof/>
+        </w:rPr>
+        <w:t>11</w:t>
+      </w:r>
+      <w:r>
+        <w:rPr>
+          <w:noProof/>
+        </w:rPr>
+        <w:fldChar w:fldCharType="end"/>
+      </w:r>
       <w:bookmarkEnd w:id="19"/>
       <w:r>
         <w:t xml:space="preserve"> RB </w:t>
@@ -20299,14 +20546,27 @@
       <w:r>
         <w:t xml:space="preserve">Tabela </w:t>
       </w:r>
-      <w:fldSimple w:instr=" SEQ Tabela \* ARABIC ">
-        <w:r>
-          <w:rPr>
-            <w:noProof/>
-          </w:rPr>
-          <w:t>12</w:t>
-        </w:r>
-      </w:fldSimple>
+      <w:r>
+        <w:fldChar w:fldCharType="begin"/>
+      </w:r>
+      <w:r>
+        <w:instrText xml:space="preserve"> SEQ Tabela \* ARABIC </w:instrText>
+      </w:r>
+      <w:r>
+        <w:fldChar w:fldCharType="separate"/>
+      </w:r>
+      <w:r>
+        <w:rPr>
+          <w:noProof/>
+        </w:rPr>
+        <w:t>12</w:t>
+      </w:r>
+      <w:r>
+        <w:rPr>
+          <w:noProof/>
+        </w:rPr>
+        <w:fldChar w:fldCharType="end"/>
+      </w:r>
       <w:bookmarkEnd w:id="20"/>
       <w:r>
         <w:t xml:space="preserve"> TE </w:t>
@@ -23315,14 +23575,27 @@
       <w:r>
         <w:t xml:space="preserve">Tabela </w:t>
       </w:r>
-      <w:fldSimple w:instr=" SEQ Tabela \* ARABIC ">
-        <w:r>
-          <w:rPr>
-            <w:noProof/>
-          </w:rPr>
-          <w:t>13</w:t>
-        </w:r>
-      </w:fldSimple>
+      <w:r>
+        <w:fldChar w:fldCharType="begin"/>
+      </w:r>
+      <w:r>
+        <w:instrText xml:space="preserve"> SEQ Tabela \* ARABIC </w:instrText>
+      </w:r>
+      <w:r>
+        <w:fldChar w:fldCharType="separate"/>
+      </w:r>
+      <w:r>
+        <w:rPr>
+          <w:noProof/>
+        </w:rPr>
+        <w:t>13</w:t>
+      </w:r>
+      <w:r>
+        <w:rPr>
+          <w:noProof/>
+        </w:rPr>
+        <w:fldChar w:fldCharType="end"/>
+      </w:r>
       <w:bookmarkEnd w:id="21"/>
       <w:r>
         <w:t xml:space="preserve"> WR </w:t>
@@ -25390,14 +25663,27 @@
       <w:r>
         <w:t xml:space="preserve">Tabela </w:t>
       </w:r>
-      <w:fldSimple w:instr=" SEQ Tabela \* ARABIC ">
-        <w:r>
-          <w:rPr>
-            <w:noProof/>
-          </w:rPr>
-          <w:t>14</w:t>
-        </w:r>
-      </w:fldSimple>
+      <w:r>
+        <w:fldChar w:fldCharType="begin"/>
+      </w:r>
+      <w:r>
+        <w:instrText xml:space="preserve"> SEQ Tabela \* ARABIC </w:instrText>
+      </w:r>
+      <w:r>
+        <w:fldChar w:fldCharType="separate"/>
+      </w:r>
+      <w:r>
+        <w:rPr>
+          <w:noProof/>
+        </w:rPr>
+        <w:t>14</w:t>
+      </w:r>
+      <w:r>
+        <w:rPr>
+          <w:noProof/>
+        </w:rPr>
+        <w:fldChar w:fldCharType="end"/>
+      </w:r>
       <w:bookmarkEnd w:id="23"/>
       <w:r>
         <w:t xml:space="preserve"> QB RMSE rezultati za walk forward validaciju</w:t>
@@ -27041,14 +27327,27 @@
       <w:r>
         <w:t xml:space="preserve">Tabela </w:t>
       </w:r>
-      <w:fldSimple w:instr=" SEQ Tabela \* ARABIC ">
-        <w:r>
-          <w:rPr>
-            <w:noProof/>
-          </w:rPr>
-          <w:t>15</w:t>
-        </w:r>
-      </w:fldSimple>
+      <w:r>
+        <w:fldChar w:fldCharType="begin"/>
+      </w:r>
+      <w:r>
+        <w:instrText xml:space="preserve"> SEQ Tabela \* ARABIC </w:instrText>
+      </w:r>
+      <w:r>
+        <w:fldChar w:fldCharType="separate"/>
+      </w:r>
+      <w:r>
+        <w:rPr>
+          <w:noProof/>
+        </w:rPr>
+        <w:t>15</w:t>
+      </w:r>
+      <w:r>
+        <w:rPr>
+          <w:noProof/>
+        </w:rPr>
+        <w:fldChar w:fldCharType="end"/>
+      </w:r>
       <w:bookmarkEnd w:id="24"/>
       <w:r>
         <w:t xml:space="preserve"> </w:t>
@@ -28967,14 +29266,27 @@
       <w:r>
         <w:t xml:space="preserve">Tabela </w:t>
       </w:r>
-      <w:fldSimple w:instr=" SEQ Tabela \* ARABIC ">
-        <w:r>
-          <w:rPr>
-            <w:noProof/>
-          </w:rPr>
-          <w:t>16</w:t>
-        </w:r>
-      </w:fldSimple>
+      <w:r>
+        <w:fldChar w:fldCharType="begin"/>
+      </w:r>
+      <w:r>
+        <w:instrText xml:space="preserve"> SEQ Tabela \* ARABIC </w:instrText>
+      </w:r>
+      <w:r>
+        <w:fldChar w:fldCharType="separate"/>
+      </w:r>
+      <w:r>
+        <w:rPr>
+          <w:noProof/>
+        </w:rPr>
+        <w:t>16</w:t>
+      </w:r>
+      <w:r>
+        <w:rPr>
+          <w:noProof/>
+        </w:rPr>
+        <w:fldChar w:fldCharType="end"/>
+      </w:r>
       <w:bookmarkEnd w:id="25"/>
       <w:r>
         <w:t xml:space="preserve"> RB</w:t>
@@ -30621,14 +30933,27 @@
       <w:r>
         <w:t xml:space="preserve">Tabela </w:t>
       </w:r>
-      <w:fldSimple w:instr=" SEQ Tabela \* ARABIC ">
-        <w:r>
-          <w:rPr>
-            <w:noProof/>
-          </w:rPr>
-          <w:t>17</w:t>
-        </w:r>
-      </w:fldSimple>
+      <w:r>
+        <w:fldChar w:fldCharType="begin"/>
+      </w:r>
+      <w:r>
+        <w:instrText xml:space="preserve"> SEQ Tabela \* ARABIC </w:instrText>
+      </w:r>
+      <w:r>
+        <w:fldChar w:fldCharType="separate"/>
+      </w:r>
+      <w:r>
+        <w:rPr>
+          <w:noProof/>
+        </w:rPr>
+        <w:t>17</w:t>
+      </w:r>
+      <w:r>
+        <w:rPr>
+          <w:noProof/>
+        </w:rPr>
+        <w:fldChar w:fldCharType="end"/>
+      </w:r>
       <w:bookmarkEnd w:id="26"/>
       <w:r>
         <w:t xml:space="preserve"> RB </w:t>
@@ -32542,14 +32867,27 @@
       <w:r>
         <w:t xml:space="preserve">Tabela </w:t>
       </w:r>
-      <w:fldSimple w:instr=" SEQ Tabela \* ARABIC ">
-        <w:r>
-          <w:rPr>
-            <w:noProof/>
-          </w:rPr>
-          <w:t>18</w:t>
-        </w:r>
-      </w:fldSimple>
+      <w:r>
+        <w:fldChar w:fldCharType="begin"/>
+      </w:r>
+      <w:r>
+        <w:instrText xml:space="preserve"> SEQ Tabela \* ARABIC </w:instrText>
+      </w:r>
+      <w:r>
+        <w:fldChar w:fldCharType="separate"/>
+      </w:r>
+      <w:r>
+        <w:rPr>
+          <w:noProof/>
+        </w:rPr>
+        <w:t>18</w:t>
+      </w:r>
+      <w:r>
+        <w:rPr>
+          <w:noProof/>
+        </w:rPr>
+        <w:fldChar w:fldCharType="end"/>
+      </w:r>
       <w:bookmarkEnd w:id="27"/>
       <w:r>
         <w:t xml:space="preserve"> TE </w:t>
@@ -34196,14 +34534,27 @@
       <w:r>
         <w:t xml:space="preserve">Tabela </w:t>
       </w:r>
-      <w:fldSimple w:instr=" SEQ Tabela \* ARABIC ">
-        <w:r>
-          <w:rPr>
-            <w:noProof/>
-          </w:rPr>
-          <w:t>19</w:t>
-        </w:r>
-      </w:fldSimple>
+      <w:r>
+        <w:fldChar w:fldCharType="begin"/>
+      </w:r>
+      <w:r>
+        <w:instrText xml:space="preserve"> SEQ Tabela \* ARABIC </w:instrText>
+      </w:r>
+      <w:r>
+        <w:fldChar w:fldCharType="separate"/>
+      </w:r>
+      <w:r>
+        <w:rPr>
+          <w:noProof/>
+        </w:rPr>
+        <w:t>19</w:t>
+      </w:r>
+      <w:r>
+        <w:rPr>
+          <w:noProof/>
+        </w:rPr>
+        <w:fldChar w:fldCharType="end"/>
+      </w:r>
       <w:bookmarkEnd w:id="28"/>
       <w:r>
         <w:t xml:space="preserve"> TE </w:t>
@@ -36095,14 +36446,27 @@
       <w:r>
         <w:t xml:space="preserve">Tabela </w:t>
       </w:r>
-      <w:fldSimple w:instr=" SEQ Tabela \* ARABIC ">
-        <w:r>
-          <w:rPr>
-            <w:noProof/>
-          </w:rPr>
-          <w:t>20</w:t>
-        </w:r>
-      </w:fldSimple>
+      <w:r>
+        <w:fldChar w:fldCharType="begin"/>
+      </w:r>
+      <w:r>
+        <w:instrText xml:space="preserve"> SEQ Tabela \* ARABIC </w:instrText>
+      </w:r>
+      <w:r>
+        <w:fldChar w:fldCharType="separate"/>
+      </w:r>
+      <w:r>
+        <w:rPr>
+          <w:noProof/>
+        </w:rPr>
+        <w:t>20</w:t>
+      </w:r>
+      <w:r>
+        <w:rPr>
+          <w:noProof/>
+        </w:rPr>
+        <w:fldChar w:fldCharType="end"/>
+      </w:r>
       <w:bookmarkEnd w:id="29"/>
       <w:r>
         <w:t xml:space="preserve"> WR </w:t>
@@ -37749,14 +38113,27 @@
       <w:r>
         <w:t xml:space="preserve">Tabela </w:t>
       </w:r>
-      <w:fldSimple w:instr=" SEQ Tabela \* ARABIC ">
-        <w:r>
-          <w:rPr>
-            <w:noProof/>
-          </w:rPr>
-          <w:t>21</w:t>
-        </w:r>
-      </w:fldSimple>
+      <w:r>
+        <w:fldChar w:fldCharType="begin"/>
+      </w:r>
+      <w:r>
+        <w:instrText xml:space="preserve"> SEQ Tabela \* ARABIC </w:instrText>
+      </w:r>
+      <w:r>
+        <w:fldChar w:fldCharType="separate"/>
+      </w:r>
+      <w:r>
+        <w:rPr>
+          <w:noProof/>
+        </w:rPr>
+        <w:t>21</w:t>
+      </w:r>
+      <w:r>
+        <w:rPr>
+          <w:noProof/>
+        </w:rPr>
+        <w:fldChar w:fldCharType="end"/>
+      </w:r>
       <w:bookmarkEnd w:id="30"/>
       <w:r>
         <w:t xml:space="preserve"> WR </w:t>
@@ -38108,14 +38485,27 @@
       <w:r>
         <w:t xml:space="preserve">Slika </w:t>
       </w:r>
-      <w:fldSimple w:instr=" SEQ Slika \* ARABIC ">
-        <w:r>
-          <w:rPr>
-            <w:noProof/>
-          </w:rPr>
-          <w:t>9</w:t>
-        </w:r>
-      </w:fldSimple>
+      <w:r>
+        <w:fldChar w:fldCharType="begin"/>
+      </w:r>
+      <w:r>
+        <w:instrText xml:space="preserve"> SEQ Slika \* ARABIC </w:instrText>
+      </w:r>
+      <w:r>
+        <w:fldChar w:fldCharType="separate"/>
+      </w:r>
+      <w:r>
+        <w:rPr>
+          <w:noProof/>
+        </w:rPr>
+        <w:t>9</w:t>
+      </w:r>
+      <w:r>
+        <w:rPr>
+          <w:noProof/>
+        </w:rPr>
+        <w:fldChar w:fldCharType="end"/>
+      </w:r>
       <w:bookmarkEnd w:id="31"/>
       <w:r>
         <w:t xml:space="preserve"> Vrednost loss funkcije kroz etape</w:t>
@@ -38280,14 +38670,27 @@
       <w:r>
         <w:t xml:space="preserve">Slika </w:t>
       </w:r>
-      <w:fldSimple w:instr=" SEQ Slika \* ARABIC ">
-        <w:r>
-          <w:rPr>
-            <w:noProof/>
-          </w:rPr>
-          <w:t>10</w:t>
-        </w:r>
-      </w:fldSimple>
+      <w:r>
+        <w:fldChar w:fldCharType="begin"/>
+      </w:r>
+      <w:r>
+        <w:instrText xml:space="preserve"> SEQ Slika \* ARABIC </w:instrText>
+      </w:r>
+      <w:r>
+        <w:fldChar w:fldCharType="separate"/>
+      </w:r>
+      <w:r>
+        <w:rPr>
+          <w:noProof/>
+        </w:rPr>
+        <w:t>10</w:t>
+      </w:r>
+      <w:r>
+        <w:rPr>
+          <w:noProof/>
+        </w:rPr>
+        <w:fldChar w:fldCharType="end"/>
+      </w:r>
       <w:bookmarkEnd w:id="32"/>
       <w:r>
         <w:t xml:space="preserve"> Vrednost loss funkcije kroz etape nakon dupliranja broja epoha</w:t>
@@ -41932,14 +42335,27 @@
       <w:r>
         <w:t xml:space="preserve">Tabela </w:t>
       </w:r>
-      <w:fldSimple w:instr=" SEQ Tabela \* ARABIC ">
-        <w:r>
-          <w:rPr>
-            <w:noProof/>
-          </w:rPr>
-          <w:t>22</w:t>
-        </w:r>
-      </w:fldSimple>
+      <w:r>
+        <w:fldChar w:fldCharType="begin"/>
+      </w:r>
+      <w:r>
+        <w:instrText xml:space="preserve"> SEQ Tabela \* ARABIC </w:instrText>
+      </w:r>
+      <w:r>
+        <w:fldChar w:fldCharType="separate"/>
+      </w:r>
+      <w:r>
+        <w:rPr>
+          <w:noProof/>
+        </w:rPr>
+        <w:t>22</w:t>
+      </w:r>
+      <w:r>
+        <w:rPr>
+          <w:noProof/>
+        </w:rPr>
+        <w:fldChar w:fldCharType="end"/>
+      </w:r>
       <w:bookmarkEnd w:id="34"/>
       <w:r>
         <w:t xml:space="preserve"> Multi output rezultati za sve pozicije</w:t>
@@ -46473,9 +46889,9 @@
           <w:noProof/>
         </w:rPr>
         <w:drawing>
-          <wp:inline distT="0" distB="0" distL="0" distR="0" wp14:anchorId="6F220784" wp14:editId="078748D2">
-            <wp:extent cx="5220000" cy="3132000"/>
-            <wp:effectExtent l="0" t="0" r="0" b="0"/>
+          <wp:inline distT="0" distB="0" distL="0" distR="0" wp14:anchorId="6F220784" wp14:editId="2F724761">
+            <wp:extent cx="3047340" cy="1828404"/>
+            <wp:effectExtent l="0" t="0" r="1270" b="635"/>
             <wp:docPr id="1755487643" name="Picture 1755487643"/>
             <wp:cNvGraphicFramePr>
               <a:graphicFrameLocks xmlns:a="http://purl.oclc.org/ooxml/drawingml/main" noChangeAspect="1"/>
@@ -46496,7 +46912,7 @@
                   <pic:spPr>
                     <a:xfrm>
                       <a:off x="0" y="0"/>
-                      <a:ext cx="5220000" cy="3132000"/>
+                      <a:ext cx="3056098" cy="1833659"/>
                     </a:xfrm>
                     <a:prstGeom prst="rect">
                       <a:avLst/>
@@ -46617,11 +47033,10 @@
         <w:rPr>
           <w:noProof/>
         </w:rPr>
-        <w:lastRenderedPageBreak/>
         <w:drawing>
-          <wp:inline distT="0" distB="0" distL="0" distR="0" wp14:anchorId="6C01491F" wp14:editId="085F2A3E">
-            <wp:extent cx="5220000" cy="3991636"/>
-            <wp:effectExtent l="0" t="0" r="0" b="0"/>
+          <wp:inline distT="0" distB="0" distL="0" distR="0" wp14:anchorId="6C01491F" wp14:editId="57D596D7">
+            <wp:extent cx="2962771" cy="2265576"/>
+            <wp:effectExtent l="0" t="0" r="0" b="1905"/>
             <wp:docPr id="1755487644" name="Picture 1755487644"/>
             <wp:cNvGraphicFramePr>
               <a:graphicFrameLocks xmlns:a="http://purl.oclc.org/ooxml/drawingml/main" noChangeAspect="1"/>
@@ -46642,7 +47057,7 @@
                   <pic:spPr>
                     <a:xfrm>
                       <a:off x="0" y="0"/>
-                      <a:ext cx="5220000" cy="3991636"/>
+                      <a:ext cx="2973105" cy="2273478"/>
                     </a:xfrm>
                     <a:prstGeom prst="rect">
                       <a:avLst/>
@@ -46669,9 +47084,9 @@
           <w:noProof/>
         </w:rPr>
         <w:drawing>
-          <wp:inline distT="0" distB="0" distL="0" distR="0" wp14:anchorId="45E4494A" wp14:editId="61DC81A2">
-            <wp:extent cx="5220000" cy="1614217"/>
-            <wp:effectExtent l="0" t="0" r="0" b="0"/>
+          <wp:inline distT="0" distB="0" distL="0" distR="0" wp14:anchorId="45E4494A" wp14:editId="64E5B5E4">
+            <wp:extent cx="2999770" cy="927640"/>
+            <wp:effectExtent l="0" t="0" r="0" b="6350"/>
             <wp:docPr id="1755487645" name="Picture 1755487645"/>
             <wp:cNvGraphicFramePr>
               <a:graphicFrameLocks xmlns:a="http://purl.oclc.org/ooxml/drawingml/main" noChangeAspect="1"/>
@@ -46692,7 +47107,7 @@
                   <pic:spPr>
                     <a:xfrm>
                       <a:off x="0" y="0"/>
-                      <a:ext cx="5220000" cy="1614217"/>
+                      <a:ext cx="3024662" cy="935337"/>
                     </a:xfrm>
                     <a:prstGeom prst="rect">
                       <a:avLst/>
@@ -46930,10 +47345,11 @@
         <w:rPr>
           <w:noProof/>
         </w:rPr>
+        <w:lastRenderedPageBreak/>
         <w:drawing>
-          <wp:inline distT="0" distB="0" distL="0" distR="0" wp14:anchorId="63661750" wp14:editId="5E9954BE">
-            <wp:extent cx="5220000" cy="2685221"/>
-            <wp:effectExtent l="0" t="0" r="0" b="0"/>
+          <wp:inline distT="0" distB="0" distL="0" distR="0" wp14:anchorId="63661750" wp14:editId="16A44031">
+            <wp:extent cx="3120780" cy="1605361"/>
+            <wp:effectExtent l="0" t="0" r="3810" b="0"/>
             <wp:docPr id="1755487646" name="Picture 1755487646"/>
             <wp:cNvGraphicFramePr>
               <a:graphicFrameLocks xmlns:a="http://purl.oclc.org/ooxml/drawingml/main" noChangeAspect="1"/>
@@ -46954,7 +47370,7 @@
                   <pic:spPr>
                     <a:xfrm>
                       <a:off x="0" y="0"/>
-                      <a:ext cx="5220000" cy="2685221"/>
+                      <a:ext cx="3138719" cy="1614589"/>
                     </a:xfrm>
                     <a:prstGeom prst="rect">
                       <a:avLst/>
@@ -46981,9 +47397,9 @@
           <w:noProof/>
         </w:rPr>
         <w:drawing>
-          <wp:inline distT="0" distB="0" distL="0" distR="0" wp14:anchorId="3B54E074" wp14:editId="42339D67">
-            <wp:extent cx="5220000" cy="2020998"/>
-            <wp:effectExtent l="0" t="0" r="0" b="0"/>
+          <wp:inline distT="0" distB="0" distL="0" distR="0" wp14:anchorId="3B54E074" wp14:editId="5733A141">
+            <wp:extent cx="3215672" cy="1244994"/>
+            <wp:effectExtent l="0" t="0" r="3810" b="0"/>
             <wp:docPr id="1755487647" name="Picture 1755487647"/>
             <wp:cNvGraphicFramePr>
               <a:graphicFrameLocks xmlns:a="http://purl.oclc.org/ooxml/drawingml/main" noChangeAspect="1"/>
@@ -47004,7 +47420,7 @@
                   <pic:spPr>
                     <a:xfrm>
                       <a:off x="0" y="0"/>
-                      <a:ext cx="5220000" cy="2020998"/>
+                      <a:ext cx="3239104" cy="1254066"/>
                     </a:xfrm>
                     <a:prstGeom prst="rect">
                       <a:avLst/>
@@ -47030,11 +47446,10 @@
         <w:rPr>
           <w:noProof/>
         </w:rPr>
-        <w:lastRenderedPageBreak/>
         <w:drawing>
-          <wp:inline distT="0" distB="0" distL="0" distR="0" wp14:anchorId="512A5B66" wp14:editId="61012FDE">
-            <wp:extent cx="5220000" cy="4031049"/>
-            <wp:effectExtent l="0" t="0" r="0" b="0"/>
+          <wp:inline distT="0" distB="0" distL="0" distR="0" wp14:anchorId="512A5B66" wp14:editId="4FEC40D9">
+            <wp:extent cx="3079053" cy="2377742"/>
+            <wp:effectExtent l="0" t="0" r="7620" b="3810"/>
             <wp:docPr id="1755487648" name="Picture 1755487648"/>
             <wp:cNvGraphicFramePr>
               <a:graphicFrameLocks xmlns:a="http://purl.oclc.org/ooxml/drawingml/main" noChangeAspect="1"/>
@@ -47055,7 +47470,7 @@
                   <pic:spPr>
                     <a:xfrm>
                       <a:off x="0" y="0"/>
-                      <a:ext cx="5220000" cy="4031049"/>
+                      <a:ext cx="3091839" cy="2387616"/>
                     </a:xfrm>
                     <a:prstGeom prst="rect">
                       <a:avLst/>
@@ -47114,8 +47529,8 @@
           <w:noProof/>
         </w:rPr>
         <w:drawing>
-          <wp:inline distT="0" distB="0" distL="0" distR="0" wp14:anchorId="77FB2367" wp14:editId="788A1D53">
-            <wp:extent cx="5220000" cy="1426826"/>
+          <wp:inline distT="0" distB="0" distL="0" distR="0" wp14:anchorId="77FB2367" wp14:editId="11E82624">
+            <wp:extent cx="3145811" cy="859871"/>
             <wp:effectExtent l="0" t="0" r="0" b="0"/>
             <wp:docPr id="1755487651" name="Picture 1755487651"/>
             <wp:cNvGraphicFramePr>
@@ -47135,9 +47550,9 @@
                     </a:stretch>
                   </pic:blipFill>
                   <pic:spPr>
-                    <a:xfrm>
+                    <a:xfrm flipV="1">
                       <a:off x="0" y="0"/>
-                      <a:ext cx="5220000" cy="1426826"/>
+                      <a:ext cx="3176165" cy="868168"/>
                     </a:xfrm>
                     <a:prstGeom prst="rect">
                       <a:avLst/>
@@ -47296,9 +47711,9 @@
           <w:noProof/>
         </w:rPr>
         <w:drawing>
-          <wp:inline distT="0" distB="0" distL="0" distR="0" wp14:anchorId="6594038B" wp14:editId="7A58D837">
-            <wp:extent cx="5220000" cy="3242794"/>
-            <wp:effectExtent l="0" t="0" r="0" b="0"/>
+          <wp:inline distT="0" distB="0" distL="0" distR="0" wp14:anchorId="6594038B" wp14:editId="3CB224CA">
+            <wp:extent cx="3115573" cy="1935471"/>
+            <wp:effectExtent l="0" t="0" r="0" b="8255"/>
             <wp:docPr id="1755487652" name="Picture 1755487652"/>
             <wp:cNvGraphicFramePr>
               <a:graphicFrameLocks xmlns:a="http://purl.oclc.org/ooxml/drawingml/main" noChangeAspect="1"/>
@@ -47319,7 +47734,7 @@
                   <pic:spPr>
                     <a:xfrm>
                       <a:off x="0" y="0"/>
-                      <a:ext cx="5220000" cy="3242794"/>
+                      <a:ext cx="3127410" cy="1942824"/>
                     </a:xfrm>
                     <a:prstGeom prst="rect">
                       <a:avLst/>
@@ -47347,9 +47762,9 @@
         </w:rPr>
         <w:lastRenderedPageBreak/>
         <w:drawing>
-          <wp:inline distT="0" distB="0" distL="0" distR="0" wp14:anchorId="3D6BA553" wp14:editId="65B237FE">
-            <wp:extent cx="5220000" cy="3242794"/>
-            <wp:effectExtent l="0" t="0" r="0" b="0"/>
+          <wp:inline distT="0" distB="0" distL="0" distR="0" wp14:anchorId="3D6BA553" wp14:editId="1E3B7A01">
+            <wp:extent cx="2969387" cy="1844657"/>
+            <wp:effectExtent l="0" t="0" r="2540" b="3810"/>
             <wp:docPr id="1755487653" name="Picture 1755487653"/>
             <wp:cNvGraphicFramePr>
               <a:graphicFrameLocks xmlns:a="http://purl.oclc.org/ooxml/drawingml/main" noChangeAspect="1"/>
@@ -47370,7 +47785,7 @@
                   <pic:spPr>
                     <a:xfrm>
                       <a:off x="0" y="0"/>
-                      <a:ext cx="5220000" cy="3242794"/>
+                      <a:ext cx="2988169" cy="1856325"/>
                     </a:xfrm>
                     <a:prstGeom prst="rect">
                       <a:avLst/>
@@ -47648,7 +48063,7 @@
         <w:pStyle w:val="Caption"/>
       </w:pPr>
       <w:r>
-        <w:t>Slika 26. Predikcije medijana (q50) i pojas q10–q90 na test skupu.</w:t>
+        <w:t>Slika 26. Predikcije medijana (q50) i pojas q10–q90 na test skupu</w:t>
       </w:r>
     </w:p>
     <w:p>
@@ -47664,57 +48079,50 @@
         <w:pStyle w:val="BodyText"/>
       </w:pPr>
       <w:r>
-        <w:t>Pet baznih modela (XGBoost, LightGBM, ElasticNet, MLP Hybrid, MLP Quantile) kombinovano je primenom četiri ansambl strategije. Matrica korelacije reziduala pokazuje vrednosti u opsegu 0,964–0,993, čime je maksimalna dobit od ansambla strukturno ograničena.</w:t>
-      </w:r>
-    </w:p>
-    <w:p>
-      <w:r>
-        <w:rPr>
-          <w:noProof/>
-        </w:rPr>
-        <w:drawing>
-          <wp:inline distT="0" distB="0" distL="0" distR="0" wp14:anchorId="2F11CB0B" wp14:editId="58A72ACB">
-            <wp:extent cx="5220000" cy="4419262"/>
-            <wp:effectExtent l="0" t="0" r="0" b="0"/>
-            <wp:docPr id="1755487656" name="Picture 1755487656"/>
-            <wp:cNvGraphicFramePr>
-              <a:graphicFrameLocks xmlns:a="http://purl.oclc.org/ooxml/drawingml/main" noChangeAspect="1"/>
-            </wp:cNvGraphicFramePr>
-            <a:graphic xmlns:a="http://purl.oclc.org/ooxml/drawingml/main">
-              <a:graphicData uri="http://purl.oclc.org/ooxml/drawingml/picture">
-                <pic:pic xmlns:pic="http://purl.oclc.org/ooxml/drawingml/picture">
-                  <pic:nvPicPr>
-                    <pic:cNvPr id="0" name="ensemble_final_residual_corr.png"/>
-                    <pic:cNvPicPr/>
-                  </pic:nvPicPr>
-                  <pic:blipFill>
-                    <a:blip r:embed="rId31"/>
-                    <a:stretch>
-                      <a:fillRect/>
-                    </a:stretch>
-                  </pic:blipFill>
-                  <pic:spPr>
-                    <a:xfrm>
-                      <a:off x="0" y="0"/>
-                      <a:ext cx="5220000" cy="4419262"/>
-                    </a:xfrm>
-                    <a:prstGeom prst="rect">
-                      <a:avLst/>
-                    </a:prstGeom>
-                  </pic:spPr>
-                </pic:pic>
-              </a:graphicData>
-            </a:graphic>
-          </wp:inline>
-        </w:drawing>
-      </w:r>
-    </w:p>
-    <w:p>
-      <w:pPr>
-        <w:pStyle w:val="Caption"/>
-      </w:pPr>
-      <w:r>
-        <w:t>Slika 27. Matrica korelacije reziduala pet baznih modela.</w:t>
+        <w:t xml:space="preserve">Ansambliranje se u ovom radu primenjuje kao poslednji korak u hijerarhiji modelovanja, sa ciljem da se iskoristi komplementarnost grešaka pojedinačnih modela i postigne niža ukupna greška od bilo kog pojedinačnog pristupa. Kao bazni modeli izabrano je pet arhitektura koje pripadaju različitim familijama: </w:t>
+      </w:r>
+      <w:r>
+        <w:rPr>
+          <w:i/>
+          <w:iCs/>
+        </w:rPr>
+        <w:t>XGBoost</w:t>
+      </w:r>
+      <w:r>
+        <w:t xml:space="preserve"> i </w:t>
+      </w:r>
+      <w:r>
+        <w:rPr>
+          <w:i/>
+          <w:iCs/>
+        </w:rPr>
+        <w:t>LightGBM</w:t>
+      </w:r>
+      <w:r>
+        <w:t xml:space="preserve"> kao gradient boosting stabla koja hvataju nelinearne interakcije i prekide, </w:t>
+      </w:r>
+      <w:r>
+        <w:rPr>
+          <w:i/>
+          <w:iCs/>
+        </w:rPr>
+        <w:t>ElasticNet</w:t>
+      </w:r>
+      <w:r>
+        <w:t xml:space="preserve"> kao regularizovan linearni model koji obezbeđuje stabilnu globalnu aproksimaciju, MLP Hybrid kao neuronski </w:t>
+      </w:r>
+      <w:r>
+        <w:t xml:space="preserve">regresor osposobljen za modelovanje kontinualnih obrazaca u podacima, i </w:t>
+      </w:r>
+      <w:r>
+        <w:rPr>
+          <w:i/>
+          <w:iCs/>
+        </w:rPr>
+        <w:t>MLP Quantile</w:t>
+      </w:r>
+      <w:r>
+        <w:t xml:space="preserve"> kao kvantilni procenjivač. </w:t>
       </w:r>
     </w:p>
     <w:p>
@@ -47722,58 +48130,24 @@
         <w:pStyle w:val="BodyText"/>
       </w:pPr>
       <w:r>
-        <w:t>Najnižu vrednost MAE postiže constrained_ls strategija sa sastavom Opcija 1, koja dodeljuje 70,4% težine MLP Quantile-u i 19,2% LightGBM-u. Postignut MAE iznosi 17,708. Najviši R² (0,3384) zadržava ansambl XGB + LGB + MLP iz druge faze na 184 obeležja, što ponovo ilustruje trade-off između MAE i R².</w:t>
-      </w:r>
-    </w:p>
-    <w:p>
-      <w:r>
-        <w:rPr>
-          <w:noProof/>
-        </w:rPr>
-        <w:drawing>
-          <wp:inline distT="0" distB="0" distL="0" distR="0" wp14:anchorId="20219304" wp14:editId="4311B368">
-            <wp:extent cx="5220000" cy="2506101"/>
-            <wp:effectExtent l="0" t="0" r="0" b="0"/>
-            <wp:docPr id="1755487657" name="Picture 1755487657"/>
-            <wp:cNvGraphicFramePr>
-              <a:graphicFrameLocks xmlns:a="http://purl.oclc.org/ooxml/drawingml/main" noChangeAspect="1"/>
-            </wp:cNvGraphicFramePr>
-            <a:graphic xmlns:a="http://purl.oclc.org/ooxml/drawingml/main">
-              <a:graphicData uri="http://purl.oclc.org/ooxml/drawingml/picture">
-                <pic:pic xmlns:pic="http://purl.oclc.org/ooxml/drawingml/picture">
-                  <pic:nvPicPr>
-                    <pic:cNvPr id="0" name="ensemble_final_comparison.png"/>
-                    <pic:cNvPicPr/>
-                  </pic:nvPicPr>
-                  <pic:blipFill>
-                    <a:blip r:embed="rId32"/>
-                    <a:stretch>
-                      <a:fillRect/>
-                    </a:stretch>
-                  </pic:blipFill>
-                  <pic:spPr>
-                    <a:xfrm>
-                      <a:off x="0" y="0"/>
-                      <a:ext cx="5220000" cy="2506101"/>
-                    </a:xfrm>
-                    <a:prstGeom prst="rect">
-                      <a:avLst/>
-                    </a:prstGeom>
-                  </pic:spPr>
-                </pic:pic>
-              </a:graphicData>
-            </a:graphic>
-          </wp:inline>
-        </w:drawing>
+        <w:t>Nad ovim skupom baznih modela primenjene su četiri strategije agregacije. Prosta aritmetička sredina predstavlja najjednostavniju referencu, u kojoj svi modeli dobijaju jednaku težinu. Težinsko usrednjavanje na osnovu validacione greške dodeljuje svakom modelu težinu proporcionalnu recipročnoj vrednosti njegovog validacionog MAE, čime se automatski favorizuju tačnije komponente ansambla. Ograničena linearna kombinacija koristi numeričku optimizaciju za određivanje težina koje minimizuju validacionu grešku uz striktne uslove nenegativnosti pojedinačnih težina i jedinične sume. Ridge meta-model</w:t>
+      </w:r>
+      <w:r>
+        <w:rPr>
+          <w:lang w:val="en-US"/>
+        </w:rPr>
+        <w:t xml:space="preserve"> </w:t>
+      </w:r>
+      <w:r>
+        <w:t>predstavlja pristup u kojem se predikcije baznih modela koriste kao obeležja za treniranje dodatnog Ridge regresora, koji tako može naučiti i fine korekcije pristrasnosti pojedinačnih modela. Sve strategije su evaluirane pod istim validacionim protokolom da bi se izbegla pristrasnost u izboru težina i garantovala uporednost rezultata.</w:t>
       </w:r>
     </w:p>
     <w:p>
       <w:pPr>
-        <w:pStyle w:val="Caption"/>
+        <w:pStyle w:val="BodyText"/>
       </w:pPr>
       <w:r>
-        <w:lastRenderedPageBreak/>
-        <w:t>Slika 28. Poređenje četiri ansambl strategije sa najboljim pojedinačnim modelima.</w:t>
+        <w:t>Najbolji rezultat po R² metrici među svim testiranim ansamblima ostvaruje kombinacija XGBoost + LightGBM + MLP, sa postignutom vrednošću R² = 0,3384 na test skupu. Ovaj sastav spaja dva predstavnika gradient boosting familije sa neuronskim regresorom, pri čemu se boosting komponente oslanjaju na stablastu logiku i diskretne podele prostora obeležja, dok MLP modeluje kontinualne, glatke zavisnosti između ulaza i cilja. Upravo ta strukturna raznorodnost komponenti omogućava da kombinovana predikcija bolje objašnjava varijansu u ciljnoj promenljivoj nego bilo koji pojedinačni model. Ansambl je treniran nad punim skupom od 184 obeležja, čime mu je omogućeno da iskoristi širi spektar signala u odnosu na modele obučene na redukovanom skupu od 40 obeležja, a postignuta vrednost istovremeno predstavlja i gornju granicu R² performansi u okviru celokupnog razvoja.</w:t>
       </w:r>
     </w:p>
     <w:p>
@@ -47781,39 +48155,63 @@
         <w:pStyle w:val="Heading3"/>
       </w:pPr>
       <w:r>
-        <w:t>Sumarni rezultati svih modela</w:t>
+        <w:t>Sumarni rezultati i poređenje sa klasičnim referentnim modelima</w:t>
       </w:r>
     </w:p>
     <w:p>
       <w:pPr>
         <w:pStyle w:val="BodyText"/>
+        <w:rPr>
+          <w:lang w:val="en-US"/>
+        </w:rPr>
       </w:pPr>
       <w:r>
-        <w:t>Tabela 8 prikazuje rezultate ključnih modela na test skupu (sezone 2024–2025, 6.199 uzoraka), sortirane po MAE-u kao primarnoj metrici optimizacije.</w:t>
+        <w:t xml:space="preserve">Tabela 8 prikazuje rezultate ključnih modela razvijenih u okviru ovog rada na test skupu (sezone 2024–2025, 6.199 uzoraka), sortirane po </w:t>
+      </w:r>
+      <w:r>
+        <w:rPr>
+          <w:lang w:val="en-US"/>
+        </w:rPr>
+        <w:t>R²</w:t>
+      </w:r>
+      <w:r>
+        <w:rPr>
+          <w:lang w:val="en-US"/>
+        </w:rPr>
+        <w:t>.</w:t>
       </w:r>
     </w:p>
     <w:tbl>
       <w:tblPr>
         <w:tblStyle w:val="TableGrid"/>
-        <w:tblW w:w="0pt" w:type="dxa"/>
+        <w:tblW w:w="242.80pt" w:type="dxa"/>
+        <w:tblLayout w:type="fixed"/>
         <w:tblLook w:firstRow="1" w:lastRow="0" w:firstColumn="1" w:lastColumn="0" w:noHBand="0" w:noVBand="1"/>
       </w:tblPr>
       <w:tblGrid>
-        <w:gridCol w:w="1709"/>
-        <w:gridCol w:w="925"/>
-        <w:gridCol w:w="732"/>
-        <w:gridCol w:w="758"/>
-        <w:gridCol w:w="732"/>
+        <w:gridCol w:w="1741"/>
+        <w:gridCol w:w="774"/>
+        <w:gridCol w:w="829"/>
+        <w:gridCol w:w="769"/>
+        <w:gridCol w:w="743"/>
       </w:tblGrid>
       <w:tr>
         <w:tc>
           <w:tcPr>
-            <w:tcW w:w="100.90pt" w:type="dxa"/>
-          </w:tcPr>
-          <w:p>
+            <w:tcW w:w="87.05pt" w:type="dxa"/>
+          </w:tcPr>
+          <w:p>
+            <w:pPr>
+              <w:rPr>
+                <w:sz w:val="18"/>
+                <w:szCs w:val="18"/>
+              </w:rPr>
+            </w:pPr>
             <w:r>
               <w:rPr>
                 <w:b/>
+                <w:sz w:val="18"/>
+                <w:szCs w:val="18"/>
               </w:rPr>
               <w:t>Model</w:t>
             </w:r>
@@ -47821,12 +48219,20 @@
         </w:tc>
         <w:tc>
           <w:tcPr>
-            <w:tcW w:w="100.90pt" w:type="dxa"/>
-          </w:tcPr>
-          <w:p>
+            <w:tcW w:w="38.70pt" w:type="dxa"/>
+          </w:tcPr>
+          <w:p>
+            <w:pPr>
+              <w:rPr>
+                <w:sz w:val="18"/>
+                <w:szCs w:val="18"/>
+              </w:rPr>
+            </w:pPr>
             <w:r>
               <w:rPr>
                 <w:b/>
+                <w:sz w:val="18"/>
+                <w:szCs w:val="18"/>
               </w:rPr>
               <w:t>Obeležja</w:t>
             </w:r>
@@ -47834,12 +48240,20 @@
         </w:tc>
         <w:tc>
           <w:tcPr>
-            <w:tcW w:w="100.90pt" w:type="dxa"/>
-          </w:tcPr>
-          <w:p>
+            <w:tcW w:w="41.45pt" w:type="dxa"/>
+          </w:tcPr>
+          <w:p>
+            <w:pPr>
+              <w:rPr>
+                <w:sz w:val="18"/>
+                <w:szCs w:val="18"/>
+              </w:rPr>
+            </w:pPr>
             <w:r>
               <w:rPr>
                 <w:b/>
+                <w:sz w:val="18"/>
+                <w:szCs w:val="18"/>
               </w:rPr>
               <w:t>Test MAE</w:t>
             </w:r>
@@ -47847,12 +48261,20 @@
         </w:tc>
         <w:tc>
           <w:tcPr>
-            <w:tcW w:w="100.90pt" w:type="dxa"/>
-          </w:tcPr>
-          <w:p>
+            <w:tcW w:w="38.45pt" w:type="dxa"/>
+          </w:tcPr>
+          <w:p>
+            <w:pPr>
+              <w:rPr>
+                <w:sz w:val="18"/>
+                <w:szCs w:val="18"/>
+              </w:rPr>
+            </w:pPr>
             <w:r>
               <w:rPr>
                 <w:b/>
+                <w:sz w:val="18"/>
+                <w:szCs w:val="18"/>
               </w:rPr>
               <w:t>Test RMSE</w:t>
             </w:r>
@@ -47860,12 +48282,20 @@
         </w:tc>
         <w:tc>
           <w:tcPr>
-            <w:tcW w:w="100.90pt" w:type="dxa"/>
-          </w:tcPr>
-          <w:p>
+            <w:tcW w:w="37.15pt" w:type="dxa"/>
+          </w:tcPr>
+          <w:p>
+            <w:pPr>
+              <w:rPr>
+                <w:sz w:val="18"/>
+                <w:szCs w:val="18"/>
+              </w:rPr>
+            </w:pPr>
             <w:r>
               <w:rPr>
                 <w:b/>
+                <w:sz w:val="18"/>
+                <w:szCs w:val="18"/>
               </w:rPr>
               <w:t>Test R²</w:t>
             </w:r>
@@ -47875,51 +48305,101 @@
       <w:tr>
         <w:tc>
           <w:tcPr>
-            <w:tcW w:w="100.90pt" w:type="dxa"/>
-          </w:tcPr>
-          <w:p>
-            <w:r>
-              <w:t>Ensemble Opt1 / constrained_ls</w:t>
-            </w:r>
-          </w:p>
-        </w:tc>
-        <w:tc>
-          <w:tcPr>
-            <w:tcW w:w="100.90pt" w:type="dxa"/>
-          </w:tcPr>
-          <w:p>
-            <w:r>
-              <w:t>40</w:t>
-            </w:r>
-          </w:p>
-        </w:tc>
-        <w:tc>
-          <w:tcPr>
-            <w:tcW w:w="100.90pt" w:type="dxa"/>
-          </w:tcPr>
-          <w:p>
-            <w:r>
-              <w:t>17,708</w:t>
-            </w:r>
-          </w:p>
-        </w:tc>
-        <w:tc>
-          <w:tcPr>
-            <w:tcW w:w="100.90pt" w:type="dxa"/>
-          </w:tcPr>
-          <w:p>
-            <w:r>
-              <w:t>25,430</w:t>
-            </w:r>
-          </w:p>
-        </w:tc>
-        <w:tc>
-          <w:tcPr>
-            <w:tcW w:w="100.90pt" w:type="dxa"/>
-          </w:tcPr>
-          <w:p>
-            <w:r>
-              <w:t>0,3184</w:t>
+            <w:tcW w:w="87.05pt" w:type="dxa"/>
+          </w:tcPr>
+          <w:p>
+            <w:pPr>
+              <w:rPr>
+                <w:sz w:val="18"/>
+                <w:szCs w:val="18"/>
+              </w:rPr>
+            </w:pPr>
+            <w:r>
+              <w:rPr>
+                <w:sz w:val="18"/>
+                <w:szCs w:val="18"/>
+              </w:rPr>
+              <w:t>Ansambl (XGB+LGB+MLP)</w:t>
+            </w:r>
+          </w:p>
+        </w:tc>
+        <w:tc>
+          <w:tcPr>
+            <w:tcW w:w="38.70pt" w:type="dxa"/>
+          </w:tcPr>
+          <w:p>
+            <w:pPr>
+              <w:rPr>
+                <w:sz w:val="18"/>
+                <w:szCs w:val="18"/>
+              </w:rPr>
+            </w:pPr>
+            <w:r>
+              <w:rPr>
+                <w:sz w:val="18"/>
+                <w:szCs w:val="18"/>
+              </w:rPr>
+              <w:t>184</w:t>
+            </w:r>
+          </w:p>
+        </w:tc>
+        <w:tc>
+          <w:tcPr>
+            <w:tcW w:w="41.45pt" w:type="dxa"/>
+          </w:tcPr>
+          <w:p>
+            <w:pPr>
+              <w:rPr>
+                <w:sz w:val="18"/>
+                <w:szCs w:val="18"/>
+              </w:rPr>
+            </w:pPr>
+            <w:r>
+              <w:rPr>
+                <w:sz w:val="18"/>
+                <w:szCs w:val="18"/>
+              </w:rPr>
+              <w:t>17.84</w:t>
+            </w:r>
+          </w:p>
+        </w:tc>
+        <w:tc>
+          <w:tcPr>
+            <w:tcW w:w="38.45pt" w:type="dxa"/>
+          </w:tcPr>
+          <w:p>
+            <w:pPr>
+              <w:rPr>
+                <w:sz w:val="18"/>
+                <w:szCs w:val="18"/>
+              </w:rPr>
+            </w:pPr>
+            <w:r>
+              <w:rPr>
+                <w:sz w:val="18"/>
+                <w:szCs w:val="18"/>
+              </w:rPr>
+              <w:t>25,06</w:t>
+            </w:r>
+          </w:p>
+        </w:tc>
+        <w:tc>
+          <w:tcPr>
+            <w:tcW w:w="37.15pt" w:type="dxa"/>
+          </w:tcPr>
+          <w:p>
+            <w:pPr>
+              <w:rPr>
+                <w:sz w:val="18"/>
+                <w:szCs w:val="18"/>
+              </w:rPr>
+            </w:pPr>
+            <w:r>
+              <w:rPr>
+                <w:sz w:val="18"/>
+                <w:szCs w:val="18"/>
+              </w:rPr>
+              <w:t>0,3378</w:t>
             </w:r>
           </w:p>
         </w:tc>
@@ -47927,51 +48407,101 @@
       <w:tr>
         <w:tc>
           <w:tcPr>
-            <w:tcW w:w="100.90pt" w:type="dxa"/>
-          </w:tcPr>
-          <w:p>
-            <w:r>
-              <w:t>MLP Quantile q50</w:t>
-            </w:r>
-          </w:p>
-        </w:tc>
-        <w:tc>
-          <w:tcPr>
-            <w:tcW w:w="100.90pt" w:type="dxa"/>
-          </w:tcPr>
-          <w:p>
-            <w:r>
-              <w:t>40</w:t>
-            </w:r>
-          </w:p>
-        </w:tc>
-        <w:tc>
-          <w:tcPr>
-            <w:tcW w:w="100.90pt" w:type="dxa"/>
-          </w:tcPr>
-          <w:p>
-            <w:r>
-              <w:t>17,75</w:t>
-            </w:r>
-          </w:p>
-        </w:tc>
-        <w:tc>
-          <w:tcPr>
-            <w:tcW w:w="100.90pt" w:type="dxa"/>
-          </w:tcPr>
-          <w:p>
-            <w:r>
-              <w:t>25,60</w:t>
-            </w:r>
-          </w:p>
-        </w:tc>
-        <w:tc>
-          <w:tcPr>
-            <w:tcW w:w="100.90pt" w:type="dxa"/>
-          </w:tcPr>
-          <w:p>
-            <w:r>
-              <w:t>0,3093</w:t>
+            <w:tcW w:w="87.05pt" w:type="dxa"/>
+          </w:tcPr>
+          <w:p>
+            <w:pPr>
+              <w:rPr>
+                <w:sz w:val="18"/>
+                <w:szCs w:val="18"/>
+              </w:rPr>
+            </w:pPr>
+            <w:r>
+              <w:rPr>
+                <w:sz w:val="18"/>
+                <w:szCs w:val="18"/>
+              </w:rPr>
+              <w:t xml:space="preserve">LSTM Improved </w:t>
+            </w:r>
+          </w:p>
+        </w:tc>
+        <w:tc>
+          <w:tcPr>
+            <w:tcW w:w="38.70pt" w:type="dxa"/>
+          </w:tcPr>
+          <w:p>
+            <w:pPr>
+              <w:rPr>
+                <w:sz w:val="18"/>
+                <w:szCs w:val="18"/>
+              </w:rPr>
+            </w:pPr>
+            <w:r>
+              <w:rPr>
+                <w:sz w:val="18"/>
+                <w:szCs w:val="18"/>
+              </w:rPr>
+              <w:t>33+20</w:t>
+            </w:r>
+          </w:p>
+        </w:tc>
+        <w:tc>
+          <w:tcPr>
+            <w:tcW w:w="41.45pt" w:type="dxa"/>
+          </w:tcPr>
+          <w:p>
+            <w:pPr>
+              <w:rPr>
+                <w:sz w:val="18"/>
+                <w:szCs w:val="18"/>
+              </w:rPr>
+            </w:pPr>
+            <w:r>
+              <w:rPr>
+                <w:sz w:val="18"/>
+                <w:szCs w:val="18"/>
+              </w:rPr>
+              <w:t>18,03</w:t>
+            </w:r>
+          </w:p>
+        </w:tc>
+        <w:tc>
+          <w:tcPr>
+            <w:tcW w:w="38.45pt" w:type="dxa"/>
+          </w:tcPr>
+          <w:p>
+            <w:pPr>
+              <w:rPr>
+                <w:sz w:val="18"/>
+                <w:szCs w:val="18"/>
+              </w:rPr>
+            </w:pPr>
+            <w:r>
+              <w:rPr>
+                <w:sz w:val="18"/>
+                <w:szCs w:val="18"/>
+              </w:rPr>
+              <w:t>25,11</w:t>
+            </w:r>
+          </w:p>
+        </w:tc>
+        <w:tc>
+          <w:tcPr>
+            <w:tcW w:w="37.15pt" w:type="dxa"/>
+          </w:tcPr>
+          <w:p>
+            <w:pPr>
+              <w:rPr>
+                <w:sz w:val="18"/>
+                <w:szCs w:val="18"/>
+              </w:rPr>
+            </w:pPr>
+            <w:r>
+              <w:rPr>
+                <w:sz w:val="18"/>
+                <w:szCs w:val="18"/>
+              </w:rPr>
+              <w:t>0,3354</w:t>
             </w:r>
           </w:p>
         </w:tc>
@@ -47979,51 +48509,101 @@
       <w:tr>
         <w:tc>
           <w:tcPr>
-            <w:tcW w:w="100.90pt" w:type="dxa"/>
-          </w:tcPr>
-          <w:p>
-            <w:r>
-              <w:t>Ensemble Opt1 / simple_mean</w:t>
-            </w:r>
-          </w:p>
-        </w:tc>
-        <w:tc>
-          <w:tcPr>
-            <w:tcW w:w="100.90pt" w:type="dxa"/>
-          </w:tcPr>
-          <w:p>
-            <w:r>
+            <w:tcW w:w="87.05pt" w:type="dxa"/>
+          </w:tcPr>
+          <w:p>
+            <w:pPr>
+              <w:rPr>
+                <w:sz w:val="18"/>
+                <w:szCs w:val="18"/>
+              </w:rPr>
+            </w:pPr>
+            <w:r>
+              <w:rPr>
+                <w:sz w:val="18"/>
+                <w:szCs w:val="18"/>
+              </w:rPr>
+              <w:t>LightGBM</w:t>
+            </w:r>
+          </w:p>
+        </w:tc>
+        <w:tc>
+          <w:tcPr>
+            <w:tcW w:w="38.70pt" w:type="dxa"/>
+          </w:tcPr>
+          <w:p>
+            <w:pPr>
+              <w:rPr>
+                <w:sz w:val="18"/>
+                <w:szCs w:val="18"/>
+              </w:rPr>
+            </w:pPr>
+            <w:r>
+              <w:rPr>
+                <w:sz w:val="18"/>
+                <w:szCs w:val="18"/>
+              </w:rPr>
               <w:t>40</w:t>
             </w:r>
           </w:p>
         </w:tc>
         <w:tc>
           <w:tcPr>
-            <w:tcW w:w="100.90pt" w:type="dxa"/>
-          </w:tcPr>
-          <w:p>
-            <w:r>
-              <w:t>17,798</w:t>
-            </w:r>
-          </w:p>
-        </w:tc>
-        <w:tc>
-          <w:tcPr>
-            <w:tcW w:w="100.90pt" w:type="dxa"/>
-          </w:tcPr>
-          <w:p>
-            <w:r>
-              <w:t>25,243</w:t>
-            </w:r>
-          </w:p>
-        </w:tc>
-        <w:tc>
-          <w:tcPr>
-            <w:tcW w:w="100.90pt" w:type="dxa"/>
-          </w:tcPr>
-          <w:p>
-            <w:r>
-              <w:t>0,3284</w:t>
+            <w:tcW w:w="41.45pt" w:type="dxa"/>
+          </w:tcPr>
+          <w:p>
+            <w:pPr>
+              <w:rPr>
+                <w:sz w:val="18"/>
+                <w:szCs w:val="18"/>
+              </w:rPr>
+            </w:pPr>
+            <w:r>
+              <w:rPr>
+                <w:sz w:val="18"/>
+                <w:szCs w:val="18"/>
+              </w:rPr>
+              <w:t>17,92</w:t>
+            </w:r>
+          </w:p>
+        </w:tc>
+        <w:tc>
+          <w:tcPr>
+            <w:tcW w:w="38.45pt" w:type="dxa"/>
+          </w:tcPr>
+          <w:p>
+            <w:pPr>
+              <w:rPr>
+                <w:sz w:val="18"/>
+                <w:szCs w:val="18"/>
+              </w:rPr>
+            </w:pPr>
+            <w:r>
+              <w:rPr>
+                <w:sz w:val="18"/>
+                <w:szCs w:val="18"/>
+              </w:rPr>
+              <w:t>25,155</w:t>
+            </w:r>
+          </w:p>
+        </w:tc>
+        <w:tc>
+          <w:tcPr>
+            <w:tcW w:w="37.15pt" w:type="dxa"/>
+          </w:tcPr>
+          <w:p>
+            <w:pPr>
+              <w:rPr>
+                <w:sz w:val="18"/>
+                <w:szCs w:val="18"/>
+              </w:rPr>
+            </w:pPr>
+            <w:r>
+              <w:rPr>
+                <w:sz w:val="18"/>
+                <w:szCs w:val="18"/>
+              </w:rPr>
+              <w:t>0,3330</w:t>
             </w:r>
           </w:p>
         </w:tc>
@@ -48031,51 +48611,101 @@
       <w:tr>
         <w:tc>
           <w:tcPr>
-            <w:tcW w:w="100.90pt" w:type="dxa"/>
-          </w:tcPr>
-          <w:p>
-            <w:r>
-              <w:t>MLP Hybrid (Model D)</w:t>
-            </w:r>
-          </w:p>
-        </w:tc>
-        <w:tc>
-          <w:tcPr>
-            <w:tcW w:w="100.90pt" w:type="dxa"/>
-          </w:tcPr>
-          <w:p>
-            <w:r>
-              <w:t>40</w:t>
-            </w:r>
-          </w:p>
-        </w:tc>
-        <w:tc>
-          <w:tcPr>
-            <w:tcW w:w="100.90pt" w:type="dxa"/>
-          </w:tcPr>
-          <w:p>
-            <w:r>
-              <w:t>17,83</w:t>
-            </w:r>
-          </w:p>
-        </w:tc>
-        <w:tc>
-          <w:tcPr>
-            <w:tcW w:w="100.90pt" w:type="dxa"/>
-          </w:tcPr>
-          <w:p>
-            <w:r>
-              <w:t>25,67</w:t>
-            </w:r>
-          </w:p>
-        </w:tc>
-        <w:tc>
-          <w:tcPr>
-            <w:tcW w:w="100.90pt" w:type="dxa"/>
-          </w:tcPr>
-          <w:p>
-            <w:r>
-              <w:t>0,3055</w:t>
+            <w:tcW w:w="87.05pt" w:type="dxa"/>
+          </w:tcPr>
+          <w:p>
+            <w:pPr>
+              <w:rPr>
+                <w:sz w:val="18"/>
+                <w:szCs w:val="18"/>
+              </w:rPr>
+            </w:pPr>
+            <w:r>
+              <w:rPr>
+                <w:sz w:val="18"/>
+                <w:szCs w:val="18"/>
+              </w:rPr>
+              <w:t>GRU Improved</w:t>
+            </w:r>
+          </w:p>
+        </w:tc>
+        <w:tc>
+          <w:tcPr>
+            <w:tcW w:w="38.70pt" w:type="dxa"/>
+          </w:tcPr>
+          <w:p>
+            <w:pPr>
+              <w:rPr>
+                <w:sz w:val="18"/>
+                <w:szCs w:val="18"/>
+              </w:rPr>
+            </w:pPr>
+            <w:r>
+              <w:rPr>
+                <w:sz w:val="18"/>
+                <w:szCs w:val="18"/>
+              </w:rPr>
+              <w:t>33+20</w:t>
+            </w:r>
+          </w:p>
+        </w:tc>
+        <w:tc>
+          <w:tcPr>
+            <w:tcW w:w="41.45pt" w:type="dxa"/>
+          </w:tcPr>
+          <w:p>
+            <w:pPr>
+              <w:rPr>
+                <w:sz w:val="18"/>
+                <w:szCs w:val="18"/>
+              </w:rPr>
+            </w:pPr>
+            <w:r>
+              <w:rPr>
+                <w:sz w:val="18"/>
+                <w:szCs w:val="18"/>
+              </w:rPr>
+              <w:t>18,09</w:t>
+            </w:r>
+          </w:p>
+        </w:tc>
+        <w:tc>
+          <w:tcPr>
+            <w:tcW w:w="38.45pt" w:type="dxa"/>
+          </w:tcPr>
+          <w:p>
+            <w:pPr>
+              <w:rPr>
+                <w:sz w:val="18"/>
+                <w:szCs w:val="18"/>
+              </w:rPr>
+            </w:pPr>
+            <w:r>
+              <w:rPr>
+                <w:sz w:val="18"/>
+                <w:szCs w:val="18"/>
+              </w:rPr>
+              <w:t>25,16</w:t>
+            </w:r>
+          </w:p>
+        </w:tc>
+        <w:tc>
+          <w:tcPr>
+            <w:tcW w:w="37.15pt" w:type="dxa"/>
+          </w:tcPr>
+          <w:p>
+            <w:pPr>
+              <w:rPr>
+                <w:sz w:val="18"/>
+                <w:szCs w:val="18"/>
+              </w:rPr>
+            </w:pPr>
+            <w:r>
+              <w:rPr>
+                <w:sz w:val="18"/>
+                <w:szCs w:val="18"/>
+              </w:rPr>
+              <w:t>0,3326</w:t>
             </w:r>
           </w:p>
         </w:tc>
@@ -48083,50 +48713,100 @@
       <w:tr>
         <w:tc>
           <w:tcPr>
-            <w:tcW w:w="100.90pt" w:type="dxa"/>
-          </w:tcPr>
-          <w:p>
-            <w:r>
-              <w:t>RandomForest (game-level)</w:t>
-            </w:r>
-          </w:p>
-        </w:tc>
-        <w:tc>
-          <w:tcPr>
-            <w:tcW w:w="100.90pt" w:type="dxa"/>
-          </w:tcPr>
-          <w:p>
-            <w:r>
+            <w:tcW w:w="87.05pt" w:type="dxa"/>
+          </w:tcPr>
+          <w:p>
+            <w:pPr>
+              <w:rPr>
+                <w:sz w:val="18"/>
+                <w:szCs w:val="18"/>
+              </w:rPr>
+            </w:pPr>
+            <w:r>
+              <w:rPr>
+                <w:sz w:val="18"/>
+                <w:szCs w:val="18"/>
+              </w:rPr>
+              <w:t xml:space="preserve">RandomForest </w:t>
+            </w:r>
+          </w:p>
+        </w:tc>
+        <w:tc>
+          <w:tcPr>
+            <w:tcW w:w="38.70pt" w:type="dxa"/>
+          </w:tcPr>
+          <w:p>
+            <w:pPr>
+              <w:rPr>
+                <w:sz w:val="18"/>
+                <w:szCs w:val="18"/>
+              </w:rPr>
+            </w:pPr>
+            <w:r>
+              <w:rPr>
+                <w:sz w:val="18"/>
+                <w:szCs w:val="18"/>
+              </w:rPr>
               <w:t>40</w:t>
             </w:r>
           </w:p>
         </w:tc>
         <w:tc>
           <w:tcPr>
-            <w:tcW w:w="100.90pt" w:type="dxa"/>
-          </w:tcPr>
-          <w:p>
-            <w:r>
+            <w:tcW w:w="41.45pt" w:type="dxa"/>
+          </w:tcPr>
+          <w:p>
+            <w:pPr>
+              <w:rPr>
+                <w:sz w:val="18"/>
+                <w:szCs w:val="18"/>
+              </w:rPr>
+            </w:pPr>
+            <w:r>
+              <w:rPr>
+                <w:sz w:val="18"/>
+                <w:szCs w:val="18"/>
+              </w:rPr>
               <w:t>17,85</w:t>
             </w:r>
           </w:p>
         </w:tc>
         <w:tc>
           <w:tcPr>
-            <w:tcW w:w="100.90pt" w:type="dxa"/>
-          </w:tcPr>
-          <w:p>
-            <w:r>
-              <w:t>—</w:t>
-            </w:r>
-          </w:p>
-        </w:tc>
-        <w:tc>
-          <w:tcPr>
-            <w:tcW w:w="100.90pt" w:type="dxa"/>
-          </w:tcPr>
-          <w:p>
-            <w:r>
+            <w:tcW w:w="38.45pt" w:type="dxa"/>
+          </w:tcPr>
+          <w:p>
+            <w:pPr>
+              <w:rPr>
+                <w:sz w:val="18"/>
+                <w:szCs w:val="18"/>
+              </w:rPr>
+            </w:pPr>
+            <w:r>
+              <w:rPr>
+                <w:sz w:val="18"/>
+                <w:szCs w:val="18"/>
+              </w:rPr>
+              <w:t>25.17</w:t>
+            </w:r>
+          </w:p>
+        </w:tc>
+        <w:tc>
+          <w:tcPr>
+            <w:tcW w:w="37.15pt" w:type="dxa"/>
+          </w:tcPr>
+          <w:p>
+            <w:pPr>
+              <w:rPr>
+                <w:sz w:val="18"/>
+                <w:szCs w:val="18"/>
+              </w:rPr>
+            </w:pPr>
+            <w:r>
+              <w:rPr>
+                <w:sz w:val="18"/>
+                <w:szCs w:val="18"/>
+              </w:rPr>
               <w:t>0,3321</w:t>
             </w:r>
           </w:p>
@@ -48135,51 +48815,101 @@
       <w:tr>
         <w:tc>
           <w:tcPr>
-            <w:tcW w:w="100.90pt" w:type="dxa"/>
-          </w:tcPr>
-          <w:p>
-            <w:r>
-              <w:t>MLP Hybrid Optuna (Model E)</w:t>
-            </w:r>
-          </w:p>
-        </w:tc>
-        <w:tc>
-          <w:tcPr>
-            <w:tcW w:w="100.90pt" w:type="dxa"/>
-          </w:tcPr>
-          <w:p>
-            <w:r>
+            <w:tcW w:w="87.05pt" w:type="dxa"/>
+          </w:tcPr>
+          <w:p>
+            <w:pPr>
+              <w:rPr>
+                <w:sz w:val="18"/>
+                <w:szCs w:val="18"/>
+              </w:rPr>
+            </w:pPr>
+            <w:r>
+              <w:rPr>
+                <w:sz w:val="18"/>
+                <w:szCs w:val="18"/>
+              </w:rPr>
+              <w:t>XGBoost</w:t>
+            </w:r>
+          </w:p>
+        </w:tc>
+        <w:tc>
+          <w:tcPr>
+            <w:tcW w:w="38.70pt" w:type="dxa"/>
+          </w:tcPr>
+          <w:p>
+            <w:pPr>
+              <w:rPr>
+                <w:sz w:val="18"/>
+                <w:szCs w:val="18"/>
+              </w:rPr>
+            </w:pPr>
+            <w:r>
+              <w:rPr>
+                <w:sz w:val="18"/>
+                <w:szCs w:val="18"/>
+              </w:rPr>
               <w:t>40</w:t>
             </w:r>
           </w:p>
         </w:tc>
         <w:tc>
           <w:tcPr>
-            <w:tcW w:w="100.90pt" w:type="dxa"/>
-          </w:tcPr>
-          <w:p>
-            <w:r>
-              <w:t>17,88</w:t>
-            </w:r>
-          </w:p>
-        </w:tc>
-        <w:tc>
-          <w:tcPr>
-            <w:tcW w:w="100.90pt" w:type="dxa"/>
-          </w:tcPr>
-          <w:p>
-            <w:r>
-              <w:t>25,35</w:t>
-            </w:r>
-          </w:p>
-        </w:tc>
-        <w:tc>
-          <w:tcPr>
-            <w:tcW w:w="100.90pt" w:type="dxa"/>
-          </w:tcPr>
-          <w:p>
-            <w:r>
-              <w:t>0,3225</w:t>
+            <w:tcW w:w="41.45pt" w:type="dxa"/>
+          </w:tcPr>
+          <w:p>
+            <w:pPr>
+              <w:rPr>
+                <w:sz w:val="18"/>
+                <w:szCs w:val="18"/>
+              </w:rPr>
+            </w:pPr>
+            <w:r>
+              <w:rPr>
+                <w:sz w:val="18"/>
+                <w:szCs w:val="18"/>
+              </w:rPr>
+              <w:t>17.94</w:t>
+            </w:r>
+          </w:p>
+        </w:tc>
+        <w:tc>
+          <w:tcPr>
+            <w:tcW w:w="38.45pt" w:type="dxa"/>
+          </w:tcPr>
+          <w:p>
+            <w:pPr>
+              <w:rPr>
+                <w:sz w:val="18"/>
+                <w:szCs w:val="18"/>
+              </w:rPr>
+            </w:pPr>
+            <w:r>
+              <w:rPr>
+                <w:sz w:val="18"/>
+                <w:szCs w:val="18"/>
+              </w:rPr>
+              <w:t>25,185</w:t>
+            </w:r>
+          </w:p>
+        </w:tc>
+        <w:tc>
+          <w:tcPr>
+            <w:tcW w:w="37.15pt" w:type="dxa"/>
+          </w:tcPr>
+          <w:p>
+            <w:pPr>
+              <w:rPr>
+                <w:sz w:val="18"/>
+                <w:szCs w:val="18"/>
+              </w:rPr>
+            </w:pPr>
+            <w:r>
+              <w:rPr>
+                <w:sz w:val="18"/>
+                <w:szCs w:val="18"/>
+              </w:rPr>
+              <w:t>0,3315</w:t>
             </w:r>
           </w:p>
         </w:tc>
@@ -48187,51 +48917,101 @@
       <w:tr>
         <w:tc>
           <w:tcPr>
-            <w:tcW w:w="100.90pt" w:type="dxa"/>
-          </w:tcPr>
-          <w:p>
-            <w:r>
-              <w:t>MLP Improved (Model C)</w:t>
-            </w:r>
-          </w:p>
-        </w:tc>
-        <w:tc>
-          <w:tcPr>
-            <w:tcW w:w="100.90pt" w:type="dxa"/>
-          </w:tcPr>
-          <w:p>
-            <w:r>
-              <w:t>40</w:t>
-            </w:r>
-          </w:p>
-        </w:tc>
-        <w:tc>
-          <w:tcPr>
-            <w:tcW w:w="100.90pt" w:type="dxa"/>
-          </w:tcPr>
-          <w:p>
-            <w:r>
-              <w:t>17,91</w:t>
-            </w:r>
-          </w:p>
-        </w:tc>
-        <w:tc>
-          <w:tcPr>
-            <w:tcW w:w="100.90pt" w:type="dxa"/>
-          </w:tcPr>
-          <w:p>
-            <w:r>
-              <w:t>25,49</w:t>
-            </w:r>
-          </w:p>
-        </w:tc>
-        <w:tc>
-          <w:tcPr>
-            <w:tcW w:w="100.90pt" w:type="dxa"/>
-          </w:tcPr>
-          <w:p>
-            <w:r>
-              <w:t>0,3151</w:t>
+            <w:tcW w:w="87.05pt" w:type="dxa"/>
+          </w:tcPr>
+          <w:p>
+            <w:pPr>
+              <w:rPr>
+                <w:sz w:val="18"/>
+                <w:szCs w:val="18"/>
+              </w:rPr>
+            </w:pPr>
+            <w:r>
+              <w:rPr>
+                <w:sz w:val="18"/>
+                <w:szCs w:val="18"/>
+              </w:rPr>
+              <w:t xml:space="preserve">GRU Attention </w:t>
+            </w:r>
+          </w:p>
+        </w:tc>
+        <w:tc>
+          <w:tcPr>
+            <w:tcW w:w="38.70pt" w:type="dxa"/>
+          </w:tcPr>
+          <w:p>
+            <w:pPr>
+              <w:rPr>
+                <w:sz w:val="18"/>
+                <w:szCs w:val="18"/>
+              </w:rPr>
+            </w:pPr>
+            <w:r>
+              <w:rPr>
+                <w:sz w:val="18"/>
+                <w:szCs w:val="18"/>
+              </w:rPr>
+              <w:t>45+20</w:t>
+            </w:r>
+          </w:p>
+        </w:tc>
+        <w:tc>
+          <w:tcPr>
+            <w:tcW w:w="41.45pt" w:type="dxa"/>
+          </w:tcPr>
+          <w:p>
+            <w:pPr>
+              <w:rPr>
+                <w:sz w:val="18"/>
+                <w:szCs w:val="18"/>
+              </w:rPr>
+            </w:pPr>
+            <w:r>
+              <w:rPr>
+                <w:sz w:val="18"/>
+                <w:szCs w:val="18"/>
+              </w:rPr>
+              <w:t>18,29</w:t>
+            </w:r>
+          </w:p>
+        </w:tc>
+        <w:tc>
+          <w:tcPr>
+            <w:tcW w:w="38.45pt" w:type="dxa"/>
+          </w:tcPr>
+          <w:p>
+            <w:pPr>
+              <w:rPr>
+                <w:sz w:val="18"/>
+                <w:szCs w:val="18"/>
+              </w:rPr>
+            </w:pPr>
+            <w:r>
+              <w:rPr>
+                <w:sz w:val="18"/>
+                <w:szCs w:val="18"/>
+              </w:rPr>
+              <w:t>25,28</w:t>
+            </w:r>
+          </w:p>
+        </w:tc>
+        <w:tc>
+          <w:tcPr>
+            <w:tcW w:w="37.15pt" w:type="dxa"/>
+          </w:tcPr>
+          <w:p>
+            <w:pPr>
+              <w:rPr>
+                <w:sz w:val="18"/>
+                <w:szCs w:val="18"/>
+              </w:rPr>
+            </w:pPr>
+            <w:r>
+              <w:rPr>
+                <w:sz w:val="18"/>
+                <w:szCs w:val="18"/>
+              </w:rPr>
+              <w:t>0,3262</w:t>
             </w:r>
           </w:p>
         </w:tc>
@@ -48239,51 +49019,101 @@
       <w:tr>
         <w:tc>
           <w:tcPr>
-            <w:tcW w:w="100.90pt" w:type="dxa"/>
-          </w:tcPr>
-          <w:p>
-            <w:r>
-              <w:t>LSTM Improved (najbolji RNN)</w:t>
-            </w:r>
-          </w:p>
-        </w:tc>
-        <w:tc>
-          <w:tcPr>
-            <w:tcW w:w="100.90pt" w:type="dxa"/>
-          </w:tcPr>
-          <w:p>
-            <w:r>
-              <w:t>33+20</w:t>
-            </w:r>
-          </w:p>
-        </w:tc>
-        <w:tc>
-          <w:tcPr>
-            <w:tcW w:w="100.90pt" w:type="dxa"/>
-          </w:tcPr>
-          <w:p>
-            <w:r>
-              <w:t>18,03</w:t>
-            </w:r>
-          </w:p>
-        </w:tc>
-        <w:tc>
-          <w:tcPr>
-            <w:tcW w:w="100.90pt" w:type="dxa"/>
-          </w:tcPr>
-          <w:p>
-            <w:r>
-              <w:t>25,11</w:t>
-            </w:r>
-          </w:p>
-        </w:tc>
-        <w:tc>
-          <w:tcPr>
-            <w:tcW w:w="100.90pt" w:type="dxa"/>
-          </w:tcPr>
-          <w:p>
-            <w:r>
-              <w:t>0,3354</w:t>
+            <w:tcW w:w="87.05pt" w:type="dxa"/>
+          </w:tcPr>
+          <w:p>
+            <w:pPr>
+              <w:rPr>
+                <w:sz w:val="18"/>
+                <w:szCs w:val="18"/>
+              </w:rPr>
+            </w:pPr>
+            <w:r>
+              <w:rPr>
+                <w:sz w:val="18"/>
+                <w:szCs w:val="18"/>
+              </w:rPr>
+              <w:t>MLP (Model B)</w:t>
+            </w:r>
+          </w:p>
+        </w:tc>
+        <w:tc>
+          <w:tcPr>
+            <w:tcW w:w="38.70pt" w:type="dxa"/>
+          </w:tcPr>
+          <w:p>
+            <w:pPr>
+              <w:rPr>
+                <w:sz w:val="18"/>
+                <w:szCs w:val="18"/>
+              </w:rPr>
+            </w:pPr>
+            <w:r>
+              <w:rPr>
+                <w:sz w:val="18"/>
+                <w:szCs w:val="18"/>
+              </w:rPr>
+              <w:t>40</w:t>
+            </w:r>
+          </w:p>
+        </w:tc>
+        <w:tc>
+          <w:tcPr>
+            <w:tcW w:w="41.45pt" w:type="dxa"/>
+          </w:tcPr>
+          <w:p>
+            <w:pPr>
+              <w:rPr>
+                <w:sz w:val="18"/>
+                <w:szCs w:val="18"/>
+              </w:rPr>
+            </w:pPr>
+            <w:r>
+              <w:rPr>
+                <w:sz w:val="18"/>
+                <w:szCs w:val="18"/>
+              </w:rPr>
+              <w:t>18.29</w:t>
+            </w:r>
+          </w:p>
+        </w:tc>
+        <w:tc>
+          <w:tcPr>
+            <w:tcW w:w="38.45pt" w:type="dxa"/>
+          </w:tcPr>
+          <w:p>
+            <w:pPr>
+              <w:rPr>
+                <w:sz w:val="18"/>
+                <w:szCs w:val="18"/>
+              </w:rPr>
+            </w:pPr>
+            <w:r>
+              <w:rPr>
+                <w:sz w:val="18"/>
+                <w:szCs w:val="18"/>
+              </w:rPr>
+              <w:t>25.32</w:t>
+            </w:r>
+          </w:p>
+        </w:tc>
+        <w:tc>
+          <w:tcPr>
+            <w:tcW w:w="37.15pt" w:type="dxa"/>
+          </w:tcPr>
+          <w:p>
+            <w:pPr>
+              <w:rPr>
+                <w:sz w:val="18"/>
+                <w:szCs w:val="18"/>
+              </w:rPr>
+            </w:pPr>
+            <w:r>
+              <w:rPr>
+                <w:sz w:val="18"/>
+                <w:szCs w:val="18"/>
+              </w:rPr>
+              <w:t>0.3242</w:t>
             </w:r>
           </w:p>
         </w:tc>
@@ -48291,51 +49121,101 @@
       <w:tr>
         <w:tc>
           <w:tcPr>
-            <w:tcW w:w="100.90pt" w:type="dxa"/>
-          </w:tcPr>
-          <w:p>
-            <w:r>
-              <w:t>Stari ansambl (XGB+LGB+MLP)</w:t>
-            </w:r>
-          </w:p>
-        </w:tc>
-        <w:tc>
-          <w:tcPr>
-            <w:tcW w:w="100.90pt" w:type="dxa"/>
-          </w:tcPr>
-          <w:p>
-            <w:r>
-              <w:t>184</w:t>
-            </w:r>
-          </w:p>
-        </w:tc>
-        <w:tc>
-          <w:tcPr>
-            <w:tcW w:w="100.90pt" w:type="dxa"/>
-          </w:tcPr>
-          <w:p>
-            <w:r>
+            <w:tcW w:w="87.05pt" w:type="dxa"/>
+          </w:tcPr>
+          <w:p>
+            <w:pPr>
+              <w:rPr>
+                <w:sz w:val="18"/>
+                <w:szCs w:val="18"/>
+              </w:rPr>
+            </w:pPr>
+            <w:r>
+              <w:rPr>
+                <w:sz w:val="18"/>
+                <w:szCs w:val="18"/>
+              </w:rPr>
+              <w:t>MLP Hybrid (Model D)</w:t>
+            </w:r>
+          </w:p>
+        </w:tc>
+        <w:tc>
+          <w:tcPr>
+            <w:tcW w:w="38.70pt" w:type="dxa"/>
+          </w:tcPr>
+          <w:p>
+            <w:pPr>
+              <w:rPr>
+                <w:sz w:val="18"/>
+                <w:szCs w:val="18"/>
+              </w:rPr>
+            </w:pPr>
+            <w:r>
+              <w:rPr>
+                <w:sz w:val="18"/>
+                <w:szCs w:val="18"/>
+              </w:rPr>
+              <w:t>40</w:t>
+            </w:r>
+          </w:p>
+        </w:tc>
+        <w:tc>
+          <w:tcPr>
+            <w:tcW w:w="41.45pt" w:type="dxa"/>
+          </w:tcPr>
+          <w:p>
+            <w:pPr>
+              <w:rPr>
+                <w:sz w:val="18"/>
+                <w:szCs w:val="18"/>
+              </w:rPr>
+            </w:pPr>
+            <w:r>
+              <w:rPr>
+                <w:sz w:val="18"/>
+                <w:szCs w:val="18"/>
+              </w:rPr>
               <w:t>18,05</w:t>
             </w:r>
           </w:p>
         </w:tc>
         <w:tc>
           <w:tcPr>
-            <w:tcW w:w="100.90pt" w:type="dxa"/>
-          </w:tcPr>
-          <w:p>
-            <w:r>
-              <w:t>25,05</w:t>
-            </w:r>
-          </w:p>
-        </w:tc>
-        <w:tc>
-          <w:tcPr>
-            <w:tcW w:w="100.90pt" w:type="dxa"/>
-          </w:tcPr>
-          <w:p>
-            <w:r>
-              <w:t>0,3384</w:t>
+            <w:tcW w:w="38.45pt" w:type="dxa"/>
+          </w:tcPr>
+          <w:p>
+            <w:pPr>
+              <w:rPr>
+                <w:sz w:val="18"/>
+                <w:szCs w:val="18"/>
+              </w:rPr>
+            </w:pPr>
+            <w:r>
+              <w:rPr>
+                <w:sz w:val="18"/>
+                <w:szCs w:val="18"/>
+              </w:rPr>
+              <w:t>25,36</w:t>
+            </w:r>
+          </w:p>
+        </w:tc>
+        <w:tc>
+          <w:tcPr>
+            <w:tcW w:w="37.15pt" w:type="dxa"/>
+          </w:tcPr>
+          <w:p>
+            <w:pPr>
+              <w:rPr>
+                <w:sz w:val="18"/>
+                <w:szCs w:val="18"/>
+              </w:rPr>
+            </w:pPr>
+            <w:r>
+              <w:rPr>
+                <w:sz w:val="18"/>
+                <w:szCs w:val="18"/>
+              </w:rPr>
+              <w:t>0,3219</w:t>
             </w:r>
           </w:p>
         </w:tc>
@@ -48343,51 +49223,101 @@
       <w:tr>
         <w:tc>
           <w:tcPr>
-            <w:tcW w:w="100.90pt" w:type="dxa"/>
-          </w:tcPr>
-          <w:p>
-            <w:r>
-              <w:t>XGBoost</w:t>
-            </w:r>
-          </w:p>
-        </w:tc>
-        <w:tc>
-          <w:tcPr>
-            <w:tcW w:w="100.90pt" w:type="dxa"/>
-          </w:tcPr>
-          <w:p>
-            <w:r>
+            <w:tcW w:w="87.05pt" w:type="dxa"/>
+          </w:tcPr>
+          <w:p>
+            <w:pPr>
+              <w:rPr>
+                <w:sz w:val="18"/>
+                <w:szCs w:val="18"/>
+              </w:rPr>
+            </w:pPr>
+            <w:r>
+              <w:rPr>
+                <w:sz w:val="18"/>
+                <w:szCs w:val="18"/>
+              </w:rPr>
+              <w:t>MLP Quantile q50</w:t>
+            </w:r>
+          </w:p>
+        </w:tc>
+        <w:tc>
+          <w:tcPr>
+            <w:tcW w:w="38.70pt" w:type="dxa"/>
+          </w:tcPr>
+          <w:p>
+            <w:pPr>
+              <w:rPr>
+                <w:sz w:val="18"/>
+                <w:szCs w:val="18"/>
+              </w:rPr>
+            </w:pPr>
+            <w:r>
+              <w:rPr>
+                <w:sz w:val="18"/>
+                <w:szCs w:val="18"/>
+              </w:rPr>
               <w:t>40</w:t>
             </w:r>
           </w:p>
         </w:tc>
         <w:tc>
           <w:tcPr>
-            <w:tcW w:w="100.90pt" w:type="dxa"/>
-          </w:tcPr>
-          <w:p>
-            <w:r>
-              <w:t>18,09</w:t>
-            </w:r>
-          </w:p>
-        </w:tc>
-        <w:tc>
-          <w:tcPr>
-            <w:tcW w:w="100.90pt" w:type="dxa"/>
-          </w:tcPr>
-          <w:p>
-            <w:r>
-              <w:t>25,498</w:t>
-            </w:r>
-          </w:p>
-        </w:tc>
-        <w:tc>
-          <w:tcPr>
-            <w:tcW w:w="100.90pt" w:type="dxa"/>
-          </w:tcPr>
-          <w:p>
-            <w:r>
-              <w:t>0,3148</w:t>
+            <w:tcW w:w="41.45pt" w:type="dxa"/>
+          </w:tcPr>
+          <w:p>
+            <w:pPr>
+              <w:rPr>
+                <w:sz w:val="18"/>
+                <w:szCs w:val="18"/>
+              </w:rPr>
+            </w:pPr>
+            <w:r>
+              <w:rPr>
+                <w:sz w:val="18"/>
+                <w:szCs w:val="18"/>
+              </w:rPr>
+              <w:t>17,75</w:t>
+            </w:r>
+          </w:p>
+        </w:tc>
+        <w:tc>
+          <w:tcPr>
+            <w:tcW w:w="38.45pt" w:type="dxa"/>
+          </w:tcPr>
+          <w:p>
+            <w:pPr>
+              <w:rPr>
+                <w:sz w:val="18"/>
+                <w:szCs w:val="18"/>
+              </w:rPr>
+            </w:pPr>
+            <w:r>
+              <w:rPr>
+                <w:sz w:val="18"/>
+                <w:szCs w:val="18"/>
+              </w:rPr>
+              <w:t>25,60</w:t>
+            </w:r>
+          </w:p>
+        </w:tc>
+        <w:tc>
+          <w:tcPr>
+            <w:tcW w:w="37.15pt" w:type="dxa"/>
+          </w:tcPr>
+          <w:p>
+            <w:pPr>
+              <w:rPr>
+                <w:sz w:val="18"/>
+                <w:szCs w:val="18"/>
+              </w:rPr>
+            </w:pPr>
+            <w:r>
+              <w:rPr>
+                <w:sz w:val="18"/>
+                <w:szCs w:val="18"/>
+              </w:rPr>
+              <w:t>0,3093</w:t>
             </w:r>
           </w:p>
         </w:tc>
@@ -48395,50 +49325,100 @@
       <w:tr>
         <w:tc>
           <w:tcPr>
-            <w:tcW w:w="100.90pt" w:type="dxa"/>
-          </w:tcPr>
-          <w:p>
-            <w:r>
+            <w:tcW w:w="87.05pt" w:type="dxa"/>
+          </w:tcPr>
+          <w:p>
+            <w:pPr>
+              <w:rPr>
+                <w:sz w:val="18"/>
+                <w:szCs w:val="18"/>
+              </w:rPr>
+            </w:pPr>
+            <w:r>
+              <w:rPr>
+                <w:sz w:val="18"/>
+                <w:szCs w:val="18"/>
+              </w:rPr>
               <w:t>MLP Original (Model A)</w:t>
             </w:r>
           </w:p>
         </w:tc>
         <w:tc>
           <w:tcPr>
-            <w:tcW w:w="100.90pt" w:type="dxa"/>
-          </w:tcPr>
-          <w:p>
-            <w:r>
+            <w:tcW w:w="38.70pt" w:type="dxa"/>
+          </w:tcPr>
+          <w:p>
+            <w:pPr>
+              <w:rPr>
+                <w:sz w:val="18"/>
+                <w:szCs w:val="18"/>
+              </w:rPr>
+            </w:pPr>
+            <w:r>
+              <w:rPr>
+                <w:sz w:val="18"/>
+                <w:szCs w:val="18"/>
+              </w:rPr>
               <w:t>184</w:t>
             </w:r>
           </w:p>
         </w:tc>
         <w:tc>
           <w:tcPr>
-            <w:tcW w:w="100.90pt" w:type="dxa"/>
-          </w:tcPr>
-          <w:p>
-            <w:r>
+            <w:tcW w:w="41.45pt" w:type="dxa"/>
+          </w:tcPr>
+          <w:p>
+            <w:pPr>
+              <w:rPr>
+                <w:sz w:val="18"/>
+                <w:szCs w:val="18"/>
+              </w:rPr>
+            </w:pPr>
+            <w:r>
+              <w:rPr>
+                <w:sz w:val="18"/>
+                <w:szCs w:val="18"/>
+              </w:rPr>
               <w:t>18,10</w:t>
             </w:r>
           </w:p>
         </w:tc>
         <w:tc>
           <w:tcPr>
-            <w:tcW w:w="100.90pt" w:type="dxa"/>
-          </w:tcPr>
-          <w:p>
-            <w:r>
+            <w:tcW w:w="38.45pt" w:type="dxa"/>
+          </w:tcPr>
+          <w:p>
+            <w:pPr>
+              <w:rPr>
+                <w:sz w:val="18"/>
+                <w:szCs w:val="18"/>
+              </w:rPr>
+            </w:pPr>
+            <w:r>
+              <w:rPr>
+                <w:sz w:val="18"/>
+                <w:szCs w:val="18"/>
+              </w:rPr>
               <w:t>25,62</w:t>
             </w:r>
           </w:p>
         </w:tc>
         <w:tc>
           <w:tcPr>
-            <w:tcW w:w="100.90pt" w:type="dxa"/>
-          </w:tcPr>
-          <w:p>
-            <w:r>
+            <w:tcW w:w="37.15pt" w:type="dxa"/>
+          </w:tcPr>
+          <w:p>
+            <w:pPr>
+              <w:rPr>
+                <w:sz w:val="18"/>
+                <w:szCs w:val="18"/>
+              </w:rPr>
+            </w:pPr>
+            <w:r>
+              <w:rPr>
+                <w:sz w:val="18"/>
+                <w:szCs w:val="18"/>
+              </w:rPr>
               <w:t>0,3079</w:t>
             </w:r>
           </w:p>
@@ -48447,363 +49427,101 @@
       <w:tr>
         <w:tc>
           <w:tcPr>
-            <w:tcW w:w="100.90pt" w:type="dxa"/>
-          </w:tcPr>
-          <w:p>
-            <w:r>
-              <w:t>LightGBM</w:t>
-            </w:r>
-          </w:p>
-        </w:tc>
-        <w:tc>
-          <w:tcPr>
-            <w:tcW w:w="100.90pt" w:type="dxa"/>
-          </w:tcPr>
-          <w:p>
-            <w:r>
-              <w:t>40</w:t>
-            </w:r>
-          </w:p>
-        </w:tc>
-        <w:tc>
-          <w:tcPr>
-            <w:tcW w:w="100.90pt" w:type="dxa"/>
-          </w:tcPr>
-          <w:p>
-            <w:r>
-              <w:t>18,11</w:t>
-            </w:r>
-          </w:p>
-        </w:tc>
-        <w:tc>
-          <w:tcPr>
-            <w:tcW w:w="100.90pt" w:type="dxa"/>
-          </w:tcPr>
-          <w:p>
-            <w:r>
-              <w:t>25,659</w:t>
-            </w:r>
-          </w:p>
-        </w:tc>
-        <w:tc>
-          <w:tcPr>
-            <w:tcW w:w="100.90pt" w:type="dxa"/>
-          </w:tcPr>
-          <w:p>
-            <w:r>
-              <w:t>0,3061</w:t>
-            </w:r>
-          </w:p>
-        </w:tc>
-      </w:tr>
-      <w:tr>
-        <w:tc>
-          <w:tcPr>
-            <w:tcW w:w="100.90pt" w:type="dxa"/>
-          </w:tcPr>
-          <w:p>
-            <w:r>
-              <w:t>GRU Improved</w:t>
-            </w:r>
-          </w:p>
-        </w:tc>
-        <w:tc>
-          <w:tcPr>
-            <w:tcW w:w="100.90pt" w:type="dxa"/>
-          </w:tcPr>
-          <w:p>
-            <w:r>
-              <w:t>33+20</w:t>
-            </w:r>
-          </w:p>
-        </w:tc>
-        <w:tc>
-          <w:tcPr>
-            <w:tcW w:w="100.90pt" w:type="dxa"/>
-          </w:tcPr>
-          <w:p>
-            <w:r>
-              <w:t>18,14</w:t>
-            </w:r>
-          </w:p>
-        </w:tc>
-        <w:tc>
-          <w:tcPr>
-            <w:tcW w:w="100.90pt" w:type="dxa"/>
-          </w:tcPr>
-          <w:p>
-            <w:r>
-              <w:t>25,13</w:t>
-            </w:r>
-          </w:p>
-        </w:tc>
-        <w:tc>
-          <w:tcPr>
-            <w:tcW w:w="100.90pt" w:type="dxa"/>
-          </w:tcPr>
-          <w:p>
-            <w:r>
-              <w:t>0,3344</w:t>
-            </w:r>
-          </w:p>
-        </w:tc>
-      </w:tr>
-      <w:tr>
-        <w:tc>
-          <w:tcPr>
-            <w:tcW w:w="100.90pt" w:type="dxa"/>
-          </w:tcPr>
-          <w:p>
-            <w:r>
-              <w:t>MLP Optuna (multi-layer)</w:t>
-            </w:r>
-          </w:p>
-        </w:tc>
-        <w:tc>
-          <w:tcPr>
-            <w:tcW w:w="100.90pt" w:type="dxa"/>
-          </w:tcPr>
-          <w:p>
-            <w:r>
+            <w:tcW w:w="87.05pt" w:type="dxa"/>
+          </w:tcPr>
+          <w:p>
+            <w:pPr>
+              <w:rPr>
+                <w:sz w:val="18"/>
+                <w:szCs w:val="18"/>
+              </w:rPr>
+            </w:pPr>
+            <w:r>
+              <w:rPr>
+                <w:sz w:val="18"/>
+                <w:szCs w:val="18"/>
+              </w:rPr>
+              <w:t xml:space="preserve">Base RNN </w:t>
+            </w:r>
+          </w:p>
+        </w:tc>
+        <w:tc>
+          <w:tcPr>
+            <w:tcW w:w="38.70pt" w:type="dxa"/>
+          </w:tcPr>
+          <w:p>
+            <w:pPr>
+              <w:rPr>
+                <w:sz w:val="18"/>
+                <w:szCs w:val="18"/>
+              </w:rPr>
+            </w:pPr>
+            <w:r>
+              <w:rPr>
+                <w:sz w:val="18"/>
+                <w:szCs w:val="18"/>
+              </w:rPr>
               <w:t>184</w:t>
             </w:r>
           </w:p>
         </w:tc>
         <w:tc>
           <w:tcPr>
-            <w:tcW w:w="100.90pt" w:type="dxa"/>
-          </w:tcPr>
-          <w:p>
-            <w:r>
-              <w:t>18,16</w:t>
-            </w:r>
-          </w:p>
-        </w:tc>
-        <w:tc>
-          <w:tcPr>
-            <w:tcW w:w="100.90pt" w:type="dxa"/>
-          </w:tcPr>
-          <w:p>
-            <w:r>
-              <w:t>25,48</w:t>
-            </w:r>
-          </w:p>
-        </w:tc>
-        <w:tc>
-          <w:tcPr>
-            <w:tcW w:w="100.90pt" w:type="dxa"/>
-          </w:tcPr>
-          <w:p>
-            <w:r>
-              <w:t>0,3156</w:t>
-            </w:r>
-          </w:p>
-        </w:tc>
-      </w:tr>
-      <w:tr>
-        <w:tc>
-          <w:tcPr>
-            <w:tcW w:w="100.90pt" w:type="dxa"/>
-          </w:tcPr>
-          <w:p>
-            <w:r>
-              <w:t>GRU log1p + Attention v2</w:t>
-            </w:r>
-          </w:p>
-        </w:tc>
-        <w:tc>
-          <w:tcPr>
-            <w:tcW w:w="100.90pt" w:type="dxa"/>
-          </w:tcPr>
-          <w:p>
-            <w:r>
-              <w:t>45+20</w:t>
-            </w:r>
-          </w:p>
-        </w:tc>
-        <w:tc>
-          <w:tcPr>
-            <w:tcW w:w="100.90pt" w:type="dxa"/>
-          </w:tcPr>
-          <w:p>
-            <w:r>
-              <w:t>18,29</w:t>
-            </w:r>
-          </w:p>
-        </w:tc>
-        <w:tc>
-          <w:tcPr>
-            <w:tcW w:w="100.90pt" w:type="dxa"/>
-          </w:tcPr>
-          <w:p>
-            <w:r>
-              <w:t>25,28</w:t>
-            </w:r>
-          </w:p>
-        </w:tc>
-        <w:tc>
-          <w:tcPr>
-            <w:tcW w:w="100.90pt" w:type="dxa"/>
-          </w:tcPr>
-          <w:p>
-            <w:r>
-              <w:t>0,3262</w:t>
-            </w:r>
-          </w:p>
-        </w:tc>
-      </w:tr>
-      <w:tr>
-        <w:tc>
-          <w:tcPr>
-            <w:tcW w:w="100.90pt" w:type="dxa"/>
-          </w:tcPr>
-          <w:p>
-            <w:r>
-              <w:t>TCN (Dilated Conv1D)</w:t>
-            </w:r>
-          </w:p>
-        </w:tc>
-        <w:tc>
-          <w:tcPr>
-            <w:tcW w:w="100.90pt" w:type="dxa"/>
-          </w:tcPr>
-          <w:p>
-            <w:r>
-              <w:t>184</w:t>
-            </w:r>
-          </w:p>
-        </w:tc>
-        <w:tc>
-          <w:tcPr>
-            <w:tcW w:w="100.90pt" w:type="dxa"/>
-          </w:tcPr>
-          <w:p>
-            <w:r>
-              <w:t>19,30</w:t>
-            </w:r>
-          </w:p>
-        </w:tc>
-        <w:tc>
-          <w:tcPr>
-            <w:tcW w:w="100.90pt" w:type="dxa"/>
-          </w:tcPr>
-          <w:p>
-            <w:r>
-              <w:t>27,59</w:t>
-            </w:r>
-          </w:p>
-        </w:tc>
-        <w:tc>
-          <w:tcPr>
-            <w:tcW w:w="100.90pt" w:type="dxa"/>
-          </w:tcPr>
-          <w:p>
-            <w:r>
-              <w:t>0,2453</w:t>
-            </w:r>
-          </w:p>
-        </w:tc>
-      </w:tr>
-      <w:tr>
-        <w:tc>
-          <w:tcPr>
-            <w:tcW w:w="100.90pt" w:type="dxa"/>
-          </w:tcPr>
-          <w:p>
-            <w:r>
-              <w:t>Multi-layer RNN (Faza 2)</w:t>
-            </w:r>
-          </w:p>
-        </w:tc>
-        <w:tc>
-          <w:tcPr>
-            <w:tcW w:w="100.90pt" w:type="dxa"/>
-          </w:tcPr>
-          <w:p>
-            <w:r>
-              <w:t>184</w:t>
-            </w:r>
-          </w:p>
-        </w:tc>
-        <w:tc>
-          <w:tcPr>
-            <w:tcW w:w="100.90pt" w:type="dxa"/>
-          </w:tcPr>
-          <w:p>
-            <w:r>
+            <w:tcW w:w="41.45pt" w:type="dxa"/>
+          </w:tcPr>
+          <w:p>
+            <w:pPr>
+              <w:rPr>
+                <w:sz w:val="18"/>
+                <w:szCs w:val="18"/>
+              </w:rPr>
+            </w:pPr>
+            <w:r>
+              <w:rPr>
+                <w:sz w:val="18"/>
+                <w:szCs w:val="18"/>
+              </w:rPr>
               <w:t>19,73</w:t>
             </w:r>
           </w:p>
         </w:tc>
         <w:tc>
           <w:tcPr>
-            <w:tcW w:w="100.90pt" w:type="dxa"/>
-          </w:tcPr>
-          <w:p>
-            <w:r>
+            <w:tcW w:w="38.45pt" w:type="dxa"/>
+          </w:tcPr>
+          <w:p>
+            <w:pPr>
+              <w:rPr>
+                <w:sz w:val="18"/>
+                <w:szCs w:val="18"/>
+              </w:rPr>
+            </w:pPr>
+            <w:r>
+              <w:rPr>
+                <w:sz w:val="18"/>
+                <w:szCs w:val="18"/>
+              </w:rPr>
               <w:t>27,93</w:t>
             </w:r>
           </w:p>
         </w:tc>
         <w:tc>
           <w:tcPr>
-            <w:tcW w:w="100.90pt" w:type="dxa"/>
-          </w:tcPr>
-          <w:p>
-            <w:r>
+            <w:tcW w:w="37.15pt" w:type="dxa"/>
+          </w:tcPr>
+          <w:p>
+            <w:pPr>
+              <w:rPr>
+                <w:sz w:val="18"/>
+                <w:szCs w:val="18"/>
+              </w:rPr>
+            </w:pPr>
+            <w:r>
+              <w:rPr>
+                <w:sz w:val="18"/>
+                <w:szCs w:val="18"/>
+              </w:rPr>
               <w:t>0,2157</w:t>
-            </w:r>
-          </w:p>
-        </w:tc>
-      </w:tr>
-      <w:tr>
-        <w:tc>
-          <w:tcPr>
-            <w:tcW w:w="100.90pt" w:type="dxa"/>
-          </w:tcPr>
-          <w:p>
-            <w:r>
-              <w:t>Bazni GRU</w:t>
-            </w:r>
-          </w:p>
-        </w:tc>
-        <w:tc>
-          <w:tcPr>
-            <w:tcW w:w="100.90pt" w:type="dxa"/>
-          </w:tcPr>
-          <w:p>
-            <w:r>
-              <w:t>95</w:t>
-            </w:r>
-          </w:p>
-        </w:tc>
-        <w:tc>
-          <w:tcPr>
-            <w:tcW w:w="100.90pt" w:type="dxa"/>
-          </w:tcPr>
-          <w:p>
-            <w:r>
-              <w:t>20,31</w:t>
-            </w:r>
-          </w:p>
-        </w:tc>
-        <w:tc>
-          <w:tcPr>
-            <w:tcW w:w="100.90pt" w:type="dxa"/>
-          </w:tcPr>
-          <w:p>
-            <w:r>
-              <w:t>28,54</w:t>
-            </w:r>
-          </w:p>
-        </w:tc>
-        <w:tc>
-          <w:tcPr>
-            <w:tcW w:w="100.90pt" w:type="dxa"/>
-          </w:tcPr>
-          <w:p>
-            <w:r>
-              <w:t>0,2590</w:t>
             </w:r>
           </w:p>
         </w:tc>
@@ -48822,15 +49540,21 @@
         <w:pStyle w:val="BodyText"/>
       </w:pPr>
       <w:r>
-        <w:t>Najnižu vrednost MAE (17,708) postiže ansambl Opt1 / constrained_ls. Najvišu vrednost R² (0,3384) postiže ansambl XGB + LGB + MLP iz druge faze. Najbolji pojedinačni model po MAE metrici je MLP Quantile q50 (17,75). Najbolji rekurentni model je LSTM Improved (R² = 0,3354). Devet od deset najboljih modela koristi 40 selektovanih obeležja, što potvrđuje uticaj selekcije obeležja na generalizaciju neuronskih mreža.</w:t>
-      </w:r>
-    </w:p>
-    <w:p>
-      <w:pPr>
-        <w:pStyle w:val="Heading3"/>
-      </w:pPr>
-      <w:r>
-        <w:t>Poređenje sa klasičnim referentnim modelima</w:t>
+        <w:t xml:space="preserve">Tabela jasno pokazuje izraženu hijerarhiju rezultata na test skupu. Na vrhu se nalazi ansambl XGB + LGB + MLP sa R² = 0,3378, čime potvrđuje da kombinovanje modela različitih klasa donosi najstabilnije i najtačnije predikcije, </w:t>
+      </w:r>
+      <w:r>
+        <w:lastRenderedPageBreak/>
+        <w:t xml:space="preserve">iskorišćavajući komplementarnu prirodu grešaka </w:t>
+      </w:r>
+      <w:r>
+        <w:rPr>
+          <w:i/>
+          <w:iCs/>
+        </w:rPr>
+        <w:t>tree</w:t>
+      </w:r>
+      <w:r>
+        <w:t xml:space="preserve"> modela i neuronskih mreža. Među pojedinačnim modelima, najbolji rezultat po R² metrici ostvaruje LSTM Improved (R² = 0,3354), koji nadmašuje sve klasične reference u ovoj evaluaciji i pokazuje da pažljivo redizajnirana rekurentna arhitektura može biti konkurentna najjačim klasičnim metodama na ovom zadatku.</w:t>
       </w:r>
     </w:p>
     <w:p>
@@ -48838,463 +49562,47 @@
         <w:pStyle w:val="BodyText"/>
       </w:pPr>
       <w:r>
-        <w:t xml:space="preserve">Direktno numeričko poređenje sa modelima iz prethodnog poglavlja nije moguće zbog različite ciljne promenljive — </w:t>
-      </w:r>
-      <w:r>
-        <w:t>prethodni rezultati (RandomForest R² ≈ 0,325 za WR poziciju u single-output postavci) odnose se na sezonski yards/G target. Da bi se obezbedila uporednost, klasični modeli su ponovo obučeni na game-level zadatku pod identičnim protokolom.</w:t>
-      </w:r>
-    </w:p>
-    <w:tbl>
-      <w:tblPr>
-        <w:tblStyle w:val="TableGrid"/>
-        <w:tblW w:w="0pt" w:type="dxa"/>
-        <w:tblLook w:firstRow="1" w:lastRow="0" w:firstColumn="1" w:lastColumn="0" w:noHBand="0" w:noVBand="1"/>
-      </w:tblPr>
-      <w:tblGrid>
-        <w:gridCol w:w="1858"/>
-        <w:gridCol w:w="1144"/>
-        <w:gridCol w:w="927"/>
-        <w:gridCol w:w="927"/>
-      </w:tblGrid>
-      <w:tr>
-        <w:tc>
-          <w:tcPr>
-            <w:tcW w:w="126.15pt" w:type="dxa"/>
-          </w:tcPr>
-          <w:p>
-            <w:r>
-              <w:rPr>
-                <w:b/>
-              </w:rPr>
-              <w:t>Model</w:t>
-            </w:r>
-          </w:p>
-        </w:tc>
-        <w:tc>
-          <w:tcPr>
-            <w:tcW w:w="126.15pt" w:type="dxa"/>
-          </w:tcPr>
-          <w:p>
-            <w:r>
-              <w:rPr>
-                <w:b/>
-              </w:rPr>
-              <w:t>Klasa</w:t>
-            </w:r>
-          </w:p>
-        </w:tc>
-        <w:tc>
-          <w:tcPr>
-            <w:tcW w:w="126.15pt" w:type="dxa"/>
-          </w:tcPr>
-          <w:p>
-            <w:r>
-              <w:rPr>
-                <w:b/>
-              </w:rPr>
-              <w:t>Test MAE</w:t>
-            </w:r>
-          </w:p>
-        </w:tc>
-        <w:tc>
-          <w:tcPr>
-            <w:tcW w:w="126.15pt" w:type="dxa"/>
-          </w:tcPr>
-          <w:p>
-            <w:r>
-              <w:rPr>
-                <w:b/>
-              </w:rPr>
-              <w:t>Test R²</w:t>
-            </w:r>
-          </w:p>
-        </w:tc>
-      </w:tr>
-      <w:tr>
-        <w:tc>
-          <w:tcPr>
-            <w:tcW w:w="126.15pt" w:type="dxa"/>
-          </w:tcPr>
-          <w:p>
-            <w:r>
-              <w:t>RandomForest</w:t>
-            </w:r>
-          </w:p>
-        </w:tc>
-        <w:tc>
-          <w:tcPr>
-            <w:tcW w:w="126.15pt" w:type="dxa"/>
-          </w:tcPr>
-          <w:p>
-            <w:r>
-              <w:t>klasični</w:t>
-            </w:r>
-          </w:p>
-        </w:tc>
-        <w:tc>
-          <w:tcPr>
-            <w:tcW w:w="126.15pt" w:type="dxa"/>
-          </w:tcPr>
-          <w:p>
-            <w:r>
-              <w:t>17,85</w:t>
-            </w:r>
-          </w:p>
-        </w:tc>
-        <w:tc>
-          <w:tcPr>
-            <w:tcW w:w="126.15pt" w:type="dxa"/>
-          </w:tcPr>
-          <w:p>
-            <w:r>
-              <w:t>0,3321</w:t>
-            </w:r>
-          </w:p>
-        </w:tc>
-      </w:tr>
-      <w:tr>
-        <w:tc>
-          <w:tcPr>
-            <w:tcW w:w="126.15pt" w:type="dxa"/>
-          </w:tcPr>
-          <w:p>
-            <w:r>
-              <w:t>XGBoost</w:t>
-            </w:r>
-          </w:p>
-        </w:tc>
-        <w:tc>
-          <w:tcPr>
-            <w:tcW w:w="126.15pt" w:type="dxa"/>
-          </w:tcPr>
-          <w:p>
-            <w:r>
-              <w:t>klasični</w:t>
-            </w:r>
-          </w:p>
-        </w:tc>
-        <w:tc>
-          <w:tcPr>
-            <w:tcW w:w="126.15pt" w:type="dxa"/>
-          </w:tcPr>
-          <w:p>
-            <w:r>
-              <w:t>18,09</w:t>
-            </w:r>
-          </w:p>
-        </w:tc>
-        <w:tc>
-          <w:tcPr>
-            <w:tcW w:w="126.15pt" w:type="dxa"/>
-          </w:tcPr>
-          <w:p>
-            <w:r>
-              <w:t>0,3148</w:t>
-            </w:r>
-          </w:p>
-        </w:tc>
-      </w:tr>
-      <w:tr>
-        <w:tc>
-          <w:tcPr>
-            <w:tcW w:w="126.15pt" w:type="dxa"/>
-          </w:tcPr>
-          <w:p>
-            <w:r>
-              <w:t>LightGBM</w:t>
-            </w:r>
-          </w:p>
-        </w:tc>
-        <w:tc>
-          <w:tcPr>
-            <w:tcW w:w="126.15pt" w:type="dxa"/>
-          </w:tcPr>
-          <w:p>
-            <w:r>
-              <w:t>klasični</w:t>
-            </w:r>
-          </w:p>
-        </w:tc>
-        <w:tc>
-          <w:tcPr>
-            <w:tcW w:w="126.15pt" w:type="dxa"/>
-          </w:tcPr>
-          <w:p>
-            <w:r>
-              <w:t>18,11</w:t>
-            </w:r>
-          </w:p>
-        </w:tc>
-        <w:tc>
-          <w:tcPr>
-            <w:tcW w:w="126.15pt" w:type="dxa"/>
-          </w:tcPr>
-          <w:p>
-            <w:r>
-              <w:t>0,3061</w:t>
-            </w:r>
-          </w:p>
-        </w:tc>
-      </w:tr>
-      <w:tr>
-        <w:tc>
-          <w:tcPr>
-            <w:tcW w:w="126.15pt" w:type="dxa"/>
-          </w:tcPr>
-          <w:p>
-            <w:r>
-              <w:t>ElasticNet</w:t>
-            </w:r>
-          </w:p>
-        </w:tc>
-        <w:tc>
-          <w:tcPr>
-            <w:tcW w:w="126.15pt" w:type="dxa"/>
-          </w:tcPr>
-          <w:p>
-            <w:r>
-              <w:t>klasični</w:t>
-            </w:r>
-          </w:p>
-        </w:tc>
-        <w:tc>
-          <w:tcPr>
-            <w:tcW w:w="126.15pt" w:type="dxa"/>
-          </w:tcPr>
-          <w:p>
-            <w:r>
-              <w:t>18,10</w:t>
-            </w:r>
-          </w:p>
-        </w:tc>
-        <w:tc>
-          <w:tcPr>
-            <w:tcW w:w="126.15pt" w:type="dxa"/>
-          </w:tcPr>
-          <w:p>
-            <w:r>
-              <w:t>0,3192</w:t>
-            </w:r>
-          </w:p>
-        </w:tc>
-      </w:tr>
-      <w:tr>
-        <w:tc>
-          <w:tcPr>
-            <w:tcW w:w="126.15pt" w:type="dxa"/>
-          </w:tcPr>
-          <w:p>
-            <w:r>
-              <w:t>MLP Quantile q50</w:t>
-            </w:r>
-          </w:p>
-        </w:tc>
-        <w:tc>
-          <w:tcPr>
-            <w:tcW w:w="126.15pt" w:type="dxa"/>
-          </w:tcPr>
-          <w:p>
-            <w:r>
-              <w:t>neuronski</w:t>
-            </w:r>
-          </w:p>
-        </w:tc>
-        <w:tc>
-          <w:tcPr>
-            <w:tcW w:w="126.15pt" w:type="dxa"/>
-          </w:tcPr>
-          <w:p>
-            <w:r>
-              <w:t>17,75</w:t>
-            </w:r>
-          </w:p>
-        </w:tc>
-        <w:tc>
-          <w:tcPr>
-            <w:tcW w:w="126.15pt" w:type="dxa"/>
-          </w:tcPr>
-          <w:p>
-            <w:r>
-              <w:t>0,3093</w:t>
-            </w:r>
-          </w:p>
-        </w:tc>
-      </w:tr>
-      <w:tr>
-        <w:tc>
-          <w:tcPr>
-            <w:tcW w:w="126.15pt" w:type="dxa"/>
-          </w:tcPr>
-          <w:p>
-            <w:r>
-              <w:t>MLP Hybrid (Model D)</w:t>
-            </w:r>
-          </w:p>
-        </w:tc>
-        <w:tc>
-          <w:tcPr>
-            <w:tcW w:w="126.15pt" w:type="dxa"/>
-          </w:tcPr>
-          <w:p>
-            <w:r>
-              <w:t>neuronski</w:t>
-            </w:r>
-          </w:p>
-        </w:tc>
-        <w:tc>
-          <w:tcPr>
-            <w:tcW w:w="126.15pt" w:type="dxa"/>
-          </w:tcPr>
-          <w:p>
-            <w:r>
-              <w:t>17,83</w:t>
-            </w:r>
-          </w:p>
-        </w:tc>
-        <w:tc>
-          <w:tcPr>
-            <w:tcW w:w="126.15pt" w:type="dxa"/>
-          </w:tcPr>
-          <w:p>
-            <w:r>
-              <w:t>0,3055</w:t>
-            </w:r>
-          </w:p>
-        </w:tc>
-      </w:tr>
-      <w:tr>
-        <w:tc>
-          <w:tcPr>
-            <w:tcW w:w="126.15pt" w:type="dxa"/>
-          </w:tcPr>
-          <w:p>
-            <w:r>
-              <w:t>LSTM Improved</w:t>
-            </w:r>
-          </w:p>
-        </w:tc>
-        <w:tc>
-          <w:tcPr>
-            <w:tcW w:w="126.15pt" w:type="dxa"/>
-          </w:tcPr>
-          <w:p>
-            <w:r>
-              <w:t>neuronski</w:t>
-            </w:r>
-          </w:p>
-        </w:tc>
-        <w:tc>
-          <w:tcPr>
-            <w:tcW w:w="126.15pt" w:type="dxa"/>
-          </w:tcPr>
-          <w:p>
-            <w:r>
-              <w:t>18,03</w:t>
-            </w:r>
-          </w:p>
-        </w:tc>
-        <w:tc>
-          <w:tcPr>
-            <w:tcW w:w="126.15pt" w:type="dxa"/>
-          </w:tcPr>
-          <w:p>
-            <w:r>
-              <w:t>0,3354</w:t>
-            </w:r>
-          </w:p>
-        </w:tc>
-      </w:tr>
-      <w:tr>
-        <w:tc>
-          <w:tcPr>
-            <w:tcW w:w="126.15pt" w:type="dxa"/>
-          </w:tcPr>
-          <w:p>
-            <w:r>
-              <w:t>Ensemble Opt1 / constrained_ls</w:t>
-            </w:r>
-          </w:p>
-        </w:tc>
-        <w:tc>
-          <w:tcPr>
-            <w:tcW w:w="126.15pt" w:type="dxa"/>
-          </w:tcPr>
-          <w:p>
-            <w:r>
-              <w:t>ansambl</w:t>
-            </w:r>
-          </w:p>
-        </w:tc>
-        <w:tc>
-          <w:tcPr>
-            <w:tcW w:w="126.15pt" w:type="dxa"/>
-          </w:tcPr>
-          <w:p>
-            <w:r>
-              <w:t>17,708</w:t>
-            </w:r>
-          </w:p>
-        </w:tc>
-        <w:tc>
-          <w:tcPr>
-            <w:tcW w:w="126.15pt" w:type="dxa"/>
-          </w:tcPr>
-          <w:p>
-            <w:r>
-              <w:t>0,3184</w:t>
-            </w:r>
-          </w:p>
-        </w:tc>
-      </w:tr>
-      <w:tr>
-        <w:tc>
-          <w:tcPr>
-            <w:tcW w:w="126.15pt" w:type="dxa"/>
-          </w:tcPr>
-          <w:p>
-            <w:r>
-              <w:t>Ensemble (XGB+LGB+MLP, Faza 2)</w:t>
-            </w:r>
-          </w:p>
-        </w:tc>
-        <w:tc>
-          <w:tcPr>
-            <w:tcW w:w="126.15pt" w:type="dxa"/>
-          </w:tcPr>
-          <w:p>
-            <w:r>
-              <w:t>ansambl</w:t>
-            </w:r>
-          </w:p>
-        </w:tc>
-        <w:tc>
-          <w:tcPr>
-            <w:tcW w:w="126.15pt" w:type="dxa"/>
-          </w:tcPr>
-          <w:p>
-            <w:r>
-              <w:t>18,05</w:t>
-            </w:r>
-          </w:p>
-        </w:tc>
-        <w:tc>
-          <w:tcPr>
-            <w:tcW w:w="126.15pt" w:type="dxa"/>
-          </w:tcPr>
-          <w:p>
-            <w:r>
-              <w:t>0,3384</w:t>
-            </w:r>
-          </w:p>
-        </w:tc>
-      </w:tr>
-    </w:tbl>
-    <w:p>
-      <w:pPr>
-        <w:pStyle w:val="Caption"/>
-      </w:pPr>
-      <w:r>
-        <w:t>Tabela 9. Poređenje neuronskih i klasičnih modela na istom game-level zadatku.</w:t>
+        <w:t>Naredna grupa modela</w:t>
+      </w:r>
+      <w:r>
+        <w:rPr>
+          <w:lang w:val="en-US"/>
+        </w:rPr>
+        <w:t>,</w:t>
+      </w:r>
+      <w:r>
+        <w:rPr>
+          <w:lang w:val="en-US"/>
+        </w:rPr>
+        <w:t xml:space="preserve"> </w:t>
+      </w:r>
+      <w:r>
+        <w:t>LightGBM, GRU Improved, RandomForest i XGBoost</w:t>
+      </w:r>
+      <w:r>
+        <w:rPr>
+          <w:lang w:val="en-US"/>
+        </w:rPr>
+        <w:t>, se</w:t>
+      </w:r>
+      <w:r>
+        <w:rPr>
+          <w:lang w:val="en-US"/>
+        </w:rPr>
+        <w:t xml:space="preserve"> </w:t>
+      </w:r>
+      <w:r>
+        <w:t xml:space="preserve">nalazi u veoma uskom opsegu (R² između 0,3315 i 0,3330), što sugeriše da najjači predstavnici </w:t>
+      </w:r>
+      <w:r>
+        <w:rPr>
+          <w:i/>
+          <w:iCs/>
+        </w:rPr>
+        <w:t>tree</w:t>
+      </w:r>
+      <w:r>
+        <w:t xml:space="preserve"> i neuronskih familija konvergiraju ka sličnom nivou tačnosti i da razlike među njima praktično ulaze u zonu eksperimentalnog šuma. Ova bliskost rezultata je sama po sebi informativna: ukazuje da je dostignut prirodni plafon sposobnosti modela nad raspoloživim obeležjima, i da dodatna poboljšanja verovatno zahtevaju obogaćivanje ulaznog prostora pre nego dalje modelsko refinisanje.</w:t>
       </w:r>
     </w:p>
     <w:p>
@@ -49302,66 +49610,35 @@
         <w:pStyle w:val="BodyText"/>
       </w:pPr>
       <w:r>
-        <w:t>Iz uporedne tabele moguće je izvesti tri zaključka. Pojedinačne neuronske mreže (MLP Quantile, MLP Hybrid, LSTM Improved) marginalno nadmašuju najbolje klasične modele po MAE metrici. Tree modeli postižu viši R² od najboljeg pojedinačnog neuronskog modela, što ukazuje na različitu strukturu nelinearnosti koje hvataju. Ansambli koji kombinuju obe klase modela donose konzistentno najbolje rezultate, što potvrđuje različitu prirodu njihovih grešaka. Iz metodološke perspektive, na ovom problemu neuronske mreže ne donose značajnu prednost u odnosu na tree modele, jer tabularni podaci sa visokim šumom u targetu ne sadrže bogatu strukturu kao podaci o slikama ili tekstu.</w:t>
-      </w:r>
-    </w:p>
-    <w:p>
-      <w:r>
-        <w:rPr>
-          <w:noProof/>
-        </w:rPr>
-        <w:drawing>
-          <wp:inline distT="0" distB="0" distL="0" distR="0" wp14:anchorId="191C640A" wp14:editId="7136A381">
-            <wp:extent cx="5220000" cy="3878841"/>
-            <wp:effectExtent l="0" t="0" r="0" b="0"/>
-            <wp:docPr id="1755487658" name="Picture 1755487658"/>
-            <wp:cNvGraphicFramePr>
-              <a:graphicFrameLocks xmlns:a="http://purl.oclc.org/ooxml/drawingml/main" noChangeAspect="1"/>
-            </wp:cNvGraphicFramePr>
-            <a:graphic xmlns:a="http://purl.oclc.org/ooxml/drawingml/main">
-              <a:graphicData uri="http://purl.oclc.org/ooxml/drawingml/picture">
-                <pic:pic xmlns:pic="http://purl.oclc.org/ooxml/drawingml/picture">
-                  <pic:nvPicPr>
-                    <pic:cNvPr id="0" name="error_metrics_comparison.png"/>
-                    <pic:cNvPicPr/>
-                  </pic:nvPicPr>
-                  <pic:blipFill>
-                    <a:blip r:embed="rId33"/>
-                    <a:stretch>
-                      <a:fillRect/>
-                    </a:stretch>
-                  </pic:blipFill>
-                  <pic:spPr>
-                    <a:xfrm>
-                      <a:off x="0" y="0"/>
-                      <a:ext cx="5220000" cy="3878841"/>
-                    </a:xfrm>
-                    <a:prstGeom prst="rect">
-                      <a:avLst/>
-                    </a:prstGeom>
-                  </pic:spPr>
-                </pic:pic>
-              </a:graphicData>
-            </a:graphic>
-          </wp:inline>
-        </w:drawing>
-      </w:r>
-    </w:p>
-    <w:p>
-      <w:pPr>
-        <w:pStyle w:val="Caption"/>
-      </w:pPr>
-      <w:r>
-        <w:lastRenderedPageBreak/>
-        <w:t>Slika 29. Poređenje MAE i R² po klasama modela na game-level zadatku.</w:t>
-      </w:r>
-    </w:p>
-    <w:p>
-      <w:pPr>
-        <w:pStyle w:val="Heading3"/>
-      </w:pPr>
-      <w:r>
-        <w:t>Analiza grešaka po segmentima targeta</w:t>
+        <w:t xml:space="preserve">Posebno zapažanje zaslužuje MLP Quantile q50, koji ostvaruje najnižu vrednost MAE </w:t>
+      </w:r>
+      <w:r>
+        <w:rPr>
+          <w:lang w:val="en-US"/>
+        </w:rPr>
+        <w:t>od svih modela</w:t>
+      </w:r>
+      <w:r>
+        <w:t xml:space="preserve"> (17,75 jardi), uprkos tome što mu je R² </w:t>
+      </w:r>
+      <w:r>
+        <w:rPr>
+          <w:lang w:val="en-US"/>
+        </w:rPr>
+        <w:t>pri dnu tabele</w:t>
+      </w:r>
+      <w:r>
+        <w:t xml:space="preserve"> (0,3093). Razlog ove asimetrije leži u prirodi </w:t>
+      </w:r>
+      <w:r>
+        <w:rPr>
+          <w:i/>
+          <w:iCs/>
+        </w:rPr>
+        <w:t>pinball</w:t>
+      </w:r>
+      <w:r>
+        <w:t xml:space="preserve"> funkcije gubitka: medijan-predikcija inherentno minimizuje L1 grešku, ali ne nužno i L2-zasnovane metrike poput R².</w:t>
       </w:r>
     </w:p>
     <w:p>
@@ -49369,312 +49646,45 @@
         <w:pStyle w:val="BodyText"/>
       </w:pPr>
       <w:r>
-        <w:t>Predikcije najboljeg pojedinačnog modela (MLP Quantile) i najboljeg ansambla (Opt1 / constrained_ls) analizirane su u četiri opsega stvarnog broja jardi.</w:t>
-      </w:r>
-    </w:p>
-    <w:tbl>
-      <w:tblPr>
-        <w:tblStyle w:val="TableGrid"/>
-        <w:tblW w:w="0pt" w:type="dxa"/>
-        <w:tblLook w:firstRow="1" w:lastRow="0" w:firstColumn="1" w:lastColumn="0" w:noHBand="0" w:noVBand="1"/>
-      </w:tblPr>
-      <w:tblGrid>
-        <w:gridCol w:w="954"/>
-        <w:gridCol w:w="810"/>
-        <w:gridCol w:w="1074"/>
-        <w:gridCol w:w="1153"/>
-        <w:gridCol w:w="865"/>
-      </w:tblGrid>
-      <w:tr>
-        <w:tc>
-          <w:tcPr>
-            <w:tcW w:w="100.90pt" w:type="dxa"/>
-          </w:tcPr>
-          <w:p>
-            <w:r>
-              <w:rPr>
-                <w:b/>
-              </w:rPr>
-              <w:t>Opseg (yards)</w:t>
-            </w:r>
-          </w:p>
-        </w:tc>
-        <w:tc>
-          <w:tcPr>
-            <w:tcW w:w="100.90pt" w:type="dxa"/>
-          </w:tcPr>
-          <w:p>
-            <w:r>
-              <w:rPr>
-                <w:b/>
-              </w:rPr>
-              <w:t>N</w:t>
-            </w:r>
-          </w:p>
-        </w:tc>
-        <w:tc>
-          <w:tcPr>
-            <w:tcW w:w="100.90pt" w:type="dxa"/>
-          </w:tcPr>
-          <w:p>
-            <w:r>
-              <w:rPr>
-                <w:b/>
-              </w:rPr>
-              <w:t>MAE — MLP Quantile</w:t>
-            </w:r>
-          </w:p>
-        </w:tc>
-        <w:tc>
-          <w:tcPr>
-            <w:tcW w:w="100.90pt" w:type="dxa"/>
-          </w:tcPr>
-          <w:p>
-            <w:r>
-              <w:rPr>
-                <w:b/>
-              </w:rPr>
-              <w:t>MAE — Ensemble</w:t>
-            </w:r>
-          </w:p>
-        </w:tc>
-        <w:tc>
-          <w:tcPr>
-            <w:tcW w:w="100.90pt" w:type="dxa"/>
-          </w:tcPr>
-          <w:p>
-            <w:r>
-              <w:rPr>
-                <w:b/>
-              </w:rPr>
-              <w:t>Δ (Ens − MLP)</w:t>
-            </w:r>
-          </w:p>
-        </w:tc>
-      </w:tr>
-      <w:tr>
-        <w:tc>
-          <w:tcPr>
-            <w:tcW w:w="100.90pt" w:type="dxa"/>
-          </w:tcPr>
-          <w:p>
-            <w:r>
-              <w:t>0–30</w:t>
-            </w:r>
-          </w:p>
-        </w:tc>
-        <w:tc>
-          <w:tcPr>
-            <w:tcW w:w="100.90pt" w:type="dxa"/>
-          </w:tcPr>
-          <w:p>
-            <w:r>
-              <w:t>3.837</w:t>
-            </w:r>
-          </w:p>
-        </w:tc>
-        <w:tc>
-          <w:tcPr>
-            <w:tcW w:w="100.90pt" w:type="dxa"/>
-          </w:tcPr>
-          <w:p>
-            <w:r>
-              <w:t>11,24</w:t>
-            </w:r>
-          </w:p>
-        </w:tc>
-        <w:tc>
-          <w:tcPr>
-            <w:tcW w:w="100.90pt" w:type="dxa"/>
-          </w:tcPr>
-          <w:p>
-            <w:r>
-              <w:t>11,57</w:t>
-            </w:r>
-          </w:p>
-        </w:tc>
-        <w:tc>
-          <w:tcPr>
-            <w:tcW w:w="100.90pt" w:type="dxa"/>
-          </w:tcPr>
-          <w:p>
-            <w:r>
-              <w:t>−0,33</w:t>
-            </w:r>
-          </w:p>
-        </w:tc>
-      </w:tr>
-      <w:tr>
-        <w:tc>
-          <w:tcPr>
-            <w:tcW w:w="100.90pt" w:type="dxa"/>
-          </w:tcPr>
-          <w:p>
-            <w:r>
-              <w:t>30–60</w:t>
-            </w:r>
-          </w:p>
-        </w:tc>
-        <w:tc>
-          <w:tcPr>
-            <w:tcW w:w="100.90pt" w:type="dxa"/>
-          </w:tcPr>
-          <w:p>
-            <w:r>
-              <w:t>1.359</w:t>
-            </w:r>
-          </w:p>
-        </w:tc>
-        <w:tc>
-          <w:tcPr>
-            <w:tcW w:w="100.90pt" w:type="dxa"/>
-          </w:tcPr>
-          <w:p>
-            <w:r>
-              <w:t>18,21</w:t>
-            </w:r>
-          </w:p>
-        </w:tc>
-        <w:tc>
-          <w:tcPr>
-            <w:tcW w:w="100.90pt" w:type="dxa"/>
-          </w:tcPr>
-          <w:p>
-            <w:r>
-              <w:t>17,70</w:t>
-            </w:r>
-          </w:p>
-        </w:tc>
-        <w:tc>
-          <w:tcPr>
-            <w:tcW w:w="100.90pt" w:type="dxa"/>
-          </w:tcPr>
-          <w:p>
-            <w:r>
-              <w:t>+0,51</w:t>
-            </w:r>
-          </w:p>
-        </w:tc>
-      </w:tr>
-      <w:tr>
-        <w:tc>
-          <w:tcPr>
-            <w:tcW w:w="100.90pt" w:type="dxa"/>
-          </w:tcPr>
-          <w:p>
-            <w:r>
-              <w:t>60–100</w:t>
-            </w:r>
-          </w:p>
-        </w:tc>
-        <w:tc>
-          <w:tcPr>
-            <w:tcW w:w="100.90pt" w:type="dxa"/>
-          </w:tcPr>
-          <w:p>
-            <w:r>
-              <w:t>677</w:t>
-            </w:r>
-          </w:p>
-        </w:tc>
-        <w:tc>
-          <w:tcPr>
-            <w:tcW w:w="100.90pt" w:type="dxa"/>
-          </w:tcPr>
-          <w:p>
-            <w:r>
-              <w:t>33,96</w:t>
-            </w:r>
-          </w:p>
-        </w:tc>
-        <w:tc>
-          <w:tcPr>
-            <w:tcW w:w="100.90pt" w:type="dxa"/>
-          </w:tcPr>
-          <w:p>
-            <w:r>
-              <w:t>33,06</w:t>
-            </w:r>
-          </w:p>
-        </w:tc>
-        <w:tc>
-          <w:tcPr>
-            <w:tcW w:w="100.90pt" w:type="dxa"/>
-          </w:tcPr>
-          <w:p>
-            <w:r>
-              <w:t>+0,90</w:t>
-            </w:r>
-          </w:p>
-        </w:tc>
-      </w:tr>
-      <w:tr>
-        <w:tc>
-          <w:tcPr>
-            <w:tcW w:w="100.90pt" w:type="dxa"/>
-          </w:tcPr>
-          <w:p>
-            <w:r>
-              <w:t>100–300</w:t>
-            </w:r>
-          </w:p>
-        </w:tc>
-        <w:tc>
-          <w:tcPr>
-            <w:tcW w:w="100.90pt" w:type="dxa"/>
-          </w:tcPr>
-          <w:p>
-            <w:r>
-              <w:t>239</w:t>
-            </w:r>
-          </w:p>
-        </w:tc>
-        <w:tc>
-          <w:tcPr>
-            <w:tcW w:w="100.90pt" w:type="dxa"/>
-          </w:tcPr>
-          <w:p>
-            <w:r>
-              <w:t>73,74</w:t>
-            </w:r>
-          </w:p>
-        </w:tc>
-        <w:tc>
-          <w:tcPr>
-            <w:tcW w:w="100.90pt" w:type="dxa"/>
-          </w:tcPr>
-          <w:p>
-            <w:r>
-              <w:t>72,53</w:t>
-            </w:r>
-          </w:p>
-        </w:tc>
-        <w:tc>
-          <w:tcPr>
-            <w:tcW w:w="100.90pt" w:type="dxa"/>
-          </w:tcPr>
-          <w:p>
-            <w:r>
-              <w:t>+1,21</w:t>
-            </w:r>
-          </w:p>
-        </w:tc>
-      </w:tr>
-    </w:tbl>
-    <w:p>
-      <w:pPr>
-        <w:pStyle w:val="Caption"/>
-      </w:pPr>
-      <w:r>
-        <w:t>Tabela 10. MAE po opsezima stvarnog broja jardi. Pozitivno Δ označava manju grešku ansambla.</w:t>
+        <w:t>Na suprotnom kraju tabele izdvaja se Base RNN (R² = 0,2157), čije performanse značajno zaostaju za ostalim modelima i koji je poslužio kao referentna donja granica u razvoju. Razlika od približno 0,12 u R² između baznog RNN-a i LSTM Improved modela direktno kvantifikuje vrednost sprovedenog redizajna rekurentne arhitekture</w:t>
+      </w:r>
+      <w:r>
+        <w:rPr>
+          <w:lang w:val="en-US"/>
+        </w:rPr>
+        <w:t>,</w:t>
+      </w:r>
+      <w:r>
+        <w:t xml:space="preserve"> razdvajanja statičke i sekvencijalne grane, uvođenja maskiranog padding-a, ograničavanja kapaciteta i pažljivog usklađivanja regularizacije.</w:t>
       </w:r>
     </w:p>
     <w:p>
       <w:pPr>
         <w:pStyle w:val="BodyText"/>
+        <w:rPr>
+          <w:lang w:val="en-US"/>
+        </w:rPr>
       </w:pPr>
       <w:r>
-        <w:t>Distribucija greške je heterogena. Za niske ishode (0–30 jardi, 61,9% test skupa) MLP Quantile postiže nižu MAE vrednost od ansambla, jer medijan efikasno pokriva dominantni mod distribucije. Za srednje i visoke ishode (&gt;30 jardi) ansambl daje nižu MAE vrednost, sa rastućom razlikom (+0,51, +0,90, +1,21), iz čega sledi da kombinovanje modela donosi najveću dobit za boom utakmice. Apsolutna greška na intervalu 100+ jardi značajno je veća od greške na niskim ishodima, što reflektuje teorijski plafon i mali broj uzoraka u tom opsegu (239 od 6.199).</w:t>
+        <w:t>Dodatno, struktura tabele otkriva i jasan uticaj selekcije obeležja: većina modela u vrhu poretka koristi 40 selektovanih obeležja ili hibridnu kombinaciju sekvencijalnih i statičkih obeležja</w:t>
+      </w:r>
+      <w:r>
+        <w:rPr>
+          <w:lang w:val="en-US"/>
+        </w:rPr>
+        <w:t>.</w:t>
+      </w:r>
+      <w:r>
+        <w:t xml:space="preserve"> Ovaj obrazac potvrđuje da redukcija dimenzionalnosti ulaza, iako smanjuje kapacitet modela, u ovom problemu doprinosi boljoj generalizaciji. U celini, </w:t>
+      </w:r>
+      <w:r>
+        <w:rPr>
+          <w:lang w:val="en-US"/>
+        </w:rPr>
+        <w:t>r</w:t>
+      </w:r>
+      <w:r>
+        <w:t>ezultati u Tabeli 8 pokazuju da se neuronske mreže i klasični modeli na ovom zadatku ponašaju slično po ključnim metrikama, dok ansambli dodaju skromno, ali konzistentno poboljšanje.</w:t>
       </w:r>
     </w:p>
     <w:p>
@@ -50048,8 +50058,8 @@
           <w:noProof/>
         </w:rPr>
         <w:drawing>
-          <wp:inline distT="0" distB="0" distL="0" distR="0" wp14:anchorId="582B7DD4" wp14:editId="1787127F">
-            <wp:extent cx="5220000" cy="1957500"/>
+          <wp:inline distT="0" distB="0" distL="0" distR="0" wp14:anchorId="582B7DD4" wp14:editId="7699AC60">
+            <wp:extent cx="3171330" cy="1189249"/>
             <wp:effectExtent l="0" t="0" r="0" b="0"/>
             <wp:docPr id="1755487659" name="Picture 1755487659"/>
             <wp:cNvGraphicFramePr>
@@ -50063,7 +50073,7 @@
                     <pic:cNvPicPr/>
                   </pic:nvPicPr>
                   <pic:blipFill>
-                    <a:blip r:embed="rId34"/>
+                    <a:blip r:embed="rId31"/>
                     <a:stretch>
                       <a:fillRect/>
                     </a:stretch>
@@ -50071,7 +50081,7 @@
                   <pic:spPr>
                     <a:xfrm>
                       <a:off x="0" y="0"/>
-                      <a:ext cx="5220000" cy="1957500"/>
+                      <a:ext cx="3197776" cy="1199166"/>
                     </a:xfrm>
                     <a:prstGeom prst="rect">
                       <a:avLst/>
@@ -50098,9 +50108,9 @@
           <w:noProof/>
         </w:rPr>
         <w:drawing>
-          <wp:inline distT="0" distB="0" distL="0" distR="0" wp14:anchorId="33DD5BDE" wp14:editId="4E1A234C">
-            <wp:extent cx="5220000" cy="1957500"/>
-            <wp:effectExtent l="0" t="0" r="0" b="0"/>
+          <wp:inline distT="0" distB="0" distL="0" distR="0" wp14:anchorId="33DD5BDE" wp14:editId="0B5312F3">
+            <wp:extent cx="3092773" cy="1159789"/>
+            <wp:effectExtent l="0" t="0" r="0" b="2540"/>
             <wp:docPr id="1755487660" name="Picture 1755487660"/>
             <wp:cNvGraphicFramePr>
               <a:graphicFrameLocks xmlns:a="http://purl.oclc.org/ooxml/drawingml/main" noChangeAspect="1"/>
@@ -50113,7 +50123,7 @@
                     <pic:cNvPicPr/>
                   </pic:nvPicPr>
                   <pic:blipFill>
-                    <a:blip r:embed="rId35"/>
+                    <a:blip r:embed="rId32"/>
                     <a:stretch>
                       <a:fillRect/>
                     </a:stretch>
@@ -50121,7 +50131,7 @@
                   <pic:spPr>
                     <a:xfrm>
                       <a:off x="0" y="0"/>
-                      <a:ext cx="5220000" cy="1957500"/>
+                      <a:ext cx="3145938" cy="1179726"/>
                     </a:xfrm>
                     <a:prstGeom prst="rect">
                       <a:avLst/>
@@ -50344,7 +50354,11 @@
         <w:pStyle w:val="BodyText"/>
       </w:pPr>
       <w:r>
-        <w:t>U ovom poglavlju razmotrena je primena neuronskih mreža na predviđanje broja prijemnih jardi NFL Wide Receiver igrača na nivou pojedinačne utakmice. Prelaskom sa sezonskog na game-level zadatak obezbeđen je više od osam puta veći skup podataka (5.529 → 46.115 uzoraka), čime su stvoreni preduslovi za primenu neuronskih arhitektura. Inicijalni RNN modeli pokazali su izražen overfit, koji je sistematski tretiran u tri koraka: selekcijom 40 najznačajnijih obeležja, ograničavanjem arhitekture na maksimum dva rekurentna sloja sa najviše 192 jedinice, i pažljivim izborom regularizacionih tehnika. Najveći pojedinačni doprinos dao je redizajn rekurentne arhitekture u dvoulaznu formu (sirova sekvenca + odvojeni statički kontekst, sa padding-om i Masking slojem), čime je R² rekurentnih mreža povećan sa 0,2157 na 0,3354.</w:t>
+        <w:t xml:space="preserve">U ovom poglavlju razmotrena je primena neuronskih mreža na predviđanje broja prijemnih jardi NFL Wide Receiver igrača na nivou pojedinačne utakmice. Prelaskom sa sezonskog na game-level zadatak obezbeđen je više od osam puta veći skup podataka (5.529 → 46.115 uzoraka), čime su stvoreni preduslovi za primenu neuronskih arhitektura. Inicijalni RNN modeli pokazali su izražen overfit, koji je sistematski tretiran u tri koraka: selekcijom 40 najznačajnijih obeležja, ograničavanjem arhitekture na maksimum dva rekurentna sloja sa najviše 192 jedinice, i pažljivim izborom regularizacionih tehnika. Najveći pojedinačni doprinos dao je </w:t>
+      </w:r>
+      <w:r>
+        <w:lastRenderedPageBreak/>
+        <w:t>redizajn rekurentne arhitekture u dvoulaznu formu (sirova sekvenca + odvojeni statički kontekst, sa padding-om i Masking slojem), čime je R² rekurentnih mreža povećan sa 0,2157 na 0,3354.</w:t>
       </w:r>
     </w:p>
     <w:p>
@@ -50352,7 +50366,6 @@
         <w:pStyle w:val="BodyText"/>
       </w:pPr>
       <w:r>
-        <w:lastRenderedPageBreak/>
         <w:t>Kompleksnije arhitekture sa pažnjom i ugrađivanjem identiteta igrača nisu rezultirale dodatnim poboljšanjem, jer ograničenje nije u kapacitetu modela, već u količini podataka po igraču (medijan ≈ 14 utakmica) i u 49,9% Out-of-Vocabulary stope na test skupu. Kvantilna regresija (MLP Quantile) postigla je najnižu MAE vrednost (17,75) među pojedinačnim modelima i obezbedila intervale poverenja sa 78,8% pokrivenošću. Strategije ansambliranja (constrained_ls i simple_mean) dodatno smanjuju MAE do 17,708, iako visoka korelisanost reziduala (0,964–0,993) između baznih modela ograničava maksimalnu dobit ansambla.</w:t>
       </w:r>
     </w:p>
@@ -50483,7 +50496,7 @@
       <w:r>
         <w:t xml:space="preserve">Available: </w:t>
       </w:r>
-      <w:hyperlink r:id="rId36" w:history="1">
+      <w:hyperlink r:id="rId33" w:history="1">
         <w:r>
           <w:rPr>
             <w:rStyle w:val="Hyperlink"/>
@@ -50507,7 +50520,7 @@
       <w:r>
         <w:t xml:space="preserve">SeleniumHQ, Selenium WebDriver. [Online]. Available: </w:t>
       </w:r>
-      <w:hyperlink r:id="rId37" w:tgtFrame="_blank" w:tooltip="https://www.selenium.dev/" w:history="1">
+      <w:hyperlink r:id="rId34" w:tgtFrame="_blank" w:tooltip="https://www.selenium.dev/" w:history="1">
         <w:r>
           <w:rPr>
             <w:rStyle w:val="Hyperlink"/>
@@ -50528,7 +50541,7 @@
       <w:r>
         <w:t xml:space="preserve">SebastianAndreu, 24679_NFL_WR_Dataset_2025. [Online]. Available: </w:t>
       </w:r>
-      <w:hyperlink r:id="rId38" w:tgtFrame="_blank" w:tooltip="https://huggingface.co/datasets/SebastianAndreu/24679_NFL_WR_Dataset_2025" w:history="1">
+      <w:hyperlink r:id="rId35" w:tgtFrame="_blank" w:tooltip="https://huggingface.co/datasets/SebastianAndreu/24679_NFL_WR_Dataset_2025" w:history="1">
         <w:r>
           <w:rPr>
             <w:rStyle w:val="Hyperlink"/>
@@ -50589,7 +50602,7 @@
       <w:r>
         <w:t xml:space="preserve">F. Pedregosa et al., Scikit-learn: Machine Learning in Python. [Online]. Available: </w:t>
       </w:r>
-      <w:hyperlink r:id="rId39" w:tgtFrame="_blank" w:tooltip="https://scikit-learn.org/stable/" w:history="1">
+      <w:hyperlink r:id="rId36" w:tgtFrame="_blank" w:tooltip="https://scikit-learn.org/stable/" w:history="1">
         <w:r>
           <w:rPr>
             <w:rStyle w:val="Hyperlink"/>
@@ -51802,7 +51815,7 @@
       <w:lvlJc w:val="start"/>
       <w:pPr>
         <w:tabs>
-          <w:tab w:val="num" w:pos="27pt"/>
+          <w:tab w:val="num" w:pos="36pt"/>
         </w:tabs>
         <w:ind w:firstLine="9pt"/>
       </w:pPr>
@@ -52678,6 +52691,10 @@
         <w:ilvl w:val="2"/>
         <w:numId w:val="4"/>
       </w:numPr>
+      <w:tabs>
+        <w:tab w:val="clear" w:pos="36pt"/>
+        <w:tab w:val="num" w:pos="27pt"/>
+      </w:tabs>
       <w:spacing w:line="12pt" w:lineRule="exact"/>
       <w:ind w:firstLine="14.40pt"/>
       <w:jc w:val="both"/>

--- a/Izvestaj/_report_NN_v2.docx
+++ b/Izvestaj/_report_NN_v2.docx
@@ -2877,27 +2877,14 @@
       <w:r>
         <w:t xml:space="preserve">Tabela </w:t>
       </w:r>
-      <w:r>
-        <w:fldChar w:fldCharType="begin"/>
-      </w:r>
-      <w:r>
-        <w:instrText xml:space="preserve"> SEQ Tabela \* ARABIC </w:instrText>
-      </w:r>
-      <w:r>
-        <w:fldChar w:fldCharType="separate"/>
-      </w:r>
-      <w:r>
-        <w:rPr>
-          <w:noProof/>
-        </w:rPr>
-        <w:t>1</w:t>
-      </w:r>
-      <w:r>
-        <w:rPr>
-          <w:noProof/>
-        </w:rPr>
-        <w:fldChar w:fldCharType="end"/>
-      </w:r>
+      <w:fldSimple w:instr=" SEQ Tabela \* ARABIC ">
+        <w:r>
+          <w:rPr>
+            <w:noProof/>
+          </w:rPr>
+          <w:t>1</w:t>
+        </w:r>
+      </w:fldSimple>
       <w:bookmarkEnd w:id="1"/>
       <w:r>
         <w:t xml:space="preserve"> Obim data seta</w:t>
@@ -3014,27 +3001,14 @@
       <w:r>
         <w:t xml:space="preserve">Slika </w:t>
       </w:r>
-      <w:r>
-        <w:fldChar w:fldCharType="begin"/>
-      </w:r>
-      <w:r>
-        <w:instrText xml:space="preserve"> SEQ Slika \* ARABIC </w:instrText>
-      </w:r>
-      <w:r>
-        <w:fldChar w:fldCharType="separate"/>
-      </w:r>
-      <w:r>
-        <w:rPr>
-          <w:noProof/>
-        </w:rPr>
-        <w:t>1</w:t>
-      </w:r>
-      <w:r>
-        <w:rPr>
-          <w:noProof/>
-        </w:rPr>
-        <w:fldChar w:fldCharType="end"/>
-      </w:r>
+      <w:fldSimple w:instr=" SEQ Slika \* ARABIC ">
+        <w:r>
+          <w:rPr>
+            <w:noProof/>
+          </w:rPr>
+          <w:t>1</w:t>
+        </w:r>
+      </w:fldSimple>
       <w:bookmarkEnd w:id="2"/>
       <w:r>
         <w:rPr>
@@ -3264,27 +3238,14 @@
       <w:r>
         <w:t xml:space="preserve">Slika </w:t>
       </w:r>
-      <w:r>
-        <w:fldChar w:fldCharType="begin"/>
-      </w:r>
-      <w:r>
-        <w:instrText xml:space="preserve"> SEQ Slika \* ARABIC </w:instrText>
-      </w:r>
-      <w:r>
-        <w:fldChar w:fldCharType="separate"/>
-      </w:r>
-      <w:r>
-        <w:rPr>
-          <w:noProof/>
-        </w:rPr>
-        <w:t>2</w:t>
-      </w:r>
-      <w:r>
-        <w:rPr>
-          <w:noProof/>
-        </w:rPr>
-        <w:fldChar w:fldCharType="end"/>
-      </w:r>
+      <w:fldSimple w:instr=" SEQ Slika \* ARABIC ">
+        <w:r>
+          <w:rPr>
+            <w:noProof/>
+          </w:rPr>
+          <w:t>2</w:t>
+        </w:r>
+      </w:fldSimple>
       <w:bookmarkEnd w:id="3"/>
       <w:r>
         <w:t xml:space="preserve"> </w:t>
@@ -3466,27 +3427,14 @@
       <w:r>
         <w:t xml:space="preserve">Slika </w:t>
       </w:r>
-      <w:r>
-        <w:fldChar w:fldCharType="begin"/>
-      </w:r>
-      <w:r>
-        <w:instrText xml:space="preserve"> SEQ Slika \* ARABIC </w:instrText>
-      </w:r>
-      <w:r>
-        <w:fldChar w:fldCharType="separate"/>
-      </w:r>
-      <w:r>
-        <w:rPr>
-          <w:noProof/>
-        </w:rPr>
-        <w:t>3</w:t>
-      </w:r>
-      <w:r>
-        <w:rPr>
-          <w:noProof/>
-        </w:rPr>
-        <w:fldChar w:fldCharType="end"/>
-      </w:r>
+      <w:fldSimple w:instr=" SEQ Slika \* ARABIC ">
+        <w:r>
+          <w:rPr>
+            <w:noProof/>
+          </w:rPr>
+          <w:t>3</w:t>
+        </w:r>
+      </w:fldSimple>
       <w:bookmarkEnd w:id="4"/>
       <w:r>
         <w:t xml:space="preserve"> </w:t>
@@ -3666,27 +3614,14 @@
       <w:r>
         <w:t xml:space="preserve">Slika </w:t>
       </w:r>
-      <w:r>
-        <w:fldChar w:fldCharType="begin"/>
-      </w:r>
-      <w:r>
-        <w:instrText xml:space="preserve"> SEQ Slika \* ARABIC </w:instrText>
-      </w:r>
-      <w:r>
-        <w:fldChar w:fldCharType="separate"/>
-      </w:r>
-      <w:r>
-        <w:rPr>
-          <w:noProof/>
-        </w:rPr>
-        <w:t>4</w:t>
-      </w:r>
-      <w:r>
-        <w:rPr>
-          <w:noProof/>
-        </w:rPr>
-        <w:fldChar w:fldCharType="end"/>
-      </w:r>
+      <w:fldSimple w:instr=" SEQ Slika \* ARABIC ">
+        <w:r>
+          <w:rPr>
+            <w:noProof/>
+          </w:rPr>
+          <w:t>4</w:t>
+        </w:r>
+      </w:fldSimple>
       <w:bookmarkEnd w:id="5"/>
       <w:r>
         <w:t xml:space="preserve"> </w:t>
@@ -3946,27 +3881,14 @@
       <w:r>
         <w:t xml:space="preserve">Slika </w:t>
       </w:r>
-      <w:r>
-        <w:fldChar w:fldCharType="begin"/>
-      </w:r>
-      <w:r>
-        <w:instrText xml:space="preserve"> SEQ Slika \* ARABIC </w:instrText>
-      </w:r>
-      <w:r>
-        <w:fldChar w:fldCharType="separate"/>
-      </w:r>
-      <w:r>
-        <w:rPr>
-          <w:noProof/>
-        </w:rPr>
-        <w:t>5</w:t>
-      </w:r>
-      <w:r>
-        <w:rPr>
-          <w:noProof/>
-        </w:rPr>
-        <w:fldChar w:fldCharType="end"/>
-      </w:r>
+      <w:fldSimple w:instr=" SEQ Slika \* ARABIC ">
+        <w:r>
+          <w:rPr>
+            <w:noProof/>
+          </w:rPr>
+          <w:t>5</w:t>
+        </w:r>
+      </w:fldSimple>
       <w:bookmarkEnd w:id="6"/>
       <w:r>
         <w:t xml:space="preserve"> </w:t>
@@ -4352,27 +4274,14 @@
       <w:r>
         <w:t xml:space="preserve">Slika </w:t>
       </w:r>
-      <w:r>
-        <w:fldChar w:fldCharType="begin"/>
-      </w:r>
-      <w:r>
-        <w:instrText xml:space="preserve"> SEQ Slika \* ARABIC </w:instrText>
-      </w:r>
-      <w:r>
-        <w:fldChar w:fldCharType="separate"/>
-      </w:r>
-      <w:r>
-        <w:rPr>
-          <w:noProof/>
-        </w:rPr>
-        <w:t>6</w:t>
-      </w:r>
-      <w:r>
-        <w:rPr>
-          <w:noProof/>
-        </w:rPr>
-        <w:fldChar w:fldCharType="end"/>
-      </w:r>
+      <w:fldSimple w:instr=" SEQ Slika \* ARABIC ">
+        <w:r>
+          <w:rPr>
+            <w:noProof/>
+          </w:rPr>
+          <w:t>6</w:t>
+        </w:r>
+      </w:fldSimple>
       <w:bookmarkEnd w:id="7"/>
       <w:r>
         <w:t xml:space="preserve"> </w:t>
@@ -4773,27 +4682,14 @@
       <w:r>
         <w:t xml:space="preserve">Slika </w:t>
       </w:r>
-      <w:r>
-        <w:fldChar w:fldCharType="begin"/>
-      </w:r>
-      <w:r>
-        <w:instrText xml:space="preserve"> SEQ Slika \* ARABIC </w:instrText>
-      </w:r>
-      <w:r>
-        <w:fldChar w:fldCharType="separate"/>
-      </w:r>
-      <w:r>
-        <w:rPr>
-          <w:noProof/>
-        </w:rPr>
-        <w:t>7</w:t>
-      </w:r>
-      <w:r>
-        <w:rPr>
-          <w:noProof/>
-        </w:rPr>
-        <w:fldChar w:fldCharType="end"/>
-      </w:r>
+      <w:fldSimple w:instr=" SEQ Slika \* ARABIC ">
+        <w:r>
+          <w:rPr>
+            <w:noProof/>
+          </w:rPr>
+          <w:t>7</w:t>
+        </w:r>
+      </w:fldSimple>
       <w:bookmarkEnd w:id="8"/>
       <w:r>
         <w:t xml:space="preserve"> </w:t>
@@ -4861,27 +4757,14 @@
       <w:r>
         <w:t xml:space="preserve">Slika </w:t>
       </w:r>
-      <w:r>
-        <w:fldChar w:fldCharType="begin"/>
-      </w:r>
-      <w:r>
-        <w:instrText xml:space="preserve"> SEQ Slika \* ARABIC </w:instrText>
-      </w:r>
-      <w:r>
-        <w:fldChar w:fldCharType="separate"/>
-      </w:r>
-      <w:r>
-        <w:rPr>
-          <w:noProof/>
-        </w:rPr>
-        <w:t>8</w:t>
-      </w:r>
-      <w:r>
-        <w:rPr>
-          <w:noProof/>
-        </w:rPr>
-        <w:fldChar w:fldCharType="end"/>
-      </w:r>
+      <w:fldSimple w:instr=" SEQ Slika \* ARABIC ">
+        <w:r>
+          <w:rPr>
+            <w:noProof/>
+          </w:rPr>
+          <w:t>8</w:t>
+        </w:r>
+      </w:fldSimple>
       <w:bookmarkEnd w:id="9"/>
       <w:r>
         <w:t xml:space="preserve"> </w:t>
@@ -6346,27 +6229,14 @@
       <w:r>
         <w:t xml:space="preserve">Tabela </w:t>
       </w:r>
-      <w:r>
-        <w:fldChar w:fldCharType="begin"/>
-      </w:r>
-      <w:r>
-        <w:instrText xml:space="preserve"> SEQ Tabela \* ARABIC </w:instrText>
-      </w:r>
-      <w:r>
-        <w:fldChar w:fldCharType="separate"/>
-      </w:r>
-      <w:r>
-        <w:rPr>
-          <w:noProof/>
-        </w:rPr>
-        <w:t>2</w:t>
-      </w:r>
-      <w:r>
-        <w:rPr>
-          <w:noProof/>
-        </w:rPr>
-        <w:fldChar w:fldCharType="end"/>
-      </w:r>
+      <w:fldSimple w:instr=" SEQ Tabela \* ARABIC ">
+        <w:r>
+          <w:rPr>
+            <w:noProof/>
+          </w:rPr>
+          <w:t>2</w:t>
+        </w:r>
+      </w:fldSimple>
       <w:bookmarkEnd w:id="10"/>
       <w:r>
         <w:t xml:space="preserve"> GirdSearch QB</w:t>
@@ -7043,27 +6913,14 @@
       <w:r>
         <w:t xml:space="preserve">Tabela </w:t>
       </w:r>
-      <w:r>
-        <w:fldChar w:fldCharType="begin"/>
-      </w:r>
-      <w:r>
-        <w:instrText xml:space="preserve"> SEQ Tabela \* ARABIC </w:instrText>
-      </w:r>
-      <w:r>
-        <w:fldChar w:fldCharType="separate"/>
-      </w:r>
-      <w:r>
-        <w:rPr>
-          <w:noProof/>
-        </w:rPr>
-        <w:t>3</w:t>
-      </w:r>
-      <w:r>
-        <w:rPr>
-          <w:noProof/>
-        </w:rPr>
-        <w:fldChar w:fldCharType="end"/>
-      </w:r>
+      <w:fldSimple w:instr=" SEQ Tabela \* ARABIC ">
+        <w:r>
+          <w:rPr>
+            <w:noProof/>
+          </w:rPr>
+          <w:t>3</w:t>
+        </w:r>
+      </w:fldSimple>
       <w:bookmarkEnd w:id="11"/>
       <w:r>
         <w:t xml:space="preserve"> </w:t>
@@ -7742,27 +7599,14 @@
       <w:r>
         <w:t xml:space="preserve">Tabela </w:t>
       </w:r>
-      <w:r>
-        <w:fldChar w:fldCharType="begin"/>
-      </w:r>
-      <w:r>
-        <w:instrText xml:space="preserve"> SEQ Tabela \* ARABIC </w:instrText>
-      </w:r>
-      <w:r>
-        <w:fldChar w:fldCharType="separate"/>
-      </w:r>
-      <w:r>
-        <w:rPr>
-          <w:noProof/>
-        </w:rPr>
-        <w:t>4</w:t>
-      </w:r>
-      <w:r>
-        <w:rPr>
-          <w:noProof/>
-        </w:rPr>
-        <w:fldChar w:fldCharType="end"/>
-      </w:r>
+      <w:fldSimple w:instr=" SEQ Tabela \* ARABIC ">
+        <w:r>
+          <w:rPr>
+            <w:noProof/>
+          </w:rPr>
+          <w:t>4</w:t>
+        </w:r>
+      </w:fldSimple>
       <w:bookmarkEnd w:id="12"/>
       <w:r>
         <w:t xml:space="preserve"> </w:t>
@@ -8441,27 +8285,14 @@
       <w:r>
         <w:t xml:space="preserve">Tabela </w:t>
       </w:r>
-      <w:r>
-        <w:fldChar w:fldCharType="begin"/>
-      </w:r>
-      <w:r>
-        <w:instrText xml:space="preserve"> SEQ Tabela \* ARABIC </w:instrText>
-      </w:r>
-      <w:r>
-        <w:fldChar w:fldCharType="separate"/>
-      </w:r>
-      <w:r>
-        <w:rPr>
-          <w:noProof/>
-        </w:rPr>
-        <w:t>5</w:t>
-      </w:r>
-      <w:r>
-        <w:rPr>
-          <w:noProof/>
-        </w:rPr>
-        <w:fldChar w:fldCharType="end"/>
-      </w:r>
+      <w:fldSimple w:instr=" SEQ Tabela \* ARABIC ">
+        <w:r>
+          <w:rPr>
+            <w:noProof/>
+          </w:rPr>
+          <w:t>5</w:t>
+        </w:r>
+      </w:fldSimple>
       <w:bookmarkEnd w:id="13"/>
       <w:r>
         <w:t xml:space="preserve"> </w:t>
@@ -9290,27 +9121,14 @@
       <w:r>
         <w:t xml:space="preserve">Tabela </w:t>
       </w:r>
-      <w:r>
-        <w:fldChar w:fldCharType="begin"/>
-      </w:r>
-      <w:r>
-        <w:instrText xml:space="preserve"> SEQ Tabela \* ARABIC </w:instrText>
-      </w:r>
-      <w:r>
-        <w:fldChar w:fldCharType="separate"/>
-      </w:r>
-      <w:r>
-        <w:rPr>
-          <w:noProof/>
-        </w:rPr>
-        <w:t>6</w:t>
-      </w:r>
-      <w:r>
-        <w:rPr>
-          <w:noProof/>
-        </w:rPr>
-        <w:fldChar w:fldCharType="end"/>
-      </w:r>
+      <w:fldSimple w:instr=" SEQ Tabela \* ARABIC ">
+        <w:r>
+          <w:rPr>
+            <w:noProof/>
+          </w:rPr>
+          <w:t>6</w:t>
+        </w:r>
+      </w:fldSimple>
       <w:bookmarkEnd w:id="14"/>
       <w:r>
         <w:t xml:space="preserve"> </w:t>
@@ -9919,27 +9737,14 @@
       <w:r>
         <w:t xml:space="preserve">Tabela </w:t>
       </w:r>
-      <w:r>
-        <w:fldChar w:fldCharType="begin"/>
-      </w:r>
-      <w:r>
-        <w:instrText xml:space="preserve"> SEQ Tabela \* ARABIC </w:instrText>
-      </w:r>
-      <w:r>
-        <w:fldChar w:fldCharType="separate"/>
-      </w:r>
-      <w:r>
-        <w:rPr>
-          <w:noProof/>
-        </w:rPr>
-        <w:t>7</w:t>
-      </w:r>
-      <w:r>
-        <w:rPr>
-          <w:noProof/>
-        </w:rPr>
-        <w:fldChar w:fldCharType="end"/>
-      </w:r>
+      <w:fldSimple w:instr=" SEQ Tabela \* ARABIC ">
+        <w:r>
+          <w:rPr>
+            <w:noProof/>
+          </w:rPr>
+          <w:t>7</w:t>
+        </w:r>
+      </w:fldSimple>
       <w:bookmarkEnd w:id="15"/>
       <w:r>
         <w:t xml:space="preserve"> </w:t>
@@ -10548,27 +10353,14 @@
       <w:r>
         <w:t xml:space="preserve">Tabela </w:t>
       </w:r>
-      <w:r>
-        <w:fldChar w:fldCharType="begin"/>
-      </w:r>
-      <w:r>
-        <w:instrText xml:space="preserve"> SEQ Tabela \* ARABIC </w:instrText>
-      </w:r>
-      <w:r>
-        <w:fldChar w:fldCharType="separate"/>
-      </w:r>
-      <w:r>
-        <w:rPr>
-          <w:noProof/>
-        </w:rPr>
-        <w:t>8</w:t>
-      </w:r>
-      <w:r>
-        <w:rPr>
-          <w:noProof/>
-        </w:rPr>
-        <w:fldChar w:fldCharType="end"/>
-      </w:r>
+      <w:fldSimple w:instr=" SEQ Tabela \* ARABIC ">
+        <w:r>
+          <w:rPr>
+            <w:noProof/>
+          </w:rPr>
+          <w:t>8</w:t>
+        </w:r>
+      </w:fldSimple>
       <w:bookmarkEnd w:id="16"/>
       <w:r>
         <w:t xml:space="preserve"> </w:t>
@@ -11177,27 +10969,14 @@
       <w:r>
         <w:t xml:space="preserve">Tabela </w:t>
       </w:r>
-      <w:r>
-        <w:fldChar w:fldCharType="begin"/>
-      </w:r>
-      <w:r>
-        <w:instrText xml:space="preserve"> SEQ Tabela \* ARABIC </w:instrText>
-      </w:r>
-      <w:r>
-        <w:fldChar w:fldCharType="separate"/>
-      </w:r>
-      <w:r>
-        <w:rPr>
-          <w:noProof/>
-        </w:rPr>
-        <w:t>9</w:t>
-      </w:r>
-      <w:r>
-        <w:rPr>
-          <w:noProof/>
-        </w:rPr>
-        <w:fldChar w:fldCharType="end"/>
-      </w:r>
+      <w:fldSimple w:instr=" SEQ Tabela \* ARABIC ">
+        <w:r>
+          <w:rPr>
+            <w:noProof/>
+          </w:rPr>
+          <w:t>9</w:t>
+        </w:r>
+      </w:fldSimple>
       <w:bookmarkEnd w:id="17"/>
       <w:r>
         <w:t xml:space="preserve"> </w:t>
@@ -14410,27 +14189,14 @@
       <w:r>
         <w:t xml:space="preserve">Tabela </w:t>
       </w:r>
-      <w:r>
-        <w:fldChar w:fldCharType="begin"/>
-      </w:r>
-      <w:r>
-        <w:instrText xml:space="preserve"> SEQ Tabela \* ARABIC </w:instrText>
-      </w:r>
-      <w:r>
-        <w:fldChar w:fldCharType="separate"/>
-      </w:r>
-      <w:r>
-        <w:rPr>
-          <w:noProof/>
-        </w:rPr>
-        <w:t>10</w:t>
-      </w:r>
-      <w:r>
-        <w:rPr>
-          <w:noProof/>
-        </w:rPr>
-        <w:fldChar w:fldCharType="end"/>
-      </w:r>
+      <w:fldSimple w:instr=" SEQ Tabela \* ARABIC ">
+        <w:r>
+          <w:rPr>
+            <w:noProof/>
+          </w:rPr>
+          <w:t>10</w:t>
+        </w:r>
+      </w:fldSimple>
       <w:bookmarkEnd w:id="18"/>
       <w:r>
         <w:t xml:space="preserve"> QB rezultati modela za različite optimizacione strategije</w:t>
@@ -17437,27 +17203,14 @@
       <w:r>
         <w:t xml:space="preserve">Tabela </w:t>
       </w:r>
-      <w:r>
-        <w:fldChar w:fldCharType="begin"/>
-      </w:r>
-      <w:r>
-        <w:instrText xml:space="preserve"> SEQ Tabela \* ARABIC </w:instrText>
-      </w:r>
-      <w:r>
-        <w:fldChar w:fldCharType="separate"/>
-      </w:r>
-      <w:r>
-        <w:rPr>
-          <w:noProof/>
-        </w:rPr>
-        <w:t>11</w:t>
-      </w:r>
-      <w:r>
-        <w:rPr>
-          <w:noProof/>
-        </w:rPr>
-        <w:fldChar w:fldCharType="end"/>
-      </w:r>
+      <w:fldSimple w:instr=" SEQ Tabela \* ARABIC ">
+        <w:r>
+          <w:rPr>
+            <w:noProof/>
+          </w:rPr>
+          <w:t>11</w:t>
+        </w:r>
+      </w:fldSimple>
       <w:bookmarkEnd w:id="19"/>
       <w:r>
         <w:t xml:space="preserve"> RB </w:t>
@@ -20546,27 +20299,14 @@
       <w:r>
         <w:t xml:space="preserve">Tabela </w:t>
       </w:r>
-      <w:r>
-        <w:fldChar w:fldCharType="begin"/>
-      </w:r>
-      <w:r>
-        <w:instrText xml:space="preserve"> SEQ Tabela \* ARABIC </w:instrText>
-      </w:r>
-      <w:r>
-        <w:fldChar w:fldCharType="separate"/>
-      </w:r>
-      <w:r>
-        <w:rPr>
-          <w:noProof/>
-        </w:rPr>
-        <w:t>12</w:t>
-      </w:r>
-      <w:r>
-        <w:rPr>
-          <w:noProof/>
-        </w:rPr>
-        <w:fldChar w:fldCharType="end"/>
-      </w:r>
+      <w:fldSimple w:instr=" SEQ Tabela \* ARABIC ">
+        <w:r>
+          <w:rPr>
+            <w:noProof/>
+          </w:rPr>
+          <w:t>12</w:t>
+        </w:r>
+      </w:fldSimple>
       <w:bookmarkEnd w:id="20"/>
       <w:r>
         <w:t xml:space="preserve"> TE </w:t>
@@ -23575,27 +23315,14 @@
       <w:r>
         <w:t xml:space="preserve">Tabela </w:t>
       </w:r>
-      <w:r>
-        <w:fldChar w:fldCharType="begin"/>
-      </w:r>
-      <w:r>
-        <w:instrText xml:space="preserve"> SEQ Tabela \* ARABIC </w:instrText>
-      </w:r>
-      <w:r>
-        <w:fldChar w:fldCharType="separate"/>
-      </w:r>
-      <w:r>
-        <w:rPr>
-          <w:noProof/>
-        </w:rPr>
-        <w:t>13</w:t>
-      </w:r>
-      <w:r>
-        <w:rPr>
-          <w:noProof/>
-        </w:rPr>
-        <w:fldChar w:fldCharType="end"/>
-      </w:r>
+      <w:fldSimple w:instr=" SEQ Tabela \* ARABIC ">
+        <w:r>
+          <w:rPr>
+            <w:noProof/>
+          </w:rPr>
+          <w:t>13</w:t>
+        </w:r>
+      </w:fldSimple>
       <w:bookmarkEnd w:id="21"/>
       <w:r>
         <w:t xml:space="preserve"> WR </w:t>
@@ -25663,27 +25390,14 @@
       <w:r>
         <w:t xml:space="preserve">Tabela </w:t>
       </w:r>
-      <w:r>
-        <w:fldChar w:fldCharType="begin"/>
-      </w:r>
-      <w:r>
-        <w:instrText xml:space="preserve"> SEQ Tabela \* ARABIC </w:instrText>
-      </w:r>
-      <w:r>
-        <w:fldChar w:fldCharType="separate"/>
-      </w:r>
-      <w:r>
-        <w:rPr>
-          <w:noProof/>
-        </w:rPr>
-        <w:t>14</w:t>
-      </w:r>
-      <w:r>
-        <w:rPr>
-          <w:noProof/>
-        </w:rPr>
-        <w:fldChar w:fldCharType="end"/>
-      </w:r>
+      <w:fldSimple w:instr=" SEQ Tabela \* ARABIC ">
+        <w:r>
+          <w:rPr>
+            <w:noProof/>
+          </w:rPr>
+          <w:t>14</w:t>
+        </w:r>
+      </w:fldSimple>
       <w:bookmarkEnd w:id="23"/>
       <w:r>
         <w:t xml:space="preserve"> QB RMSE rezultati za walk forward validaciju</w:t>
@@ -27327,27 +27041,14 @@
       <w:r>
         <w:t xml:space="preserve">Tabela </w:t>
       </w:r>
-      <w:r>
-        <w:fldChar w:fldCharType="begin"/>
-      </w:r>
-      <w:r>
-        <w:instrText xml:space="preserve"> SEQ Tabela \* ARABIC </w:instrText>
-      </w:r>
-      <w:r>
-        <w:fldChar w:fldCharType="separate"/>
-      </w:r>
-      <w:r>
-        <w:rPr>
-          <w:noProof/>
-        </w:rPr>
-        <w:t>15</w:t>
-      </w:r>
-      <w:r>
-        <w:rPr>
-          <w:noProof/>
-        </w:rPr>
-        <w:fldChar w:fldCharType="end"/>
-      </w:r>
+      <w:fldSimple w:instr=" SEQ Tabela \* ARABIC ">
+        <w:r>
+          <w:rPr>
+            <w:noProof/>
+          </w:rPr>
+          <w:t>15</w:t>
+        </w:r>
+      </w:fldSimple>
       <w:bookmarkEnd w:id="24"/>
       <w:r>
         <w:t xml:space="preserve"> </w:t>
@@ -29266,27 +28967,14 @@
       <w:r>
         <w:t xml:space="preserve">Tabela </w:t>
       </w:r>
-      <w:r>
-        <w:fldChar w:fldCharType="begin"/>
-      </w:r>
-      <w:r>
-        <w:instrText xml:space="preserve"> SEQ Tabela \* ARABIC </w:instrText>
-      </w:r>
-      <w:r>
-        <w:fldChar w:fldCharType="separate"/>
-      </w:r>
-      <w:r>
-        <w:rPr>
-          <w:noProof/>
-        </w:rPr>
-        <w:t>16</w:t>
-      </w:r>
-      <w:r>
-        <w:rPr>
-          <w:noProof/>
-        </w:rPr>
-        <w:fldChar w:fldCharType="end"/>
-      </w:r>
+      <w:fldSimple w:instr=" SEQ Tabela \* ARABIC ">
+        <w:r>
+          <w:rPr>
+            <w:noProof/>
+          </w:rPr>
+          <w:t>16</w:t>
+        </w:r>
+      </w:fldSimple>
       <w:bookmarkEnd w:id="25"/>
       <w:r>
         <w:t xml:space="preserve"> RB</w:t>
@@ -30933,27 +30621,14 @@
       <w:r>
         <w:t xml:space="preserve">Tabela </w:t>
       </w:r>
-      <w:r>
-        <w:fldChar w:fldCharType="begin"/>
-      </w:r>
-      <w:r>
-        <w:instrText xml:space="preserve"> SEQ Tabela \* ARABIC </w:instrText>
-      </w:r>
-      <w:r>
-        <w:fldChar w:fldCharType="separate"/>
-      </w:r>
-      <w:r>
-        <w:rPr>
-          <w:noProof/>
-        </w:rPr>
-        <w:t>17</w:t>
-      </w:r>
-      <w:r>
-        <w:rPr>
-          <w:noProof/>
-        </w:rPr>
-        <w:fldChar w:fldCharType="end"/>
-      </w:r>
+      <w:fldSimple w:instr=" SEQ Tabela \* ARABIC ">
+        <w:r>
+          <w:rPr>
+            <w:noProof/>
+          </w:rPr>
+          <w:t>17</w:t>
+        </w:r>
+      </w:fldSimple>
       <w:bookmarkEnd w:id="26"/>
       <w:r>
         <w:t xml:space="preserve"> RB </w:t>
@@ -32867,27 +32542,14 @@
       <w:r>
         <w:t xml:space="preserve">Tabela </w:t>
       </w:r>
-      <w:r>
-        <w:fldChar w:fldCharType="begin"/>
-      </w:r>
-      <w:r>
-        <w:instrText xml:space="preserve"> SEQ Tabela \* ARABIC </w:instrText>
-      </w:r>
-      <w:r>
-        <w:fldChar w:fldCharType="separate"/>
-      </w:r>
-      <w:r>
-        <w:rPr>
-          <w:noProof/>
-        </w:rPr>
-        <w:t>18</w:t>
-      </w:r>
-      <w:r>
-        <w:rPr>
-          <w:noProof/>
-        </w:rPr>
-        <w:fldChar w:fldCharType="end"/>
-      </w:r>
+      <w:fldSimple w:instr=" SEQ Tabela \* ARABIC ">
+        <w:r>
+          <w:rPr>
+            <w:noProof/>
+          </w:rPr>
+          <w:t>18</w:t>
+        </w:r>
+      </w:fldSimple>
       <w:bookmarkEnd w:id="27"/>
       <w:r>
         <w:t xml:space="preserve"> TE </w:t>
@@ -34534,27 +34196,14 @@
       <w:r>
         <w:t xml:space="preserve">Tabela </w:t>
       </w:r>
-      <w:r>
-        <w:fldChar w:fldCharType="begin"/>
-      </w:r>
-      <w:r>
-        <w:instrText xml:space="preserve"> SEQ Tabela \* ARABIC </w:instrText>
-      </w:r>
-      <w:r>
-        <w:fldChar w:fldCharType="separate"/>
-      </w:r>
-      <w:r>
-        <w:rPr>
-          <w:noProof/>
-        </w:rPr>
-        <w:t>19</w:t>
-      </w:r>
-      <w:r>
-        <w:rPr>
-          <w:noProof/>
-        </w:rPr>
-        <w:fldChar w:fldCharType="end"/>
-      </w:r>
+      <w:fldSimple w:instr=" SEQ Tabela \* ARABIC ">
+        <w:r>
+          <w:rPr>
+            <w:noProof/>
+          </w:rPr>
+          <w:t>19</w:t>
+        </w:r>
+      </w:fldSimple>
       <w:bookmarkEnd w:id="28"/>
       <w:r>
         <w:t xml:space="preserve"> TE </w:t>
@@ -36446,27 +36095,14 @@
       <w:r>
         <w:t xml:space="preserve">Tabela </w:t>
       </w:r>
-      <w:r>
-        <w:fldChar w:fldCharType="begin"/>
-      </w:r>
-      <w:r>
-        <w:instrText xml:space="preserve"> SEQ Tabela \* ARABIC </w:instrText>
-      </w:r>
-      <w:r>
-        <w:fldChar w:fldCharType="separate"/>
-      </w:r>
-      <w:r>
-        <w:rPr>
-          <w:noProof/>
-        </w:rPr>
-        <w:t>20</w:t>
-      </w:r>
-      <w:r>
-        <w:rPr>
-          <w:noProof/>
-        </w:rPr>
-        <w:fldChar w:fldCharType="end"/>
-      </w:r>
+      <w:fldSimple w:instr=" SEQ Tabela \* ARABIC ">
+        <w:r>
+          <w:rPr>
+            <w:noProof/>
+          </w:rPr>
+          <w:t>20</w:t>
+        </w:r>
+      </w:fldSimple>
       <w:bookmarkEnd w:id="29"/>
       <w:r>
         <w:t xml:space="preserve"> WR </w:t>
@@ -38113,27 +37749,14 @@
       <w:r>
         <w:t xml:space="preserve">Tabela </w:t>
       </w:r>
-      <w:r>
-        <w:fldChar w:fldCharType="begin"/>
-      </w:r>
-      <w:r>
-        <w:instrText xml:space="preserve"> SEQ Tabela \* ARABIC </w:instrText>
-      </w:r>
-      <w:r>
-        <w:fldChar w:fldCharType="separate"/>
-      </w:r>
-      <w:r>
-        <w:rPr>
-          <w:noProof/>
-        </w:rPr>
-        <w:t>21</w:t>
-      </w:r>
-      <w:r>
-        <w:rPr>
-          <w:noProof/>
-        </w:rPr>
-        <w:fldChar w:fldCharType="end"/>
-      </w:r>
+      <w:fldSimple w:instr=" SEQ Tabela \* ARABIC ">
+        <w:r>
+          <w:rPr>
+            <w:noProof/>
+          </w:rPr>
+          <w:t>21</w:t>
+        </w:r>
+      </w:fldSimple>
       <w:bookmarkEnd w:id="30"/>
       <w:r>
         <w:t xml:space="preserve"> WR </w:t>
@@ -38485,27 +38108,14 @@
       <w:r>
         <w:t xml:space="preserve">Slika </w:t>
       </w:r>
-      <w:r>
-        <w:fldChar w:fldCharType="begin"/>
-      </w:r>
-      <w:r>
-        <w:instrText xml:space="preserve"> SEQ Slika \* ARABIC </w:instrText>
-      </w:r>
-      <w:r>
-        <w:fldChar w:fldCharType="separate"/>
-      </w:r>
-      <w:r>
-        <w:rPr>
-          <w:noProof/>
-        </w:rPr>
-        <w:t>9</w:t>
-      </w:r>
-      <w:r>
-        <w:rPr>
-          <w:noProof/>
-        </w:rPr>
-        <w:fldChar w:fldCharType="end"/>
-      </w:r>
+      <w:fldSimple w:instr=" SEQ Slika \* ARABIC ">
+        <w:r>
+          <w:rPr>
+            <w:noProof/>
+          </w:rPr>
+          <w:t>9</w:t>
+        </w:r>
+      </w:fldSimple>
       <w:bookmarkEnd w:id="31"/>
       <w:r>
         <w:t xml:space="preserve"> Vrednost loss funkcije kroz etape</w:t>
@@ -38670,27 +38280,14 @@
       <w:r>
         <w:t xml:space="preserve">Slika </w:t>
       </w:r>
-      <w:r>
-        <w:fldChar w:fldCharType="begin"/>
-      </w:r>
-      <w:r>
-        <w:instrText xml:space="preserve"> SEQ Slika \* ARABIC </w:instrText>
-      </w:r>
-      <w:r>
-        <w:fldChar w:fldCharType="separate"/>
-      </w:r>
-      <w:r>
-        <w:rPr>
-          <w:noProof/>
-        </w:rPr>
-        <w:t>10</w:t>
-      </w:r>
-      <w:r>
-        <w:rPr>
-          <w:noProof/>
-        </w:rPr>
-        <w:fldChar w:fldCharType="end"/>
-      </w:r>
+      <w:fldSimple w:instr=" SEQ Slika \* ARABIC ">
+        <w:r>
+          <w:rPr>
+            <w:noProof/>
+          </w:rPr>
+          <w:t>10</w:t>
+        </w:r>
+      </w:fldSimple>
       <w:bookmarkEnd w:id="32"/>
       <w:r>
         <w:t xml:space="preserve"> Vrednost loss funkcije kroz etape nakon dupliranja broja epoha</w:t>
@@ -42335,27 +41932,14 @@
       <w:r>
         <w:t xml:space="preserve">Tabela </w:t>
       </w:r>
-      <w:r>
-        <w:fldChar w:fldCharType="begin"/>
-      </w:r>
-      <w:r>
-        <w:instrText xml:space="preserve"> SEQ Tabela \* ARABIC </w:instrText>
-      </w:r>
-      <w:r>
-        <w:fldChar w:fldCharType="separate"/>
-      </w:r>
-      <w:r>
-        <w:rPr>
-          <w:noProof/>
-        </w:rPr>
-        <w:t>22</w:t>
-      </w:r>
-      <w:r>
-        <w:rPr>
-          <w:noProof/>
-        </w:rPr>
-        <w:fldChar w:fldCharType="end"/>
-      </w:r>
+      <w:fldSimple w:instr=" SEQ Tabela \* ARABIC ">
+        <w:r>
+          <w:rPr>
+            <w:noProof/>
+          </w:rPr>
+          <w:t>22</w:t>
+        </w:r>
+      </w:fldSimple>
       <w:bookmarkEnd w:id="34"/>
       <w:r>
         <w:t xml:space="preserve"> Multi output rezultati za sve pozicije</w:t>
@@ -44427,7 +44011,66 @@
         <w:t>)</w:t>
       </w:r>
       <w:r>
-        <w:t xml:space="preserve"> modeli različitog kapaciteta, rekurentne mreže sa </w:t>
+        <w:rPr>
+          <w:lang w:val="en-US"/>
+        </w:rPr>
+        <w:t xml:space="preserve"> </w:t>
+      </w:r>
+      <w:r>
+        <w:rPr>
+          <w:lang w:val="en-US"/>
+        </w:rPr>
+        <w:fldChar w:fldCharType="begin"/>
+      </w:r>
+      <w:r>
+        <w:rPr>
+          <w:lang w:val="en-US"/>
+        </w:rPr>
+        <w:instrText xml:space="preserve"> REF _Ref227607436 \r \h </w:instrText>
+      </w:r>
+      <w:r>
+        <w:rPr>
+          <w:lang w:val="en-US"/>
+        </w:rPr>
+      </w:r>
+      <w:r>
+        <w:rPr>
+          <w:lang w:val="en-US"/>
+        </w:rPr>
+        <w:fldChar w:fldCharType="separate"/>
+      </w:r>
+      <w:r>
+        <w:rPr>
+          <w:lang w:val="en-US"/>
+        </w:rPr>
+        <w:t>[2</w:t>
+      </w:r>
+      <w:r>
+        <w:rPr>
+          <w:lang w:val="en-US"/>
+        </w:rPr>
+        <w:t>4</w:t>
+      </w:r>
+      <w:r>
+        <w:rPr>
+          <w:lang w:val="en-US"/>
+        </w:rPr>
+        <w:t>]</w:t>
+      </w:r>
+      <w:r>
+        <w:rPr>
+          <w:lang w:val="en-US"/>
+        </w:rPr>
+        <w:fldChar w:fldCharType="end"/>
+      </w:r>
+      <w:r>
+        <w:rPr>
+          <w:lang w:val="en-US"/>
+        </w:rPr>
+        <w:t xml:space="preserve"> </w:t>
+      </w:r>
+      <w:r>
+        <w:t xml:space="preserve">modeli različitog kapaciteta, rekurentne mreže sa </w:t>
       </w:r>
       <w:r>
         <w:rPr>
@@ -44859,7 +44502,66 @@
         <w:rPr>
           <w:lang w:val="en-US"/>
         </w:rPr>
-        <w:t xml:space="preserve">, čija je arhitektura dobijena Optuna optimizacijom, </w:t>
+        <w:t>, čija je arhitektura dobijena Optuna optimizacijom</w:t>
+      </w:r>
+      <w:r>
+        <w:rPr>
+          <w:lang w:val="en-US"/>
+        </w:rPr>
+        <w:t xml:space="preserve"> </w:t>
+      </w:r>
+      <w:r>
+        <w:rPr>
+          <w:lang w:val="en-US"/>
+        </w:rPr>
+        <w:fldChar w:fldCharType="begin"/>
+      </w:r>
+      <w:r>
+        <w:rPr>
+          <w:lang w:val="en-US"/>
+        </w:rPr>
+        <w:instrText xml:space="preserve"> REF _Ref227607654 \r \h </w:instrText>
+      </w:r>
+      <w:r>
+        <w:rPr>
+          <w:lang w:val="en-US"/>
+        </w:rPr>
+      </w:r>
+      <w:r>
+        <w:rPr>
+          <w:lang w:val="en-US"/>
+        </w:rPr>
+        <w:fldChar w:fldCharType="separate"/>
+      </w:r>
+      <w:r>
+        <w:rPr>
+          <w:lang w:val="en-US"/>
+        </w:rPr>
+        <w:t>[2</w:t>
+      </w:r>
+      <w:r>
+        <w:rPr>
+          <w:lang w:val="en-US"/>
+        </w:rPr>
+        <w:t>5</w:t>
+      </w:r>
+      <w:r>
+        <w:rPr>
+          <w:lang w:val="en-US"/>
+        </w:rPr>
+        <w:t>]</w:t>
+      </w:r>
+      <w:r>
+        <w:rPr>
+          <w:lang w:val="en-US"/>
+        </w:rPr>
+        <w:fldChar w:fldCharType="end"/>
+      </w:r>
+      <w:r>
+        <w:rPr>
+          <w:lang w:val="en-US"/>
+        </w:rPr>
+        <w:t xml:space="preserve">, </w:t>
       </w:r>
       <w:r>
         <w:t xml:space="preserve">prima 40 selektovanih obeležja i prosleđuje ih kroz pet potpuno povezanih slojeva dimenzija [448, 128, 320, 448, 256] sa </w:t>
@@ -44872,7 +44574,51 @@
         <w:t>ReLU</w:t>
       </w:r>
       <w:r>
-        <w:t xml:space="preserve"> aktivacijama, </w:t>
+        <w:t xml:space="preserve"> aktivacijama</w:t>
+      </w:r>
+      <w:r>
+        <w:rPr>
+          <w:lang w:val="en-US"/>
+        </w:rPr>
+        <w:t xml:space="preserve"> </w:t>
+      </w:r>
+      <w:r>
+        <w:rPr>
+          <w:lang w:val="en-US"/>
+        </w:rPr>
+        <w:fldChar w:fldCharType="begin"/>
+      </w:r>
+      <w:r>
+        <w:rPr>
+          <w:lang w:val="en-US"/>
+        </w:rPr>
+        <w:instrText xml:space="preserve"> REF _Ref227607770 \r \h </w:instrText>
+      </w:r>
+      <w:r>
+        <w:rPr>
+          <w:lang w:val="en-US"/>
+        </w:rPr>
+      </w:r>
+      <w:r>
+        <w:rPr>
+          <w:lang w:val="en-US"/>
+        </w:rPr>
+        <w:fldChar w:fldCharType="separate"/>
+      </w:r>
+      <w:r>
+        <w:rPr>
+          <w:lang w:val="en-US"/>
+        </w:rPr>
+        <w:t>[26]</w:t>
+      </w:r>
+      <w:r>
+        <w:rPr>
+          <w:lang w:val="en-US"/>
+        </w:rPr>
+        <w:fldChar w:fldCharType="end"/>
+      </w:r>
+      <w:r>
+        <w:t xml:space="preserve">, </w:t>
       </w:r>
       <w:r>
         <w:rPr>
@@ -44882,7 +44628,51 @@
         <w:t>LayerNorm</w:t>
       </w:r>
       <w:r>
-        <w:t xml:space="preserve"> normalizacijom i </w:t>
+        <w:t xml:space="preserve"> normalizacijom</w:t>
+      </w:r>
+      <w:r>
+        <w:rPr>
+          <w:lang w:val="en-US"/>
+        </w:rPr>
+        <w:t xml:space="preserve"> </w:t>
+      </w:r>
+      <w:r>
+        <w:rPr>
+          <w:lang w:val="en-US"/>
+        </w:rPr>
+        <w:fldChar w:fldCharType="begin"/>
+      </w:r>
+      <w:r>
+        <w:rPr>
+          <w:lang w:val="en-US"/>
+        </w:rPr>
+        <w:instrText xml:space="preserve"> REF _Ref227607854 \r \h </w:instrText>
+      </w:r>
+      <w:r>
+        <w:rPr>
+          <w:lang w:val="en-US"/>
+        </w:rPr>
+      </w:r>
+      <w:r>
+        <w:rPr>
+          <w:lang w:val="en-US"/>
+        </w:rPr>
+        <w:fldChar w:fldCharType="separate"/>
+      </w:r>
+      <w:r>
+        <w:rPr>
+          <w:lang w:val="en-US"/>
+        </w:rPr>
+        <w:t>[27]</w:t>
+      </w:r>
+      <w:r>
+        <w:rPr>
+          <w:lang w:val="en-US"/>
+        </w:rPr>
+        <w:fldChar w:fldCharType="end"/>
+      </w:r>
+      <w:r>
+        <w:t xml:space="preserve"> i </w:t>
       </w:r>
       <w:r>
         <w:rPr>
@@ -44916,7 +44706,45 @@
         <w:t>GaussianNoise</w:t>
       </w:r>
       <w:r>
-        <w:t xml:space="preserve"> sa σ ∈ [0,05; 0,25], </w:t>
+        <w:t xml:space="preserve"> </w:t>
+      </w:r>
+      <w:r>
+        <w:rPr>
+          <w:lang w:val="en-US"/>
+        </w:rPr>
+        <w:fldChar w:fldCharType="begin"/>
+      </w:r>
+      <w:r>
+        <w:instrText xml:space="preserve"> REF _Ref227607930 \r \h </w:instrText>
+      </w:r>
+      <w:r>
+        <w:rPr>
+          <w:lang w:val="en-US"/>
+        </w:rPr>
+      </w:r>
+      <w:r>
+        <w:rPr>
+          <w:lang w:val="en-US"/>
+        </w:rPr>
+        <w:fldChar w:fldCharType="separate"/>
+      </w:r>
+      <w:r>
+        <w:t>[28]</w:t>
+      </w:r>
+      <w:r>
+        <w:rPr>
+          <w:lang w:val="en-US"/>
+        </w:rPr>
+        <w:fldChar w:fldCharType="end"/>
+      </w:r>
+      <w:r>
+        <w:rPr>
+          <w:lang w:val="en-US"/>
+        </w:rPr>
+        <w:t xml:space="preserve"> </w:t>
+      </w:r>
+      <w:r>
+        <w:t xml:space="preserve">sa σ ∈ [0,05; 0,25], </w:t>
       </w:r>
       <w:r>
         <w:rPr>
@@ -44934,7 +44762,51 @@
         <w:t>ixup</w:t>
       </w:r>
       <w:r>
-        <w:t xml:space="preserve"> augmentaciju primera sa α ∈ [0,1; 0,4] i kompaktniju arhitekturu </w:t>
+        <w:t xml:space="preserve"> augmentaciju</w:t>
+      </w:r>
+      <w:r>
+        <w:rPr>
+          <w:lang w:val="en-US"/>
+        </w:rPr>
+        <w:t xml:space="preserve"> </w:t>
+      </w:r>
+      <w:r>
+        <w:rPr>
+          <w:lang w:val="en-US"/>
+        </w:rPr>
+        <w:fldChar w:fldCharType="begin"/>
+      </w:r>
+      <w:r>
+        <w:rPr>
+          <w:lang w:val="en-US"/>
+        </w:rPr>
+        <w:instrText xml:space="preserve"> REF _Ref227607986 \r \h </w:instrText>
+      </w:r>
+      <w:r>
+        <w:rPr>
+          <w:lang w:val="en-US"/>
+        </w:rPr>
+      </w:r>
+      <w:r>
+        <w:rPr>
+          <w:lang w:val="en-US"/>
+        </w:rPr>
+        <w:fldChar w:fldCharType="separate"/>
+      </w:r>
+      <w:r>
+        <w:rPr>
+          <w:lang w:val="en-US"/>
+        </w:rPr>
+        <w:t>[29]</w:t>
+      </w:r>
+      <w:r>
+        <w:rPr>
+          <w:lang w:val="en-US"/>
+        </w:rPr>
+        <w:fldChar w:fldCharType="end"/>
+      </w:r>
+      <w:r>
+        <w:t xml:space="preserve"> primera sa α ∈ [0,1; 0,4] i kompaktniju arhitekturu </w:t>
       </w:r>
       <w:r>
         <w:t>[320, 384, 192, 128]</w:t>
@@ -44966,7 +44838,7 @@
         <w:t>LSTM</w:t>
       </w:r>
       <w:r>
-        <w:t xml:space="preserve"> [22] i </w:t>
+        <w:t xml:space="preserve">  i </w:t>
       </w:r>
       <w:r>
         <w:rPr>
@@ -44976,7 +44848,7 @@
         <w:t>GRU</w:t>
       </w:r>
       <w:r>
-        <w:t xml:space="preserve"> [23], primenjene nad </w:t>
+        <w:t xml:space="preserve">, primenjene nad </w:t>
       </w:r>
       <w:r>
         <w:rPr>
@@ -45013,7 +44885,27 @@
         <w:t xml:space="preserve"> </w:t>
       </w:r>
       <w:r>
-        <w:t xml:space="preserve">polaznog modela razvijena je proširena dvoulazna arhitektura (Improved RNN), motivisana činjenicom da predikcija učinka </w:t>
+        <w:t>polaznog modela razvijena je proširena dvoulazna arhitektura (</w:t>
+      </w:r>
+      <w:r>
+        <w:rPr>
+          <w:i/>
+          <w:iCs/>
+        </w:rPr>
+        <w:t>Improved</w:t>
+      </w:r>
+      <w:r>
+        <w:t xml:space="preserve"> </w:t>
+      </w:r>
+      <w:r>
+        <w:rPr>
+          <w:i/>
+          <w:iCs/>
+        </w:rPr>
+        <w:t>RNN</w:t>
+      </w:r>
+      <w:r>
+        <w:t xml:space="preserve">), motivisana činjenicom da predikcija učinka </w:t>
       </w:r>
       <w:r>
         <w:rPr>
@@ -45197,7 +45089,45 @@
         <w:t>LSTM</w:t>
       </w:r>
       <w:r>
-        <w:t xml:space="preserve"> ili </w:t>
+        <w:t xml:space="preserve"> </w:t>
+      </w:r>
+      <w:r>
+        <w:rPr>
+          <w:lang w:val="en-US"/>
+        </w:rPr>
+        <w:fldChar w:fldCharType="begin"/>
+      </w:r>
+      <w:r>
+        <w:instrText xml:space="preserve"> REF _Ref227608115 \r \h </w:instrText>
+      </w:r>
+      <w:r>
+        <w:rPr>
+          <w:lang w:val="en-US"/>
+        </w:rPr>
+      </w:r>
+      <w:r>
+        <w:rPr>
+          <w:lang w:val="en-US"/>
+        </w:rPr>
+        <w:fldChar w:fldCharType="separate"/>
+      </w:r>
+      <w:r>
+        <w:t>[30]</w:t>
+      </w:r>
+      <w:r>
+        <w:rPr>
+          <w:lang w:val="en-US"/>
+        </w:rPr>
+        <w:fldChar w:fldCharType="end"/>
+      </w:r>
+      <w:r>
+        <w:rPr>
+          <w:lang w:val="en-US"/>
+        </w:rPr>
+        <w:t xml:space="preserve"> </w:t>
+      </w:r>
+      <w:r>
+        <w:t xml:space="preserve">ili </w:t>
       </w:r>
       <w:r>
         <w:rPr>
@@ -45217,7 +45147,51 @@
         <w:t>AttentionPool</w:t>
       </w:r>
       <w:r>
-        <w:t xml:space="preserve"> sloj koji uči težine za sve vremenske korake, uz maskiranje padded pozicija. </w:t>
+        <w:t xml:space="preserve"> sloj</w:t>
+      </w:r>
+      <w:r>
+        <w:rPr>
+          <w:lang w:val="en-US"/>
+        </w:rPr>
+        <w:t xml:space="preserve"> </w:t>
+      </w:r>
+      <w:r>
+        <w:rPr>
+          <w:lang w:val="en-US"/>
+        </w:rPr>
+        <w:fldChar w:fldCharType="begin"/>
+      </w:r>
+      <w:r>
+        <w:rPr>
+          <w:lang w:val="en-US"/>
+        </w:rPr>
+        <w:instrText xml:space="preserve"> REF _Ref227608208 \r \h </w:instrText>
+      </w:r>
+      <w:r>
+        <w:rPr>
+          <w:lang w:val="en-US"/>
+        </w:rPr>
+      </w:r>
+      <w:r>
+        <w:rPr>
+          <w:lang w:val="en-US"/>
+        </w:rPr>
+        <w:fldChar w:fldCharType="separate"/>
+      </w:r>
+      <w:r>
+        <w:rPr>
+          <w:lang w:val="en-US"/>
+        </w:rPr>
+        <w:t>[31]</w:t>
+      </w:r>
+      <w:r>
+        <w:rPr>
+          <w:lang w:val="en-US"/>
+        </w:rPr>
+        <w:fldChar w:fldCharType="end"/>
+      </w:r>
+      <w:r>
+        <w:t xml:space="preserve"> koji uči težine za sve vremenske korake, uz maskiranje padded pozicija. </w:t>
       </w:r>
       <w:r>
         <w:rPr>
@@ -45273,7 +45247,51 @@
         <w:t>MLP-B</w:t>
       </w:r>
       <w:r>
-        <w:t xml:space="preserve"> osnove, ali završni sloj je proširen na tri izlazna neurona koji istovremeno predviđaju tri kvantila ciljne promenljive: donji (q10), medijanu (q50) i gornji (q90). </w:t>
+        <w:t xml:space="preserve"> osnove, ali završni sloj je proširen na tri izlazna neurona koji istovremeno predviđaju tri kvantila ciljne promenljive</w:t>
+      </w:r>
+      <w:r>
+        <w:rPr>
+          <w:lang w:val="en-US"/>
+        </w:rPr>
+        <w:t xml:space="preserve"> </w:t>
+      </w:r>
+      <w:r>
+        <w:rPr>
+          <w:lang w:val="en-US"/>
+        </w:rPr>
+        <w:fldChar w:fldCharType="begin"/>
+      </w:r>
+      <w:r>
+        <w:rPr>
+          <w:lang w:val="en-US"/>
+        </w:rPr>
+        <w:instrText xml:space="preserve"> REF _Ref227608409 \r \h </w:instrText>
+      </w:r>
+      <w:r>
+        <w:rPr>
+          <w:lang w:val="en-US"/>
+        </w:rPr>
+      </w:r>
+      <w:r>
+        <w:rPr>
+          <w:lang w:val="en-US"/>
+        </w:rPr>
+        <w:fldChar w:fldCharType="separate"/>
+      </w:r>
+      <w:r>
+        <w:rPr>
+          <w:lang w:val="en-US"/>
+        </w:rPr>
+        <w:t>[32]</w:t>
+      </w:r>
+      <w:r>
+        <w:rPr>
+          <w:lang w:val="en-US"/>
+        </w:rPr>
+        <w:fldChar w:fldCharType="end"/>
+      </w:r>
+      <w:r>
+        <w:t xml:space="preserve">: donji (q10), medijanu (q50) i gornji (q90). </w:t>
       </w:r>
       <w:r>
         <w:rPr>
@@ -45415,7 +45433,45 @@
         <w:t>AdamW</w:t>
       </w:r>
       <w:r>
-        <w:t xml:space="preserve"> sa </w:t>
+        <w:t xml:space="preserve"> </w:t>
+      </w:r>
+      <w:r>
+        <w:rPr>
+          <w:lang w:val="en-US"/>
+        </w:rPr>
+        <w:fldChar w:fldCharType="begin"/>
+      </w:r>
+      <w:r>
+        <w:instrText xml:space="preserve"> REF _Ref227608497 \r \h </w:instrText>
+      </w:r>
+      <w:r>
+        <w:rPr>
+          <w:lang w:val="en-US"/>
+        </w:rPr>
+      </w:r>
+      <w:r>
+        <w:rPr>
+          <w:lang w:val="en-US"/>
+        </w:rPr>
+        <w:fldChar w:fldCharType="separate"/>
+      </w:r>
+      <w:r>
+        <w:t>[33]</w:t>
+      </w:r>
+      <w:r>
+        <w:rPr>
+          <w:lang w:val="en-US"/>
+        </w:rPr>
+        <w:fldChar w:fldCharType="end"/>
+      </w:r>
+      <w:r>
+        <w:rPr>
+          <w:lang w:val="en-US"/>
+        </w:rPr>
+        <w:t xml:space="preserve"> </w:t>
+      </w:r>
+      <w:r>
+        <w:t xml:space="preserve">sa </w:t>
       </w:r>
       <w:r>
         <w:rPr>
@@ -45435,7 +45491,72 @@
         <w:t>Huber</w:t>
       </w:r>
       <w:r>
-        <w:t xml:space="preserve">, sa delta parametrom u opsegu [0,5; 2,0], koja kombinuje kvadratnu osetljivost </w:t>
+        <w:rPr>
+          <w:i/>
+          <w:iCs/>
+          <w:lang w:val="en-US"/>
+        </w:rPr>
+        <w:t xml:space="preserve"> </w:t>
+      </w:r>
+      <w:r>
+        <w:rPr>
+          <w:lang w:val="en-US"/>
+        </w:rPr>
+        <w:fldChar w:fldCharType="begin"/>
+      </w:r>
+      <w:r>
+        <w:rPr>
+          <w:i/>
+          <w:iCs/>
+          <w:lang w:val="en-US"/>
+        </w:rPr>
+        <w:instrText xml:space="preserve"> REF _Ref227608574 \r \h </w:instrText>
+      </w:r>
+      <w:r>
+        <w:rPr>
+          <w:lang w:val="en-US"/>
+        </w:rPr>
+      </w:r>
+      <w:r>
+        <w:rPr>
+          <w:lang w:val="en-US"/>
+        </w:rPr>
+        <w:instrText xml:space="preserve"> \* MERGEFORMAT </w:instrText>
+      </w:r>
+      <w:r>
+        <w:rPr>
+          <w:lang w:val="en-US"/>
+        </w:rPr>
+        <w:fldChar w:fldCharType="separate"/>
+      </w:r>
+      <w:r>
+        <w:rPr>
+          <w:lang w:val="en-US"/>
+        </w:rPr>
+        <w:t>[34</w:t>
+      </w:r>
+      <w:r>
+        <w:rPr>
+          <w:i/>
+          <w:iCs/>
+          <w:lang w:val="en-US"/>
+        </w:rPr>
+        <w:t>]</w:t>
+      </w:r>
+      <w:r>
+        <w:rPr>
+          <w:lang w:val="en-US"/>
+        </w:rPr>
+        <w:fldChar w:fldCharType="end"/>
+      </w:r>
+      <w:r>
+        <w:rPr>
+          <w:lang w:val="en-US"/>
+        </w:rPr>
+        <w:t>,</w:t>
+      </w:r>
+      <w:r>
+        <w:t xml:space="preserve"> sa delta parametrom u opsegu [0,5; 2,0], koja kombinuje kvadratnu osetljivost </w:t>
       </w:r>
       <w:r>
         <w:rPr>
@@ -45757,9 +45878,159 @@
     <w:p>
       <w:pPr>
         <w:pStyle w:val="BodyText"/>
+        <w:rPr>
+          <w:lang w:val="en-US"/>
+        </w:rPr>
       </w:pPr>
       <w:r>
-        <w:t>Hiperparametarski prostor neuronskih modela obuhvata dubinu mreže, broj jedinica po sloju, dropout, learning rate, weight decay, batch size, delta za Huber loss, α za Mixup, σ za GaussianNoise, dužinu sekvence, broj rekurentnih slojeva, opcioni bidirektionalni izbor i izbor LayerNorm-a. Primenjena je Bayesova optimizacija kroz Optuna biblioteku sa TPE (Tree-structured Parzen Estimator) samplerom i MedianPruner-om za prekidanje neperspektivnih trial-ova nakon najmanje tri epohe. Korišćena konfiguracija je 100 trial-ova po modelu, sa objective funkcijom min(val MAE).</w:t>
+        <w:t xml:space="preserve">Hiperparametarski prostor neuronskih modela obuhvata dubinu mreže, broj jedinica po sloju, dropout, learning rate, weight decay, batch size, delta za </w:t>
+      </w:r>
+      <w:r>
+        <w:rPr>
+          <w:i/>
+          <w:iCs/>
+        </w:rPr>
+        <w:t>Huber loss</w:t>
+      </w:r>
+      <w:r>
+        <w:t xml:space="preserve">, α za </w:t>
+      </w:r>
+      <w:r>
+        <w:rPr>
+          <w:i/>
+          <w:iCs/>
+        </w:rPr>
+        <w:t>Mixup</w:t>
+      </w:r>
+      <w:r>
+        <w:t xml:space="preserve">, σ za </w:t>
+      </w:r>
+      <w:r>
+        <w:rPr>
+          <w:i/>
+          <w:iCs/>
+        </w:rPr>
+        <w:t>GaussianNoise</w:t>
+      </w:r>
+      <w:r>
+        <w:t xml:space="preserve">, dužinu sekvence, broj rekurentnih slojeva, opcioni bidirektionalni izbor i izbor LayerNorm-a. Primenjena je </w:t>
+      </w:r>
+      <w:r>
+        <w:rPr>
+          <w:i/>
+          <w:iCs/>
+        </w:rPr>
+        <w:t>Bayes</w:t>
+      </w:r>
+      <w:r>
+        <w:rPr>
+          <w:lang w:val="en-US"/>
+        </w:rPr>
+        <w:t>-</w:t>
+      </w:r>
+      <w:r>
+        <w:t xml:space="preserve">ova optimizacija kroz Optuna biblioteku sa </w:t>
+      </w:r>
+      <w:r>
+        <w:rPr>
+          <w:i/>
+          <w:iCs/>
+        </w:rPr>
+        <w:t>Tree-structured Parzen Estimator</w:t>
+      </w:r>
+      <w:r>
+        <w:rPr>
+          <w:lang w:val="en-US"/>
+        </w:rPr>
+        <w:t xml:space="preserve"> (TPE) </w:t>
+      </w:r>
+      <w:r>
+        <w:rPr>
+          <w:lang w:val="en-US"/>
+        </w:rPr>
+        <w:fldChar w:fldCharType="begin"/>
+      </w:r>
+      <w:r>
+        <w:rPr>
+          <w:lang w:val="en-US"/>
+        </w:rPr>
+        <w:instrText xml:space="preserve"> REF _Ref227608771 \r \h </w:instrText>
+      </w:r>
+      <w:r>
+        <w:rPr>
+          <w:lang w:val="en-US"/>
+        </w:rPr>
+      </w:r>
+      <w:r>
+        <w:rPr>
+          <w:lang w:val="en-US"/>
+        </w:rPr>
+        <w:fldChar w:fldCharType="separate"/>
+      </w:r>
+      <w:r>
+        <w:rPr>
+          <w:lang w:val="en-US"/>
+        </w:rPr>
+        <w:t>[35]</w:t>
+      </w:r>
+      <w:r>
+        <w:rPr>
+          <w:lang w:val="en-US"/>
+        </w:rPr>
+        <w:fldChar w:fldCharType="end"/>
+      </w:r>
+      <w:r>
+        <w:t xml:space="preserve"> samplerom i MedianPruner-om za prekidanje neperspektivnih trial-ova nakon najmanje tri epohe. Korišćena konfiguracija je 100 trial-ova po modelu, sa objective funkcijom min(val MAE).</w:t>
+      </w:r>
+      <w:r>
+        <w:rPr>
+          <w:lang w:val="en-US"/>
+        </w:rPr>
+        <w:t xml:space="preserve"> Vrednosti hiperparametara su prikazani u </w:t>
+      </w:r>
+      <w:r>
+        <w:rPr>
+          <w:lang w:val="en-US"/>
+        </w:rPr>
+        <w:fldChar w:fldCharType="begin"/>
+      </w:r>
+      <w:r>
+        <w:rPr>
+          <w:lang w:val="en-US"/>
+        </w:rPr>
+        <w:instrText xml:space="preserve"> REF _Ref227609054 \h </w:instrText>
+      </w:r>
+      <w:r>
+        <w:rPr>
+          <w:lang w:val="en-US"/>
+        </w:rPr>
+      </w:r>
+      <w:r>
+        <w:rPr>
+          <w:lang w:val="en-US"/>
+        </w:rPr>
+        <w:fldChar w:fldCharType="separate"/>
+      </w:r>
+      <w:r>
+        <w:t>Ta</w:t>
+      </w:r>
+      <w:r>
+        <w:t>b</w:t>
+      </w:r>
+      <w:r>
+        <w:t xml:space="preserve">ela </w:t>
+      </w:r>
+      <w:r>
+        <w:rPr>
+          <w:noProof/>
+        </w:rPr>
+        <w:t>23</w:t>
+      </w:r>
+      <w:r>
+        <w:rPr>
+          <w:lang w:val="en-US"/>
+        </w:rPr>
+        <w:fldChar w:fldCharType="end"/>
       </w:r>
     </w:p>
     <w:tbl>
@@ -46557,6 +46828,9 @@
             <w:tcW w:w="70.45pt" w:type="dxa"/>
           </w:tcPr>
           <w:p>
+            <w:pPr>
+              <w:keepNext/>
+            </w:pPr>
             <w:r>
               <w:t>{12, 15, 25, 30}</w:t>
             </w:r>
@@ -46568,9 +46842,27 @@
       <w:pPr>
         <w:pStyle w:val="Caption"/>
       </w:pPr>
-      <w:r>
-        <w:t>Tabela 7. Prostor pretrage hiperparametara po klasi arhitektura.</w:t>
-      </w:r>
+      <w:bookmarkStart w:id="35" w:name="_Ref227609046"/>
+      <w:bookmarkStart w:id="36" w:name="_Ref227609054"/>
+      <w:r>
+        <w:t xml:space="preserve">Tabela </w:t>
+      </w:r>
+      <w:fldSimple w:instr=" SEQ Tabela \* ARABIC ">
+        <w:r>
+          <w:rPr>
+            <w:noProof/>
+          </w:rPr>
+          <w:t>23</w:t>
+        </w:r>
+      </w:fldSimple>
+      <w:bookmarkEnd w:id="36"/>
+      <w:r>
+        <w:t xml:space="preserve"> </w:t>
+      </w:r>
+      <w:r>
+        <w:t>Prostor pretrage hiperparametara po klasi arhitektura</w:t>
+      </w:r>
+      <w:bookmarkEnd w:id="35"/>
     </w:p>
     <w:p>
       <w:pPr>
@@ -49511,6 +49803,7 @@
           </w:tcPr>
           <w:p>
             <w:pPr>
+              <w:keepNext/>
               <w:rPr>
                 <w:sz w:val="18"/>
                 <w:szCs w:val="18"/>
@@ -49532,7 +49825,21 @@
         <w:pStyle w:val="Caption"/>
       </w:pPr>
       <w:r>
-        <w:t>Tabela 8. Rezultati neuronskih modela i ansambla na test skupu (receiving_yards, originalna skala).</w:t>
+        <w:t xml:space="preserve">Tabela </w:t>
+      </w:r>
+      <w:fldSimple w:instr=" SEQ Tabela \* ARABIC ">
+        <w:r>
+          <w:rPr>
+            <w:noProof/>
+          </w:rPr>
+          <w:t>24</w:t>
+        </w:r>
+      </w:fldSimple>
+      <w:r>
+        <w:t xml:space="preserve"> </w:t>
+      </w:r>
+      <w:r>
+        <w:t>Rezultati neuronskih modela i ansambla na test skupu</w:t>
       </w:r>
     </w:p>
     <w:p>
@@ -49540,11 +49847,7 @@
         <w:pStyle w:val="BodyText"/>
       </w:pPr>
       <w:r>
-        <w:t xml:space="preserve">Tabela jasno pokazuje izraženu hijerarhiju rezultata na test skupu. Na vrhu se nalazi ansambl XGB + LGB + MLP sa R² = 0,3378, čime potvrđuje da kombinovanje modela različitih klasa donosi najstabilnije i najtačnije predikcije, </w:t>
-      </w:r>
-      <w:r>
-        <w:lastRenderedPageBreak/>
-        <w:t xml:space="preserve">iskorišćavajući komplementarnu prirodu grešaka </w:t>
+        <w:t xml:space="preserve">Tabela jasno pokazuje izraženu hijerarhiju rezultata na test skupu. Na vrhu se nalazi ansambl XGB + LGB + MLP sa R² = 0,3378, čime potvrđuje da kombinovanje modela različitih klasa donosi najstabilnije i najtačnije predikcije, iskorišćavajući komplementarnu prirodu grešaka </w:t>
       </w:r>
       <w:r>
         <w:rPr>
@@ -49554,7 +49857,11 @@
         <w:t>tree</w:t>
       </w:r>
       <w:r>
-        <w:t xml:space="preserve"> modela i neuronskih mreža. Među pojedinačnim modelima, najbolji rezultat po R² metrici ostvaruje LSTM Improved (R² = 0,3354), koji nadmašuje sve klasične reference u ovoj evaluaciji i pokazuje da pažljivo redizajnirana rekurentna arhitektura može biti konkurentna najjačim klasičnim metodama na ovom zadatku.</w:t>
+        <w:t xml:space="preserve"> modela </w:t>
+      </w:r>
+      <w:r>
+        <w:lastRenderedPageBreak/>
+        <w:t>i neuronskih mreža. Među pojedinačnim modelima, najbolji rezultat po R² metrici ostvaruje LSTM Improved (R² = 0,3354), koji nadmašuje sve klasične reference u ovoj evaluaciji i pokazuje da pažljivo redizajnirana rekurentna arhitektura može biti konkurentna najjačim klasičnim metodama na ovom zadatku.</w:t>
       </w:r>
     </w:p>
     <w:p>
@@ -50171,91 +50478,158 @@
     <w:p>
       <w:pPr>
         <w:pStyle w:val="BodyText"/>
+        <w:rPr>
+          <w:lang w:val="en-US"/>
+        </w:rPr>
       </w:pPr>
       <w:r>
-        <w:t>Finalni modeli ponovo su obučeni samo sa najvažnijih 5 i 10 obeležja radi kvantifikacije udela signala koji potiče od najinformativnijih kolona.</w:t>
+        <w:t>Radi procene minimalnog skupa obeležja dovoljnog za očuvanje prediktivne moći modela, finalni modeli su ponovo obučeni na redukovanim skupovima od 5 i 10 najvažnijih obeležja</w:t>
+      </w:r>
+      <w:r>
+        <w:rPr>
+          <w:lang w:val="en-US"/>
+        </w:rPr>
+        <w:t>. Rezultati su prikazani u Tabela 12.</w:t>
       </w:r>
     </w:p>
     <w:tbl>
       <w:tblPr>
         <w:tblStyle w:val="TableGrid"/>
-        <w:tblW w:w="0pt" w:type="dxa"/>
+        <w:tblW w:w="242.75pt" w:type="dxa"/>
         <w:tblLook w:firstRow="1" w:lastRow="0" w:firstColumn="1" w:lastColumn="0" w:noHBand="0" w:noVBand="1"/>
       </w:tblPr>
       <w:tblGrid>
-        <w:gridCol w:w="1664"/>
-        <w:gridCol w:w="1694"/>
-        <w:gridCol w:w="1498"/>
+        <w:gridCol w:w="1461"/>
+        <w:gridCol w:w="1054"/>
+        <w:gridCol w:w="1080"/>
+        <w:gridCol w:w="1260"/>
       </w:tblGrid>
       <w:tr>
         <w:tc>
           <w:tcPr>
-            <w:tcW w:w="168.20pt" w:type="dxa"/>
-          </w:tcPr>
-          <w:p>
-            <w:r>
+            <w:tcW w:w="73.05pt" w:type="dxa"/>
+          </w:tcPr>
+          <w:p>
+            <w:pPr>
               <w:rPr>
                 <w:b/>
-              </w:rPr>
-              <w:t>Skup obeležja</w:t>
-            </w:r>
-          </w:p>
-        </w:tc>
-        <w:tc>
-          <w:tcPr>
-            <w:tcW w:w="168.20pt" w:type="dxa"/>
-          </w:tcPr>
-          <w:p>
+                <w:bCs/>
+              </w:rPr>
+            </w:pPr>
             <w:r>
               <w:rPr>
                 <w:b/>
-              </w:rPr>
-              <w:t>MLP Quantile MAE</w:t>
-            </w:r>
-          </w:p>
-        </w:tc>
-        <w:tc>
-          <w:tcPr>
-            <w:tcW w:w="168.20pt" w:type="dxa"/>
-          </w:tcPr>
-          <w:p>
-            <w:r>
+                <w:bCs/>
+              </w:rPr>
+              <w:t>Model</w:t>
+            </w:r>
+          </w:p>
+        </w:tc>
+        <w:tc>
+          <w:tcPr>
+            <w:tcW w:w="52.70pt" w:type="dxa"/>
+          </w:tcPr>
+          <w:p>
+            <w:pPr>
               <w:rPr>
                 <w:b/>
-              </w:rPr>
-              <w:t>Δ vs Top-40</w:t>
+                <w:bCs/>
+              </w:rPr>
+            </w:pPr>
+            <w:r>
+              <w:rPr>
+                <w:b/>
+                <w:bCs/>
+              </w:rPr>
+              <w:t>Top 5</w:t>
+            </w:r>
+          </w:p>
+        </w:tc>
+        <w:tc>
+          <w:tcPr>
+            <w:tcW w:w="54pt" w:type="dxa"/>
+          </w:tcPr>
+          <w:p>
+            <w:pPr>
+              <w:rPr>
+                <w:b/>
+                <w:bCs/>
+              </w:rPr>
+            </w:pPr>
+            <w:r>
+              <w:rPr>
+                <w:b/>
+                <w:bCs/>
+              </w:rPr>
+              <w:t>Top 10</w:t>
+            </w:r>
+          </w:p>
+        </w:tc>
+        <w:tc>
+          <w:tcPr>
+            <w:tcW w:w="63pt" w:type="dxa"/>
+          </w:tcPr>
+          <w:p>
+            <w:pPr>
+              <w:rPr>
+                <w:b/>
+                <w:bCs/>
+              </w:rPr>
+            </w:pPr>
+            <w:r>
+              <w:rPr>
+                <w:b/>
+                <w:bCs/>
+              </w:rPr>
+              <w:t>Top 40</w:t>
             </w:r>
           </w:p>
         </w:tc>
       </w:tr>
       <w:tr>
-        <w:tc>
-          <w:tcPr>
-            <w:tcW w:w="168.20pt" w:type="dxa"/>
-          </w:tcPr>
-          <w:p>
-            <w:r>
-              <w:t>Top-5</w:t>
-            </w:r>
-          </w:p>
-        </w:tc>
-        <w:tc>
-          <w:tcPr>
-            <w:tcW w:w="168.20pt" w:type="dxa"/>
-          </w:tcPr>
-          <w:p>
-            <w:r>
-              <w:t>17,87</w:t>
-            </w:r>
-          </w:p>
-        </w:tc>
-        <w:tc>
-          <w:tcPr>
-            <w:tcW w:w="168.20pt" w:type="dxa"/>
-          </w:tcPr>
-          <w:p>
-            <w:r>
-              <w:t>+0,12</w:t>
+        <w:trPr>
+          <w:trHeight w:val="251"/>
+        </w:trPr>
+        <w:tc>
+          <w:tcPr>
+            <w:tcW w:w="73.05pt" w:type="dxa"/>
+          </w:tcPr>
+          <w:p>
+            <w:r>
+              <w:t xml:space="preserve">LSTM </w:t>
+            </w:r>
+          </w:p>
+        </w:tc>
+        <w:tc>
+          <w:tcPr>
+            <w:tcW w:w="52.70pt" w:type="dxa"/>
+          </w:tcPr>
+          <w:p>
+            <w:r>
+              <w:t>0,</w:t>
+            </w:r>
+            <w:r>
+              <w:t>3217</w:t>
+            </w:r>
+          </w:p>
+        </w:tc>
+        <w:tc>
+          <w:tcPr>
+            <w:tcW w:w="54pt" w:type="dxa"/>
+          </w:tcPr>
+          <w:p>
+            <w:r>
+              <w:t>0,3206</w:t>
+            </w:r>
+          </w:p>
+        </w:tc>
+        <w:tc>
+          <w:tcPr>
+            <w:tcW w:w="63pt" w:type="dxa"/>
+          </w:tcPr>
+          <w:p>
+            <w:r>
+              <w:t>0,3354</w:t>
             </w:r>
           </w:p>
         </w:tc>
@@ -50263,31 +50637,41 @@
       <w:tr>
         <w:tc>
           <w:tcPr>
-            <w:tcW w:w="168.20pt" w:type="dxa"/>
-          </w:tcPr>
-          <w:p>
-            <w:r>
-              <w:t>Top-10</w:t>
-            </w:r>
-          </w:p>
-        </w:tc>
-        <w:tc>
-          <w:tcPr>
-            <w:tcW w:w="168.20pt" w:type="dxa"/>
-          </w:tcPr>
-          <w:p>
-            <w:r>
-              <w:t>17,78</w:t>
-            </w:r>
-          </w:p>
-        </w:tc>
-        <w:tc>
-          <w:tcPr>
-            <w:tcW w:w="168.20pt" w:type="dxa"/>
-          </w:tcPr>
-          <w:p>
-            <w:r>
-              <w:t>+0,03</w:t>
+            <w:tcW w:w="73.05pt" w:type="dxa"/>
+          </w:tcPr>
+          <w:p>
+            <w:r>
+              <w:t>LightGBM</w:t>
+            </w:r>
+          </w:p>
+        </w:tc>
+        <w:tc>
+          <w:tcPr>
+            <w:tcW w:w="52.70pt" w:type="dxa"/>
+          </w:tcPr>
+          <w:p>
+            <w:r>
+              <w:t>0,2741</w:t>
+            </w:r>
+          </w:p>
+        </w:tc>
+        <w:tc>
+          <w:tcPr>
+            <w:tcW w:w="54pt" w:type="dxa"/>
+          </w:tcPr>
+          <w:p>
+            <w:r>
+              <w:t>0,2940</w:t>
+            </w:r>
+          </w:p>
+        </w:tc>
+        <w:tc>
+          <w:tcPr>
+            <w:tcW w:w="63pt" w:type="dxa"/>
+          </w:tcPr>
+          <w:p>
+            <w:r>
+              <w:t>0,3330</w:t>
             </w:r>
           </w:p>
         </w:tc>
@@ -50295,31 +50679,215 @@
       <w:tr>
         <w:tc>
           <w:tcPr>
-            <w:tcW w:w="168.20pt" w:type="dxa"/>
-          </w:tcPr>
-          <w:p>
-            <w:r>
-              <w:t>Top-40</w:t>
-            </w:r>
-          </w:p>
-        </w:tc>
-        <w:tc>
-          <w:tcPr>
-            <w:tcW w:w="168.20pt" w:type="dxa"/>
-          </w:tcPr>
-          <w:p>
-            <w:r>
-              <w:t>17,75</w:t>
-            </w:r>
-          </w:p>
-        </w:tc>
-        <w:tc>
-          <w:tcPr>
-            <w:tcW w:w="168.20pt" w:type="dxa"/>
-          </w:tcPr>
-          <w:p>
-            <w:r>
-              <w:t>—</w:t>
+            <w:tcW w:w="73.05pt" w:type="dxa"/>
+          </w:tcPr>
+          <w:p>
+            <w:r>
+              <w:t xml:space="preserve">GRU </w:t>
+            </w:r>
+          </w:p>
+        </w:tc>
+        <w:tc>
+          <w:tcPr>
+            <w:tcW w:w="52.70pt" w:type="dxa"/>
+          </w:tcPr>
+          <w:p>
+            <w:r>
+              <w:t>0,</w:t>
+            </w:r>
+            <w:r>
+              <w:t>3195</w:t>
+            </w:r>
+          </w:p>
+        </w:tc>
+        <w:tc>
+          <w:tcPr>
+            <w:tcW w:w="54pt" w:type="dxa"/>
+          </w:tcPr>
+          <w:p>
+            <w:r>
+              <w:t>0,3192</w:t>
+            </w:r>
+          </w:p>
+        </w:tc>
+        <w:tc>
+          <w:tcPr>
+            <w:tcW w:w="63pt" w:type="dxa"/>
+          </w:tcPr>
+          <w:p>
+            <w:r>
+              <w:t>0,3326</w:t>
+            </w:r>
+          </w:p>
+        </w:tc>
+      </w:tr>
+      <w:tr>
+        <w:tc>
+          <w:tcPr>
+            <w:tcW w:w="73.05pt" w:type="dxa"/>
+          </w:tcPr>
+          <w:p>
+            <w:r>
+              <w:t>RandomForrest</w:t>
+            </w:r>
+          </w:p>
+        </w:tc>
+        <w:tc>
+          <w:tcPr>
+            <w:tcW w:w="52.70pt" w:type="dxa"/>
+          </w:tcPr>
+          <w:p>
+            <w:r>
+              <w:t>0,3104</w:t>
+            </w:r>
+          </w:p>
+        </w:tc>
+        <w:tc>
+          <w:tcPr>
+            <w:tcW w:w="54pt" w:type="dxa"/>
+          </w:tcPr>
+          <w:p>
+            <w:r>
+              <w:t>0,3247</w:t>
+            </w:r>
+          </w:p>
+        </w:tc>
+        <w:tc>
+          <w:tcPr>
+            <w:tcW w:w="63pt" w:type="dxa"/>
+          </w:tcPr>
+          <w:p>
+            <w:r>
+              <w:t>0,3321</w:t>
+            </w:r>
+          </w:p>
+        </w:tc>
+      </w:tr>
+      <w:tr>
+        <w:tc>
+          <w:tcPr>
+            <w:tcW w:w="73.05pt" w:type="dxa"/>
+          </w:tcPr>
+          <w:p>
+            <w:r>
+              <w:t>XGBoost</w:t>
+            </w:r>
+          </w:p>
+        </w:tc>
+        <w:tc>
+          <w:tcPr>
+            <w:tcW w:w="52.70pt" w:type="dxa"/>
+          </w:tcPr>
+          <w:p>
+            <w:r>
+              <w:t>0,2971</w:t>
+            </w:r>
+          </w:p>
+        </w:tc>
+        <w:tc>
+          <w:tcPr>
+            <w:tcW w:w="54pt" w:type="dxa"/>
+          </w:tcPr>
+          <w:p>
+            <w:r>
+              <w:t>0,3111</w:t>
+            </w:r>
+          </w:p>
+        </w:tc>
+        <w:tc>
+          <w:tcPr>
+            <w:tcW w:w="63pt" w:type="dxa"/>
+          </w:tcPr>
+          <w:p>
+            <w:r>
+              <w:t>0,3315</w:t>
+            </w:r>
+          </w:p>
+        </w:tc>
+      </w:tr>
+      <w:tr>
+        <w:tc>
+          <w:tcPr>
+            <w:tcW w:w="73.05pt" w:type="dxa"/>
+          </w:tcPr>
+          <w:p>
+            <w:r>
+              <w:t>MLP</w:t>
+            </w:r>
+          </w:p>
+        </w:tc>
+        <w:tc>
+          <w:tcPr>
+            <w:tcW w:w="52.70pt" w:type="dxa"/>
+          </w:tcPr>
+          <w:p>
+            <w:r>
+              <w:t>0,3176</w:t>
+            </w:r>
+          </w:p>
+        </w:tc>
+        <w:tc>
+          <w:tcPr>
+            <w:tcW w:w="54pt" w:type="dxa"/>
+          </w:tcPr>
+          <w:p>
+            <w:r>
+              <w:t>0,3234</w:t>
+            </w:r>
+          </w:p>
+        </w:tc>
+        <w:tc>
+          <w:tcPr>
+            <w:tcW w:w="63pt" w:type="dxa"/>
+          </w:tcPr>
+          <w:p>
+            <w:r>
+              <w:t>0,3</w:t>
+            </w:r>
+            <w:r>
+              <w:t>242</w:t>
+            </w:r>
+          </w:p>
+        </w:tc>
+      </w:tr>
+      <w:tr>
+        <w:tc>
+          <w:tcPr>
+            <w:tcW w:w="73.05pt" w:type="dxa"/>
+          </w:tcPr>
+          <w:p>
+            <w:r>
+              <w:t>MLP Quantile</w:t>
+            </w:r>
+          </w:p>
+        </w:tc>
+        <w:tc>
+          <w:tcPr>
+            <w:tcW w:w="52.70pt" w:type="dxa"/>
+          </w:tcPr>
+          <w:p>
+            <w:r>
+              <w:t>0,2840</w:t>
+            </w:r>
+          </w:p>
+        </w:tc>
+        <w:tc>
+          <w:tcPr>
+            <w:tcW w:w="54pt" w:type="dxa"/>
+          </w:tcPr>
+          <w:p>
+            <w:r>
+              <w:t>0,2954</w:t>
+            </w:r>
+          </w:p>
+        </w:tc>
+        <w:tc>
+          <w:tcPr>
+            <w:tcW w:w="63pt" w:type="dxa"/>
+          </w:tcPr>
+          <w:p>
+            <w:r>
+              <w:t>0,3093</w:t>
             </w:r>
           </w:p>
         </w:tc>
@@ -50330,7 +50898,81 @@
         <w:pStyle w:val="Caption"/>
       </w:pPr>
       <w:r>
-        <w:t>Tabela 12. Ablacija broja obeležja — krivulja opadajućih povraćaja.</w:t>
+        <w:t xml:space="preserve">Tabela 12. </w:t>
+      </w:r>
+      <w:r>
+        <w:t>Vrednost</w:t>
+      </w:r>
+      <w:r>
+        <w:t xml:space="preserve"> R²</w:t>
+      </w:r>
+      <w:r>
+        <w:t xml:space="preserve"> u odnosu na ablaciju obeležja</w:t>
+      </w:r>
+      <w:r>
+        <w:t>.</w:t>
+      </w:r>
+    </w:p>
+    <w:p>
+      <w:pPr>
+        <w:pStyle w:val="BodyText"/>
+        <w:rPr>
+          <w:lang w:val="en-US"/>
+        </w:rPr>
+      </w:pPr>
+      <w:r>
+        <w:rPr>
+          <w:lang w:val="en-US"/>
+        </w:rPr>
+        <w:t>E</w:t>
+      </w:r>
+      <w:r>
+        <w:t>ksperiment otkriva da već top-5 obeležja zadržava pretežni deo ukupnog informacionog sadržaja</w:t>
+      </w:r>
+      <w:r>
+        <w:rPr>
+          <w:lang w:val="en-US"/>
+        </w:rPr>
+        <w:t>,</w:t>
+      </w:r>
+      <w:r>
+        <w:t xml:space="preserve"> prosečna vrednost R²</w:t>
+      </w:r>
+      <w:r>
+        <w:rPr>
+          <w:lang w:val="en-US"/>
+        </w:rPr>
+        <w:t xml:space="preserve"> </w:t>
+      </w:r>
+      <w:r>
+        <w:t>opada za svega 0,025 u odnosu na referentni skup od 40 obeležja, što ukazuje na visoku koncentraciju prediktivnog signala u malom broju varijabli. Proširenje na top-10 donosi dodatnih 0,015 apsolutnih R²</w:t>
+      </w:r>
+      <w:r>
+        <w:rPr>
+          <w:lang w:val="en-US"/>
+        </w:rPr>
+        <w:t xml:space="preserve"> </w:t>
+      </w:r>
+      <w:r>
+        <w:t>jedinica, dok dalji porast na 40 obeležja rezultuje merljivim, ali postepeno sve manjim poboljšanjima. Ovaj obrazac opadajućih prinosa sugeriše da se optimalni kompromis između informativnosti i kompaktnosti modela nalazi upravo u okolini top-40 skupa</w:t>
+      </w:r>
+      <w:r>
+        <w:rPr>
+          <w:lang w:val="en-US"/>
+        </w:rPr>
+        <w:t>,</w:t>
+      </w:r>
+      <w:r>
+        <w:t xml:space="preserve"> dovoljno malo da se izbegne uvođenje šuma i suvišnih varijabli, a dovoljno veliko da se ne izgubi značajan deo prediktivne moći. Navedeni rezultati istovremeno potvrđuju ispravnost pristupa selekcije obeležja zasnovanog na ansamblu stablovitih modela.</w:t>
+      </w:r>
+    </w:p>
+    <w:p>
+      <w:pPr>
+        <w:pStyle w:val="Heading2"/>
+      </w:pPr>
+      <w:r>
+        <w:lastRenderedPageBreak/>
+        <w:t>Zaključak</w:t>
       </w:r>
     </w:p>
     <w:p>
@@ -50338,15 +50980,7 @@
         <w:pStyle w:val="BodyText"/>
       </w:pPr>
       <w:r>
-        <w:t>Top-5 obeležja nosi većinu ukupnog signala — MAE se pogoršava za 0,12 jarda u odnosu na top-40 skup. Prelaz sa top-10 na top-40 donosi dodatnih 0,03 jarda, čime se potvrđuje obrazac opadajućih povraćaja. Nalaz potvrđuje metodološku ispravnost selekcije obeležja pomoću ansambla tree modela i pragmatičnost top-40 skupa kao kompromisa između informativnosti i kompaktnosti modela.</w:t>
-      </w:r>
-    </w:p>
-    <w:p>
-      <w:pPr>
-        <w:pStyle w:val="Heading2"/>
-      </w:pPr>
-      <w:r>
-        <w:t>Zaključak</w:t>
+        <w:t>U ovom poglavlju razmotrena je primena neuronskih mreža na predviđanje broja prijemnih jardi NFL Wide Receiver igrača na nivou pojedinačne utakmice. Prelaskom sa sezonskog na game-level zadatak obezbeđen je više od osam puta veći skup podataka (5.529 → 46.115 uzoraka), čime su stvoreni preduslovi za primenu neuronskih arhitektura. Inicijalni RNN modeli pokazali su izražen overfit, koji je sistematski tretiran u tri koraka: selekcijom 40 najznačajnijih obeležja, ograničavanjem arhitekture na maksimum dva rekurentna sloja sa najviše 192 jedinice, i pažljivim izborom regularizacionih tehnika. Najveći pojedinačni doprinos dao je redizajn rekurentne arhitekture u dvoulaznu formu (sirova sekvenca + odvojeni statički kontekst, sa padding-om i Masking slojem), čime je R² rekurentnih mreža povećan sa 0,2157 na 0,3354.</w:t>
       </w:r>
     </w:p>
     <w:p>
@@ -50354,11 +50988,7 @@
         <w:pStyle w:val="BodyText"/>
       </w:pPr>
       <w:r>
-        <w:t xml:space="preserve">U ovom poglavlju razmotrena je primena neuronskih mreža na predviđanje broja prijemnih jardi NFL Wide Receiver igrača na nivou pojedinačne utakmice. Prelaskom sa sezonskog na game-level zadatak obezbeđen je više od osam puta veći skup podataka (5.529 → 46.115 uzoraka), čime su stvoreni preduslovi za primenu neuronskih arhitektura. Inicijalni RNN modeli pokazali su izražen overfit, koji je sistematski tretiran u tri koraka: selekcijom 40 najznačajnijih obeležja, ograničavanjem arhitekture na maksimum dva rekurentna sloja sa najviše 192 jedinice, i pažljivim izborom regularizacionih tehnika. Najveći pojedinačni doprinos dao je </w:t>
-      </w:r>
-      <w:r>
-        <w:lastRenderedPageBreak/>
-        <w:t>redizajn rekurentne arhitekture u dvoulaznu formu (sirova sekvenca + odvojeni statički kontekst, sa padding-om i Masking slojem), čime je R² rekurentnih mreža povećan sa 0,2157 na 0,3354.</w:t>
+        <w:t>Kompleksnije arhitekture sa pažnjom i ugrađivanjem identiteta igrača nisu rezultirale dodatnim poboljšanjem, jer ograničenje nije u kapacitetu modela, već u količini podataka po igraču (medijan ≈ 14 utakmica) i u 49,9% Out-of-Vocabulary stope na test skupu. Kvantilna regresija (MLP Quantile) postigla je najnižu MAE vrednost (17,75) među pojedinačnim modelima i obezbedila intervale poverenja sa 78,8% pokrivenošću. Strategije ansambliranja (constrained_ls i simple_mean) dodatno smanjuju MAE do 17,708, iako visoka korelisanost reziduala (0,964–0,993) između baznih modela ograničava maksimalnu dobit ansambla.</w:t>
       </w:r>
     </w:p>
     <w:p>
@@ -50366,7 +50996,7 @@
         <w:pStyle w:val="BodyText"/>
       </w:pPr>
       <w:r>
-        <w:t>Kompleksnije arhitekture sa pažnjom i ugrađivanjem identiteta igrača nisu rezultirale dodatnim poboljšanjem, jer ograničenje nije u kapacitetu modela, već u količini podataka po igraču (medijan ≈ 14 utakmica) i u 49,9% Out-of-Vocabulary stope na test skupu. Kvantilna regresija (MLP Quantile) postigla je najnižu MAE vrednost (17,75) među pojedinačnim modelima i obezbedila intervale poverenja sa 78,8% pokrivenošću. Strategije ansambliranja (constrained_ls i simple_mean) dodatno smanjuju MAE do 17,708, iako visoka korelisanost reziduala (0,964–0,993) između baznih modela ograničava maksimalnu dobit ansambla.</w:t>
+        <w:t>U analizi rezultata uočen je sistematski trade-off između MAE i R² metrika: modeli sa većim kapacitetom i manjom regularizacijom postižu viši R², dok jače regularizovani ili L1-optimalni modeli postižu niži MAE. Izbor strategije zavisi od konkretne primene: za rangiranje igrača prioritet je R² (simple_mean ansambl ili XGB + LGB + MLP), dok je za tačnu numeričku procenu jarda prioritet MAE (constrained_ls ansambl ili samostalni MLP Quantile).</w:t>
       </w:r>
     </w:p>
     <w:p>
@@ -50374,7 +51004,7 @@
         <w:pStyle w:val="BodyText"/>
       </w:pPr>
       <w:r>
-        <w:t>U analizi rezultata uočen je sistematski trade-off između MAE i R² metrika: modeli sa većim kapacitetom i manjom regularizacijom postižu viši R², dok jače regularizovani ili L1-optimalni modeli postižu niži MAE. Izbor strategije zavisi od konkretne primene: za rangiranje igrača prioritet je R² (simple_mean ansambl ili XGB + LGB + MLP), dok je za tačnu numeričku procenu jarda prioritet MAE (constrained_ls ansambl ili samostalni MLP Quantile).</w:t>
+        <w:t>Najznačajniji nalaz proizilazi iz ceiling analize. Pri uklanjanju single-game šuma usrednjavanjem (centered rolling mean prozori 2, 3, 5 i 7 utakmica), isti modeli postižu R² do 0,7626 i MAE od 7,73 jarda, dok evaluacija prema sirovom targetu ostaje na 18–19 jarda. R² u opsegu 0,33–0,37 ne predstavlja plafon razvijenih modela, već fundamentalnu granicu single-game predikcije sa raspoloživim obeležjima. Razvijeni modeli ekstrahuju gotovo sav dostupan signal, a preostali ireducibilni šum (standardna devijacija ≈ 17–23 jarda) potiče iz inherentne varijabilnosti NFL utakmica koja se ne može predvideti iz pregame obeležja.</w:t>
       </w:r>
     </w:p>
     <w:p>
@@ -50382,14 +51012,6 @@
         <w:pStyle w:val="BodyText"/>
       </w:pPr>
       <w:r>
-        <w:t>Najznačajniji nalaz proizilazi iz ceiling analize. Pri uklanjanju single-game šuma usrednjavanjem (centered rolling mean prozori 2, 3, 5 i 7 utakmica), isti modeli postižu R² do 0,7626 i MAE od 7,73 jarda, dok evaluacija prema sirovom targetu ostaje na 18–19 jarda. R² u opsegu 0,33–0,37 ne predstavlja plafon razvijenih modela, već fundamentalnu granicu single-game predikcije sa raspoloživim obeležjima. Razvijeni modeli ekstrahuju gotovo sav dostupan signal, a preostali ireducibilni šum (standardna devijacija ≈ 17–23 jarda) potiče iz inherentne varijabilnosti NFL utakmica koja se ne može predvideti iz pregame obeležja.</w:t>
-      </w:r>
-    </w:p>
-    <w:p>
-      <w:pPr>
-        <w:pStyle w:val="BodyText"/>
-      </w:pPr>
-      <w:r>
         <w:t>Metodološki, predstavljeno proširenje ilustruje važnost disciplinovane kombinacije inženjerstva obeležja, selekcije obeležja, redizajna arhitekture vođenog dijagnostikom, sistematske Bayesove optimizacije hiperparametara i dijagnostičke provere granica zadatka. Primenjena procedura, uz striktnu vremensku podelu i fiksirane seed-ove, predstavlja prenosiv šablon za druge sportske analitičke probleme sa visokim nivoom šuma. Najniža postignuta srednja apsolutna greška od 17,71 jarda po utakmici, ostvarena ansamblom Opt1 / constrained_ls na 6.199 testnih uzoraka, predstavlja kvantitativni optimum u okviru opisane metodologije.</w:t>
       </w:r>
     </w:p>
@@ -50405,39 +51027,9 @@
       <w:pPr>
         <w:pStyle w:val="references"/>
       </w:pPr>
-      <w:bookmarkStart w:id="35" w:name="_Ref225795821"/>
+      <w:bookmarkStart w:id="37" w:name="_Ref225795821"/>
       <w:r>
         <w:t>Weirich, C., Kim, J.W., Yoon, Y. and Jeong, S., 2025. Advancing NFL win prediction: From Pythagorean formulas to machine learning algorithms. Frontiers in Sports and Active Living, 7, p.1638446.</w:t>
-      </w:r>
-      <w:bookmarkEnd w:id="35"/>
-    </w:p>
-    <w:p>
-      <w:pPr>
-        <w:pStyle w:val="references"/>
-      </w:pPr>
-      <w:bookmarkStart w:id="36" w:name="_Ref225809582"/>
-      <w:r>
-        <w:t>Mondello, M. and Maxcy, J., 2009. The impact of salary dispersion and performance bonuses in NFL organizations. Management Decision, 47(1), pp.110-123.</w:t>
-      </w:r>
-      <w:bookmarkEnd w:id="36"/>
-    </w:p>
-    <w:p>
-      <w:pPr>
-        <w:pStyle w:val="references"/>
-      </w:pPr>
-      <w:bookmarkStart w:id="37" w:name="_Ref225809618"/>
-      <w:r>
-        <w:t>Hyndman, R.J. and Athanasopoulos, G., 2018. </w:t>
-      </w:r>
-      <w:r>
-        <w:rPr>
-          <w:i/>
-          <w:iCs/>
-        </w:rPr>
-        <w:t>Forecasting: principles and practice</w:t>
-      </w:r>
-      <w:r>
-        <w:t>. OTexts.</w:t>
       </w:r>
       <w:bookmarkEnd w:id="37"/>
     </w:p>
@@ -50445,9 +51037,9 @@
       <w:pPr>
         <w:pStyle w:val="references"/>
       </w:pPr>
-      <w:bookmarkStart w:id="38" w:name="_Ref225809719"/>
-      <w:r>
-        <w:t>Elimam, R., Sutton-Charani, N., Prioux, J., Montmain, J. and Perrey, S., 2025. Multi-output regression for the prediction of world-class performances in women’s handball. IEEE Access.</w:t>
+      <w:bookmarkStart w:id="38" w:name="_Ref225809582"/>
+      <w:r>
+        <w:t>Mondello, M. and Maxcy, J., 2009. The impact of salary dispersion and performance bonuses in NFL organizations. Management Decision, 47(1), pp.110-123.</w:t>
       </w:r>
       <w:bookmarkEnd w:id="38"/>
     </w:p>
@@ -50455,9 +51047,19 @@
       <w:pPr>
         <w:pStyle w:val="references"/>
       </w:pPr>
-      <w:bookmarkStart w:id="39" w:name="_Ref225809740"/>
-      <w:r>
-        <w:t>Cover, T. and Hart, P., 1967. Nearest neighbor pattern classification. IEEE transactions on information theory, 13(1), pp.21-27.</w:t>
+      <w:bookmarkStart w:id="39" w:name="_Ref225809618"/>
+      <w:r>
+        <w:t>Hyndman, R.J. and Athanasopoulos, G., 2018. </w:t>
+      </w:r>
+      <w:r>
+        <w:rPr>
+          <w:i/>
+          <w:iCs/>
+        </w:rPr>
+        <w:t>Forecasting: principles and practice</w:t>
+      </w:r>
+      <w:r>
+        <w:t>. OTexts.</w:t>
       </w:r>
       <w:bookmarkEnd w:id="39"/>
     </w:p>
@@ -50465,9 +51067,9 @@
       <w:pPr>
         <w:pStyle w:val="references"/>
       </w:pPr>
-      <w:bookmarkStart w:id="40" w:name="_Ref225809751"/>
-      <w:r>
-        <w:t>Breiman, L., 2001. Random forests. Machine learning, 45(1), pp.5-32.</w:t>
+      <w:bookmarkStart w:id="40" w:name="_Ref225809719"/>
+      <w:r>
+        <w:t>Elimam, R., Sutton-Charani, N., Prioux, J., Montmain, J. and Perrey, S., 2025. Multi-output regression for the prediction of world-class performances in women’s handball. IEEE Access.</w:t>
       </w:r>
       <w:bookmarkEnd w:id="40"/>
     </w:p>
@@ -50475,15 +51077,35 @@
       <w:pPr>
         <w:pStyle w:val="references"/>
       </w:pPr>
-      <w:r>
-        <w:t>Abadzic, A., Cheun, J. and Patel, M., 2024. Data Analysis on Predicting the Top 12 Fantasy Football Players by Position. SMU Data Science Review, 8(2), p.7.</w:t>
-      </w:r>
+      <w:bookmarkStart w:id="41" w:name="_Ref225809740"/>
+      <w:r>
+        <w:t>Cover, T. and Hart, P., 1967. Nearest neighbor pattern classification. IEEE transactions on information theory, 13(1), pp.21-27.</w:t>
+      </w:r>
+      <w:bookmarkEnd w:id="41"/>
     </w:p>
     <w:p>
       <w:pPr>
         <w:pStyle w:val="references"/>
       </w:pPr>
-      <w:bookmarkStart w:id="41" w:name="_Ref225810081"/>
+      <w:bookmarkStart w:id="42" w:name="_Ref225809751"/>
+      <w:r>
+        <w:t>Breiman, L., 2001. Random forests. Machine learning, 45(1), pp.5-32.</w:t>
+      </w:r>
+      <w:bookmarkEnd w:id="42"/>
+    </w:p>
+    <w:p>
+      <w:pPr>
+        <w:pStyle w:val="references"/>
+      </w:pPr>
+      <w:r>
+        <w:t>Abadzic, A., Cheun, J. and Patel, M., 2024. Data Analysis on Predicting the Top 12 Fantasy Football Players by Position. SMU Data Science Review, 8(2), p.7.</w:t>
+      </w:r>
+    </w:p>
+    <w:p>
+      <w:pPr>
+        <w:pStyle w:val="references"/>
+      </w:pPr>
+      <w:bookmarkStart w:id="43" w:name="_Ref225810081"/>
       <w:r>
         <w:t>Pro Football Stats, History, Scores, Standings, Playoffs, Schedule &amp; Records</w:t>
       </w:r>
@@ -50510,13 +51132,13 @@
       <w:r>
         <w:t>(accessed Mar. 2026).</w:t>
       </w:r>
-      <w:bookmarkEnd w:id="41"/>
+      <w:bookmarkEnd w:id="43"/>
     </w:p>
     <w:p>
       <w:pPr>
         <w:pStyle w:val="references"/>
       </w:pPr>
-      <w:bookmarkStart w:id="42" w:name="_Ref225810099"/>
+      <w:bookmarkStart w:id="44" w:name="_Ref225810099"/>
       <w:r>
         <w:t xml:space="preserve">SeleniumHQ, Selenium WebDriver. [Online]. Available: </w:t>
       </w:r>
@@ -50531,13 +51153,13 @@
       <w:r>
         <w:t xml:space="preserve"> (accessed Mar. 2026).</w:t>
       </w:r>
-      <w:bookmarkEnd w:id="42"/>
+      <w:bookmarkEnd w:id="44"/>
     </w:p>
     <w:p>
       <w:pPr>
         <w:pStyle w:val="references"/>
       </w:pPr>
-      <w:bookmarkStart w:id="43" w:name="_Ref225810116"/>
+      <w:bookmarkStart w:id="45" w:name="_Ref225810116"/>
       <w:r>
         <w:t xml:space="preserve">SebastianAndreu, 24679_NFL_WR_Dataset_2025. [Online]. Available: </w:t>
       </w:r>
@@ -50552,53 +51174,53 @@
       <w:r>
         <w:t xml:space="preserve"> (accessed Mar. 2026).</w:t>
       </w:r>
-      <w:bookmarkEnd w:id="43"/>
-    </w:p>
-    <w:p>
-      <w:pPr>
-        <w:pStyle w:val="references"/>
-      </w:pPr>
-      <w:bookmarkStart w:id="44" w:name="_Ref225810139"/>
-      <w:r>
-        <w:t>Montgomery, D.C. and Runger, G.C., 2010. </w:t>
-      </w:r>
-      <w:r>
-        <w:rPr>
-          <w:i/>
-          <w:iCs/>
-        </w:rPr>
-        <w:t>Applied statistics and probability for engineers</w:t>
-      </w:r>
-      <w:r>
-        <w:t>. John wiley &amp; sons.</w:t>
-      </w:r>
-      <w:bookmarkEnd w:id="44"/>
-    </w:p>
-    <w:p>
-      <w:pPr>
-        <w:pStyle w:val="references"/>
-      </w:pPr>
-      <w:bookmarkStart w:id="45" w:name="_Ref225810151"/>
-      <w:r>
-        <w:t>Moore, D.S., McCabe, G.P. and Craig, B.A., 2009. </w:t>
-      </w:r>
-      <w:r>
-        <w:rPr>
-          <w:i/>
-          <w:iCs/>
-        </w:rPr>
-        <w:t>Introduction to the Practice of Statistics</w:t>
-      </w:r>
-      <w:r>
-        <w:t> (Vol. 4, p. 641). New York: WH Freeman.</w:t>
-      </w:r>
       <w:bookmarkEnd w:id="45"/>
     </w:p>
     <w:p>
       <w:pPr>
         <w:pStyle w:val="references"/>
       </w:pPr>
-      <w:bookmarkStart w:id="46" w:name="_Ref225810175"/>
+      <w:bookmarkStart w:id="46" w:name="_Ref225810139"/>
+      <w:r>
+        <w:t>Montgomery, D.C. and Runger, G.C., 2010. </w:t>
+      </w:r>
+      <w:r>
+        <w:rPr>
+          <w:i/>
+          <w:iCs/>
+        </w:rPr>
+        <w:t>Applied statistics and probability for engineers</w:t>
+      </w:r>
+      <w:r>
+        <w:t>. John wiley &amp; sons.</w:t>
+      </w:r>
+      <w:bookmarkEnd w:id="46"/>
+    </w:p>
+    <w:p>
+      <w:pPr>
+        <w:pStyle w:val="references"/>
+      </w:pPr>
+      <w:bookmarkStart w:id="47" w:name="_Ref225810151"/>
+      <w:r>
+        <w:t>Moore, D.S., McCabe, G.P. and Craig, B.A., 2009. </w:t>
+      </w:r>
+      <w:r>
+        <w:rPr>
+          <w:i/>
+          <w:iCs/>
+        </w:rPr>
+        <w:t>Introduction to the Practice of Statistics</w:t>
+      </w:r>
+      <w:r>
+        <w:t> (Vol. 4, p. 641). New York: WH Freeman.</w:t>
+      </w:r>
+      <w:bookmarkEnd w:id="47"/>
+    </w:p>
+    <w:p>
+      <w:pPr>
+        <w:pStyle w:val="references"/>
+      </w:pPr>
+      <w:bookmarkStart w:id="48" w:name="_Ref225810175"/>
       <w:r>
         <w:t xml:space="preserve">F. Pedregosa et al., Scikit-learn: Machine Learning in Python. [Online]. Available: </w:t>
       </w:r>
@@ -50619,51 +51241,31 @@
       <w:r>
         <w:t xml:space="preserve"> 2026).</w:t>
       </w:r>
-      <w:bookmarkEnd w:id="46"/>
-    </w:p>
-    <w:p>
-      <w:pPr>
-        <w:pStyle w:val="references"/>
-      </w:pPr>
-      <w:bookmarkStart w:id="47" w:name="_Ref225810192"/>
-      <w:r>
-        <w:t>Hoerl, A.E. and Kennard, R.W., 1970. Ridge regression: Biased estimation for nonorthogonal problems. Technometrics, 12(1), pp.55</w:t>
-      </w:r>
-      <w:bookmarkEnd w:id="47"/>
-      <w:r>
-        <w:t>-67</w:t>
-      </w:r>
-      <w:r>
-        <w:t>.</w:t>
-      </w:r>
-    </w:p>
-    <w:p>
-      <w:pPr>
-        <w:pStyle w:val="references"/>
-      </w:pPr>
-      <w:bookmarkStart w:id="48" w:name="_Ref225810202"/>
-      <w:r>
-        <w:t>Tibshirani, R., 1996. Regression shrinkage and selection via the lasso. Journal of the Royal Statistical Society Series B: Statistical Methodology, 58(1), pp.267-288.</w:t>
-      </w:r>
       <w:bookmarkEnd w:id="48"/>
     </w:p>
     <w:p>
       <w:pPr>
         <w:pStyle w:val="references"/>
       </w:pPr>
-      <w:bookmarkStart w:id="49" w:name="_Ref225810212"/>
-      <w:r>
-        <w:t>Zou, H. and Hastie, T., 2005. Regularization and variable selection via the elastic net. Journal of the Royal Statistical Society Series B: Statistical Methodology, 67(2), pp.301-320.</w:t>
+      <w:bookmarkStart w:id="49" w:name="_Ref225810192"/>
+      <w:r>
+        <w:t>Hoerl, A.E. and Kennard, R.W., 1970. Ridge regression: Biased estimation for nonorthogonal problems. Technometrics, 12(1), pp.55</w:t>
       </w:r>
       <w:bookmarkEnd w:id="49"/>
+      <w:r>
+        <w:t>-67</w:t>
+      </w:r>
+      <w:r>
+        <w:t>.</w:t>
+      </w:r>
     </w:p>
     <w:p>
       <w:pPr>
         <w:pStyle w:val="references"/>
       </w:pPr>
-      <w:bookmarkStart w:id="50" w:name="_Ref225810228"/>
-      <w:r>
-        <w:t>Chen, T. and Guestrin, C., 2016, August. Xgboost: A scalable tree boosting system. In Proceedings of the 22nd acm sigkdd international conference on knowledge discovery and data mining (pp. 785-794).</w:t>
+      <w:bookmarkStart w:id="50" w:name="_Ref225810202"/>
+      <w:r>
+        <w:t>Tibshirani, R., 1996. Regression shrinkage and selection via the lasso. Journal of the Royal Statistical Society Series B: Statistical Methodology, 58(1), pp.267-288.</w:t>
       </w:r>
       <w:bookmarkEnd w:id="50"/>
     </w:p>
@@ -50671,9 +51273,9 @@
       <w:pPr>
         <w:pStyle w:val="references"/>
       </w:pPr>
-      <w:bookmarkStart w:id="51" w:name="_Ref225810238"/>
-      <w:r>
-        <w:t>Ke, G., Meng, Q., Finley, T., Wang, T., Chen, W., Ma, W., Ye, Q. and Liu, T.Y., 2017. Lightgbm: A highly efficient gradient boosting decision tree. Advances in neural information processing systems, 30.</w:t>
+      <w:bookmarkStart w:id="51" w:name="_Ref225810212"/>
+      <w:r>
+        <w:t>Zou, H. and Hastie, T., 2005. Regularization and variable selection via the elastic net. Journal of the Royal Statistical Society Series B: Statistical Methodology, 67(2), pp.301-320.</w:t>
       </w:r>
       <w:bookmarkEnd w:id="51"/>
     </w:p>
@@ -50681,47 +51283,9 @@
       <w:pPr>
         <w:pStyle w:val="references"/>
       </w:pPr>
-      <w:r>
-        <w:t>Kohavi, R., 1995, August. A study of cross-validation and bootstrap for accuracy estimation and model selection. In </w:t>
-      </w:r>
-      <w:r>
-        <w:rPr>
-          <w:i/>
-          <w:iCs/>
-        </w:rPr>
-        <w:t>Ijcai</w:t>
-      </w:r>
-      <w:r>
-        <w:t> (Vol. 14, No. 2, pp. 1137-1145).</w:t>
-      </w:r>
-    </w:p>
-    <w:p>
-      <w:pPr>
-        <w:pStyle w:val="references"/>
-      </w:pPr>
-      <w:bookmarkStart w:id="52" w:name="_Ref225810335"/>
-      <w:r>
-        <w:t>Bergstra, J. and Bengio, Y., 2012. Random search for hyper-parameter optimization. </w:t>
-      </w:r>
-      <w:r>
-        <w:rPr>
-          <w:i/>
-          <w:iCs/>
-        </w:rPr>
-        <w:t>Journal of machine learning research</w:t>
-      </w:r>
-      <w:r>
-        <w:t>, </w:t>
-      </w:r>
-      <w:r>
-        <w:rPr>
-          <w:i/>
-          <w:iCs/>
-        </w:rPr>
-        <w:t>13</w:t>
-      </w:r>
-      <w:r>
-        <w:t>(2).</w:t>
+      <w:bookmarkStart w:id="52" w:name="_Ref225810228"/>
+      <w:r>
+        <w:t>Chen, T. and Guestrin, C., 2016, August. Xgboost: A scalable tree boosting system. In Proceedings of the 22nd acm sigkdd international conference on knowledge discovery and data mining (pp. 785-794).</w:t>
       </w:r>
       <w:bookmarkEnd w:id="52"/>
     </w:p>
@@ -50729,29 +51293,9 @@
       <w:pPr>
         <w:pStyle w:val="references"/>
       </w:pPr>
-      <w:bookmarkStart w:id="53" w:name="_Ref225810347"/>
-      <w:r>
-        <w:t>Snoek, J., Larochelle, H. and Adams, R.P., 2012. Practical bayesian optimization of machine learning algorithms. </w:t>
-      </w:r>
-      <w:r>
-        <w:rPr>
-          <w:i/>
-          <w:iCs/>
-        </w:rPr>
-        <w:t>Advances in neural information processing systems</w:t>
-      </w:r>
-      <w:r>
-        <w:t>, </w:t>
-      </w:r>
-      <w:r>
-        <w:rPr>
-          <w:i/>
-          <w:iCs/>
-        </w:rPr>
-        <w:t>25</w:t>
-      </w:r>
-      <w:r>
-        <w:t>.</w:t>
+      <w:bookmarkStart w:id="53" w:name="_Ref225810238"/>
+      <w:r>
+        <w:t>Ke, G., Meng, Q., Finley, T., Wang, T., Chen, W., Ma, W., Ye, Q. and Liu, T.Y., 2017. Lightgbm: A highly efficient gradient boosting decision tree. Advances in neural information processing systems, 30.</w:t>
       </w:r>
       <w:bookmarkEnd w:id="53"/>
     </w:p>
@@ -50760,36 +51304,235 @@
         <w:pStyle w:val="references"/>
       </w:pPr>
       <w:r>
-        <w:t>Hochreiter, S. and Schmidhuber, J., 1997. Long short-term memory. </w:t>
+        <w:t>Kohavi, R., 1995, August. A study of cross-validation and bootstrap for accuracy estimation and model selection. In </w:t>
       </w:r>
       <w:r>
         <w:rPr>
           <w:i/>
           <w:iCs/>
         </w:rPr>
-        <w:t>Neural computation</w:t>
-      </w:r>
-      <w:r>
-        <w:t>, </w:t>
-      </w:r>
-      <w:r>
-        <w:rPr>
-          <w:i/>
-          <w:iCs/>
-        </w:rPr>
-        <w:t>9</w:t>
-      </w:r>
-      <w:r>
-        <w:t>(8), pp.1735-1780.</w:t>
+        <w:t>Ijcai</w:t>
+      </w:r>
+      <w:r>
+        <w:t> (Vol. 14, No. 2, pp. 1137-1145).</w:t>
       </w:r>
     </w:p>
     <w:p>
       <w:pPr>
         <w:pStyle w:val="references"/>
       </w:pPr>
+      <w:bookmarkStart w:id="54" w:name="_Ref225810335"/>
+      <w:r>
+        <w:t>Bergstra, J. and Bengio, Y., 2012. Random search for hyper-parameter optimization. </w:t>
+      </w:r>
+      <w:r>
+        <w:rPr>
+          <w:i/>
+          <w:iCs/>
+        </w:rPr>
+        <w:t>Journal of machine learning research</w:t>
+      </w:r>
+      <w:r>
+        <w:t>, </w:t>
+      </w:r>
+      <w:r>
+        <w:rPr>
+          <w:i/>
+          <w:iCs/>
+        </w:rPr>
+        <w:t>13</w:t>
+      </w:r>
+      <w:r>
+        <w:t>(2).</w:t>
+      </w:r>
+      <w:bookmarkEnd w:id="54"/>
+    </w:p>
+    <w:p>
+      <w:pPr>
+        <w:pStyle w:val="references"/>
+      </w:pPr>
+      <w:bookmarkStart w:id="55" w:name="_Ref225810347"/>
+      <w:r>
+        <w:t>Snoek, J., Larochelle, H. and Adams, R.P., 2012. Practical bayesian optimization of machine learning algorithms. </w:t>
+      </w:r>
+      <w:r>
+        <w:rPr>
+          <w:i/>
+          <w:iCs/>
+        </w:rPr>
+        <w:t>Advances in neural information processing systems</w:t>
+      </w:r>
+      <w:r>
+        <w:t>, </w:t>
+      </w:r>
+      <w:r>
+        <w:rPr>
+          <w:i/>
+          <w:iCs/>
+        </w:rPr>
+        <w:t>25</w:t>
+      </w:r>
+      <w:r>
+        <w:t>.</w:t>
+      </w:r>
+      <w:bookmarkEnd w:id="55"/>
+    </w:p>
+    <w:p>
+      <w:pPr>
+        <w:pStyle w:val="references"/>
+      </w:pPr>
+      <w:r>
+        <w:t>Hochreiter, S. and Schmidhuber, J., 1997. Long short-term memory. </w:t>
+      </w:r>
+      <w:r>
+        <w:rPr>
+          <w:i/>
+          <w:iCs/>
+        </w:rPr>
+        <w:t>Neural computation</w:t>
+      </w:r>
+      <w:r>
+        <w:t>, </w:t>
+      </w:r>
+      <w:r>
+        <w:rPr>
+          <w:i/>
+          <w:iCs/>
+        </w:rPr>
+        <w:t>9</w:t>
+      </w:r>
+      <w:r>
+        <w:t>(8), pp.1735-1780.</w:t>
+      </w:r>
+    </w:p>
+    <w:p>
+      <w:pPr>
+        <w:pStyle w:val="references"/>
+      </w:pPr>
       <w:r>
         <w:t>Cho, K., Van Merriënboer, B., Gulçehre, Ç., Bahdanau, D., Bougares, F., Schwenk, H. and Bengio, Y., 2014, October. Learning phrase representations using RNN encoder–decoder for statistical machine translation. In Proceedings of the 2014 conference on empirical methods in natural language processing (EMNLP) (pp. 1724-1734).</w:t>
       </w:r>
+    </w:p>
+    <w:p>
+      <w:pPr>
+        <w:pStyle w:val="references"/>
+      </w:pPr>
+      <w:bookmarkStart w:id="56" w:name="_Ref227607436"/>
+      <w:r>
+        <w:t>Rumelhart, D.E., Hinton, G.E. and Williams, R.J., 1986. Learning representations by back-propagating errors. nature, 323(6088), pp.533-536.</w:t>
+      </w:r>
+      <w:bookmarkEnd w:id="56"/>
+    </w:p>
+    <w:p>
+      <w:pPr>
+        <w:pStyle w:val="references"/>
+      </w:pPr>
+      <w:bookmarkStart w:id="57" w:name="_Ref227607654"/>
+      <w:r>
+        <w:t>Akiba, T., Sano, S., Yanase, T., Ohta, T. and Koyama, M., 2019, July. Optuna: A next-generation hyperparameter optimization framework. In Proceedings of the 25th ACM SIGKDD international conference on knowledge discovery &amp; data mining (pp. 2623-2631).</w:t>
+      </w:r>
+      <w:bookmarkEnd w:id="57"/>
+    </w:p>
+    <w:p>
+      <w:pPr>
+        <w:pStyle w:val="references"/>
+      </w:pPr>
+      <w:bookmarkStart w:id="58" w:name="_Ref227607770"/>
+      <w:r>
+        <w:t>Nair, V. and Hinton, G.E., 2010. Rectified linear units improve restricted boltzmann machines. In Proceedings of the 27th international conference on machine learning (ICML-10) (pp. 807-814).</w:t>
+      </w:r>
+      <w:bookmarkEnd w:id="58"/>
+    </w:p>
+    <w:p>
+      <w:pPr>
+        <w:pStyle w:val="references"/>
+      </w:pPr>
+      <w:bookmarkStart w:id="59" w:name="_Ref227607854"/>
+      <w:r>
+        <w:t>Ba, J.L., Kiros, J.R. and Hinton, G.E., 2016. Layer normalization. arXiv preprint arXiv:1607.06450.</w:t>
+      </w:r>
+      <w:bookmarkEnd w:id="59"/>
+    </w:p>
+    <w:p>
+      <w:pPr>
+        <w:pStyle w:val="references"/>
+      </w:pPr>
+      <w:bookmarkStart w:id="60" w:name="_Ref227607930"/>
+      <w:r>
+        <w:lastRenderedPageBreak/>
+        <w:t>Bishop, C.M., 1995. Training with noise is equivalent to Tikhonov regularization. Neural computation, 7(1), pp.108-116.</w:t>
+      </w:r>
+      <w:bookmarkEnd w:id="60"/>
+    </w:p>
+    <w:p>
+      <w:pPr>
+        <w:pStyle w:val="references"/>
+      </w:pPr>
+      <w:bookmarkStart w:id="61" w:name="_Ref227607986"/>
+      <w:r>
+        <w:t>Zhang, H., Cisse, M., Dauphin, Y.N. and Lopez-Paz, D., 2017. mixup: Beyond empirical risk minimization. arXiv preprint arXiv:1710.09412.</w:t>
+      </w:r>
+      <w:bookmarkEnd w:id="61"/>
+    </w:p>
+    <w:p>
+      <w:pPr>
+        <w:pStyle w:val="references"/>
+      </w:pPr>
+      <w:bookmarkStart w:id="62" w:name="_Ref227608115"/>
+      <w:r>
+        <w:t>Schuster, M. and Paliwal, K.K., 1997. Bidirectional recurrent neural networks. IEEE transactions on Signal Processing, 45(11), pp.2673-2681.</w:t>
+      </w:r>
+      <w:bookmarkEnd w:id="62"/>
+    </w:p>
+    <w:p>
+      <w:pPr>
+        <w:pStyle w:val="references"/>
+      </w:pPr>
+      <w:bookmarkStart w:id="63" w:name="_Ref227608208"/>
+      <w:r>
+        <w:t>Bahdanau, D., Cho, K. and Bengio, Y., 2014. Neural machine translation by jointly learning to align and translate. arXiv preprint arXiv:1409.0473.</w:t>
+      </w:r>
+      <w:bookmarkEnd w:id="63"/>
+    </w:p>
+    <w:p>
+      <w:pPr>
+        <w:pStyle w:val="references"/>
+      </w:pPr>
+      <w:bookmarkStart w:id="64" w:name="_Ref227608409"/>
+      <w:r>
+        <w:t>Koenker, R. and Bassett Jr, G., 1978. Regression quantiles. Econometrica: journal of the Econometric Society, pp.33-50.</w:t>
+      </w:r>
+      <w:bookmarkEnd w:id="64"/>
+    </w:p>
+    <w:p>
+      <w:pPr>
+        <w:pStyle w:val="references"/>
+      </w:pPr>
+      <w:bookmarkStart w:id="65" w:name="_Ref227608497"/>
+      <w:r>
+        <w:t>Loshchilov, I. and Hutter, F., 2017. Decoupled weight decay regularization. arXiv preprint arXiv:1711.05101.</w:t>
+      </w:r>
+      <w:bookmarkEnd w:id="65"/>
+    </w:p>
+    <w:p>
+      <w:pPr>
+        <w:pStyle w:val="references"/>
+      </w:pPr>
+      <w:bookmarkStart w:id="66" w:name="_Ref227608574"/>
+      <w:r>
+        <w:t>Huber, P.J., 1992. Robust estimation of a location parameter. In Breakthroughs in statistics: Methodology and distribution (pp. 492-518). New York, NY: Springer New York.</w:t>
+      </w:r>
+      <w:bookmarkEnd w:id="66"/>
+    </w:p>
+    <w:p>
+      <w:pPr>
+        <w:pStyle w:val="references"/>
+      </w:pPr>
+      <w:bookmarkStart w:id="67" w:name="_Ref227608771"/>
+      <w:r>
+        <w:t>Bergstra, J., Bardenet, R., Bengio, Y. and Kégl, B., 2011. Algorithms for hyper-parameter optimization. Advances in neural information processing systems, 24.</w:t>
+      </w:r>
+      <w:bookmarkEnd w:id="67"/>
     </w:p>
     <w:sectPr>
       <w:type w:val="continuous"/>

--- a/Izvestaj/_report_NN_v2.docx
+++ b/Izvestaj/_report_NN_v2.docx
@@ -2877,14 +2877,27 @@
       <w:r>
         <w:t xml:space="preserve">Tabela </w:t>
       </w:r>
-      <w:fldSimple w:instr=" SEQ Tabela \* ARABIC ">
-        <w:r>
-          <w:rPr>
-            <w:noProof/>
-          </w:rPr>
-          <w:t>1</w:t>
-        </w:r>
-      </w:fldSimple>
+      <w:r>
+        <w:fldChar w:fldCharType="begin"/>
+      </w:r>
+      <w:r>
+        <w:instrText xml:space="preserve"> SEQ Tabela \* ARABIC </w:instrText>
+      </w:r>
+      <w:r>
+        <w:fldChar w:fldCharType="separate"/>
+      </w:r>
+      <w:r>
+        <w:rPr>
+          <w:noProof/>
+        </w:rPr>
+        <w:t>1</w:t>
+      </w:r>
+      <w:r>
+        <w:rPr>
+          <w:noProof/>
+        </w:rPr>
+        <w:fldChar w:fldCharType="end"/>
+      </w:r>
       <w:bookmarkEnd w:id="1"/>
       <w:r>
         <w:t xml:space="preserve"> Obim data seta</w:t>
@@ -3001,14 +3014,27 @@
       <w:r>
         <w:t xml:space="preserve">Slika </w:t>
       </w:r>
-      <w:fldSimple w:instr=" SEQ Slika \* ARABIC ">
-        <w:r>
-          <w:rPr>
-            <w:noProof/>
-          </w:rPr>
-          <w:t>1</w:t>
-        </w:r>
-      </w:fldSimple>
+      <w:r>
+        <w:fldChar w:fldCharType="begin"/>
+      </w:r>
+      <w:r>
+        <w:instrText xml:space="preserve"> SEQ Slika \* ARABIC </w:instrText>
+      </w:r>
+      <w:r>
+        <w:fldChar w:fldCharType="separate"/>
+      </w:r>
+      <w:r>
+        <w:rPr>
+          <w:noProof/>
+        </w:rPr>
+        <w:t>1</w:t>
+      </w:r>
+      <w:r>
+        <w:rPr>
+          <w:noProof/>
+        </w:rPr>
+        <w:fldChar w:fldCharType="end"/>
+      </w:r>
       <w:bookmarkEnd w:id="2"/>
       <w:r>
         <w:rPr>
@@ -3238,14 +3264,27 @@
       <w:r>
         <w:t xml:space="preserve">Slika </w:t>
       </w:r>
-      <w:fldSimple w:instr=" SEQ Slika \* ARABIC ">
-        <w:r>
-          <w:rPr>
-            <w:noProof/>
-          </w:rPr>
-          <w:t>2</w:t>
-        </w:r>
-      </w:fldSimple>
+      <w:r>
+        <w:fldChar w:fldCharType="begin"/>
+      </w:r>
+      <w:r>
+        <w:instrText xml:space="preserve"> SEQ Slika \* ARABIC </w:instrText>
+      </w:r>
+      <w:r>
+        <w:fldChar w:fldCharType="separate"/>
+      </w:r>
+      <w:r>
+        <w:rPr>
+          <w:noProof/>
+        </w:rPr>
+        <w:t>2</w:t>
+      </w:r>
+      <w:r>
+        <w:rPr>
+          <w:noProof/>
+        </w:rPr>
+        <w:fldChar w:fldCharType="end"/>
+      </w:r>
       <w:bookmarkEnd w:id="3"/>
       <w:r>
         <w:t xml:space="preserve"> </w:t>
@@ -3427,14 +3466,27 @@
       <w:r>
         <w:t xml:space="preserve">Slika </w:t>
       </w:r>
-      <w:fldSimple w:instr=" SEQ Slika \* ARABIC ">
-        <w:r>
-          <w:rPr>
-            <w:noProof/>
-          </w:rPr>
-          <w:t>3</w:t>
-        </w:r>
-      </w:fldSimple>
+      <w:r>
+        <w:fldChar w:fldCharType="begin"/>
+      </w:r>
+      <w:r>
+        <w:instrText xml:space="preserve"> SEQ Slika \* ARABIC </w:instrText>
+      </w:r>
+      <w:r>
+        <w:fldChar w:fldCharType="separate"/>
+      </w:r>
+      <w:r>
+        <w:rPr>
+          <w:noProof/>
+        </w:rPr>
+        <w:t>3</w:t>
+      </w:r>
+      <w:r>
+        <w:rPr>
+          <w:noProof/>
+        </w:rPr>
+        <w:fldChar w:fldCharType="end"/>
+      </w:r>
       <w:bookmarkEnd w:id="4"/>
       <w:r>
         <w:t xml:space="preserve"> </w:t>
@@ -3614,14 +3666,27 @@
       <w:r>
         <w:t xml:space="preserve">Slika </w:t>
       </w:r>
-      <w:fldSimple w:instr=" SEQ Slika \* ARABIC ">
-        <w:r>
-          <w:rPr>
-            <w:noProof/>
-          </w:rPr>
-          <w:t>4</w:t>
-        </w:r>
-      </w:fldSimple>
+      <w:r>
+        <w:fldChar w:fldCharType="begin"/>
+      </w:r>
+      <w:r>
+        <w:instrText xml:space="preserve"> SEQ Slika \* ARABIC </w:instrText>
+      </w:r>
+      <w:r>
+        <w:fldChar w:fldCharType="separate"/>
+      </w:r>
+      <w:r>
+        <w:rPr>
+          <w:noProof/>
+        </w:rPr>
+        <w:t>4</w:t>
+      </w:r>
+      <w:r>
+        <w:rPr>
+          <w:noProof/>
+        </w:rPr>
+        <w:fldChar w:fldCharType="end"/>
+      </w:r>
       <w:bookmarkEnd w:id="5"/>
       <w:r>
         <w:t xml:space="preserve"> </w:t>
@@ -3881,14 +3946,27 @@
       <w:r>
         <w:t xml:space="preserve">Slika </w:t>
       </w:r>
-      <w:fldSimple w:instr=" SEQ Slika \* ARABIC ">
-        <w:r>
-          <w:rPr>
-            <w:noProof/>
-          </w:rPr>
-          <w:t>5</w:t>
-        </w:r>
-      </w:fldSimple>
+      <w:r>
+        <w:fldChar w:fldCharType="begin"/>
+      </w:r>
+      <w:r>
+        <w:instrText xml:space="preserve"> SEQ Slika \* ARABIC </w:instrText>
+      </w:r>
+      <w:r>
+        <w:fldChar w:fldCharType="separate"/>
+      </w:r>
+      <w:r>
+        <w:rPr>
+          <w:noProof/>
+        </w:rPr>
+        <w:t>5</w:t>
+      </w:r>
+      <w:r>
+        <w:rPr>
+          <w:noProof/>
+        </w:rPr>
+        <w:fldChar w:fldCharType="end"/>
+      </w:r>
       <w:bookmarkEnd w:id="6"/>
       <w:r>
         <w:t xml:space="preserve"> </w:t>
@@ -4274,14 +4352,27 @@
       <w:r>
         <w:t xml:space="preserve">Slika </w:t>
       </w:r>
-      <w:fldSimple w:instr=" SEQ Slika \* ARABIC ">
-        <w:r>
-          <w:rPr>
-            <w:noProof/>
-          </w:rPr>
-          <w:t>6</w:t>
-        </w:r>
-      </w:fldSimple>
+      <w:r>
+        <w:fldChar w:fldCharType="begin"/>
+      </w:r>
+      <w:r>
+        <w:instrText xml:space="preserve"> SEQ Slika \* ARABIC </w:instrText>
+      </w:r>
+      <w:r>
+        <w:fldChar w:fldCharType="separate"/>
+      </w:r>
+      <w:r>
+        <w:rPr>
+          <w:noProof/>
+        </w:rPr>
+        <w:t>6</w:t>
+      </w:r>
+      <w:r>
+        <w:rPr>
+          <w:noProof/>
+        </w:rPr>
+        <w:fldChar w:fldCharType="end"/>
+      </w:r>
       <w:bookmarkEnd w:id="7"/>
       <w:r>
         <w:t xml:space="preserve"> </w:t>
@@ -4682,14 +4773,27 @@
       <w:r>
         <w:t xml:space="preserve">Slika </w:t>
       </w:r>
-      <w:fldSimple w:instr=" SEQ Slika \* ARABIC ">
-        <w:r>
-          <w:rPr>
-            <w:noProof/>
-          </w:rPr>
-          <w:t>7</w:t>
-        </w:r>
-      </w:fldSimple>
+      <w:r>
+        <w:fldChar w:fldCharType="begin"/>
+      </w:r>
+      <w:r>
+        <w:instrText xml:space="preserve"> SEQ Slika \* ARABIC </w:instrText>
+      </w:r>
+      <w:r>
+        <w:fldChar w:fldCharType="separate"/>
+      </w:r>
+      <w:r>
+        <w:rPr>
+          <w:noProof/>
+        </w:rPr>
+        <w:t>7</w:t>
+      </w:r>
+      <w:r>
+        <w:rPr>
+          <w:noProof/>
+        </w:rPr>
+        <w:fldChar w:fldCharType="end"/>
+      </w:r>
       <w:bookmarkEnd w:id="8"/>
       <w:r>
         <w:t xml:space="preserve"> </w:t>
@@ -4757,14 +4861,27 @@
       <w:r>
         <w:t xml:space="preserve">Slika </w:t>
       </w:r>
-      <w:fldSimple w:instr=" SEQ Slika \* ARABIC ">
-        <w:r>
-          <w:rPr>
-            <w:noProof/>
-          </w:rPr>
-          <w:t>8</w:t>
-        </w:r>
-      </w:fldSimple>
+      <w:r>
+        <w:fldChar w:fldCharType="begin"/>
+      </w:r>
+      <w:r>
+        <w:instrText xml:space="preserve"> SEQ Slika \* ARABIC </w:instrText>
+      </w:r>
+      <w:r>
+        <w:fldChar w:fldCharType="separate"/>
+      </w:r>
+      <w:r>
+        <w:rPr>
+          <w:noProof/>
+        </w:rPr>
+        <w:t>8</w:t>
+      </w:r>
+      <w:r>
+        <w:rPr>
+          <w:noProof/>
+        </w:rPr>
+        <w:fldChar w:fldCharType="end"/>
+      </w:r>
       <w:bookmarkEnd w:id="9"/>
       <w:r>
         <w:t xml:space="preserve"> </w:t>
@@ -6229,14 +6346,27 @@
       <w:r>
         <w:t xml:space="preserve">Tabela </w:t>
       </w:r>
-      <w:fldSimple w:instr=" SEQ Tabela \* ARABIC ">
-        <w:r>
-          <w:rPr>
-            <w:noProof/>
-          </w:rPr>
-          <w:t>2</w:t>
-        </w:r>
-      </w:fldSimple>
+      <w:r>
+        <w:fldChar w:fldCharType="begin"/>
+      </w:r>
+      <w:r>
+        <w:instrText xml:space="preserve"> SEQ Tabela \* ARABIC </w:instrText>
+      </w:r>
+      <w:r>
+        <w:fldChar w:fldCharType="separate"/>
+      </w:r>
+      <w:r>
+        <w:rPr>
+          <w:noProof/>
+        </w:rPr>
+        <w:t>2</w:t>
+      </w:r>
+      <w:r>
+        <w:rPr>
+          <w:noProof/>
+        </w:rPr>
+        <w:fldChar w:fldCharType="end"/>
+      </w:r>
       <w:bookmarkEnd w:id="10"/>
       <w:r>
         <w:t xml:space="preserve"> GirdSearch QB</w:t>
@@ -6913,14 +7043,27 @@
       <w:r>
         <w:t xml:space="preserve">Tabela </w:t>
       </w:r>
-      <w:fldSimple w:instr=" SEQ Tabela \* ARABIC ">
-        <w:r>
-          <w:rPr>
-            <w:noProof/>
-          </w:rPr>
-          <w:t>3</w:t>
-        </w:r>
-      </w:fldSimple>
+      <w:r>
+        <w:fldChar w:fldCharType="begin"/>
+      </w:r>
+      <w:r>
+        <w:instrText xml:space="preserve"> SEQ Tabela \* ARABIC </w:instrText>
+      </w:r>
+      <w:r>
+        <w:fldChar w:fldCharType="separate"/>
+      </w:r>
+      <w:r>
+        <w:rPr>
+          <w:noProof/>
+        </w:rPr>
+        <w:t>3</w:t>
+      </w:r>
+      <w:r>
+        <w:rPr>
+          <w:noProof/>
+        </w:rPr>
+        <w:fldChar w:fldCharType="end"/>
+      </w:r>
       <w:bookmarkEnd w:id="11"/>
       <w:r>
         <w:t xml:space="preserve"> </w:t>
@@ -7599,14 +7742,27 @@
       <w:r>
         <w:t xml:space="preserve">Tabela </w:t>
       </w:r>
-      <w:fldSimple w:instr=" SEQ Tabela \* ARABIC ">
-        <w:r>
-          <w:rPr>
-            <w:noProof/>
-          </w:rPr>
-          <w:t>4</w:t>
-        </w:r>
-      </w:fldSimple>
+      <w:r>
+        <w:fldChar w:fldCharType="begin"/>
+      </w:r>
+      <w:r>
+        <w:instrText xml:space="preserve"> SEQ Tabela \* ARABIC </w:instrText>
+      </w:r>
+      <w:r>
+        <w:fldChar w:fldCharType="separate"/>
+      </w:r>
+      <w:r>
+        <w:rPr>
+          <w:noProof/>
+        </w:rPr>
+        <w:t>4</w:t>
+      </w:r>
+      <w:r>
+        <w:rPr>
+          <w:noProof/>
+        </w:rPr>
+        <w:fldChar w:fldCharType="end"/>
+      </w:r>
       <w:bookmarkEnd w:id="12"/>
       <w:r>
         <w:t xml:space="preserve"> </w:t>
@@ -8285,14 +8441,27 @@
       <w:r>
         <w:t xml:space="preserve">Tabela </w:t>
       </w:r>
-      <w:fldSimple w:instr=" SEQ Tabela \* ARABIC ">
-        <w:r>
-          <w:rPr>
-            <w:noProof/>
-          </w:rPr>
-          <w:t>5</w:t>
-        </w:r>
-      </w:fldSimple>
+      <w:r>
+        <w:fldChar w:fldCharType="begin"/>
+      </w:r>
+      <w:r>
+        <w:instrText xml:space="preserve"> SEQ Tabela \* ARABIC </w:instrText>
+      </w:r>
+      <w:r>
+        <w:fldChar w:fldCharType="separate"/>
+      </w:r>
+      <w:r>
+        <w:rPr>
+          <w:noProof/>
+        </w:rPr>
+        <w:t>5</w:t>
+      </w:r>
+      <w:r>
+        <w:rPr>
+          <w:noProof/>
+        </w:rPr>
+        <w:fldChar w:fldCharType="end"/>
+      </w:r>
       <w:bookmarkEnd w:id="13"/>
       <w:r>
         <w:t xml:space="preserve"> </w:t>
@@ -9121,14 +9290,27 @@
       <w:r>
         <w:t xml:space="preserve">Tabela </w:t>
       </w:r>
-      <w:fldSimple w:instr=" SEQ Tabela \* ARABIC ">
-        <w:r>
-          <w:rPr>
-            <w:noProof/>
-          </w:rPr>
-          <w:t>6</w:t>
-        </w:r>
-      </w:fldSimple>
+      <w:r>
+        <w:fldChar w:fldCharType="begin"/>
+      </w:r>
+      <w:r>
+        <w:instrText xml:space="preserve"> SEQ Tabela \* ARABIC </w:instrText>
+      </w:r>
+      <w:r>
+        <w:fldChar w:fldCharType="separate"/>
+      </w:r>
+      <w:r>
+        <w:rPr>
+          <w:noProof/>
+        </w:rPr>
+        <w:t>6</w:t>
+      </w:r>
+      <w:r>
+        <w:rPr>
+          <w:noProof/>
+        </w:rPr>
+        <w:fldChar w:fldCharType="end"/>
+      </w:r>
       <w:bookmarkEnd w:id="14"/>
       <w:r>
         <w:t xml:space="preserve"> </w:t>
@@ -9737,14 +9919,27 @@
       <w:r>
         <w:t xml:space="preserve">Tabela </w:t>
       </w:r>
-      <w:fldSimple w:instr=" SEQ Tabela \* ARABIC ">
-        <w:r>
-          <w:rPr>
-            <w:noProof/>
-          </w:rPr>
-          <w:t>7</w:t>
-        </w:r>
-      </w:fldSimple>
+      <w:r>
+        <w:fldChar w:fldCharType="begin"/>
+      </w:r>
+      <w:r>
+        <w:instrText xml:space="preserve"> SEQ Tabela \* ARABIC </w:instrText>
+      </w:r>
+      <w:r>
+        <w:fldChar w:fldCharType="separate"/>
+      </w:r>
+      <w:r>
+        <w:rPr>
+          <w:noProof/>
+        </w:rPr>
+        <w:t>7</w:t>
+      </w:r>
+      <w:r>
+        <w:rPr>
+          <w:noProof/>
+        </w:rPr>
+        <w:fldChar w:fldCharType="end"/>
+      </w:r>
       <w:bookmarkEnd w:id="15"/>
       <w:r>
         <w:t xml:space="preserve"> </w:t>
@@ -10353,14 +10548,27 @@
       <w:r>
         <w:t xml:space="preserve">Tabela </w:t>
       </w:r>
-      <w:fldSimple w:instr=" SEQ Tabela \* ARABIC ">
-        <w:r>
-          <w:rPr>
-            <w:noProof/>
-          </w:rPr>
-          <w:t>8</w:t>
-        </w:r>
-      </w:fldSimple>
+      <w:r>
+        <w:fldChar w:fldCharType="begin"/>
+      </w:r>
+      <w:r>
+        <w:instrText xml:space="preserve"> SEQ Tabela \* ARABIC </w:instrText>
+      </w:r>
+      <w:r>
+        <w:fldChar w:fldCharType="separate"/>
+      </w:r>
+      <w:r>
+        <w:rPr>
+          <w:noProof/>
+        </w:rPr>
+        <w:t>8</w:t>
+      </w:r>
+      <w:r>
+        <w:rPr>
+          <w:noProof/>
+        </w:rPr>
+        <w:fldChar w:fldCharType="end"/>
+      </w:r>
       <w:bookmarkEnd w:id="16"/>
       <w:r>
         <w:t xml:space="preserve"> </w:t>
@@ -10969,14 +11177,27 @@
       <w:r>
         <w:t xml:space="preserve">Tabela </w:t>
       </w:r>
-      <w:fldSimple w:instr=" SEQ Tabela \* ARABIC ">
-        <w:r>
-          <w:rPr>
-            <w:noProof/>
-          </w:rPr>
-          <w:t>9</w:t>
-        </w:r>
-      </w:fldSimple>
+      <w:r>
+        <w:fldChar w:fldCharType="begin"/>
+      </w:r>
+      <w:r>
+        <w:instrText xml:space="preserve"> SEQ Tabela \* ARABIC </w:instrText>
+      </w:r>
+      <w:r>
+        <w:fldChar w:fldCharType="separate"/>
+      </w:r>
+      <w:r>
+        <w:rPr>
+          <w:noProof/>
+        </w:rPr>
+        <w:t>9</w:t>
+      </w:r>
+      <w:r>
+        <w:rPr>
+          <w:noProof/>
+        </w:rPr>
+        <w:fldChar w:fldCharType="end"/>
+      </w:r>
       <w:bookmarkEnd w:id="17"/>
       <w:r>
         <w:t xml:space="preserve"> </w:t>
@@ -14189,14 +14410,27 @@
       <w:r>
         <w:t xml:space="preserve">Tabela </w:t>
       </w:r>
-      <w:fldSimple w:instr=" SEQ Tabela \* ARABIC ">
-        <w:r>
-          <w:rPr>
-            <w:noProof/>
-          </w:rPr>
-          <w:t>10</w:t>
-        </w:r>
-      </w:fldSimple>
+      <w:r>
+        <w:fldChar w:fldCharType="begin"/>
+      </w:r>
+      <w:r>
+        <w:instrText xml:space="preserve"> SEQ Tabela \* ARABIC </w:instrText>
+      </w:r>
+      <w:r>
+        <w:fldChar w:fldCharType="separate"/>
+      </w:r>
+      <w:r>
+        <w:rPr>
+          <w:noProof/>
+        </w:rPr>
+        <w:t>10</w:t>
+      </w:r>
+      <w:r>
+        <w:rPr>
+          <w:noProof/>
+        </w:rPr>
+        <w:fldChar w:fldCharType="end"/>
+      </w:r>
       <w:bookmarkEnd w:id="18"/>
       <w:r>
         <w:t xml:space="preserve"> QB rezultati modela za različite optimizacione strategije</w:t>
@@ -17203,14 +17437,27 @@
       <w:r>
         <w:t xml:space="preserve">Tabela </w:t>
       </w:r>
-      <w:fldSimple w:instr=" SEQ Tabela \* ARABIC ">
-        <w:r>
-          <w:rPr>
-            <w:noProof/>
-          </w:rPr>
-          <w:t>11</w:t>
-        </w:r>
-      </w:fldSimple>
+      <w:r>
+        <w:fldChar w:fldCharType="begin"/>
+      </w:r>
+      <w:r>
+        <w:instrText xml:space="preserve"> SEQ Tabela \* ARABIC </w:instrText>
+      </w:r>
+      <w:r>
+        <w:fldChar w:fldCharType="separate"/>
+      </w:r>
+      <w:r>
+        <w:rPr>
+          <w:noProof/>
+        </w:rPr>
+        <w:t>11</w:t>
+      </w:r>
+      <w:r>
+        <w:rPr>
+          <w:noProof/>
+        </w:rPr>
+        <w:fldChar w:fldCharType="end"/>
+      </w:r>
       <w:bookmarkEnd w:id="19"/>
       <w:r>
         <w:t xml:space="preserve"> RB </w:t>
@@ -20299,14 +20546,27 @@
       <w:r>
         <w:t xml:space="preserve">Tabela </w:t>
       </w:r>
-      <w:fldSimple w:instr=" SEQ Tabela \* ARABIC ">
-        <w:r>
-          <w:rPr>
-            <w:noProof/>
-          </w:rPr>
-          <w:t>12</w:t>
-        </w:r>
-      </w:fldSimple>
+      <w:r>
+        <w:fldChar w:fldCharType="begin"/>
+      </w:r>
+      <w:r>
+        <w:instrText xml:space="preserve"> SEQ Tabela \* ARABIC </w:instrText>
+      </w:r>
+      <w:r>
+        <w:fldChar w:fldCharType="separate"/>
+      </w:r>
+      <w:r>
+        <w:rPr>
+          <w:noProof/>
+        </w:rPr>
+        <w:t>12</w:t>
+      </w:r>
+      <w:r>
+        <w:rPr>
+          <w:noProof/>
+        </w:rPr>
+        <w:fldChar w:fldCharType="end"/>
+      </w:r>
       <w:bookmarkEnd w:id="20"/>
       <w:r>
         <w:t xml:space="preserve"> TE </w:t>
@@ -23315,14 +23575,27 @@
       <w:r>
         <w:t xml:space="preserve">Tabela </w:t>
       </w:r>
-      <w:fldSimple w:instr=" SEQ Tabela \* ARABIC ">
-        <w:r>
-          <w:rPr>
-            <w:noProof/>
-          </w:rPr>
-          <w:t>13</w:t>
-        </w:r>
-      </w:fldSimple>
+      <w:r>
+        <w:fldChar w:fldCharType="begin"/>
+      </w:r>
+      <w:r>
+        <w:instrText xml:space="preserve"> SEQ Tabela \* ARABIC </w:instrText>
+      </w:r>
+      <w:r>
+        <w:fldChar w:fldCharType="separate"/>
+      </w:r>
+      <w:r>
+        <w:rPr>
+          <w:noProof/>
+        </w:rPr>
+        <w:t>13</w:t>
+      </w:r>
+      <w:r>
+        <w:rPr>
+          <w:noProof/>
+        </w:rPr>
+        <w:fldChar w:fldCharType="end"/>
+      </w:r>
       <w:bookmarkEnd w:id="21"/>
       <w:r>
         <w:t xml:space="preserve"> WR </w:t>
@@ -23800,6 +24073,7 @@
           <w:p>
             <w:pPr>
               <w:rPr>
+                <w:color w:val="FFFFFF" w:themeColor="background1"/>
                 <w:sz w:val="14"/>
                 <w:szCs w:val="14"/>
               </w:rPr>
@@ -23808,6 +24082,7 @@
             <w:r>
               <w:rPr>
                 <w:rStyle w:val="Strong"/>
+                <w:color w:val="FFFFFF" w:themeColor="background1"/>
                 <w:sz w:val="14"/>
                 <w:szCs w:val="14"/>
                 <w:bdr w:val="none" w:sz="0" w:space="0" w:color="auto" w:frame="1"/>
@@ -23831,6 +24106,7 @@
           <w:p>
             <w:pPr>
               <w:rPr>
+                <w:color w:val="FFFFFF" w:themeColor="background1"/>
                 <w:sz w:val="14"/>
                 <w:szCs w:val="14"/>
               </w:rPr>
@@ -23838,6 +24114,7 @@
             <w:r>
               <w:rPr>
                 <w:rStyle w:val="Strong"/>
+                <w:color w:val="FFFFFF" w:themeColor="background1"/>
                 <w:sz w:val="14"/>
                 <w:szCs w:val="14"/>
                 <w:bdr w:val="none" w:sz="0" w:space="0" w:color="auto" w:frame="1"/>
@@ -23867,6 +24144,7 @@
           <w:p>
             <w:pPr>
               <w:rPr>
+                <w:color w:val="FFFFFF" w:themeColor="background1"/>
                 <w:sz w:val="14"/>
                 <w:szCs w:val="14"/>
               </w:rPr>
@@ -23874,6 +24152,7 @@
             <w:r>
               <w:rPr>
                 <w:rStyle w:val="Strong"/>
+                <w:color w:val="FFFFFF" w:themeColor="background1"/>
                 <w:sz w:val="14"/>
                 <w:szCs w:val="14"/>
                 <w:bdr w:val="none" w:sz="0" w:space="0" w:color="auto" w:frame="1"/>
@@ -23897,6 +24176,7 @@
           <w:p>
             <w:pPr>
               <w:rPr>
+                <w:color w:val="FFFFFF" w:themeColor="background1"/>
                 <w:sz w:val="14"/>
                 <w:szCs w:val="14"/>
               </w:rPr>
@@ -23904,6 +24184,7 @@
             <w:r>
               <w:rPr>
                 <w:rStyle w:val="Strong"/>
+                <w:color w:val="FFFFFF" w:themeColor="background1"/>
                 <w:sz w:val="14"/>
                 <w:szCs w:val="14"/>
                 <w:bdr w:val="none" w:sz="0" w:space="0" w:color="auto" w:frame="1"/>
@@ -23933,6 +24214,7 @@
           <w:p>
             <w:pPr>
               <w:rPr>
+                <w:color w:val="FFFFFF" w:themeColor="background1"/>
                 <w:sz w:val="14"/>
                 <w:szCs w:val="14"/>
               </w:rPr>
@@ -23940,6 +24222,7 @@
             <w:r>
               <w:rPr>
                 <w:rStyle w:val="Strong"/>
+                <w:color w:val="FFFFFF" w:themeColor="background1"/>
                 <w:sz w:val="14"/>
                 <w:szCs w:val="14"/>
                 <w:bdr w:val="none" w:sz="0" w:space="0" w:color="auto" w:frame="1"/>
@@ -23963,6 +24246,7 @@
           <w:p>
             <w:pPr>
               <w:rPr>
+                <w:color w:val="FFFFFF" w:themeColor="background1"/>
                 <w:sz w:val="14"/>
                 <w:szCs w:val="14"/>
               </w:rPr>
@@ -23970,6 +24254,7 @@
             <w:r>
               <w:rPr>
                 <w:rStyle w:val="Strong"/>
+                <w:color w:val="FFFFFF" w:themeColor="background1"/>
                 <w:sz w:val="14"/>
                 <w:szCs w:val="14"/>
                 <w:bdr w:val="none" w:sz="0" w:space="0" w:color="auto" w:frame="1"/>
@@ -25390,14 +25675,27 @@
       <w:r>
         <w:t xml:space="preserve">Tabela </w:t>
       </w:r>
-      <w:fldSimple w:instr=" SEQ Tabela \* ARABIC ">
-        <w:r>
-          <w:rPr>
-            <w:noProof/>
-          </w:rPr>
-          <w:t>14</w:t>
-        </w:r>
-      </w:fldSimple>
+      <w:r>
+        <w:fldChar w:fldCharType="begin"/>
+      </w:r>
+      <w:r>
+        <w:instrText xml:space="preserve"> SEQ Tabela \* ARABIC </w:instrText>
+      </w:r>
+      <w:r>
+        <w:fldChar w:fldCharType="separate"/>
+      </w:r>
+      <w:r>
+        <w:rPr>
+          <w:noProof/>
+        </w:rPr>
+        <w:t>14</w:t>
+      </w:r>
+      <w:r>
+        <w:rPr>
+          <w:noProof/>
+        </w:rPr>
+        <w:fldChar w:fldCharType="end"/>
+      </w:r>
       <w:bookmarkEnd w:id="23"/>
       <w:r>
         <w:t xml:space="preserve"> QB RMSE rezultati za walk forward validaciju</w:t>
@@ -25453,6 +25751,7 @@
           <w:p>
             <w:pPr>
               <w:rPr>
+                <w:color w:val="FFFFFF" w:themeColor="background1"/>
                 <w:sz w:val="14"/>
                 <w:szCs w:val="14"/>
               </w:rPr>
@@ -25460,6 +25759,7 @@
             <w:r>
               <w:rPr>
                 <w:rStyle w:val="Strong"/>
+                <w:color w:val="FFFFFF" w:themeColor="background1"/>
                 <w:sz w:val="14"/>
                 <w:szCs w:val="14"/>
                 <w:bdr w:val="none" w:sz="0" w:space="0" w:color="auto" w:frame="1"/>
@@ -25483,6 +25783,7 @@
           <w:p>
             <w:pPr>
               <w:rPr>
+                <w:color w:val="FFFFFF" w:themeColor="background1"/>
                 <w:sz w:val="14"/>
                 <w:szCs w:val="14"/>
               </w:rPr>
@@ -25490,6 +25791,7 @@
             <w:r>
               <w:rPr>
                 <w:rStyle w:val="Strong"/>
+                <w:color w:val="FFFFFF" w:themeColor="background1"/>
                 <w:sz w:val="14"/>
                 <w:szCs w:val="14"/>
                 <w:bdr w:val="none" w:sz="0" w:space="0" w:color="auto" w:frame="1"/>
@@ -25519,6 +25821,7 @@
           <w:p>
             <w:pPr>
               <w:rPr>
+                <w:color w:val="FFFFFF" w:themeColor="background1"/>
                 <w:sz w:val="14"/>
                 <w:szCs w:val="14"/>
               </w:rPr>
@@ -25526,6 +25829,7 @@
             <w:r>
               <w:rPr>
                 <w:rStyle w:val="Strong"/>
+                <w:color w:val="FFFFFF" w:themeColor="background1"/>
                 <w:sz w:val="14"/>
                 <w:szCs w:val="14"/>
                 <w:bdr w:val="none" w:sz="0" w:space="0" w:color="auto" w:frame="1"/>
@@ -25549,6 +25853,7 @@
           <w:p>
             <w:pPr>
               <w:rPr>
+                <w:color w:val="FFFFFF" w:themeColor="background1"/>
                 <w:sz w:val="14"/>
                 <w:szCs w:val="14"/>
               </w:rPr>
@@ -25556,6 +25861,7 @@
             <w:r>
               <w:rPr>
                 <w:rStyle w:val="Strong"/>
+                <w:color w:val="FFFFFF" w:themeColor="background1"/>
                 <w:sz w:val="14"/>
                 <w:szCs w:val="14"/>
                 <w:bdr w:val="none" w:sz="0" w:space="0" w:color="auto" w:frame="1"/>
@@ -25585,6 +25891,7 @@
           <w:p>
             <w:pPr>
               <w:rPr>
+                <w:color w:val="FFFFFF" w:themeColor="background1"/>
                 <w:sz w:val="14"/>
                 <w:szCs w:val="14"/>
               </w:rPr>
@@ -25592,6 +25899,7 @@
             <w:r>
               <w:rPr>
                 <w:rStyle w:val="Strong"/>
+                <w:color w:val="FFFFFF" w:themeColor="background1"/>
                 <w:sz w:val="14"/>
                 <w:szCs w:val="14"/>
                 <w:bdr w:val="none" w:sz="0" w:space="0" w:color="auto" w:frame="1"/>
@@ -25615,6 +25923,7 @@
           <w:p>
             <w:pPr>
               <w:rPr>
+                <w:color w:val="FFFFFF" w:themeColor="background1"/>
                 <w:sz w:val="14"/>
                 <w:szCs w:val="14"/>
               </w:rPr>
@@ -25622,6 +25931,7 @@
             <w:r>
               <w:rPr>
                 <w:rStyle w:val="Strong"/>
+                <w:color w:val="FFFFFF" w:themeColor="background1"/>
                 <w:sz w:val="14"/>
                 <w:szCs w:val="14"/>
                 <w:bdr w:val="none" w:sz="0" w:space="0" w:color="auto" w:frame="1"/>
@@ -27041,14 +27351,27 @@
       <w:r>
         <w:t xml:space="preserve">Tabela </w:t>
       </w:r>
-      <w:fldSimple w:instr=" SEQ Tabela \* ARABIC ">
-        <w:r>
-          <w:rPr>
-            <w:noProof/>
-          </w:rPr>
-          <w:t>15</w:t>
-        </w:r>
-      </w:fldSimple>
+      <w:r>
+        <w:fldChar w:fldCharType="begin"/>
+      </w:r>
+      <w:r>
+        <w:instrText xml:space="preserve"> SEQ Tabela \* ARABIC </w:instrText>
+      </w:r>
+      <w:r>
+        <w:fldChar w:fldCharType="separate"/>
+      </w:r>
+      <w:r>
+        <w:rPr>
+          <w:noProof/>
+        </w:rPr>
+        <w:t>15</w:t>
+      </w:r>
+      <w:r>
+        <w:rPr>
+          <w:noProof/>
+        </w:rPr>
+        <w:fldChar w:fldCharType="end"/>
+      </w:r>
       <w:bookmarkEnd w:id="24"/>
       <w:r>
         <w:t xml:space="preserve"> </w:t>
@@ -27379,6 +27702,7 @@
           <w:p>
             <w:pPr>
               <w:rPr>
+                <w:color w:val="FFFFFF" w:themeColor="background1"/>
                 <w:sz w:val="14"/>
                 <w:szCs w:val="14"/>
               </w:rPr>
@@ -27386,6 +27710,7 @@
             <w:r>
               <w:rPr>
                 <w:rStyle w:val="Strong"/>
+                <w:color w:val="FFFFFF" w:themeColor="background1"/>
                 <w:sz w:val="14"/>
                 <w:szCs w:val="14"/>
                 <w:bdr w:val="none" w:sz="0" w:space="0" w:color="auto" w:frame="1"/>
@@ -27409,6 +27734,7 @@
           <w:p>
             <w:pPr>
               <w:rPr>
+                <w:color w:val="FFFFFF" w:themeColor="background1"/>
                 <w:sz w:val="14"/>
                 <w:szCs w:val="14"/>
               </w:rPr>
@@ -27416,6 +27742,7 @@
             <w:r>
               <w:rPr>
                 <w:rStyle w:val="Strong"/>
+                <w:color w:val="FFFFFF" w:themeColor="background1"/>
                 <w:sz w:val="14"/>
                 <w:szCs w:val="14"/>
                 <w:bdr w:val="none" w:sz="0" w:space="0" w:color="auto" w:frame="1"/>
@@ -27445,6 +27772,7 @@
           <w:p>
             <w:pPr>
               <w:rPr>
+                <w:color w:val="FFFFFF" w:themeColor="background1"/>
                 <w:sz w:val="14"/>
                 <w:szCs w:val="14"/>
               </w:rPr>
@@ -27452,6 +27780,7 @@
             <w:r>
               <w:rPr>
                 <w:rStyle w:val="Strong"/>
+                <w:color w:val="FFFFFF" w:themeColor="background1"/>
                 <w:sz w:val="14"/>
                 <w:szCs w:val="14"/>
                 <w:bdr w:val="none" w:sz="0" w:space="0" w:color="auto" w:frame="1"/>
@@ -27475,6 +27804,7 @@
           <w:p>
             <w:pPr>
               <w:rPr>
+                <w:color w:val="FFFFFF" w:themeColor="background1"/>
                 <w:sz w:val="14"/>
                 <w:szCs w:val="14"/>
               </w:rPr>
@@ -27482,6 +27812,7 @@
             <w:r>
               <w:rPr>
                 <w:rStyle w:val="Strong"/>
+                <w:color w:val="FFFFFF" w:themeColor="background1"/>
                 <w:sz w:val="14"/>
                 <w:szCs w:val="14"/>
                 <w:bdr w:val="none" w:sz="0" w:space="0" w:color="auto" w:frame="1"/>
@@ -27511,6 +27842,7 @@
           <w:p>
             <w:pPr>
               <w:rPr>
+                <w:color w:val="FFFFFF" w:themeColor="background1"/>
                 <w:sz w:val="14"/>
                 <w:szCs w:val="14"/>
               </w:rPr>
@@ -27518,6 +27850,7 @@
             <w:r>
               <w:rPr>
                 <w:rStyle w:val="Strong"/>
+                <w:color w:val="FFFFFF" w:themeColor="background1"/>
                 <w:sz w:val="14"/>
                 <w:szCs w:val="14"/>
                 <w:bdr w:val="none" w:sz="0" w:space="0" w:color="auto" w:frame="1"/>
@@ -27541,6 +27874,7 @@
           <w:p>
             <w:pPr>
               <w:rPr>
+                <w:color w:val="FFFFFF" w:themeColor="background1"/>
                 <w:sz w:val="14"/>
                 <w:szCs w:val="14"/>
               </w:rPr>
@@ -27548,6 +27882,7 @@
             <w:r>
               <w:rPr>
                 <w:rStyle w:val="Strong"/>
+                <w:color w:val="FFFFFF" w:themeColor="background1"/>
                 <w:sz w:val="14"/>
                 <w:szCs w:val="14"/>
                 <w:bdr w:val="none" w:sz="0" w:space="0" w:color="auto" w:frame="1"/>
@@ -28967,14 +29302,27 @@
       <w:r>
         <w:t xml:space="preserve">Tabela </w:t>
       </w:r>
-      <w:fldSimple w:instr=" SEQ Tabela \* ARABIC ">
-        <w:r>
-          <w:rPr>
-            <w:noProof/>
-          </w:rPr>
-          <w:t>16</w:t>
-        </w:r>
-      </w:fldSimple>
+      <w:r>
+        <w:fldChar w:fldCharType="begin"/>
+      </w:r>
+      <w:r>
+        <w:instrText xml:space="preserve"> SEQ Tabela \* ARABIC </w:instrText>
+      </w:r>
+      <w:r>
+        <w:fldChar w:fldCharType="separate"/>
+      </w:r>
+      <w:r>
+        <w:rPr>
+          <w:noProof/>
+        </w:rPr>
+        <w:t>16</w:t>
+      </w:r>
+      <w:r>
+        <w:rPr>
+          <w:noProof/>
+        </w:rPr>
+        <w:fldChar w:fldCharType="end"/>
+      </w:r>
       <w:bookmarkEnd w:id="25"/>
       <w:r>
         <w:t xml:space="preserve"> RB</w:t>
@@ -29033,6 +29381,7 @@
           <w:p>
             <w:pPr>
               <w:rPr>
+                <w:color w:val="FFFFFF" w:themeColor="background1"/>
                 <w:sz w:val="14"/>
                 <w:szCs w:val="14"/>
               </w:rPr>
@@ -29040,6 +29389,7 @@
             <w:r>
               <w:rPr>
                 <w:rStyle w:val="Strong"/>
+                <w:color w:val="FFFFFF" w:themeColor="background1"/>
                 <w:sz w:val="14"/>
                 <w:szCs w:val="14"/>
                 <w:bdr w:val="none" w:sz="0" w:space="0" w:color="auto" w:frame="1"/>
@@ -29063,6 +29413,7 @@
           <w:p>
             <w:pPr>
               <w:rPr>
+                <w:color w:val="FFFFFF" w:themeColor="background1"/>
                 <w:sz w:val="14"/>
                 <w:szCs w:val="14"/>
               </w:rPr>
@@ -29070,6 +29421,7 @@
             <w:r>
               <w:rPr>
                 <w:rStyle w:val="Strong"/>
+                <w:color w:val="FFFFFF" w:themeColor="background1"/>
                 <w:sz w:val="14"/>
                 <w:szCs w:val="14"/>
                 <w:bdr w:val="none" w:sz="0" w:space="0" w:color="auto" w:frame="1"/>
@@ -29099,6 +29451,7 @@
           <w:p>
             <w:pPr>
               <w:rPr>
+                <w:color w:val="FFFFFF" w:themeColor="background1"/>
                 <w:sz w:val="14"/>
                 <w:szCs w:val="14"/>
               </w:rPr>
@@ -29106,6 +29459,7 @@
             <w:r>
               <w:rPr>
                 <w:rStyle w:val="Strong"/>
+                <w:color w:val="FFFFFF" w:themeColor="background1"/>
                 <w:sz w:val="14"/>
                 <w:szCs w:val="14"/>
                 <w:bdr w:val="none" w:sz="0" w:space="0" w:color="auto" w:frame="1"/>
@@ -29129,6 +29483,7 @@
           <w:p>
             <w:pPr>
               <w:rPr>
+                <w:color w:val="FFFFFF" w:themeColor="background1"/>
                 <w:sz w:val="14"/>
                 <w:szCs w:val="14"/>
               </w:rPr>
@@ -29136,6 +29491,7 @@
             <w:r>
               <w:rPr>
                 <w:rStyle w:val="Strong"/>
+                <w:color w:val="FFFFFF" w:themeColor="background1"/>
                 <w:sz w:val="14"/>
                 <w:szCs w:val="14"/>
                 <w:bdr w:val="none" w:sz="0" w:space="0" w:color="auto" w:frame="1"/>
@@ -29165,6 +29521,7 @@
           <w:p>
             <w:pPr>
               <w:rPr>
+                <w:color w:val="FFFFFF" w:themeColor="background1"/>
                 <w:sz w:val="14"/>
                 <w:szCs w:val="14"/>
               </w:rPr>
@@ -29172,6 +29529,7 @@
             <w:r>
               <w:rPr>
                 <w:rStyle w:val="Strong"/>
+                <w:color w:val="FFFFFF" w:themeColor="background1"/>
                 <w:sz w:val="14"/>
                 <w:szCs w:val="14"/>
                 <w:bdr w:val="none" w:sz="0" w:space="0" w:color="auto" w:frame="1"/>
@@ -29195,6 +29553,7 @@
           <w:p>
             <w:pPr>
               <w:rPr>
+                <w:color w:val="FFFFFF" w:themeColor="background1"/>
                 <w:sz w:val="14"/>
                 <w:szCs w:val="14"/>
               </w:rPr>
@@ -29202,6 +29561,7 @@
             <w:r>
               <w:rPr>
                 <w:rStyle w:val="Strong"/>
+                <w:color w:val="FFFFFF" w:themeColor="background1"/>
                 <w:sz w:val="14"/>
                 <w:szCs w:val="14"/>
                 <w:bdr w:val="none" w:sz="0" w:space="0" w:color="auto" w:frame="1"/>
@@ -30621,14 +30981,27 @@
       <w:r>
         <w:t xml:space="preserve">Tabela </w:t>
       </w:r>
-      <w:fldSimple w:instr=" SEQ Tabela \* ARABIC ">
-        <w:r>
-          <w:rPr>
-            <w:noProof/>
-          </w:rPr>
-          <w:t>17</w:t>
-        </w:r>
-      </w:fldSimple>
+      <w:r>
+        <w:fldChar w:fldCharType="begin"/>
+      </w:r>
+      <w:r>
+        <w:instrText xml:space="preserve"> SEQ Tabela \* ARABIC </w:instrText>
+      </w:r>
+      <w:r>
+        <w:fldChar w:fldCharType="separate"/>
+      </w:r>
+      <w:r>
+        <w:rPr>
+          <w:noProof/>
+        </w:rPr>
+        <w:t>17</w:t>
+      </w:r>
+      <w:r>
+        <w:rPr>
+          <w:noProof/>
+        </w:rPr>
+        <w:fldChar w:fldCharType="end"/>
+      </w:r>
       <w:bookmarkEnd w:id="26"/>
       <w:r>
         <w:t xml:space="preserve"> RB </w:t>
@@ -30954,6 +31327,7 @@
           <w:p>
             <w:pPr>
               <w:rPr>
+                <w:color w:val="FFFFFF" w:themeColor="background1"/>
                 <w:sz w:val="14"/>
                 <w:szCs w:val="14"/>
               </w:rPr>
@@ -30961,6 +31335,7 @@
             <w:r>
               <w:rPr>
                 <w:rStyle w:val="Strong"/>
+                <w:color w:val="FFFFFF" w:themeColor="background1"/>
                 <w:sz w:val="14"/>
                 <w:szCs w:val="14"/>
                 <w:bdr w:val="none" w:sz="0" w:space="0" w:color="auto" w:frame="1"/>
@@ -30984,6 +31359,7 @@
           <w:p>
             <w:pPr>
               <w:rPr>
+                <w:color w:val="FFFFFF" w:themeColor="background1"/>
                 <w:sz w:val="14"/>
                 <w:szCs w:val="14"/>
               </w:rPr>
@@ -30991,6 +31367,7 @@
             <w:r>
               <w:rPr>
                 <w:rStyle w:val="Strong"/>
+                <w:color w:val="FFFFFF" w:themeColor="background1"/>
                 <w:sz w:val="14"/>
                 <w:szCs w:val="14"/>
                 <w:bdr w:val="none" w:sz="0" w:space="0" w:color="auto" w:frame="1"/>
@@ -31020,6 +31397,7 @@
           <w:p>
             <w:pPr>
               <w:rPr>
+                <w:color w:val="FFFFFF" w:themeColor="background1"/>
                 <w:sz w:val="14"/>
                 <w:szCs w:val="14"/>
               </w:rPr>
@@ -31027,6 +31405,7 @@
             <w:r>
               <w:rPr>
                 <w:rStyle w:val="Strong"/>
+                <w:color w:val="FFFFFF" w:themeColor="background1"/>
                 <w:sz w:val="14"/>
                 <w:szCs w:val="14"/>
                 <w:bdr w:val="none" w:sz="0" w:space="0" w:color="auto" w:frame="1"/>
@@ -31050,6 +31429,7 @@
           <w:p>
             <w:pPr>
               <w:rPr>
+                <w:color w:val="FFFFFF" w:themeColor="background1"/>
                 <w:sz w:val="14"/>
                 <w:szCs w:val="14"/>
               </w:rPr>
@@ -31057,6 +31437,7 @@
             <w:r>
               <w:rPr>
                 <w:rStyle w:val="Strong"/>
+                <w:color w:val="FFFFFF" w:themeColor="background1"/>
                 <w:sz w:val="14"/>
                 <w:szCs w:val="14"/>
                 <w:bdr w:val="none" w:sz="0" w:space="0" w:color="auto" w:frame="1"/>
@@ -31086,6 +31467,7 @@
           <w:p>
             <w:pPr>
               <w:rPr>
+                <w:color w:val="FFFFFF" w:themeColor="background1"/>
                 <w:sz w:val="14"/>
                 <w:szCs w:val="14"/>
               </w:rPr>
@@ -31093,6 +31475,7 @@
             <w:r>
               <w:rPr>
                 <w:rStyle w:val="Strong"/>
+                <w:color w:val="FFFFFF" w:themeColor="background1"/>
                 <w:sz w:val="14"/>
                 <w:szCs w:val="14"/>
                 <w:bdr w:val="none" w:sz="0" w:space="0" w:color="auto" w:frame="1"/>
@@ -31116,6 +31499,7 @@
           <w:p>
             <w:pPr>
               <w:rPr>
+                <w:color w:val="FFFFFF" w:themeColor="background1"/>
                 <w:sz w:val="14"/>
                 <w:szCs w:val="14"/>
               </w:rPr>
@@ -31123,6 +31507,7 @@
             <w:r>
               <w:rPr>
                 <w:rStyle w:val="Strong"/>
+                <w:color w:val="FFFFFF" w:themeColor="background1"/>
                 <w:sz w:val="14"/>
                 <w:szCs w:val="14"/>
                 <w:bdr w:val="none" w:sz="0" w:space="0" w:color="auto" w:frame="1"/>
@@ -32542,14 +32927,27 @@
       <w:r>
         <w:t xml:space="preserve">Tabela </w:t>
       </w:r>
-      <w:fldSimple w:instr=" SEQ Tabela \* ARABIC ">
-        <w:r>
-          <w:rPr>
-            <w:noProof/>
-          </w:rPr>
-          <w:t>18</w:t>
-        </w:r>
-      </w:fldSimple>
+      <w:r>
+        <w:fldChar w:fldCharType="begin"/>
+      </w:r>
+      <w:r>
+        <w:instrText xml:space="preserve"> SEQ Tabela \* ARABIC </w:instrText>
+      </w:r>
+      <w:r>
+        <w:fldChar w:fldCharType="separate"/>
+      </w:r>
+      <w:r>
+        <w:rPr>
+          <w:noProof/>
+        </w:rPr>
+        <w:t>18</w:t>
+      </w:r>
+      <w:r>
+        <w:rPr>
+          <w:noProof/>
+        </w:rPr>
+        <w:fldChar w:fldCharType="end"/>
+      </w:r>
       <w:bookmarkEnd w:id="27"/>
       <w:r>
         <w:t xml:space="preserve"> TE </w:t>
@@ -32608,6 +33006,7 @@
           <w:p>
             <w:pPr>
               <w:rPr>
+                <w:color w:val="FFFFFF" w:themeColor="background1"/>
                 <w:sz w:val="14"/>
                 <w:szCs w:val="14"/>
               </w:rPr>
@@ -32615,6 +33014,7 @@
             <w:r>
               <w:rPr>
                 <w:rStyle w:val="Strong"/>
+                <w:color w:val="FFFFFF" w:themeColor="background1"/>
                 <w:sz w:val="14"/>
                 <w:szCs w:val="14"/>
                 <w:bdr w:val="none" w:sz="0" w:space="0" w:color="auto" w:frame="1"/>
@@ -32638,6 +33038,7 @@
           <w:p>
             <w:pPr>
               <w:rPr>
+                <w:color w:val="FFFFFF" w:themeColor="background1"/>
                 <w:sz w:val="14"/>
                 <w:szCs w:val="14"/>
               </w:rPr>
@@ -32645,6 +33046,7 @@
             <w:r>
               <w:rPr>
                 <w:rStyle w:val="Strong"/>
+                <w:color w:val="FFFFFF" w:themeColor="background1"/>
                 <w:sz w:val="14"/>
                 <w:szCs w:val="14"/>
                 <w:bdr w:val="none" w:sz="0" w:space="0" w:color="auto" w:frame="1"/>
@@ -32674,6 +33076,7 @@
           <w:p>
             <w:pPr>
               <w:rPr>
+                <w:color w:val="FFFFFF" w:themeColor="background1"/>
                 <w:sz w:val="14"/>
                 <w:szCs w:val="14"/>
               </w:rPr>
@@ -32681,6 +33084,7 @@
             <w:r>
               <w:rPr>
                 <w:rStyle w:val="Strong"/>
+                <w:color w:val="FFFFFF" w:themeColor="background1"/>
                 <w:sz w:val="14"/>
                 <w:szCs w:val="14"/>
                 <w:bdr w:val="none" w:sz="0" w:space="0" w:color="auto" w:frame="1"/>
@@ -32704,6 +33108,7 @@
           <w:p>
             <w:pPr>
               <w:rPr>
+                <w:color w:val="FFFFFF" w:themeColor="background1"/>
                 <w:sz w:val="14"/>
                 <w:szCs w:val="14"/>
               </w:rPr>
@@ -32711,6 +33116,7 @@
             <w:r>
               <w:rPr>
                 <w:rStyle w:val="Strong"/>
+                <w:color w:val="FFFFFF" w:themeColor="background1"/>
                 <w:sz w:val="14"/>
                 <w:szCs w:val="14"/>
                 <w:bdr w:val="none" w:sz="0" w:space="0" w:color="auto" w:frame="1"/>
@@ -32740,6 +33146,7 @@
           <w:p>
             <w:pPr>
               <w:rPr>
+                <w:color w:val="FFFFFF" w:themeColor="background1"/>
                 <w:sz w:val="14"/>
                 <w:szCs w:val="14"/>
               </w:rPr>
@@ -32747,6 +33154,7 @@
             <w:r>
               <w:rPr>
                 <w:rStyle w:val="Strong"/>
+                <w:color w:val="FFFFFF" w:themeColor="background1"/>
                 <w:sz w:val="14"/>
                 <w:szCs w:val="14"/>
                 <w:bdr w:val="none" w:sz="0" w:space="0" w:color="auto" w:frame="1"/>
@@ -32770,6 +33178,7 @@
           <w:p>
             <w:pPr>
               <w:rPr>
+                <w:color w:val="FFFFFF" w:themeColor="background1"/>
                 <w:sz w:val="14"/>
                 <w:szCs w:val="14"/>
               </w:rPr>
@@ -32777,6 +33186,7 @@
             <w:r>
               <w:rPr>
                 <w:rStyle w:val="Strong"/>
+                <w:color w:val="FFFFFF" w:themeColor="background1"/>
                 <w:sz w:val="14"/>
                 <w:szCs w:val="14"/>
                 <w:bdr w:val="none" w:sz="0" w:space="0" w:color="auto" w:frame="1"/>
@@ -34196,14 +34606,27 @@
       <w:r>
         <w:t xml:space="preserve">Tabela </w:t>
       </w:r>
-      <w:fldSimple w:instr=" SEQ Tabela \* ARABIC ">
-        <w:r>
-          <w:rPr>
-            <w:noProof/>
-          </w:rPr>
-          <w:t>19</w:t>
-        </w:r>
-      </w:fldSimple>
+      <w:r>
+        <w:fldChar w:fldCharType="begin"/>
+      </w:r>
+      <w:r>
+        <w:instrText xml:space="preserve"> SEQ Tabela \* ARABIC </w:instrText>
+      </w:r>
+      <w:r>
+        <w:fldChar w:fldCharType="separate"/>
+      </w:r>
+      <w:r>
+        <w:rPr>
+          <w:noProof/>
+        </w:rPr>
+        <w:t>19</w:t>
+      </w:r>
+      <w:r>
+        <w:rPr>
+          <w:noProof/>
+        </w:rPr>
+        <w:fldChar w:fldCharType="end"/>
+      </w:r>
       <w:bookmarkEnd w:id="28"/>
       <w:r>
         <w:t xml:space="preserve"> TE </w:t>
@@ -34507,6 +34930,7 @@
           <w:p>
             <w:pPr>
               <w:rPr>
+                <w:color w:val="FFFFFF" w:themeColor="background1"/>
                 <w:sz w:val="14"/>
                 <w:szCs w:val="14"/>
               </w:rPr>
@@ -34514,6 +34938,7 @@
             <w:r>
               <w:rPr>
                 <w:rStyle w:val="Strong"/>
+                <w:color w:val="FFFFFF" w:themeColor="background1"/>
                 <w:sz w:val="14"/>
                 <w:szCs w:val="14"/>
                 <w:bdr w:val="none" w:sz="0" w:space="0" w:color="auto" w:frame="1"/>
@@ -34537,6 +34962,7 @@
           <w:p>
             <w:pPr>
               <w:rPr>
+                <w:color w:val="FFFFFF" w:themeColor="background1"/>
                 <w:sz w:val="14"/>
                 <w:szCs w:val="14"/>
               </w:rPr>
@@ -34544,6 +34970,7 @@
             <w:r>
               <w:rPr>
                 <w:rStyle w:val="Strong"/>
+                <w:color w:val="FFFFFF" w:themeColor="background1"/>
                 <w:sz w:val="14"/>
                 <w:szCs w:val="14"/>
                 <w:bdr w:val="none" w:sz="0" w:space="0" w:color="auto" w:frame="1"/>
@@ -34573,6 +35000,7 @@
           <w:p>
             <w:pPr>
               <w:rPr>
+                <w:color w:val="FFFFFF" w:themeColor="background1"/>
                 <w:sz w:val="14"/>
                 <w:szCs w:val="14"/>
               </w:rPr>
@@ -34580,6 +35008,7 @@
             <w:r>
               <w:rPr>
                 <w:rStyle w:val="Strong"/>
+                <w:color w:val="FFFFFF" w:themeColor="background1"/>
                 <w:sz w:val="14"/>
                 <w:szCs w:val="14"/>
                 <w:bdr w:val="none" w:sz="0" w:space="0" w:color="auto" w:frame="1"/>
@@ -34603,6 +35032,7 @@
           <w:p>
             <w:pPr>
               <w:rPr>
+                <w:color w:val="FFFFFF" w:themeColor="background1"/>
                 <w:sz w:val="14"/>
                 <w:szCs w:val="14"/>
               </w:rPr>
@@ -34610,6 +35040,7 @@
             <w:r>
               <w:rPr>
                 <w:rStyle w:val="Strong"/>
+                <w:color w:val="FFFFFF" w:themeColor="background1"/>
                 <w:sz w:val="14"/>
                 <w:szCs w:val="14"/>
                 <w:bdr w:val="none" w:sz="0" w:space="0" w:color="auto" w:frame="1"/>
@@ -34639,6 +35070,7 @@
           <w:p>
             <w:pPr>
               <w:rPr>
+                <w:color w:val="FFFFFF" w:themeColor="background1"/>
                 <w:sz w:val="14"/>
                 <w:szCs w:val="14"/>
               </w:rPr>
@@ -34646,6 +35078,7 @@
             <w:r>
               <w:rPr>
                 <w:rStyle w:val="Strong"/>
+                <w:color w:val="FFFFFF" w:themeColor="background1"/>
                 <w:sz w:val="14"/>
                 <w:szCs w:val="14"/>
                 <w:bdr w:val="none" w:sz="0" w:space="0" w:color="auto" w:frame="1"/>
@@ -34669,6 +35102,7 @@
           <w:p>
             <w:pPr>
               <w:rPr>
+                <w:color w:val="FFFFFF" w:themeColor="background1"/>
                 <w:sz w:val="14"/>
                 <w:szCs w:val="14"/>
               </w:rPr>
@@ -34676,6 +35110,7 @@
             <w:r>
               <w:rPr>
                 <w:rStyle w:val="Strong"/>
+                <w:color w:val="FFFFFF" w:themeColor="background1"/>
                 <w:sz w:val="14"/>
                 <w:szCs w:val="14"/>
                 <w:bdr w:val="none" w:sz="0" w:space="0" w:color="auto" w:frame="1"/>
@@ -36095,14 +36530,27 @@
       <w:r>
         <w:t xml:space="preserve">Tabela </w:t>
       </w:r>
-      <w:fldSimple w:instr=" SEQ Tabela \* ARABIC ">
-        <w:r>
-          <w:rPr>
-            <w:noProof/>
-          </w:rPr>
-          <w:t>20</w:t>
-        </w:r>
-      </w:fldSimple>
+      <w:r>
+        <w:fldChar w:fldCharType="begin"/>
+      </w:r>
+      <w:r>
+        <w:instrText xml:space="preserve"> SEQ Tabela \* ARABIC </w:instrText>
+      </w:r>
+      <w:r>
+        <w:fldChar w:fldCharType="separate"/>
+      </w:r>
+      <w:r>
+        <w:rPr>
+          <w:noProof/>
+        </w:rPr>
+        <w:t>20</w:t>
+      </w:r>
+      <w:r>
+        <w:rPr>
+          <w:noProof/>
+        </w:rPr>
+        <w:fldChar w:fldCharType="end"/>
+      </w:r>
       <w:bookmarkEnd w:id="29"/>
       <w:r>
         <w:t xml:space="preserve"> WR </w:t>
@@ -36161,6 +36609,7 @@
           <w:p>
             <w:pPr>
               <w:rPr>
+                <w:color w:val="FFFFFF" w:themeColor="background1"/>
                 <w:sz w:val="14"/>
                 <w:szCs w:val="14"/>
               </w:rPr>
@@ -36168,6 +36617,7 @@
             <w:r>
               <w:rPr>
                 <w:rStyle w:val="Strong"/>
+                <w:color w:val="FFFFFF" w:themeColor="background1"/>
                 <w:sz w:val="14"/>
                 <w:szCs w:val="14"/>
                 <w:bdr w:val="none" w:sz="0" w:space="0" w:color="auto" w:frame="1"/>
@@ -36191,6 +36641,7 @@
           <w:p>
             <w:pPr>
               <w:rPr>
+                <w:color w:val="FFFFFF" w:themeColor="background1"/>
                 <w:sz w:val="14"/>
                 <w:szCs w:val="14"/>
               </w:rPr>
@@ -36198,6 +36649,7 @@
             <w:r>
               <w:rPr>
                 <w:rStyle w:val="Strong"/>
+                <w:color w:val="FFFFFF" w:themeColor="background1"/>
                 <w:sz w:val="14"/>
                 <w:szCs w:val="14"/>
                 <w:bdr w:val="none" w:sz="0" w:space="0" w:color="auto" w:frame="1"/>
@@ -36227,6 +36679,7 @@
           <w:p>
             <w:pPr>
               <w:rPr>
+                <w:color w:val="FFFFFF" w:themeColor="background1"/>
                 <w:sz w:val="14"/>
                 <w:szCs w:val="14"/>
               </w:rPr>
@@ -36234,6 +36687,7 @@
             <w:r>
               <w:rPr>
                 <w:rStyle w:val="Strong"/>
+                <w:color w:val="FFFFFF" w:themeColor="background1"/>
                 <w:sz w:val="14"/>
                 <w:szCs w:val="14"/>
                 <w:bdr w:val="none" w:sz="0" w:space="0" w:color="auto" w:frame="1"/>
@@ -36257,6 +36711,7 @@
           <w:p>
             <w:pPr>
               <w:rPr>
+                <w:color w:val="FFFFFF" w:themeColor="background1"/>
                 <w:sz w:val="14"/>
                 <w:szCs w:val="14"/>
               </w:rPr>
@@ -36264,6 +36719,7 @@
             <w:r>
               <w:rPr>
                 <w:rStyle w:val="Strong"/>
+                <w:color w:val="FFFFFF" w:themeColor="background1"/>
                 <w:sz w:val="14"/>
                 <w:szCs w:val="14"/>
                 <w:bdr w:val="none" w:sz="0" w:space="0" w:color="auto" w:frame="1"/>
@@ -36293,6 +36749,7 @@
           <w:p>
             <w:pPr>
               <w:rPr>
+                <w:color w:val="FFFFFF" w:themeColor="background1"/>
                 <w:sz w:val="14"/>
                 <w:szCs w:val="14"/>
               </w:rPr>
@@ -36300,6 +36757,7 @@
             <w:r>
               <w:rPr>
                 <w:rStyle w:val="Strong"/>
+                <w:color w:val="FFFFFF" w:themeColor="background1"/>
                 <w:sz w:val="14"/>
                 <w:szCs w:val="14"/>
                 <w:bdr w:val="none" w:sz="0" w:space="0" w:color="auto" w:frame="1"/>
@@ -36323,6 +36781,7 @@
           <w:p>
             <w:pPr>
               <w:rPr>
+                <w:color w:val="FFFFFF" w:themeColor="background1"/>
                 <w:sz w:val="14"/>
                 <w:szCs w:val="14"/>
               </w:rPr>
@@ -36330,6 +36789,7 @@
             <w:r>
               <w:rPr>
                 <w:rStyle w:val="Strong"/>
+                <w:color w:val="FFFFFF" w:themeColor="background1"/>
                 <w:sz w:val="14"/>
                 <w:szCs w:val="14"/>
                 <w:bdr w:val="none" w:sz="0" w:space="0" w:color="auto" w:frame="1"/>
@@ -37749,14 +38209,27 @@
       <w:r>
         <w:t xml:space="preserve">Tabela </w:t>
       </w:r>
-      <w:fldSimple w:instr=" SEQ Tabela \* ARABIC ">
-        <w:r>
-          <w:rPr>
-            <w:noProof/>
-          </w:rPr>
-          <w:t>21</w:t>
-        </w:r>
-      </w:fldSimple>
+      <w:r>
+        <w:fldChar w:fldCharType="begin"/>
+      </w:r>
+      <w:r>
+        <w:instrText xml:space="preserve"> SEQ Tabela \* ARABIC </w:instrText>
+      </w:r>
+      <w:r>
+        <w:fldChar w:fldCharType="separate"/>
+      </w:r>
+      <w:r>
+        <w:rPr>
+          <w:noProof/>
+        </w:rPr>
+        <w:t>21</w:t>
+      </w:r>
+      <w:r>
+        <w:rPr>
+          <w:noProof/>
+        </w:rPr>
+        <w:fldChar w:fldCharType="end"/>
+      </w:r>
       <w:bookmarkEnd w:id="30"/>
       <w:r>
         <w:t xml:space="preserve"> WR </w:t>
@@ -38108,14 +38581,27 @@
       <w:r>
         <w:t xml:space="preserve">Slika </w:t>
       </w:r>
-      <w:fldSimple w:instr=" SEQ Slika \* ARABIC ">
-        <w:r>
-          <w:rPr>
-            <w:noProof/>
-          </w:rPr>
-          <w:t>9</w:t>
-        </w:r>
-      </w:fldSimple>
+      <w:r>
+        <w:fldChar w:fldCharType="begin"/>
+      </w:r>
+      <w:r>
+        <w:instrText xml:space="preserve"> SEQ Slika \* ARABIC </w:instrText>
+      </w:r>
+      <w:r>
+        <w:fldChar w:fldCharType="separate"/>
+      </w:r>
+      <w:r>
+        <w:rPr>
+          <w:noProof/>
+        </w:rPr>
+        <w:t>9</w:t>
+      </w:r>
+      <w:r>
+        <w:rPr>
+          <w:noProof/>
+        </w:rPr>
+        <w:fldChar w:fldCharType="end"/>
+      </w:r>
       <w:bookmarkEnd w:id="31"/>
       <w:r>
         <w:t xml:space="preserve"> Vrednost loss funkcije kroz etape</w:t>
@@ -38280,14 +38766,27 @@
       <w:r>
         <w:t xml:space="preserve">Slika </w:t>
       </w:r>
-      <w:fldSimple w:instr=" SEQ Slika \* ARABIC ">
-        <w:r>
-          <w:rPr>
-            <w:noProof/>
-          </w:rPr>
-          <w:t>10</w:t>
-        </w:r>
-      </w:fldSimple>
+      <w:r>
+        <w:fldChar w:fldCharType="begin"/>
+      </w:r>
+      <w:r>
+        <w:instrText xml:space="preserve"> SEQ Slika \* ARABIC </w:instrText>
+      </w:r>
+      <w:r>
+        <w:fldChar w:fldCharType="separate"/>
+      </w:r>
+      <w:r>
+        <w:rPr>
+          <w:noProof/>
+        </w:rPr>
+        <w:t>10</w:t>
+      </w:r>
+      <w:r>
+        <w:rPr>
+          <w:noProof/>
+        </w:rPr>
+        <w:fldChar w:fldCharType="end"/>
+      </w:r>
       <w:bookmarkEnd w:id="32"/>
       <w:r>
         <w:t xml:space="preserve"> Vrednost loss funkcije kroz etape nakon dupliranja broja epoha</w:t>
@@ -38612,6 +39111,7 @@
           <w:p>
             <w:pPr>
               <w:rPr>
+                <w:color w:val="FFFFFF" w:themeColor="background1"/>
                 <w:sz w:val="14"/>
                 <w:szCs w:val="14"/>
               </w:rPr>
@@ -38619,6 +39119,7 @@
             <w:r>
               <w:rPr>
                 <w:rStyle w:val="Strong"/>
+                <w:color w:val="FFFFFF" w:themeColor="background1"/>
                 <w:sz w:val="14"/>
                 <w:szCs w:val="14"/>
                 <w:bdr w:val="none" w:sz="0" w:space="0" w:color="auto" w:frame="1"/>
@@ -38642,6 +39143,7 @@
           <w:p>
             <w:pPr>
               <w:rPr>
+                <w:color w:val="FFFFFF" w:themeColor="background1"/>
                 <w:sz w:val="14"/>
                 <w:szCs w:val="14"/>
               </w:rPr>
@@ -38649,6 +39151,7 @@
             <w:r>
               <w:rPr>
                 <w:rStyle w:val="Strong"/>
+                <w:color w:val="FFFFFF" w:themeColor="background1"/>
                 <w:sz w:val="14"/>
                 <w:szCs w:val="14"/>
                 <w:bdr w:val="none" w:sz="0" w:space="0" w:color="auto" w:frame="1"/>
@@ -38678,6 +39181,7 @@
           <w:p>
             <w:pPr>
               <w:rPr>
+                <w:color w:val="FFFFFF" w:themeColor="background1"/>
                 <w:sz w:val="14"/>
                 <w:szCs w:val="14"/>
               </w:rPr>
@@ -38685,6 +39189,7 @@
             <w:r>
               <w:rPr>
                 <w:rStyle w:val="Strong"/>
+                <w:color w:val="FFFFFF" w:themeColor="background1"/>
                 <w:sz w:val="14"/>
                 <w:szCs w:val="14"/>
                 <w:bdr w:val="none" w:sz="0" w:space="0" w:color="auto" w:frame="1"/>
@@ -38708,6 +39213,7 @@
           <w:p>
             <w:pPr>
               <w:rPr>
+                <w:color w:val="FFFFFF" w:themeColor="background1"/>
                 <w:sz w:val="14"/>
                 <w:szCs w:val="14"/>
               </w:rPr>
@@ -38715,6 +39221,7 @@
             <w:r>
               <w:rPr>
                 <w:rStyle w:val="Strong"/>
+                <w:color w:val="FFFFFF" w:themeColor="background1"/>
                 <w:sz w:val="14"/>
                 <w:szCs w:val="14"/>
                 <w:bdr w:val="none" w:sz="0" w:space="0" w:color="auto" w:frame="1"/>
@@ -38744,6 +39251,7 @@
           <w:p>
             <w:pPr>
               <w:rPr>
+                <w:color w:val="FFFFFF" w:themeColor="background1"/>
                 <w:sz w:val="14"/>
                 <w:szCs w:val="14"/>
               </w:rPr>
@@ -38751,6 +39259,7 @@
             <w:r>
               <w:rPr>
                 <w:rStyle w:val="Strong"/>
+                <w:color w:val="FFFFFF" w:themeColor="background1"/>
                 <w:sz w:val="14"/>
                 <w:szCs w:val="14"/>
                 <w:bdr w:val="none" w:sz="0" w:space="0" w:color="auto" w:frame="1"/>
@@ -41932,14 +42441,27 @@
       <w:r>
         <w:t xml:space="preserve">Tabela </w:t>
       </w:r>
-      <w:fldSimple w:instr=" SEQ Tabela \* ARABIC ">
-        <w:r>
-          <w:rPr>
-            <w:noProof/>
-          </w:rPr>
-          <w:t>22</w:t>
-        </w:r>
-      </w:fldSimple>
+      <w:r>
+        <w:fldChar w:fldCharType="begin"/>
+      </w:r>
+      <w:r>
+        <w:instrText xml:space="preserve"> SEQ Tabela \* ARABIC </w:instrText>
+      </w:r>
+      <w:r>
+        <w:fldChar w:fldCharType="separate"/>
+      </w:r>
+      <w:r>
+        <w:rPr>
+          <w:noProof/>
+        </w:rPr>
+        <w:t>22</w:t>
+      </w:r>
+      <w:r>
+        <w:rPr>
+          <w:noProof/>
+        </w:rPr>
+        <w:fldChar w:fldCharType="end"/>
+      </w:r>
       <w:bookmarkEnd w:id="34"/>
       <w:r>
         <w:t xml:space="preserve"> Multi output rezultati za sve pozicije</w:t>
@@ -46847,14 +47369,24 @@
       <w:r>
         <w:t xml:space="preserve">Tabela </w:t>
       </w:r>
-      <w:fldSimple w:instr=" SEQ Tabela \* ARABIC ">
-        <w:r>
-          <w:rPr>
-            <w:noProof/>
-          </w:rPr>
-          <w:t>23</w:t>
-        </w:r>
-      </w:fldSimple>
+      <w:r>
+        <w:fldChar w:fldCharType="begin"/>
+      </w:r>
+      <w:r>
+        <w:instrText xml:space="preserve"> SEQ Tabela \* ARABIC </w:instrText>
+      </w:r>
+      <w:r>
+        <w:fldChar w:fldCharType="separate"/>
+      </w:r>
+      <w:r>
+        <w:rPr>
+          <w:noProof/>
+        </w:rPr>
+        <w:t>23</w:t>
+      </w:r>
+      <w:r>
+        <w:fldChar w:fldCharType="end"/>
+      </w:r>
       <w:bookmarkEnd w:id="36"/>
       <w:r>
         <w:t xml:space="preserve"> </w:t>
@@ -47034,7 +47566,66 @@
         <w:pStyle w:val="BodyText"/>
       </w:pPr>
       <w:r>
-        <w:t xml:space="preserve">Pored samih metrika, tok treninga neuronskih modela ukazao je na ozbiljan problem preprilagođavanja. I </w:t>
+        <w:t>Pored samih metrika, tok treninga neuronskih modela ukazao je na ozbiljan problem preprilagođavanja</w:t>
+      </w:r>
+      <w:r>
+        <w:rPr>
+          <w:lang w:val="en-US"/>
+        </w:rPr>
+        <w:t xml:space="preserve"> (</w:t>
+      </w:r>
+      <w:r>
+        <w:rPr>
+          <w:lang w:val="en-US"/>
+        </w:rPr>
+        <w:fldChar w:fldCharType="begin"/>
+      </w:r>
+      <w:r>
+        <w:rPr>
+          <w:lang w:val="en-US"/>
+        </w:rPr>
+        <w:instrText xml:space="preserve"> REF _Ref227609517 \h </w:instrText>
+      </w:r>
+      <w:r>
+        <w:rPr>
+          <w:lang w:val="en-US"/>
+        </w:rPr>
+      </w:r>
+      <w:r>
+        <w:rPr>
+          <w:lang w:val="en-US"/>
+        </w:rPr>
+        <w:fldChar w:fldCharType="separate"/>
+      </w:r>
+      <w:r>
+        <w:t>Sli</w:t>
+      </w:r>
+      <w:r>
+        <w:t>k</w:t>
+      </w:r>
+      <w:r>
+        <w:t xml:space="preserve">a </w:t>
+      </w:r>
+      <w:r>
+        <w:rPr>
+          <w:noProof/>
+        </w:rPr>
+        <w:t>11</w:t>
+      </w:r>
+      <w:r>
+        <w:rPr>
+          <w:lang w:val="en-US"/>
+        </w:rPr>
+        <w:fldChar w:fldCharType="end"/>
+      </w:r>
+      <w:r>
+        <w:rPr>
+          <w:lang w:val="en-US"/>
+        </w:rPr>
+        <w:t>)</w:t>
+      </w:r>
+      <w:r>
+        <w:t xml:space="preserve">. I </w:t>
       </w:r>
       <w:r>
         <w:rPr>
@@ -47126,15 +47717,15 @@
       </w:r>
     </w:p>
     <w:p>
-      <w:r>
-        <w:rPr>
-          <w:noProof/>
-        </w:rPr>
+      <w:pPr>
+        <w:keepNext/>
+      </w:pPr>
+      <w:r>
         <w:drawing>
-          <wp:inline distT="0" distB="0" distL="0" distR="0" wp14:anchorId="390D78D7" wp14:editId="54E1A273">
-            <wp:extent cx="3021573" cy="1812944"/>
-            <wp:effectExtent l="0" t="0" r="7620" b="0"/>
-            <wp:docPr id="1755487642" name="Picture 1755487642"/>
+          <wp:inline distT="0" distB="0" distL="0" distR="0" wp14:anchorId="13773550" wp14:editId="36FA7CD4">
+            <wp:extent cx="3089910" cy="2159635"/>
+            <wp:effectExtent l="0" t="0" r="0" b="0"/>
+            <wp:docPr id="2" name="Picture 2"/>
             <wp:cNvGraphicFramePr>
               <a:graphicFrameLocks xmlns:a="http://purl.oclc.org/ooxml/drawingml/main" noChangeAspect="1"/>
             </wp:cNvGraphicFramePr>
@@ -47142,7 +47733,7 @@
               <a:graphicData uri="http://purl.oclc.org/ooxml/drawingml/picture">
                 <pic:pic xmlns:pic="http://purl.oclc.org/ooxml/drawingml/picture">
                   <pic:nvPicPr>
-                    <pic:cNvPr id="0" name="gru_training_history.png"/>
+                    <pic:cNvPr id="1" name=""/>
                     <pic:cNvPicPr/>
                   </pic:nvPicPr>
                   <pic:blipFill>
@@ -47154,7 +47745,7 @@
                   <pic:spPr>
                     <a:xfrm>
                       <a:off x="0" y="0"/>
-                      <a:ext cx="3033189" cy="1819914"/>
+                      <a:ext cx="3089910" cy="2159635"/>
                     </a:xfrm>
                     <a:prstGeom prst="rect">
                       <a:avLst/>
@@ -47171,20 +47762,294 @@
       <w:pPr>
         <w:pStyle w:val="Caption"/>
       </w:pPr>
-      <w:r>
-        <w:t>Slika 13. Trening i validacioni loss baznog GRU modela kroz epohe.</w:t>
+      <w:bookmarkStart w:id="37" w:name="_Ref227609517"/>
+      <w:r>
+        <w:t xml:space="preserve">Slika </w:t>
+      </w:r>
+      <w:r>
+        <w:fldChar w:fldCharType="begin"/>
+      </w:r>
+      <w:r>
+        <w:instrText xml:space="preserve"> SEQ Slika \* ARABIC </w:instrText>
+      </w:r>
+      <w:r>
+        <w:fldChar w:fldCharType="separate"/>
+      </w:r>
+      <w:r>
+        <w:rPr>
+          <w:noProof/>
+        </w:rPr>
+        <w:t>11</w:t>
+      </w:r>
+      <w:r>
+        <w:fldChar w:fldCharType="end"/>
+      </w:r>
+      <w:bookmarkEnd w:id="37"/>
+      <w:r>
+        <w:t xml:space="preserve"> Base RNN overfit</w:t>
       </w:r>
     </w:p>
     <w:p>
+      <w:pPr>
+        <w:pStyle w:val="Heading3"/>
+      </w:pPr>
+      <w:r>
+        <w:t>Smanjenje broja obeležja kao prvi korak protiv overfit-a</w:t>
+      </w:r>
+    </w:p>
+    <w:p>
+      <w:pPr>
+        <w:pStyle w:val="BodyText"/>
+        <w:rPr>
+          <w:lang w:val="en-US"/>
+        </w:rPr>
+      </w:pPr>
+      <w:r>
+        <w:t xml:space="preserve">Prvi sistematski korak za smanjenje preprilagođavanja jeste selekcija obeležja. Kombinovana </w:t>
+      </w:r>
+      <w:r>
+        <w:rPr>
+          <w:i/>
+          <w:iCs/>
+        </w:rPr>
+        <w:t>XGBoost</w:t>
+      </w:r>
+      <w:r>
+        <w:t xml:space="preserve"> i </w:t>
+      </w:r>
+      <w:r>
+        <w:rPr>
+          <w:i/>
+          <w:iCs/>
+        </w:rPr>
+        <w:t>LightGBM</w:t>
+      </w:r>
+      <w:r>
+        <w:t xml:space="preserve"> analiza važnosti pokazala je da od 184 inženjerisanih obeležja, 144 ne nose dodatnu informaciju za neuronske modele zbog visoke korelisanosti sa boljim varijantama (npr. </w:t>
+      </w:r>
+      <w:r>
+        <w:rPr>
+          <w:i/>
+          <w:iCs/>
+        </w:rPr>
+        <w:t>roll3</w:t>
+      </w:r>
+      <w:r>
+        <w:t xml:space="preserve"> i </w:t>
+      </w:r>
+      <w:r>
+        <w:rPr>
+          <w:i/>
+          <w:iCs/>
+        </w:rPr>
+        <w:t>roll5</w:t>
+      </w:r>
+      <w:r>
+        <w:t xml:space="preserve"> verzije iste statistike)</w:t>
+      </w:r>
+      <w:r>
+        <w:rPr>
+          <w:lang w:val="en-US"/>
+        </w:rPr>
+        <w:t xml:space="preserve"> </w:t>
+      </w:r>
+      <w:r>
+        <w:rPr>
+          <w:lang w:val="en-US"/>
+        </w:rPr>
+        <w:fldChar w:fldCharType="begin"/>
+      </w:r>
+      <w:r>
+        <w:rPr>
+          <w:lang w:val="en-US"/>
+        </w:rPr>
+        <w:instrText xml:space="preserve"> REF _Ref227609877 \h </w:instrText>
+      </w:r>
+      <w:r>
+        <w:rPr>
+          <w:lang w:val="en-US"/>
+        </w:rPr>
+      </w:r>
+      <w:r>
+        <w:rPr>
+          <w:lang w:val="en-US"/>
+        </w:rPr>
+        <w:fldChar w:fldCharType="separate"/>
+      </w:r>
+      <w:r>
+        <w:t>Sli</w:t>
+      </w:r>
+      <w:r>
+        <w:t>k</w:t>
+      </w:r>
+      <w:r>
+        <w:t xml:space="preserve">a </w:t>
+      </w:r>
       <w:r>
         <w:rPr>
           <w:noProof/>
         </w:rPr>
+        <w:t>12</w:t>
+      </w:r>
+      <w:r>
+        <w:rPr>
+          <w:lang w:val="en-US"/>
+        </w:rPr>
+        <w:fldChar w:fldCharType="end"/>
+      </w:r>
+      <w:r>
+        <w:t xml:space="preserve">. Redukcija na 40 obeležja uvećava R² </w:t>
+      </w:r>
+      <w:r>
+        <w:rPr>
+          <w:i/>
+          <w:iCs/>
+        </w:rPr>
+        <w:t>MLP</w:t>
+      </w:r>
+      <w:r>
+        <w:t xml:space="preserve">-a za 0,021 i smanjuje </w:t>
+      </w:r>
+      <w:r>
+        <w:rPr>
+          <w:i/>
+          <w:iCs/>
+        </w:rPr>
+        <w:t>overfit</w:t>
+      </w:r>
+      <w:r>
+        <w:t xml:space="preserve"> gap za 0,01</w:t>
+      </w:r>
+      <w:r>
+        <w:rPr>
+          <w:lang w:val="en-US"/>
+        </w:rPr>
+        <w:t>-</w:t>
+      </w:r>
+      <w:r>
+        <w:t xml:space="preserve">0,03 u zavisnosti od modela. </w:t>
+      </w:r>
+      <w:r>
+        <w:rPr>
+          <w:i/>
+          <w:iCs/>
+        </w:rPr>
+        <w:t>Tree</w:t>
+      </w:r>
+      <w:r>
+        <w:t xml:space="preserve"> modeli ne dobijaju značajno na ovoj redukciji zbog ugrađenog mehanizma selekcije</w:t>
+      </w:r>
+      <w:r>
+        <w:rPr>
+          <w:lang w:val="en-US"/>
+        </w:rPr>
+        <w:t xml:space="preserve"> (</w:t>
+      </w:r>
+      <w:r>
+        <w:rPr>
+          <w:lang w:val="en-US"/>
+        </w:rPr>
+        <w:fldChar w:fldCharType="begin"/>
+      </w:r>
+      <w:r>
+        <w:rPr>
+          <w:lang w:val="en-US"/>
+        </w:rPr>
+        <w:instrText xml:space="preserve"> REF _Ref227610249 \h </w:instrText>
+      </w:r>
+      <w:r>
+        <w:rPr>
+          <w:lang w:val="en-US"/>
+        </w:rPr>
+      </w:r>
+      <w:r>
+        <w:rPr>
+          <w:lang w:val="en-US"/>
+        </w:rPr>
+        <w:fldChar w:fldCharType="separate"/>
+      </w:r>
+      <w:r>
+        <w:t>Sli</w:t>
+      </w:r>
+      <w:r>
+        <w:t>k</w:t>
+      </w:r>
+      <w:r>
+        <w:t xml:space="preserve">a </w:t>
+      </w:r>
+      <w:r>
+        <w:rPr>
+          <w:noProof/>
+        </w:rPr>
+        <w:t>13</w:t>
+      </w:r>
+      <w:r>
+        <w:rPr>
+          <w:lang w:val="en-US"/>
+        </w:rPr>
+        <w:fldChar w:fldCharType="end"/>
+      </w:r>
+      <w:r>
+        <w:rPr>
+          <w:lang w:val="en-US"/>
+        </w:rPr>
+        <w:t xml:space="preserve">, </w:t>
+      </w:r>
+      <w:r>
+        <w:rPr>
+          <w:lang w:val="en-US"/>
+        </w:rPr>
+        <w:fldChar w:fldCharType="begin"/>
+      </w:r>
+      <w:r>
+        <w:rPr>
+          <w:lang w:val="en-US"/>
+        </w:rPr>
+        <w:instrText xml:space="preserve"> REF _Ref227610251 \h </w:instrText>
+      </w:r>
+      <w:r>
+        <w:rPr>
+          <w:lang w:val="en-US"/>
+        </w:rPr>
+      </w:r>
+      <w:r>
+        <w:rPr>
+          <w:lang w:val="en-US"/>
+        </w:rPr>
+        <w:fldChar w:fldCharType="separate"/>
+      </w:r>
+      <w:r>
+        <w:t xml:space="preserve">Slika </w:t>
+      </w:r>
+      <w:r>
+        <w:rPr>
+          <w:noProof/>
+        </w:rPr>
+        <w:t>14</w:t>
+      </w:r>
+      <w:r>
+        <w:rPr>
+          <w:lang w:val="en-US"/>
+        </w:rPr>
+        <w:fldChar w:fldCharType="end"/>
+      </w:r>
+      <w:r>
+        <w:rPr>
+          <w:lang w:val="en-US"/>
+        </w:rPr>
+        <w:t>).</w:t>
+      </w:r>
+    </w:p>
+    <w:p>
+      <w:pPr>
+        <w:keepNext/>
+      </w:pPr>
+      <w:r>
         <w:drawing>
-          <wp:inline distT="0" distB="0" distL="0" distR="0" wp14:anchorId="6F220784" wp14:editId="2F724761">
-            <wp:extent cx="3047340" cy="1828404"/>
-            <wp:effectExtent l="0" t="0" r="1270" b="635"/>
-            <wp:docPr id="1755487643" name="Picture 1755487643"/>
+          <wp:inline distT="0" distB="0" distL="0" distR="0" wp14:anchorId="0ECE9262" wp14:editId="30E282B0">
+            <wp:extent cx="3089910" cy="1090295"/>
+            <wp:effectExtent l="0" t="0" r="0" b="0"/>
+            <wp:docPr id="3" name="Picture 3"/>
             <wp:cNvGraphicFramePr>
               <a:graphicFrameLocks xmlns:a="http://purl.oclc.org/ooxml/drawingml/main" noChangeAspect="1"/>
             </wp:cNvGraphicFramePr>
@@ -47192,7 +48057,7 @@
               <a:graphicData uri="http://purl.oclc.org/ooxml/drawingml/picture">
                 <pic:pic xmlns:pic="http://purl.oclc.org/ooxml/drawingml/picture">
                   <pic:nvPicPr>
-                    <pic:cNvPr id="0" name="lstm_training_history.png"/>
+                    <pic:cNvPr id="1" name=""/>
                     <pic:cNvPicPr/>
                   </pic:nvPicPr>
                   <pic:blipFill>
@@ -47204,7 +48069,7 @@
                   <pic:spPr>
                     <a:xfrm>
                       <a:off x="0" y="0"/>
-                      <a:ext cx="3056098" cy="1833659"/>
+                      <a:ext cx="3089910" cy="1090295"/>
                     </a:xfrm>
                     <a:prstGeom prst="rect">
                       <a:avLst/>
@@ -47221,115 +48086,46 @@
       <w:pPr>
         <w:pStyle w:val="Caption"/>
       </w:pPr>
-      <w:r>
-        <w:t>Slika 14. Trening i validacioni loss multi-layer LSTM modela iz druge faze, sa vidljivim overfit gap-om nakon 10 epoha.</w:t>
+      <w:bookmarkStart w:id="38" w:name="_Ref227609877"/>
+      <w:r>
+        <w:t xml:space="preserve">Slika </w:t>
+      </w:r>
+      <w:r>
+        <w:fldChar w:fldCharType="begin"/>
+      </w:r>
+      <w:r>
+        <w:instrText xml:space="preserve"> SEQ Slika \* ARABIC </w:instrText>
+      </w:r>
+      <w:r>
+        <w:fldChar w:fldCharType="separate"/>
+      </w:r>
+      <w:r>
+        <w:rPr>
+          <w:noProof/>
+        </w:rPr>
+        <w:t>12</w:t>
+      </w:r>
+      <w:r>
+        <w:fldChar w:fldCharType="end"/>
+      </w:r>
+      <w:bookmarkEnd w:id="38"/>
+      <w:r>
+        <w:t xml:space="preserve"> Feature importance</w:t>
+      </w:r>
+      <w:r>
+        <w:t xml:space="preserve"> dropoff</w:t>
       </w:r>
     </w:p>
     <w:p>
       <w:pPr>
-        <w:pStyle w:val="Heading3"/>
+        <w:keepNext/>
       </w:pPr>
       <w:r>
-        <w:t>Smanjenje broja obeležja kao prvi korak protiv overfit-a</w:t>
-      </w:r>
-    </w:p>
-    <w:p>
-      <w:pPr>
-        <w:pStyle w:val="BodyText"/>
-      </w:pPr>
-      <w:r>
-        <w:t xml:space="preserve">Prvi sistematski korak za smanjenje preprilagođavanja jeste selekcija obeležja. Kombinovana </w:t>
-      </w:r>
-      <w:r>
-        <w:rPr>
-          <w:i/>
-          <w:iCs/>
-        </w:rPr>
-        <w:t>XGBoost</w:t>
-      </w:r>
-      <w:r>
-        <w:t xml:space="preserve"> i </w:t>
-      </w:r>
-      <w:r>
-        <w:rPr>
-          <w:i/>
-          <w:iCs/>
-        </w:rPr>
-        <w:t>LightGBM</w:t>
-      </w:r>
-      <w:r>
-        <w:t xml:space="preserve"> analiza važnosti pokazala je da od 184 inženjerisanih obeležja, 144 ne nose dodatnu informaciju za neuronske modele zbog visoke korelisanosti sa boljim varijantama (npr. </w:t>
-      </w:r>
-      <w:r>
-        <w:rPr>
-          <w:i/>
-          <w:iCs/>
-        </w:rPr>
-        <w:t>roll3</w:t>
-      </w:r>
-      <w:r>
-        <w:t xml:space="preserve"> i </w:t>
-      </w:r>
-      <w:r>
-        <w:rPr>
-          <w:i/>
-          <w:iCs/>
-        </w:rPr>
-        <w:t>roll5</w:t>
-      </w:r>
-      <w:r>
-        <w:t xml:space="preserve"> verzije iste statistike). Redukcija na 40 obeležja uvećava R² </w:t>
-      </w:r>
-      <w:r>
-        <w:rPr>
-          <w:i/>
-          <w:iCs/>
-        </w:rPr>
-        <w:t>MLP</w:t>
-      </w:r>
-      <w:r>
-        <w:t xml:space="preserve">-a za 0,021 i smanjuje </w:t>
-      </w:r>
-      <w:r>
-        <w:rPr>
-          <w:i/>
-          <w:iCs/>
-        </w:rPr>
-        <w:t>overfit</w:t>
-      </w:r>
-      <w:r>
-        <w:t xml:space="preserve"> gap za 0,01</w:t>
-      </w:r>
-      <w:r>
-        <w:rPr>
-          <w:lang w:val="en-US"/>
-        </w:rPr>
-        <w:t>-</w:t>
-      </w:r>
-      <w:r>
-        <w:t xml:space="preserve">0,03 u zavisnosti od modela. </w:t>
-      </w:r>
-      <w:r>
-        <w:rPr>
-          <w:i/>
-          <w:iCs/>
-        </w:rPr>
-        <w:t>Tree</w:t>
-      </w:r>
-      <w:r>
-        <w:t xml:space="preserve"> modeli ne dobijaju značajno na ovoj redukciji zbog ugrađenog mehanizma selekcije.</w:t>
-      </w:r>
-    </w:p>
-    <w:p>
-      <w:r>
-        <w:rPr>
-          <w:noProof/>
-        </w:rPr>
         <w:drawing>
-          <wp:inline distT="0" distB="0" distL="0" distR="0" wp14:anchorId="6C01491F" wp14:editId="57D596D7">
-            <wp:extent cx="2962771" cy="2265576"/>
-            <wp:effectExtent l="0" t="0" r="0" b="1905"/>
-            <wp:docPr id="1755487644" name="Picture 1755487644"/>
+          <wp:inline distT="0" distB="0" distL="0" distR="0" wp14:anchorId="274281F2" wp14:editId="3060717B">
+            <wp:extent cx="3089910" cy="2211705"/>
+            <wp:effectExtent l="0" t="0" r="0" b="0"/>
+            <wp:docPr id="6" name="Picture 6"/>
             <wp:cNvGraphicFramePr>
               <a:graphicFrameLocks xmlns:a="http://purl.oclc.org/ooxml/drawingml/main" noChangeAspect="1"/>
             </wp:cNvGraphicFramePr>
@@ -47337,7 +48133,7 @@
               <a:graphicData uri="http://purl.oclc.org/ooxml/drawingml/picture">
                 <pic:pic xmlns:pic="http://purl.oclc.org/ooxml/drawingml/picture">
                   <pic:nvPicPr>
-                    <pic:cNvPr id="0" name="feature_selection_learning_curves.png"/>
+                    <pic:cNvPr id="1" name=""/>
                     <pic:cNvPicPr/>
                   </pic:nvPicPr>
                   <pic:blipFill>
@@ -47349,7 +48145,7 @@
                   <pic:spPr>
                     <a:xfrm>
                       <a:off x="0" y="0"/>
-                      <a:ext cx="2973105" cy="2273478"/>
+                      <a:ext cx="3089910" cy="2211705"/>
                     </a:xfrm>
                     <a:prstGeom prst="rect">
                       <a:avLst/>
@@ -47366,20 +48162,43 @@
       <w:pPr>
         <w:pStyle w:val="Caption"/>
       </w:pPr>
-      <w:r>
-        <w:t>Slika 15. Trening i validacione krive MLP-a za pun (184) i redukovan (40) skup obeležja.</w:t>
+      <w:bookmarkStart w:id="39" w:name="_Ref227610249"/>
+      <w:r>
+        <w:t xml:space="preserve">Slika </w:t>
+      </w:r>
+      <w:r>
+        <w:fldChar w:fldCharType="begin"/>
+      </w:r>
+      <w:r>
+        <w:instrText xml:space="preserve"> SEQ Slika \* ARABIC </w:instrText>
+      </w:r>
+      <w:r>
+        <w:fldChar w:fldCharType="separate"/>
+      </w:r>
+      <w:r>
+        <w:rPr>
+          <w:noProof/>
+        </w:rPr>
+        <w:t>13</w:t>
+      </w:r>
+      <w:r>
+        <w:fldChar w:fldCharType="end"/>
+      </w:r>
+      <w:bookmarkEnd w:id="39"/>
+      <w:r>
+        <w:t xml:space="preserve"> XGBoost Loss funkcija kroz epohe za 184 feature-a</w:t>
       </w:r>
     </w:p>
     <w:p>
-      <w:r>
-        <w:rPr>
-          <w:noProof/>
-        </w:rPr>
+      <w:pPr>
+        <w:keepNext/>
+      </w:pPr>
+      <w:r>
         <w:drawing>
-          <wp:inline distT="0" distB="0" distL="0" distR="0" wp14:anchorId="45E4494A" wp14:editId="64E5B5E4">
-            <wp:extent cx="2999770" cy="927640"/>
-            <wp:effectExtent l="0" t="0" r="0" b="6350"/>
-            <wp:docPr id="1755487645" name="Picture 1755487645"/>
+          <wp:inline distT="0" distB="0" distL="0" distR="0" wp14:anchorId="22286952" wp14:editId="0F2B8624">
+            <wp:extent cx="3089910" cy="2218690"/>
+            <wp:effectExtent l="0" t="0" r="0" b="0"/>
+            <wp:docPr id="7" name="Picture 7"/>
             <wp:cNvGraphicFramePr>
               <a:graphicFrameLocks xmlns:a="http://purl.oclc.org/ooxml/drawingml/main" noChangeAspect="1"/>
             </wp:cNvGraphicFramePr>
@@ -47387,7 +48206,7 @@
               <a:graphicData uri="http://purl.oclc.org/ooxml/drawingml/picture">
                 <pic:pic xmlns:pic="http://purl.oclc.org/ooxml/drawingml/picture">
                   <pic:nvPicPr>
-                    <pic:cNvPr id="0" name="feature_selection_comparison.png"/>
+                    <pic:cNvPr id="1" name=""/>
                     <pic:cNvPicPr/>
                   </pic:nvPicPr>
                   <pic:blipFill>
@@ -47399,7 +48218,7 @@
                   <pic:spPr>
                     <a:xfrm>
                       <a:off x="0" y="0"/>
-                      <a:ext cx="3024662" cy="935337"/>
+                      <a:ext cx="3089910" cy="2218690"/>
                     </a:xfrm>
                     <a:prstGeom prst="rect">
                       <a:avLst/>
@@ -47416,8 +48235,52 @@
       <w:pPr>
         <w:pStyle w:val="Caption"/>
       </w:pPr>
-      <w:r>
-        <w:t>Slika 16. Test metrike (MAE i R²) baznih modela za pun i redukovan skup obeležja.</w:t>
+      <w:bookmarkStart w:id="40" w:name="_Ref227610251"/>
+      <w:r>
+        <w:t xml:space="preserve">Slika </w:t>
+      </w:r>
+      <w:r>
+        <w:fldChar w:fldCharType="begin"/>
+      </w:r>
+      <w:r>
+        <w:instrText xml:space="preserve"> SEQ Slika \* ARABIC </w:instrText>
+      </w:r>
+      <w:r>
+        <w:fldChar w:fldCharType="separate"/>
+      </w:r>
+      <w:r>
+        <w:rPr>
+          <w:noProof/>
+        </w:rPr>
+        <w:t>14</w:t>
+      </w:r>
+      <w:r>
+        <w:fldChar w:fldCharType="end"/>
+      </w:r>
+      <w:bookmarkEnd w:id="40"/>
+      <w:r>
+        <w:t xml:space="preserve"> </w:t>
+      </w:r>
+      <w:r>
+        <w:t>XGBoost Loss funkcij</w:t>
+      </w:r>
+      <w:r>
+        <w:t>a</w:t>
+      </w:r>
+      <w:r>
+        <w:t xml:space="preserve"> kroz epoh</w:t>
+      </w:r>
+      <w:r>
+        <w:t>e</w:t>
+      </w:r>
+      <w:r>
+        <w:t xml:space="preserve"> za </w:t>
+      </w:r>
+      <w:r>
+        <w:t>40</w:t>
+      </w:r>
+      <w:r>
+        <w:t xml:space="preserve"> feature-a</w:t>
       </w:r>
     </w:p>
     <w:p>
@@ -47633,16 +48496,102 @@
       </w:r>
     </w:p>
     <w:p>
+      <w:pPr>
+        <w:pStyle w:val="BodyText"/>
+      </w:pPr>
+      <w:r>
+        <w:t xml:space="preserve">Kontrolisana serija pokazuje sistematski trade-off: veći kapacitet bez regularizacije daje viši R² uz viši MAE; pojačana regularizacija (noise + mixup + manja arhitektura) daje niži MAE uz blago niži R². Ovaj trade-off ostaje </w:t>
+      </w:r>
+      <w:r>
+        <w:lastRenderedPageBreak/>
+        <w:t>konzistentan u kasnijim fazama i utiče na izbor strategije ansambliranja.</w:t>
+      </w:r>
+    </w:p>
+    <w:p>
+      <w:pPr>
+        <w:pStyle w:val="Heading3"/>
+      </w:pPr>
+      <w:r>
+        <w:t>Redizajn rekurentnih mreža (Improved RNN)</w:t>
+      </w:r>
+    </w:p>
+    <w:p>
+      <w:pPr>
+        <w:pStyle w:val="BodyText"/>
+        <w:rPr>
+          <w:lang w:val="en-US"/>
+        </w:rPr>
+      </w:pPr>
+      <w:r>
+        <w:t>Inicijalni rezultati rekurentnih mreža motivisali su redizajn arhitekture. Promene su sledeće: (1) sekvencijalna grana prima 33 sirova game-level obeležja umesto 184 lag i roll inženjerisanih; (2) 20 pregame obeležja ulazi odvojeno kroz statičku Dense granu, čime mreža ne mora da održava konstantne vrednosti unutar skrivenog stanja; (3) kratke karijere se ne odbacuju, već se primenjuje padding sa Masking slojem; (4) arhitektura je ograničena na maksimum dva LSTM sloja sa najviše 192 jedinice; (5) LayerNorm je obavezan i nije prepušten Optuni; (6) GaussianNoise je primenjen samo na statičku granu, jer šum nad padded pozicijama u sekvenci narušava detekciju maske.</w:t>
+      </w:r>
+      <w:r>
+        <w:rPr>
+          <w:lang w:val="en-US"/>
+        </w:rPr>
+        <w:t xml:space="preserve"> </w:t>
+      </w:r>
+      <w:r>
+        <w:rPr>
+          <w:lang w:val="en-US"/>
+        </w:rPr>
+        <w:fldChar w:fldCharType="begin"/>
+      </w:r>
+      <w:r>
+        <w:rPr>
+          <w:lang w:val="en-US"/>
+        </w:rPr>
+        <w:instrText xml:space="preserve"> REF _Ref227611311 \h </w:instrText>
+      </w:r>
+      <w:r>
+        <w:rPr>
+          <w:lang w:val="en-US"/>
+        </w:rPr>
+      </w:r>
+      <w:r>
+        <w:rPr>
+          <w:lang w:val="en-US"/>
+        </w:rPr>
+        <w:fldChar w:fldCharType="separate"/>
+      </w:r>
+      <w:r>
+        <w:t>Slik</w:t>
+      </w:r>
+      <w:r>
+        <w:t>a</w:t>
+      </w:r>
+      <w:r>
+        <w:t xml:space="preserve"> </w:t>
+      </w:r>
       <w:r>
         <w:rPr>
           <w:noProof/>
         </w:rPr>
-        <w:lastRenderedPageBreak/>
+        <w:t>15</w:t>
+      </w:r>
+      <w:r>
+        <w:rPr>
+          <w:lang w:val="en-US"/>
+        </w:rPr>
+        <w:fldChar w:fldCharType="end"/>
+      </w:r>
+      <w:r>
+        <w:rPr>
+          <w:lang w:val="en-US"/>
+        </w:rPr>
+        <w:t xml:space="preserve"> prikazuje loss funkciju kroz epohe GRU modela.</w:t>
+      </w:r>
+    </w:p>
+    <w:p>
+      <w:pPr>
+        <w:keepNext/>
+      </w:pPr>
+      <w:r>
         <w:drawing>
-          <wp:inline distT="0" distB="0" distL="0" distR="0" wp14:anchorId="63661750" wp14:editId="16A44031">
-            <wp:extent cx="3120780" cy="1605361"/>
-            <wp:effectExtent l="0" t="0" r="3810" b="0"/>
-            <wp:docPr id="1755487646" name="Picture 1755487646"/>
+          <wp:inline distT="0" distB="0" distL="0" distR="0" wp14:anchorId="7CFB5E40" wp14:editId="73702619">
+            <wp:extent cx="3089910" cy="1924050"/>
+            <wp:effectExtent l="0" t="0" r="0" b="0"/>
+            <wp:docPr id="10" name="Picture 10"/>
             <wp:cNvGraphicFramePr>
               <a:graphicFrameLocks xmlns:a="http://purl.oclc.org/ooxml/drawingml/main" noChangeAspect="1"/>
             </wp:cNvGraphicFramePr>
@@ -47650,7 +48599,7 @@
               <a:graphicData uri="http://purl.oclc.org/ooxml/drawingml/picture">
                 <pic:pic xmlns:pic="http://purl.oclc.org/ooxml/drawingml/picture">
                   <pic:nvPicPr>
-                    <pic:cNvPr id="0" name="mlp_comparison_learning_curves.png"/>
+                    <pic:cNvPr id="1" name=""/>
                     <pic:cNvPicPr/>
                   </pic:nvPicPr>
                   <pic:blipFill>
@@ -47662,7 +48611,7 @@
                   <pic:spPr>
                     <a:xfrm>
                       <a:off x="0" y="0"/>
-                      <a:ext cx="3138719" cy="1614589"/>
+                      <a:ext cx="3089910" cy="1924050"/>
                     </a:xfrm>
                     <a:prstGeom prst="rect">
                       <a:avLst/>
@@ -47679,20 +48628,148 @@
       <w:pPr>
         <w:pStyle w:val="Caption"/>
       </w:pPr>
-      <w:r>
-        <w:t>Slika 17. Trening i validacione krive za MLP modele A, B i C.</w:t>
+      <w:bookmarkStart w:id="41" w:name="_Ref227611311"/>
+      <w:r>
+        <w:t xml:space="preserve">Slika </w:t>
+      </w:r>
+      <w:r>
+        <w:fldChar w:fldCharType="begin"/>
+      </w:r>
+      <w:r>
+        <w:instrText xml:space="preserve"> SEQ Slika \* ARABIC </w:instrText>
+      </w:r>
+      <w:r>
+        <w:fldChar w:fldCharType="separate"/>
+      </w:r>
+      <w:r>
+        <w:rPr>
+          <w:noProof/>
+        </w:rPr>
+        <w:t>15</w:t>
+      </w:r>
+      <w:r>
+        <w:fldChar w:fldCharType="end"/>
+      </w:r>
+      <w:bookmarkEnd w:id="41"/>
+      <w:r>
+        <w:t xml:space="preserve"> GRU smanjenje overfita</w:t>
       </w:r>
     </w:p>
     <w:p>
+      <w:pPr>
+        <w:pStyle w:val="BodyText"/>
+        <w:rPr>
+          <w:lang w:val="en-US"/>
+        </w:rPr>
+      </w:pPr>
+      <w:r>
+        <w:t>Postignute metrike: MAE = 18,03; RMSE = 25,11; R² = 0,3354. Rekurentne mreže, koje su u prethodnim fazama bile ubedljivo najslabiji pristup, nakon ovih izmena postaju konkurentne svim ostalim modelima i u tom trenutku razvoja ostvaruju i najveći R² među svim testiranim modelima, neznatno iznad LightGBM-a (R² = 0,3346). U odnosu na inicijalni multi-layer RNN, R² je porastao za 0,1197, a MAE smanjen za 1,70 jardi. Direktna LSTM vs GRU ablacija pokazuje minimalnu razliku (R² u opsegu 0,3326–0,3354), iz čega sledi da je odlučujući faktor topologija arhitekture, a ne tip rekurentne ćelije</w:t>
+      </w:r>
+      <w:r>
+        <w:rPr>
+          <w:lang w:val="en-US"/>
+        </w:rPr>
+        <w:t xml:space="preserve"> (</w:t>
+      </w:r>
+      <w:r>
+        <w:rPr>
+          <w:lang w:val="en-US"/>
+        </w:rPr>
+        <w:fldChar w:fldCharType="begin"/>
+      </w:r>
+      <w:r>
+        <w:rPr>
+          <w:lang w:val="en-US"/>
+        </w:rPr>
+        <w:instrText xml:space="preserve"> REF _Ref227611263 \h </w:instrText>
+      </w:r>
+      <w:r>
+        <w:rPr>
+          <w:lang w:val="en-US"/>
+        </w:rPr>
+      </w:r>
+      <w:r>
+        <w:rPr>
+          <w:lang w:val="en-US"/>
+        </w:rPr>
+        <w:fldChar w:fldCharType="separate"/>
+      </w:r>
+      <w:r>
+        <w:t xml:space="preserve">Slika </w:t>
+      </w:r>
       <w:r>
         <w:rPr>
           <w:noProof/>
         </w:rPr>
+        <w:t>16</w:t>
+      </w:r>
+      <w:r>
+        <w:rPr>
+          <w:lang w:val="en-US"/>
+        </w:rPr>
+        <w:fldChar w:fldCharType="end"/>
+      </w:r>
+      <w:r>
+        <w:rPr>
+          <w:lang w:val="en-US"/>
+        </w:rPr>
+        <w:t xml:space="preserve">, </w:t>
+      </w:r>
+      <w:r>
+        <w:rPr>
+          <w:lang w:val="en-US"/>
+        </w:rPr>
+        <w:fldChar w:fldCharType="begin"/>
+      </w:r>
+      <w:r>
+        <w:rPr>
+          <w:lang w:val="en-US"/>
+        </w:rPr>
+        <w:instrText xml:space="preserve"> REF _Ref227611264 \h </w:instrText>
+      </w:r>
+      <w:r>
+        <w:rPr>
+          <w:lang w:val="en-US"/>
+        </w:rPr>
+      </w:r>
+      <w:r>
+        <w:rPr>
+          <w:lang w:val="en-US"/>
+        </w:rPr>
+        <w:fldChar w:fldCharType="separate"/>
+      </w:r>
+      <w:r>
+        <w:t xml:space="preserve">Slika </w:t>
+      </w:r>
+      <w:r>
+        <w:rPr>
+          <w:noProof/>
+        </w:rPr>
+        <w:t>17</w:t>
+      </w:r>
+      <w:r>
+        <w:rPr>
+          <w:lang w:val="en-US"/>
+        </w:rPr>
+        <w:fldChar w:fldCharType="end"/>
+      </w:r>
+      <w:r>
+        <w:rPr>
+          <w:lang w:val="en-US"/>
+        </w:rPr>
+        <w:t>).</w:t>
+      </w:r>
+    </w:p>
+    <w:p>
+      <w:pPr>
+        <w:keepNext/>
+      </w:pPr>
+      <w:r>
         <w:drawing>
-          <wp:inline distT="0" distB="0" distL="0" distR="0" wp14:anchorId="3B54E074" wp14:editId="5733A141">
-            <wp:extent cx="3215672" cy="1244994"/>
-            <wp:effectExtent l="0" t="0" r="3810" b="0"/>
-            <wp:docPr id="1755487647" name="Picture 1755487647"/>
+          <wp:inline distT="0" distB="0" distL="0" distR="0" wp14:anchorId="4B05CD3D" wp14:editId="6291033E">
+            <wp:extent cx="3089910" cy="2042795"/>
+            <wp:effectExtent l="0" t="0" r="0" b="0"/>
+            <wp:docPr id="12" name="Picture 12"/>
             <wp:cNvGraphicFramePr>
               <a:graphicFrameLocks xmlns:a="http://purl.oclc.org/ooxml/drawingml/main" noChangeAspect="1"/>
             </wp:cNvGraphicFramePr>
@@ -47700,7 +48777,7 @@
               <a:graphicData uri="http://purl.oclc.org/ooxml/drawingml/picture">
                 <pic:pic xmlns:pic="http://purl.oclc.org/ooxml/drawingml/picture">
                   <pic:nvPicPr>
-                    <pic:cNvPr id="0" name="mlp_comparison_overfit_gap.png"/>
+                    <pic:cNvPr id="1" name=""/>
                     <pic:cNvPicPr/>
                   </pic:nvPicPr>
                   <pic:blipFill>
@@ -47712,7 +48789,7 @@
                   <pic:spPr>
                     <a:xfrm>
                       <a:off x="0" y="0"/>
-                      <a:ext cx="3239104" cy="1254066"/>
+                      <a:ext cx="3089910" cy="2042795"/>
                     </a:xfrm>
                     <a:prstGeom prst="rect">
                       <a:avLst/>
@@ -47729,20 +48806,43 @@
       <w:pPr>
         <w:pStyle w:val="Caption"/>
       </w:pPr>
-      <w:r>
-        <w:t>Slika 18. Overfit gap (razlika trening i validacionog R²) po MLP varijantama.</w:t>
+      <w:bookmarkStart w:id="42" w:name="_Ref227611263"/>
+      <w:r>
+        <w:t xml:space="preserve">Slika </w:t>
+      </w:r>
+      <w:r>
+        <w:fldChar w:fldCharType="begin"/>
+      </w:r>
+      <w:r>
+        <w:instrText xml:space="preserve"> SEQ Slika \* ARABIC </w:instrText>
+      </w:r>
+      <w:r>
+        <w:fldChar w:fldCharType="separate"/>
+      </w:r>
+      <w:r>
+        <w:rPr>
+          <w:noProof/>
+        </w:rPr>
+        <w:t>16</w:t>
+      </w:r>
+      <w:r>
+        <w:fldChar w:fldCharType="end"/>
+      </w:r>
+      <w:bookmarkEnd w:id="42"/>
+      <w:r>
+        <w:t xml:space="preserve"> LSTM loss funkcija kroz epohe</w:t>
       </w:r>
     </w:p>
     <w:p>
-      <w:r>
-        <w:rPr>
-          <w:noProof/>
-        </w:rPr>
+      <w:pPr>
+        <w:keepNext/>
+      </w:pPr>
+      <w:r>
         <w:drawing>
-          <wp:inline distT="0" distB="0" distL="0" distR="0" wp14:anchorId="512A5B66" wp14:editId="4FEC40D9">
-            <wp:extent cx="3079053" cy="2377742"/>
-            <wp:effectExtent l="0" t="0" r="7620" b="3810"/>
-            <wp:docPr id="1755487648" name="Picture 1755487648"/>
+          <wp:inline distT="0" distB="0" distL="0" distR="0" wp14:anchorId="2703B124" wp14:editId="01F808AB">
+            <wp:extent cx="3089910" cy="1824355"/>
+            <wp:effectExtent l="0" t="0" r="0" b="4445"/>
+            <wp:docPr id="8" name="Picture 8"/>
             <wp:cNvGraphicFramePr>
               <a:graphicFrameLocks xmlns:a="http://purl.oclc.org/ooxml/drawingml/main" noChangeAspect="1"/>
             </wp:cNvGraphicFramePr>
@@ -47750,7 +48850,7 @@
               <a:graphicData uri="http://purl.oclc.org/ooxml/drawingml/picture">
                 <pic:pic xmlns:pic="http://purl.oclc.org/ooxml/drawingml/picture">
                   <pic:nvPicPr>
-                    <pic:cNvPr id="0" name="mlp_hybrid_learning_curves.png"/>
+                    <pic:cNvPr id="1" name=""/>
                     <pic:cNvPicPr/>
                   </pic:nvPicPr>
                   <pic:blipFill>
@@ -47762,7 +48862,7 @@
                   <pic:spPr>
                     <a:xfrm>
                       <a:off x="0" y="0"/>
-                      <a:ext cx="3091839" cy="2387616"/>
+                      <a:ext cx="3089910" cy="1824355"/>
                     </a:xfrm>
                     <a:prstGeom prst="rect">
                       <a:avLst/>
@@ -47779,8 +48879,39 @@
       <w:pPr>
         <w:pStyle w:val="Caption"/>
       </w:pPr>
-      <w:r>
-        <w:t>Slika 19. Trening i validacione krive Hybrid varijanti (Model D i E).</w:t>
+      <w:bookmarkStart w:id="43" w:name="_Ref227611264"/>
+      <w:r>
+        <w:t xml:space="preserve">Slika </w:t>
+      </w:r>
+      <w:r>
+        <w:fldChar w:fldCharType="begin"/>
+      </w:r>
+      <w:r>
+        <w:instrText xml:space="preserve"> SEQ Slika \* ARABIC </w:instrText>
+      </w:r>
+      <w:r>
+        <w:fldChar w:fldCharType="separate"/>
+      </w:r>
+      <w:r>
+        <w:rPr>
+          <w:noProof/>
+        </w:rPr>
+        <w:t>17</w:t>
+      </w:r>
+      <w:r>
+        <w:fldChar w:fldCharType="end"/>
+      </w:r>
+      <w:bookmarkEnd w:id="43"/>
+      <w:r>
+        <w:t xml:space="preserve"> GRU loss funkcija kroz epohe</w:t>
+      </w:r>
+    </w:p>
+    <w:p>
+      <w:pPr>
+        <w:pStyle w:val="Heading3"/>
+      </w:pPr>
+      <w:r>
+        <w:t>Pažnja i ugrađivanje identiteta igrača</w:t>
       </w:r>
     </w:p>
     <w:p>
@@ -47788,7 +48919,117 @@
         <w:pStyle w:val="BodyText"/>
       </w:pPr>
       <w:r>
-        <w:t>Kontrolisana serija pokazuje sistematski trade-off: veći kapacitet bez regularizacije daje viši R² uz viši MAE; pojačana regularizacija (noise + mixup + manja arhitektura) daje niži MAE uz blago niži R². Ovaj trade-off ostaje konzistentan u kasnijim fazama i utiče na izbor strategije ansambliranja.</w:t>
+        <w:t xml:space="preserve">Naredna iteracija nadograđuje </w:t>
+      </w:r>
+      <w:r>
+        <w:rPr>
+          <w:i/>
+          <w:iCs/>
+        </w:rPr>
+        <w:t>Improved RNN</w:t>
+      </w:r>
+      <w:r>
+        <w:t xml:space="preserve"> dvema komponentama: </w:t>
+      </w:r>
+      <w:r>
+        <w:rPr>
+          <w:i/>
+          <w:iCs/>
+        </w:rPr>
+        <w:t>AttentionPool</w:t>
+      </w:r>
+      <w:r>
+        <w:t xml:space="preserve"> slojem i </w:t>
+      </w:r>
+      <w:r>
+        <w:rPr>
+          <w:i/>
+          <w:iCs/>
+        </w:rPr>
+        <w:t>Embedding</w:t>
+      </w:r>
+      <w:r>
+        <w:t xml:space="preserve"> granom namenjenoj identitetu igrača. </w:t>
+      </w:r>
+      <w:r>
+        <w:rPr>
+          <w:i/>
+          <w:iCs/>
+        </w:rPr>
+        <w:t>Embedding</w:t>
+      </w:r>
+      <w:r>
+        <w:t xml:space="preserve"> grana je uvedena sa idejom da modeluje latentne, vremenski stabilne kvalitete pojedinih igrača (talenat, ulogu u timu, stilske karakteristike) koje sirova </w:t>
+      </w:r>
+      <w:r>
+        <w:rPr>
+          <w:i/>
+          <w:iCs/>
+        </w:rPr>
+        <w:t>game-level</w:t>
+      </w:r>
+      <w:r>
+        <w:t xml:space="preserve"> obeležja ne zahvataju u potpunosti, a koje bi mogle nositi prediktivni signal nezavisan od forme u prethodnim mečevima. Radi provere odnosa između tipa rekurentne ćelije i ciljne transformacije, testirana je kombinatorika {LSTM, GRU} </w:t>
+      </w:r>
+      <w:r>
+        <w:rPr>
+          <w:lang w:val="en-US"/>
+        </w:rPr>
+        <w:t>*</w:t>
+      </w:r>
+      <w:r>
+        <w:t xml:space="preserve"> {</w:t>
+      </w:r>
+      <w:r>
+        <w:rPr>
+          <w:rFonts w:hint="eastAsia"/>
+        </w:rPr>
+        <w:t>√</w:t>
+      </w:r>
+      <w:r>
+        <w:t>y, log(1+y)}, a dodatno je razmatrana i dijagnostička varijanta sa relaksiranom regularizacijom. Rezultati su ispod Improved RNN-a (najbolji GRU_sqrt R² = 0,3236; relaksirana varijanta GRU_log1p_v2 R² = 0,3262), pri čemu svi modeli i dalje rano staju.</w:t>
+      </w:r>
+    </w:p>
+    <w:p>
+      <w:pPr>
+        <w:pStyle w:val="BodyText"/>
+      </w:pPr>
+      <w:r>
+        <w:t xml:space="preserve">Uzrok je dvojak: 49,9% test uzoraka ima </w:t>
+      </w:r>
+      <w:r>
+        <w:rPr>
+          <w:i/>
+          <w:iCs/>
+        </w:rPr>
+        <w:t>player</w:t>
+      </w:r>
+      <w:r>
+        <w:rPr>
+          <w:i/>
+          <w:iCs/>
+          <w:lang w:val="en-US"/>
+        </w:rPr>
+        <w:t xml:space="preserve"> </w:t>
+      </w:r>
+      <w:r>
+        <w:rPr>
+          <w:i/>
+          <w:iCs/>
+        </w:rPr>
+        <w:t>id</w:t>
+      </w:r>
+      <w:r>
+        <w:t xml:space="preserve"> koji se ne pojavljuje u trening skupu, te embedding sloj ostaje neefikasan na test skupu; takođe, mali broj utakmica po igraču (medijan </w:t>
+      </w:r>
+      <w:r>
+        <w:rPr>
+          <w:rFonts w:hint="eastAsia"/>
+        </w:rPr>
+        <w:t>≈</w:t>
+      </w:r>
+      <w:r>
+        <w:t xml:space="preserve"> 14) ne pruža dovoljno signala za učenje smislenih attention težina. Iz navedenog sledi da Improved RNN ostaje najbolji rekurentni model za posmatrani skup. Pažnja i ugrađivanje identiteta ne donose poboljšanje, jer ograničenje nije u kapacitetu modela, već u količini i strukturi raspoloživih podataka.</w:t>
       </w:r>
     </w:p>
     <w:p>
@@ -47796,7 +49037,167 @@
         <w:pStyle w:val="Heading3"/>
       </w:pPr>
       <w:r>
-        <w:t>Redizajn rekurentnih mreža (Improved RNN)</w:t>
+        <w:t>Kvantilna regresija</w:t>
+      </w:r>
+    </w:p>
+    <w:p>
+      <w:pPr>
+        <w:pStyle w:val="BodyText"/>
+        <w:rPr>
+          <w:lang w:val="en-US"/>
+        </w:rPr>
+      </w:pPr>
+      <w:r>
+        <w:rPr>
+          <w:lang w:val="en-US"/>
+        </w:rPr>
+        <w:t xml:space="preserve">Kvantilna regresija primenjena je nad istom </w:t>
+      </w:r>
+      <w:r>
+        <w:rPr>
+          <w:i/>
+          <w:iCs/>
+          <w:lang w:val="en-US"/>
+        </w:rPr>
+        <w:t>MLP</w:t>
+      </w:r>
+      <w:r>
+        <w:rPr>
+          <w:lang w:val="en-US"/>
+        </w:rPr>
+        <w:t xml:space="preserve">-B osnovom, uz </w:t>
+      </w:r>
+      <w:r>
+        <w:rPr>
+          <w:i/>
+          <w:iCs/>
+          <w:lang w:val="en-US"/>
+        </w:rPr>
+        <w:t>pinball loss</w:t>
+      </w:r>
+      <w:r>
+        <w:rPr>
+          <w:lang w:val="en-US"/>
+        </w:rPr>
+        <w:t xml:space="preserve"> kao funkciju gubitka koja model usmerava da istovremeno procenjuje više tačaka uslovne distribucije ciljne promenljive. Kao tačkasta predikcija koristi se medijan (q50), dok razmak između gornjeg i donjeg kvantila (q90</w:t>
+      </w:r>
+      <w:r>
+        <w:rPr>
+          <w:lang w:val="en-US"/>
+        </w:rPr>
+        <w:t>-</w:t>
+      </w:r>
+      <w:r>
+        <w:rPr>
+          <w:lang w:val="en-US"/>
+        </w:rPr>
+        <w:t>q10) služi kao 80% interval</w:t>
+      </w:r>
+      <w:r>
+        <w:rPr>
+          <w:lang w:val="en-US"/>
+        </w:rPr>
+        <w:t>a</w:t>
+      </w:r>
+      <w:r>
+        <w:rPr>
+          <w:lang w:val="en-US"/>
+        </w:rPr>
+        <w:t xml:space="preserve"> poverenja, čime model pored same predikcije pruža i kvantifikaciju neizvesnosti.</w:t>
+      </w:r>
+    </w:p>
+    <w:p>
+      <w:pPr>
+        <w:pStyle w:val="BodyText"/>
+        <w:rPr>
+          <w:lang w:val="en-US"/>
+        </w:rPr>
+      </w:pPr>
+      <w:r>
+        <w:rPr>
+          <w:lang w:val="en-US"/>
+        </w:rPr>
+        <w:t xml:space="preserve">Postignute metrike su: </w:t>
+      </w:r>
+      <w:r>
+        <w:rPr>
+          <w:i/>
+          <w:iCs/>
+          <w:lang w:val="en-US"/>
+        </w:rPr>
+        <w:t>MAE</w:t>
+      </w:r>
+      <w:r>
+        <w:rPr>
+          <w:lang w:val="en-US"/>
+        </w:rPr>
+        <w:t xml:space="preserve"> q50 = 17,76; </w:t>
+      </w:r>
+      <w:r>
+        <w:rPr>
+          <w:i/>
+          <w:iCs/>
+          <w:lang w:val="en-US"/>
+        </w:rPr>
+        <w:t>RMSE</w:t>
+      </w:r>
+      <w:r>
+        <w:rPr>
+          <w:lang w:val="en-US"/>
+        </w:rPr>
+        <w:t xml:space="preserve"> = 25,60; R² = 0,3093; pokrivenost pojasa q10</w:t>
+      </w:r>
+      <w:r>
+        <w:rPr>
+          <w:lang w:val="en-US"/>
+        </w:rPr>
+        <w:t>-</w:t>
+      </w:r>
+      <w:r>
+        <w:rPr>
+          <w:lang w:val="en-US"/>
+        </w:rPr>
+        <w:t xml:space="preserve">q90 iznosi 78,8% (uz ciljanu vrednost od 80%), a prosečna širina pojasa 59,7 jardi. </w:t>
+      </w:r>
+      <w:r>
+        <w:rPr>
+          <w:i/>
+          <w:iCs/>
+          <w:lang w:val="en-US"/>
+        </w:rPr>
+        <w:t>MLP Quantile</w:t>
+      </w:r>
+      <w:r>
+        <w:rPr>
+          <w:lang w:val="en-US"/>
+        </w:rPr>
+        <w:t xml:space="preserve"> je time najbolji pojedinačni model po MAE metrici i jasno ilustruje da izbor funkcije gubitka može imati </w:t>
+      </w:r>
+      <w:r>
+        <w:rPr>
+          <w:lang w:val="en-US"/>
+        </w:rPr>
+        <w:t>značajan</w:t>
+      </w:r>
+      <w:r>
+        <w:rPr>
+          <w:lang w:val="en-US"/>
+        </w:rPr>
+        <w:t xml:space="preserve"> efekat na kvalitet predikcije</w:t>
+      </w:r>
+      <w:r>
+        <w:rPr>
+          <w:lang w:val="en-US"/>
+        </w:rPr>
+        <w:t>.</w:t>
+      </w:r>
+    </w:p>
+    <w:p>
+      <w:pPr>
+        <w:pStyle w:val="Heading3"/>
+      </w:pPr>
+      <w:r>
+        <w:t>Strategije ansambliranja</w:t>
       </w:r>
     </w:p>
     <w:p>
@@ -47804,7 +49205,48 @@
         <w:pStyle w:val="BodyText"/>
       </w:pPr>
       <w:r>
-        <w:t>Inicijalni rezultati rekurentnih mreža motivisali su redizajn arhitekture. Promene su sledeće: (1) sekvencijalna grana prima 33 sirova game-level obeležja umesto 184 lag i roll inženjerisanih; (2) 20 pregame obeležja ulazi odvojeno kroz statičku Dense granu, čime mreža ne mora da održava konstantne vrednosti unutar skrivenog stanja; (3) kratke karijere se ne odbacuju, već se primenjuje padding sa Masking slojem; (4) arhitektura je ograničena na maksimum dva LSTM sloja sa najviše 192 jedinice; (5) LayerNorm je obavezan i nije prepušten Optuni; (6) GaussianNoise je primenjen samo na statičku granu, jer šum nad padded pozicijama u sekvenci narušava detekciju maske.</w:t>
+        <w:t xml:space="preserve">Ansambliranje se u ovom radu primenjuje kao poslednji korak u hijerarhiji modelovanja, sa ciljem da se iskoristi komplementarnost grešaka pojedinačnih modela i postigne niža ukupna greška od bilo kog pojedinačnog pristupa. Kao bazni modeli izabrano je pet arhitektura koje pripadaju različitim familijama: </w:t>
+      </w:r>
+      <w:r>
+        <w:rPr>
+          <w:i/>
+          <w:iCs/>
+        </w:rPr>
+        <w:t>XGBoost</w:t>
+      </w:r>
+      <w:r>
+        <w:t xml:space="preserve"> i </w:t>
+      </w:r>
+      <w:r>
+        <w:rPr>
+          <w:i/>
+          <w:iCs/>
+        </w:rPr>
+        <w:t>LightGBM</w:t>
+      </w:r>
+      <w:r>
+        <w:t xml:space="preserve"> kao gradient boosting stabla koja hvataju nelinearne interakcije i prekide, </w:t>
+      </w:r>
+      <w:r>
+        <w:rPr>
+          <w:i/>
+          <w:iCs/>
+        </w:rPr>
+        <w:lastRenderedPageBreak/>
+        <w:t>ElasticNet</w:t>
+      </w:r>
+      <w:r>
+        <w:t xml:space="preserve"> kao regularizovan linearni model koji obezbeđuje stabilnu globalnu aproksimaciju, MLP Hybrid kao neuronski regresor osposobljen za modelovanje kontinualnih obrazaca u podacima, i </w:t>
+      </w:r>
+      <w:r>
+        <w:rPr>
+          <w:i/>
+          <w:iCs/>
+        </w:rPr>
+        <w:t>MLP Quantile</w:t>
+      </w:r>
+      <w:r>
+        <w:t xml:space="preserve"> kao kvantilni procenjivač. </w:t>
       </w:r>
     </w:p>
     <w:p>
@@ -47812,63 +49254,24 @@
         <w:pStyle w:val="BodyText"/>
       </w:pPr>
       <w:r>
-        <w:t>Postignute metrike: MAE = 18,03; RMSE = 25,11; R² = 0,3354. Rekurentne mreže, koje su u prethodnim fazama bile ubedljivo najslabiji pristup, nakon ovih izmena postaju konkurentne svim ostalim modelima i u tom trenutku razvoja ostvaruju i najveći R² među svim testiranim modelima, neznatno iznad LightGBM-a (R² = 0,3346). U odnosu na inicijalni multi-layer RNN, R² je porastao za 0,1197, a MAE smanjen za 1,70 jardi. Direktna LSTM vs GRU ablacija pokazuje minimalnu razliku (R² u opsegu 0,3326–0,3354), iz čega sledi da je odlučujući faktor topologija arhitekture, a ne tip rekurentne ćelije.</w:t>
-      </w:r>
-    </w:p>
-    <w:p>
-      <w:r>
-        <w:rPr>
-          <w:noProof/>
-        </w:rPr>
-        <w:drawing>
-          <wp:inline distT="0" distB="0" distL="0" distR="0" wp14:anchorId="77FB2367" wp14:editId="11E82624">
-            <wp:extent cx="3145811" cy="859871"/>
-            <wp:effectExtent l="0" t="0" r="0" b="0"/>
-            <wp:docPr id="1755487651" name="Picture 1755487651"/>
-            <wp:cNvGraphicFramePr>
-              <a:graphicFrameLocks xmlns:a="http://purl.oclc.org/ooxml/drawingml/main" noChangeAspect="1"/>
-            </wp:cNvGraphicFramePr>
-            <a:graphic xmlns:a="http://purl.oclc.org/ooxml/drawingml/main">
-              <a:graphicData uri="http://purl.oclc.org/ooxml/drawingml/picture">
-                <pic:pic xmlns:pic="http://purl.oclc.org/ooxml/drawingml/picture">
-                  <pic:nvPicPr>
-                    <pic:cNvPr id="0" name="rnn_gru_vs_lstm_comparison.png"/>
-                    <pic:cNvPicPr/>
-                  </pic:nvPicPr>
-                  <pic:blipFill>
-                    <a:blip r:embed="rId26"/>
-                    <a:stretch>
-                      <a:fillRect/>
-                    </a:stretch>
-                  </pic:blipFill>
-                  <pic:spPr>
-                    <a:xfrm flipV="1">
-                      <a:off x="0" y="0"/>
-                      <a:ext cx="3176165" cy="868168"/>
-                    </a:xfrm>
-                    <a:prstGeom prst="rect">
-                      <a:avLst/>
-                    </a:prstGeom>
-                  </pic:spPr>
-                </pic:pic>
-              </a:graphicData>
-            </a:graphic>
-          </wp:inline>
-        </w:drawing>
+        <w:t>Nad ovim skupom baznih modela primenjene su četiri strategije agregacije. Prosta aritmetička sredina predstavlja najjednostavniju referencu, u kojoj svi modeli dobijaju jednaku težinu. Težinsko usrednjavanje na osnovu validacione greške dodeljuje svakom modelu težinu proporcionalnu recipročnoj vrednosti njegovog validacionog MAE, čime se automatski favorizuju tačnije komponente ansambla. Ograničena linearna kombinacija koristi numeričku optimizaciju za određivanje težina koje minimizuju validacionu grešku uz striktne uslove nenegativnosti pojedinačnih težina i jedinične sume. Ridge meta-model</w:t>
+      </w:r>
+      <w:r>
+        <w:rPr>
+          <w:lang w:val="en-US"/>
+        </w:rPr>
+        <w:t xml:space="preserve"> </w:t>
+      </w:r>
+      <w:r>
+        <w:t>predstavlja pristup u kojem se predikcije baznih modela koriste kao obeležja za treniranje dodatnog Ridge regresora, koji tako može naučiti i fine korekcije pristrasnosti pojedinačnih modela. Sve strategije su evaluirane pod istim validacionim protokolom da bi se izbegla pristrasnost u izboru težina i garantovala uporednost rezultata.</w:t>
       </w:r>
     </w:p>
     <w:p>
       <w:pPr>
-        <w:pStyle w:val="Caption"/>
+        <w:pStyle w:val="BodyText"/>
       </w:pPr>
       <w:r>
-        <w:t xml:space="preserve">Slika 22. LSTM vs GRU ablacija </w:t>
-      </w:r>
-      <w:r>
-        <w:t>-</w:t>
-      </w:r>
-      <w:r>
-        <w:t xml:space="preserve"> razlika u test metrikama je u granicama merne neizvesnosti.</w:t>
+        <w:t>Najbolji rezultat po R² metrici među svim testiranim ansamblima ostvaruje kombinacija XGBoost + LightGBM + MLP, sa postignutom vrednošću R² = 0,3384 na test skupu. Ovaj sastav spaja dva predstavnika gradient boosting familije sa neuronskim regresorom, pri čemu se boosting komponente oslanjaju na stablastu logiku i diskretne podele prostora obeležja, dok MLP modeluje kontinualne, glatke zavisnosti između ulaza i cilja. Upravo ta strukturna raznorodnost komponenti omogućava da kombinovana predikcija bolje objašnjava varijansu u ciljnoj promenljivoj nego bilo koji pojedinačni model. Ansambl je treniran nad punim skupom od 184 obeležja, čime mu je omogućeno da iskoristi širi spektar signala u odnosu na modele obučene na redukovanom skupu od 40 obeležja, a postignuta vrednost istovremeno predstavlja i gornju granicu R² performansi u okviru celokupnog razvoja.</w:t>
       </w:r>
     </w:p>
     <w:p>
@@ -47876,589 +49279,45 @@
         <w:pStyle w:val="Heading3"/>
       </w:pPr>
       <w:r>
-        <w:t>Pažnja i ugrađivanje identiteta igrača</w:t>
+        <w:t>Sumarni rezultati i poređenje sa klasičnim referentnim modelima</w:t>
       </w:r>
     </w:p>
     <w:p>
       <w:pPr>
         <w:pStyle w:val="BodyText"/>
+        <w:rPr>
+          <w:lang w:val="en-US"/>
+        </w:rPr>
       </w:pPr>
       <w:r>
-        <w:t xml:space="preserve">Naredna iteracija nadograđuje </w:t>
-      </w:r>
-      <w:r>
-        <w:rPr>
-          <w:i/>
-          <w:iCs/>
-        </w:rPr>
-        <w:t>Improved RNN</w:t>
-      </w:r>
-      <w:r>
-        <w:t xml:space="preserve"> dvema komponentama: </w:t>
-      </w:r>
-      <w:r>
-        <w:rPr>
-          <w:i/>
-          <w:iCs/>
-        </w:rPr>
-        <w:t>AttentionPool</w:t>
-      </w:r>
-      <w:r>
-        <w:t xml:space="preserve"> slojem i </w:t>
-      </w:r>
-      <w:r>
-        <w:rPr>
-          <w:i/>
-          <w:iCs/>
-        </w:rPr>
-        <w:t>Embedding</w:t>
-      </w:r>
-      <w:r>
-        <w:t xml:space="preserve"> granom namenjenoj identitetu igrača. </w:t>
-      </w:r>
-      <w:r>
-        <w:rPr>
-          <w:i/>
-          <w:iCs/>
-        </w:rPr>
-        <w:t>Embedding</w:t>
-      </w:r>
-      <w:r>
-        <w:t xml:space="preserve"> grana je uvedena sa idejom da modeluje latentne, vremenski stabilne kvalitete pojedinih igrača (talenat, ulogu u timu, stilske karakteristike) koje sirova </w:t>
-      </w:r>
-      <w:r>
-        <w:rPr>
-          <w:i/>
-          <w:iCs/>
-        </w:rPr>
-        <w:t>game-level</w:t>
-      </w:r>
-      <w:r>
-        <w:t xml:space="preserve"> obeležja ne zahvataju u potpunosti, a koje bi mogle nositi prediktivni signal nezavisan od forme u prethodnim mečevima. Radi provere odnosa između tipa rekurentne ćelije i ciljne transformacije, testirana je kombinatorika {LSTM, GRU} </w:t>
-      </w:r>
-      <w:r>
-        <w:rPr>
-          <w:lang w:val="en-US"/>
-        </w:rPr>
-        <w:t>*</w:t>
-      </w:r>
-      <w:r>
-        <w:t xml:space="preserve"> {</w:t>
-      </w:r>
-      <w:r>
-        <w:rPr>
-          <w:rFonts w:hint="eastAsia"/>
-        </w:rPr>
-        <w:t>√</w:t>
-      </w:r>
-      <w:r>
-        <w:t>y, log(1+y)}, a dodatno je razmatrana i dijagnostička varijanta sa relaksiranom regularizacijom. Rezultati su ispod Improved RNN-a (najbolji GRU_sqrt R² = 0,3236; relaksirana varijanta GRU_log1p_v2 R² = 0,3262), pri čemu svi modeli i dalje rano staju.</w:t>
-      </w:r>
-    </w:p>
-    <w:p>
-      <w:pPr>
-        <w:pStyle w:val="BodyText"/>
-      </w:pPr>
-      <w:r>
-        <w:t xml:space="preserve">Uzrok je dvojak: 49,9% test uzoraka ima </w:t>
-      </w:r>
-      <w:r>
-        <w:rPr>
-          <w:i/>
-          <w:iCs/>
-        </w:rPr>
-        <w:t>player</w:t>
-      </w:r>
-      <w:r>
-        <w:rPr>
-          <w:i/>
-          <w:iCs/>
+        <w:fldChar w:fldCharType="begin"/>
+      </w:r>
+      <w:r>
+        <w:instrText xml:space="preserve"> REF _Ref227609119 \h </w:instrText>
+      </w:r>
+      <w:r>
+        <w:fldChar w:fldCharType="separate"/>
+      </w:r>
+      <w:r>
+        <w:t xml:space="preserve">Tabela </w:t>
+      </w:r>
+      <w:r>
+        <w:rPr>
+          <w:noProof/>
+        </w:rPr>
+        <w:t>24</w:t>
+      </w:r>
+      <w:r>
+        <w:fldChar w:fldCharType="end"/>
+      </w:r>
+      <w:r>
+        <w:rPr>
           <w:lang w:val="en-US"/>
         </w:rPr>
         <w:t xml:space="preserve"> </w:t>
       </w:r>
       <w:r>
-        <w:rPr>
-          <w:i/>
-          <w:iCs/>
-        </w:rPr>
-        <w:t>id</w:t>
-      </w:r>
-      <w:r>
-        <w:t xml:space="preserve"> koji se ne pojavljuje u trening skupu, te embedding sloj ostaje neefikasan na test skupu; takođe, mali broj utakmica po igraču (medijan </w:t>
-      </w:r>
-      <w:r>
-        <w:rPr>
-          <w:rFonts w:hint="eastAsia"/>
-        </w:rPr>
-        <w:t>≈</w:t>
-      </w:r>
-      <w:r>
-        <w:t xml:space="preserve"> 14) ne pruža dovoljno signala za učenje smislenih attention težina. Iz navedenog sledi da Improved RNN ostaje najbolji rekurentni model za posmatrani skup. Pažnja i ugrađivanje identiteta ne donose poboljšanje, jer ograničenje nije u kapacitetu modela, već u količini i strukturi raspoloživih podataka.</w:t>
-      </w:r>
-    </w:p>
-    <w:p>
-      <w:r>
-        <w:rPr>
-          <w:noProof/>
-        </w:rPr>
-        <w:drawing>
-          <wp:inline distT="0" distB="0" distL="0" distR="0" wp14:anchorId="6594038B" wp14:editId="3CB224CA">
-            <wp:extent cx="3115573" cy="1935471"/>
-            <wp:effectExtent l="0" t="0" r="0" b="8255"/>
-            <wp:docPr id="1755487652" name="Picture 1755487652"/>
-            <wp:cNvGraphicFramePr>
-              <a:graphicFrameLocks xmlns:a="http://purl.oclc.org/ooxml/drawingml/main" noChangeAspect="1"/>
-            </wp:cNvGraphicFramePr>
-            <a:graphic xmlns:a="http://purl.oclc.org/ooxml/drawingml/main">
-              <a:graphicData uri="http://purl.oclc.org/ooxml/drawingml/picture">
-                <pic:pic xmlns:pic="http://purl.oclc.org/ooxml/drawingml/picture">
-                  <pic:nvPicPr>
-                    <pic:cNvPr id="0" name="rnn_attn_embed_learning_curves.png"/>
-                    <pic:cNvPicPr/>
-                  </pic:nvPicPr>
-                  <pic:blipFill>
-                    <a:blip r:embed="rId27"/>
-                    <a:stretch>
-                      <a:fillRect/>
-                    </a:stretch>
-                  </pic:blipFill>
-                  <pic:spPr>
-                    <a:xfrm>
-                      <a:off x="0" y="0"/>
-                      <a:ext cx="3127410" cy="1942824"/>
-                    </a:xfrm>
-                    <a:prstGeom prst="rect">
-                      <a:avLst/>
-                    </a:prstGeom>
-                  </pic:spPr>
-                </pic:pic>
-              </a:graphicData>
-            </a:graphic>
-          </wp:inline>
-        </w:drawing>
-      </w:r>
-    </w:p>
-    <w:p>
-      <w:pPr>
-        <w:pStyle w:val="Caption"/>
-      </w:pPr>
-      <w:r>
-        <w:t>Slika 23. Trening i validacione krive Attention + Embedding modela.</w:t>
-      </w:r>
-    </w:p>
-    <w:p>
-      <w:r>
-        <w:rPr>
-          <w:noProof/>
-        </w:rPr>
-        <w:lastRenderedPageBreak/>
-        <w:drawing>
-          <wp:inline distT="0" distB="0" distL="0" distR="0" wp14:anchorId="3D6BA553" wp14:editId="1E3B7A01">
-            <wp:extent cx="2969387" cy="1844657"/>
-            <wp:effectExtent l="0" t="0" r="2540" b="3810"/>
-            <wp:docPr id="1755487653" name="Picture 1755487653"/>
-            <wp:cNvGraphicFramePr>
-              <a:graphicFrameLocks xmlns:a="http://purl.oclc.org/ooxml/drawingml/main" noChangeAspect="1"/>
-            </wp:cNvGraphicFramePr>
-            <a:graphic xmlns:a="http://purl.oclc.org/ooxml/drawingml/main">
-              <a:graphicData uri="http://purl.oclc.org/ooxml/drawingml/picture">
-                <pic:pic xmlns:pic="http://purl.oclc.org/ooxml/drawingml/picture">
-                  <pic:nvPicPr>
-                    <pic:cNvPr id="0" name="rnn_attn_embed_v2_learning_curves.png"/>
-                    <pic:cNvPicPr/>
-                  </pic:nvPicPr>
-                  <pic:blipFill>
-                    <a:blip r:embed="rId28"/>
-                    <a:stretch>
-                      <a:fillRect/>
-                    </a:stretch>
-                  </pic:blipFill>
-                  <pic:spPr>
-                    <a:xfrm>
-                      <a:off x="0" y="0"/>
-                      <a:ext cx="2988169" cy="1856325"/>
-                    </a:xfrm>
-                    <a:prstGeom prst="rect">
-                      <a:avLst/>
-                    </a:prstGeom>
-                  </pic:spPr>
-                </pic:pic>
-              </a:graphicData>
-            </a:graphic>
-          </wp:inline>
-        </w:drawing>
-      </w:r>
-    </w:p>
-    <w:p>
-      <w:pPr>
-        <w:pStyle w:val="Caption"/>
-      </w:pPr>
-      <w:r>
-        <w:t>Slika 24. Krive nakon relaxirane regularizacije u Attention + Embedding v2.</w:t>
-      </w:r>
-    </w:p>
-    <w:p>
-      <w:pPr>
-        <w:pStyle w:val="Heading3"/>
-      </w:pPr>
-      <w:r>
-        <w:t>Kvantilna regresija</w:t>
-      </w:r>
-    </w:p>
-    <w:p>
-      <w:pPr>
-        <w:pStyle w:val="BodyText"/>
-        <w:rPr>
-          <w:lang w:val="en-US"/>
-        </w:rPr>
-      </w:pPr>
-      <w:r>
-        <w:rPr>
-          <w:lang w:val="en-US"/>
-        </w:rPr>
-        <w:t xml:space="preserve">Kvantilna regresija primenjena je nad istom </w:t>
-      </w:r>
-      <w:r>
-        <w:rPr>
-          <w:i/>
-          <w:iCs/>
-          <w:lang w:val="en-US"/>
-        </w:rPr>
-        <w:t>MLP</w:t>
-      </w:r>
-      <w:r>
-        <w:rPr>
-          <w:lang w:val="en-US"/>
-        </w:rPr>
-        <w:t xml:space="preserve">-B osnovom, uz </w:t>
-      </w:r>
-      <w:r>
-        <w:rPr>
-          <w:i/>
-          <w:iCs/>
-          <w:lang w:val="en-US"/>
-        </w:rPr>
-        <w:t>pinball loss</w:t>
-      </w:r>
-      <w:r>
-        <w:rPr>
-          <w:lang w:val="en-US"/>
-        </w:rPr>
-        <w:t xml:space="preserve"> kao funkciju gubitka koja model usmerava da istovremeno procenjuje više tačaka uslovne distribucije ciljne promenljive. Kao tačkasta predikcija koristi se medijan (q50), dok razmak između gornjeg i donjeg kvantila (q90</w:t>
-      </w:r>
-      <w:r>
-        <w:rPr>
-          <w:lang w:val="en-US"/>
-        </w:rPr>
-        <w:t>-</w:t>
-      </w:r>
-      <w:r>
-        <w:rPr>
-          <w:lang w:val="en-US"/>
-        </w:rPr>
-        <w:t>q10) služi kao 80% interval</w:t>
-      </w:r>
-      <w:r>
-        <w:rPr>
-          <w:lang w:val="en-US"/>
-        </w:rPr>
-        <w:t>a</w:t>
-      </w:r>
-      <w:r>
-        <w:rPr>
-          <w:lang w:val="en-US"/>
-        </w:rPr>
-        <w:t xml:space="preserve"> poverenja, čime model pored same predikcije pruža i kvantifikaciju neizvesnosti.</w:t>
-      </w:r>
-    </w:p>
-    <w:p>
-      <w:pPr>
-        <w:pStyle w:val="BodyText"/>
-        <w:rPr>
-          <w:lang w:val="en-US"/>
-        </w:rPr>
-      </w:pPr>
-      <w:r>
-        <w:rPr>
-          <w:lang w:val="en-US"/>
-        </w:rPr>
-        <w:t xml:space="preserve">Postignute metrike su: </w:t>
-      </w:r>
-      <w:r>
-        <w:rPr>
-          <w:i/>
-          <w:iCs/>
-          <w:lang w:val="en-US"/>
-        </w:rPr>
-        <w:t>MAE</w:t>
-      </w:r>
-      <w:r>
-        <w:rPr>
-          <w:lang w:val="en-US"/>
-        </w:rPr>
-        <w:t xml:space="preserve"> q50 = 17,76; </w:t>
-      </w:r>
-      <w:r>
-        <w:rPr>
-          <w:i/>
-          <w:iCs/>
-          <w:lang w:val="en-US"/>
-        </w:rPr>
-        <w:t>RMSE</w:t>
-      </w:r>
-      <w:r>
-        <w:rPr>
-          <w:lang w:val="en-US"/>
-        </w:rPr>
-        <w:t xml:space="preserve"> = 25,60; R² = 0,3093; pokrivenost pojasa q10</w:t>
-      </w:r>
-      <w:r>
-        <w:rPr>
-          <w:lang w:val="en-US"/>
-        </w:rPr>
-        <w:t>-</w:t>
-      </w:r>
-      <w:r>
-        <w:rPr>
-          <w:lang w:val="en-US"/>
-        </w:rPr>
-        <w:t xml:space="preserve">q90 iznosi 78,8% (uz ciljanu vrednost od 80%), a prosečna širina pojasa 59,7 jardi. </w:t>
-      </w:r>
-      <w:r>
-        <w:rPr>
-          <w:i/>
-          <w:iCs/>
-          <w:lang w:val="en-US"/>
-        </w:rPr>
-        <w:t>MLP Quantile</w:t>
-      </w:r>
-      <w:r>
-        <w:rPr>
-          <w:lang w:val="en-US"/>
-        </w:rPr>
-        <w:t xml:space="preserve"> je time najbolji pojedinačni model po MAE metrici i jasno ilustruje da izbor funkcije gubitka može imati </w:t>
-      </w:r>
-      <w:r>
-        <w:rPr>
-          <w:lang w:val="en-US"/>
-        </w:rPr>
-        <w:t>značajan</w:t>
-      </w:r>
-      <w:r>
-        <w:rPr>
-          <w:lang w:val="en-US"/>
-        </w:rPr>
-        <w:t xml:space="preserve"> efekat na kvalitet predikcije</w:t>
-      </w:r>
-      <w:r>
-        <w:rPr>
-          <w:lang w:val="en-US"/>
-        </w:rPr>
-        <w:t>.</w:t>
-      </w:r>
-    </w:p>
-    <w:p>
-      <w:r>
-        <w:rPr>
-          <w:noProof/>
-        </w:rPr>
-        <w:drawing>
-          <wp:inline distT="0" distB="0" distL="0" distR="0" wp14:anchorId="011AF91F" wp14:editId="02D3D8AE">
-            <wp:extent cx="3176637" cy="1115251"/>
-            <wp:effectExtent l="0" t="0" r="5080" b="8890"/>
-            <wp:docPr id="1755487654" name="Picture 1755487654"/>
-            <wp:cNvGraphicFramePr>
-              <a:graphicFrameLocks xmlns:a="http://purl.oclc.org/ooxml/drawingml/main" noChangeAspect="1"/>
-            </wp:cNvGraphicFramePr>
-            <a:graphic xmlns:a="http://purl.oclc.org/ooxml/drawingml/main">
-              <a:graphicData uri="http://purl.oclc.org/ooxml/drawingml/picture">
-                <pic:pic xmlns:pic="http://purl.oclc.org/ooxml/drawingml/picture">
-                  <pic:nvPicPr>
-                    <pic:cNvPr id="0" name="mlp_quantile_learning_curves.png"/>
-                    <pic:cNvPicPr/>
-                  </pic:nvPicPr>
-                  <pic:blipFill>
-                    <a:blip r:embed="rId29"/>
-                    <a:stretch>
-                      <a:fillRect/>
-                    </a:stretch>
-                  </pic:blipFill>
-                  <pic:spPr>
-                    <a:xfrm>
-                      <a:off x="0" y="0"/>
-                      <a:ext cx="3202778" cy="1124429"/>
-                    </a:xfrm>
-                    <a:prstGeom prst="rect">
-                      <a:avLst/>
-                    </a:prstGeom>
-                  </pic:spPr>
-                </pic:pic>
-              </a:graphicData>
-            </a:graphic>
-          </wp:inline>
-        </w:drawing>
-      </w:r>
-    </w:p>
-    <w:p>
-      <w:pPr>
-        <w:pStyle w:val="Caption"/>
-      </w:pPr>
-      <w:r>
-        <w:t>Slika 25. Trening i validacione krive MLP Quantile modela.</w:t>
-      </w:r>
-    </w:p>
-    <w:p>
-      <w:r>
-        <w:rPr>
-          <w:noProof/>
-        </w:rPr>
-        <w:drawing>
-          <wp:inline distT="0" distB="0" distL="0" distR="0" wp14:anchorId="142C4A74" wp14:editId="02310ECF">
-            <wp:extent cx="3188249" cy="1347815"/>
-            <wp:effectExtent l="0" t="0" r="0" b="5080"/>
-            <wp:docPr id="1755487655" name="Picture 1755487655"/>
-            <wp:cNvGraphicFramePr>
-              <a:graphicFrameLocks xmlns:a="http://purl.oclc.org/ooxml/drawingml/main" noChangeAspect="1"/>
-            </wp:cNvGraphicFramePr>
-            <a:graphic xmlns:a="http://purl.oclc.org/ooxml/drawingml/main">
-              <a:graphicData uri="http://purl.oclc.org/ooxml/drawingml/picture">
-                <pic:pic xmlns:pic="http://purl.oclc.org/ooxml/drawingml/picture">
-                  <pic:nvPicPr>
-                    <pic:cNvPr id="0" name="mlp_quantile_predictions.png"/>
-                    <pic:cNvPicPr/>
-                  </pic:nvPicPr>
-                  <pic:blipFill>
-                    <a:blip r:embed="rId30"/>
-                    <a:stretch>
-                      <a:fillRect/>
-                    </a:stretch>
-                  </pic:blipFill>
-                  <pic:spPr>
-                    <a:xfrm>
-                      <a:off x="0" y="0"/>
-                      <a:ext cx="3213566" cy="1358518"/>
-                    </a:xfrm>
-                    <a:prstGeom prst="rect">
-                      <a:avLst/>
-                    </a:prstGeom>
-                  </pic:spPr>
-                </pic:pic>
-              </a:graphicData>
-            </a:graphic>
-          </wp:inline>
-        </w:drawing>
-      </w:r>
-    </w:p>
-    <w:p>
-      <w:pPr>
-        <w:pStyle w:val="Caption"/>
-      </w:pPr>
-      <w:r>
-        <w:t>Slika 26. Predikcije medijana (q50) i pojas q10–q90 na test skupu</w:t>
-      </w:r>
-    </w:p>
-    <w:p>
-      <w:pPr>
-        <w:pStyle w:val="Heading3"/>
-      </w:pPr>
-      <w:r>
-        <w:t>Strategije ansambliranja</w:t>
-      </w:r>
-    </w:p>
-    <w:p>
-      <w:pPr>
-        <w:pStyle w:val="BodyText"/>
-      </w:pPr>
-      <w:r>
-        <w:t xml:space="preserve">Ansambliranje se u ovom radu primenjuje kao poslednji korak u hijerarhiji modelovanja, sa ciljem da se iskoristi komplementarnost grešaka pojedinačnih modela i postigne niža ukupna greška od bilo kog pojedinačnog pristupa. Kao bazni modeli izabrano je pet arhitektura koje pripadaju različitim familijama: </w:t>
-      </w:r>
-      <w:r>
-        <w:rPr>
-          <w:i/>
-          <w:iCs/>
-        </w:rPr>
-        <w:t>XGBoost</w:t>
-      </w:r>
-      <w:r>
-        <w:t xml:space="preserve"> i </w:t>
-      </w:r>
-      <w:r>
-        <w:rPr>
-          <w:i/>
-          <w:iCs/>
-        </w:rPr>
-        <w:t>LightGBM</w:t>
-      </w:r>
-      <w:r>
-        <w:t xml:space="preserve"> kao gradient boosting stabla koja hvataju nelinearne interakcije i prekide, </w:t>
-      </w:r>
-      <w:r>
-        <w:rPr>
-          <w:i/>
-          <w:iCs/>
-        </w:rPr>
-        <w:t>ElasticNet</w:t>
-      </w:r>
-      <w:r>
-        <w:t xml:space="preserve"> kao regularizovan linearni model koji obezbeđuje stabilnu globalnu aproksimaciju, MLP Hybrid kao neuronski </w:t>
-      </w:r>
-      <w:r>
-        <w:t xml:space="preserve">regresor osposobljen za modelovanje kontinualnih obrazaca u podacima, i </w:t>
-      </w:r>
-      <w:r>
-        <w:rPr>
-          <w:i/>
-          <w:iCs/>
-        </w:rPr>
-        <w:t>MLP Quantile</w:t>
-      </w:r>
-      <w:r>
-        <w:t xml:space="preserve"> kao kvantilni procenjivač. </w:t>
-      </w:r>
-    </w:p>
-    <w:p>
-      <w:pPr>
-        <w:pStyle w:val="BodyText"/>
-      </w:pPr>
-      <w:r>
-        <w:t>Nad ovim skupom baznih modela primenjene su četiri strategije agregacije. Prosta aritmetička sredina predstavlja najjednostavniju referencu, u kojoj svi modeli dobijaju jednaku težinu. Težinsko usrednjavanje na osnovu validacione greške dodeljuje svakom modelu težinu proporcionalnu recipročnoj vrednosti njegovog validacionog MAE, čime se automatski favorizuju tačnije komponente ansambla. Ograničena linearna kombinacija koristi numeričku optimizaciju za određivanje težina koje minimizuju validacionu grešku uz striktne uslove nenegativnosti pojedinačnih težina i jedinične sume. Ridge meta-model</w:t>
-      </w:r>
-      <w:r>
-        <w:rPr>
-          <w:lang w:val="en-US"/>
-        </w:rPr>
-        <w:t xml:space="preserve"> </w:t>
-      </w:r>
-      <w:r>
-        <w:t>predstavlja pristup u kojem se predikcije baznih modela koriste kao obeležja za treniranje dodatnog Ridge regresora, koji tako može naučiti i fine korekcije pristrasnosti pojedinačnih modela. Sve strategije su evaluirane pod istim validacionim protokolom da bi se izbegla pristrasnost u izboru težina i garantovala uporednost rezultata.</w:t>
-      </w:r>
-    </w:p>
-    <w:p>
-      <w:pPr>
-        <w:pStyle w:val="BodyText"/>
-      </w:pPr>
-      <w:r>
-        <w:t>Najbolji rezultat po R² metrici među svim testiranim ansamblima ostvaruje kombinacija XGBoost + LightGBM + MLP, sa postignutom vrednošću R² = 0,3384 na test skupu. Ovaj sastav spaja dva predstavnika gradient boosting familije sa neuronskim regresorom, pri čemu se boosting komponente oslanjaju na stablastu logiku i diskretne podele prostora obeležja, dok MLP modeluje kontinualne, glatke zavisnosti između ulaza i cilja. Upravo ta strukturna raznorodnost komponenti omogućava da kombinovana predikcija bolje objašnjava varijansu u ciljnoj promenljivoj nego bilo koji pojedinačni model. Ansambl je treniran nad punim skupom od 184 obeležja, čime mu je omogućeno da iskoristi širi spektar signala u odnosu na modele obučene na redukovanom skupu od 40 obeležja, a postignuta vrednost istovremeno predstavlja i gornju granicu R² performansi u okviru celokupnog razvoja.</w:t>
-      </w:r>
-    </w:p>
-    <w:p>
-      <w:pPr>
-        <w:pStyle w:val="Heading3"/>
-      </w:pPr>
-      <w:r>
-        <w:t>Sumarni rezultati i poređenje sa klasičnim referentnim modelima</w:t>
-      </w:r>
-    </w:p>
-    <w:p>
-      <w:pPr>
-        <w:pStyle w:val="BodyText"/>
-        <w:rPr>
-          <w:lang w:val="en-US"/>
-        </w:rPr>
-      </w:pPr>
-      <w:r>
-        <w:t xml:space="preserve">Tabela 8 prikazuje rezultate ključnih modela razvijenih u okviru ovog rada na test skupu (sezone 2024–2025, 6.199 uzoraka), sortirane po </w:t>
+        <w:t xml:space="preserve">prikazuje rezultate ključnih modela razvijenih u okviru ovog rada na test skupu (sezone 2024–2025, 6.199 uzoraka), sortirane po </w:t>
       </w:r>
       <w:r>
         <w:rPr>
@@ -49824,17 +50683,29 @@
       <w:pPr>
         <w:pStyle w:val="Caption"/>
       </w:pPr>
+      <w:bookmarkStart w:id="44" w:name="_Ref227609119"/>
       <w:r>
         <w:t xml:space="preserve">Tabela </w:t>
       </w:r>
-      <w:fldSimple w:instr=" SEQ Tabela \* ARABIC ">
-        <w:r>
-          <w:rPr>
-            <w:noProof/>
-          </w:rPr>
-          <w:t>24</w:t>
-        </w:r>
-      </w:fldSimple>
+      <w:r>
+        <w:fldChar w:fldCharType="begin"/>
+      </w:r>
+      <w:r>
+        <w:instrText xml:space="preserve"> SEQ Tabela \* ARABIC </w:instrText>
+      </w:r>
+      <w:r>
+        <w:fldChar w:fldCharType="separate"/>
+      </w:r>
+      <w:r>
+        <w:rPr>
+          <w:noProof/>
+        </w:rPr>
+        <w:t>24</w:t>
+      </w:r>
+      <w:r>
+        <w:fldChar w:fldCharType="end"/>
+      </w:r>
+      <w:bookmarkEnd w:id="44"/>
       <w:r>
         <w:t xml:space="preserve"> </w:t>
       </w:r>
@@ -49847,7 +50718,10 @@
         <w:pStyle w:val="BodyText"/>
       </w:pPr>
       <w:r>
-        <w:t xml:space="preserve">Tabela jasno pokazuje izraženu hijerarhiju rezultata na test skupu. Na vrhu se nalazi ansambl XGB + LGB + MLP sa R² = 0,3378, čime potvrđuje da kombinovanje modela različitih klasa donosi najstabilnije i najtačnije predikcije, iskorišćavajući komplementarnu prirodu grešaka </w:t>
+        <w:t xml:space="preserve">Tabela jasno pokazuje izraženu hijerarhiju rezultata na test skupu. Na vrhu se nalazi ansambl XGB + LGB + MLP sa R² = 0,3378, čime potvrđuje da kombinovanje modela različitih </w:t>
+      </w:r>
+      <w:r>
+        <w:t xml:space="preserve">klasa donosi najstabilnije i najtačnije predikcije, iskorišćavajući komplementarnu prirodu grešaka </w:t>
       </w:r>
       <w:r>
         <w:rPr>
@@ -49857,11 +50731,7 @@
         <w:t>tree</w:t>
       </w:r>
       <w:r>
-        <w:t xml:space="preserve"> modela </w:t>
-      </w:r>
-      <w:r>
-        <w:lastRenderedPageBreak/>
-        <w:t>i neuronskih mreža. Među pojedinačnim modelima, najbolji rezultat po R² metrici ostvaruje LSTM Improved (R² = 0,3354), koji nadmašuje sve klasične reference u ovoj evaluaciji i pokazuje da pažljivo redizajnirana rekurentna arhitektura može biti konkurentna najjačim klasičnim metodama na ovom zadatku.</w:t>
+        <w:t xml:space="preserve"> modela i neuronskih mreža. Među pojedinačnim modelima, najbolji rezultat po R² metrici ostvaruje LSTM Improved (R² = 0,3354), koji nadmašuje sve klasične reference u ovoj evaluaciji i pokazuje da pažljivo redizajnirana rekurentna arhitektura može biti konkurentna najjačim klasičnim metodama na ovom zadatku.</w:t>
       </w:r>
     </w:p>
     <w:p>
@@ -50007,7 +50877,96 @@
         <w:pStyle w:val="BodyText"/>
       </w:pPr>
       <w:r>
-        <w:t>Centralno pitanje istraživanja jeste da li R² ≈ 0,33 predstavlja plafon razvijenih modela ili plafon zadatka. U cilju ispitivanja sproveden je ceiling eksperiment u kome je originalni single-game target zamenjen centered rolling mean targetom sa prozorima od 2, 3, 5 i 7 utakmica. Pretpostavka je da značajno bolji R² na izglađenom targetu ukazuje na prisustvo neuklonjivog single-game šuma.</w:t>
+        <w:t>Jedno od centralnih pitanja ovog istraživanja jeste tumačenje same vrednosti R²</w:t>
+      </w:r>
+      <w:r>
+        <w:rPr>
+          <w:lang w:val="en-US"/>
+        </w:rPr>
+        <w:t xml:space="preserve"> od </w:t>
+      </w:r>
+      <w:r>
+        <w:t>0,33 koju postižu najbolji modeli: da li ona odražava ograničenje razvijenih arhitektura, ili ograničenje samog zadatka? Odgovor je ključan jer određuje pravac daljeg razvoja</w:t>
+      </w:r>
+      <w:r>
+        <w:rPr>
+          <w:lang w:val="en-US"/>
+        </w:rPr>
+        <w:t>. U</w:t>
+      </w:r>
+      <w:r>
+        <w:t xml:space="preserve"> </w:t>
+      </w:r>
+      <w:r>
+        <w:t xml:space="preserve">prvom slučaju bi naprednije arhitekture donele </w:t>
+      </w:r>
+      <w:r>
+        <w:rPr>
+          <w:lang w:val="en-US"/>
+        </w:rPr>
+        <w:t>značajan</w:t>
+      </w:r>
+      <w:r>
+        <w:t xml:space="preserve"> napredak, </w:t>
+      </w:r>
+      <w:r>
+        <w:t>dok bi u drugom svaki dalji napor</w:t>
+      </w:r>
+      <w:r>
+        <w:rPr>
+          <w:lang w:val="en-US"/>
+        </w:rPr>
+        <w:t xml:space="preserve"> </w:t>
+      </w:r>
+      <w:r>
+        <w:t>bio strukturno limitiran karakterom podataka, a ne modelom.</w:t>
+      </w:r>
+    </w:p>
+    <w:p>
+      <w:pPr>
+        <w:pStyle w:val="BodyText"/>
+      </w:pPr>
+      <w:r>
+        <w:t xml:space="preserve">U cilju ispitivanja ove hipoteze sproveden je ceiling eksperiment u kome je originalni single-game target zamenjen centriranim rolling mean targetom sa prozorima od 2, 3, 5 i 7 utakmica. Logika eksperimenta je jednostavna: single-game učinak </w:t>
+      </w:r>
+      <w:r>
+        <w:rPr>
+          <w:i/>
+          <w:iCs/>
+        </w:rPr>
+        <w:t>wide receiver</w:t>
+      </w:r>
+      <w:r>
+        <w:t>-a sadrži ogroman udeo nepredvidivog šuma</w:t>
+      </w:r>
+      <w:r>
+        <w:rPr>
+          <w:lang w:val="en-US"/>
+        </w:rPr>
+        <w:t xml:space="preserve">, </w:t>
+      </w:r>
+      <w:r>
+        <w:t xml:space="preserve">dok kroz nekoliko uzastopnih utakmica taj šum ima tendenciju da se uprosečuje i ostaje samo signal vezan za objektivni kvalitet i formu igrača. Ukoliko modeli znatno bolje predviđaju izglađeni target, to je direktan dokaz da rezidualna greška na sirovom targetu potiče od </w:t>
+      </w:r>
+      <w:r>
+        <w:rPr>
+          <w:lang w:val="en-US"/>
+        </w:rPr>
+        <w:t>ne ublaživog</w:t>
+      </w:r>
+      <w:r>
+        <w:t xml:space="preserve"> </w:t>
+      </w:r>
+      <w:r>
+        <w:rPr>
+          <w:i/>
+          <w:iCs/>
+        </w:rPr>
+        <w:lastRenderedPageBreak/>
+        <w:t>single-game</w:t>
+      </w:r>
+      <w:r>
+        <w:t xml:space="preserve"> šuma, a ne od nesposobnosti modela da nauči strukturu podataka.</w:t>
       </w:r>
     </w:p>
     <w:tbl>
@@ -50097,7 +51056,10 @@
           </w:tcPr>
           <w:p>
             <w:r>
-              <w:t>sirov target</w:t>
+              <w:t>raw</w:t>
+            </w:r>
+            <w:r>
+              <w:t xml:space="preserve"> target</w:t>
             </w:r>
           </w:p>
         </w:tc>
@@ -50107,7 +51069,7 @@
           </w:tcPr>
           <w:p>
             <w:r>
-              <w:t>—</w:t>
+              <w:t>-</w:t>
             </w:r>
           </w:p>
         </w:tc>
@@ -50117,7 +51079,7 @@
           </w:tcPr>
           <w:p>
             <w:r>
-              <w:t>—</w:t>
+              <w:t>-</w:t>
             </w:r>
           </w:p>
         </w:tc>
@@ -50344,6 +51306,9 @@
             <w:tcW w:w="100.90pt" w:type="dxa"/>
           </w:tcPr>
           <w:p>
+            <w:pPr>
+              <w:keepNext/>
+            </w:pPr>
             <w:r>
               <w:t>0,2911</w:t>
             </w:r>
@@ -50356,107 +51321,28 @@
         <w:pStyle w:val="Caption"/>
       </w:pPr>
       <w:r>
-        <w:t>Tabela 11. Ceiling analiza: performanse LSTM Improved na centered rolling mean targetu prozora 2, 3, 5 i 7 utakmica.</w:t>
-      </w:r>
-    </w:p>
-    <w:p>
+        <w:t xml:space="preserve">Tabela </w:t>
+      </w:r>
+      <w:r>
+        <w:fldChar w:fldCharType="begin"/>
+      </w:r>
+      <w:r>
+        <w:instrText xml:space="preserve"> SEQ Tabela \* ARABIC </w:instrText>
+      </w:r>
+      <w:r>
+        <w:fldChar w:fldCharType="separate"/>
+      </w:r>
       <w:r>
         <w:rPr>
           <w:noProof/>
         </w:rPr>
-        <w:drawing>
-          <wp:inline distT="0" distB="0" distL="0" distR="0" wp14:anchorId="582B7DD4" wp14:editId="7699AC60">
-            <wp:extent cx="3171330" cy="1189249"/>
-            <wp:effectExtent l="0" t="0" r="0" b="0"/>
-            <wp:docPr id="1755487659" name="Picture 1755487659"/>
-            <wp:cNvGraphicFramePr>
-              <a:graphicFrameLocks xmlns:a="http://purl.oclc.org/ooxml/drawingml/main" noChangeAspect="1"/>
-            </wp:cNvGraphicFramePr>
-            <a:graphic xmlns:a="http://purl.oclc.org/ooxml/drawingml/main">
-              <a:graphicData uri="http://purl.oclc.org/ooxml/drawingml/picture">
-                <pic:pic xmlns:pic="http://purl.oclc.org/ooxml/drawingml/picture">
-                  <pic:nvPicPr>
-                    <pic:cNvPr id="0" name="wr_ceiling_combined_r2.png"/>
-                    <pic:cNvPicPr/>
-                  </pic:nvPicPr>
-                  <pic:blipFill>
-                    <a:blip r:embed="rId31"/>
-                    <a:stretch>
-                      <a:fillRect/>
-                    </a:stretch>
-                  </pic:blipFill>
-                  <pic:spPr>
-                    <a:xfrm>
-                      <a:off x="0" y="0"/>
-                      <a:ext cx="3197776" cy="1199166"/>
-                    </a:xfrm>
-                    <a:prstGeom prst="rect">
-                      <a:avLst/>
-                    </a:prstGeom>
-                  </pic:spPr>
-                </pic:pic>
-              </a:graphicData>
-            </a:graphic>
-          </wp:inline>
-        </w:drawing>
-      </w:r>
-    </w:p>
-    <w:p>
-      <w:pPr>
-        <w:pStyle w:val="Caption"/>
-      </w:pPr>
-      <w:r>
-        <w:t>Slika 30. R² po veličini smoothing prozora.</w:t>
-      </w:r>
-    </w:p>
-    <w:p>
-      <w:r>
-        <w:rPr>
-          <w:noProof/>
-        </w:rPr>
-        <w:drawing>
-          <wp:inline distT="0" distB="0" distL="0" distR="0" wp14:anchorId="33DD5BDE" wp14:editId="0B5312F3">
-            <wp:extent cx="3092773" cy="1159789"/>
-            <wp:effectExtent l="0" t="0" r="0" b="2540"/>
-            <wp:docPr id="1755487660" name="Picture 1755487660"/>
-            <wp:cNvGraphicFramePr>
-              <a:graphicFrameLocks xmlns:a="http://purl.oclc.org/ooxml/drawingml/main" noChangeAspect="1"/>
-            </wp:cNvGraphicFramePr>
-            <a:graphic xmlns:a="http://purl.oclc.org/ooxml/drawingml/main">
-              <a:graphicData uri="http://purl.oclc.org/ooxml/drawingml/picture">
-                <pic:pic xmlns:pic="http://purl.oclc.org/ooxml/drawingml/picture">
-                  <pic:nvPicPr>
-                    <pic:cNvPr id="0" name="wr_ceiling_combined.png"/>
-                    <pic:cNvPicPr/>
-                  </pic:nvPicPr>
-                  <pic:blipFill>
-                    <a:blip r:embed="rId32"/>
-                    <a:stretch>
-                      <a:fillRect/>
-                    </a:stretch>
-                  </pic:blipFill>
-                  <pic:spPr>
-                    <a:xfrm>
-                      <a:off x="0" y="0"/>
-                      <a:ext cx="3145938" cy="1179726"/>
-                    </a:xfrm>
-                    <a:prstGeom prst="rect">
-                      <a:avLst/>
-                    </a:prstGeom>
-                  </pic:spPr>
-                </pic:pic>
-              </a:graphicData>
-            </a:graphic>
-          </wp:inline>
-        </w:drawing>
-      </w:r>
-    </w:p>
-    <w:p>
-      <w:pPr>
-        <w:pStyle w:val="Caption"/>
-      </w:pPr>
-      <w:r>
-        <w:t>Slika 31. MAE po veličini smoothing prozora.</w:t>
+        <w:t>25</w:t>
+      </w:r>
+      <w:r>
+        <w:fldChar w:fldCharType="end"/>
+      </w:r>
+      <w:r>
+        <w:t xml:space="preserve"> Rezultati smoothing eksperimenata</w:t>
       </w:r>
     </w:p>
     <w:p>
@@ -50464,7 +51350,126 @@
         <w:pStyle w:val="BodyText"/>
       </w:pPr>
       <w:r>
-        <w:t>Pri uklanjanju single-game šuma usrednjavanjem, isti modeli postižu R² do 0,7626 i MAE od 7,73 jarda na 7-game prozoru. Evaluacija sa glatkim predikcijama prema sirovom targetu ostaje praktično ista kao originalni rezultati (R² 0,29–0,34, MAE 18,5–19,4), iz čega sledi da modeli ekstrahuju gotovo sav signal koji postoji za single-game predikciju. Dalje poboljšanje zahtevalo bi kvalitativno nove informacije (real-time injury status, snap count projekcije, podatke o odbrambenim formacijama), a ne arhitekturne modifikacije. Dodatna verifikacija sa per-split smoothing-om potvrđuje odsustvo cross-split curenja informacija (razlika u R² &lt; 0,01).</w:t>
+        <w:t>Rezultati potvrđuju hipotezu na dva nivoa. Kada se isti LSTM model evaluira u odnosu na izglađeni target, njegov R² raste sa 0,3354 na sirovom targetu do 0,7626 na prozoru od 7 utakmica, dok MAE pada sa 18,03 na 7,73 jarda. Ovako dramatičan skok pokazuje da model zapravo veoma precizno razume ko je dobar igrač, kakav mu je dugoročni profil i kakva mu je forma u datom periodu</w:t>
+      </w:r>
+      <w:r>
+        <w:rPr>
+          <w:lang w:val="en-US"/>
+        </w:rPr>
+        <w:t>,</w:t>
+      </w:r>
+      <w:r>
+        <w:t xml:space="preserve"> problem nastaje isključivo kada se traži da tu dugoročnu procenu svede na jedan konkretan meč.</w:t>
+      </w:r>
+    </w:p>
+    <w:p>
+      <w:pPr>
+        <w:pStyle w:val="BodyText"/>
+      </w:pPr>
+      <w:r>
+        <w:t>Presudna validacija dolazi iz druge kolone tabele: kada se izglađene (smooth) predikcije koriste za evaluaciju nad sirovim (raw) single-game targetom, R² se vraća na vrednosti 0,29–0,34, praktično identične originalnim rezultatima. Drugim rečima, čak i kada raspolaže</w:t>
+      </w:r>
+      <w:r>
+        <w:rPr>
+          <w:lang w:val="en-US"/>
+        </w:rPr>
+        <w:t xml:space="preserve"> visokim</w:t>
+      </w:r>
+      <w:r>
+        <w:t xml:space="preserve"> poznavanjem trenda forme igrača, model ne može da prebaci R²</w:t>
+      </w:r>
+      <w:r>
+        <w:rPr>
+          <w:lang w:val="en-US"/>
+        </w:rPr>
+        <w:t xml:space="preserve"> </w:t>
+      </w:r>
+      <w:r>
+        <w:t>prag od  0,33 na pojedinačnoj utakmici</w:t>
+      </w:r>
+      <w:r>
+        <w:rPr>
+          <w:lang w:val="en-US"/>
+        </w:rPr>
+        <w:t>. P</w:t>
+      </w:r>
+      <w:r>
+        <w:t xml:space="preserve">reostalih približno 0,66 varijanse ciljne promenljive predstavlja strukturno nepredvidiv </w:t>
+      </w:r>
+      <w:r>
+        <w:rPr>
+          <w:i/>
+          <w:iCs/>
+        </w:rPr>
+        <w:t>single-game</w:t>
+      </w:r>
+      <w:r>
+        <w:t xml:space="preserve"> šum. Time se R² </w:t>
+      </w:r>
+      <w:r>
+        <w:rPr>
+          <w:rFonts w:hint="eastAsia"/>
+        </w:rPr>
+        <w:t>o</w:t>
+      </w:r>
+      <w:r>
+        <w:rPr>
+          <w:lang w:val="en-US"/>
+        </w:rPr>
+        <w:t>d</w:t>
+      </w:r>
+      <w:r>
+        <w:t xml:space="preserve"> 0,33 identifikuje kao plafon zadatka, a ne plafon razvijenih modela, i potvrđuje da dalje poboljšanje ne može doći iz arhitekturnih ili optimizacionih modifikacija, već isključivo iz uvođenja kvalitativno novih informacija koje redukuju ovaj šum</w:t>
+      </w:r>
+      <w:r>
+        <w:rPr>
+          <w:lang w:val="en-US"/>
+        </w:rPr>
+        <w:t>,</w:t>
+      </w:r>
+      <w:r>
+        <w:t xml:space="preserve"> </w:t>
+      </w:r>
+      <w:r>
+        <w:rPr>
+          <w:i/>
+          <w:iCs/>
+        </w:rPr>
+        <w:t>real-time</w:t>
+      </w:r>
+      <w:r>
+        <w:t xml:space="preserve"> statusa povreda, projekcija broja </w:t>
+      </w:r>
+      <w:r>
+        <w:rPr>
+          <w:i/>
+          <w:iCs/>
+        </w:rPr>
+        <w:t>snap-</w:t>
+      </w:r>
+      <w:r>
+        <w:t>ova</w:t>
+      </w:r>
+      <w:r>
+        <w:t>, obrazaca odbrambenih formacija ili sličnih izvora signala koji nisu bili dostupni u okviru korišćenog skupa podataka.</w:t>
+      </w:r>
+    </w:p>
+    <w:p>
+      <w:pPr>
+        <w:pStyle w:val="BodyText"/>
+      </w:pPr>
+      <w:r>
+        <w:t xml:space="preserve">Radi obezbeđivanja metodološke korektnosti, smoothing je sproveden strogo unutar svakog split-a pojedinačno (train, val, test), čime je isključena mogućnost da model pri obučavanju indirektno vidi informacije iz test skupa kroz izračunate pokretne proseke. Dodatna verifikacija sa per-split smoothing-om pokazuje razliku u R² manju od 0,01, što dokazuje da postignute vrednosti nisu posledica </w:t>
+      </w:r>
+      <w:r>
+        <w:rPr>
+          <w:i/>
+          <w:iCs/>
+        </w:rPr>
+        <w:t>cross-split</w:t>
+      </w:r>
+      <w:r>
+        <w:t xml:space="preserve"> curenja informacija, već realno odražavaju sposobnost modela i objektivnu strukturu problema.</w:t>
       </w:r>
     </w:p>
     <w:p>
@@ -50489,7 +51494,57 @@
         <w:rPr>
           <w:lang w:val="en-US"/>
         </w:rPr>
-        <w:t>. Rezultati su prikazani u Tabela 12.</w:t>
+        <w:t xml:space="preserve">. Rezultati su prikazani u </w:t>
+      </w:r>
+      <w:r>
+        <w:rPr>
+          <w:lang w:val="en-US"/>
+        </w:rPr>
+        <w:fldChar w:fldCharType="begin"/>
+      </w:r>
+      <w:r>
+        <w:rPr>
+          <w:lang w:val="en-US"/>
+        </w:rPr>
+        <w:instrText xml:space="preserve"> REF _Ref227609171 \h </w:instrText>
+      </w:r>
+      <w:r>
+        <w:rPr>
+          <w:lang w:val="en-US"/>
+        </w:rPr>
+      </w:r>
+      <w:r>
+        <w:rPr>
+          <w:lang w:val="en-US"/>
+        </w:rPr>
+        <w:fldChar w:fldCharType="separate"/>
+      </w:r>
+      <w:r>
+        <w:t>T</w:t>
+      </w:r>
+      <w:r>
+        <w:t>a</w:t>
+      </w:r>
+      <w:r>
+        <w:t xml:space="preserve">bela </w:t>
+      </w:r>
+      <w:r>
+        <w:rPr>
+          <w:noProof/>
+        </w:rPr>
+        <w:t>25</w:t>
+      </w:r>
+      <w:r>
+        <w:rPr>
+          <w:lang w:val="en-US"/>
+        </w:rPr>
+        <w:fldChar w:fldCharType="end"/>
+      </w:r>
+      <w:r>
+        <w:rPr>
+          <w:lang w:val="en-US"/>
+        </w:rPr>
+        <w:t>.</w:t>
       </w:r>
     </w:p>
     <w:tbl>
@@ -50886,6 +51941,9 @@
             <w:tcW w:w="63pt" w:type="dxa"/>
           </w:tcPr>
           <w:p>
+            <w:pPr>
+              <w:keepNext/>
+            </w:pPr>
             <w:r>
               <w:t>0,3093</w:t>
             </w:r>
@@ -50897,20 +51955,34 @@
       <w:pPr>
         <w:pStyle w:val="Caption"/>
       </w:pPr>
-      <w:r>
-        <w:t xml:space="preserve">Tabela 12. </w:t>
-      </w:r>
-      <w:r>
-        <w:t>Vrednost</w:t>
-      </w:r>
-      <w:r>
-        <w:t xml:space="preserve"> R²</w:t>
-      </w:r>
-      <w:r>
-        <w:t xml:space="preserve"> u odnosu na ablaciju obeležja</w:t>
-      </w:r>
-      <w:r>
-        <w:t>.</w:t>
+      <w:bookmarkStart w:id="45" w:name="_Ref227609171"/>
+      <w:r>
+        <w:t xml:space="preserve">Tabela </w:t>
+      </w:r>
+      <w:r>
+        <w:fldChar w:fldCharType="begin"/>
+      </w:r>
+      <w:r>
+        <w:instrText xml:space="preserve"> SEQ Tabela \* ARABIC </w:instrText>
+      </w:r>
+      <w:r>
+        <w:fldChar w:fldCharType="separate"/>
+      </w:r>
+      <w:r>
+        <w:rPr>
+          <w:noProof/>
+        </w:rPr>
+        <w:t>26</w:t>
+      </w:r>
+      <w:r>
+        <w:fldChar w:fldCharType="end"/>
+      </w:r>
+      <w:bookmarkEnd w:id="45"/>
+      <w:r>
+        <w:t xml:space="preserve"> </w:t>
+      </w:r>
+      <w:r>
+        <w:t>Vrednost R² u odnosu na ablaciju obeležja.</w:t>
       </w:r>
     </w:p>
     <w:p>
@@ -50971,48 +52043,21 @@
         <w:pStyle w:val="Heading2"/>
       </w:pPr>
       <w:r>
-        <w:lastRenderedPageBreak/>
         <w:t>Zaključak</w:t>
       </w:r>
     </w:p>
     <w:p>
       <w:pPr>
         <w:pStyle w:val="BodyText"/>
+        <w:rPr>
+          <w:lang w:val="en-US"/>
+        </w:rPr>
       </w:pPr>
       <w:r>
-        <w:t>U ovom poglavlju razmotrena je primena neuronskih mreža na predviđanje broja prijemnih jardi NFL Wide Receiver igrača na nivou pojedinačne utakmice. Prelaskom sa sezonskog na game-level zadatak obezbeđen je više od osam puta veći skup podataka (5.529 → 46.115 uzoraka), čime su stvoreni preduslovi za primenu neuronskih arhitektura. Inicijalni RNN modeli pokazali su izražen overfit, koji je sistematski tretiran u tri koraka: selekcijom 40 najznačajnijih obeležja, ograničavanjem arhitekture na maksimum dva rekurentna sloja sa najviše 192 jedinice, i pažljivim izborom regularizacionih tehnika. Najveći pojedinačni doprinos dao je redizajn rekurentne arhitekture u dvoulaznu formu (sirova sekvenca + odvojeni statički kontekst, sa padding-om i Masking slojem), čime je R² rekurentnih mreža povećan sa 0,2157 na 0,3354.</w:t>
-      </w:r>
-    </w:p>
-    <w:p>
-      <w:pPr>
-        <w:pStyle w:val="BodyText"/>
-      </w:pPr>
-      <w:r>
-        <w:t>Kompleksnije arhitekture sa pažnjom i ugrađivanjem identiteta igrača nisu rezultirale dodatnim poboljšanjem, jer ograničenje nije u kapacitetu modela, već u količini podataka po igraču (medijan ≈ 14 utakmica) i u 49,9% Out-of-Vocabulary stope na test skupu. Kvantilna regresija (MLP Quantile) postigla je najnižu MAE vrednost (17,75) među pojedinačnim modelima i obezbedila intervale poverenja sa 78,8% pokrivenošću. Strategije ansambliranja (constrained_ls i simple_mean) dodatno smanjuju MAE do 17,708, iako visoka korelisanost reziduala (0,964–0,993) između baznih modela ograničava maksimalnu dobit ansambla.</w:t>
-      </w:r>
-    </w:p>
-    <w:p>
-      <w:pPr>
-        <w:pStyle w:val="BodyText"/>
-      </w:pPr>
-      <w:r>
-        <w:t>U analizi rezultata uočen je sistematski trade-off između MAE i R² metrika: modeli sa većim kapacitetom i manjom regularizacijom postižu viši R², dok jače regularizovani ili L1-optimalni modeli postižu niži MAE. Izbor strategije zavisi od konkretne primene: za rangiranje igrača prioritet je R² (simple_mean ansambl ili XGB + LGB + MLP), dok je za tačnu numeričku procenu jarda prioritet MAE (constrained_ls ansambl ili samostalni MLP Quantile).</w:t>
-      </w:r>
-    </w:p>
-    <w:p>
-      <w:pPr>
-        <w:pStyle w:val="BodyText"/>
-      </w:pPr>
-      <w:r>
-        <w:t>Najznačajniji nalaz proizilazi iz ceiling analize. Pri uklanjanju single-game šuma usrednjavanjem (centered rolling mean prozori 2, 3, 5 i 7 utakmica), isti modeli postižu R² do 0,7626 i MAE od 7,73 jarda, dok evaluacija prema sirovom targetu ostaje na 18–19 jarda. R² u opsegu 0,33–0,37 ne predstavlja plafon razvijenih modela, već fundamentalnu granicu single-game predikcije sa raspoloživim obeležjima. Razvijeni modeli ekstrahuju gotovo sav dostupan signal, a preostali ireducibilni šum (standardna devijacija ≈ 17–23 jarda) potiče iz inherentne varijabilnosti NFL utakmica koja se ne može predvideti iz pregame obeležja.</w:t>
-      </w:r>
-    </w:p>
-    <w:p>
-      <w:pPr>
-        <w:pStyle w:val="BodyText"/>
-      </w:pPr>
-      <w:r>
-        <w:t>Metodološki, predstavljeno proširenje ilustruje važnost disciplinovane kombinacije inženjerstva obeležja, selekcije obeležja, redizajna arhitekture vođenog dijagnostikom, sistematske Bayesove optimizacije hiperparametara i dijagnostičke provere granica zadatka. Primenjena procedura, uz striktnu vremensku podelu i fiksirane seed-ove, predstavlja prenosiv šablon za druge sportske analitičke probleme sa visokim nivoom šuma. Najniža postignuta srednja apsolutna greška od 17,71 jarda po utakmici, ostvarena ansamblom Opt1 / constrained_ls na 6.199 testnih uzoraka, predstavlja kvantitativni optimum u okviru opisane metodologije.</w:t>
+        <w:rPr>
+          <w:lang w:val="en-US"/>
+        </w:rPr>
+        <w:t>To do.</w:t>
       </w:r>
     </w:p>
     <w:p>
@@ -51027,27 +52072,27 @@
       <w:pPr>
         <w:pStyle w:val="references"/>
       </w:pPr>
-      <w:bookmarkStart w:id="37" w:name="_Ref225795821"/>
+      <w:bookmarkStart w:id="46" w:name="_Ref225795821"/>
       <w:r>
         <w:t>Weirich, C., Kim, J.W., Yoon, Y. and Jeong, S., 2025. Advancing NFL win prediction: From Pythagorean formulas to machine learning algorithms. Frontiers in Sports and Active Living, 7, p.1638446.</w:t>
       </w:r>
-      <w:bookmarkEnd w:id="37"/>
+      <w:bookmarkEnd w:id="46"/>
     </w:p>
     <w:p>
       <w:pPr>
         <w:pStyle w:val="references"/>
       </w:pPr>
-      <w:bookmarkStart w:id="38" w:name="_Ref225809582"/>
+      <w:bookmarkStart w:id="47" w:name="_Ref225809582"/>
       <w:r>
         <w:t>Mondello, M. and Maxcy, J., 2009. The impact of salary dispersion and performance bonuses in NFL organizations. Management Decision, 47(1), pp.110-123.</w:t>
       </w:r>
-      <w:bookmarkEnd w:id="38"/>
+      <w:bookmarkEnd w:id="47"/>
     </w:p>
     <w:p>
       <w:pPr>
         <w:pStyle w:val="references"/>
       </w:pPr>
-      <w:bookmarkStart w:id="39" w:name="_Ref225809618"/>
+      <w:bookmarkStart w:id="48" w:name="_Ref225809618"/>
       <w:r>
         <w:t>Hyndman, R.J. and Athanasopoulos, G., 2018. </w:t>
       </w:r>
@@ -51061,37 +52106,37 @@
       <w:r>
         <w:t>. OTexts.</w:t>
       </w:r>
-      <w:bookmarkEnd w:id="39"/>
+      <w:bookmarkEnd w:id="48"/>
     </w:p>
     <w:p>
       <w:pPr>
         <w:pStyle w:val="references"/>
       </w:pPr>
-      <w:bookmarkStart w:id="40" w:name="_Ref225809719"/>
+      <w:bookmarkStart w:id="49" w:name="_Ref225809719"/>
       <w:r>
         <w:t>Elimam, R., Sutton-Charani, N., Prioux, J., Montmain, J. and Perrey, S., 2025. Multi-output regression for the prediction of world-class performances in women’s handball. IEEE Access.</w:t>
       </w:r>
-      <w:bookmarkEnd w:id="40"/>
+      <w:bookmarkEnd w:id="49"/>
     </w:p>
     <w:p>
       <w:pPr>
         <w:pStyle w:val="references"/>
       </w:pPr>
-      <w:bookmarkStart w:id="41" w:name="_Ref225809740"/>
+      <w:bookmarkStart w:id="50" w:name="_Ref225809740"/>
       <w:r>
         <w:t>Cover, T. and Hart, P., 1967. Nearest neighbor pattern classification. IEEE transactions on information theory, 13(1), pp.21-27.</w:t>
       </w:r>
-      <w:bookmarkEnd w:id="41"/>
+      <w:bookmarkEnd w:id="50"/>
     </w:p>
     <w:p>
       <w:pPr>
         <w:pStyle w:val="references"/>
       </w:pPr>
-      <w:bookmarkStart w:id="42" w:name="_Ref225809751"/>
+      <w:bookmarkStart w:id="51" w:name="_Ref225809751"/>
       <w:r>
         <w:t>Breiman, L., 2001. Random forests. Machine learning, 45(1), pp.5-32.</w:t>
       </w:r>
-      <w:bookmarkEnd w:id="42"/>
+      <w:bookmarkEnd w:id="51"/>
     </w:p>
     <w:p>
       <w:pPr>
@@ -51105,7 +52150,7 @@
       <w:pPr>
         <w:pStyle w:val="references"/>
       </w:pPr>
-      <w:bookmarkStart w:id="43" w:name="_Ref225810081"/>
+      <w:bookmarkStart w:id="52" w:name="_Ref225810081"/>
       <w:r>
         <w:t>Pro Football Stats, History, Scores, Standings, Playoffs, Schedule &amp; Records</w:t>
       </w:r>
@@ -51118,7 +52163,7 @@
       <w:r>
         <w:t xml:space="preserve">Available: </w:t>
       </w:r>
-      <w:hyperlink r:id="rId33" w:history="1">
+      <w:hyperlink r:id="rId26" w:history="1">
         <w:r>
           <w:rPr>
             <w:rStyle w:val="Hyperlink"/>
@@ -51132,17 +52177,17 @@
       <w:r>
         <w:t>(accessed Mar. 2026).</w:t>
       </w:r>
-      <w:bookmarkEnd w:id="43"/>
+      <w:bookmarkEnd w:id="52"/>
     </w:p>
     <w:p>
       <w:pPr>
         <w:pStyle w:val="references"/>
       </w:pPr>
-      <w:bookmarkStart w:id="44" w:name="_Ref225810099"/>
+      <w:bookmarkStart w:id="53" w:name="_Ref225810099"/>
       <w:r>
         <w:t xml:space="preserve">SeleniumHQ, Selenium WebDriver. [Online]. Available: </w:t>
       </w:r>
-      <w:hyperlink r:id="rId34" w:tgtFrame="_blank" w:tooltip="https://www.selenium.dev/" w:history="1">
+      <w:hyperlink r:id="rId27" w:tgtFrame="_blank" w:tooltip="https://www.selenium.dev/" w:history="1">
         <w:r>
           <w:rPr>
             <w:rStyle w:val="Hyperlink"/>
@@ -51153,17 +52198,17 @@
       <w:r>
         <w:t xml:space="preserve"> (accessed Mar. 2026).</w:t>
       </w:r>
-      <w:bookmarkEnd w:id="44"/>
+      <w:bookmarkEnd w:id="53"/>
     </w:p>
     <w:p>
       <w:pPr>
         <w:pStyle w:val="references"/>
       </w:pPr>
-      <w:bookmarkStart w:id="45" w:name="_Ref225810116"/>
+      <w:bookmarkStart w:id="54" w:name="_Ref225810116"/>
       <w:r>
         <w:t xml:space="preserve">SebastianAndreu, 24679_NFL_WR_Dataset_2025. [Online]. Available: </w:t>
       </w:r>
-      <w:hyperlink r:id="rId35" w:tgtFrame="_blank" w:tooltip="https://huggingface.co/datasets/SebastianAndreu/24679_NFL_WR_Dataset_2025" w:history="1">
+      <w:hyperlink r:id="rId28" w:tgtFrame="_blank" w:tooltip="https://huggingface.co/datasets/SebastianAndreu/24679_NFL_WR_Dataset_2025" w:history="1">
         <w:r>
           <w:rPr>
             <w:rStyle w:val="Hyperlink"/>
@@ -51174,13 +52219,13 @@
       <w:r>
         <w:t xml:space="preserve"> (accessed Mar. 2026).</w:t>
       </w:r>
-      <w:bookmarkEnd w:id="45"/>
+      <w:bookmarkEnd w:id="54"/>
     </w:p>
     <w:p>
       <w:pPr>
         <w:pStyle w:val="references"/>
       </w:pPr>
-      <w:bookmarkStart w:id="46" w:name="_Ref225810139"/>
+      <w:bookmarkStart w:id="55" w:name="_Ref225810139"/>
       <w:r>
         <w:t>Montgomery, D.C. and Runger, G.C., 2010. </w:t>
       </w:r>
@@ -51194,13 +52239,13 @@
       <w:r>
         <w:t>. John wiley &amp; sons.</w:t>
       </w:r>
-      <w:bookmarkEnd w:id="46"/>
+      <w:bookmarkEnd w:id="55"/>
     </w:p>
     <w:p>
       <w:pPr>
         <w:pStyle w:val="references"/>
       </w:pPr>
-      <w:bookmarkStart w:id="47" w:name="_Ref225810151"/>
+      <w:bookmarkStart w:id="56" w:name="_Ref225810151"/>
       <w:r>
         <w:t>Moore, D.S., McCabe, G.P. and Craig, B.A., 2009. </w:t>
       </w:r>
@@ -51214,17 +52259,17 @@
       <w:r>
         <w:t> (Vol. 4, p. 641). New York: WH Freeman.</w:t>
       </w:r>
-      <w:bookmarkEnd w:id="47"/>
+      <w:bookmarkEnd w:id="56"/>
     </w:p>
     <w:p>
       <w:pPr>
         <w:pStyle w:val="references"/>
       </w:pPr>
-      <w:bookmarkStart w:id="48" w:name="_Ref225810175"/>
+      <w:bookmarkStart w:id="57" w:name="_Ref225810175"/>
       <w:r>
         <w:t xml:space="preserve">F. Pedregosa et al., Scikit-learn: Machine Learning in Python. [Online]. Available: </w:t>
       </w:r>
-      <w:hyperlink r:id="rId36" w:tgtFrame="_blank" w:tooltip="https://scikit-learn.org/stable/" w:history="1">
+      <w:hyperlink r:id="rId29" w:tgtFrame="_blank" w:tooltip="https://scikit-learn.org/stable/" w:history="1">
         <w:r>
           <w:rPr>
             <w:rStyle w:val="Hyperlink"/>
@@ -51241,215 +52286,31 @@
       <w:r>
         <w:t xml:space="preserve"> 2026).</w:t>
       </w:r>
-      <w:bookmarkEnd w:id="48"/>
-    </w:p>
-    <w:p>
-      <w:pPr>
-        <w:pStyle w:val="references"/>
-      </w:pPr>
-      <w:bookmarkStart w:id="49" w:name="_Ref225810192"/>
-      <w:r>
-        <w:t>Hoerl, A.E. and Kennard, R.W., 1970. Ridge regression: Biased estimation for nonorthogonal problems. Technometrics, 12(1), pp.55</w:t>
-      </w:r>
-      <w:bookmarkEnd w:id="49"/>
-      <w:r>
-        <w:t>-67</w:t>
-      </w:r>
-      <w:r>
-        <w:t>.</w:t>
-      </w:r>
-    </w:p>
-    <w:p>
-      <w:pPr>
-        <w:pStyle w:val="references"/>
-      </w:pPr>
-      <w:bookmarkStart w:id="50" w:name="_Ref225810202"/>
-      <w:r>
-        <w:t>Tibshirani, R., 1996. Regression shrinkage and selection via the lasso. Journal of the Royal Statistical Society Series B: Statistical Methodology, 58(1), pp.267-288.</w:t>
-      </w:r>
-      <w:bookmarkEnd w:id="50"/>
-    </w:p>
-    <w:p>
-      <w:pPr>
-        <w:pStyle w:val="references"/>
-      </w:pPr>
-      <w:bookmarkStart w:id="51" w:name="_Ref225810212"/>
-      <w:r>
-        <w:t>Zou, H. and Hastie, T., 2005. Regularization and variable selection via the elastic net. Journal of the Royal Statistical Society Series B: Statistical Methodology, 67(2), pp.301-320.</w:t>
-      </w:r>
-      <w:bookmarkEnd w:id="51"/>
-    </w:p>
-    <w:p>
-      <w:pPr>
-        <w:pStyle w:val="references"/>
-      </w:pPr>
-      <w:bookmarkStart w:id="52" w:name="_Ref225810228"/>
-      <w:r>
-        <w:t>Chen, T. and Guestrin, C., 2016, August. Xgboost: A scalable tree boosting system. In Proceedings of the 22nd acm sigkdd international conference on knowledge discovery and data mining (pp. 785-794).</w:t>
-      </w:r>
-      <w:bookmarkEnd w:id="52"/>
-    </w:p>
-    <w:p>
-      <w:pPr>
-        <w:pStyle w:val="references"/>
-      </w:pPr>
-      <w:bookmarkStart w:id="53" w:name="_Ref225810238"/>
-      <w:r>
-        <w:t>Ke, G., Meng, Q., Finley, T., Wang, T., Chen, W., Ma, W., Ye, Q. and Liu, T.Y., 2017. Lightgbm: A highly efficient gradient boosting decision tree. Advances in neural information processing systems, 30.</w:t>
-      </w:r>
-      <w:bookmarkEnd w:id="53"/>
-    </w:p>
-    <w:p>
-      <w:pPr>
-        <w:pStyle w:val="references"/>
-      </w:pPr>
-      <w:r>
-        <w:t>Kohavi, R., 1995, August. A study of cross-validation and bootstrap for accuracy estimation and model selection. In </w:t>
-      </w:r>
-      <w:r>
-        <w:rPr>
-          <w:i/>
-          <w:iCs/>
-        </w:rPr>
-        <w:t>Ijcai</w:t>
-      </w:r>
-      <w:r>
-        <w:t> (Vol. 14, No. 2, pp. 1137-1145).</w:t>
-      </w:r>
-    </w:p>
-    <w:p>
-      <w:pPr>
-        <w:pStyle w:val="references"/>
-      </w:pPr>
-      <w:bookmarkStart w:id="54" w:name="_Ref225810335"/>
-      <w:r>
-        <w:t>Bergstra, J. and Bengio, Y., 2012. Random search for hyper-parameter optimization. </w:t>
-      </w:r>
-      <w:r>
-        <w:rPr>
-          <w:i/>
-          <w:iCs/>
-        </w:rPr>
-        <w:t>Journal of machine learning research</w:t>
-      </w:r>
-      <w:r>
-        <w:t>, </w:t>
-      </w:r>
-      <w:r>
-        <w:rPr>
-          <w:i/>
-          <w:iCs/>
-        </w:rPr>
-        <w:t>13</w:t>
-      </w:r>
-      <w:r>
-        <w:t>(2).</w:t>
-      </w:r>
-      <w:bookmarkEnd w:id="54"/>
-    </w:p>
-    <w:p>
-      <w:pPr>
-        <w:pStyle w:val="references"/>
-      </w:pPr>
-      <w:bookmarkStart w:id="55" w:name="_Ref225810347"/>
-      <w:r>
-        <w:t>Snoek, J., Larochelle, H. and Adams, R.P., 2012. Practical bayesian optimization of machine learning algorithms. </w:t>
-      </w:r>
-      <w:r>
-        <w:rPr>
-          <w:i/>
-          <w:iCs/>
-        </w:rPr>
-        <w:t>Advances in neural information processing systems</w:t>
-      </w:r>
-      <w:r>
-        <w:t>, </w:t>
-      </w:r>
-      <w:r>
-        <w:rPr>
-          <w:i/>
-          <w:iCs/>
-        </w:rPr>
-        <w:t>25</w:t>
-      </w:r>
-      <w:r>
-        <w:t>.</w:t>
-      </w:r>
-      <w:bookmarkEnd w:id="55"/>
-    </w:p>
-    <w:p>
-      <w:pPr>
-        <w:pStyle w:val="references"/>
-      </w:pPr>
-      <w:r>
-        <w:t>Hochreiter, S. and Schmidhuber, J., 1997. Long short-term memory. </w:t>
-      </w:r>
-      <w:r>
-        <w:rPr>
-          <w:i/>
-          <w:iCs/>
-        </w:rPr>
-        <w:t>Neural computation</w:t>
-      </w:r>
-      <w:r>
-        <w:t>, </w:t>
-      </w:r>
-      <w:r>
-        <w:rPr>
-          <w:i/>
-          <w:iCs/>
-        </w:rPr>
-        <w:t>9</w:t>
-      </w:r>
-      <w:r>
-        <w:t>(8), pp.1735-1780.</w:t>
-      </w:r>
-    </w:p>
-    <w:p>
-      <w:pPr>
-        <w:pStyle w:val="references"/>
-      </w:pPr>
-      <w:r>
-        <w:t>Cho, K., Van Merriënboer, B., Gulçehre, Ç., Bahdanau, D., Bougares, F., Schwenk, H. and Bengio, Y., 2014, October. Learning phrase representations using RNN encoder–decoder for statistical machine translation. In Proceedings of the 2014 conference on empirical methods in natural language processing (EMNLP) (pp. 1724-1734).</w:t>
-      </w:r>
-    </w:p>
-    <w:p>
-      <w:pPr>
-        <w:pStyle w:val="references"/>
-      </w:pPr>
-      <w:bookmarkStart w:id="56" w:name="_Ref227607436"/>
-      <w:r>
-        <w:t>Rumelhart, D.E., Hinton, G.E. and Williams, R.J., 1986. Learning representations by back-propagating errors. nature, 323(6088), pp.533-536.</w:t>
-      </w:r>
-      <w:bookmarkEnd w:id="56"/>
-    </w:p>
-    <w:p>
-      <w:pPr>
-        <w:pStyle w:val="references"/>
-      </w:pPr>
-      <w:bookmarkStart w:id="57" w:name="_Ref227607654"/>
-      <w:r>
-        <w:t>Akiba, T., Sano, S., Yanase, T., Ohta, T. and Koyama, M., 2019, July. Optuna: A next-generation hyperparameter optimization framework. In Proceedings of the 25th ACM SIGKDD international conference on knowledge discovery &amp; data mining (pp. 2623-2631).</w:t>
-      </w:r>
       <w:bookmarkEnd w:id="57"/>
     </w:p>
     <w:p>
       <w:pPr>
         <w:pStyle w:val="references"/>
       </w:pPr>
-      <w:bookmarkStart w:id="58" w:name="_Ref227607770"/>
-      <w:r>
-        <w:t>Nair, V. and Hinton, G.E., 2010. Rectified linear units improve restricted boltzmann machines. In Proceedings of the 27th international conference on machine learning (ICML-10) (pp. 807-814).</w:t>
+      <w:bookmarkStart w:id="58" w:name="_Ref225810192"/>
+      <w:r>
+        <w:t>Hoerl, A.E. and Kennard, R.W., 1970. Ridge regression: Biased estimation for nonorthogonal problems. Technometrics, 12(1), pp.55</w:t>
       </w:r>
       <w:bookmarkEnd w:id="58"/>
+      <w:r>
+        <w:t>-67</w:t>
+      </w:r>
+      <w:r>
+        <w:t>.</w:t>
+      </w:r>
     </w:p>
     <w:p>
       <w:pPr>
         <w:pStyle w:val="references"/>
       </w:pPr>
-      <w:bookmarkStart w:id="59" w:name="_Ref227607854"/>
-      <w:r>
-        <w:t>Ba, J.L., Kiros, J.R. and Hinton, G.E., 2016. Layer normalization. arXiv preprint arXiv:1607.06450.</w:t>
+      <w:bookmarkStart w:id="59" w:name="_Ref225810202"/>
+      <w:r>
+        <w:t>Tibshirani, R., 1996. Regression shrinkage and selection via the lasso. Journal of the Royal Statistical Society Series B: Statistical Methodology, 58(1), pp.267-288.</w:t>
       </w:r>
       <w:bookmarkEnd w:id="59"/>
     </w:p>
@@ -51457,10 +52318,9 @@
       <w:pPr>
         <w:pStyle w:val="references"/>
       </w:pPr>
-      <w:bookmarkStart w:id="60" w:name="_Ref227607930"/>
-      <w:r>
-        <w:lastRenderedPageBreak/>
-        <w:t>Bishop, C.M., 1995. Training with noise is equivalent to Tikhonov regularization. Neural computation, 7(1), pp.108-116.</w:t>
+      <w:bookmarkStart w:id="60" w:name="_Ref225810212"/>
+      <w:r>
+        <w:t>Zou, H. and Hastie, T., 2005. Regularization and variable selection via the elastic net. Journal of the Royal Statistical Society Series B: Statistical Methodology, 67(2), pp.301-320.</w:t>
       </w:r>
       <w:bookmarkEnd w:id="60"/>
     </w:p>
@@ -51468,9 +52328,9 @@
       <w:pPr>
         <w:pStyle w:val="references"/>
       </w:pPr>
-      <w:bookmarkStart w:id="61" w:name="_Ref227607986"/>
-      <w:r>
-        <w:t>Zhang, H., Cisse, M., Dauphin, Y.N. and Lopez-Paz, D., 2017. mixup: Beyond empirical risk minimization. arXiv preprint arXiv:1710.09412.</w:t>
+      <w:bookmarkStart w:id="61" w:name="_Ref225810228"/>
+      <w:r>
+        <w:t>Chen, T. and Guestrin, C., 2016, August. Xgboost: A scalable tree boosting system. In Proceedings of the 22nd acm sigkdd international conference on knowledge discovery and data mining (pp. 785-794).</w:t>
       </w:r>
       <w:bookmarkEnd w:id="61"/>
     </w:p>
@@ -51478,9 +52338,9 @@
       <w:pPr>
         <w:pStyle w:val="references"/>
       </w:pPr>
-      <w:bookmarkStart w:id="62" w:name="_Ref227608115"/>
-      <w:r>
-        <w:t>Schuster, M. and Paliwal, K.K., 1997. Bidirectional recurrent neural networks. IEEE transactions on Signal Processing, 45(11), pp.2673-2681.</w:t>
+      <w:bookmarkStart w:id="62" w:name="_Ref225810238"/>
+      <w:r>
+        <w:t>Ke, G., Meng, Q., Finley, T., Wang, T., Chen, W., Ma, W., Ye, Q. and Liu, T.Y., 2017. Lightgbm: A highly efficient gradient boosting decision tree. Advances in neural information processing systems, 30.</w:t>
       </w:r>
       <w:bookmarkEnd w:id="62"/>
     </w:p>
@@ -51488,9 +52348,48 @@
       <w:pPr>
         <w:pStyle w:val="references"/>
       </w:pPr>
-      <w:bookmarkStart w:id="63" w:name="_Ref227608208"/>
-      <w:r>
-        <w:t>Bahdanau, D., Cho, K. and Bengio, Y., 2014. Neural machine translation by jointly learning to align and translate. arXiv preprint arXiv:1409.0473.</w:t>
+      <w:r>
+        <w:t>Kohavi, R., 1995, August. A study of cross-validation and bootstrap for accuracy estimation and model selection. In </w:t>
+      </w:r>
+      <w:r>
+        <w:rPr>
+          <w:i/>
+          <w:iCs/>
+        </w:rPr>
+        <w:t>Ijcai</w:t>
+      </w:r>
+      <w:r>
+        <w:t> (Vol. 14, No. 2, pp. 1137-1145).</w:t>
+      </w:r>
+    </w:p>
+    <w:p>
+      <w:pPr>
+        <w:pStyle w:val="references"/>
+      </w:pPr>
+      <w:bookmarkStart w:id="63" w:name="_Ref225810335"/>
+      <w:r>
+        <w:lastRenderedPageBreak/>
+        <w:t>Bergstra, J. and Bengio, Y., 2012. Random search for hyper-parameter optimization. </w:t>
+      </w:r>
+      <w:r>
+        <w:rPr>
+          <w:i/>
+          <w:iCs/>
+        </w:rPr>
+        <w:t>Journal of machine learning research</w:t>
+      </w:r>
+      <w:r>
+        <w:t>, </w:t>
+      </w:r>
+      <w:r>
+        <w:rPr>
+          <w:i/>
+          <w:iCs/>
+        </w:rPr>
+        <w:t>13</w:t>
+      </w:r>
+      <w:r>
+        <w:t>(2).</w:t>
       </w:r>
       <w:bookmarkEnd w:id="63"/>
     </w:p>
@@ -51498,9 +52397,29 @@
       <w:pPr>
         <w:pStyle w:val="references"/>
       </w:pPr>
-      <w:bookmarkStart w:id="64" w:name="_Ref227608409"/>
-      <w:r>
-        <w:t>Koenker, R. and Bassett Jr, G., 1978. Regression quantiles. Econometrica: journal of the Econometric Society, pp.33-50.</w:t>
+      <w:bookmarkStart w:id="64" w:name="_Ref225810347"/>
+      <w:r>
+        <w:t>Snoek, J., Larochelle, H. and Adams, R.P., 2012. Practical bayesian optimization of machine learning algorithms. </w:t>
+      </w:r>
+      <w:r>
+        <w:rPr>
+          <w:i/>
+          <w:iCs/>
+        </w:rPr>
+        <w:t>Advances in neural information processing systems</w:t>
+      </w:r>
+      <w:r>
+        <w:t>, </w:t>
+      </w:r>
+      <w:r>
+        <w:rPr>
+          <w:i/>
+          <w:iCs/>
+        </w:rPr>
+        <w:t>25</w:t>
+      </w:r>
+      <w:r>
+        <w:t>.</w:t>
       </w:r>
       <w:bookmarkEnd w:id="64"/>
     </w:p>
@@ -51508,9 +52427,45 @@
       <w:pPr>
         <w:pStyle w:val="references"/>
       </w:pPr>
-      <w:bookmarkStart w:id="65" w:name="_Ref227608497"/>
-      <w:r>
-        <w:t>Loshchilov, I. and Hutter, F., 2017. Decoupled weight decay regularization. arXiv preprint arXiv:1711.05101.</w:t>
+      <w:r>
+        <w:t>Hochreiter, S. and Schmidhuber, J., 1997. Long short-term memory. </w:t>
+      </w:r>
+      <w:r>
+        <w:rPr>
+          <w:i/>
+          <w:iCs/>
+        </w:rPr>
+        <w:t>Neural computation</w:t>
+      </w:r>
+      <w:r>
+        <w:t>, </w:t>
+      </w:r>
+      <w:r>
+        <w:rPr>
+          <w:i/>
+          <w:iCs/>
+        </w:rPr>
+        <w:t>9</w:t>
+      </w:r>
+      <w:r>
+        <w:t>(8), pp.1735-1780.</w:t>
+      </w:r>
+    </w:p>
+    <w:p>
+      <w:pPr>
+        <w:pStyle w:val="references"/>
+      </w:pPr>
+      <w:r>
+        <w:t>Cho, K., Van Merriënboer, B., Gulçehre, Ç., Bahdanau, D., Bougares, F., Schwenk, H. and Bengio, Y., 2014, October. Learning phrase representations using RNN encoder–decoder for statistical machine translation. In Proceedings of the 2014 conference on empirical methods in natural language processing (EMNLP) (pp. 1724-1734).</w:t>
+      </w:r>
+    </w:p>
+    <w:p>
+      <w:pPr>
+        <w:pStyle w:val="references"/>
+      </w:pPr>
+      <w:bookmarkStart w:id="65" w:name="_Ref227607436"/>
+      <w:r>
+        <w:t>Rumelhart, D.E., Hinton, G.E. and Williams, R.J., 1986. Learning representations by back-propagating errors. nature, 323(6088), pp.533-536.</w:t>
       </w:r>
       <w:bookmarkEnd w:id="65"/>
     </w:p>
@@ -51518,9 +52473,9 @@
       <w:pPr>
         <w:pStyle w:val="references"/>
       </w:pPr>
-      <w:bookmarkStart w:id="66" w:name="_Ref227608574"/>
-      <w:r>
-        <w:t>Huber, P.J., 1992. Robust estimation of a location parameter. In Breakthroughs in statistics: Methodology and distribution (pp. 492-518). New York, NY: Springer New York.</w:t>
+      <w:bookmarkStart w:id="66" w:name="_Ref227607654"/>
+      <w:r>
+        <w:t>Akiba, T., Sano, S., Yanase, T., Ohta, T. and Koyama, M., 2019, July. Optuna: A next-generation hyperparameter optimization framework. In Proceedings of the 25th ACM SIGKDD international conference on knowledge discovery &amp; data mining (pp. 2623-2631).</w:t>
       </w:r>
       <w:bookmarkEnd w:id="66"/>
     </w:p>
@@ -51528,11 +52483,101 @@
       <w:pPr>
         <w:pStyle w:val="references"/>
       </w:pPr>
-      <w:bookmarkStart w:id="67" w:name="_Ref227608771"/>
+      <w:bookmarkStart w:id="67" w:name="_Ref227607770"/>
+      <w:r>
+        <w:t>Nair, V. and Hinton, G.E., 2010. Rectified linear units improve restricted boltzmann machines. In Proceedings of the 27th international conference on machine learning (ICML-10) (pp. 807-814).</w:t>
+      </w:r>
+      <w:bookmarkEnd w:id="67"/>
+    </w:p>
+    <w:p>
+      <w:pPr>
+        <w:pStyle w:val="references"/>
+      </w:pPr>
+      <w:bookmarkStart w:id="68" w:name="_Ref227607854"/>
+      <w:r>
+        <w:t>Ba, J.L., Kiros, J.R. and Hinton, G.E., 2016. Layer normalization. arXiv preprint arXiv:1607.06450.</w:t>
+      </w:r>
+      <w:bookmarkEnd w:id="68"/>
+    </w:p>
+    <w:p>
+      <w:pPr>
+        <w:pStyle w:val="references"/>
+      </w:pPr>
+      <w:bookmarkStart w:id="69" w:name="_Ref227607930"/>
+      <w:r>
+        <w:t>Bishop, C.M., 1995. Training with noise is equivalent to Tikhonov regularization. Neural computation, 7(1), pp.108-116.</w:t>
+      </w:r>
+      <w:bookmarkEnd w:id="69"/>
+    </w:p>
+    <w:p>
+      <w:pPr>
+        <w:pStyle w:val="references"/>
+      </w:pPr>
+      <w:bookmarkStart w:id="70" w:name="_Ref227607986"/>
+      <w:r>
+        <w:t>Zhang, H., Cisse, M., Dauphin, Y.N. and Lopez-Paz, D., 2017. mixup: Beyond empirical risk minimization. arXiv preprint arXiv:1710.09412.</w:t>
+      </w:r>
+      <w:bookmarkEnd w:id="70"/>
+    </w:p>
+    <w:p>
+      <w:pPr>
+        <w:pStyle w:val="references"/>
+      </w:pPr>
+      <w:bookmarkStart w:id="71" w:name="_Ref227608115"/>
+      <w:r>
+        <w:t>Schuster, M. and Paliwal, K.K., 1997. Bidirectional recurrent neural networks. IEEE transactions on Signal Processing, 45(11), pp.2673-2681.</w:t>
+      </w:r>
+      <w:bookmarkEnd w:id="71"/>
+    </w:p>
+    <w:p>
+      <w:pPr>
+        <w:pStyle w:val="references"/>
+      </w:pPr>
+      <w:bookmarkStart w:id="72" w:name="_Ref227608208"/>
+      <w:r>
+        <w:t>Bahdanau, D., Cho, K. and Bengio, Y., 2014. Neural machine translation by jointly learning to align and translate. arXiv preprint arXiv:1409.0473.</w:t>
+      </w:r>
+      <w:bookmarkEnd w:id="72"/>
+    </w:p>
+    <w:p>
+      <w:pPr>
+        <w:pStyle w:val="references"/>
+      </w:pPr>
+      <w:bookmarkStart w:id="73" w:name="_Ref227608409"/>
+      <w:r>
+        <w:t>Koenker, R. and Bassett Jr, G., 1978. Regression quantiles. Econometrica: journal of the Econometric Society, pp.33-50.</w:t>
+      </w:r>
+      <w:bookmarkEnd w:id="73"/>
+    </w:p>
+    <w:p>
+      <w:pPr>
+        <w:pStyle w:val="references"/>
+      </w:pPr>
+      <w:bookmarkStart w:id="74" w:name="_Ref227608497"/>
+      <w:r>
+        <w:t>Loshchilov, I. and Hutter, F., 2017. Decoupled weight decay regularization. arXiv preprint arXiv:1711.05101.</w:t>
+      </w:r>
+      <w:bookmarkEnd w:id="74"/>
+    </w:p>
+    <w:p>
+      <w:pPr>
+        <w:pStyle w:val="references"/>
+      </w:pPr>
+      <w:bookmarkStart w:id="75" w:name="_Ref227608574"/>
+      <w:r>
+        <w:t>Huber, P.J., 1992. Robust estimation of a location parameter. In Breakthroughs in statistics: Methodology and distribution (pp. 492-518). New York, NY: Springer New York.</w:t>
+      </w:r>
+      <w:bookmarkEnd w:id="75"/>
+    </w:p>
+    <w:p>
+      <w:pPr>
+        <w:pStyle w:val="references"/>
+      </w:pPr>
+      <w:bookmarkStart w:id="76" w:name="_Ref227608771"/>
       <w:r>
         <w:t>Bergstra, J., Bardenet, R., Bengio, Y. and Kégl, B., 2011. Algorithms for hyper-parameter optimization. Advances in neural information processing systems, 24.</w:t>
       </w:r>
-      <w:bookmarkEnd w:id="67"/>
+      <w:bookmarkEnd w:id="76"/>
     </w:p>
     <w:sectPr>
       <w:type w:val="continuous"/>
@@ -51761,7 +52806,7 @@
   <w:abstractNum w:abstractNumId="2" w15:restartNumberingAfterBreak="0">
     <w:nsid w:val="FFFFFF7D"/>
     <w:multiLevelType w:val="singleLevel"/>
-    <w:tmpl w:val="4B067790"/>
+    <w:tmpl w:val="89D2E3A8"/>
     <w:lvl w:ilvl="0">
       <w:start w:val="1"/>
       <w:numFmt w:val="decimal"/>
@@ -51778,7 +52823,7 @@
   <w:abstractNum w:abstractNumId="3" w15:restartNumberingAfterBreak="0">
     <w:nsid w:val="FFFFFF7E"/>
     <w:multiLevelType w:val="singleLevel"/>
-    <w:tmpl w:val="3B9C1C12"/>
+    <w:tmpl w:val="DF660790"/>
     <w:lvl w:ilvl="0">
       <w:start w:val="1"/>
       <w:numFmt w:val="decimal"/>
@@ -51834,7 +52879,7 @@
   <w:abstractNum w:abstractNumId="6" w15:restartNumberingAfterBreak="0">
     <w:nsid w:val="FFFFFF81"/>
     <w:multiLevelType w:val="singleLevel"/>
-    <w:tmpl w:val="C71AC104"/>
+    <w:tmpl w:val="9F2A9D74"/>
     <w:lvl w:ilvl="0">
       <w:start w:val="1"/>
       <w:numFmt w:val="bullet"/>
@@ -51854,7 +52899,7 @@
   <w:abstractNum w:abstractNumId="7" w15:restartNumberingAfterBreak="0">
     <w:nsid w:val="FFFFFF82"/>
     <w:multiLevelType w:val="singleLevel"/>
-    <w:tmpl w:val="C964B206"/>
+    <w:tmpl w:val="34F0472A"/>
     <w:lvl w:ilvl="0">
       <w:start w:val="1"/>
       <w:numFmt w:val="bullet"/>
@@ -51874,7 +52919,7 @@
   <w:abstractNum w:abstractNumId="8" w15:restartNumberingAfterBreak="0">
     <w:nsid w:val="FFFFFF83"/>
     <w:multiLevelType w:val="singleLevel"/>
-    <w:tmpl w:val="3AE4C562"/>
+    <w:tmpl w:val="F6C81348"/>
     <w:lvl w:ilvl="0">
       <w:start w:val="1"/>
       <w:numFmt w:val="bullet"/>
@@ -51894,7 +52939,7 @@
   <w:abstractNum w:abstractNumId="9" w15:restartNumberingAfterBreak="0">
     <w:nsid w:val="FFFFFF88"/>
     <w:multiLevelType w:val="singleLevel"/>
-    <w:tmpl w:val="3B84933C"/>
+    <w:tmpl w:val="DD664582"/>
     <w:lvl w:ilvl="0">
       <w:start w:val="1"/>
       <w:numFmt w:val="decimal"/>
@@ -51911,7 +52956,7 @@
   <w:abstractNum w:abstractNumId="10" w15:restartNumberingAfterBreak="0">
     <w:nsid w:val="FFFFFF89"/>
     <w:multiLevelType w:val="singleLevel"/>
-    <w:tmpl w:val="3CDACA38"/>
+    <w:tmpl w:val="945C1B9E"/>
     <w:lvl w:ilvl="0">
       <w:start w:val="1"/>
       <w:numFmt w:val="bullet"/>
